--- a/page-contract/하도급계약서.docx
+++ b/page-contract/하도급계약서.docx
@@ -1,6 +1,6 @@
 
 <file path=word/document.xml><?xml version="1.0" encoding="utf-8"?>
-<w:document xmlns:wpc="http://schemas.microsoft.com/office/word/2010/wordprocessingCanvas" xmlns:cx="http://schemas.microsoft.com/office/drawing/2014/chartex" xmlns:cx1="http://schemas.microsoft.com/office/drawing/2015/9/8/chartex" xmlns:cx2="http://schemas.microsoft.com/office/drawing/2015/10/21/chartex" xmlns:cx3="http://schemas.microsoft.com/office/drawing/2016/5/9/chartex" xmlns:cx4="http://schemas.microsoft.com/office/drawing/2016/5/10/chartex" xmlns:cx5="http://schemas.microsoft.com/office/drawing/2016/5/11/chartex" xmlns:cx6="http://schemas.microsoft.com/office/drawing/2016/5/12/chartex" xmlns:cx7="http://schemas.microsoft.com/office/drawing/2016/5/13/chartex" xmlns:cx8="http://schemas.microsoft.com/office/drawing/2016/5/14/chartex" xmlns:mc="http://schemas.openxmlformats.org/markup-compatibility/2006" xmlns:aink="http://schemas.microsoft.com/office/drawing/2016/ink" xmlns:am3d="http://schemas.microsoft.com/office/drawing/2017/model3d" xmlns:o="urn:schemas-microsoft-com:office:office" xmlns:oel="http://schemas.microsoft.com/office/2019/extlst" xmlns:r="http://schemas.openxmlformats.org/officeDocument/2006/relationships" xmlns:m="http://schemas.openxmlformats.org/officeDocument/2006/math" xmlns:v="urn:schemas-microsoft-com:vml" xmlns:wp14="http://schemas.microsoft.com/office/word/2010/wordprocessingDrawing" xmlns:wp="http://schemas.openxmlformats.org/drawingml/2006/wordprocessingDrawing" xmlns:w10="urn:schemas-microsoft-com:office:word" xmlns:w="http://schemas.openxmlformats.org/wordprocessingml/2006/main" xmlns:w14="http://schemas.microsoft.com/office/word/2010/wordml" xmlns:w15="http://schemas.microsoft.com/office/word/2012/wordml" xmlns:w16cex="http://schemas.microsoft.com/office/word/2018/wordml/cex" xmlns:w16cid="http://schemas.microsoft.com/office/word/2016/wordml/cid" xmlns:w16="http://schemas.microsoft.com/office/word/2018/wordml" xmlns:w16du="http://schemas.microsoft.com/office/word/2023/wordml/word16du" xmlns:w16sdtdh="http://schemas.microsoft.com/office/word/2020/wordml/sdtdatahash" xmlns:w16sdtfl="http://schemas.microsoft.com/office/word/2024/wordml/sdtformatlock" xmlns:w16se="http://schemas.microsoft.com/office/word/2015/wordml/symex" xmlns:wpg="http://schemas.microsoft.com/office/word/2010/wordprocessingGroup" xmlns:wpi="http://schemas.microsoft.com/office/word/2010/wordprocessingInk" xmlns:wne="http://schemas.microsoft.com/office/word/2006/wordml" xmlns:wps="http://schemas.microsoft.com/office/word/2010/wordprocessingShape" mc:Ignorable="w14 w15 w16se w16cid w16 w16cex w16sdtdh w16sdtfl w16du wp14">
+<w:document xmlns:wpc="http://schemas.microsoft.com/office/word/2010/wordprocessingCanvas" xmlns:mc="http://schemas.openxmlformats.org/markup-compatibility/2006" xmlns:o="urn:schemas-microsoft-com:office:office" xmlns:r="http://schemas.openxmlformats.org/officeDocument/2006/relationships" xmlns:m="http://schemas.openxmlformats.org/officeDocument/2006/math" xmlns:v="urn:schemas-microsoft-com:vml" xmlns:wp14="http://schemas.microsoft.com/office/word/2010/wordprocessingDrawing" xmlns:wp="http://schemas.openxmlformats.org/drawingml/2006/wordprocessingDrawing" xmlns:w10="urn:schemas-microsoft-com:office:word" xmlns:w="http://schemas.openxmlformats.org/wordprocessingml/2006/main" xmlns:w14="http://schemas.microsoft.com/office/word/2010/wordml" xmlns:w15="http://schemas.microsoft.com/office/word/2012/wordml" xmlns:wpg="http://schemas.microsoft.com/office/word/2010/wordprocessingGroup" xmlns:wpi="http://schemas.microsoft.com/office/word/2010/wordprocessingInk" xmlns:wne="http://schemas.microsoft.com/office/word/2006/wordml" xmlns:wps="http://schemas.microsoft.com/office/word/2010/wordprocessingShape" mc:Ignorable="w14 w15 wp14">
   <w:body>
     <w:p>
       <w:pPr>
@@ -62,56 +62,14 @@
         <w:rPr>
           <w:rFonts w:ascii="맑은 고딕" w:eastAsia="맑은 고딕" w:hAnsi="맑은 고딕"/>
         </w:rPr>
-        <w:t xml:space="preserve">[  </w:t>
+        <w:t>[                ]</w:t>
       </w:r>
       <w:proofErr w:type="gramEnd"/>
       <w:r>
         <w:rPr>
           <w:rFonts w:ascii="맑은 고딕" w:eastAsia="맑은 고딕" w:hAnsi="맑은 고딕"/>
         </w:rPr>
-        <w:t xml:space="preserve">            </w:t>
-      </w:r>
-      <w:proofErr w:type="gramStart"/>
-      <w:r>
-        <w:rPr>
-          <w:rFonts w:ascii="맑은 고딕" w:eastAsia="맑은 고딕" w:hAnsi="맑은 고딕"/>
-        </w:rPr>
-        <w:t xml:space="preserve">  ]</w:t>
-      </w:r>
-      <w:proofErr w:type="gramEnd"/>
-      <w:r>
-        <w:rPr>
-          <w:rFonts w:ascii="맑은 고딕" w:eastAsia="맑은 고딕" w:hAnsi="맑은 고딕"/>
-        </w:rPr>
-        <w:t xml:space="preserve"> (이하 "원사업자"라 한다)와 </w:t>
-      </w:r>
-      <w:proofErr w:type="gramStart"/>
-      <w:r>
-        <w:rPr>
-          <w:rFonts w:ascii="맑은 고딕" w:eastAsia="맑은 고딕" w:hAnsi="맑은 고딕"/>
-        </w:rPr>
-        <w:t xml:space="preserve">[  </w:t>
-      </w:r>
-      <w:proofErr w:type="gramEnd"/>
-      <w:r>
-        <w:rPr>
-          <w:rFonts w:ascii="맑은 고딕" w:eastAsia="맑은 고딕" w:hAnsi="맑은 고딕"/>
-        </w:rPr>
-        <w:t xml:space="preserve">            </w:t>
-      </w:r>
-      <w:proofErr w:type="gramStart"/>
-      <w:r>
-        <w:rPr>
-          <w:rFonts w:ascii="맑은 고딕" w:eastAsia="맑은 고딕" w:hAnsi="맑은 고딕"/>
-        </w:rPr>
-        <w:t xml:space="preserve">  ]</w:t>
-      </w:r>
-      <w:proofErr w:type="gramEnd"/>
-      <w:r>
-        <w:rPr>
-          <w:rFonts w:ascii="맑은 고딕" w:eastAsia="맑은 고딕" w:hAnsi="맑은 고딕"/>
-        </w:rPr>
-        <w:t xml:space="preserve"> (이하 "수급사업자"라 한다)는 게임 'the </w:t>
+        <w:t xml:space="preserve"> (이하 "원사업자"라 한다)와 [                ] (이하 "수급사업자"라 한다)는 게임 'the </w:t>
       </w:r>
       <w:proofErr w:type="spellStart"/>
       <w:r>
@@ -125,21 +83,7 @@
         <w:rPr>
           <w:rFonts w:ascii="맑은 고딕" w:eastAsia="맑은 고딕" w:hAnsi="맑은 고딕"/>
         </w:rPr>
-        <w:t xml:space="preserve">'의 제작위탁과 관련하여 </w:t>
-      </w:r>
-      <w:proofErr w:type="spellStart"/>
-      <w:r>
-        <w:rPr>
-          <w:rFonts w:ascii="맑은 고딕" w:eastAsia="맑은 고딕" w:hAnsi="맑은 고딕"/>
-        </w:rPr>
-        <w:t>양자간의</w:t>
-      </w:r>
-      <w:proofErr w:type="spellEnd"/>
-      <w:r>
-        <w:rPr>
-          <w:rFonts w:ascii="맑은 고딕" w:eastAsia="맑은 고딕" w:hAnsi="맑은 고딕"/>
-        </w:rPr>
-        <w:t xml:space="preserve"> 권리와 의무를 규정하기 위해 다음과 같이 계약을 체결한다.</w:t>
+        <w:t>'의 제작위탁과 관련하여 양자간의 권리와 의무를 규정하기 위해 다음과 같이 계약을 체결한다.</w:t>
       </w:r>
     </w:p>
     <w:tbl>
@@ -557,7 +501,6 @@
                 <w:szCs w:val="32"/>
               </w:rPr>
             </w:pPr>
-            <w:proofErr w:type="gramStart"/>
             <w:r>
               <w:rPr>
                 <w:rFonts w:ascii="맑은 고딕" w:eastAsia="맑은 고딕" w:hAnsi="맑은 고딕" w:cstheme="majorBidi" w:hint="eastAsia"/>
@@ -578,19 +521,7 @@
                 <w:sz w:val="18"/>
                 <w:szCs w:val="32"/>
               </w:rPr>
-              <w:t xml:space="preserve"> /</w:t>
-            </w:r>
-            <w:proofErr w:type="gramEnd"/>
-            <w:r>
-              <w:rPr>
-                <w:rFonts w:ascii="맑은 고딕" w:eastAsia="맑은 고딕" w:hAnsi="맑은 고딕" w:cstheme="majorBidi"/>
-                <w:b/>
-                <w:bCs/>
-                <w:color w:val="000000"/>
-                <w:sz w:val="18"/>
-                <w:szCs w:val="32"/>
-              </w:rPr>
-              <w:t xml:space="preserve"> 플랫폼</w:t>
+              <w:t xml:space="preserve"> / 플랫폼</w:t>
             </w:r>
           </w:p>
         </w:tc>
@@ -634,7 +565,6 @@
               <w:t xml:space="preserve"> </w:t>
             </w:r>
             <w:proofErr w:type="spellStart"/>
-            <w:proofErr w:type="gramStart"/>
             <w:r>
               <w:rPr>
                 <w:rFonts w:ascii="맑은 고딕" w:eastAsia="맑은 고딕" w:hAnsi="맑은 고딕" w:cstheme="majorBidi"/>
@@ -654,18 +584,7 @@
                 <w:sz w:val="18"/>
                 <w:szCs w:val="32"/>
               </w:rPr>
-              <w:t xml:space="preserve"> /</w:t>
-            </w:r>
-            <w:proofErr w:type="gramEnd"/>
-            <w:r>
-              <w:rPr>
-                <w:rFonts w:ascii="맑은 고딕" w:eastAsia="맑은 고딕" w:hAnsi="맑은 고딕" w:cstheme="majorBidi"/>
-                <w:bCs/>
-                <w:color w:val="000000"/>
-                <w:sz w:val="18"/>
-                <w:szCs w:val="32"/>
-              </w:rPr>
-              <w:t xml:space="preserve"> Steam</w:t>
+              <w:t xml:space="preserve"> / Steam</w:t>
             </w:r>
           </w:p>
         </w:tc>
@@ -1076,7 +995,6 @@
                 <w:szCs w:val="32"/>
               </w:rPr>
             </w:pPr>
-            <w:proofErr w:type="gramStart"/>
             <w:r>
               <w:rPr>
                 <w:rFonts w:ascii="맑은 고딕" w:eastAsia="맑은 고딕" w:hAnsi="맑은 고딕" w:cstheme="majorBidi"/>
@@ -1086,19 +1004,7 @@
                 <w:sz w:val="18"/>
                 <w:szCs w:val="32"/>
               </w:rPr>
-              <w:t>양도금액 /</w:t>
-            </w:r>
-            <w:proofErr w:type="gramEnd"/>
-            <w:r>
-              <w:rPr>
-                <w:rFonts w:ascii="맑은 고딕" w:eastAsia="맑은 고딕" w:hAnsi="맑은 고딕" w:cstheme="majorBidi"/>
-                <w:b/>
-                <w:bCs/>
-                <w:color w:val="000000"/>
-                <w:sz w:val="18"/>
-                <w:szCs w:val="32"/>
-              </w:rPr>
-              <w:t xml:space="preserve"> 이용료</w:t>
+              <w:t>양도금액 / 이용료</w:t>
             </w:r>
           </w:p>
         </w:tc>
@@ -1741,29 +1647,7 @@
                 <w:sz w:val="18"/>
                 <w:szCs w:val="32"/>
               </w:rPr>
-              <w:t xml:space="preserve">본 계약 당사자에게 참여기간 지분에 따라 분배 (제16조 </w:t>
-            </w:r>
-            <w:proofErr w:type="gramStart"/>
-            <w:r>
-              <w:rPr>
-                <w:rFonts w:ascii="맑은 고딕" w:eastAsia="맑은 고딕" w:hAnsi="맑은 고딕" w:cstheme="majorBidi"/>
-                <w:bCs/>
-                <w:color w:val="000000"/>
-                <w:sz w:val="18"/>
-                <w:szCs w:val="32"/>
-              </w:rPr>
-              <w:t>③ /</w:t>
-            </w:r>
-            <w:proofErr w:type="gramEnd"/>
-            <w:r>
-              <w:rPr>
-                <w:rFonts w:ascii="맑은 고딕" w:eastAsia="맑은 고딕" w:hAnsi="맑은 고딕" w:cstheme="majorBidi"/>
-                <w:bCs/>
-                <w:color w:val="000000"/>
-                <w:sz w:val="18"/>
-                <w:szCs w:val="32"/>
-              </w:rPr>
-              <w:t xml:space="preserve"> 참여기간 지분: 제2조 제5호)</w:t>
+              <w:t>본 계약 당사자에게 참여기간 지분에 따라 분배 (제16조 ③ / 참여기간 지분: 제2조 제5호)</w:t>
             </w:r>
           </w:p>
         </w:tc>
@@ -1857,42 +1741,8 @@
                 <w:sz w:val="18"/>
                 <w:szCs w:val="32"/>
               </w:rPr>
-              <w:t xml:space="preserve"> </w:t>
-            </w:r>
-            <w:proofErr w:type="gramStart"/>
-            <w:r>
-              <w:rPr>
-                <w:rFonts w:ascii="맑은 고딕" w:eastAsia="맑은 고딕" w:hAnsi="맑은 고딕" w:cstheme="majorBidi"/>
-                <w:bCs/>
-                <w:color w:val="000000"/>
-                <w:sz w:val="18"/>
-                <w:szCs w:val="32"/>
-              </w:rPr>
-              <w:t>[  </w:t>
-            </w:r>
-            <w:proofErr w:type="gramEnd"/>
-            <w:r>
-              <w:rPr>
-                <w:rFonts w:ascii="맑은 고딕" w:eastAsia="맑은 고딕" w:hAnsi="맑은 고딕" w:cstheme="majorBidi"/>
-                <w:bCs/>
-                <w:color w:val="000000"/>
-                <w:sz w:val="18"/>
-                <w:szCs w:val="32"/>
-              </w:rPr>
-              <w:t>      </w:t>
-            </w:r>
-            <w:proofErr w:type="gramStart"/>
-            <w:r>
-              <w:rPr>
-                <w:rFonts w:ascii="맑은 고딕" w:eastAsia="맑은 고딕" w:hAnsi="맑은 고딕" w:cstheme="majorBidi"/>
-                <w:bCs/>
-                <w:color w:val="000000"/>
-                <w:sz w:val="18"/>
-                <w:szCs w:val="32"/>
-              </w:rPr>
-              <w:t>  ]</w:t>
-            </w:r>
-            <w:proofErr w:type="gramEnd"/>
+              <w:t xml:space="preserve"> [          ]</w:t>
+            </w:r>
           </w:p>
           <w:p>
             <w:pPr>
@@ -1904,16 +1754,6 @@
                 <w:szCs w:val="32"/>
               </w:rPr>
             </w:pPr>
-            <w:r>
-              <w:rPr>
-                <w:rFonts w:ascii="맑은 고딕" w:eastAsia="맑은 고딕" w:hAnsi="맑은 고딕" w:cstheme="majorBidi"/>
-                <w:bCs/>
-                <w:color w:val="000000"/>
-                <w:sz w:val="18"/>
-                <w:szCs w:val="32"/>
-              </w:rPr>
-              <w:t>수급사업자</w:t>
-            </w:r>
             <w:proofErr w:type="gramStart"/>
             <w:r>
               <w:rPr>
@@ -1923,7 +1763,7 @@
                 <w:sz w:val="18"/>
                 <w:szCs w:val="32"/>
               </w:rPr>
-              <w:t>① :</w:t>
+              <w:t>수급사업자① :</w:t>
             </w:r>
             <w:proofErr w:type="gramEnd"/>
             <w:r>
@@ -1934,42 +1774,8 @@
                 <w:sz w:val="18"/>
                 <w:szCs w:val="32"/>
               </w:rPr>
-              <w:t xml:space="preserve"> </w:t>
-            </w:r>
-            <w:proofErr w:type="gramStart"/>
-            <w:r>
-              <w:rPr>
-                <w:rFonts w:ascii="맑은 고딕" w:eastAsia="맑은 고딕" w:hAnsi="맑은 고딕" w:cstheme="majorBidi"/>
-                <w:bCs/>
-                <w:color w:val="000000"/>
-                <w:sz w:val="18"/>
-                <w:szCs w:val="32"/>
-              </w:rPr>
-              <w:t>[  </w:t>
-            </w:r>
-            <w:proofErr w:type="gramEnd"/>
-            <w:r>
-              <w:rPr>
-                <w:rFonts w:ascii="맑은 고딕" w:eastAsia="맑은 고딕" w:hAnsi="맑은 고딕" w:cstheme="majorBidi"/>
-                <w:bCs/>
-                <w:color w:val="000000"/>
-                <w:sz w:val="18"/>
-                <w:szCs w:val="32"/>
-              </w:rPr>
-              <w:t>      </w:t>
-            </w:r>
-            <w:proofErr w:type="gramStart"/>
-            <w:r>
-              <w:rPr>
-                <w:rFonts w:ascii="맑은 고딕" w:eastAsia="맑은 고딕" w:hAnsi="맑은 고딕" w:cstheme="majorBidi"/>
-                <w:bCs/>
-                <w:color w:val="000000"/>
-                <w:sz w:val="18"/>
-                <w:szCs w:val="32"/>
-              </w:rPr>
-              <w:t>  ]</w:t>
-            </w:r>
-            <w:proofErr w:type="gramEnd"/>
+              <w:t xml:space="preserve"> [          ]</w:t>
+            </w:r>
           </w:p>
           <w:p>
             <w:pPr>
@@ -1981,16 +1787,6 @@
                 <w:szCs w:val="32"/>
               </w:rPr>
             </w:pPr>
-            <w:r>
-              <w:rPr>
-                <w:rFonts w:ascii="맑은 고딕" w:eastAsia="맑은 고딕" w:hAnsi="맑은 고딕" w:cstheme="majorBidi"/>
-                <w:bCs/>
-                <w:color w:val="000000"/>
-                <w:sz w:val="18"/>
-                <w:szCs w:val="32"/>
-              </w:rPr>
-              <w:t>수급사업자</w:t>
-            </w:r>
             <w:proofErr w:type="gramStart"/>
             <w:r>
               <w:rPr>
@@ -2000,7 +1796,7 @@
                 <w:sz w:val="18"/>
                 <w:szCs w:val="32"/>
               </w:rPr>
-              <w:t>② :</w:t>
+              <w:t>수급사업자② :</w:t>
             </w:r>
             <w:proofErr w:type="gramEnd"/>
             <w:r>
@@ -2011,42 +1807,8 @@
                 <w:sz w:val="18"/>
                 <w:szCs w:val="32"/>
               </w:rPr>
-              <w:t xml:space="preserve"> </w:t>
-            </w:r>
-            <w:proofErr w:type="gramStart"/>
-            <w:r>
-              <w:rPr>
-                <w:rFonts w:ascii="맑은 고딕" w:eastAsia="맑은 고딕" w:hAnsi="맑은 고딕" w:cstheme="majorBidi"/>
-                <w:bCs/>
-                <w:color w:val="000000"/>
-                <w:sz w:val="18"/>
-                <w:szCs w:val="32"/>
-              </w:rPr>
-              <w:t>[  </w:t>
-            </w:r>
-            <w:proofErr w:type="gramEnd"/>
-            <w:r>
-              <w:rPr>
-                <w:rFonts w:ascii="맑은 고딕" w:eastAsia="맑은 고딕" w:hAnsi="맑은 고딕" w:cstheme="majorBidi"/>
-                <w:bCs/>
-                <w:color w:val="000000"/>
-                <w:sz w:val="18"/>
-                <w:szCs w:val="32"/>
-              </w:rPr>
-              <w:t>      </w:t>
-            </w:r>
-            <w:proofErr w:type="gramStart"/>
-            <w:r>
-              <w:rPr>
-                <w:rFonts w:ascii="맑은 고딕" w:eastAsia="맑은 고딕" w:hAnsi="맑은 고딕" w:cstheme="majorBidi"/>
-                <w:bCs/>
-                <w:color w:val="000000"/>
-                <w:sz w:val="18"/>
-                <w:szCs w:val="32"/>
-              </w:rPr>
-              <w:t>  ]</w:t>
-            </w:r>
-            <w:proofErr w:type="gramEnd"/>
+              <w:t xml:space="preserve"> [          ]</w:t>
+            </w:r>
           </w:p>
           <w:p>
             <w:pPr>
@@ -2058,16 +1820,6 @@
                 <w:szCs w:val="32"/>
               </w:rPr>
             </w:pPr>
-            <w:r>
-              <w:rPr>
-                <w:rFonts w:ascii="맑은 고딕" w:eastAsia="맑은 고딕" w:hAnsi="맑은 고딕" w:cstheme="majorBidi"/>
-                <w:bCs/>
-                <w:color w:val="000000"/>
-                <w:sz w:val="18"/>
-                <w:szCs w:val="32"/>
-              </w:rPr>
-              <w:t>수급사업자</w:t>
-            </w:r>
             <w:proofErr w:type="gramStart"/>
             <w:r>
               <w:rPr>
@@ -2077,7 +1829,7 @@
                 <w:sz w:val="18"/>
                 <w:szCs w:val="32"/>
               </w:rPr>
-              <w:t>③ :</w:t>
+              <w:t>수급사업자③ :</w:t>
             </w:r>
             <w:proofErr w:type="gramEnd"/>
             <w:r>
@@ -2088,29 +1840,7 @@
                 <w:sz w:val="18"/>
                 <w:szCs w:val="32"/>
               </w:rPr>
-              <w:t xml:space="preserve"> </w:t>
-            </w:r>
-            <w:proofErr w:type="gramStart"/>
-            <w:r>
-              <w:rPr>
-                <w:rFonts w:ascii="맑은 고딕" w:eastAsia="맑은 고딕" w:hAnsi="맑은 고딕" w:cstheme="majorBidi"/>
-                <w:bCs/>
-                <w:color w:val="000000"/>
-                <w:sz w:val="18"/>
-                <w:szCs w:val="32"/>
-              </w:rPr>
-              <w:t>[  </w:t>
-            </w:r>
-            <w:proofErr w:type="gramEnd"/>
-            <w:r>
-              <w:rPr>
-                <w:rFonts w:ascii="맑은 고딕" w:eastAsia="맑은 고딕" w:hAnsi="맑은 고딕" w:cstheme="majorBidi"/>
-                <w:bCs/>
-                <w:color w:val="000000"/>
-                <w:sz w:val="18"/>
-                <w:szCs w:val="32"/>
-              </w:rPr>
-              <w:t>        ]</w:t>
+              <w:t xml:space="preserve"> [          ]</w:t>
             </w:r>
           </w:p>
         </w:tc>
@@ -3177,14 +2907,14 @@
         <w:rPr>
           <w:rFonts w:ascii="맑은 고딕" w:eastAsia="맑은 고딕" w:hAnsi="맑은 고딕"/>
         </w:rPr>
-        <w:t xml:space="preserve">  - 비고    </w:t>
+        <w:t xml:space="preserve">  - </w:t>
       </w:r>
       <w:proofErr w:type="gramStart"/>
       <w:r>
         <w:rPr>
           <w:rFonts w:ascii="맑은 고딕" w:eastAsia="맑은 고딕" w:hAnsi="맑은 고딕"/>
         </w:rPr>
-        <w:t xml:space="preserve">  :</w:t>
+        <w:t>비고      :</w:t>
       </w:r>
       <w:proofErr w:type="gramEnd"/>
       <w:r>
@@ -3224,14 +2954,14 @@
         <w:rPr>
           <w:rFonts w:ascii="맑은 고딕" w:eastAsia="맑은 고딕" w:hAnsi="맑은 고딕"/>
         </w:rPr>
-        <w:t xml:space="preserve">  - 아트     </w:t>
+        <w:t xml:space="preserve">  - </w:t>
       </w:r>
       <w:proofErr w:type="gramStart"/>
       <w:r>
         <w:rPr>
           <w:rFonts w:ascii="맑은 고딕" w:eastAsia="맑은 고딕" w:hAnsi="맑은 고딕"/>
         </w:rPr>
-        <w:t xml:space="preserve">  :</w:t>
+        <w:t>아트       :</w:t>
       </w:r>
       <w:proofErr w:type="gramEnd"/>
       <w:r>
@@ -3286,30 +3016,22 @@
         <w:rPr>
           <w:rFonts w:ascii="맑은 고딕" w:eastAsia="맑은 고딕" w:hAnsi="맑은 고딕"/>
         </w:rPr>
-        <w:t xml:space="preserve">  - 개발     </w:t>
+        <w:t xml:space="preserve">  - </w:t>
       </w:r>
       <w:proofErr w:type="gramStart"/>
       <w:r>
         <w:rPr>
           <w:rFonts w:ascii="맑은 고딕" w:eastAsia="맑은 고딕" w:hAnsi="맑은 고딕"/>
         </w:rPr>
-        <w:t xml:space="preserve">  :</w:t>
+        <w:t>개발       :</w:t>
       </w:r>
       <w:proofErr w:type="gramEnd"/>
       <w:r>
         <w:rPr>
           <w:rFonts w:ascii="맑은 고딕" w:eastAsia="맑은 고딕" w:hAnsi="맑은 고딕"/>
         </w:rPr>
-        <w:t xml:space="preserve"> </w:t>
-      </w:r>
-      <w:proofErr w:type="spellStart"/>
-      <w:r>
-        <w:rPr>
-          <w:rFonts w:ascii="맑은 고딕" w:eastAsia="맑은 고딕" w:hAnsi="맑은 고딕"/>
-        </w:rPr>
-        <w:t>이재은</w:t>
-      </w:r>
-      <w:proofErr w:type="spellEnd"/>
+        <w:t xml:space="preserve"> 이재은</w:t>
+      </w:r>
     </w:p>
     <w:p>
       <w:pPr>
@@ -4080,36 +3802,6 @@
     <w:p>
       <w:pPr>
         <w:rPr>
-          <w:rFonts w:ascii="맑은 고딕" w:eastAsia="맑은 고딕" w:hAnsi="맑은 고딕"/>
-        </w:rPr>
-      </w:pPr>
-      <w:r>
-        <w:rPr>
-          <w:rFonts w:ascii="맑은 고딕" w:eastAsia="맑은 고딕" w:hAnsi="맑은 고딕" w:hint="eastAsia"/>
-        </w:rPr>
-        <w:t>③</w:t>
-      </w:r>
-      <w:r>
-        <w:rPr>
-          <w:rFonts w:ascii="맑은 고딕" w:eastAsia="맑은 고딕" w:hAnsi="맑은 고딕"/>
-        </w:rPr>
-        <w:t xml:space="preserve"> 비밀유지 의무는 본 계약 종료 후에도 3년간 존속한다.</w:t>
-      </w:r>
-    </w:p>
-    <w:p>
-      <w:pPr>
-        <w:rPr>
-          <w:rFonts w:ascii="맑은 고딕" w:eastAsia="맑은 고딕" w:hAnsi="맑은 고딕"/>
-        </w:rPr>
-      </w:pPr>
-    </w:p>
-    <w:p>
-      <w:pPr>
-        <w:widowControl/>
-        <w:wordWrap/>
-        <w:autoSpaceDE/>
-        <w:autoSpaceDN/>
-        <w:rPr>
           <w:rFonts w:ascii="맑은 고딕" w:eastAsia="맑은 고딕" w:hAnsi="맑은 고딕" w:cstheme="majorBidi"/>
           <w:b/>
           <w:color w:val="000000" w:themeColor="text1"/>
@@ -4119,6 +3811,24 @@
       </w:pPr>
       <w:r>
         <w:rPr>
+          <w:rFonts w:ascii="맑은 고딕" w:eastAsia="맑은 고딕" w:hAnsi="맑은 고딕" w:hint="eastAsia"/>
+        </w:rPr>
+        <w:t>③</w:t>
+      </w:r>
+      <w:r>
+        <w:rPr>
+          <w:rFonts w:ascii="맑은 고딕" w:eastAsia="맑은 고딕" w:hAnsi="맑은 고딕"/>
+        </w:rPr>
+        <w:t xml:space="preserve"> 비밀유지 의무는 본 계약 종료 후에도 3년간 존속한다</w:t>
+      </w:r>
+      <w:r>
+        <w:rPr>
+          <w:rFonts w:ascii="맑은 고딕" w:eastAsia="맑은 고딕" w:hAnsi="맑은 고딕"/>
+        </w:rPr>
+        <w:t>.</w:t>
+      </w:r>
+      <w:r>
+        <w:rPr>
           <w:rFonts w:ascii="맑은 고딕" w:eastAsia="맑은 고딕" w:hAnsi="맑은 고딕"/>
           <w:b/>
         </w:rPr>
@@ -4263,7 +3973,6 @@
         </w:rPr>
         <w:t xml:space="preserve">조의 동의는 주간 업무량의 확정 여부에 대한 </w:t>
       </w:r>
-      <w:proofErr w:type="spellStart"/>
       <w:r>
         <w:rPr>
           <w:rFonts w:ascii="맑은 고딕" w:eastAsia="맑은 고딕" w:hAnsi="맑은 고딕" w:hint="eastAsia"/>
@@ -4274,14 +3983,7 @@
         <w:rPr>
           <w:rFonts w:ascii="맑은 고딕" w:eastAsia="맑은 고딕" w:hAnsi="맑은 고딕"/>
         </w:rPr>
-        <w:t>로서의</w:t>
-      </w:r>
-      <w:proofErr w:type="spellEnd"/>
-      <w:r>
-        <w:rPr>
-          <w:rFonts w:ascii="맑은 고딕" w:eastAsia="맑은 고딕" w:hAnsi="맑은 고딕"/>
-        </w:rPr>
-        <w:t xml:space="preserve"> 의미만을 가지며, 원사업자가 수급사업자의 업무량을 일방적으로 강제 수정할 권한을 부여하지는 아니한다.</w:t>
+        <w:t>로서의 의미만을 가지며, 원사업자가 수급사업자의 업무량을 일방적으로 강제 수정할 권한을 부여하지는 아니한다.</w:t>
       </w:r>
     </w:p>
     <w:p>
@@ -4952,21 +4654,7 @@
         <w:rPr>
           <w:rFonts w:ascii="맑은 고딕" w:eastAsia="맑은 고딕" w:hAnsi="맑은 고딕"/>
         </w:rPr>
-        <w:t xml:space="preserve"> 원사업자는 수급사업자가 제공한 산출물이 이 계약에서 정한 바에 따라 </w:t>
-      </w:r>
-      <w:proofErr w:type="spellStart"/>
-      <w:r>
-        <w:rPr>
-          <w:rFonts w:ascii="맑은 고딕" w:eastAsia="맑은 고딕" w:hAnsi="맑은 고딕"/>
-        </w:rPr>
-        <w:t>제작되었는지의</w:t>
-      </w:r>
-      <w:proofErr w:type="spellEnd"/>
-      <w:r>
-        <w:rPr>
-          <w:rFonts w:ascii="맑은 고딕" w:eastAsia="맑은 고딕" w:hAnsi="맑은 고딕"/>
-        </w:rPr>
-        <w:t xml:space="preserve"> 여부를 검사한다.</w:t>
+        <w:t xml:space="preserve"> 원사업자는 수급사업자가 제공한 산출물이 이 계약에서 정한 바에 따라 제작되었는지의 여부를 검사한다.</w:t>
       </w:r>
     </w:p>
     <w:p>
@@ -5972,46 +5660,127 @@
         <w:rPr>
           <w:rFonts w:ascii="맑은 고딕" w:eastAsia="맑은 고딕" w:hAnsi="맑은 고딕"/>
         </w:rPr>
-        <w:t xml:space="preserve">  6. 그 밖에 「하도급거래 공정화에 관한 </w:t>
+        <w:t xml:space="preserve">  6. 그 밖에 「하도급거래 공정화에 관한 법률」에서 정하는 행위</w:t>
+      </w:r>
+    </w:p>
+    <w:p>
+      <w:pPr>
+        <w:rPr>
+          <w:rFonts w:ascii="맑은 고딕" w:eastAsia="맑은 고딕" w:hAnsi="맑은 고딕"/>
+        </w:rPr>
+      </w:pPr>
+      <w:r>
+        <w:rPr>
+          <w:rFonts w:ascii="맑은 고딕" w:eastAsia="맑은 고딕" w:hAnsi="맑은 고딕" w:hint="eastAsia"/>
+        </w:rPr>
+        <w:t>③</w:t>
+      </w:r>
+      <w:r>
+        <w:rPr>
+          <w:rFonts w:ascii="맑은 고딕" w:eastAsia="맑은 고딕" w:hAnsi="맑은 고딕"/>
+        </w:rPr>
+        <w:t xml:space="preserve"> 원사업자가 제1항 단서에 따라 대금을 감액할 경우에는 감액의 사유와 기준, 대상 분량, 감액금액, 감액방법 등을 적은 서면을 수급사업자에게 미리 제공한다.</w:t>
+      </w:r>
+    </w:p>
+    <w:p>
+      <w:pPr>
+        <w:rPr>
+          <w:rFonts w:ascii="맑은 고딕" w:eastAsia="맑은 고딕" w:hAnsi="맑은 고딕"/>
+        </w:rPr>
+      </w:pPr>
+    </w:p>
+    <w:p>
+      <w:pPr>
+        <w:pStyle w:val="2"/>
+        <w:rPr>
+          <w:rFonts w:ascii="맑은 고딕" w:eastAsia="맑은 고딕" w:hAnsi="맑은 고딕"/>
+          <w:b/>
+          <w:sz w:val="26"/>
+        </w:rPr>
+      </w:pPr>
+      <w:r>
+        <w:rPr>
+          <w:rFonts w:ascii="맑은 고딕" w:eastAsia="맑은 고딕" w:hAnsi="맑은 고딕" w:hint="eastAsia"/>
+          <w:b/>
+          <w:sz w:val="26"/>
+        </w:rPr>
+        <w:t>제</w:t>
+      </w:r>
+      <w:r>
+        <w:rPr>
+          <w:rFonts w:ascii="맑은 고딕" w:eastAsia="맑은 고딕" w:hAnsi="맑은 고딕"/>
+          <w:b/>
+          <w:sz w:val="26"/>
+        </w:rPr>
+        <w:t>19조</w:t>
+      </w:r>
+      <w:r>
+        <w:rPr>
+          <w:rFonts w:ascii="맑은 고딕" w:eastAsia="맑은 고딕" w:hAnsi="맑은 고딕"/>
+          <w:b/>
+          <w:sz w:val="26"/>
+        </w:rPr>
+        <w:t xml:space="preserve"> (부당한 대금에 대한 조정)</w:t>
+      </w:r>
+    </w:p>
+    <w:p>
+      <w:pPr>
+        <w:rPr>
+          <w:rFonts w:ascii="맑은 고딕" w:eastAsia="맑은 고딕" w:hAnsi="맑은 고딕"/>
+        </w:rPr>
+      </w:pPr>
+      <w:r>
+        <w:rPr>
+          <w:rFonts w:ascii="맑은 고딕" w:eastAsia="맑은 고딕" w:hAnsi="맑은 고딕" w:hint="eastAsia"/>
+        </w:rPr>
+        <w:t>①</w:t>
+      </w:r>
+      <w:r>
+        <w:rPr>
+          <w:rFonts w:ascii="맑은 고딕" w:eastAsia="맑은 고딕" w:hAnsi="맑은 고딕"/>
+        </w:rPr>
+        <w:t xml:space="preserve"> 원사업자는 이 계약상 </w:t>
       </w:r>
       <w:proofErr w:type="spellStart"/>
       <w:r>
         <w:rPr>
           <w:rFonts w:ascii="맑은 고딕" w:eastAsia="맑은 고딕" w:hAnsi="맑은 고딕"/>
         </w:rPr>
-        <w:t>법률」에서</w:t>
+        <w:t>대금등을</w:t>
       </w:r>
       <w:proofErr w:type="spellEnd"/>
       <w:r>
         <w:rPr>
           <w:rFonts w:ascii="맑은 고딕" w:eastAsia="맑은 고딕" w:hAnsi="맑은 고딕"/>
         </w:rPr>
-        <w:t xml:space="preserve"> 정하는 행위</w:t>
-      </w:r>
-    </w:p>
-    <w:p>
-      <w:pPr>
-        <w:rPr>
-          <w:rFonts w:ascii="맑은 고딕" w:eastAsia="맑은 고딕" w:hAnsi="맑은 고딕"/>
-        </w:rPr>
-      </w:pPr>
-      <w:r>
-        <w:rPr>
-          <w:rFonts w:ascii="맑은 고딕" w:eastAsia="맑은 고딕" w:hAnsi="맑은 고딕" w:hint="eastAsia"/>
-        </w:rPr>
-        <w:t>③</w:t>
-      </w:r>
-      <w:r>
-        <w:rPr>
-          <w:rFonts w:ascii="맑은 고딕" w:eastAsia="맑은 고딕" w:hAnsi="맑은 고딕"/>
-        </w:rPr>
-        <w:t xml:space="preserve"> 원사업자가 제1항 단서에 따라 대금을 감액할 경우에는 감액의 사유와 기준, 대상 분량, 감액금액, 감액방법 등을 적은 서면을 수급사업자에게 미리 제공한다.</w:t>
-      </w:r>
-    </w:p>
-    <w:p>
-      <w:pPr>
-        <w:rPr>
-          <w:rFonts w:ascii="맑은 고딕" w:eastAsia="맑은 고딕" w:hAnsi="맑은 고딕"/>
+        <w:t xml:space="preserve"> 정함에 있어 부당하게 동종·유사한 것에 대하여 통상 지급되는 대가보다 낮은 수준으로 결정하지 아니한다.</w:t>
+      </w:r>
+    </w:p>
+    <w:p>
+      <w:pPr>
+        <w:rPr>
+          <w:rFonts w:ascii="맑은 고딕" w:eastAsia="맑은 고딕" w:hAnsi="맑은 고딕"/>
+          <w:b/>
+        </w:rPr>
+      </w:pPr>
+      <w:r>
+        <w:rPr>
+          <w:rFonts w:ascii="맑은 고딕" w:eastAsia="맑은 고딕" w:hAnsi="맑은 고딕" w:hint="eastAsia"/>
+        </w:rPr>
+        <w:t>②</w:t>
+      </w:r>
+      <w:r>
+        <w:rPr>
+          <w:rFonts w:ascii="맑은 고딕" w:eastAsia="맑은 고딕" w:hAnsi="맑은 고딕"/>
+        </w:rPr>
+        <w:t xml:space="preserve"> 수급사업자는 설계변경 또는 게임의 공급원가 변동 등으로 대금의 조정이 불가피한 경우 원사업자에게 대금조정을 신청할 수 있으며, 원사업자는 정당한 사유가 있는 경우를 제외하고 신청일부터 10일 이내에 협의를 개시한다.</w:t>
+      </w:r>
+    </w:p>
+    <w:p>
+      <w:pPr>
+        <w:rPr>
+          <w:rFonts w:ascii="맑은 고딕" w:eastAsia="맑은 고딕" w:hAnsi="맑은 고딕"/>
+          <w:b/>
         </w:rPr>
       </w:pPr>
     </w:p>
@@ -6021,13 +5790,15 @@
         <w:rPr>
           <w:rFonts w:ascii="맑은 고딕" w:eastAsia="맑은 고딕" w:hAnsi="맑은 고딕"/>
           <w:b/>
-          <w:sz w:val="26"/>
-        </w:rPr>
-      </w:pPr>
-      <w:r>
-        <w:rPr>
-          <w:rFonts w:ascii="맑은 고딕" w:eastAsia="맑은 고딕" w:hAnsi="맑은 고딕" w:hint="eastAsia"/>
-          <w:b/>
+          <w:color w:val="000000"/>
+          <w:sz w:val="26"/>
+        </w:rPr>
+      </w:pPr>
+      <w:r>
+        <w:rPr>
+          <w:rFonts w:ascii="맑은 고딕" w:eastAsia="맑은 고딕" w:hAnsi="맑은 고딕" w:hint="eastAsia"/>
+          <w:b/>
+          <w:color w:val="000000"/>
           <w:sz w:val="26"/>
         </w:rPr>
         <w:t>제</w:t>
@@ -6036,17 +5807,19 @@
         <w:rPr>
           <w:rFonts w:ascii="맑은 고딕" w:eastAsia="맑은 고딕" w:hAnsi="맑은 고딕"/>
           <w:b/>
-          <w:sz w:val="26"/>
-        </w:rPr>
-        <w:t>19조</w:t>
-      </w:r>
-      <w:r>
-        <w:rPr>
-          <w:rFonts w:ascii="맑은 고딕" w:eastAsia="맑은 고딕" w:hAnsi="맑은 고딕"/>
-          <w:b/>
-          <w:sz w:val="26"/>
-        </w:rPr>
-        <w:t xml:space="preserve"> (부당한 대금에 대한 조정)</w:t>
+          <w:color w:val="000000"/>
+          <w:sz w:val="26"/>
+        </w:rPr>
+        <w:t>20조</w:t>
+      </w:r>
+      <w:r>
+        <w:rPr>
+          <w:rFonts w:ascii="맑은 고딕" w:eastAsia="맑은 고딕" w:hAnsi="맑은 고딕"/>
+          <w:b/>
+          <w:color w:val="000000"/>
+          <w:sz w:val="26"/>
+        </w:rPr>
+        <w:t xml:space="preserve"> (지연이자 및 선급금)</w:t>
       </w:r>
     </w:p>
     <w:p>
@@ -6065,105 +5838,6 @@
         <w:rPr>
           <w:rFonts w:ascii="맑은 고딕" w:eastAsia="맑은 고딕" w:hAnsi="맑은 고딕"/>
         </w:rPr>
-        <w:t xml:space="preserve"> 원사업자는 이 계약상 </w:t>
-      </w:r>
-      <w:proofErr w:type="spellStart"/>
-      <w:r>
-        <w:rPr>
-          <w:rFonts w:ascii="맑은 고딕" w:eastAsia="맑은 고딕" w:hAnsi="맑은 고딕"/>
-        </w:rPr>
-        <w:t>대금등을</w:t>
-      </w:r>
-      <w:proofErr w:type="spellEnd"/>
-      <w:r>
-        <w:rPr>
-          <w:rFonts w:ascii="맑은 고딕" w:eastAsia="맑은 고딕" w:hAnsi="맑은 고딕"/>
-        </w:rPr>
-        <w:t xml:space="preserve"> 정함에 있어 부당하게 동종·유사한 것에 대하여 통상 지급되는 대가보다 낮은 수준으로 결정하지 아니한다.</w:t>
-      </w:r>
-    </w:p>
-    <w:p>
-      <w:pPr>
-        <w:rPr>
-          <w:rFonts w:ascii="맑은 고딕" w:eastAsia="맑은 고딕" w:hAnsi="맑은 고딕"/>
-          <w:b/>
-        </w:rPr>
-      </w:pPr>
-      <w:r>
-        <w:rPr>
-          <w:rFonts w:ascii="맑은 고딕" w:eastAsia="맑은 고딕" w:hAnsi="맑은 고딕" w:hint="eastAsia"/>
-        </w:rPr>
-        <w:t>②</w:t>
-      </w:r>
-      <w:r>
-        <w:rPr>
-          <w:rFonts w:ascii="맑은 고딕" w:eastAsia="맑은 고딕" w:hAnsi="맑은 고딕"/>
-        </w:rPr>
-        <w:t xml:space="preserve"> 수급사업자는 설계변경 또는 게임의 공급원가 변동 등으로 대금의 조정이 불가피한 경우 원사업자에게 대금조정을 신청할 수 있으며, 원사업자는 정당한 사유가 있는 경우를 제외하고 신청일부터 10일 이내에 협의를 개시한다.</w:t>
-      </w:r>
-    </w:p>
-    <w:p>
-      <w:pPr>
-        <w:rPr>
-          <w:rFonts w:ascii="맑은 고딕" w:eastAsia="맑은 고딕" w:hAnsi="맑은 고딕"/>
-          <w:b/>
-        </w:rPr>
-      </w:pPr>
-    </w:p>
-    <w:p>
-      <w:pPr>
-        <w:pStyle w:val="2"/>
-        <w:rPr>
-          <w:rFonts w:ascii="맑은 고딕" w:eastAsia="맑은 고딕" w:hAnsi="맑은 고딕"/>
-          <w:b/>
-          <w:color w:val="000000"/>
-          <w:sz w:val="26"/>
-        </w:rPr>
-      </w:pPr>
-      <w:r>
-        <w:rPr>
-          <w:rFonts w:ascii="맑은 고딕" w:eastAsia="맑은 고딕" w:hAnsi="맑은 고딕" w:hint="eastAsia"/>
-          <w:b/>
-          <w:color w:val="000000"/>
-          <w:sz w:val="26"/>
-        </w:rPr>
-        <w:t>제</w:t>
-      </w:r>
-      <w:r>
-        <w:rPr>
-          <w:rFonts w:ascii="맑은 고딕" w:eastAsia="맑은 고딕" w:hAnsi="맑은 고딕"/>
-          <w:b/>
-          <w:color w:val="000000"/>
-          <w:sz w:val="26"/>
-        </w:rPr>
-        <w:t>20조</w:t>
-      </w:r>
-      <w:r>
-        <w:rPr>
-          <w:rFonts w:ascii="맑은 고딕" w:eastAsia="맑은 고딕" w:hAnsi="맑은 고딕"/>
-          <w:b/>
-          <w:color w:val="000000"/>
-          <w:sz w:val="26"/>
-        </w:rPr>
-        <w:t xml:space="preserve"> (지연이자 및 선급금)</w:t>
-      </w:r>
-    </w:p>
-    <w:p>
-      <w:pPr>
-        <w:rPr>
-          <w:rFonts w:ascii="맑은 고딕" w:eastAsia="맑은 고딕" w:hAnsi="맑은 고딕"/>
-        </w:rPr>
-      </w:pPr>
-      <w:r>
-        <w:rPr>
-          <w:rFonts w:ascii="맑은 고딕" w:eastAsia="맑은 고딕" w:hAnsi="맑은 고딕" w:hint="eastAsia"/>
-        </w:rPr>
-        <w:t>①</w:t>
-      </w:r>
-      <w:r>
-        <w:rPr>
-          <w:rFonts w:ascii="맑은 고딕" w:eastAsia="맑은 고딕" w:hAnsi="맑은 고딕"/>
-        </w:rPr>
         <w:t xml:space="preserve"> 원사업자가 표지에서 정한 지급기일에 대금을 지급하지 않은 경우, 원사업자는 그 지연기간에 대해 다음 각 호의 지연이자를 더하여 지급한다.</w:t>
       </w:r>
     </w:p>
@@ -6266,21 +5940,7 @@
         <w:rPr>
           <w:rFonts w:ascii="맑은 고딕" w:eastAsia="맑은 고딕" w:hAnsi="맑은 고딕"/>
         </w:rPr>
-        <w:t xml:space="preserve"> 위 지연이자에 더하여, 「하도급거래 공정화에 관한 </w:t>
-      </w:r>
-      <w:proofErr w:type="spellStart"/>
-      <w:r>
-        <w:rPr>
-          <w:rFonts w:ascii="맑은 고딕" w:eastAsia="맑은 고딕" w:hAnsi="맑은 고딕"/>
-        </w:rPr>
-        <w:t>법률」에</w:t>
-      </w:r>
-      <w:proofErr w:type="spellEnd"/>
-      <w:r>
-        <w:rPr>
-          <w:rFonts w:ascii="맑은 고딕" w:eastAsia="맑은 고딕" w:hAnsi="맑은 고딕"/>
-        </w:rPr>
-        <w:t xml:space="preserve"> 따라 공정거래위원회가 고시한 지연이자율을 적용한 지연배상금</w:t>
+        <w:t xml:space="preserve"> 위 지연이자에 더하여, 「하도급거래 공정화에 관한 법률」에 따라 공정거래위원회가 고시한 지연이자율을 적용한 지연배상금</w:t>
       </w:r>
     </w:p>
     <w:p>
@@ -6429,7 +6089,21 @@
         <w:rPr>
           <w:rFonts w:ascii="맑은 고딕" w:eastAsia="맑은 고딕" w:hAnsi="맑은 고딕"/>
         </w:rPr>
-        <w:t>, 기획 문서, 음원, 상표, UI 자산, 애니메이션 자산 등을 포함하며 이에 한정하지 아니한다)에 대한 지식재산권은 본래 수급사업자가 갖는다. 다만, 원사업자가 그 창작·개발에 기여한 경우에는 기여비율에 따라 공동으로 갖는다.</w:t>
+        <w:t xml:space="preserve">, 기획 문서, </w:t>
+      </w:r>
+      <w:proofErr w:type="spellStart"/>
+      <w:r>
+        <w:rPr>
+          <w:rFonts w:ascii="맑은 고딕" w:eastAsia="맑은 고딕" w:hAnsi="맑은 고딕"/>
+        </w:rPr>
+        <w:t>음원</w:t>
+      </w:r>
+      <w:proofErr w:type="spellEnd"/>
+      <w:r>
+        <w:rPr>
+          <w:rFonts w:ascii="맑은 고딕" w:eastAsia="맑은 고딕" w:hAnsi="맑은 고딕"/>
+        </w:rPr>
+        <w:t>, 상표, UI 자산, 애니메이션 자산 등을 포함하며 이에 한정하지 아니한다)에 대한 지식재산권은 본래 수급사업자가 갖는다. 다만, 원사업자가 그 창작·개발에 기여한 경우에는 기여비율에 따라 공동으로 갖는다.</w:t>
       </w:r>
     </w:p>
     <w:p>
@@ -6784,7 +6458,21 @@
         <w:rPr>
           <w:rFonts w:ascii="맑은 고딕" w:eastAsia="맑은 고딕" w:hAnsi="맑은 고딕"/>
         </w:rPr>
-        <w:t>(FMV)를 산정 기준액으로 한다. 평가비용은 원사업자가 부담한다.</w:t>
+        <w:t xml:space="preserve">(FMV)를 산정 </w:t>
+      </w:r>
+      <w:proofErr w:type="spellStart"/>
+      <w:r>
+        <w:rPr>
+          <w:rFonts w:ascii="맑은 고딕" w:eastAsia="맑은 고딕" w:hAnsi="맑은 고딕"/>
+        </w:rPr>
+        <w:t>기준액으로</w:t>
+      </w:r>
+      <w:proofErr w:type="spellEnd"/>
+      <w:r>
+        <w:rPr>
+          <w:rFonts w:ascii="맑은 고딕" w:eastAsia="맑은 고딕" w:hAnsi="맑은 고딕"/>
+        </w:rPr>
+        <w:t xml:space="preserve"> 한다. 평가비용은 원사업자가 부담한다.</w:t>
       </w:r>
     </w:p>
     <w:p>
@@ -6825,7 +6513,21 @@
         <w:rPr>
           <w:rFonts w:ascii="맑은 고딕" w:eastAsia="맑은 고딕" w:hAnsi="맑은 고딕"/>
         </w:rPr>
-        <w:t xml:space="preserve"> 산정 기준액으로 한다.</w:t>
+        <w:t xml:space="preserve"> 산정 </w:t>
+      </w:r>
+      <w:proofErr w:type="spellStart"/>
+      <w:r>
+        <w:rPr>
+          <w:rFonts w:ascii="맑은 고딕" w:eastAsia="맑은 고딕" w:hAnsi="맑은 고딕"/>
+        </w:rPr>
+        <w:t>기준액으로</w:t>
+      </w:r>
+      <w:proofErr w:type="spellEnd"/>
+      <w:r>
+        <w:rPr>
+          <w:rFonts w:ascii="맑은 고딕" w:eastAsia="맑은 고딕" w:hAnsi="맑은 고딕"/>
+        </w:rPr>
+        <w:t xml:space="preserve"> 한다.</w:t>
       </w:r>
     </w:p>
     <w:p>
@@ -6879,91 +6581,7 @@
         <w:rPr>
           <w:rFonts w:ascii="맑은 고딕" w:eastAsia="맑은 고딕" w:hAnsi="맑은 고딕"/>
         </w:rPr>
-        <w:t xml:space="preserve"> 게임 제작에 12개월 참여한 A·B 2인과 6개월 참여한 C 1인이 있는 경우 참여기간 지분은 </w:t>
-      </w:r>
-      <w:proofErr w:type="gramStart"/>
-      <w:r>
-        <w:rPr>
-          <w:rFonts w:ascii="맑은 고딕" w:eastAsia="맑은 고딕" w:hAnsi="맑은 고딕"/>
-        </w:rPr>
-        <w:t>A :</w:t>
-      </w:r>
-      <w:proofErr w:type="gramEnd"/>
-      <w:r>
-        <w:rPr>
-          <w:rFonts w:ascii="맑은 고딕" w:eastAsia="맑은 고딕" w:hAnsi="맑은 고딕"/>
-        </w:rPr>
-        <w:t xml:space="preserve"> </w:t>
-      </w:r>
-      <w:proofErr w:type="gramStart"/>
-      <w:r>
-        <w:rPr>
-          <w:rFonts w:ascii="맑은 고딕" w:eastAsia="맑은 고딕" w:hAnsi="맑은 고딕"/>
-        </w:rPr>
-        <w:t>B :</w:t>
-      </w:r>
-      <w:proofErr w:type="gramEnd"/>
-      <w:r>
-        <w:rPr>
-          <w:rFonts w:ascii="맑은 고딕" w:eastAsia="맑은 고딕" w:hAnsi="맑은 고딕"/>
-        </w:rPr>
-        <w:t xml:space="preserve"> C = </w:t>
-      </w:r>
-      <w:proofErr w:type="gramStart"/>
-      <w:r>
-        <w:rPr>
-          <w:rFonts w:ascii="맑은 고딕" w:eastAsia="맑은 고딕" w:hAnsi="맑은 고딕"/>
-        </w:rPr>
-        <w:t>12 :</w:t>
-      </w:r>
-      <w:proofErr w:type="gramEnd"/>
-      <w:r>
-        <w:rPr>
-          <w:rFonts w:ascii="맑은 고딕" w:eastAsia="맑은 고딕" w:hAnsi="맑은 고딕"/>
-        </w:rPr>
-        <w:t xml:space="preserve"> </w:t>
-      </w:r>
-      <w:proofErr w:type="gramStart"/>
-      <w:r>
-        <w:rPr>
-          <w:rFonts w:ascii="맑은 고딕" w:eastAsia="맑은 고딕" w:hAnsi="맑은 고딕"/>
-        </w:rPr>
-        <w:t>12 :</w:t>
-      </w:r>
-      <w:proofErr w:type="gramEnd"/>
-      <w:r>
-        <w:rPr>
-          <w:rFonts w:ascii="맑은 고딕" w:eastAsia="맑은 고딕" w:hAnsi="맑은 고딕"/>
-        </w:rPr>
-        <w:t xml:space="preserve"> 6 = </w:t>
-      </w:r>
-      <w:proofErr w:type="gramStart"/>
-      <w:r>
-        <w:rPr>
-          <w:rFonts w:ascii="맑은 고딕" w:eastAsia="맑은 고딕" w:hAnsi="맑은 고딕"/>
-        </w:rPr>
-        <w:t>2 :</w:t>
-      </w:r>
-      <w:proofErr w:type="gramEnd"/>
-      <w:r>
-        <w:rPr>
-          <w:rFonts w:ascii="맑은 고딕" w:eastAsia="맑은 고딕" w:hAnsi="맑은 고딕"/>
-        </w:rPr>
-        <w:t xml:space="preserve"> </w:t>
-      </w:r>
-      <w:proofErr w:type="gramStart"/>
-      <w:r>
-        <w:rPr>
-          <w:rFonts w:ascii="맑은 고딕" w:eastAsia="맑은 고딕" w:hAnsi="맑은 고딕"/>
-        </w:rPr>
-        <w:t>2 :</w:t>
-      </w:r>
-      <w:proofErr w:type="gramEnd"/>
-      <w:r>
-        <w:rPr>
-          <w:rFonts w:ascii="맑은 고딕" w:eastAsia="맑은 고딕" w:hAnsi="맑은 고딕"/>
-        </w:rPr>
-        <w:t xml:space="preserve"> 1 이며, A에게 지급할 양도 가격은 산정 </w:t>
+        <w:t xml:space="preserve"> 게임 제작에 12개월 참여한 A·B 2인과 6개월 참여한 C 1인이 있는 경우 참여기간 지분은 A : B : C = 12 : 12 : 6 = 2 : 2 : 1 이며, A에게 지급할 양도 가격은 산정 </w:t>
       </w:r>
       <w:proofErr w:type="spellStart"/>
       <w:r>
@@ -7184,21 +6802,133 @@
         <w:rPr>
           <w:rFonts w:ascii="맑은 고딕" w:eastAsia="맑은 고딕" w:hAnsi="맑은 고딕"/>
         </w:rPr>
-        <w:t xml:space="preserve">) 또는 「하도급거래 공정화에 관한 </w:t>
+        <w:t>) 또는 「하도급거래 공정화에 관한 법률」에서 금지하는 행위를 한 경우에는, 수급사업자에게 발생한 손해를 배상한다.</w:t>
+      </w:r>
+    </w:p>
+    <w:p>
+      <w:pPr>
+        <w:rPr>
+          <w:rFonts w:ascii="맑은 고딕" w:eastAsia="맑은 고딕" w:hAnsi="맑은 고딕"/>
+        </w:rPr>
+      </w:pPr>
+    </w:p>
+    <w:p>
+      <w:pPr>
+        <w:pStyle w:val="2"/>
+        <w:rPr>
+          <w:rFonts w:ascii="맑은 고딕" w:eastAsia="맑은 고딕" w:hAnsi="맑은 고딕"/>
+          <w:b/>
+          <w:sz w:val="26"/>
+        </w:rPr>
+      </w:pPr>
+      <w:r>
+        <w:rPr>
+          <w:rFonts w:ascii="맑은 고딕" w:eastAsia="맑은 고딕" w:hAnsi="맑은 고딕" w:hint="eastAsia"/>
+          <w:b/>
+          <w:sz w:val="26"/>
+        </w:rPr>
+        <w:t>제</w:t>
+      </w:r>
+      <w:r>
+        <w:rPr>
+          <w:rFonts w:ascii="맑은 고딕" w:eastAsia="맑은 고딕" w:hAnsi="맑은 고딕"/>
+          <w:b/>
+          <w:sz w:val="26"/>
+        </w:rPr>
+        <w:t>25조</w:t>
+      </w:r>
+      <w:r>
+        <w:rPr>
+          <w:rFonts w:ascii="맑은 고딕" w:eastAsia="맑은 고딕" w:hAnsi="맑은 고딕"/>
+          <w:b/>
+          <w:sz w:val="26"/>
+        </w:rPr>
+        <w:t xml:space="preserve"> (하자담보책임)</w:t>
+      </w:r>
+    </w:p>
+    <w:p>
+      <w:pPr>
+        <w:rPr>
+          <w:rFonts w:ascii="맑은 고딕" w:eastAsia="맑은 고딕" w:hAnsi="맑은 고딕"/>
+        </w:rPr>
+      </w:pPr>
+      <w:r>
+        <w:rPr>
+          <w:rFonts w:ascii="맑은 고딕" w:eastAsia="맑은 고딕" w:hAnsi="맑은 고딕" w:hint="eastAsia"/>
+        </w:rPr>
+        <w:t>①</w:t>
+      </w:r>
+      <w:r>
+        <w:rPr>
+          <w:rFonts w:ascii="맑은 고딕" w:eastAsia="맑은 고딕" w:hAnsi="맑은 고딕"/>
+        </w:rPr>
+        <w:t xml:space="preserve"> 검사에 합격한 게임에 하자가 있는 경우, 원사업자는 수급사업자에 대하여 상당한 기간을 정하여 그 하자의 보수를 청구할 수 있다.</w:t>
+      </w:r>
+    </w:p>
+    <w:p>
+      <w:pPr>
+        <w:rPr>
+          <w:rFonts w:ascii="맑은 고딕" w:eastAsia="맑은 고딕" w:hAnsi="맑은 고딕"/>
+        </w:rPr>
+      </w:pPr>
+      <w:r>
+        <w:rPr>
+          <w:rFonts w:ascii="맑은 고딕" w:eastAsia="맑은 고딕" w:hAnsi="맑은 고딕" w:hint="eastAsia"/>
+        </w:rPr>
+        <w:t>②</w:t>
+      </w:r>
+      <w:r>
+        <w:rPr>
+          <w:rFonts w:ascii="맑은 고딕" w:eastAsia="맑은 고딕" w:hAnsi="맑은 고딕"/>
+        </w:rPr>
+        <w:t xml:space="preserve"> 하자가 원사업자가 제공한 자료의 성질 또는 원사업자의 지시에 따라 발생한 경우에는 </w:t>
       </w:r>
       <w:proofErr w:type="spellStart"/>
       <w:r>
         <w:rPr>
           <w:rFonts w:ascii="맑은 고딕" w:eastAsia="맑은 고딕" w:hAnsi="맑은 고딕"/>
         </w:rPr>
-        <w:t>법률」에서</w:t>
+        <w:t>본조를</w:t>
       </w:r>
       <w:proofErr w:type="spellEnd"/>
       <w:r>
         <w:rPr>
           <w:rFonts w:ascii="맑은 고딕" w:eastAsia="맑은 고딕" w:hAnsi="맑은 고딕"/>
         </w:rPr>
-        <w:t xml:space="preserve"> 금지하는 행위를 한 경우에는, 수급사업자에게 발생한 손해를 배상한다.</w:t>
+        <w:t xml:space="preserve"> 적용하지 아니한다. 다만, 수급사업자가 그 부적당함을 알고 원사업자에게 고지하지 아니한 경우에는 그러하지 아니하다.</w:t>
+      </w:r>
+    </w:p>
+    <w:p>
+      <w:pPr>
+        <w:rPr>
+          <w:rFonts w:ascii="맑은 고딕" w:eastAsia="맑은 고딕" w:hAnsi="맑은 고딕"/>
+        </w:rPr>
+      </w:pPr>
+      <w:r>
+        <w:rPr>
+          <w:rFonts w:ascii="맑은 고딕" w:eastAsia="맑은 고딕" w:hAnsi="맑은 고딕" w:hint="eastAsia"/>
+        </w:rPr>
+        <w:t>③</w:t>
+      </w:r>
+      <w:r>
+        <w:rPr>
+          <w:rFonts w:ascii="맑은 고딕" w:eastAsia="맑은 고딕" w:hAnsi="맑은 고딕"/>
+        </w:rPr>
+        <w:t xml:space="preserve"> </w:t>
+      </w:r>
+      <w:proofErr w:type="spellStart"/>
+      <w:r>
+        <w:rPr>
+          <w:rFonts w:ascii="맑은 고딕" w:eastAsia="맑은 고딕" w:hAnsi="맑은 고딕"/>
+        </w:rPr>
+        <w:t>본조의</w:t>
+      </w:r>
+      <w:proofErr w:type="spellEnd"/>
+      <w:r>
+        <w:rPr>
+          <w:rFonts w:ascii="맑은 고딕" w:eastAsia="맑은 고딕" w:hAnsi="맑은 고딕"/>
+        </w:rPr>
+        <w:t xml:space="preserve"> 권리는 검사 합격일로부터 1년 이내에 행사한다.</w:t>
       </w:r>
     </w:p>
     <w:p>
@@ -7231,15 +6961,15 @@
           <w:b/>
           <w:sz w:val="26"/>
         </w:rPr>
-        <w:t>25조</w:t>
-      </w:r>
-      <w:r>
-        <w:rPr>
-          <w:rFonts w:ascii="맑은 고딕" w:eastAsia="맑은 고딕" w:hAnsi="맑은 고딕"/>
-          <w:b/>
-          <w:sz w:val="26"/>
-        </w:rPr>
-        <w:t xml:space="preserve"> (하자담보책임)</w:t>
+        <w:t>26조</w:t>
+      </w:r>
+      <w:r>
+        <w:rPr>
+          <w:rFonts w:ascii="맑은 고딕" w:eastAsia="맑은 고딕" w:hAnsi="맑은 고딕"/>
+          <w:b/>
+          <w:sz w:val="26"/>
+        </w:rPr>
+        <w:t xml:space="preserve"> (게임의 등급분류 및 출시 협조)</w:t>
       </w:r>
     </w:p>
     <w:p>
@@ -7258,147 +6988,7 @@
         <w:rPr>
           <w:rFonts w:ascii="맑은 고딕" w:eastAsia="맑은 고딕" w:hAnsi="맑은 고딕"/>
         </w:rPr>
-        <w:t xml:space="preserve"> 검사에 합격한 게임에 하자가 있는 경우, 원사업자는 수급사업자에 대하여 상당한 기간을 정하여 그 하자의 보수를 청구할 수 있다.</w:t>
-      </w:r>
-    </w:p>
-    <w:p>
-      <w:pPr>
-        <w:rPr>
-          <w:rFonts w:ascii="맑은 고딕" w:eastAsia="맑은 고딕" w:hAnsi="맑은 고딕"/>
-        </w:rPr>
-      </w:pPr>
-      <w:r>
-        <w:rPr>
-          <w:rFonts w:ascii="맑은 고딕" w:eastAsia="맑은 고딕" w:hAnsi="맑은 고딕" w:hint="eastAsia"/>
-        </w:rPr>
-        <w:t>②</w:t>
-      </w:r>
-      <w:r>
-        <w:rPr>
-          <w:rFonts w:ascii="맑은 고딕" w:eastAsia="맑은 고딕" w:hAnsi="맑은 고딕"/>
-        </w:rPr>
-        <w:t xml:space="preserve"> 하자가 원사업자가 제공한 자료의 성질 또는 원사업자의 지시에 따라 발생한 경우에는 </w:t>
-      </w:r>
-      <w:proofErr w:type="spellStart"/>
-      <w:r>
-        <w:rPr>
-          <w:rFonts w:ascii="맑은 고딕" w:eastAsia="맑은 고딕" w:hAnsi="맑은 고딕"/>
-        </w:rPr>
-        <w:t>본조를</w:t>
-      </w:r>
-      <w:proofErr w:type="spellEnd"/>
-      <w:r>
-        <w:rPr>
-          <w:rFonts w:ascii="맑은 고딕" w:eastAsia="맑은 고딕" w:hAnsi="맑은 고딕"/>
-        </w:rPr>
-        <w:t xml:space="preserve"> 적용하지 아니한다. 다만, 수급사업자가 그 부적당함을 알고 원사업자에게 고지하지 아니한 경우에는 그러하지 아니하다.</w:t>
-      </w:r>
-    </w:p>
-    <w:p>
-      <w:pPr>
-        <w:rPr>
-          <w:rFonts w:ascii="맑은 고딕" w:eastAsia="맑은 고딕" w:hAnsi="맑은 고딕"/>
-        </w:rPr>
-      </w:pPr>
-      <w:r>
-        <w:rPr>
-          <w:rFonts w:ascii="맑은 고딕" w:eastAsia="맑은 고딕" w:hAnsi="맑은 고딕" w:hint="eastAsia"/>
-        </w:rPr>
-        <w:t>③</w:t>
-      </w:r>
-      <w:r>
-        <w:rPr>
-          <w:rFonts w:ascii="맑은 고딕" w:eastAsia="맑은 고딕" w:hAnsi="맑은 고딕"/>
-        </w:rPr>
-        <w:t xml:space="preserve"> </w:t>
-      </w:r>
-      <w:proofErr w:type="spellStart"/>
-      <w:r>
-        <w:rPr>
-          <w:rFonts w:ascii="맑은 고딕" w:eastAsia="맑은 고딕" w:hAnsi="맑은 고딕"/>
-        </w:rPr>
-        <w:t>본조의</w:t>
-      </w:r>
-      <w:proofErr w:type="spellEnd"/>
-      <w:r>
-        <w:rPr>
-          <w:rFonts w:ascii="맑은 고딕" w:eastAsia="맑은 고딕" w:hAnsi="맑은 고딕"/>
-        </w:rPr>
-        <w:t xml:space="preserve"> 권리는 검사 합격일로부터 1년 이내에 행사한다.</w:t>
-      </w:r>
-    </w:p>
-    <w:p>
-      <w:pPr>
-        <w:rPr>
-          <w:rFonts w:ascii="맑은 고딕" w:eastAsia="맑은 고딕" w:hAnsi="맑은 고딕"/>
-        </w:rPr>
-      </w:pPr>
-    </w:p>
-    <w:p>
-      <w:pPr>
-        <w:pStyle w:val="2"/>
-        <w:rPr>
-          <w:rFonts w:ascii="맑은 고딕" w:eastAsia="맑은 고딕" w:hAnsi="맑은 고딕"/>
-          <w:b/>
-          <w:sz w:val="26"/>
-        </w:rPr>
-      </w:pPr>
-      <w:r>
-        <w:rPr>
-          <w:rFonts w:ascii="맑은 고딕" w:eastAsia="맑은 고딕" w:hAnsi="맑은 고딕" w:hint="eastAsia"/>
-          <w:b/>
-          <w:sz w:val="26"/>
-        </w:rPr>
-        <w:t>제</w:t>
-      </w:r>
-      <w:r>
-        <w:rPr>
-          <w:rFonts w:ascii="맑은 고딕" w:eastAsia="맑은 고딕" w:hAnsi="맑은 고딕"/>
-          <w:b/>
-          <w:sz w:val="26"/>
-        </w:rPr>
-        <w:t>26조</w:t>
-      </w:r>
-      <w:r>
-        <w:rPr>
-          <w:rFonts w:ascii="맑은 고딕" w:eastAsia="맑은 고딕" w:hAnsi="맑은 고딕"/>
-          <w:b/>
-          <w:sz w:val="26"/>
-        </w:rPr>
-        <w:t xml:space="preserve"> (게임의 등급분류 및 출시 협조)</w:t>
-      </w:r>
-    </w:p>
-    <w:p>
-      <w:pPr>
-        <w:rPr>
-          <w:rFonts w:ascii="맑은 고딕" w:eastAsia="맑은 고딕" w:hAnsi="맑은 고딕"/>
-        </w:rPr>
-      </w:pPr>
-      <w:r>
-        <w:rPr>
-          <w:rFonts w:ascii="맑은 고딕" w:eastAsia="맑은 고딕" w:hAnsi="맑은 고딕" w:hint="eastAsia"/>
-        </w:rPr>
-        <w:t>①</w:t>
-      </w:r>
-      <w:r>
-        <w:rPr>
-          <w:rFonts w:ascii="맑은 고딕" w:eastAsia="맑은 고딕" w:hAnsi="맑은 고딕"/>
-        </w:rPr>
-        <w:t xml:space="preserve"> 본 게임이 「게임산업진흥에 관한 </w:t>
-      </w:r>
-      <w:proofErr w:type="spellStart"/>
-      <w:r>
-        <w:rPr>
-          <w:rFonts w:ascii="맑은 고딕" w:eastAsia="맑은 고딕" w:hAnsi="맑은 고딕"/>
-        </w:rPr>
-        <w:t>법률」에</w:t>
-      </w:r>
-      <w:proofErr w:type="spellEnd"/>
-      <w:r>
-        <w:rPr>
-          <w:rFonts w:ascii="맑은 고딕" w:eastAsia="맑은 고딕" w:hAnsi="맑은 고딕"/>
-        </w:rPr>
-        <w:t xml:space="preserve"> 따라 등급분류를 받지 못한 경우, 원사업자는 수급사업자의 동의를 얻어 등급분류에 필요한 추가작업을 요청할 수 있다. 추가작업의 작업기간 및 작업비용은 원사업자와 수급사업자가 협의하여 정한다.</w:t>
+        <w:t xml:space="preserve"> 본 게임이 「게임산업진흥에 관한 법률」에 따라 등급분류를 받지 못한 경우, 원사업자는 수급사업자의 동의를 얻어 등급분류에 필요한 추가작업을 요청할 수 있다. 추가작업의 작업기간 및 작업비용은 원사업자와 수급사업자가 협의하여 정한다.</w:t>
       </w:r>
     </w:p>
     <w:p>
@@ -7720,7 +7310,7 @@
     <w:p>
       <w:pPr>
         <w:rPr>
-          <w:rFonts w:ascii="맑은 고딕" w:eastAsia="맑은 고딕" w:hAnsi="맑은 고딕"/>
+          <w:rFonts w:ascii="맑은 고딕" w:eastAsia="맑은 고딕" w:hAnsi="맑은 고딕" w:hint="eastAsia"/>
         </w:rPr>
       </w:pPr>
       <w:r>
@@ -7729,361 +7319,6 @@
         </w:rPr>
         <w:t xml:space="preserve">  5. 그 밖에 법에서 보호하는 수급사업자의 권리·이익을 부당하게 제한하거나 박탈하는 약정</w:t>
       </w:r>
-    </w:p>
-    <w:p>
-      <w:pPr>
-        <w:rPr>
-          <w:rFonts w:ascii="맑은 고딕" w:eastAsia="맑은 고딕" w:hAnsi="맑은 고딕"/>
-        </w:rPr>
-      </w:pPr>
-    </w:p>
-    <w:p>
-      <w:pPr>
-        <w:pStyle w:val="2"/>
-        <w:rPr>
-          <w:rFonts w:ascii="맑은 고딕" w:eastAsia="맑은 고딕" w:hAnsi="맑은 고딕"/>
-          <w:b/>
-          <w:sz w:val="26"/>
-        </w:rPr>
-      </w:pPr>
-      <w:r>
-        <w:rPr>
-          <w:rFonts w:ascii="맑은 고딕" w:eastAsia="맑은 고딕" w:hAnsi="맑은 고딕" w:hint="eastAsia"/>
-          <w:b/>
-          <w:sz w:val="26"/>
-        </w:rPr>
-        <w:t>제</w:t>
-      </w:r>
-      <w:r>
-        <w:rPr>
-          <w:rFonts w:ascii="맑은 고딕" w:eastAsia="맑은 고딕" w:hAnsi="맑은 고딕"/>
-          <w:b/>
-          <w:sz w:val="26"/>
-        </w:rPr>
-        <w:t>29조</w:t>
-      </w:r>
-      <w:r>
-        <w:rPr>
-          <w:rFonts w:ascii="맑은 고딕" w:eastAsia="맑은 고딕" w:hAnsi="맑은 고딕"/>
-          <w:b/>
-          <w:sz w:val="26"/>
-        </w:rPr>
-        <w:t xml:space="preserve"> (분쟁해결)</w:t>
-      </w:r>
-    </w:p>
-    <w:p>
-      <w:pPr>
-        <w:rPr>
-          <w:rFonts w:ascii="맑은 고딕" w:eastAsia="맑은 고딕" w:hAnsi="맑은 고딕"/>
-        </w:rPr>
-      </w:pPr>
-      <w:r>
-        <w:rPr>
-          <w:rFonts w:ascii="맑은 고딕" w:eastAsia="맑은 고딕" w:hAnsi="맑은 고딕" w:hint="eastAsia"/>
-        </w:rPr>
-        <w:t>①</w:t>
-      </w:r>
-      <w:r>
-        <w:rPr>
-          <w:rFonts w:ascii="맑은 고딕" w:eastAsia="맑은 고딕" w:hAnsi="맑은 고딕"/>
-        </w:rPr>
-        <w:t xml:space="preserve"> 이 계약과 관련하여 분쟁이 발생한 경우, 원사업자와 수급사업자는 상호 협의하여 분쟁을 해결하기 위해 노력한다.</w:t>
-      </w:r>
-    </w:p>
-    <w:p>
-      <w:pPr>
-        <w:rPr>
-          <w:rFonts w:ascii="맑은 고딕" w:eastAsia="맑은 고딕" w:hAnsi="맑은 고딕"/>
-        </w:rPr>
-      </w:pPr>
-      <w:r>
-        <w:rPr>
-          <w:rFonts w:ascii="맑은 고딕" w:eastAsia="맑은 고딕" w:hAnsi="맑은 고딕" w:hint="eastAsia"/>
-        </w:rPr>
-        <w:t>②</w:t>
-      </w:r>
-      <w:r>
-        <w:rPr>
-          <w:rFonts w:ascii="맑은 고딕" w:eastAsia="맑은 고딕" w:hAnsi="맑은 고딕"/>
-        </w:rPr>
-        <w:t xml:space="preserve"> 제1항에도 불구하고 분쟁이 해결되지 않은 경우, 원사업자 또는 수급사업자는 「</w:t>
-      </w:r>
-      <w:proofErr w:type="spellStart"/>
-      <w:r>
-        <w:rPr>
-          <w:rFonts w:ascii="맑은 고딕" w:eastAsia="맑은 고딕" w:hAnsi="맑은 고딕"/>
-        </w:rPr>
-        <w:t>콘텐츠산업진흥법」에</w:t>
-      </w:r>
-      <w:proofErr w:type="spellEnd"/>
-      <w:r>
-        <w:rPr>
-          <w:rFonts w:ascii="맑은 고딕" w:eastAsia="맑은 고딕" w:hAnsi="맑은 고딕"/>
-        </w:rPr>
-        <w:t xml:space="preserve"> 따른 콘텐츠분쟁조정위원회, 「</w:t>
-      </w:r>
-      <w:proofErr w:type="spellStart"/>
-      <w:r>
-        <w:rPr>
-          <w:rFonts w:ascii="맑은 고딕" w:eastAsia="맑은 고딕" w:hAnsi="맑은 고딕"/>
-        </w:rPr>
-        <w:t>저작권법」에</w:t>
-      </w:r>
-      <w:proofErr w:type="spellEnd"/>
-      <w:r>
-        <w:rPr>
-          <w:rFonts w:ascii="맑은 고딕" w:eastAsia="맑은 고딕" w:hAnsi="맑은 고딕"/>
-        </w:rPr>
-        <w:t xml:space="preserve"> 따른 한국저작권위원회 또는 「하도급거래 공정화에 관한 </w:t>
-      </w:r>
-      <w:proofErr w:type="spellStart"/>
-      <w:r>
-        <w:rPr>
-          <w:rFonts w:ascii="맑은 고딕" w:eastAsia="맑은 고딕" w:hAnsi="맑은 고딕"/>
-        </w:rPr>
-        <w:t>법률」에</w:t>
-      </w:r>
-      <w:proofErr w:type="spellEnd"/>
-      <w:r>
-        <w:rPr>
-          <w:rFonts w:ascii="맑은 고딕" w:eastAsia="맑은 고딕" w:hAnsi="맑은 고딕"/>
-        </w:rPr>
-        <w:t xml:space="preserve"> 따른 하도급분쟁조정협의회 등에 조정을 신청할 수 있다.</w:t>
-      </w:r>
-    </w:p>
-    <w:p>
-      <w:pPr>
-        <w:rPr>
-          <w:rFonts w:ascii="맑은 고딕" w:eastAsia="맑은 고딕" w:hAnsi="맑은 고딕"/>
-        </w:rPr>
-      </w:pPr>
-    </w:p>
-    <w:p>
-      <w:pPr>
-        <w:pStyle w:val="2"/>
-        <w:rPr>
-          <w:rFonts w:ascii="맑은 고딕" w:eastAsia="맑은 고딕" w:hAnsi="맑은 고딕"/>
-          <w:b/>
-          <w:sz w:val="26"/>
-        </w:rPr>
-      </w:pPr>
-      <w:r>
-        <w:rPr>
-          <w:rFonts w:ascii="맑은 고딕" w:eastAsia="맑은 고딕" w:hAnsi="맑은 고딕" w:hint="eastAsia"/>
-          <w:b/>
-          <w:sz w:val="26"/>
-        </w:rPr>
-        <w:t>제</w:t>
-      </w:r>
-      <w:r>
-        <w:rPr>
-          <w:rFonts w:ascii="맑은 고딕" w:eastAsia="맑은 고딕" w:hAnsi="맑은 고딕"/>
-          <w:b/>
-          <w:sz w:val="26"/>
-        </w:rPr>
-        <w:t>30조</w:t>
-      </w:r>
-      <w:r>
-        <w:rPr>
-          <w:rFonts w:ascii="맑은 고딕" w:eastAsia="맑은 고딕" w:hAnsi="맑은 고딕"/>
-          <w:b/>
-          <w:sz w:val="26"/>
-        </w:rPr>
-        <w:t xml:space="preserve"> (준거법 및 재판관할)</w:t>
-      </w:r>
-    </w:p>
-    <w:p>
-      <w:pPr>
-        <w:rPr>
-          <w:rFonts w:ascii="맑은 고딕" w:eastAsia="맑은 고딕" w:hAnsi="맑은 고딕"/>
-        </w:rPr>
-      </w:pPr>
-      <w:r>
-        <w:rPr>
-          <w:rFonts w:ascii="맑은 고딕" w:eastAsia="맑은 고딕" w:hAnsi="맑은 고딕" w:hint="eastAsia"/>
-        </w:rPr>
-        <w:t>①</w:t>
-      </w:r>
-      <w:r>
-        <w:rPr>
-          <w:rFonts w:ascii="맑은 고딕" w:eastAsia="맑은 고딕" w:hAnsi="맑은 고딕"/>
-        </w:rPr>
-        <w:t xml:space="preserve"> 본 계약은 대한민국 법령에 따라 해석되고 이행된다.</w:t>
-      </w:r>
-    </w:p>
-    <w:p>
-      <w:pPr>
-        <w:rPr>
-          <w:rFonts w:ascii="맑은 고딕" w:eastAsia="맑은 고딕" w:hAnsi="맑은 고딕"/>
-        </w:rPr>
-      </w:pPr>
-      <w:r>
-        <w:rPr>
-          <w:rFonts w:ascii="맑은 고딕" w:eastAsia="맑은 고딕" w:hAnsi="맑은 고딕" w:hint="eastAsia"/>
-        </w:rPr>
-        <w:t>②</w:t>
-      </w:r>
-      <w:r>
-        <w:rPr>
-          <w:rFonts w:ascii="맑은 고딕" w:eastAsia="맑은 고딕" w:hAnsi="맑은 고딕"/>
-        </w:rPr>
-        <w:t xml:space="preserve"> 본 계약과 관련된 소는 원사업자 또는 수급사업자의 주된 사무소를 관할하는 지방법원, 또는 서울중앙지방법원에 제기한다.</w:t>
-      </w:r>
-    </w:p>
-    <w:p>
-      <w:pPr>
-        <w:rPr>
-          <w:rFonts w:ascii="맑은 고딕" w:eastAsia="맑은 고딕" w:hAnsi="맑은 고딕"/>
-        </w:rPr>
-      </w:pPr>
-      <w:r>
-        <w:rPr>
-          <w:rFonts w:ascii="맑은 고딕" w:eastAsia="맑은 고딕" w:hAnsi="맑은 고딕" w:hint="eastAsia"/>
-        </w:rPr>
-        <w:t>③</w:t>
-      </w:r>
-      <w:r>
-        <w:rPr>
-          <w:rFonts w:ascii="맑은 고딕" w:eastAsia="맑은 고딕" w:hAnsi="맑은 고딕"/>
-        </w:rPr>
-        <w:t xml:space="preserve"> 본 계약은 본 계약에서 정한 사항에 관하여 원사업자와 수급사업자 간의 완전한 합의를 구성하며, 본 계약 체결 이전의 구두 또는 서면에 의한 합의·약속·표시는 본 계약으로 대체된다.</w:t>
-      </w:r>
-    </w:p>
-    <w:p>
-      <w:pPr>
-        <w:rPr>
-          <w:rFonts w:ascii="맑은 고딕" w:eastAsia="맑은 고딕" w:hAnsi="맑은 고딕"/>
-        </w:rPr>
-      </w:pPr>
-      <w:r>
-        <w:rPr>
-          <w:rFonts w:ascii="맑은 고딕" w:eastAsia="맑은 고딕" w:hAnsi="맑은 고딕" w:hint="eastAsia"/>
-        </w:rPr>
-        <w:t>제</w:t>
-      </w:r>
-      <w:r>
-        <w:rPr>
-          <w:rFonts w:ascii="맑은 고딕" w:eastAsia="맑은 고딕" w:hAnsi="맑은 고딕"/>
-        </w:rPr>
-        <w:t>31조 (계약 종료 후 존속 조항)</w:t>
-      </w:r>
-    </w:p>
-    <w:p>
-      <w:pPr>
-        <w:rPr>
-          <w:rFonts w:ascii="맑은 고딕" w:eastAsia="맑은 고딕" w:hAnsi="맑은 고딕"/>
-        </w:rPr>
-      </w:pPr>
-      <w:r>
-        <w:rPr>
-          <w:rFonts w:ascii="맑은 고딕" w:eastAsia="맑은 고딕" w:hAnsi="맑은 고딕" w:hint="eastAsia"/>
-        </w:rPr>
-        <w:t>본</w:t>
-      </w:r>
-      <w:r>
-        <w:rPr>
-          <w:rFonts w:ascii="맑은 고딕" w:eastAsia="맑은 고딕" w:hAnsi="맑은 고딕"/>
-        </w:rPr>
-        <w:t xml:space="preserve"> 계약이 종료된 경우에도 다음 각 호의 조항은 그 성질상 존속이 필요한 한도에서 효력을 유지한다.</w:t>
-      </w:r>
-    </w:p>
-    <w:p>
-      <w:pPr>
-        <w:rPr>
-          <w:rFonts w:ascii="맑은 고딕" w:eastAsia="맑은 고딕" w:hAnsi="맑은 고딕"/>
-        </w:rPr>
-      </w:pPr>
-      <w:r>
-        <w:rPr>
-          <w:rFonts w:ascii="맑은 고딕" w:eastAsia="맑은 고딕" w:hAnsi="맑은 고딕"/>
-        </w:rPr>
-        <w:t xml:space="preserve">  1. 제6조 (비밀유지)</w:t>
-      </w:r>
-    </w:p>
-    <w:p>
-      <w:pPr>
-        <w:rPr>
-          <w:rFonts w:ascii="맑은 고딕" w:eastAsia="맑은 고딕" w:hAnsi="맑은 고딕"/>
-        </w:rPr>
-      </w:pPr>
-      <w:r>
-        <w:rPr>
-          <w:rFonts w:ascii="맑은 고딕" w:eastAsia="맑은 고딕" w:hAnsi="맑은 고딕"/>
-        </w:rPr>
-        <w:t xml:space="preserve">  2. 제16조 (상금 및 매출의 분배)</w:t>
-      </w:r>
-    </w:p>
-    <w:p>
-      <w:pPr>
-        <w:rPr>
-          <w:rFonts w:ascii="맑은 고딕" w:eastAsia="맑은 고딕" w:hAnsi="맑은 고딕"/>
-        </w:rPr>
-      </w:pPr>
-      <w:r>
-        <w:rPr>
-          <w:rFonts w:ascii="맑은 고딕" w:eastAsia="맑은 고딕" w:hAnsi="맑은 고딕"/>
-        </w:rPr>
-        <w:t xml:space="preserve">  3. 제17조 (개발 종료 후 오류 수정 의무)</w:t>
-      </w:r>
-    </w:p>
-    <w:p>
-      <w:pPr>
-        <w:rPr>
-          <w:rFonts w:ascii="맑은 고딕" w:eastAsia="맑은 고딕" w:hAnsi="맑은 고딕"/>
-        </w:rPr>
-      </w:pPr>
-      <w:r>
-        <w:rPr>
-          <w:rFonts w:ascii="맑은 고딕" w:eastAsia="맑은 고딕" w:hAnsi="맑은 고딕"/>
-        </w:rPr>
-        <w:t xml:space="preserve">  4. 제21조 ~ 제23조 (지식재산권의 귀속·양도·매수청구권)</w:t>
-      </w:r>
-    </w:p>
-    <w:p>
-      <w:pPr>
-        <w:rPr>
-          <w:rFonts w:ascii="맑은 고딕" w:eastAsia="맑은 고딕" w:hAnsi="맑은 고딕"/>
-        </w:rPr>
-      </w:pPr>
-      <w:r>
-        <w:rPr>
-          <w:rFonts w:ascii="맑은 고딕" w:eastAsia="맑은 고딕" w:hAnsi="맑은 고딕"/>
-        </w:rPr>
-        <w:t xml:space="preserve">  5. 제24조 (손해배상)</w:t>
-      </w:r>
-    </w:p>
-    <w:p>
-      <w:pPr>
-        <w:rPr>
-          <w:rFonts w:ascii="맑은 고딕" w:eastAsia="맑은 고딕" w:hAnsi="맑은 고딕"/>
-        </w:rPr>
-      </w:pPr>
-      <w:r>
-        <w:rPr>
-          <w:rFonts w:ascii="맑은 고딕" w:eastAsia="맑은 고딕" w:hAnsi="맑은 고딕"/>
-        </w:rPr>
-        <w:t xml:space="preserve">  6. 제29조 (분쟁해결)</w:t>
-      </w:r>
-    </w:p>
-    <w:p>
-      <w:pPr>
-        <w:rPr>
-          <w:rFonts w:ascii="맑은 고딕" w:eastAsia="맑은 고딕" w:hAnsi="맑은 고딕"/>
-        </w:rPr>
-      </w:pPr>
-      <w:r>
-        <w:rPr>
-          <w:rFonts w:ascii="맑은 고딕" w:eastAsia="맑은 고딕" w:hAnsi="맑은 고딕"/>
-        </w:rPr>
-        <w:t xml:space="preserve">  7. 제30조 (준거법 및 재판관할)</w:t>
-      </w:r>
-    </w:p>
-    <w:p>
-      <w:pPr>
-        <w:rPr>
-          <w:rFonts w:ascii="맑은 고딕" w:eastAsia="맑은 고딕" w:hAnsi="맑은 고딕"/>
-        </w:rPr>
-      </w:pPr>
     </w:p>
     <w:p>
       <w:pPr>
@@ -8109,6 +7344,344 @@
           <w:b/>
           <w:sz w:val="26"/>
         </w:rPr>
+        <w:t>29조</w:t>
+      </w:r>
+      <w:r>
+        <w:rPr>
+          <w:rFonts w:ascii="맑은 고딕" w:eastAsia="맑은 고딕" w:hAnsi="맑은 고딕"/>
+          <w:b/>
+          <w:sz w:val="26"/>
+        </w:rPr>
+        <w:t xml:space="preserve"> (분쟁해결)</w:t>
+      </w:r>
+    </w:p>
+    <w:p>
+      <w:pPr>
+        <w:rPr>
+          <w:rFonts w:ascii="맑은 고딕" w:eastAsia="맑은 고딕" w:hAnsi="맑은 고딕"/>
+        </w:rPr>
+      </w:pPr>
+      <w:r>
+        <w:rPr>
+          <w:rFonts w:ascii="맑은 고딕" w:eastAsia="맑은 고딕" w:hAnsi="맑은 고딕" w:hint="eastAsia"/>
+        </w:rPr>
+        <w:t>①</w:t>
+      </w:r>
+      <w:r>
+        <w:rPr>
+          <w:rFonts w:ascii="맑은 고딕" w:eastAsia="맑은 고딕" w:hAnsi="맑은 고딕"/>
+        </w:rPr>
+        <w:t xml:space="preserve"> 이 계약과 관련하여 분쟁이 발생한 경우, 원사업자와 수급사업자는 상호 협의하여 분쟁을 해결하기 위해 노력한다.</w:t>
+      </w:r>
+    </w:p>
+    <w:p>
+      <w:pPr>
+        <w:rPr>
+          <w:rFonts w:ascii="맑은 고딕" w:eastAsia="맑은 고딕" w:hAnsi="맑은 고딕"/>
+        </w:rPr>
+      </w:pPr>
+      <w:r>
+        <w:rPr>
+          <w:rFonts w:ascii="맑은 고딕" w:eastAsia="맑은 고딕" w:hAnsi="맑은 고딕" w:hint="eastAsia"/>
+        </w:rPr>
+        <w:t>②</w:t>
+      </w:r>
+      <w:r>
+        <w:rPr>
+          <w:rFonts w:ascii="맑은 고딕" w:eastAsia="맑은 고딕" w:hAnsi="맑은 고딕"/>
+        </w:rPr>
+        <w:t xml:space="preserve"> 제1항에도 불구하고 분쟁이 해결되지 않은 경우, 원사업자 또는 수급사업자는 「</w:t>
+      </w:r>
+      <w:proofErr w:type="spellStart"/>
+      <w:r>
+        <w:rPr>
+          <w:rFonts w:ascii="맑은 고딕" w:eastAsia="맑은 고딕" w:hAnsi="맑은 고딕"/>
+        </w:rPr>
+        <w:t>콘텐츠산업진흥법</w:t>
+      </w:r>
+      <w:proofErr w:type="spellEnd"/>
+      <w:r>
+        <w:rPr>
+          <w:rFonts w:ascii="맑은 고딕" w:eastAsia="맑은 고딕" w:hAnsi="맑은 고딕"/>
+        </w:rPr>
+        <w:t xml:space="preserve">」에 따른 </w:t>
+      </w:r>
+      <w:proofErr w:type="spellStart"/>
+      <w:r>
+        <w:rPr>
+          <w:rFonts w:ascii="맑은 고딕" w:eastAsia="맑은 고딕" w:hAnsi="맑은 고딕"/>
+        </w:rPr>
+        <w:t>콘텐츠분쟁조정위원회</w:t>
+      </w:r>
+      <w:proofErr w:type="spellEnd"/>
+      <w:r>
+        <w:rPr>
+          <w:rFonts w:ascii="맑은 고딕" w:eastAsia="맑은 고딕" w:hAnsi="맑은 고딕"/>
+        </w:rPr>
+        <w:t>, 「저작권법」에 따른 한국저작권위원회 또는 「하도급거래 공정화에 관한 법률」에 따른 하도급분쟁조정협의회 등에 조정을 신청할 수 있다.</w:t>
+      </w:r>
+    </w:p>
+    <w:p>
+      <w:pPr>
+        <w:rPr>
+          <w:rFonts w:ascii="맑은 고딕" w:eastAsia="맑은 고딕" w:hAnsi="맑은 고딕"/>
+        </w:rPr>
+      </w:pPr>
+    </w:p>
+    <w:p>
+      <w:pPr>
+        <w:pStyle w:val="2"/>
+        <w:rPr>
+          <w:rFonts w:ascii="맑은 고딕" w:eastAsia="맑은 고딕" w:hAnsi="맑은 고딕"/>
+          <w:b/>
+          <w:sz w:val="26"/>
+        </w:rPr>
+      </w:pPr>
+      <w:r>
+        <w:rPr>
+          <w:rFonts w:ascii="맑은 고딕" w:eastAsia="맑은 고딕" w:hAnsi="맑은 고딕" w:hint="eastAsia"/>
+          <w:b/>
+          <w:sz w:val="26"/>
+        </w:rPr>
+        <w:t>제</w:t>
+      </w:r>
+      <w:r>
+        <w:rPr>
+          <w:rFonts w:ascii="맑은 고딕" w:eastAsia="맑은 고딕" w:hAnsi="맑은 고딕"/>
+          <w:b/>
+          <w:sz w:val="26"/>
+        </w:rPr>
+        <w:t>30조</w:t>
+      </w:r>
+      <w:r>
+        <w:rPr>
+          <w:rFonts w:ascii="맑은 고딕" w:eastAsia="맑은 고딕" w:hAnsi="맑은 고딕"/>
+          <w:b/>
+          <w:sz w:val="26"/>
+        </w:rPr>
+        <w:t xml:space="preserve"> (준거법 및 재판관할)</w:t>
+      </w:r>
+    </w:p>
+    <w:p>
+      <w:pPr>
+        <w:rPr>
+          <w:rFonts w:ascii="맑은 고딕" w:eastAsia="맑은 고딕" w:hAnsi="맑은 고딕"/>
+        </w:rPr>
+      </w:pPr>
+      <w:r>
+        <w:rPr>
+          <w:rFonts w:ascii="맑은 고딕" w:eastAsia="맑은 고딕" w:hAnsi="맑은 고딕" w:hint="eastAsia"/>
+        </w:rPr>
+        <w:t>①</w:t>
+      </w:r>
+      <w:r>
+        <w:rPr>
+          <w:rFonts w:ascii="맑은 고딕" w:eastAsia="맑은 고딕" w:hAnsi="맑은 고딕"/>
+        </w:rPr>
+        <w:t xml:space="preserve"> 본 계약은 대한민국 법령에 따라 해석되고 이행된다.</w:t>
+      </w:r>
+    </w:p>
+    <w:p>
+      <w:pPr>
+        <w:rPr>
+          <w:rFonts w:ascii="맑은 고딕" w:eastAsia="맑은 고딕" w:hAnsi="맑은 고딕"/>
+        </w:rPr>
+      </w:pPr>
+      <w:r>
+        <w:rPr>
+          <w:rFonts w:ascii="맑은 고딕" w:eastAsia="맑은 고딕" w:hAnsi="맑은 고딕" w:hint="eastAsia"/>
+        </w:rPr>
+        <w:t>②</w:t>
+      </w:r>
+      <w:r>
+        <w:rPr>
+          <w:rFonts w:ascii="맑은 고딕" w:eastAsia="맑은 고딕" w:hAnsi="맑은 고딕"/>
+        </w:rPr>
+        <w:t xml:space="preserve"> 본 계약과 관련된 소는 원사업자 또는 수급사업자의 주된 사무소를 관할하는 지방법원, 또는 서울중앙지방법원에 제기한다.</w:t>
+      </w:r>
+    </w:p>
+    <w:p>
+      <w:pPr>
+        <w:rPr>
+          <w:rFonts w:ascii="맑은 고딕" w:eastAsia="맑은 고딕" w:hAnsi="맑은 고딕"/>
+        </w:rPr>
+      </w:pPr>
+      <w:r>
+        <w:rPr>
+          <w:rFonts w:ascii="맑은 고딕" w:eastAsia="맑은 고딕" w:hAnsi="맑은 고딕" w:hint="eastAsia"/>
+        </w:rPr>
+        <w:t>③</w:t>
+      </w:r>
+      <w:r>
+        <w:rPr>
+          <w:rFonts w:ascii="맑은 고딕" w:eastAsia="맑은 고딕" w:hAnsi="맑은 고딕"/>
+        </w:rPr>
+        <w:t xml:space="preserve"> 본 계약은 본 계약에서 정한 사항에 관하여 원사업자와 수급사업자 간의 완전한 합의를 구성하며, 본 계약 체결 이전의 구두 또는 서면에 의한 합의·약속·표시는 본 계약으로 대체된다.</w:t>
+      </w:r>
+    </w:p>
+    <w:p/>
+    <w:p>
+      <w:pPr>
+        <w:pStyle w:val="2"/>
+        <w:rPr>
+          <w:b/>
+        </w:rPr>
+      </w:pPr>
+      <w:r>
+        <w:rPr>
+          <w:rFonts w:hint="eastAsia"/>
+          <w:b/>
+        </w:rPr>
+        <w:t>제</w:t>
+      </w:r>
+      <w:r>
+        <w:rPr>
+          <w:b/>
+        </w:rPr>
+        <w:t>31조 (계약 종료 후 존속 조항)</w:t>
+      </w:r>
+    </w:p>
+    <w:p>
+      <w:pPr>
+        <w:rPr>
+          <w:rFonts w:ascii="맑은 고딕" w:eastAsia="맑은 고딕" w:hAnsi="맑은 고딕"/>
+        </w:rPr>
+      </w:pPr>
+      <w:r>
+        <w:rPr>
+          <w:rFonts w:ascii="맑은 고딕" w:eastAsia="맑은 고딕" w:hAnsi="맑은 고딕" w:hint="eastAsia"/>
+        </w:rPr>
+        <w:t>본</w:t>
+      </w:r>
+      <w:r>
+        <w:rPr>
+          <w:rFonts w:ascii="맑은 고딕" w:eastAsia="맑은 고딕" w:hAnsi="맑은 고딕"/>
+        </w:rPr>
+        <w:t xml:space="preserve"> 계약이 종료된 경우에도 다음 각 호의 조항은 그 성질상 존속이 필요한 한도에서 효력을 유지한다.</w:t>
+      </w:r>
+    </w:p>
+    <w:p>
+      <w:pPr>
+        <w:rPr>
+          <w:rFonts w:ascii="맑은 고딕" w:eastAsia="맑은 고딕" w:hAnsi="맑은 고딕"/>
+        </w:rPr>
+      </w:pPr>
+      <w:r>
+        <w:rPr>
+          <w:rFonts w:ascii="맑은 고딕" w:eastAsia="맑은 고딕" w:hAnsi="맑은 고딕"/>
+        </w:rPr>
+        <w:t xml:space="preserve">  1. 제6조 (비밀유지)</w:t>
+      </w:r>
+    </w:p>
+    <w:p>
+      <w:pPr>
+        <w:rPr>
+          <w:rFonts w:ascii="맑은 고딕" w:eastAsia="맑은 고딕" w:hAnsi="맑은 고딕"/>
+        </w:rPr>
+      </w:pPr>
+      <w:r>
+        <w:rPr>
+          <w:rFonts w:ascii="맑은 고딕" w:eastAsia="맑은 고딕" w:hAnsi="맑은 고딕"/>
+        </w:rPr>
+        <w:t xml:space="preserve">  2. 제16조 (상금 및 매출의 분배)</w:t>
+      </w:r>
+    </w:p>
+    <w:p>
+      <w:pPr>
+        <w:rPr>
+          <w:rFonts w:ascii="맑은 고딕" w:eastAsia="맑은 고딕" w:hAnsi="맑은 고딕"/>
+        </w:rPr>
+      </w:pPr>
+      <w:r>
+        <w:rPr>
+          <w:rFonts w:ascii="맑은 고딕" w:eastAsia="맑은 고딕" w:hAnsi="맑은 고딕"/>
+        </w:rPr>
+        <w:t xml:space="preserve">  3. 제17조 (개발 종료 후 오류 수정 의무)</w:t>
+      </w:r>
+    </w:p>
+    <w:p>
+      <w:pPr>
+        <w:rPr>
+          <w:rFonts w:ascii="맑은 고딕" w:eastAsia="맑은 고딕" w:hAnsi="맑은 고딕"/>
+        </w:rPr>
+      </w:pPr>
+      <w:r>
+        <w:rPr>
+          <w:rFonts w:ascii="맑은 고딕" w:eastAsia="맑은 고딕" w:hAnsi="맑은 고딕"/>
+        </w:rPr>
+        <w:t xml:space="preserve">  4. 제21조 ~ 제23조 (지식재산권의 귀속·양도·매수청구권)</w:t>
+      </w:r>
+    </w:p>
+    <w:p>
+      <w:pPr>
+        <w:rPr>
+          <w:rFonts w:ascii="맑은 고딕" w:eastAsia="맑은 고딕" w:hAnsi="맑은 고딕"/>
+        </w:rPr>
+      </w:pPr>
+      <w:r>
+        <w:rPr>
+          <w:rFonts w:ascii="맑은 고딕" w:eastAsia="맑은 고딕" w:hAnsi="맑은 고딕"/>
+        </w:rPr>
+        <w:t xml:space="preserve">  5. 제24조 (손해배상)</w:t>
+      </w:r>
+    </w:p>
+    <w:p>
+      <w:pPr>
+        <w:rPr>
+          <w:rFonts w:ascii="맑은 고딕" w:eastAsia="맑은 고딕" w:hAnsi="맑은 고딕"/>
+        </w:rPr>
+      </w:pPr>
+      <w:r>
+        <w:rPr>
+          <w:rFonts w:ascii="맑은 고딕" w:eastAsia="맑은 고딕" w:hAnsi="맑은 고딕"/>
+        </w:rPr>
+        <w:t xml:space="preserve">  6. 제29조 (분쟁해결)</w:t>
+      </w:r>
+    </w:p>
+    <w:p>
+      <w:pPr>
+        <w:rPr>
+          <w:rFonts w:ascii="맑은 고딕" w:eastAsia="맑은 고딕" w:hAnsi="맑은 고딕"/>
+        </w:rPr>
+      </w:pPr>
+      <w:r>
+        <w:rPr>
+          <w:rFonts w:ascii="맑은 고딕" w:eastAsia="맑은 고딕" w:hAnsi="맑은 고딕"/>
+        </w:rPr>
+        <w:t xml:space="preserve">  7. 제30조 (준거법 및 재판관할)</w:t>
+      </w:r>
+    </w:p>
+    <w:p>
+      <w:pPr>
+        <w:rPr>
+          <w:rFonts w:ascii="맑은 고딕" w:eastAsia="맑은 고딕" w:hAnsi="맑은 고딕"/>
+        </w:rPr>
+      </w:pPr>
+    </w:p>
+    <w:p>
+      <w:pPr>
+        <w:pStyle w:val="2"/>
+        <w:rPr>
+          <w:rFonts w:ascii="맑은 고딕" w:eastAsia="맑은 고딕" w:hAnsi="맑은 고딕"/>
+          <w:b/>
+          <w:sz w:val="26"/>
+        </w:rPr>
+      </w:pPr>
+      <w:r>
+        <w:rPr>
+          <w:rFonts w:ascii="맑은 고딕" w:eastAsia="맑은 고딕" w:hAnsi="맑은 고딕" w:hint="eastAsia"/>
+          <w:b/>
+          <w:sz w:val="26"/>
+        </w:rPr>
+        <w:lastRenderedPageBreak/>
+        <w:t>제</w:t>
+      </w:r>
+      <w:r>
+        <w:rPr>
+          <w:rFonts w:ascii="맑은 고딕" w:eastAsia="맑은 고딕" w:hAnsi="맑은 고딕"/>
+          <w:b/>
+          <w:sz w:val="26"/>
+        </w:rPr>
         <w:t>32조</w:t>
       </w:r>
       <w:r>
@@ -8141,23 +7714,8 @@
     </w:p>
     <w:p>
       <w:pPr>
-        <w:jc w:val="center"/>
-        <w:rPr>
-          <w:rFonts w:ascii="맑은 고딕" w:eastAsia="맑은 고딕" w:hAnsi="맑은 고딕"/>
-        </w:rPr>
-      </w:pPr>
-    </w:p>
-    <w:p>
-      <w:pPr>
-        <w:rPr>
-          <w:rFonts w:ascii="맑은 고딕" w:eastAsia="맑은 고딕" w:hAnsi="맑은 고딕"/>
-        </w:rPr>
-      </w:pPr>
-    </w:p>
-    <w:p>
-      <w:pPr>
-        <w:rPr>
-          <w:rFonts w:ascii="맑은 고딕" w:eastAsia="맑은 고딕" w:hAnsi="맑은 고딕"/>
+        <w:rPr>
+          <w:rFonts w:ascii="맑은 고딕" w:eastAsia="맑은 고딕" w:hAnsi="맑은 고딕" w:hint="eastAsia"/>
         </w:rPr>
       </w:pPr>
     </w:p>
@@ -8169,48 +7727,510 @@
         <w:autoSpaceDN/>
         <w:rPr>
           <w:rFonts w:ascii="맑은 고딕" w:eastAsia="맑은 고딕" w:hAnsi="맑은 고딕"/>
-        </w:rPr>
-      </w:pPr>
-      <w:r>
-        <w:rPr>
-          <w:rFonts w:ascii="맑은 고딕" w:eastAsia="맑은 고딕" w:hAnsi="맑은 고딕"/>
+          <w:b/>
+        </w:rPr>
+      </w:pPr>
+      <w:r>
+        <w:rPr>
+          <w:rFonts w:ascii="맑은 고딕" w:eastAsia="맑은 고딕" w:hAnsi="맑은 고딕"/>
+          <w:b/>
         </w:rPr>
         <w:br w:type="page"/>
       </w:r>
     </w:p>
     <w:p>
       <w:pPr>
+        <w:rPr>
+          <w:rFonts w:ascii="맑은 고딕" w:eastAsia="맑은 고딕" w:hAnsi="맑은 고딕"/>
+          <w:b/>
+        </w:rPr>
+      </w:pPr>
+      <w:r>
+        <w:rPr>
+          <w:rFonts w:ascii="맑은 고딕" w:eastAsia="맑은 고딕" w:hAnsi="맑은 고딕"/>
+          <w:b/>
+        </w:rPr>
+        <w:lastRenderedPageBreak/>
+        <w:t>[원사업자] · 기획 · 대표</w:t>
+      </w:r>
+    </w:p>
+    <w:p>
+      <w:pPr>
+        <w:rPr>
+          <w:rFonts w:ascii="맑은 고딕" w:eastAsia="맑은 고딕" w:hAnsi="맑은 고딕"/>
+        </w:rPr>
+      </w:pPr>
+      <w:r>
+        <w:rPr>
+          <w:rFonts w:ascii="맑은 고딕" w:eastAsia="맑은 고딕" w:hAnsi="맑은 고딕"/>
+        </w:rPr>
+        <w:t xml:space="preserve">  주    </w:t>
+      </w:r>
+      <w:proofErr w:type="gramStart"/>
+      <w:r>
+        <w:rPr>
+          <w:rFonts w:ascii="맑은 고딕" w:eastAsia="맑은 고딕" w:hAnsi="맑은 고딕"/>
+        </w:rPr>
+        <w:t>소 :</w:t>
+      </w:r>
+      <w:proofErr w:type="gramEnd"/>
+      <w:r>
+        <w:rPr>
+          <w:rFonts w:ascii="맑은 고딕" w:eastAsia="맑은 고딕" w:hAnsi="맑은 고딕"/>
+        </w:rPr>
+        <w:t xml:space="preserve"> [                                ]</w:t>
+      </w:r>
+    </w:p>
+    <w:p>
+      <w:pPr>
+        <w:rPr>
+          <w:rFonts w:ascii="맑은 고딕" w:eastAsia="맑은 고딕" w:hAnsi="맑은 고딕"/>
+        </w:rPr>
+      </w:pPr>
+      <w:r>
+        <w:rPr>
+          <w:rFonts w:ascii="맑은 고딕" w:eastAsia="맑은 고딕" w:hAnsi="맑은 고딕"/>
+        </w:rPr>
+        <w:t xml:space="preserve">  상    </w:t>
+      </w:r>
+      <w:proofErr w:type="gramStart"/>
+      <w:r>
+        <w:rPr>
+          <w:rFonts w:ascii="맑은 고딕" w:eastAsia="맑은 고딕" w:hAnsi="맑은 고딕"/>
+        </w:rPr>
+        <w:t>호 :</w:t>
+      </w:r>
+      <w:proofErr w:type="gramEnd"/>
+      <w:r>
+        <w:rPr>
+          <w:rFonts w:ascii="맑은 고딕" w:eastAsia="맑은 고딕" w:hAnsi="맑은 고딕"/>
+        </w:rPr>
+        <w:t xml:space="preserve"> [                  ]      사업자등록번호 : [              ]</w:t>
+      </w:r>
+    </w:p>
+    <w:p>
+      <w:pPr>
+        <w:rPr>
+          <w:rFonts w:ascii="맑은 고딕" w:eastAsia="맑은 고딕" w:hAnsi="맑은 고딕"/>
+        </w:rPr>
+      </w:pPr>
+      <w:r>
+        <w:rPr>
+          <w:rFonts w:ascii="맑은 고딕" w:eastAsia="맑은 고딕" w:hAnsi="맑은 고딕"/>
+        </w:rPr>
+        <w:t xml:space="preserve">  대 표 </w:t>
+      </w:r>
+      <w:proofErr w:type="gramStart"/>
+      <w:r>
+        <w:rPr>
+          <w:rFonts w:ascii="맑은 고딕" w:eastAsia="맑은 고딕" w:hAnsi="맑은 고딕"/>
+        </w:rPr>
+        <w:t>자 :</w:t>
+      </w:r>
+      <w:proofErr w:type="gramEnd"/>
+      <w:r>
+        <w:rPr>
+          <w:rFonts w:ascii="맑은 고딕" w:eastAsia="맑은 고딕" w:hAnsi="맑은 고딕"/>
+        </w:rPr>
+        <w:t xml:space="preserve"> 장원석    (인)</w:t>
+      </w:r>
+    </w:p>
+    <w:p>
+      <w:pPr>
+        <w:rPr>
+          <w:rFonts w:ascii="맑은 고딕" w:eastAsia="맑은 고딕" w:hAnsi="맑은 고딕"/>
+        </w:rPr>
+      </w:pPr>
+      <w:r>
+        <w:rPr>
+          <w:rFonts w:ascii="맑은 고딕" w:eastAsia="맑은 고딕" w:hAnsi="맑은 고딕"/>
+        </w:rPr>
+        <w:t xml:space="preserve">  서   </w:t>
+      </w:r>
+      <w:proofErr w:type="gramStart"/>
+      <w:r>
+        <w:rPr>
+          <w:rFonts w:ascii="맑은 고딕" w:eastAsia="맑은 고딕" w:hAnsi="맑은 고딕"/>
+        </w:rPr>
+        <w:t>명 :</w:t>
+      </w:r>
+      <w:proofErr w:type="gramEnd"/>
+      <w:r>
+        <w:rPr>
+          <w:rFonts w:ascii="맑은 고딕" w:eastAsia="맑은 고딕" w:hAnsi="맑은 고딕"/>
+        </w:rPr>
+        <w:t xml:space="preserve"> ______________</w:t>
+      </w:r>
+    </w:p>
+    <w:p>
+      <w:pPr>
+        <w:rPr>
+          <w:rFonts w:ascii="맑은 고딕" w:eastAsia="맑은 고딕" w:hAnsi="맑은 고딕"/>
+        </w:rPr>
+      </w:pPr>
+    </w:p>
+    <w:p>
+      <w:pPr>
+        <w:rPr>
+          <w:rFonts w:ascii="맑은 고딕" w:eastAsia="맑은 고딕" w:hAnsi="맑은 고딕"/>
+          <w:b/>
+        </w:rPr>
+      </w:pPr>
+      <w:r>
+        <w:rPr>
+          <w:rFonts w:ascii="맑은 고딕" w:eastAsia="맑은 고딕" w:hAnsi="맑은 고딕"/>
+          <w:b/>
+        </w:rPr>
+        <w:t>[수급사업자 ①] · 아트</w:t>
+      </w:r>
+    </w:p>
+    <w:p>
+      <w:pPr>
+        <w:rPr>
+          <w:rFonts w:ascii="맑은 고딕" w:eastAsia="맑은 고딕" w:hAnsi="맑은 고딕"/>
+        </w:rPr>
+      </w:pPr>
+      <w:r>
+        <w:rPr>
+          <w:rFonts w:ascii="맑은 고딕" w:eastAsia="맑은 고딕" w:hAnsi="맑은 고딕"/>
+        </w:rPr>
+        <w:t xml:space="preserve">  주    </w:t>
+      </w:r>
+      <w:proofErr w:type="gramStart"/>
+      <w:r>
+        <w:rPr>
+          <w:rFonts w:ascii="맑은 고딕" w:eastAsia="맑은 고딕" w:hAnsi="맑은 고딕"/>
+        </w:rPr>
+        <w:t>소 :</w:t>
+      </w:r>
+      <w:proofErr w:type="gramEnd"/>
+      <w:r>
+        <w:rPr>
+          <w:rFonts w:ascii="맑은 고딕" w:eastAsia="맑은 고딕" w:hAnsi="맑은 고딕"/>
+        </w:rPr>
+        <w:t xml:space="preserve"> [                        ]</w:t>
+      </w:r>
+    </w:p>
+    <w:p>
+      <w:pPr>
+        <w:rPr>
+          <w:rFonts w:ascii="맑은 고딕" w:eastAsia="맑은 고딕" w:hAnsi="맑은 고딕"/>
+        </w:rPr>
+      </w:pPr>
+      <w:r>
+        <w:rPr>
+          <w:rFonts w:ascii="맑은 고딕" w:eastAsia="맑은 고딕" w:hAnsi="맑은 고딕"/>
+        </w:rPr>
+        <w:t xml:space="preserve">  성    </w:t>
+      </w:r>
+      <w:proofErr w:type="gramStart"/>
+      <w:r>
+        <w:rPr>
+          <w:rFonts w:ascii="맑은 고딕" w:eastAsia="맑은 고딕" w:hAnsi="맑은 고딕"/>
+        </w:rPr>
+        <w:t>명 :</w:t>
+      </w:r>
+      <w:proofErr w:type="gramEnd"/>
+      <w:r>
+        <w:rPr>
+          <w:rFonts w:ascii="맑은 고딕" w:eastAsia="맑은 고딕" w:hAnsi="맑은 고딕"/>
+        </w:rPr>
+        <w:t xml:space="preserve"> </w:t>
+      </w:r>
+      <w:proofErr w:type="spellStart"/>
+      <w:r>
+        <w:rPr>
+          <w:rFonts w:ascii="맑은 고딕" w:eastAsia="맑은 고딕" w:hAnsi="맑은 고딕"/>
+        </w:rPr>
+        <w:t>임아은</w:t>
+      </w:r>
+      <w:proofErr w:type="spellEnd"/>
+      <w:r>
+        <w:rPr>
+          <w:rFonts w:ascii="맑은 고딕" w:eastAsia="맑은 고딕" w:hAnsi="맑은 고딕"/>
+        </w:rPr>
+        <w:t xml:space="preserve">    (인)</w:t>
+      </w:r>
+    </w:p>
+    <w:p>
+      <w:pPr>
+        <w:rPr>
+          <w:rFonts w:ascii="맑은 고딕" w:eastAsia="맑은 고딕" w:hAnsi="맑은 고딕"/>
+        </w:rPr>
+      </w:pPr>
+      <w:r>
+        <w:rPr>
+          <w:rFonts w:ascii="맑은 고딕" w:eastAsia="맑은 고딕" w:hAnsi="맑은 고딕"/>
+        </w:rPr>
+        <w:t xml:space="preserve">  서   </w:t>
+      </w:r>
+      <w:proofErr w:type="gramStart"/>
+      <w:r>
+        <w:rPr>
+          <w:rFonts w:ascii="맑은 고딕" w:eastAsia="맑은 고딕" w:hAnsi="맑은 고딕"/>
+        </w:rPr>
+        <w:t>명 :</w:t>
+      </w:r>
+      <w:proofErr w:type="gramEnd"/>
+      <w:r>
+        <w:rPr>
+          <w:rFonts w:ascii="맑은 고딕" w:eastAsia="맑은 고딕" w:hAnsi="맑은 고딕"/>
+        </w:rPr>
+        <w:t xml:space="preserve"> ______________</w:t>
+      </w:r>
+    </w:p>
+    <w:p>
+      <w:pPr>
+        <w:rPr>
+          <w:rFonts w:ascii="맑은 고딕" w:eastAsia="맑은 고딕" w:hAnsi="맑은 고딕"/>
+        </w:rPr>
+      </w:pPr>
+      <w:bookmarkStart w:id="0" w:name="_GoBack"/>
+      <w:bookmarkEnd w:id="0"/>
+    </w:p>
+    <w:p>
+      <w:pPr>
+        <w:rPr>
+          <w:rFonts w:ascii="맑은 고딕" w:eastAsia="맑은 고딕" w:hAnsi="맑은 고딕"/>
+          <w:b/>
+        </w:rPr>
+      </w:pPr>
+      <w:r>
+        <w:rPr>
+          <w:rFonts w:ascii="맑은 고딕" w:eastAsia="맑은 고딕" w:hAnsi="맑은 고딕"/>
+          <w:b/>
+        </w:rPr>
+        <w:t>[수급사업자 ②] · 애니메이션</w:t>
+      </w:r>
+    </w:p>
+    <w:p>
+      <w:pPr>
+        <w:rPr>
+          <w:rFonts w:ascii="맑은 고딕" w:eastAsia="맑은 고딕" w:hAnsi="맑은 고딕"/>
+        </w:rPr>
+      </w:pPr>
+      <w:r>
+        <w:rPr>
+          <w:rFonts w:ascii="맑은 고딕" w:eastAsia="맑은 고딕" w:hAnsi="맑은 고딕"/>
+        </w:rPr>
+        <w:t xml:space="preserve">  주    </w:t>
+      </w:r>
+      <w:proofErr w:type="gramStart"/>
+      <w:r>
+        <w:rPr>
+          <w:rFonts w:ascii="맑은 고딕" w:eastAsia="맑은 고딕" w:hAnsi="맑은 고딕"/>
+        </w:rPr>
+        <w:t>소 :</w:t>
+      </w:r>
+      <w:proofErr w:type="gramEnd"/>
+      <w:r>
+        <w:rPr>
+          <w:rFonts w:ascii="맑은 고딕" w:eastAsia="맑은 고딕" w:hAnsi="맑은 고딕"/>
+        </w:rPr>
+        <w:t xml:space="preserve"> [                        ]</w:t>
+      </w:r>
+    </w:p>
+    <w:p>
+      <w:pPr>
+        <w:rPr>
+          <w:rFonts w:ascii="맑은 고딕" w:eastAsia="맑은 고딕" w:hAnsi="맑은 고딕"/>
+        </w:rPr>
+      </w:pPr>
+      <w:r>
+        <w:rPr>
+          <w:rFonts w:ascii="맑은 고딕" w:eastAsia="맑은 고딕" w:hAnsi="맑은 고딕"/>
+        </w:rPr>
+        <w:t xml:space="preserve">  성    </w:t>
+      </w:r>
+      <w:proofErr w:type="gramStart"/>
+      <w:r>
+        <w:rPr>
+          <w:rFonts w:ascii="맑은 고딕" w:eastAsia="맑은 고딕" w:hAnsi="맑은 고딕"/>
+        </w:rPr>
+        <w:t>명 :</w:t>
+      </w:r>
+      <w:proofErr w:type="gramEnd"/>
+      <w:r>
+        <w:rPr>
+          <w:rFonts w:ascii="맑은 고딕" w:eastAsia="맑은 고딕" w:hAnsi="맑은 고딕"/>
+        </w:rPr>
+        <w:t xml:space="preserve"> 김지혜    (인)</w:t>
+      </w:r>
+    </w:p>
+    <w:p>
+      <w:pPr>
+        <w:rPr>
+          <w:rFonts w:ascii="맑은 고딕" w:eastAsia="맑은 고딕" w:hAnsi="맑은 고딕"/>
+        </w:rPr>
+      </w:pPr>
+      <w:r>
+        <w:rPr>
+          <w:rFonts w:ascii="맑은 고딕" w:eastAsia="맑은 고딕" w:hAnsi="맑은 고딕"/>
+        </w:rPr>
+        <w:t xml:space="preserve">  서   </w:t>
+      </w:r>
+      <w:proofErr w:type="gramStart"/>
+      <w:r>
+        <w:rPr>
+          <w:rFonts w:ascii="맑은 고딕" w:eastAsia="맑은 고딕" w:hAnsi="맑은 고딕"/>
+        </w:rPr>
+        <w:t>명 :</w:t>
+      </w:r>
+      <w:proofErr w:type="gramEnd"/>
+      <w:r>
+        <w:rPr>
+          <w:rFonts w:ascii="맑은 고딕" w:eastAsia="맑은 고딕" w:hAnsi="맑은 고딕"/>
+        </w:rPr>
+        <w:t xml:space="preserve"> ______________</w:t>
+      </w:r>
+    </w:p>
+    <w:p>
+      <w:pPr>
+        <w:rPr>
+          <w:rFonts w:ascii="맑은 고딕" w:eastAsia="맑은 고딕" w:hAnsi="맑은 고딕"/>
+        </w:rPr>
+      </w:pPr>
+    </w:p>
+    <w:p>
+      <w:pPr>
+        <w:rPr>
+          <w:rFonts w:ascii="맑은 고딕" w:eastAsia="맑은 고딕" w:hAnsi="맑은 고딕"/>
+          <w:b/>
+        </w:rPr>
+      </w:pPr>
+      <w:r>
+        <w:rPr>
+          <w:rFonts w:ascii="맑은 고딕" w:eastAsia="맑은 고딕" w:hAnsi="맑은 고딕"/>
+          <w:b/>
+        </w:rPr>
+        <w:t>[수급사업자 ③] · 개발</w:t>
+      </w:r>
+    </w:p>
+    <w:p>
+      <w:pPr>
+        <w:rPr>
+          <w:rFonts w:ascii="맑은 고딕" w:eastAsia="맑은 고딕" w:hAnsi="맑은 고딕"/>
+        </w:rPr>
+      </w:pPr>
+      <w:r>
+        <w:rPr>
+          <w:rFonts w:ascii="맑은 고딕" w:eastAsia="맑은 고딕" w:hAnsi="맑은 고딕"/>
+        </w:rPr>
+        <w:t xml:space="preserve">  주    </w:t>
+      </w:r>
+      <w:proofErr w:type="gramStart"/>
+      <w:r>
+        <w:rPr>
+          <w:rFonts w:ascii="맑은 고딕" w:eastAsia="맑은 고딕" w:hAnsi="맑은 고딕"/>
+        </w:rPr>
+        <w:t>소 :</w:t>
+      </w:r>
+      <w:proofErr w:type="gramEnd"/>
+      <w:r>
+        <w:rPr>
+          <w:rFonts w:ascii="맑은 고딕" w:eastAsia="맑은 고딕" w:hAnsi="맑은 고딕"/>
+        </w:rPr>
+        <w:t xml:space="preserve"> [                        ]</w:t>
+      </w:r>
+    </w:p>
+    <w:p>
+      <w:pPr>
+        <w:rPr>
+          <w:rFonts w:ascii="맑은 고딕" w:eastAsia="맑은 고딕" w:hAnsi="맑은 고딕"/>
+        </w:rPr>
+      </w:pPr>
+      <w:r>
+        <w:rPr>
+          <w:rFonts w:ascii="맑은 고딕" w:eastAsia="맑은 고딕" w:hAnsi="맑은 고딕"/>
+        </w:rPr>
+        <w:t xml:space="preserve">  성    </w:t>
+      </w:r>
+      <w:proofErr w:type="gramStart"/>
+      <w:r>
+        <w:rPr>
+          <w:rFonts w:ascii="맑은 고딕" w:eastAsia="맑은 고딕" w:hAnsi="맑은 고딕"/>
+        </w:rPr>
+        <w:t>명 :</w:t>
+      </w:r>
+      <w:proofErr w:type="gramEnd"/>
+      <w:r>
+        <w:rPr>
+          <w:rFonts w:ascii="맑은 고딕" w:eastAsia="맑은 고딕" w:hAnsi="맑은 고딕"/>
+        </w:rPr>
+        <w:t xml:space="preserve"> 이재은    (인)</w:t>
+      </w:r>
+    </w:p>
+    <w:p>
+      <w:pPr>
+        <w:ind w:firstLine="216"/>
+        <w:rPr>
+          <w:rFonts w:ascii="맑은 고딕" w:eastAsia="맑은 고딕" w:hAnsi="맑은 고딕"/>
+        </w:rPr>
+      </w:pPr>
+      <w:r>
+        <w:rPr>
+          <w:rFonts w:ascii="맑은 고딕" w:eastAsia="맑은 고딕" w:hAnsi="맑은 고딕"/>
+        </w:rPr>
+        <w:t xml:space="preserve">서   </w:t>
+      </w:r>
+      <w:proofErr w:type="gramStart"/>
+      <w:r>
+        <w:rPr>
+          <w:rFonts w:ascii="맑은 고딕" w:eastAsia="맑은 고딕" w:hAnsi="맑은 고딕"/>
+        </w:rPr>
+        <w:t>명 :</w:t>
+      </w:r>
+      <w:proofErr w:type="gramEnd"/>
+      <w:r>
+        <w:rPr>
+          <w:rFonts w:ascii="맑은 고딕" w:eastAsia="맑은 고딕" w:hAnsi="맑은 고딕"/>
+        </w:rPr>
+        <w:t xml:space="preserve"> ______________</w:t>
+      </w:r>
+    </w:p>
+    <w:p>
+      <w:pPr>
+        <w:ind w:firstLine="216"/>
+        <w:rPr>
+          <w:rFonts w:ascii="맑은 고딕" w:eastAsia="맑은 고딕" w:hAnsi="맑은 고딕"/>
+        </w:rPr>
+      </w:pPr>
+    </w:p>
+    <w:p>
+      <w:pPr>
+        <w:widowControl/>
+        <w:wordWrap/>
+        <w:autoSpaceDE/>
+        <w:autoSpaceDN/>
+        <w:rPr>
+          <w:rFonts w:ascii="맑은 고딕" w:eastAsia="맑은 고딕" w:hAnsi="맑은 고딕"/>
+        </w:rPr>
+      </w:pPr>
+      <w:r>
+        <w:rPr>
+          <w:rFonts w:ascii="맑은 고딕" w:eastAsia="맑은 고딕" w:hAnsi="맑은 고딕" w:hint="eastAsia"/>
+        </w:rPr>
+        <w:t>이</w:t>
+      </w:r>
+      <w:r>
+        <w:rPr>
+          <w:rFonts w:ascii="맑은 고딕" w:eastAsia="맑은 고딕" w:hAnsi="맑은 고딕"/>
+        </w:rPr>
+        <w:t xml:space="preserve"> 계약의 성립을 증명하기 위하여 계약서 4부를 작성하고 당사자가 각각 기명날인 또는 서명한 후 각 1부씩 보관한다.</w:t>
+      </w:r>
+    </w:p>
+    <w:p>
+      <w:pPr>
+        <w:rPr>
+          <w:rFonts w:ascii="맑은 고딕" w:eastAsia="맑은 고딕" w:hAnsi="맑은 고딕"/>
+        </w:rPr>
+      </w:pPr>
+    </w:p>
+    <w:p>
+      <w:pPr>
         <w:jc w:val="center"/>
         <w:rPr>
-          <w:rFonts w:ascii="맑은 고딕" w:eastAsia="맑은 고딕" w:hAnsi="맑은 고딕"/>
-        </w:rPr>
-      </w:pPr>
-      <w:r>
-        <w:rPr>
-          <w:rFonts w:ascii="맑은 고딕" w:eastAsia="맑은 고딕" w:hAnsi="맑은 고딕" w:hint="eastAsia"/>
-        </w:rPr>
-        <w:lastRenderedPageBreak/>
-        <w:t>이</w:t>
-      </w:r>
-      <w:r>
-        <w:rPr>
-          <w:rFonts w:ascii="맑은 고딕" w:eastAsia="맑은 고딕" w:hAnsi="맑은 고딕"/>
-        </w:rPr>
-        <w:t xml:space="preserve"> 계약의 성립을 증명하기 위하여 계약서 4부를 작성하고 당사자가 각각 기명날인 또는 서명한 후 각 1부씩 보관한다.</w:t>
-      </w:r>
-    </w:p>
-    <w:p>
-      <w:pPr>
-        <w:rPr>
-          <w:rFonts w:ascii="맑은 고딕" w:eastAsia="맑은 고딕" w:hAnsi="맑은 고딕"/>
-        </w:rPr>
-      </w:pPr>
-    </w:p>
-    <w:p>
-      <w:pPr>
-        <w:jc w:val="center"/>
-        <w:rPr>
-          <w:rFonts w:ascii="맑은 고딕" w:eastAsia="맑은 고딕" w:hAnsi="맑은 고딕"/>
+          <w:rFonts w:ascii="맑은 고딕" w:eastAsia="맑은 고딕" w:hAnsi="맑은 고딕" w:hint="eastAsia"/>
         </w:rPr>
       </w:pPr>
       <w:r>
@@ -8230,625 +8250,6 @@
           <w:rFonts w:ascii="맑은 고딕" w:eastAsia="맑은 고딕" w:hAnsi="맑은 고딕"/>
         </w:rPr>
         <w:t>일</w:t>
-      </w:r>
-    </w:p>
-    <w:p>
-      <w:pPr>
-        <w:rPr>
-          <w:rFonts w:ascii="맑은 고딕" w:eastAsia="맑은 고딕" w:hAnsi="맑은 고딕"/>
-        </w:rPr>
-      </w:pPr>
-    </w:p>
-    <w:p>
-      <w:pPr>
-        <w:rPr>
-          <w:rFonts w:ascii="맑은 고딕" w:eastAsia="맑은 고딕" w:hAnsi="맑은 고딕"/>
-          <w:b/>
-        </w:rPr>
-      </w:pPr>
-      <w:r>
-        <w:rPr>
-          <w:rFonts w:ascii="맑은 고딕" w:eastAsia="맑은 고딕" w:hAnsi="맑은 고딕"/>
-          <w:b/>
-        </w:rPr>
-        <w:t>[원사업자] · 기획 · 대표</w:t>
-      </w:r>
-    </w:p>
-    <w:p>
-      <w:pPr>
-        <w:rPr>
-          <w:rFonts w:ascii="맑은 고딕" w:eastAsia="맑은 고딕" w:hAnsi="맑은 고딕"/>
-        </w:rPr>
-      </w:pPr>
-      <w:r>
-        <w:rPr>
-          <w:rFonts w:ascii="맑은 고딕" w:eastAsia="맑은 고딕" w:hAnsi="맑은 고딕"/>
-        </w:rPr>
-        <w:t xml:space="preserve">  주    </w:t>
-      </w:r>
-      <w:proofErr w:type="gramStart"/>
-      <w:r>
-        <w:rPr>
-          <w:rFonts w:ascii="맑은 고딕" w:eastAsia="맑은 고딕" w:hAnsi="맑은 고딕"/>
-        </w:rPr>
-        <w:t>소 :</w:t>
-      </w:r>
-      <w:proofErr w:type="gramEnd"/>
-      <w:r>
-        <w:rPr>
-          <w:rFonts w:ascii="맑은 고딕" w:eastAsia="맑은 고딕" w:hAnsi="맑은 고딕"/>
-        </w:rPr>
-        <w:t xml:space="preserve"> </w:t>
-      </w:r>
-      <w:proofErr w:type="gramStart"/>
-      <w:r>
-        <w:rPr>
-          <w:rFonts w:ascii="맑은 고딕" w:eastAsia="맑은 고딕" w:hAnsi="맑은 고딕"/>
-        </w:rPr>
-        <w:t xml:space="preserve">[  </w:t>
-      </w:r>
-      <w:proofErr w:type="gramEnd"/>
-      <w:r>
-        <w:rPr>
-          <w:rFonts w:ascii="맑은 고딕" w:eastAsia="맑은 고딕" w:hAnsi="맑은 고딕"/>
-        </w:rPr>
-        <w:t xml:space="preserve">                            </w:t>
-      </w:r>
-      <w:proofErr w:type="gramStart"/>
-      <w:r>
-        <w:rPr>
-          <w:rFonts w:ascii="맑은 고딕" w:eastAsia="맑은 고딕" w:hAnsi="맑은 고딕"/>
-        </w:rPr>
-        <w:t xml:space="preserve">  ]</w:t>
-      </w:r>
-      <w:proofErr w:type="gramEnd"/>
-    </w:p>
-    <w:p>
-      <w:pPr>
-        <w:rPr>
-          <w:rFonts w:ascii="맑은 고딕" w:eastAsia="맑은 고딕" w:hAnsi="맑은 고딕"/>
-        </w:rPr>
-      </w:pPr>
-      <w:r>
-        <w:rPr>
-          <w:rFonts w:ascii="맑은 고딕" w:eastAsia="맑은 고딕" w:hAnsi="맑은 고딕"/>
-        </w:rPr>
-        <w:t xml:space="preserve">  상    </w:t>
-      </w:r>
-      <w:proofErr w:type="gramStart"/>
-      <w:r>
-        <w:rPr>
-          <w:rFonts w:ascii="맑은 고딕" w:eastAsia="맑은 고딕" w:hAnsi="맑은 고딕"/>
-        </w:rPr>
-        <w:t>호 :</w:t>
-      </w:r>
-      <w:proofErr w:type="gramEnd"/>
-      <w:r>
-        <w:rPr>
-          <w:rFonts w:ascii="맑은 고딕" w:eastAsia="맑은 고딕" w:hAnsi="맑은 고딕"/>
-        </w:rPr>
-        <w:t xml:space="preserve"> </w:t>
-      </w:r>
-      <w:proofErr w:type="gramStart"/>
-      <w:r>
-        <w:rPr>
-          <w:rFonts w:ascii="맑은 고딕" w:eastAsia="맑은 고딕" w:hAnsi="맑은 고딕"/>
-        </w:rPr>
-        <w:t xml:space="preserve">[  </w:t>
-      </w:r>
-      <w:proofErr w:type="gramEnd"/>
-      <w:r>
-        <w:rPr>
-          <w:rFonts w:ascii="맑은 고딕" w:eastAsia="맑은 고딕" w:hAnsi="맑은 고딕"/>
-        </w:rPr>
-        <w:t xml:space="preserve">              </w:t>
-      </w:r>
-      <w:proofErr w:type="gramStart"/>
-      <w:r>
-        <w:rPr>
-          <w:rFonts w:ascii="맑은 고딕" w:eastAsia="맑은 고딕" w:hAnsi="맑은 고딕"/>
-        </w:rPr>
-        <w:t xml:space="preserve">  ]</w:t>
-      </w:r>
-      <w:proofErr w:type="gramEnd"/>
-      <w:r>
-        <w:rPr>
-          <w:rFonts w:ascii="맑은 고딕" w:eastAsia="맑은 고딕" w:hAnsi="맑은 고딕"/>
-        </w:rPr>
-        <w:t xml:space="preserve">      </w:t>
-      </w:r>
-      <w:proofErr w:type="gramStart"/>
-      <w:r>
-        <w:rPr>
-          <w:rFonts w:ascii="맑은 고딕" w:eastAsia="맑은 고딕" w:hAnsi="맑은 고딕"/>
-        </w:rPr>
-        <w:t>사업자등록번호 :</w:t>
-      </w:r>
-      <w:proofErr w:type="gramEnd"/>
-      <w:r>
-        <w:rPr>
-          <w:rFonts w:ascii="맑은 고딕" w:eastAsia="맑은 고딕" w:hAnsi="맑은 고딕"/>
-        </w:rPr>
-        <w:t xml:space="preserve"> </w:t>
-      </w:r>
-      <w:proofErr w:type="gramStart"/>
-      <w:r>
-        <w:rPr>
-          <w:rFonts w:ascii="맑은 고딕" w:eastAsia="맑은 고딕" w:hAnsi="맑은 고딕"/>
-        </w:rPr>
-        <w:t xml:space="preserve">[  </w:t>
-      </w:r>
-      <w:proofErr w:type="gramEnd"/>
-      <w:r>
-        <w:rPr>
-          <w:rFonts w:ascii="맑은 고딕" w:eastAsia="맑은 고딕" w:hAnsi="맑은 고딕"/>
-        </w:rPr>
-        <w:t xml:space="preserve">          </w:t>
-      </w:r>
-      <w:proofErr w:type="gramStart"/>
-      <w:r>
-        <w:rPr>
-          <w:rFonts w:ascii="맑은 고딕" w:eastAsia="맑은 고딕" w:hAnsi="맑은 고딕"/>
-        </w:rPr>
-        <w:t xml:space="preserve">  ]</w:t>
-      </w:r>
-      <w:proofErr w:type="gramEnd"/>
-    </w:p>
-    <w:p>
-      <w:pPr>
-        <w:rPr>
-          <w:rFonts w:ascii="맑은 고딕" w:eastAsia="맑은 고딕" w:hAnsi="맑은 고딕"/>
-        </w:rPr>
-      </w:pPr>
-      <w:r>
-        <w:rPr>
-          <w:rFonts w:ascii="맑은 고딕" w:eastAsia="맑은 고딕" w:hAnsi="맑은 고딕"/>
-        </w:rPr>
-        <w:t xml:space="preserve">  대 표 </w:t>
-      </w:r>
-      <w:proofErr w:type="gramStart"/>
-      <w:r>
-        <w:rPr>
-          <w:rFonts w:ascii="맑은 고딕" w:eastAsia="맑은 고딕" w:hAnsi="맑은 고딕"/>
-        </w:rPr>
-        <w:t>자 :</w:t>
-      </w:r>
-      <w:proofErr w:type="gramEnd"/>
-      <w:r>
-        <w:rPr>
-          <w:rFonts w:ascii="맑은 고딕" w:eastAsia="맑은 고딕" w:hAnsi="맑은 고딕"/>
-        </w:rPr>
-        <w:t xml:space="preserve"> 장원석    (인)</w:t>
-      </w:r>
-    </w:p>
-    <w:p>
-      <w:pPr>
-        <w:rPr>
-          <w:rFonts w:ascii="맑은 고딕" w:eastAsia="맑은 고딕" w:hAnsi="맑은 고딕"/>
-        </w:rPr>
-      </w:pPr>
-      <w:r>
-        <w:rPr>
-          <w:rFonts w:ascii="맑은 고딕" w:eastAsia="맑은 고딕" w:hAnsi="맑은 고딕"/>
-        </w:rPr>
-        <w:t xml:space="preserve">  서   </w:t>
-      </w:r>
-      <w:proofErr w:type="gramStart"/>
-      <w:r>
-        <w:rPr>
-          <w:rFonts w:ascii="맑은 고딕" w:eastAsia="맑은 고딕" w:hAnsi="맑은 고딕"/>
-        </w:rPr>
-        <w:t>명 :</w:t>
-      </w:r>
-      <w:proofErr w:type="gramEnd"/>
-      <w:r>
-        <w:rPr>
-          <w:rFonts w:ascii="맑은 고딕" w:eastAsia="맑은 고딕" w:hAnsi="맑은 고딕"/>
-        </w:rPr>
-        <w:t xml:space="preserve"> ______________</w:t>
-      </w:r>
-    </w:p>
-    <w:p>
-      <w:pPr>
-        <w:rPr>
-          <w:rFonts w:ascii="맑은 고딕" w:eastAsia="맑은 고딕" w:hAnsi="맑은 고딕"/>
-        </w:rPr>
-      </w:pPr>
-    </w:p>
-    <w:p>
-      <w:pPr>
-        <w:rPr>
-          <w:rFonts w:ascii="맑은 고딕" w:eastAsia="맑은 고딕" w:hAnsi="맑은 고딕"/>
-          <w:b/>
-        </w:rPr>
-      </w:pPr>
-      <w:r>
-        <w:rPr>
-          <w:rFonts w:ascii="맑은 고딕" w:eastAsia="맑은 고딕" w:hAnsi="맑은 고딕"/>
-          <w:b/>
-        </w:rPr>
-        <w:t>[수급사업자 ①] · 아트</w:t>
-      </w:r>
-    </w:p>
-    <w:p>
-      <w:pPr>
-        <w:rPr>
-          <w:rFonts w:ascii="맑은 고딕" w:eastAsia="맑은 고딕" w:hAnsi="맑은 고딕"/>
-        </w:rPr>
-      </w:pPr>
-      <w:r>
-        <w:rPr>
-          <w:rFonts w:ascii="맑은 고딕" w:eastAsia="맑은 고딕" w:hAnsi="맑은 고딕"/>
-        </w:rPr>
-        <w:t xml:space="preserve">  주    </w:t>
-      </w:r>
-      <w:proofErr w:type="gramStart"/>
-      <w:r>
-        <w:rPr>
-          <w:rFonts w:ascii="맑은 고딕" w:eastAsia="맑은 고딕" w:hAnsi="맑은 고딕"/>
-        </w:rPr>
-        <w:t>소 :</w:t>
-      </w:r>
-      <w:proofErr w:type="gramEnd"/>
-      <w:r>
-        <w:rPr>
-          <w:rFonts w:ascii="맑은 고딕" w:eastAsia="맑은 고딕" w:hAnsi="맑은 고딕"/>
-        </w:rPr>
-        <w:t xml:space="preserve"> </w:t>
-      </w:r>
-      <w:proofErr w:type="gramStart"/>
-      <w:r>
-        <w:rPr>
-          <w:rFonts w:ascii="맑은 고딕" w:eastAsia="맑은 고딕" w:hAnsi="맑은 고딕"/>
-        </w:rPr>
-        <w:t xml:space="preserve">[  </w:t>
-      </w:r>
-      <w:proofErr w:type="gramEnd"/>
-      <w:r>
-        <w:rPr>
-          <w:rFonts w:ascii="맑은 고딕" w:eastAsia="맑은 고딕" w:hAnsi="맑은 고딕"/>
-        </w:rPr>
-        <w:t xml:space="preserve">                    </w:t>
-      </w:r>
-      <w:proofErr w:type="gramStart"/>
-      <w:r>
-        <w:rPr>
-          <w:rFonts w:ascii="맑은 고딕" w:eastAsia="맑은 고딕" w:hAnsi="맑은 고딕"/>
-        </w:rPr>
-        <w:t xml:space="preserve">  ]</w:t>
-      </w:r>
-      <w:proofErr w:type="gramEnd"/>
-    </w:p>
-    <w:p>
-      <w:pPr>
-        <w:rPr>
-          <w:rFonts w:ascii="맑은 고딕" w:eastAsia="맑은 고딕" w:hAnsi="맑은 고딕"/>
-        </w:rPr>
-      </w:pPr>
-      <w:r>
-        <w:rPr>
-          <w:rFonts w:ascii="맑은 고딕" w:eastAsia="맑은 고딕" w:hAnsi="맑은 고딕"/>
-        </w:rPr>
-        <w:t xml:space="preserve">  성    </w:t>
-      </w:r>
-      <w:proofErr w:type="gramStart"/>
-      <w:r>
-        <w:rPr>
-          <w:rFonts w:ascii="맑은 고딕" w:eastAsia="맑은 고딕" w:hAnsi="맑은 고딕"/>
-        </w:rPr>
-        <w:t>명 :</w:t>
-      </w:r>
-      <w:proofErr w:type="gramEnd"/>
-      <w:r>
-        <w:rPr>
-          <w:rFonts w:ascii="맑은 고딕" w:eastAsia="맑은 고딕" w:hAnsi="맑은 고딕"/>
-        </w:rPr>
-        <w:t xml:space="preserve"> </w:t>
-      </w:r>
-      <w:proofErr w:type="spellStart"/>
-      <w:r>
-        <w:rPr>
-          <w:rFonts w:ascii="맑은 고딕" w:eastAsia="맑은 고딕" w:hAnsi="맑은 고딕"/>
-        </w:rPr>
-        <w:t>임아은</w:t>
-      </w:r>
-      <w:proofErr w:type="spellEnd"/>
-      <w:r>
-        <w:rPr>
-          <w:rFonts w:ascii="맑은 고딕" w:eastAsia="맑은 고딕" w:hAnsi="맑은 고딕"/>
-        </w:rPr>
-        <w:t xml:space="preserve">    (인)</w:t>
-      </w:r>
-    </w:p>
-    <w:p>
-      <w:pPr>
-        <w:rPr>
-          <w:rFonts w:ascii="맑은 고딕" w:eastAsia="맑은 고딕" w:hAnsi="맑은 고딕"/>
-        </w:rPr>
-      </w:pPr>
-      <w:r>
-        <w:rPr>
-          <w:rFonts w:ascii="맑은 고딕" w:eastAsia="맑은 고딕" w:hAnsi="맑은 고딕"/>
-        </w:rPr>
-        <w:t xml:space="preserve">  서   </w:t>
-      </w:r>
-      <w:proofErr w:type="gramStart"/>
-      <w:r>
-        <w:rPr>
-          <w:rFonts w:ascii="맑은 고딕" w:eastAsia="맑은 고딕" w:hAnsi="맑은 고딕"/>
-        </w:rPr>
-        <w:t>명 :</w:t>
-      </w:r>
-      <w:proofErr w:type="gramEnd"/>
-      <w:r>
-        <w:rPr>
-          <w:rFonts w:ascii="맑은 고딕" w:eastAsia="맑은 고딕" w:hAnsi="맑은 고딕"/>
-        </w:rPr>
-        <w:t xml:space="preserve"> ______________</w:t>
-      </w:r>
-    </w:p>
-    <w:p>
-      <w:pPr>
-        <w:rPr>
-          <w:rFonts w:ascii="맑은 고딕" w:eastAsia="맑은 고딕" w:hAnsi="맑은 고딕"/>
-        </w:rPr>
-      </w:pPr>
-    </w:p>
-    <w:p>
-      <w:pPr>
-        <w:rPr>
-          <w:rFonts w:ascii="맑은 고딕" w:eastAsia="맑은 고딕" w:hAnsi="맑은 고딕"/>
-          <w:b/>
-        </w:rPr>
-      </w:pPr>
-      <w:r>
-        <w:rPr>
-          <w:rFonts w:ascii="맑은 고딕" w:eastAsia="맑은 고딕" w:hAnsi="맑은 고딕"/>
-          <w:b/>
-        </w:rPr>
-        <w:t>[수급사업자 ②] · 애니메이션</w:t>
-      </w:r>
-    </w:p>
-    <w:p>
-      <w:pPr>
-        <w:rPr>
-          <w:rFonts w:ascii="맑은 고딕" w:eastAsia="맑은 고딕" w:hAnsi="맑은 고딕"/>
-        </w:rPr>
-      </w:pPr>
-      <w:r>
-        <w:rPr>
-          <w:rFonts w:ascii="맑은 고딕" w:eastAsia="맑은 고딕" w:hAnsi="맑은 고딕"/>
-        </w:rPr>
-        <w:t xml:space="preserve">  주    </w:t>
-      </w:r>
-      <w:proofErr w:type="gramStart"/>
-      <w:r>
-        <w:rPr>
-          <w:rFonts w:ascii="맑은 고딕" w:eastAsia="맑은 고딕" w:hAnsi="맑은 고딕"/>
-        </w:rPr>
-        <w:t>소 :</w:t>
-      </w:r>
-      <w:proofErr w:type="gramEnd"/>
-      <w:r>
-        <w:rPr>
-          <w:rFonts w:ascii="맑은 고딕" w:eastAsia="맑은 고딕" w:hAnsi="맑은 고딕"/>
-        </w:rPr>
-        <w:t xml:space="preserve"> </w:t>
-      </w:r>
-      <w:proofErr w:type="gramStart"/>
-      <w:r>
-        <w:rPr>
-          <w:rFonts w:ascii="맑은 고딕" w:eastAsia="맑은 고딕" w:hAnsi="맑은 고딕"/>
-        </w:rPr>
-        <w:t xml:space="preserve">[  </w:t>
-      </w:r>
-      <w:proofErr w:type="gramEnd"/>
-      <w:r>
-        <w:rPr>
-          <w:rFonts w:ascii="맑은 고딕" w:eastAsia="맑은 고딕" w:hAnsi="맑은 고딕"/>
-        </w:rPr>
-        <w:t xml:space="preserve">                    </w:t>
-      </w:r>
-      <w:proofErr w:type="gramStart"/>
-      <w:r>
-        <w:rPr>
-          <w:rFonts w:ascii="맑은 고딕" w:eastAsia="맑은 고딕" w:hAnsi="맑은 고딕"/>
-        </w:rPr>
-        <w:t xml:space="preserve">  ]</w:t>
-      </w:r>
-      <w:proofErr w:type="gramEnd"/>
-    </w:p>
-    <w:p>
-      <w:pPr>
-        <w:rPr>
-          <w:rFonts w:ascii="맑은 고딕" w:eastAsia="맑은 고딕" w:hAnsi="맑은 고딕"/>
-        </w:rPr>
-      </w:pPr>
-      <w:r>
-        <w:rPr>
-          <w:rFonts w:ascii="맑은 고딕" w:eastAsia="맑은 고딕" w:hAnsi="맑은 고딕"/>
-        </w:rPr>
-        <w:t xml:space="preserve">  성    </w:t>
-      </w:r>
-      <w:proofErr w:type="gramStart"/>
-      <w:r>
-        <w:rPr>
-          <w:rFonts w:ascii="맑은 고딕" w:eastAsia="맑은 고딕" w:hAnsi="맑은 고딕"/>
-        </w:rPr>
-        <w:t>명 :</w:t>
-      </w:r>
-      <w:proofErr w:type="gramEnd"/>
-      <w:r>
-        <w:rPr>
-          <w:rFonts w:ascii="맑은 고딕" w:eastAsia="맑은 고딕" w:hAnsi="맑은 고딕"/>
-        </w:rPr>
-        <w:t xml:space="preserve"> 김지혜    (인)</w:t>
-      </w:r>
-    </w:p>
-    <w:p>
-      <w:pPr>
-        <w:rPr>
-          <w:rFonts w:ascii="맑은 고딕" w:eastAsia="맑은 고딕" w:hAnsi="맑은 고딕"/>
-        </w:rPr>
-      </w:pPr>
-      <w:r>
-        <w:rPr>
-          <w:rFonts w:ascii="맑은 고딕" w:eastAsia="맑은 고딕" w:hAnsi="맑은 고딕"/>
-        </w:rPr>
-        <w:t xml:space="preserve">  서   </w:t>
-      </w:r>
-      <w:proofErr w:type="gramStart"/>
-      <w:r>
-        <w:rPr>
-          <w:rFonts w:ascii="맑은 고딕" w:eastAsia="맑은 고딕" w:hAnsi="맑은 고딕"/>
-        </w:rPr>
-        <w:t>명 :</w:t>
-      </w:r>
-      <w:proofErr w:type="gramEnd"/>
-      <w:r>
-        <w:rPr>
-          <w:rFonts w:ascii="맑은 고딕" w:eastAsia="맑은 고딕" w:hAnsi="맑은 고딕"/>
-        </w:rPr>
-        <w:t xml:space="preserve"> ______________</w:t>
-      </w:r>
-    </w:p>
-    <w:p>
-      <w:pPr>
-        <w:rPr>
-          <w:rFonts w:ascii="맑은 고딕" w:eastAsia="맑은 고딕" w:hAnsi="맑은 고딕"/>
-        </w:rPr>
-      </w:pPr>
-    </w:p>
-    <w:p>
-      <w:pPr>
-        <w:rPr>
-          <w:rFonts w:ascii="맑은 고딕" w:eastAsia="맑은 고딕" w:hAnsi="맑은 고딕"/>
-          <w:b/>
-        </w:rPr>
-      </w:pPr>
-      <w:r>
-        <w:rPr>
-          <w:rFonts w:ascii="맑은 고딕" w:eastAsia="맑은 고딕" w:hAnsi="맑은 고딕"/>
-          <w:b/>
-        </w:rPr>
-        <w:t>[수급사업자 ③] · 개발</w:t>
-      </w:r>
-    </w:p>
-    <w:p>
-      <w:pPr>
-        <w:rPr>
-          <w:rFonts w:ascii="맑은 고딕" w:eastAsia="맑은 고딕" w:hAnsi="맑은 고딕"/>
-        </w:rPr>
-      </w:pPr>
-      <w:r>
-        <w:rPr>
-          <w:rFonts w:ascii="맑은 고딕" w:eastAsia="맑은 고딕" w:hAnsi="맑은 고딕"/>
-        </w:rPr>
-        <w:t xml:space="preserve">  주    </w:t>
-      </w:r>
-      <w:proofErr w:type="gramStart"/>
-      <w:r>
-        <w:rPr>
-          <w:rFonts w:ascii="맑은 고딕" w:eastAsia="맑은 고딕" w:hAnsi="맑은 고딕"/>
-        </w:rPr>
-        <w:t>소 :</w:t>
-      </w:r>
-      <w:proofErr w:type="gramEnd"/>
-      <w:r>
-        <w:rPr>
-          <w:rFonts w:ascii="맑은 고딕" w:eastAsia="맑은 고딕" w:hAnsi="맑은 고딕"/>
-        </w:rPr>
-        <w:t xml:space="preserve"> </w:t>
-      </w:r>
-      <w:proofErr w:type="gramStart"/>
-      <w:r>
-        <w:rPr>
-          <w:rFonts w:ascii="맑은 고딕" w:eastAsia="맑은 고딕" w:hAnsi="맑은 고딕"/>
-        </w:rPr>
-        <w:t xml:space="preserve">[  </w:t>
-      </w:r>
-      <w:proofErr w:type="gramEnd"/>
-      <w:r>
-        <w:rPr>
-          <w:rFonts w:ascii="맑은 고딕" w:eastAsia="맑은 고딕" w:hAnsi="맑은 고딕"/>
-        </w:rPr>
-        <w:t xml:space="preserve">                    </w:t>
-      </w:r>
-      <w:proofErr w:type="gramStart"/>
-      <w:r>
-        <w:rPr>
-          <w:rFonts w:ascii="맑은 고딕" w:eastAsia="맑은 고딕" w:hAnsi="맑은 고딕"/>
-        </w:rPr>
-        <w:t xml:space="preserve">  ]</w:t>
-      </w:r>
-      <w:proofErr w:type="gramEnd"/>
-    </w:p>
-    <w:p>
-      <w:pPr>
-        <w:rPr>
-          <w:rFonts w:ascii="맑은 고딕" w:eastAsia="맑은 고딕" w:hAnsi="맑은 고딕"/>
-        </w:rPr>
-      </w:pPr>
-      <w:r>
-        <w:rPr>
-          <w:rFonts w:ascii="맑은 고딕" w:eastAsia="맑은 고딕" w:hAnsi="맑은 고딕"/>
-        </w:rPr>
-        <w:t xml:space="preserve">  성    </w:t>
-      </w:r>
-      <w:proofErr w:type="gramStart"/>
-      <w:r>
-        <w:rPr>
-          <w:rFonts w:ascii="맑은 고딕" w:eastAsia="맑은 고딕" w:hAnsi="맑은 고딕"/>
-        </w:rPr>
-        <w:t>명 :</w:t>
-      </w:r>
-      <w:proofErr w:type="gramEnd"/>
-      <w:r>
-        <w:rPr>
-          <w:rFonts w:ascii="맑은 고딕" w:eastAsia="맑은 고딕" w:hAnsi="맑은 고딕"/>
-        </w:rPr>
-        <w:t xml:space="preserve"> </w:t>
-      </w:r>
-      <w:proofErr w:type="spellStart"/>
-      <w:r>
-        <w:rPr>
-          <w:rFonts w:ascii="맑은 고딕" w:eastAsia="맑은 고딕" w:hAnsi="맑은 고딕"/>
-        </w:rPr>
-        <w:t>이재은</w:t>
-      </w:r>
-      <w:proofErr w:type="spellEnd"/>
-      <w:r>
-        <w:rPr>
-          <w:rFonts w:ascii="맑은 고딕" w:eastAsia="맑은 고딕" w:hAnsi="맑은 고딕"/>
-        </w:rPr>
-        <w:t xml:space="preserve">    (인)</w:t>
-      </w:r>
-    </w:p>
-    <w:p>
-      <w:pPr>
-        <w:rPr>
-          <w:rFonts w:ascii="맑은 고딕" w:eastAsia="맑은 고딕" w:hAnsi="맑은 고딕"/>
-        </w:rPr>
-      </w:pPr>
-      <w:r>
-        <w:rPr>
-          <w:rFonts w:ascii="맑은 고딕" w:eastAsia="맑은 고딕" w:hAnsi="맑은 고딕"/>
-        </w:rPr>
-        <w:t xml:space="preserve">  서   </w:t>
-      </w:r>
-      <w:proofErr w:type="gramStart"/>
-      <w:r>
-        <w:rPr>
-          <w:rFonts w:ascii="맑은 고딕" w:eastAsia="맑은 고딕" w:hAnsi="맑은 고딕"/>
-        </w:rPr>
-        <w:t>명 :</w:t>
-      </w:r>
-      <w:proofErr w:type="gramEnd"/>
-      <w:r>
-        <w:rPr>
-          <w:rFonts w:ascii="맑은 고딕" w:eastAsia="맑은 고딕" w:hAnsi="맑은 고딕"/>
-        </w:rPr>
-        <w:t xml:space="preserve"> ______________</w:t>
       </w:r>
     </w:p>
     <w:sectPr>
@@ -8868,7 +8269,7 @@
 </file>
 
 <file path=word/endnotes.xml><?xml version="1.0" encoding="utf-8"?>
-<w:endnotes xmlns:wpc="http://schemas.microsoft.com/office/word/2010/wordprocessingCanvas" xmlns:cx="http://schemas.microsoft.com/office/drawing/2014/chartex" xmlns:cx1="http://schemas.microsoft.com/office/drawing/2015/9/8/chartex" xmlns:cx2="http://schemas.microsoft.com/office/drawing/2015/10/21/chartex" xmlns:cx3="http://schemas.microsoft.com/office/drawing/2016/5/9/chartex" xmlns:cx4="http://schemas.microsoft.com/office/drawing/2016/5/10/chartex" xmlns:cx5="http://schemas.microsoft.com/office/drawing/2016/5/11/chartex" xmlns:cx6="http://schemas.microsoft.com/office/drawing/2016/5/12/chartex" xmlns:cx7="http://schemas.microsoft.com/office/drawing/2016/5/13/chartex" xmlns:cx8="http://schemas.microsoft.com/office/drawing/2016/5/14/chartex" xmlns:mc="http://schemas.openxmlformats.org/markup-compatibility/2006" xmlns:aink="http://schemas.microsoft.com/office/drawing/2016/ink" xmlns:am3d="http://schemas.microsoft.com/office/drawing/2017/model3d" xmlns:o="urn:schemas-microsoft-com:office:office" xmlns:oel="http://schemas.microsoft.com/office/2019/extlst" xmlns:r="http://schemas.openxmlformats.org/officeDocument/2006/relationships" xmlns:m="http://schemas.openxmlformats.org/officeDocument/2006/math" xmlns:v="urn:schemas-microsoft-com:vml" xmlns:wp14="http://schemas.microsoft.com/office/word/2010/wordprocessingDrawing" xmlns:wp="http://schemas.openxmlformats.org/drawingml/2006/wordprocessingDrawing" xmlns:w10="urn:schemas-microsoft-com:office:word" xmlns:w="http://schemas.openxmlformats.org/wordprocessingml/2006/main" xmlns:w14="http://schemas.microsoft.com/office/word/2010/wordml" xmlns:w15="http://schemas.microsoft.com/office/word/2012/wordml" xmlns:w16cex="http://schemas.microsoft.com/office/word/2018/wordml/cex" xmlns:w16cid="http://schemas.microsoft.com/office/word/2016/wordml/cid" xmlns:w16="http://schemas.microsoft.com/office/word/2018/wordml" xmlns:w16du="http://schemas.microsoft.com/office/word/2023/wordml/word16du" xmlns:w16sdtdh="http://schemas.microsoft.com/office/word/2020/wordml/sdtdatahash" xmlns:w16sdtfl="http://schemas.microsoft.com/office/word/2024/wordml/sdtformatlock" xmlns:w16se="http://schemas.microsoft.com/office/word/2015/wordml/symex" xmlns:wpg="http://schemas.microsoft.com/office/word/2010/wordprocessingGroup" xmlns:wpi="http://schemas.microsoft.com/office/word/2010/wordprocessingInk" xmlns:wne="http://schemas.microsoft.com/office/word/2006/wordml" xmlns:wps="http://schemas.microsoft.com/office/word/2010/wordprocessingShape" mc:Ignorable="w14 w15 w16se w16cid w16 w16cex w16sdtdh w16sdtfl w16du wp14">
+<w:endnotes xmlns:wpc="http://schemas.microsoft.com/office/word/2010/wordprocessingCanvas" xmlns:mc="http://schemas.openxmlformats.org/markup-compatibility/2006" xmlns:o="urn:schemas-microsoft-com:office:office" xmlns:r="http://schemas.openxmlformats.org/officeDocument/2006/relationships" xmlns:m="http://schemas.openxmlformats.org/officeDocument/2006/math" xmlns:v="urn:schemas-microsoft-com:vml" xmlns:wp14="http://schemas.microsoft.com/office/word/2010/wordprocessingDrawing" xmlns:wp="http://schemas.openxmlformats.org/drawingml/2006/wordprocessingDrawing" xmlns:w10="urn:schemas-microsoft-com:office:word" xmlns:w="http://schemas.openxmlformats.org/wordprocessingml/2006/main" xmlns:w14="http://schemas.microsoft.com/office/word/2010/wordml" xmlns:w15="http://schemas.microsoft.com/office/word/2012/wordml" xmlns:wpg="http://schemas.microsoft.com/office/word/2010/wordprocessingGroup" xmlns:wpi="http://schemas.microsoft.com/office/word/2010/wordprocessingInk" xmlns:wne="http://schemas.microsoft.com/office/word/2006/wordml" xmlns:wps="http://schemas.microsoft.com/office/word/2010/wordprocessingShape" mc:Ignorable="w14 w15 wp14">
   <w:endnote w:type="separator" w:id="-1">
     <w:p>
       <w:pPr>
@@ -8893,7 +8294,7 @@
 </file>
 
 <file path=word/footer1.xml><?xml version="1.0" encoding="utf-8"?>
-<w:ftr xmlns:wpc="http://schemas.microsoft.com/office/word/2010/wordprocessingCanvas" xmlns:cx="http://schemas.microsoft.com/office/drawing/2014/chartex" xmlns:cx1="http://schemas.microsoft.com/office/drawing/2015/9/8/chartex" xmlns:cx2="http://schemas.microsoft.com/office/drawing/2015/10/21/chartex" xmlns:cx3="http://schemas.microsoft.com/office/drawing/2016/5/9/chartex" xmlns:cx4="http://schemas.microsoft.com/office/drawing/2016/5/10/chartex" xmlns:cx5="http://schemas.microsoft.com/office/drawing/2016/5/11/chartex" xmlns:cx6="http://schemas.microsoft.com/office/drawing/2016/5/12/chartex" xmlns:cx7="http://schemas.microsoft.com/office/drawing/2016/5/13/chartex" xmlns:cx8="http://schemas.microsoft.com/office/drawing/2016/5/14/chartex" xmlns:mc="http://schemas.openxmlformats.org/markup-compatibility/2006" xmlns:aink="http://schemas.microsoft.com/office/drawing/2016/ink" xmlns:am3d="http://schemas.microsoft.com/office/drawing/2017/model3d" xmlns:o="urn:schemas-microsoft-com:office:office" xmlns:oel="http://schemas.microsoft.com/office/2019/extlst" xmlns:r="http://schemas.openxmlformats.org/officeDocument/2006/relationships" xmlns:m="http://schemas.openxmlformats.org/officeDocument/2006/math" xmlns:v="urn:schemas-microsoft-com:vml" xmlns:wp14="http://schemas.microsoft.com/office/word/2010/wordprocessingDrawing" xmlns:wp="http://schemas.openxmlformats.org/drawingml/2006/wordprocessingDrawing" xmlns:w10="urn:schemas-microsoft-com:office:word" xmlns:w="http://schemas.openxmlformats.org/wordprocessingml/2006/main" xmlns:w14="http://schemas.microsoft.com/office/word/2010/wordml" xmlns:w15="http://schemas.microsoft.com/office/word/2012/wordml" xmlns:w16cex="http://schemas.microsoft.com/office/word/2018/wordml/cex" xmlns:w16cid="http://schemas.microsoft.com/office/word/2016/wordml/cid" xmlns:w16="http://schemas.microsoft.com/office/word/2018/wordml" xmlns:w16du="http://schemas.microsoft.com/office/word/2023/wordml/word16du" xmlns:w16sdtdh="http://schemas.microsoft.com/office/word/2020/wordml/sdtdatahash" xmlns:w16sdtfl="http://schemas.microsoft.com/office/word/2024/wordml/sdtformatlock" xmlns:w16se="http://schemas.microsoft.com/office/word/2015/wordml/symex" xmlns:wpg="http://schemas.microsoft.com/office/word/2010/wordprocessingGroup" xmlns:wpi="http://schemas.microsoft.com/office/word/2010/wordprocessingInk" xmlns:wne="http://schemas.microsoft.com/office/word/2006/wordml" xmlns:wps="http://schemas.microsoft.com/office/word/2010/wordprocessingShape" mc:Ignorable="w14 w15 w16se w16cid w16 w16cex w16sdtdh w16sdtfl w16du wp14">
+<w:ftr xmlns:wpc="http://schemas.microsoft.com/office/word/2010/wordprocessingCanvas" xmlns:mc="http://schemas.openxmlformats.org/markup-compatibility/2006" xmlns:o="urn:schemas-microsoft-com:office:office" xmlns:r="http://schemas.openxmlformats.org/officeDocument/2006/relationships" xmlns:m="http://schemas.openxmlformats.org/officeDocument/2006/math" xmlns:v="urn:schemas-microsoft-com:vml" xmlns:wp14="http://schemas.microsoft.com/office/word/2010/wordprocessingDrawing" xmlns:wp="http://schemas.openxmlformats.org/drawingml/2006/wordprocessingDrawing" xmlns:w10="urn:schemas-microsoft-com:office:word" xmlns:w="http://schemas.openxmlformats.org/wordprocessingml/2006/main" xmlns:w14="http://schemas.microsoft.com/office/word/2010/wordml" xmlns:w15="http://schemas.microsoft.com/office/word/2012/wordml" xmlns:wpg="http://schemas.microsoft.com/office/word/2010/wordprocessingGroup" xmlns:wpi="http://schemas.microsoft.com/office/word/2010/wordprocessingInk" xmlns:wne="http://schemas.microsoft.com/office/word/2006/wordml" xmlns:wps="http://schemas.microsoft.com/office/word/2010/wordprocessingShape" mc:Ignorable="w14 w15 wp14">
   <w:p>
     <w:pPr>
       <w:pStyle w:val="ab"/>
@@ -8903,7 +8304,7 @@
 </file>
 
 <file path=word/footer2.xml><?xml version="1.0" encoding="utf-8"?>
-<w:ftr xmlns:wpc="http://schemas.microsoft.com/office/word/2010/wordprocessingCanvas" xmlns:cx="http://schemas.microsoft.com/office/drawing/2014/chartex" xmlns:cx1="http://schemas.microsoft.com/office/drawing/2015/9/8/chartex" xmlns:cx2="http://schemas.microsoft.com/office/drawing/2015/10/21/chartex" xmlns:cx3="http://schemas.microsoft.com/office/drawing/2016/5/9/chartex" xmlns:cx4="http://schemas.microsoft.com/office/drawing/2016/5/10/chartex" xmlns:cx5="http://schemas.microsoft.com/office/drawing/2016/5/11/chartex" xmlns:cx6="http://schemas.microsoft.com/office/drawing/2016/5/12/chartex" xmlns:cx7="http://schemas.microsoft.com/office/drawing/2016/5/13/chartex" xmlns:cx8="http://schemas.microsoft.com/office/drawing/2016/5/14/chartex" xmlns:mc="http://schemas.openxmlformats.org/markup-compatibility/2006" xmlns:aink="http://schemas.microsoft.com/office/drawing/2016/ink" xmlns:am3d="http://schemas.microsoft.com/office/drawing/2017/model3d" xmlns:o="urn:schemas-microsoft-com:office:office" xmlns:oel="http://schemas.microsoft.com/office/2019/extlst" xmlns:r="http://schemas.openxmlformats.org/officeDocument/2006/relationships" xmlns:m="http://schemas.openxmlformats.org/officeDocument/2006/math" xmlns:v="urn:schemas-microsoft-com:vml" xmlns:wp14="http://schemas.microsoft.com/office/word/2010/wordprocessingDrawing" xmlns:wp="http://schemas.openxmlformats.org/drawingml/2006/wordprocessingDrawing" xmlns:w10="urn:schemas-microsoft-com:office:word" xmlns:w="http://schemas.openxmlformats.org/wordprocessingml/2006/main" xmlns:w14="http://schemas.microsoft.com/office/word/2010/wordml" xmlns:w15="http://schemas.microsoft.com/office/word/2012/wordml" xmlns:w16cex="http://schemas.microsoft.com/office/word/2018/wordml/cex" xmlns:w16cid="http://schemas.microsoft.com/office/word/2016/wordml/cid" xmlns:w16="http://schemas.microsoft.com/office/word/2018/wordml" xmlns:w16du="http://schemas.microsoft.com/office/word/2023/wordml/word16du" xmlns:w16sdtdh="http://schemas.microsoft.com/office/word/2020/wordml/sdtdatahash" xmlns:w16sdtfl="http://schemas.microsoft.com/office/word/2024/wordml/sdtformatlock" xmlns:w16se="http://schemas.microsoft.com/office/word/2015/wordml/symex" xmlns:wpg="http://schemas.microsoft.com/office/word/2010/wordprocessingGroup" xmlns:wpi="http://schemas.microsoft.com/office/word/2010/wordprocessingInk" xmlns:wne="http://schemas.microsoft.com/office/word/2006/wordml" xmlns:wps="http://schemas.microsoft.com/office/word/2010/wordprocessingShape" mc:Ignorable="w14 w15 w16se w16cid w16 w16cex w16sdtdh w16sdtfl w16du wp14">
+<w:ftr xmlns:wpc="http://schemas.microsoft.com/office/word/2010/wordprocessingCanvas" xmlns:mc="http://schemas.openxmlformats.org/markup-compatibility/2006" xmlns:o="urn:schemas-microsoft-com:office:office" xmlns:r="http://schemas.openxmlformats.org/officeDocument/2006/relationships" xmlns:m="http://schemas.openxmlformats.org/officeDocument/2006/math" xmlns:v="urn:schemas-microsoft-com:vml" xmlns:wp14="http://schemas.microsoft.com/office/word/2010/wordprocessingDrawing" xmlns:wp="http://schemas.openxmlformats.org/drawingml/2006/wordprocessingDrawing" xmlns:w10="urn:schemas-microsoft-com:office:word" xmlns:w="http://schemas.openxmlformats.org/wordprocessingml/2006/main" xmlns:w14="http://schemas.microsoft.com/office/word/2010/wordml" xmlns:w15="http://schemas.microsoft.com/office/word/2012/wordml" xmlns:wpg="http://schemas.microsoft.com/office/word/2010/wordprocessingGroup" xmlns:wpi="http://schemas.microsoft.com/office/word/2010/wordprocessingInk" xmlns:wne="http://schemas.microsoft.com/office/word/2006/wordml" xmlns:wps="http://schemas.microsoft.com/office/word/2010/wordprocessingShape" mc:Ignorable="w14 w15 wp14">
   <w:p>
     <w:pPr>
       <w:pStyle w:val="ab"/>
@@ -8913,7 +8314,7 @@
 </file>
 
 <file path=word/footer3.xml><?xml version="1.0" encoding="utf-8"?>
-<w:ftr xmlns:wpc="http://schemas.microsoft.com/office/word/2010/wordprocessingCanvas" xmlns:cx="http://schemas.microsoft.com/office/drawing/2014/chartex" xmlns:cx1="http://schemas.microsoft.com/office/drawing/2015/9/8/chartex" xmlns:cx2="http://schemas.microsoft.com/office/drawing/2015/10/21/chartex" xmlns:cx3="http://schemas.microsoft.com/office/drawing/2016/5/9/chartex" xmlns:cx4="http://schemas.microsoft.com/office/drawing/2016/5/10/chartex" xmlns:cx5="http://schemas.microsoft.com/office/drawing/2016/5/11/chartex" xmlns:cx6="http://schemas.microsoft.com/office/drawing/2016/5/12/chartex" xmlns:cx7="http://schemas.microsoft.com/office/drawing/2016/5/13/chartex" xmlns:cx8="http://schemas.microsoft.com/office/drawing/2016/5/14/chartex" xmlns:mc="http://schemas.openxmlformats.org/markup-compatibility/2006" xmlns:aink="http://schemas.microsoft.com/office/drawing/2016/ink" xmlns:am3d="http://schemas.microsoft.com/office/drawing/2017/model3d" xmlns:o="urn:schemas-microsoft-com:office:office" xmlns:oel="http://schemas.microsoft.com/office/2019/extlst" xmlns:r="http://schemas.openxmlformats.org/officeDocument/2006/relationships" xmlns:m="http://schemas.openxmlformats.org/officeDocument/2006/math" xmlns:v="urn:schemas-microsoft-com:vml" xmlns:wp14="http://schemas.microsoft.com/office/word/2010/wordprocessingDrawing" xmlns:wp="http://schemas.openxmlformats.org/drawingml/2006/wordprocessingDrawing" xmlns:w10="urn:schemas-microsoft-com:office:word" xmlns:w="http://schemas.openxmlformats.org/wordprocessingml/2006/main" xmlns:w14="http://schemas.microsoft.com/office/word/2010/wordml" xmlns:w15="http://schemas.microsoft.com/office/word/2012/wordml" xmlns:w16cex="http://schemas.microsoft.com/office/word/2018/wordml/cex" xmlns:w16cid="http://schemas.microsoft.com/office/word/2016/wordml/cid" xmlns:w16="http://schemas.microsoft.com/office/word/2018/wordml" xmlns:w16du="http://schemas.microsoft.com/office/word/2023/wordml/word16du" xmlns:w16sdtdh="http://schemas.microsoft.com/office/word/2020/wordml/sdtdatahash" xmlns:w16sdtfl="http://schemas.microsoft.com/office/word/2024/wordml/sdtformatlock" xmlns:w16se="http://schemas.microsoft.com/office/word/2015/wordml/symex" xmlns:wpg="http://schemas.microsoft.com/office/word/2010/wordprocessingGroup" xmlns:wpi="http://schemas.microsoft.com/office/word/2010/wordprocessingInk" xmlns:wne="http://schemas.microsoft.com/office/word/2006/wordml" xmlns:wps="http://schemas.microsoft.com/office/word/2010/wordprocessingShape" mc:Ignorable="w14 w15 w16se w16cid w16 w16cex w16sdtdh w16sdtfl w16du wp14">
+<w:ftr xmlns:wpc="http://schemas.microsoft.com/office/word/2010/wordprocessingCanvas" xmlns:mc="http://schemas.openxmlformats.org/markup-compatibility/2006" xmlns:o="urn:schemas-microsoft-com:office:office" xmlns:r="http://schemas.openxmlformats.org/officeDocument/2006/relationships" xmlns:m="http://schemas.openxmlformats.org/officeDocument/2006/math" xmlns:v="urn:schemas-microsoft-com:vml" xmlns:wp14="http://schemas.microsoft.com/office/word/2010/wordprocessingDrawing" xmlns:wp="http://schemas.openxmlformats.org/drawingml/2006/wordprocessingDrawing" xmlns:w10="urn:schemas-microsoft-com:office:word" xmlns:w="http://schemas.openxmlformats.org/wordprocessingml/2006/main" xmlns:w14="http://schemas.microsoft.com/office/word/2010/wordml" xmlns:w15="http://schemas.microsoft.com/office/word/2012/wordml" xmlns:wpg="http://schemas.microsoft.com/office/word/2010/wordprocessingGroup" xmlns:wpi="http://schemas.microsoft.com/office/word/2010/wordprocessingInk" xmlns:wne="http://schemas.microsoft.com/office/word/2006/wordml" xmlns:wps="http://schemas.microsoft.com/office/word/2010/wordprocessingShape" mc:Ignorable="w14 w15 wp14">
   <w:p>
     <w:pPr>
       <w:pStyle w:val="ab"/>
@@ -8923,7 +8324,7 @@
 </file>
 
 <file path=word/footnotes.xml><?xml version="1.0" encoding="utf-8"?>
-<w:footnotes xmlns:wpc="http://schemas.microsoft.com/office/word/2010/wordprocessingCanvas" xmlns:cx="http://schemas.microsoft.com/office/drawing/2014/chartex" xmlns:cx1="http://schemas.microsoft.com/office/drawing/2015/9/8/chartex" xmlns:cx2="http://schemas.microsoft.com/office/drawing/2015/10/21/chartex" xmlns:cx3="http://schemas.microsoft.com/office/drawing/2016/5/9/chartex" xmlns:cx4="http://schemas.microsoft.com/office/drawing/2016/5/10/chartex" xmlns:cx5="http://schemas.microsoft.com/office/drawing/2016/5/11/chartex" xmlns:cx6="http://schemas.microsoft.com/office/drawing/2016/5/12/chartex" xmlns:cx7="http://schemas.microsoft.com/office/drawing/2016/5/13/chartex" xmlns:cx8="http://schemas.microsoft.com/office/drawing/2016/5/14/chartex" xmlns:mc="http://schemas.openxmlformats.org/markup-compatibility/2006" xmlns:aink="http://schemas.microsoft.com/office/drawing/2016/ink" xmlns:am3d="http://schemas.microsoft.com/office/drawing/2017/model3d" xmlns:o="urn:schemas-microsoft-com:office:office" xmlns:oel="http://schemas.microsoft.com/office/2019/extlst" xmlns:r="http://schemas.openxmlformats.org/officeDocument/2006/relationships" xmlns:m="http://schemas.openxmlformats.org/officeDocument/2006/math" xmlns:v="urn:schemas-microsoft-com:vml" xmlns:wp14="http://schemas.microsoft.com/office/word/2010/wordprocessingDrawing" xmlns:wp="http://schemas.openxmlformats.org/drawingml/2006/wordprocessingDrawing" xmlns:w10="urn:schemas-microsoft-com:office:word" xmlns:w="http://schemas.openxmlformats.org/wordprocessingml/2006/main" xmlns:w14="http://schemas.microsoft.com/office/word/2010/wordml" xmlns:w15="http://schemas.microsoft.com/office/word/2012/wordml" xmlns:w16cex="http://schemas.microsoft.com/office/word/2018/wordml/cex" xmlns:w16cid="http://schemas.microsoft.com/office/word/2016/wordml/cid" xmlns:w16="http://schemas.microsoft.com/office/word/2018/wordml" xmlns:w16du="http://schemas.microsoft.com/office/word/2023/wordml/word16du" xmlns:w16sdtdh="http://schemas.microsoft.com/office/word/2020/wordml/sdtdatahash" xmlns:w16sdtfl="http://schemas.microsoft.com/office/word/2024/wordml/sdtformatlock" xmlns:w16se="http://schemas.microsoft.com/office/word/2015/wordml/symex" xmlns:wpg="http://schemas.microsoft.com/office/word/2010/wordprocessingGroup" xmlns:wpi="http://schemas.microsoft.com/office/word/2010/wordprocessingInk" xmlns:wne="http://schemas.microsoft.com/office/word/2006/wordml" xmlns:wps="http://schemas.microsoft.com/office/word/2010/wordprocessingShape" mc:Ignorable="w14 w15 w16se w16cid w16 w16cex w16sdtdh w16sdtfl w16du wp14">
+<w:footnotes xmlns:wpc="http://schemas.microsoft.com/office/word/2010/wordprocessingCanvas" xmlns:mc="http://schemas.openxmlformats.org/markup-compatibility/2006" xmlns:o="urn:schemas-microsoft-com:office:office" xmlns:r="http://schemas.openxmlformats.org/officeDocument/2006/relationships" xmlns:m="http://schemas.openxmlformats.org/officeDocument/2006/math" xmlns:v="urn:schemas-microsoft-com:vml" xmlns:wp14="http://schemas.microsoft.com/office/word/2010/wordprocessingDrawing" xmlns:wp="http://schemas.openxmlformats.org/drawingml/2006/wordprocessingDrawing" xmlns:w10="urn:schemas-microsoft-com:office:word" xmlns:w="http://schemas.openxmlformats.org/wordprocessingml/2006/main" xmlns:w14="http://schemas.microsoft.com/office/word/2010/wordml" xmlns:w15="http://schemas.microsoft.com/office/word/2012/wordml" xmlns:wpg="http://schemas.microsoft.com/office/word/2010/wordprocessingGroup" xmlns:wpi="http://schemas.microsoft.com/office/word/2010/wordprocessingInk" xmlns:wne="http://schemas.microsoft.com/office/word/2006/wordml" xmlns:wps="http://schemas.microsoft.com/office/word/2010/wordprocessingShape" mc:Ignorable="w14 w15 wp14">
   <w:footnote w:type="separator" w:id="-1">
     <w:p>
       <w:pPr>
@@ -8948,7 +8349,7 @@
 </file>
 
 <file path=word/header1.xml><?xml version="1.0" encoding="utf-8"?>
-<w:hdr xmlns:wpc="http://schemas.microsoft.com/office/word/2010/wordprocessingCanvas" xmlns:cx="http://schemas.microsoft.com/office/drawing/2014/chartex" xmlns:cx1="http://schemas.microsoft.com/office/drawing/2015/9/8/chartex" xmlns:cx2="http://schemas.microsoft.com/office/drawing/2015/10/21/chartex" xmlns:cx3="http://schemas.microsoft.com/office/drawing/2016/5/9/chartex" xmlns:cx4="http://schemas.microsoft.com/office/drawing/2016/5/10/chartex" xmlns:cx5="http://schemas.microsoft.com/office/drawing/2016/5/11/chartex" xmlns:cx6="http://schemas.microsoft.com/office/drawing/2016/5/12/chartex" xmlns:cx7="http://schemas.microsoft.com/office/drawing/2016/5/13/chartex" xmlns:cx8="http://schemas.microsoft.com/office/drawing/2016/5/14/chartex" xmlns:mc="http://schemas.openxmlformats.org/markup-compatibility/2006" xmlns:aink="http://schemas.microsoft.com/office/drawing/2016/ink" xmlns:am3d="http://schemas.microsoft.com/office/drawing/2017/model3d" xmlns:o="urn:schemas-microsoft-com:office:office" xmlns:oel="http://schemas.microsoft.com/office/2019/extlst" xmlns:r="http://schemas.openxmlformats.org/officeDocument/2006/relationships" xmlns:m="http://schemas.openxmlformats.org/officeDocument/2006/math" xmlns:v="urn:schemas-microsoft-com:vml" xmlns:wp14="http://schemas.microsoft.com/office/word/2010/wordprocessingDrawing" xmlns:wp="http://schemas.openxmlformats.org/drawingml/2006/wordprocessingDrawing" xmlns:w10="urn:schemas-microsoft-com:office:word" xmlns:w="http://schemas.openxmlformats.org/wordprocessingml/2006/main" xmlns:w14="http://schemas.microsoft.com/office/word/2010/wordml" xmlns:w15="http://schemas.microsoft.com/office/word/2012/wordml" xmlns:w16cex="http://schemas.microsoft.com/office/word/2018/wordml/cex" xmlns:w16cid="http://schemas.microsoft.com/office/word/2016/wordml/cid" xmlns:w16="http://schemas.microsoft.com/office/word/2018/wordml" xmlns:w16du="http://schemas.microsoft.com/office/word/2023/wordml/word16du" xmlns:w16sdtdh="http://schemas.microsoft.com/office/word/2020/wordml/sdtdatahash" xmlns:w16sdtfl="http://schemas.microsoft.com/office/word/2024/wordml/sdtformatlock" xmlns:w16se="http://schemas.microsoft.com/office/word/2015/wordml/symex" xmlns:wpg="http://schemas.microsoft.com/office/word/2010/wordprocessingGroup" xmlns:wpi="http://schemas.microsoft.com/office/word/2010/wordprocessingInk" xmlns:wne="http://schemas.microsoft.com/office/word/2006/wordml" xmlns:wps="http://schemas.microsoft.com/office/word/2010/wordprocessingShape" mc:Ignorable="w14 w15 w16se w16cid w16 w16cex w16sdtdh w16sdtfl w16du wp14">
+<w:hdr xmlns:wpc="http://schemas.microsoft.com/office/word/2010/wordprocessingCanvas" xmlns:mc="http://schemas.openxmlformats.org/markup-compatibility/2006" xmlns:o="urn:schemas-microsoft-com:office:office" xmlns:r="http://schemas.openxmlformats.org/officeDocument/2006/relationships" xmlns:m="http://schemas.openxmlformats.org/officeDocument/2006/math" xmlns:v="urn:schemas-microsoft-com:vml" xmlns:wp14="http://schemas.microsoft.com/office/word/2010/wordprocessingDrawing" xmlns:wp="http://schemas.openxmlformats.org/drawingml/2006/wordprocessingDrawing" xmlns:w10="urn:schemas-microsoft-com:office:word" xmlns:w="http://schemas.openxmlformats.org/wordprocessingml/2006/main" xmlns:w14="http://schemas.microsoft.com/office/word/2010/wordml" xmlns:w15="http://schemas.microsoft.com/office/word/2012/wordml" xmlns:wpg="http://schemas.microsoft.com/office/word/2010/wordprocessingGroup" xmlns:wpi="http://schemas.microsoft.com/office/word/2010/wordprocessingInk" xmlns:wne="http://schemas.microsoft.com/office/word/2006/wordml" xmlns:wps="http://schemas.microsoft.com/office/word/2010/wordprocessingShape" mc:Ignorable="w14 w15 wp14">
   <w:p>
     <w:pPr>
       <w:pStyle w:val="aa"/>
@@ -8958,7 +8359,7 @@
 </file>
 
 <file path=word/header2.xml><?xml version="1.0" encoding="utf-8"?>
-<w:hdr xmlns:wpc="http://schemas.microsoft.com/office/word/2010/wordprocessingCanvas" xmlns:cx="http://schemas.microsoft.com/office/drawing/2014/chartex" xmlns:cx1="http://schemas.microsoft.com/office/drawing/2015/9/8/chartex" xmlns:cx2="http://schemas.microsoft.com/office/drawing/2015/10/21/chartex" xmlns:cx3="http://schemas.microsoft.com/office/drawing/2016/5/9/chartex" xmlns:cx4="http://schemas.microsoft.com/office/drawing/2016/5/10/chartex" xmlns:cx5="http://schemas.microsoft.com/office/drawing/2016/5/11/chartex" xmlns:cx6="http://schemas.microsoft.com/office/drawing/2016/5/12/chartex" xmlns:cx7="http://schemas.microsoft.com/office/drawing/2016/5/13/chartex" xmlns:cx8="http://schemas.microsoft.com/office/drawing/2016/5/14/chartex" xmlns:mc="http://schemas.openxmlformats.org/markup-compatibility/2006" xmlns:aink="http://schemas.microsoft.com/office/drawing/2016/ink" xmlns:am3d="http://schemas.microsoft.com/office/drawing/2017/model3d" xmlns:o="urn:schemas-microsoft-com:office:office" xmlns:oel="http://schemas.microsoft.com/office/2019/extlst" xmlns:r="http://schemas.openxmlformats.org/officeDocument/2006/relationships" xmlns:m="http://schemas.openxmlformats.org/officeDocument/2006/math" xmlns:v="urn:schemas-microsoft-com:vml" xmlns:wp14="http://schemas.microsoft.com/office/word/2010/wordprocessingDrawing" xmlns:wp="http://schemas.openxmlformats.org/drawingml/2006/wordprocessingDrawing" xmlns:w10="urn:schemas-microsoft-com:office:word" xmlns:w="http://schemas.openxmlformats.org/wordprocessingml/2006/main" xmlns:w14="http://schemas.microsoft.com/office/word/2010/wordml" xmlns:w15="http://schemas.microsoft.com/office/word/2012/wordml" xmlns:w16cex="http://schemas.microsoft.com/office/word/2018/wordml/cex" xmlns:w16cid="http://schemas.microsoft.com/office/word/2016/wordml/cid" xmlns:w16="http://schemas.microsoft.com/office/word/2018/wordml" xmlns:w16du="http://schemas.microsoft.com/office/word/2023/wordml/word16du" xmlns:w16sdtdh="http://schemas.microsoft.com/office/word/2020/wordml/sdtdatahash" xmlns:w16sdtfl="http://schemas.microsoft.com/office/word/2024/wordml/sdtformatlock" xmlns:w16se="http://schemas.microsoft.com/office/word/2015/wordml/symex" xmlns:wpg="http://schemas.microsoft.com/office/word/2010/wordprocessingGroup" xmlns:wpi="http://schemas.microsoft.com/office/word/2010/wordprocessingInk" xmlns:wne="http://schemas.microsoft.com/office/word/2006/wordml" xmlns:wps="http://schemas.microsoft.com/office/word/2010/wordprocessingShape" mc:Ignorable="w14 w15 w16se w16cid w16 w16cex w16sdtdh w16sdtfl w16du wp14">
+<w:hdr xmlns:wpc="http://schemas.microsoft.com/office/word/2010/wordprocessingCanvas" xmlns:mc="http://schemas.openxmlformats.org/markup-compatibility/2006" xmlns:o="urn:schemas-microsoft-com:office:office" xmlns:r="http://schemas.openxmlformats.org/officeDocument/2006/relationships" xmlns:m="http://schemas.openxmlformats.org/officeDocument/2006/math" xmlns:v="urn:schemas-microsoft-com:vml" xmlns:wp14="http://schemas.microsoft.com/office/word/2010/wordprocessingDrawing" xmlns:wp="http://schemas.openxmlformats.org/drawingml/2006/wordprocessingDrawing" xmlns:w10="urn:schemas-microsoft-com:office:word" xmlns:w="http://schemas.openxmlformats.org/wordprocessingml/2006/main" xmlns:w14="http://schemas.microsoft.com/office/word/2010/wordml" xmlns:w15="http://schemas.microsoft.com/office/word/2012/wordml" xmlns:wpg="http://schemas.microsoft.com/office/word/2010/wordprocessingGroup" xmlns:wpi="http://schemas.microsoft.com/office/word/2010/wordprocessingInk" xmlns:wne="http://schemas.microsoft.com/office/word/2006/wordml" xmlns:wps="http://schemas.microsoft.com/office/word/2010/wordprocessingShape" mc:Ignorable="w14 w15 wp14">
   <w:p>
     <w:pPr>
       <w:pStyle w:val="aa"/>
@@ -8968,7 +8369,7 @@
 </file>
 
 <file path=word/header3.xml><?xml version="1.0" encoding="utf-8"?>
-<w:hdr xmlns:wpc="http://schemas.microsoft.com/office/word/2010/wordprocessingCanvas" xmlns:cx="http://schemas.microsoft.com/office/drawing/2014/chartex" xmlns:cx1="http://schemas.microsoft.com/office/drawing/2015/9/8/chartex" xmlns:cx2="http://schemas.microsoft.com/office/drawing/2015/10/21/chartex" xmlns:cx3="http://schemas.microsoft.com/office/drawing/2016/5/9/chartex" xmlns:cx4="http://schemas.microsoft.com/office/drawing/2016/5/10/chartex" xmlns:cx5="http://schemas.microsoft.com/office/drawing/2016/5/11/chartex" xmlns:cx6="http://schemas.microsoft.com/office/drawing/2016/5/12/chartex" xmlns:cx7="http://schemas.microsoft.com/office/drawing/2016/5/13/chartex" xmlns:cx8="http://schemas.microsoft.com/office/drawing/2016/5/14/chartex" xmlns:mc="http://schemas.openxmlformats.org/markup-compatibility/2006" xmlns:aink="http://schemas.microsoft.com/office/drawing/2016/ink" xmlns:am3d="http://schemas.microsoft.com/office/drawing/2017/model3d" xmlns:o="urn:schemas-microsoft-com:office:office" xmlns:oel="http://schemas.microsoft.com/office/2019/extlst" xmlns:r="http://schemas.openxmlformats.org/officeDocument/2006/relationships" xmlns:m="http://schemas.openxmlformats.org/officeDocument/2006/math" xmlns:v="urn:schemas-microsoft-com:vml" xmlns:wp14="http://schemas.microsoft.com/office/word/2010/wordprocessingDrawing" xmlns:wp="http://schemas.openxmlformats.org/drawingml/2006/wordprocessingDrawing" xmlns:w10="urn:schemas-microsoft-com:office:word" xmlns:w="http://schemas.openxmlformats.org/wordprocessingml/2006/main" xmlns:w14="http://schemas.microsoft.com/office/word/2010/wordml" xmlns:w15="http://schemas.microsoft.com/office/word/2012/wordml" xmlns:w16cex="http://schemas.microsoft.com/office/word/2018/wordml/cex" xmlns:w16cid="http://schemas.microsoft.com/office/word/2016/wordml/cid" xmlns:w16="http://schemas.microsoft.com/office/word/2018/wordml" xmlns:w16du="http://schemas.microsoft.com/office/word/2023/wordml/word16du" xmlns:w16sdtdh="http://schemas.microsoft.com/office/word/2020/wordml/sdtdatahash" xmlns:w16sdtfl="http://schemas.microsoft.com/office/word/2024/wordml/sdtformatlock" xmlns:w16se="http://schemas.microsoft.com/office/word/2015/wordml/symex" xmlns:wpg="http://schemas.microsoft.com/office/word/2010/wordprocessingGroup" xmlns:wpi="http://schemas.microsoft.com/office/word/2010/wordprocessingInk" xmlns:wne="http://schemas.microsoft.com/office/word/2006/wordml" xmlns:wps="http://schemas.microsoft.com/office/word/2010/wordprocessingShape" mc:Ignorable="w14 w15 w16se w16cid w16 w16cex w16sdtdh w16sdtfl w16du wp14">
+<w:hdr xmlns:wpc="http://schemas.microsoft.com/office/word/2010/wordprocessingCanvas" xmlns:mc="http://schemas.openxmlformats.org/markup-compatibility/2006" xmlns:o="urn:schemas-microsoft-com:office:office" xmlns:r="http://schemas.openxmlformats.org/officeDocument/2006/relationships" xmlns:m="http://schemas.openxmlformats.org/officeDocument/2006/math" xmlns:v="urn:schemas-microsoft-com:vml" xmlns:wp14="http://schemas.microsoft.com/office/word/2010/wordprocessingDrawing" xmlns:wp="http://schemas.openxmlformats.org/drawingml/2006/wordprocessingDrawing" xmlns:w10="urn:schemas-microsoft-com:office:word" xmlns:w="http://schemas.openxmlformats.org/wordprocessingml/2006/main" xmlns:w14="http://schemas.microsoft.com/office/word/2010/wordml" xmlns:w15="http://schemas.microsoft.com/office/word/2012/wordml" xmlns:wpg="http://schemas.microsoft.com/office/word/2010/wordprocessingGroup" xmlns:wpi="http://schemas.microsoft.com/office/word/2010/wordprocessingInk" xmlns:wne="http://schemas.microsoft.com/office/word/2006/wordml" xmlns:wps="http://schemas.microsoft.com/office/word/2010/wordprocessingShape" mc:Ignorable="w14 w15 wp14">
   <w:p>
     <w:pPr>
       <w:pStyle w:val="aa"/>
@@ -8978,8 +8379,8 @@
 </file>
 
 <file path=word/numbering.xml><?xml version="1.0" encoding="utf-8"?>
-<w:numbering xmlns:wpc="http://schemas.microsoft.com/office/word/2010/wordprocessingCanvas" xmlns:cx="http://schemas.microsoft.com/office/drawing/2014/chartex" xmlns:cx1="http://schemas.microsoft.com/office/drawing/2015/9/8/chartex" xmlns:cx2="http://schemas.microsoft.com/office/drawing/2015/10/21/chartex" xmlns:cx3="http://schemas.microsoft.com/office/drawing/2016/5/9/chartex" xmlns:cx4="http://schemas.microsoft.com/office/drawing/2016/5/10/chartex" xmlns:cx5="http://schemas.microsoft.com/office/drawing/2016/5/11/chartex" xmlns:cx6="http://schemas.microsoft.com/office/drawing/2016/5/12/chartex" xmlns:cx7="http://schemas.microsoft.com/office/drawing/2016/5/13/chartex" xmlns:cx8="http://schemas.microsoft.com/office/drawing/2016/5/14/chartex" xmlns:mc="http://schemas.openxmlformats.org/markup-compatibility/2006" xmlns:aink="http://schemas.microsoft.com/office/drawing/2016/ink" xmlns:am3d="http://schemas.microsoft.com/office/drawing/2017/model3d" xmlns:o="urn:schemas-microsoft-com:office:office" xmlns:oel="http://schemas.microsoft.com/office/2019/extlst" xmlns:r="http://schemas.openxmlformats.org/officeDocument/2006/relationships" xmlns:m="http://schemas.openxmlformats.org/officeDocument/2006/math" xmlns:v="urn:schemas-microsoft-com:vml" xmlns:wp14="http://schemas.microsoft.com/office/word/2010/wordprocessingDrawing" xmlns:wp="http://schemas.openxmlformats.org/drawingml/2006/wordprocessingDrawing" xmlns:w10="urn:schemas-microsoft-com:office:word" xmlns:w="http://schemas.openxmlformats.org/wordprocessingml/2006/main" xmlns:w14="http://schemas.microsoft.com/office/word/2010/wordml" xmlns:w15="http://schemas.microsoft.com/office/word/2012/wordml" xmlns:w16cex="http://schemas.microsoft.com/office/word/2018/wordml/cex" xmlns:w16cid="http://schemas.microsoft.com/office/word/2016/wordml/cid" xmlns:w16="http://schemas.microsoft.com/office/word/2018/wordml" xmlns:w16du="http://schemas.microsoft.com/office/word/2023/wordml/word16du" xmlns:w16sdtdh="http://schemas.microsoft.com/office/word/2020/wordml/sdtdatahash" xmlns:w16sdtfl="http://schemas.microsoft.com/office/word/2024/wordml/sdtformatlock" xmlns:w16se="http://schemas.microsoft.com/office/word/2015/wordml/symex" xmlns:wpg="http://schemas.microsoft.com/office/word/2010/wordprocessingGroup" xmlns:wpi="http://schemas.microsoft.com/office/word/2010/wordprocessingInk" xmlns:wne="http://schemas.microsoft.com/office/word/2006/wordml" xmlns:wps="http://schemas.microsoft.com/office/word/2010/wordprocessingShape" mc:Ignorable="w14 w15 w16se w16cid w16 w16cex w16sdtdh w16sdtfl w16du wp14">
-  <w:abstractNum w:abstractNumId="0" w15:restartNumberingAfterBreak="0">
+<w:numbering xmlns:wpc="http://schemas.microsoft.com/office/word/2010/wordprocessingCanvas" xmlns:mc="http://schemas.openxmlformats.org/markup-compatibility/2006" xmlns:o="urn:schemas-microsoft-com:office:office" xmlns:r="http://schemas.openxmlformats.org/officeDocument/2006/relationships" xmlns:m="http://schemas.openxmlformats.org/officeDocument/2006/math" xmlns:v="urn:schemas-microsoft-com:vml" xmlns:wp14="http://schemas.microsoft.com/office/word/2010/wordprocessingDrawing" xmlns:wp="http://schemas.openxmlformats.org/drawingml/2006/wordprocessingDrawing" xmlns:w10="urn:schemas-microsoft-com:office:word" xmlns:w="http://schemas.openxmlformats.org/wordprocessingml/2006/main" xmlns:w14="http://schemas.microsoft.com/office/word/2010/wordml" xmlns:w15="http://schemas.microsoft.com/office/word/2012/wordml" xmlns:wpg="http://schemas.microsoft.com/office/word/2010/wordprocessingGroup" xmlns:wpi="http://schemas.microsoft.com/office/word/2010/wordprocessingInk" xmlns:wne="http://schemas.microsoft.com/office/word/2006/wordml" xmlns:wps="http://schemas.microsoft.com/office/word/2010/wordprocessingShape" mc:Ignorable="w14 w15 wp14">
+  <w:abstractNum w:abstractNumId="0">
     <w:nsid w:val="38EF66F8"/>
     <w:multiLevelType w:val="hybridMultilevel"/>
     <w:tmpl w:val="6CFC7D9C"/>
@@ -9068,14 +8469,14 @@
       </w:pPr>
     </w:lvl>
   </w:abstractNum>
-  <w:num w:numId="1" w16cid:durableId="31347471">
+  <w:num w:numId="1">
     <w:abstractNumId w:val="0"/>
   </w:num>
 </w:numbering>
 </file>
 
 <file path=word/styles.xml><?xml version="1.0" encoding="utf-8"?>
-<w:styles xmlns:mc="http://schemas.openxmlformats.org/markup-compatibility/2006" xmlns:r="http://schemas.openxmlformats.org/officeDocument/2006/relationships" xmlns:w="http://schemas.openxmlformats.org/wordprocessingml/2006/main" xmlns:w14="http://schemas.microsoft.com/office/word/2010/wordml" xmlns:w15="http://schemas.microsoft.com/office/word/2012/wordml" xmlns:w16cex="http://schemas.microsoft.com/office/word/2018/wordml/cex" xmlns:w16cid="http://schemas.microsoft.com/office/word/2016/wordml/cid" xmlns:w16="http://schemas.microsoft.com/office/word/2018/wordml" xmlns:w16du="http://schemas.microsoft.com/office/word/2023/wordml/word16du" xmlns:w16sdtdh="http://schemas.microsoft.com/office/word/2020/wordml/sdtdatahash" xmlns:w16sdtfl="http://schemas.microsoft.com/office/word/2024/wordml/sdtformatlock" xmlns:w16se="http://schemas.microsoft.com/office/word/2015/wordml/symex" mc:Ignorable="w14 w15 w16se w16cid w16 w16cex w16sdtdh w16sdtfl w16du">
+<w:styles xmlns:mc="http://schemas.openxmlformats.org/markup-compatibility/2006" xmlns:r="http://schemas.openxmlformats.org/officeDocument/2006/relationships" xmlns:w="http://schemas.openxmlformats.org/wordprocessingml/2006/main" xmlns:w14="http://schemas.microsoft.com/office/word/2010/wordml" xmlns:w15="http://schemas.microsoft.com/office/word/2012/wordml" mc:Ignorable="w14 w15">
   <w:docDefaults>
     <w:rPrDefault>
       <w:rPr>
@@ -9093,7 +8494,7 @@
       </w:pPr>
     </w:pPrDefault>
   </w:docDefaults>
-  <w:latentStyles w:defLockedState="0" w:defUIPriority="99" w:defSemiHidden="0" w:defUnhideWhenUsed="0" w:defQFormat="0" w:count="376">
+  <w:latentStyles w:defLockedState="0" w:defUIPriority="99" w:defSemiHidden="0" w:defUnhideWhenUsed="0" w:defQFormat="0" w:count="371">
     <w:lsdException w:name="Normal" w:uiPriority="0" w:qFormat="1"/>
     <w:lsdException w:name="heading 1" w:uiPriority="9" w:qFormat="1"/>
     <w:lsdException w:name="heading 2" w:semiHidden="1" w:uiPriority="9" w:unhideWhenUsed="1" w:qFormat="1"/>
@@ -9465,11 +8866,6 @@
     <w:lsdException w:name="List Table 5 Dark Accent 6" w:uiPriority="50"/>
     <w:lsdException w:name="List Table 6 Colorful Accent 6" w:uiPriority="51"/>
     <w:lsdException w:name="List Table 7 Colorful Accent 6" w:uiPriority="52"/>
-    <w:lsdException w:name="Mention" w:semiHidden="1" w:unhideWhenUsed="1"/>
-    <w:lsdException w:name="Smart Hyperlink" w:semiHidden="1" w:unhideWhenUsed="1"/>
-    <w:lsdException w:name="Hashtag" w:semiHidden="1" w:unhideWhenUsed="1"/>
-    <w:lsdException w:name="Unresolved Mention" w:semiHidden="1" w:unhideWhenUsed="1"/>
-    <w:lsdException w:name="Smart Link" w:semiHidden="1" w:unhideWhenUsed="1"/>
   </w:latentStyles>
   <w:style w:type="paragraph" w:default="1" w:styleId="a">
     <w:name w:val="Normal"/>
@@ -10041,6 +9437,7 @@
       <w:spacing w:after="0"/>
     </w:pPr>
     <w:tblPr>
+      <w:tblInd w:w="0" w:type="dxa"/>
       <w:tblBorders>
         <w:top w:val="single" w:sz="4" w:space="0" w:color="auto"/>
         <w:left w:val="single" w:sz="4" w:space="0" w:color="auto"/>
@@ -10049,6 +9446,12 @@
         <w:insideH w:val="single" w:sz="4" w:space="0" w:color="auto"/>
         <w:insideV w:val="single" w:sz="4" w:space="0" w:color="auto"/>
       </w:tblBorders>
+      <w:tblCellMar>
+        <w:top w:w="0" w:type="dxa"/>
+        <w:left w:w="108" w:type="dxa"/>
+        <w:bottom w:w="0" w:type="dxa"/>
+        <w:right w:w="108" w:type="dxa"/>
+      </w:tblCellMar>
     </w:tblPr>
   </w:style>
   <w:style w:type="paragraph" w:styleId="ad">

--- a/page-contract/하도급계약서.docx
+++ b/page-contract/하도급계약서.docx
@@ -32,15 +32,15 @@
       <w:pPr>
         <w:jc w:val="center"/>
         <w:rPr>
-          <w:rFonts w:ascii="맑은 고딕" w:eastAsia="맑은 고딕" w:hAnsi="맑은 고딕"/>
-          <w:sz w:val="20"/>
-        </w:rPr>
-      </w:pPr>
-      <w:r>
-        <w:rPr>
           <w:rFonts w:ascii="맑은 고딕" w:eastAsia="맑은 고딕" w:hAnsi="맑은 고딕" w:hint="eastAsia"/>
           <w:sz w:val="20"/>
         </w:rPr>
+      </w:pPr>
+      <w:r>
+        <w:rPr>
+          <w:rFonts w:ascii="맑은 고딕" w:eastAsia="맑은 고딕" w:hAnsi="맑은 고딕" w:hint="eastAsia"/>
+          <w:sz w:val="20"/>
+        </w:rPr>
         <w:t>「하도급거래</w:t>
       </w:r>
       <w:r>
@@ -54,13 +54,6 @@
     <w:p>
       <w:pPr>
         <w:rPr>
-          <w:rFonts w:ascii="맑은 고딕" w:eastAsia="맑은 고딕" w:hAnsi="맑은 고딕"/>
-        </w:rPr>
-      </w:pPr>
-    </w:p>
-    <w:p>
-      <w:pPr>
-        <w:rPr>
           <w:rFonts w:ascii="맑은 고딕" w:eastAsia="맑은 고딕" w:hAnsi="맑은 고딕" w:hint="eastAsia"/>
         </w:rPr>
       </w:pPr>
@@ -148,13 +141,6 @@
         </w:rPr>
         <w:t xml:space="preserve"> 권리와 의무를 규정하기 위해 다음과 같이 계약을 체결한다.</w:t>
       </w:r>
-    </w:p>
-    <w:p>
-      <w:pPr>
-        <w:rPr>
-          <w:rFonts w:ascii="맑은 고딕" w:eastAsia="맑은 고딕" w:hAnsi="맑은 고딕"/>
-        </w:rPr>
-      </w:pPr>
     </w:p>
     <w:tbl>
       <w:tblPr>
@@ -171,14 +157,15 @@
         <w:tblLook w:val="04A0" w:firstRow="1" w:lastRow="0" w:firstColumn="1" w:lastColumn="0" w:noHBand="0" w:noVBand="1"/>
       </w:tblPr>
       <w:tblGrid>
-        <w:gridCol w:w="2397"/>
-        <w:gridCol w:w="2124"/>
-        <w:gridCol w:w="4475"/>
+        <w:gridCol w:w="2117"/>
+        <w:gridCol w:w="2126"/>
+        <w:gridCol w:w="992"/>
+        <w:gridCol w:w="3761"/>
       </w:tblGrid>
       <w:tr>
         <w:tc>
           <w:tcPr>
-            <w:tcW w:w="2397" w:type="dxa"/>
+            <w:tcW w:w="2117" w:type="dxa"/>
             <w:shd w:val="clear" w:color="E0E0E0" w:fill="E0E0E0"/>
           </w:tcPr>
           <w:p>
@@ -208,8 +195,8 @@
         </w:tc>
         <w:tc>
           <w:tcPr>
-            <w:tcW w:w="6599" w:type="dxa"/>
-            <w:gridSpan w:val="2"/>
+            <w:tcW w:w="6879" w:type="dxa"/>
+            <w:gridSpan w:val="3"/>
             <w:shd w:val="clear" w:color="E0E0E0" w:fill="E0E0E0"/>
           </w:tcPr>
           <w:p>
@@ -252,7 +239,7 @@
       <w:tr>
         <w:tc>
           <w:tcPr>
-            <w:tcW w:w="2397" w:type="dxa"/>
+            <w:tcW w:w="2117" w:type="dxa"/>
             <w:shd w:val="clear" w:color="FFFFFF" w:fill="FFFFFF"/>
             <w:vAlign w:val="center"/>
           </w:tcPr>
@@ -293,8 +280,8 @@
         </w:tc>
         <w:tc>
           <w:tcPr>
-            <w:tcW w:w="6599" w:type="dxa"/>
-            <w:gridSpan w:val="2"/>
+            <w:tcW w:w="6879" w:type="dxa"/>
+            <w:gridSpan w:val="3"/>
             <w:shd w:val="clear" w:color="FFFFFF" w:fill="FFFFFF"/>
             <w:vAlign w:val="center"/>
           </w:tcPr>
@@ -336,7 +323,7 @@
       <w:tr>
         <w:tc>
           <w:tcPr>
-            <w:tcW w:w="2397" w:type="dxa"/>
+            <w:tcW w:w="2117" w:type="dxa"/>
             <w:vMerge w:val="restart"/>
             <w:shd w:val="clear" w:color="FFFFFF" w:fill="FFFFFF"/>
             <w:vAlign w:val="center"/>
@@ -378,7 +365,7 @@
         </w:tc>
         <w:tc>
           <w:tcPr>
-            <w:tcW w:w="2124" w:type="dxa"/>
+            <w:tcW w:w="2126" w:type="dxa"/>
             <w:shd w:val="clear" w:color="FFFFFF" w:fill="FFFFFF"/>
             <w:vAlign w:val="center"/>
           </w:tcPr>
@@ -416,7 +403,8 @@
         </w:tc>
         <w:tc>
           <w:tcPr>
-            <w:tcW w:w="4475" w:type="dxa"/>
+            <w:tcW w:w="4753" w:type="dxa"/>
+            <w:gridSpan w:val="2"/>
             <w:shd w:val="clear" w:color="FFFFFF" w:fill="FFFFFF"/>
             <w:vAlign w:val="center"/>
           </w:tcPr>
@@ -446,7 +434,7 @@
       <w:tr>
         <w:tc>
           <w:tcPr>
-            <w:tcW w:w="2397" w:type="dxa"/>
+            <w:tcW w:w="2117" w:type="dxa"/>
             <w:vMerge/>
             <w:shd w:val="clear" w:color="FFFFFF" w:fill="FFFFFF"/>
           </w:tcPr>
@@ -464,7 +452,7 @@
         </w:tc>
         <w:tc>
           <w:tcPr>
-            <w:tcW w:w="2124" w:type="dxa"/>
+            <w:tcW w:w="2126" w:type="dxa"/>
             <w:shd w:val="clear" w:color="FFFFFF" w:fill="FFFFFF"/>
             <w:vAlign w:val="center"/>
           </w:tcPr>
@@ -505,7 +493,8 @@
         </w:tc>
         <w:tc>
           <w:tcPr>
-            <w:tcW w:w="4475" w:type="dxa"/>
+            <w:tcW w:w="4753" w:type="dxa"/>
+            <w:gridSpan w:val="2"/>
             <w:shd w:val="clear" w:color="FFFFFF" w:fill="FFFFFF"/>
             <w:vAlign w:val="center"/>
           </w:tcPr>
@@ -535,7 +524,7 @@
       <w:tr>
         <w:tc>
           <w:tcPr>
-            <w:tcW w:w="2397" w:type="dxa"/>
+            <w:tcW w:w="2117" w:type="dxa"/>
             <w:vMerge/>
             <w:shd w:val="clear" w:color="FFFFFF" w:fill="FFFFFF"/>
           </w:tcPr>
@@ -553,7 +542,7 @@
         </w:tc>
         <w:tc>
           <w:tcPr>
-            <w:tcW w:w="2124" w:type="dxa"/>
+            <w:tcW w:w="2126" w:type="dxa"/>
             <w:shd w:val="clear" w:color="FFFFFF" w:fill="FFFFFF"/>
             <w:vAlign w:val="center"/>
           </w:tcPr>
@@ -607,7 +596,8 @@
         </w:tc>
         <w:tc>
           <w:tcPr>
-            <w:tcW w:w="4475" w:type="dxa"/>
+            <w:tcW w:w="4753" w:type="dxa"/>
+            <w:gridSpan w:val="2"/>
             <w:shd w:val="clear" w:color="FFFFFF" w:fill="FFFFFF"/>
             <w:vAlign w:val="center"/>
           </w:tcPr>
@@ -683,7 +673,7 @@
       <w:tr>
         <w:tc>
           <w:tcPr>
-            <w:tcW w:w="2397" w:type="dxa"/>
+            <w:tcW w:w="2117" w:type="dxa"/>
             <w:shd w:val="clear" w:color="FFFFFF" w:fill="FFFFFF"/>
             <w:vAlign w:val="center"/>
           </w:tcPr>
@@ -713,7 +703,287 @@
         </w:tc>
         <w:tc>
           <w:tcPr>
-            <w:tcW w:w="6599" w:type="dxa"/>
+            <w:tcW w:w="6879" w:type="dxa"/>
+            <w:gridSpan w:val="3"/>
+            <w:shd w:val="clear" w:color="FFFFFF" w:fill="FFFFFF"/>
+            <w:vAlign w:val="center"/>
+          </w:tcPr>
+          <w:p>
+            <w:pPr>
+              <w:rPr>
+                <w:rFonts w:ascii="맑은 고딕" w:eastAsia="맑은 고딕" w:hAnsi="맑은 고딕" w:cstheme="majorBidi"/>
+                <w:bCs/>
+                <w:color w:val="000000"/>
+                <w:sz w:val="18"/>
+                <w:szCs w:val="32"/>
+              </w:rPr>
+            </w:pPr>
+            <w:r>
+              <w:rPr>
+                <w:rFonts w:ascii="맑은 고딕" w:eastAsia="맑은 고딕" w:hAnsi="맑은 고딕" w:cstheme="majorBidi"/>
+                <w:bCs/>
+                <w:color w:val="000000"/>
+                <w:sz w:val="18"/>
+                <w:szCs w:val="32"/>
+              </w:rPr>
+              <w:t xml:space="preserve">2026년 5월 </w:t>
+            </w:r>
+            <w:r>
+              <w:rPr>
+                <w:rFonts w:ascii="맑은 고딕" w:eastAsia="맑은 고딕" w:hAnsi="맑은 고딕" w:cstheme="majorBidi" w:hint="eastAsia"/>
+                <w:bCs/>
+                <w:color w:val="000000"/>
+                <w:sz w:val="18"/>
+                <w:szCs w:val="32"/>
+              </w:rPr>
+              <w:t>10</w:t>
+            </w:r>
+            <w:r>
+              <w:rPr>
+                <w:rFonts w:ascii="맑은 고딕" w:eastAsia="맑은 고딕" w:hAnsi="맑은 고딕" w:cstheme="majorBidi"/>
+                <w:bCs/>
+                <w:color w:val="000000"/>
+                <w:sz w:val="18"/>
+                <w:szCs w:val="32"/>
+              </w:rPr>
+              <w:t xml:space="preserve">일 ~ 게임 'the </w:t>
+            </w:r>
+            <w:proofErr w:type="spellStart"/>
+            <w:r>
+              <w:rPr>
+                <w:rFonts w:ascii="맑은 고딕" w:eastAsia="맑은 고딕" w:hAnsi="맑은 고딕" w:cstheme="majorBidi"/>
+                <w:bCs/>
+                <w:color w:val="000000"/>
+                <w:sz w:val="18"/>
+                <w:szCs w:val="32"/>
+              </w:rPr>
+              <w:t>Cardkov</w:t>
+            </w:r>
+            <w:proofErr w:type="spellEnd"/>
+            <w:r>
+              <w:rPr>
+                <w:rFonts w:ascii="맑은 고딕" w:eastAsia="맑은 고딕" w:hAnsi="맑은 고딕" w:cstheme="majorBidi"/>
+                <w:bCs/>
+                <w:color w:val="000000"/>
+                <w:sz w:val="18"/>
+                <w:szCs w:val="32"/>
+              </w:rPr>
+              <w:t xml:space="preserve">'의 Steam 정식 출시일 </w:t>
+            </w:r>
+          </w:p>
+          <w:p>
+            <w:pPr>
+              <w:rPr>
+                <w:rFonts w:ascii="맑은 고딕" w:eastAsia="맑은 고딕" w:hAnsi="맑은 고딕" w:cstheme="majorBidi"/>
+                <w:bCs/>
+                <w:color w:val="000000"/>
+                <w:sz w:val="18"/>
+                <w:szCs w:val="32"/>
+              </w:rPr>
+            </w:pPr>
+            <w:r>
+              <w:rPr>
+                <w:rFonts w:ascii="맑은 고딕" w:eastAsia="맑은 고딕" w:hAnsi="맑은 고딕" w:cstheme="majorBidi"/>
+                <w:bCs/>
+                <w:color w:val="000000"/>
+                <w:sz w:val="18"/>
+                <w:szCs w:val="32"/>
+              </w:rPr>
+              <w:t>(구체적 일자는 별도로 정하지 아니한다)</w:t>
+            </w:r>
+          </w:p>
+        </w:tc>
+      </w:tr>
+      <w:tr>
+        <w:tc>
+          <w:tcPr>
+            <w:tcW w:w="2117" w:type="dxa"/>
+            <w:vMerge w:val="restart"/>
+            <w:shd w:val="clear" w:color="FFFFFF" w:fill="FFFFFF"/>
+            <w:vAlign w:val="center"/>
+          </w:tcPr>
+          <w:p>
+            <w:pPr>
+              <w:rPr>
+                <w:rFonts w:ascii="맑은 고딕" w:eastAsia="맑은 고딕" w:hAnsi="맑은 고딕" w:cstheme="majorBidi"/>
+                <w:b/>
+                <w:bCs/>
+                <w:color w:val="000000"/>
+                <w:sz w:val="18"/>
+                <w:szCs w:val="32"/>
+              </w:rPr>
+            </w:pPr>
+            <w:r>
+              <w:rPr>
+                <w:rFonts w:ascii="맑은 고딕" w:eastAsia="맑은 고딕" w:hAnsi="맑은 고딕" w:cstheme="majorBidi" w:hint="eastAsia"/>
+                <w:b/>
+                <w:bCs/>
+                <w:color w:val="000000"/>
+                <w:sz w:val="18"/>
+                <w:szCs w:val="32"/>
+              </w:rPr>
+              <w:t>대금</w:t>
+            </w:r>
+            <w:r>
+              <w:rPr>
+                <w:rFonts w:ascii="맑은 고딕" w:eastAsia="맑은 고딕" w:hAnsi="맑은 고딕" w:cstheme="majorBidi"/>
+                <w:b/>
+                <w:bCs/>
+                <w:color w:val="000000"/>
+                <w:sz w:val="18"/>
+                <w:szCs w:val="32"/>
+              </w:rPr>
+              <w:t xml:space="preserve"> 및 분배</w:t>
+            </w:r>
+          </w:p>
+          <w:p>
+            <w:pPr>
+              <w:rPr>
+                <w:rFonts w:ascii="맑은 고딕" w:eastAsia="맑은 고딕" w:hAnsi="맑은 고딕" w:cstheme="majorBidi"/>
+                <w:b/>
+                <w:bCs/>
+                <w:color w:val="000000"/>
+                <w:sz w:val="18"/>
+                <w:szCs w:val="32"/>
+              </w:rPr>
+            </w:pPr>
+            <w:r>
+              <w:rPr>
+                <w:rFonts w:ascii="맑은 고딕" w:eastAsia="맑은 고딕" w:hAnsi="맑은 고딕" w:cstheme="majorBidi"/>
+                <w:b/>
+                <w:bCs/>
+                <w:color w:val="000000"/>
+                <w:sz w:val="18"/>
+                <w:szCs w:val="32"/>
+              </w:rPr>
+              <w:t>(제15조·제16조</w:t>
+            </w:r>
+          </w:p>
+          <w:p>
+            <w:pPr>
+              <w:rPr>
+                <w:rFonts w:ascii="맑은 고딕" w:eastAsia="맑은 고딕" w:hAnsi="맑은 고딕" w:cstheme="majorBidi"/>
+                <w:b/>
+                <w:bCs/>
+                <w:color w:val="000000"/>
+                <w:sz w:val="18"/>
+                <w:szCs w:val="32"/>
+              </w:rPr>
+            </w:pPr>
+            <w:r>
+              <w:rPr>
+                <w:rFonts w:ascii="맑은 고딕" w:eastAsia="맑은 고딕" w:hAnsi="맑은 고딕" w:cstheme="majorBidi"/>
+                <w:b/>
+                <w:bCs/>
+                <w:color w:val="000000"/>
+                <w:sz w:val="18"/>
+                <w:szCs w:val="32"/>
+              </w:rPr>
+              <w:t>·</w:t>
+            </w:r>
+            <w:ins w:id="0" w:author="JaeEun Lee" w:date="2026-05-10T13:30:00Z" w16du:dateUtc="2026-05-10T04:30:00Z">
+              <w:r>
+                <w:rPr>
+                  <w:rFonts w:ascii="맑은 고딕" w:eastAsia="맑은 고딕" w:hAnsi="맑은 고딕" w:cstheme="majorBidi" w:hint="eastAsia"/>
+                  <w:b/>
+                  <w:bCs/>
+                  <w:color w:val="000000"/>
+                  <w:sz w:val="18"/>
+                  <w:szCs w:val="32"/>
+                </w:rPr>
+                <w:t>제</w:t>
+              </w:r>
+              <w:r>
+                <w:rPr>
+                  <w:rFonts w:ascii="맑은 고딕" w:eastAsia="맑은 고딕" w:hAnsi="맑은 고딕" w:cstheme="majorBidi"/>
+                  <w:b/>
+                  <w:bCs/>
+                  <w:color w:val="000000"/>
+                  <w:sz w:val="18"/>
+                  <w:szCs w:val="32"/>
+                </w:rPr>
+                <w:t>22조</w:t>
+              </w:r>
+            </w:ins>
+            <w:del w:id="1" w:author="JaeEun Lee" w:date="2026-05-10T13:30:00Z" w16du:dateUtc="2026-05-10T04:30:00Z">
+              <w:r>
+                <w:rPr>
+                  <w:rFonts w:ascii="맑은 고딕" w:eastAsia="맑은 고딕" w:hAnsi="맑은 고딕" w:cstheme="majorBidi"/>
+                  <w:b/>
+                  <w:bCs/>
+                  <w:color w:val="000000"/>
+                  <w:sz w:val="18"/>
+                  <w:szCs w:val="32"/>
+                </w:rPr>
+                <w:delText>제21조</w:delText>
+              </w:r>
+            </w:del>
+            <w:r>
+              <w:rPr>
+                <w:rFonts w:ascii="맑은 고딕" w:eastAsia="맑은 고딕" w:hAnsi="맑은 고딕" w:cstheme="majorBidi"/>
+                <w:b/>
+                <w:bCs/>
+                <w:color w:val="000000"/>
+                <w:sz w:val="18"/>
+                <w:szCs w:val="32"/>
+              </w:rPr>
+              <w:t xml:space="preserve"> 관련)</w:t>
+            </w:r>
+          </w:p>
+          <w:p>
+            <w:pPr>
+              <w:rPr>
+                <w:rFonts w:ascii="맑은 고딕" w:eastAsia="맑은 고딕" w:hAnsi="맑은 고딕" w:cstheme="majorBidi"/>
+                <w:b/>
+                <w:bCs/>
+                <w:color w:val="000000"/>
+                <w:sz w:val="18"/>
+                <w:szCs w:val="32"/>
+              </w:rPr>
+            </w:pPr>
+          </w:p>
+        </w:tc>
+        <w:tc>
+          <w:tcPr>
+            <w:tcW w:w="2126" w:type="dxa"/>
+            <w:shd w:val="clear" w:color="FFFFFF" w:fill="FFFFFF"/>
+            <w:vAlign w:val="center"/>
+          </w:tcPr>
+          <w:p>
+            <w:pPr>
+              <w:rPr>
+                <w:rFonts w:ascii="맑은 고딕" w:eastAsia="맑은 고딕" w:hAnsi="맑은 고딕" w:cstheme="majorBidi"/>
+                <w:bCs/>
+                <w:color w:val="000000"/>
+                <w:sz w:val="18"/>
+                <w:szCs w:val="32"/>
+              </w:rPr>
+            </w:pPr>
+            <w:r>
+              <w:rPr>
+                <w:rFonts w:ascii="맑은 고딕" w:eastAsia="맑은 고딕" w:hAnsi="맑은 고딕" w:cstheme="majorBidi" w:hint="eastAsia"/>
+                <w:bCs/>
+                <w:color w:val="000000"/>
+                <w:sz w:val="18"/>
+                <w:szCs w:val="32"/>
+              </w:rPr>
+              <w:t>제작비용</w:t>
+            </w:r>
+            <w:r>
+              <w:rPr>
+                <w:rFonts w:ascii="맑은 고딕" w:eastAsia="맑은 고딕" w:hAnsi="맑은 고딕" w:cstheme="majorBidi"/>
+                <w:bCs/>
+                <w:color w:val="000000"/>
+                <w:sz w:val="18"/>
+                <w:szCs w:val="32"/>
+              </w:rPr>
+              <w:t xml:space="preserve"> 등 고정 대금</w:t>
+            </w:r>
+          </w:p>
+        </w:tc>
+        <w:tc>
+          <w:tcPr>
+            <w:tcW w:w="4753" w:type="dxa"/>
             <w:gridSpan w:val="2"/>
             <w:shd w:val="clear" w:color="FFFFFF" w:fill="FFFFFF"/>
             <w:vAlign w:val="center"/>
@@ -730,35 +1000,23 @@
             </w:pPr>
             <w:r>
               <w:rPr>
-                <w:rFonts w:ascii="맑은 고딕" w:eastAsia="맑은 고딕" w:hAnsi="맑은 고딕" w:cstheme="majorBidi"/>
-                <w:bCs/>
-                <w:color w:val="000000"/>
-                <w:sz w:val="18"/>
-                <w:szCs w:val="32"/>
-              </w:rPr>
-              <w:t xml:space="preserve">2026년 5월 1일 ~ 게임 'the </w:t>
-            </w:r>
-            <w:proofErr w:type="spellStart"/>
-            <w:r>
-              <w:rPr>
-                <w:rFonts w:ascii="맑은 고딕" w:eastAsia="맑은 고딕" w:hAnsi="맑은 고딕" w:cstheme="majorBidi"/>
-                <w:bCs/>
-                <w:color w:val="000000"/>
-                <w:sz w:val="18"/>
-                <w:szCs w:val="32"/>
-              </w:rPr>
-              <w:t>Cardkov</w:t>
-            </w:r>
-            <w:proofErr w:type="spellEnd"/>
-            <w:r>
-              <w:rPr>
-                <w:rFonts w:ascii="맑은 고딕" w:eastAsia="맑은 고딕" w:hAnsi="맑은 고딕" w:cstheme="majorBidi"/>
-                <w:bCs/>
-                <w:color w:val="000000"/>
-                <w:sz w:val="18"/>
-                <w:szCs w:val="32"/>
-              </w:rPr>
-              <w:t>'의 Steam 정식 출시일 (구체적 일자는 별도로 정하지 아니한다)</w:t>
+                <w:rFonts w:ascii="맑은 고딕" w:eastAsia="맑은 고딕" w:hAnsi="맑은 고딕" w:cstheme="majorBidi" w:hint="eastAsia"/>
+                <w:bCs/>
+                <w:color w:val="000000"/>
+                <w:sz w:val="18"/>
+                <w:szCs w:val="32"/>
+              </w:rPr>
+              <w:t>별도</w:t>
+            </w:r>
+            <w:r>
+              <w:rPr>
+                <w:rFonts w:ascii="맑은 고딕" w:eastAsia="맑은 고딕" w:hAnsi="맑은 고딕" w:cstheme="majorBidi"/>
+                <w:bCs/>
+                <w:color w:val="000000"/>
+                <w:sz w:val="18"/>
+                <w:szCs w:val="32"/>
+              </w:rPr>
+              <w:t xml:space="preserve"> 지급 없음</w:t>
             </w:r>
           </w:p>
         </w:tc>
@@ -766,7 +1024,229 @@
       <w:tr>
         <w:tc>
           <w:tcPr>
-            <w:tcW w:w="2397" w:type="dxa"/>
+            <w:tcW w:w="2117" w:type="dxa"/>
+            <w:vMerge/>
+            <w:shd w:val="clear" w:color="FFFFFF" w:fill="FFFFFF"/>
+          </w:tcPr>
+          <w:p>
+            <w:pPr>
+              <w:rPr>
+                <w:rFonts w:ascii="맑은 고딕" w:eastAsia="맑은 고딕" w:hAnsi="맑은 고딕" w:cstheme="majorBidi"/>
+                <w:bCs/>
+                <w:color w:val="000000"/>
+                <w:sz w:val="32"/>
+                <w:szCs w:val="32"/>
+              </w:rPr>
+            </w:pPr>
+          </w:p>
+        </w:tc>
+        <w:tc>
+          <w:tcPr>
+            <w:tcW w:w="2126" w:type="dxa"/>
+            <w:shd w:val="clear" w:color="FFFFFF" w:fill="FFFFFF"/>
+            <w:vAlign w:val="center"/>
+          </w:tcPr>
+          <w:p>
+            <w:pPr>
+              <w:rPr>
+                <w:rFonts w:ascii="맑은 고딕" w:eastAsia="맑은 고딕" w:hAnsi="맑은 고딕" w:cstheme="majorBidi"/>
+                <w:b/>
+                <w:bCs/>
+                <w:color w:val="000000"/>
+                <w:sz w:val="18"/>
+                <w:szCs w:val="32"/>
+              </w:rPr>
+            </w:pPr>
+            <w:r>
+              <w:rPr>
+                <w:rFonts w:ascii="맑은 고딕" w:eastAsia="맑은 고딕" w:hAnsi="맑은 고딕" w:cstheme="majorBidi" w:hint="eastAsia"/>
+                <w:b/>
+                <w:bCs/>
+                <w:color w:val="000000"/>
+                <w:sz w:val="18"/>
+                <w:szCs w:val="32"/>
+              </w:rPr>
+              <w:t>지식재산권</w:t>
+            </w:r>
+            <w:r>
+              <w:rPr>
+                <w:rFonts w:ascii="맑은 고딕" w:eastAsia="맑은 고딕" w:hAnsi="맑은 고딕" w:cstheme="majorBidi"/>
+                <w:b/>
+                <w:bCs/>
+                <w:color w:val="000000"/>
+                <w:sz w:val="18"/>
+                <w:szCs w:val="32"/>
+              </w:rPr>
+              <w:t xml:space="preserve"> </w:t>
+            </w:r>
+          </w:p>
+          <w:p>
+            <w:pPr>
+              <w:rPr>
+                <w:rFonts w:ascii="맑은 고딕" w:eastAsia="맑은 고딕" w:hAnsi="맑은 고딕" w:cstheme="majorBidi"/>
+                <w:b/>
+                <w:bCs/>
+                <w:color w:val="000000"/>
+                <w:sz w:val="18"/>
+                <w:szCs w:val="32"/>
+              </w:rPr>
+            </w:pPr>
+            <w:proofErr w:type="gramStart"/>
+            <w:r>
+              <w:rPr>
+                <w:rFonts w:ascii="맑은 고딕" w:eastAsia="맑은 고딕" w:hAnsi="맑은 고딕" w:cstheme="majorBidi"/>
+                <w:b/>
+                <w:bCs/>
+                <w:color w:val="000000"/>
+                <w:sz w:val="18"/>
+                <w:szCs w:val="32"/>
+              </w:rPr>
+              <w:t>양도금액 /</w:t>
+            </w:r>
+            <w:proofErr w:type="gramEnd"/>
+            <w:r>
+              <w:rPr>
+                <w:rFonts w:ascii="맑은 고딕" w:eastAsia="맑은 고딕" w:hAnsi="맑은 고딕" w:cstheme="majorBidi"/>
+                <w:b/>
+                <w:bCs/>
+                <w:color w:val="000000"/>
+                <w:sz w:val="18"/>
+                <w:szCs w:val="32"/>
+              </w:rPr>
+              <w:t xml:space="preserve"> 이용료</w:t>
+            </w:r>
+          </w:p>
+        </w:tc>
+        <w:tc>
+          <w:tcPr>
+            <w:tcW w:w="4753" w:type="dxa"/>
+            <w:gridSpan w:val="2"/>
+            <w:shd w:val="clear" w:color="FFFFFF" w:fill="FFFFFF"/>
+            <w:vAlign w:val="center"/>
+          </w:tcPr>
+          <w:p>
+            <w:pPr>
+              <w:rPr>
+                <w:rFonts w:ascii="맑은 고딕" w:eastAsia="맑은 고딕" w:hAnsi="맑은 고딕" w:cstheme="majorBidi"/>
+                <w:bCs/>
+                <w:color w:val="000000"/>
+                <w:sz w:val="18"/>
+                <w:szCs w:val="32"/>
+              </w:rPr>
+            </w:pPr>
+            <w:r>
+              <w:rPr>
+                <w:rFonts w:ascii="맑은 고딕" w:eastAsia="맑은 고딕" w:hAnsi="맑은 고딕" w:cstheme="majorBidi" w:hint="eastAsia"/>
+                <w:bCs/>
+                <w:color w:val="000000"/>
+                <w:sz w:val="18"/>
+                <w:szCs w:val="32"/>
+              </w:rPr>
+              <w:t>현</w:t>
+            </w:r>
+            <w:r>
+              <w:rPr>
+                <w:rFonts w:ascii="맑은 고딕" w:eastAsia="맑은 고딕" w:hAnsi="맑은 고딕" w:cstheme="majorBidi"/>
+                <w:bCs/>
+                <w:color w:val="000000"/>
+                <w:sz w:val="18"/>
+                <w:szCs w:val="32"/>
+              </w:rPr>
+              <w:t xml:space="preserve"> 시점 양도하지 않음 </w:t>
+            </w:r>
+          </w:p>
+          <w:p>
+            <w:pPr>
+              <w:rPr>
+                <w:rFonts w:ascii="맑은 고딕" w:eastAsia="맑은 고딕" w:hAnsi="맑은 고딕" w:cstheme="majorBidi"/>
+                <w:bCs/>
+                <w:color w:val="000000"/>
+                <w:sz w:val="18"/>
+                <w:szCs w:val="32"/>
+              </w:rPr>
+            </w:pPr>
+            <w:r>
+              <w:rPr>
+                <w:rFonts w:ascii="맑은 고딕" w:eastAsia="맑은 고딕" w:hAnsi="맑은 고딕" w:cstheme="majorBidi"/>
+                <w:bCs/>
+                <w:color w:val="000000"/>
+                <w:sz w:val="18"/>
+                <w:szCs w:val="32"/>
+              </w:rPr>
+              <w:t xml:space="preserve">(추후 매수청구권 행사 시 </w:t>
+            </w:r>
+            <w:ins w:id="2" w:author="JaeEun Lee" w:date="2026-05-10T13:30:00Z" w16du:dateUtc="2026-05-10T04:30:00Z">
+              <w:r>
+                <w:rPr>
+                  <w:rFonts w:ascii="맑은 고딕" w:eastAsia="맑은 고딕" w:hAnsi="맑은 고딕" w:cstheme="majorBidi" w:hint="eastAsia"/>
+                  <w:bCs/>
+                  <w:color w:val="000000"/>
+                  <w:sz w:val="18"/>
+                  <w:szCs w:val="32"/>
+                </w:rPr>
+                <w:t>제</w:t>
+              </w:r>
+              <w:r>
+                <w:rPr>
+                  <w:rFonts w:ascii="맑은 고딕" w:eastAsia="맑은 고딕" w:hAnsi="맑은 고딕" w:cstheme="majorBidi"/>
+                  <w:bCs/>
+                  <w:color w:val="000000"/>
+                  <w:sz w:val="18"/>
+                  <w:szCs w:val="32"/>
+                </w:rPr>
+                <w:t>22조</w:t>
+              </w:r>
+            </w:ins>
+            <w:del w:id="3" w:author="JaeEun Lee" w:date="2026-05-10T13:30:00Z" w16du:dateUtc="2026-05-10T04:30:00Z">
+              <w:r>
+                <w:rPr>
+                  <w:rFonts w:ascii="맑은 고딕" w:eastAsia="맑은 고딕" w:hAnsi="맑은 고딕" w:cstheme="majorBidi"/>
+                  <w:bCs/>
+                  <w:color w:val="000000"/>
+                  <w:sz w:val="18"/>
+                  <w:szCs w:val="32"/>
+                </w:rPr>
+                <w:delText>제21조</w:delText>
+              </w:r>
+            </w:del>
+            <w:r>
+              <w:rPr>
+                <w:rFonts w:ascii="맑은 고딕" w:eastAsia="맑은 고딕" w:hAnsi="맑은 고딕" w:cstheme="majorBidi"/>
+                <w:bCs/>
+                <w:color w:val="000000"/>
+                <w:sz w:val="18"/>
+                <w:szCs w:val="32"/>
+              </w:rPr>
+              <w:t>에 따라 산정)</w:t>
+            </w:r>
+          </w:p>
+        </w:tc>
+      </w:tr>
+      <w:tr>
+        <w:trPr>
+          <w:trHeight w:val="400"/>
+        </w:trPr>
+        <w:tc>
+          <w:tcPr>
+            <w:tcW w:w="2117" w:type="dxa"/>
+            <w:vMerge/>
+            <w:shd w:val="clear" w:color="FFFFFF" w:fill="FFFFFF"/>
+          </w:tcPr>
+          <w:p>
+            <w:pPr>
+              <w:rPr>
+                <w:rFonts w:ascii="맑은 고딕" w:eastAsia="맑은 고딕" w:hAnsi="맑은 고딕" w:cstheme="majorBidi"/>
+                <w:bCs/>
+                <w:color w:val="000000"/>
+                <w:sz w:val="18"/>
+                <w:szCs w:val="32"/>
+              </w:rPr>
+            </w:pPr>
+          </w:p>
+        </w:tc>
+        <w:tc>
+          <w:tcPr>
+            <w:tcW w:w="2126" w:type="dxa"/>
             <w:vMerge w:val="restart"/>
             <w:shd w:val="clear" w:color="FFFFFF" w:fill="FFFFFF"/>
             <w:vAlign w:val="center"/>
@@ -784,25 +1264,14 @@
             </w:pPr>
             <w:r>
               <w:rPr>
-                <w:rFonts w:ascii="맑은 고딕" w:eastAsia="맑은 고딕" w:hAnsi="맑은 고딕" w:cstheme="majorBidi" w:hint="eastAsia"/>
+                <w:rFonts w:ascii="맑은 고딕" w:eastAsia="맑은 고딕" w:hAnsi="맑은 고딕" w:cstheme="majorBidi"/>
                 <w:b/>
                 <w:bCs/>
                 <w:color w:val="000000"/>
                 <w:sz w:val="18"/>
                 <w:szCs w:val="32"/>
               </w:rPr>
-              <w:t>대금</w:t>
-            </w:r>
-            <w:r>
-              <w:rPr>
-                <w:rFonts w:ascii="맑은 고딕" w:eastAsia="맑은 고딕" w:hAnsi="맑은 고딕" w:cstheme="majorBidi"/>
-                <w:b/>
-                <w:bCs/>
-                <w:color w:val="000000"/>
-                <w:sz w:val="18"/>
-                <w:szCs w:val="32"/>
-              </w:rPr>
-              <w:t xml:space="preserve"> 및 분배</w:t>
+              <w:t xml:space="preserve">상금 분배 </w:t>
             </w:r>
           </w:p>
           <w:p>
@@ -825,9 +1294,16 @@
                 <w:sz w:val="18"/>
                 <w:szCs w:val="32"/>
               </w:rPr>
-              <w:t>(제15조·제16조</w:t>
+              <w:t>(대회 상금 등)</w:t>
             </w:r>
           </w:p>
+        </w:tc>
+        <w:tc>
+          <w:tcPr>
+            <w:tcW w:w="992" w:type="dxa"/>
+            <w:shd w:val="clear" w:color="FFFFFF" w:fill="FFFFFF"/>
+            <w:vAlign w:val="center"/>
+          </w:tcPr>
           <w:p>
             <w:pPr>
               <w:rPr>
@@ -848,14 +1324,53 @@
                 <w:sz w:val="18"/>
                 <w:szCs w:val="32"/>
               </w:rPr>
-              <w:t>·제21조 관련)</w:t>
+              <w:t>지급기한</w:t>
             </w:r>
           </w:p>
+        </w:tc>
+        <w:tc>
+          <w:tcPr>
+            <w:tcW w:w="3761" w:type="dxa"/>
+            <w:shd w:val="clear" w:color="FFFFFF" w:fill="FFFFFF"/>
+            <w:vAlign w:val="center"/>
+          </w:tcPr>
           <w:p>
             <w:pPr>
               <w:rPr>
                 <w:rFonts w:ascii="맑은 고딕" w:eastAsia="맑은 고딕" w:hAnsi="맑은 고딕" w:cstheme="majorBidi"/>
-                <w:b/>
+                <w:bCs/>
+                <w:color w:val="000000"/>
+                <w:sz w:val="18"/>
+                <w:szCs w:val="32"/>
+              </w:rPr>
+            </w:pPr>
+            <w:r>
+              <w:rPr>
+                <w:rFonts w:ascii="맑은 고딕" w:eastAsia="맑은 고딕" w:hAnsi="맑은 고딕" w:cstheme="majorBidi"/>
+                <w:bCs/>
+                <w:color w:val="000000"/>
+                <w:sz w:val="18"/>
+                <w:szCs w:val="32"/>
+              </w:rPr>
+              <w:t>수령일로부터 3주 이내 지급</w:t>
+            </w:r>
+          </w:p>
+        </w:tc>
+      </w:tr>
+      <w:tr>
+        <w:trPr>
+          <w:trHeight w:val="776"/>
+        </w:trPr>
+        <w:tc>
+          <w:tcPr>
+            <w:tcW w:w="2117" w:type="dxa"/>
+            <w:vMerge/>
+            <w:shd w:val="clear" w:color="FFFFFF" w:fill="FFFFFF"/>
+          </w:tcPr>
+          <w:p>
+            <w:pPr>
+              <w:rPr>
+                <w:rFonts w:ascii="맑은 고딕" w:eastAsia="맑은 고딕" w:hAnsi="맑은 고딕" w:cstheme="majorBidi"/>
                 <w:bCs/>
                 <w:color w:val="000000"/>
                 <w:sz w:val="18"/>
@@ -866,7 +1381,25 @@
         </w:tc>
         <w:tc>
           <w:tcPr>
-            <w:tcW w:w="2124" w:type="dxa"/>
+            <w:tcW w:w="2126" w:type="dxa"/>
+            <w:vMerge/>
+            <w:shd w:val="clear" w:color="FFFFFF" w:fill="FFFFFF"/>
+          </w:tcPr>
+          <w:p>
+            <w:pPr>
+              <w:rPr>
+                <w:rFonts w:ascii="맑은 고딕" w:eastAsia="맑은 고딕" w:hAnsi="맑은 고딕" w:cstheme="majorBidi"/>
+                <w:bCs/>
+                <w:color w:val="000000"/>
+                <w:sz w:val="18"/>
+                <w:szCs w:val="32"/>
+              </w:rPr>
+            </w:pPr>
+          </w:p>
+        </w:tc>
+        <w:tc>
+          <w:tcPr>
+            <w:tcW w:w="992" w:type="dxa"/>
             <w:shd w:val="clear" w:color="FFFFFF" w:fill="FFFFFF"/>
             <w:vAlign w:val="center"/>
           </w:tcPr>
@@ -874,6 +1407,7 @@
             <w:pPr>
               <w:rPr>
                 <w:rFonts w:ascii="맑은 고딕" w:eastAsia="맑은 고딕" w:hAnsi="맑은 고딕" w:cstheme="majorBidi"/>
+                <w:b/>
                 <w:bCs/>
                 <w:color w:val="000000"/>
                 <w:sz w:val="18"/>
@@ -882,29 +1416,20 @@
             </w:pPr>
             <w:r>
               <w:rPr>
-                <w:rFonts w:ascii="맑은 고딕" w:eastAsia="맑은 고딕" w:hAnsi="맑은 고딕" w:cstheme="majorBidi" w:hint="eastAsia"/>
-                <w:bCs/>
-                <w:color w:val="000000"/>
-                <w:sz w:val="18"/>
-                <w:szCs w:val="32"/>
-              </w:rPr>
-              <w:t>제작비용</w:t>
-            </w:r>
-            <w:r>
-              <w:rPr>
-                <w:rFonts w:ascii="맑은 고딕" w:eastAsia="맑은 고딕" w:hAnsi="맑은 고딕" w:cstheme="majorBidi"/>
-                <w:bCs/>
-                <w:color w:val="000000"/>
-                <w:sz w:val="18"/>
-                <w:szCs w:val="32"/>
-              </w:rPr>
-              <w:t xml:space="preserve"> 등 고정 대금</w:t>
+                <w:rFonts w:ascii="맑은 고딕" w:eastAsia="맑은 고딕" w:hAnsi="맑은 고딕" w:cstheme="majorBidi"/>
+                <w:b/>
+                <w:bCs/>
+                <w:color w:val="000000"/>
+                <w:sz w:val="18"/>
+                <w:szCs w:val="32"/>
+              </w:rPr>
+              <w:t>지급기준</w:t>
             </w:r>
           </w:p>
         </w:tc>
         <w:tc>
           <w:tcPr>
-            <w:tcW w:w="4475" w:type="dxa"/>
+            <w:tcW w:w="3761" w:type="dxa"/>
             <w:shd w:val="clear" w:color="FFFFFF" w:fill="FFFFFF"/>
             <w:vAlign w:val="center"/>
           </w:tcPr>
@@ -920,31 +1445,109 @@
             </w:pPr>
             <w:r>
               <w:rPr>
-                <w:rFonts w:ascii="맑은 고딕" w:eastAsia="맑은 고딕" w:hAnsi="맑은 고딕" w:cstheme="majorBidi" w:hint="eastAsia"/>
-                <w:bCs/>
-                <w:color w:val="000000"/>
-                <w:sz w:val="18"/>
-                <w:szCs w:val="32"/>
-              </w:rPr>
-              <w:t>별도</w:t>
-            </w:r>
-            <w:r>
-              <w:rPr>
-                <w:rFonts w:ascii="맑은 고딕" w:eastAsia="맑은 고딕" w:hAnsi="맑은 고딕" w:cstheme="majorBidi"/>
-                <w:bCs/>
-                <w:color w:val="000000"/>
-                <w:sz w:val="18"/>
-                <w:szCs w:val="32"/>
-              </w:rPr>
-              <w:t xml:space="preserve"> 지급 없음</w:t>
+                <w:rFonts w:ascii="맑은 고딕" w:eastAsia="맑은 고딕" w:hAnsi="맑은 고딕" w:cstheme="majorBidi"/>
+                <w:bCs/>
+                <w:color w:val="000000"/>
+                <w:sz w:val="18"/>
+                <w:szCs w:val="32"/>
+              </w:rPr>
+              <w:t xml:space="preserve">팀 </w:t>
+            </w:r>
+            <w:proofErr w:type="spellStart"/>
+            <w:r>
+              <w:rPr>
+                <w:rFonts w:ascii="맑은 고딕" w:eastAsia="맑은 고딕" w:hAnsi="맑은 고딕" w:cstheme="majorBidi"/>
+                <w:bCs/>
+                <w:color w:val="000000"/>
+                <w:sz w:val="18"/>
+                <w:szCs w:val="32"/>
+              </w:rPr>
+              <w:t>공용비</w:t>
+            </w:r>
+            <w:proofErr w:type="spellEnd"/>
+            <w:r>
+              <w:rPr>
+                <w:rFonts w:ascii="맑은 고딕" w:eastAsia="맑은 고딕" w:hAnsi="맑은 고딕" w:cstheme="majorBidi"/>
+                <w:bCs/>
+                <w:color w:val="000000"/>
+                <w:sz w:val="18"/>
+                <w:szCs w:val="32"/>
+              </w:rPr>
+              <w:t xml:space="preserve">(다수결) 공제 후 (n+1)등분 </w:t>
+            </w:r>
+          </w:p>
+          <w:p>
+            <w:pPr>
+              <w:rPr>
+                <w:rFonts w:ascii="맑은 고딕" w:eastAsia="맑은 고딕" w:hAnsi="맑은 고딕" w:cstheme="majorBidi"/>
+                <w:bCs/>
+                <w:color w:val="000000"/>
+                <w:sz w:val="18"/>
+                <w:szCs w:val="32"/>
+              </w:rPr>
+            </w:pPr>
+            <w:r>
+              <w:rPr>
+                <w:rFonts w:ascii="맑은 고딕" w:eastAsia="맑은 고딕" w:hAnsi="맑은 고딕" w:cstheme="majorBidi"/>
+                <w:bCs/>
+                <w:color w:val="000000"/>
+                <w:sz w:val="18"/>
+                <w:szCs w:val="32"/>
+              </w:rPr>
+              <w:t xml:space="preserve">→ 본 계약 당사자 n명 균등 분배 </w:t>
+            </w:r>
+          </w:p>
+          <w:p>
+            <w:pPr>
+              <w:rPr>
+                <w:rFonts w:ascii="맑은 고딕" w:eastAsia="맑은 고딕" w:hAnsi="맑은 고딕" w:cstheme="majorBidi"/>
+                <w:bCs/>
+                <w:color w:val="000000"/>
+                <w:sz w:val="18"/>
+                <w:szCs w:val="32"/>
+              </w:rPr>
+            </w:pPr>
+            <w:r>
+              <w:rPr>
+                <w:rFonts w:ascii="맑은 고딕" w:eastAsia="맑은 고딕" w:hAnsi="맑은 고딕" w:cstheme="majorBidi"/>
+                <w:bCs/>
+                <w:color w:val="000000"/>
+                <w:sz w:val="18"/>
+                <w:szCs w:val="32"/>
+              </w:rPr>
+              <w:t xml:space="preserve">+ 우수자(전원 동의) 가중 1/(n+1) 추가 지급 </w:t>
+            </w:r>
+          </w:p>
+          <w:p>
+            <w:pPr>
+              <w:rPr>
+                <w:rFonts w:ascii="맑은 고딕" w:eastAsia="맑은 고딕" w:hAnsi="맑은 고딕" w:cstheme="majorBidi"/>
+                <w:bCs/>
+                <w:color w:val="000000"/>
+                <w:sz w:val="18"/>
+                <w:szCs w:val="32"/>
+              </w:rPr>
+            </w:pPr>
+            <w:r>
+              <w:rPr>
+                <w:rFonts w:ascii="맑은 고딕" w:eastAsia="맑은 고딕" w:hAnsi="맑은 고딕" w:cstheme="majorBidi"/>
+                <w:bCs/>
+                <w:color w:val="000000"/>
+                <w:sz w:val="18"/>
+                <w:szCs w:val="32"/>
+              </w:rPr>
+              <w:t>(제16조 ②)</w:t>
             </w:r>
           </w:p>
         </w:tc>
       </w:tr>
       <w:tr>
+        <w:trPr>
+          <w:trHeight w:val="400"/>
+        </w:trPr>
         <w:tc>
           <w:tcPr>
-            <w:tcW w:w="2397" w:type="dxa"/>
+            <w:tcW w:w="2117" w:type="dxa"/>
             <w:vMerge/>
             <w:shd w:val="clear" w:color="FFFFFF" w:fill="FFFFFF"/>
           </w:tcPr>
@@ -954,7 +1557,7 @@
                 <w:rFonts w:ascii="맑은 고딕" w:eastAsia="맑은 고딕" w:hAnsi="맑은 고딕" w:cstheme="majorBidi"/>
                 <w:bCs/>
                 <w:color w:val="000000"/>
-                <w:sz w:val="32"/>
+                <w:sz w:val="18"/>
                 <w:szCs w:val="32"/>
               </w:rPr>
             </w:pPr>
@@ -962,7 +1565,8 @@
         </w:tc>
         <w:tc>
           <w:tcPr>
-            <w:tcW w:w="2124" w:type="dxa"/>
+            <w:tcW w:w="2126" w:type="dxa"/>
+            <w:vMerge w:val="restart"/>
             <w:shd w:val="clear" w:color="FFFFFF" w:fill="FFFFFF"/>
             <w:vAlign w:val="center"/>
           </w:tcPr>
@@ -979,25 +1583,14 @@
             </w:pPr>
             <w:r>
               <w:rPr>
-                <w:rFonts w:ascii="맑은 고딕" w:eastAsia="맑은 고딕" w:hAnsi="맑은 고딕" w:cstheme="majorBidi" w:hint="eastAsia"/>
+                <w:rFonts w:ascii="맑은 고딕" w:eastAsia="맑은 고딕" w:hAnsi="맑은 고딕" w:cstheme="majorBidi"/>
                 <w:b/>
                 <w:bCs/>
                 <w:color w:val="000000"/>
                 <w:sz w:val="18"/>
                 <w:szCs w:val="32"/>
               </w:rPr>
-              <w:t>지식재산권</w:t>
-            </w:r>
-            <w:r>
-              <w:rPr>
-                <w:rFonts w:ascii="맑은 고딕" w:eastAsia="맑은 고딕" w:hAnsi="맑은 고딕" w:cstheme="majorBidi"/>
-                <w:b/>
-                <w:bCs/>
-                <w:color w:val="000000"/>
-                <w:sz w:val="18"/>
-                <w:szCs w:val="32"/>
-              </w:rPr>
-              <w:t xml:space="preserve"> </w:t>
+              <w:t xml:space="preserve">매출 분배 </w:t>
             </w:r>
           </w:p>
           <w:p>
@@ -1011,7 +1604,6 @@
                 <w:szCs w:val="32"/>
               </w:rPr>
             </w:pPr>
-            <w:proofErr w:type="gramStart"/>
             <w:r>
               <w:rPr>
                 <w:rFonts w:ascii="맑은 고딕" w:eastAsia="맑은 고딕" w:hAnsi="맑은 고딕" w:cstheme="majorBidi"/>
@@ -1021,25 +1613,13 @@
                 <w:sz w:val="18"/>
                 <w:szCs w:val="32"/>
               </w:rPr>
-              <w:t>양도금액 /</w:t>
-            </w:r>
-            <w:proofErr w:type="gramEnd"/>
-            <w:r>
-              <w:rPr>
-                <w:rFonts w:ascii="맑은 고딕" w:eastAsia="맑은 고딕" w:hAnsi="맑은 고딕" w:cstheme="majorBidi"/>
-                <w:b/>
-                <w:bCs/>
-                <w:color w:val="000000"/>
-                <w:sz w:val="18"/>
-                <w:szCs w:val="32"/>
-              </w:rPr>
-              <w:t xml:space="preserve"> 이용료</w:t>
+              <w:t>(Steam 출시 후 매출)</w:t>
             </w:r>
           </w:p>
         </w:tc>
         <w:tc>
           <w:tcPr>
-            <w:tcW w:w="4475" w:type="dxa"/>
+            <w:tcW w:w="992" w:type="dxa"/>
             <w:shd w:val="clear" w:color="FFFFFF" w:fill="FFFFFF"/>
             <w:vAlign w:val="center"/>
           </w:tcPr>
@@ -1047,6 +1627,7 @@
             <w:pPr>
               <w:rPr>
                 <w:rFonts w:ascii="맑은 고딕" w:eastAsia="맑은 고딕" w:hAnsi="맑은 고딕" w:cstheme="majorBidi"/>
+                <w:b/>
                 <w:bCs/>
                 <w:color w:val="000000"/>
                 <w:sz w:val="18"/>
@@ -1055,31 +1636,53 @@
             </w:pPr>
             <w:r>
               <w:rPr>
-                <w:rFonts w:ascii="맑은 고딕" w:eastAsia="맑은 고딕" w:hAnsi="맑은 고딕" w:cstheme="majorBidi" w:hint="eastAsia"/>
-                <w:bCs/>
-                <w:color w:val="000000"/>
-                <w:sz w:val="18"/>
-                <w:szCs w:val="32"/>
-              </w:rPr>
-              <w:t>현</w:t>
-            </w:r>
-            <w:r>
-              <w:rPr>
-                <w:rFonts w:ascii="맑은 고딕" w:eastAsia="맑은 고딕" w:hAnsi="맑은 고딕" w:cstheme="majorBidi"/>
-                <w:bCs/>
-                <w:color w:val="000000"/>
-                <w:sz w:val="18"/>
-                <w:szCs w:val="32"/>
-              </w:rPr>
-              <w:t xml:space="preserve"> 시점 양도하지 않음 (추후 매수청구권 행사 시 제21조에 따라 산정)</w:t>
+                <w:rFonts w:ascii="맑은 고딕" w:eastAsia="맑은 고딕" w:hAnsi="맑은 고딕" w:cstheme="majorBidi"/>
+                <w:b/>
+                <w:bCs/>
+                <w:color w:val="000000"/>
+                <w:sz w:val="18"/>
+                <w:szCs w:val="32"/>
+              </w:rPr>
+              <w:t>지급기한</w:t>
+            </w:r>
+          </w:p>
+        </w:tc>
+        <w:tc>
+          <w:tcPr>
+            <w:tcW w:w="3761" w:type="dxa"/>
+            <w:shd w:val="clear" w:color="FFFFFF" w:fill="FFFFFF"/>
+            <w:vAlign w:val="center"/>
+          </w:tcPr>
+          <w:p>
+            <w:pPr>
+              <w:rPr>
+                <w:rFonts w:ascii="맑은 고딕" w:eastAsia="맑은 고딕" w:hAnsi="맑은 고딕" w:cstheme="majorBidi"/>
+                <w:bCs/>
+                <w:color w:val="000000"/>
+                <w:sz w:val="18"/>
+                <w:szCs w:val="32"/>
+              </w:rPr>
+            </w:pPr>
+            <w:r>
+              <w:rPr>
+                <w:rFonts w:ascii="맑은 고딕" w:eastAsia="맑은 고딕" w:hAnsi="맑은 고딕" w:cstheme="majorBidi"/>
+                <w:bCs/>
+                <w:color w:val="000000"/>
+                <w:sz w:val="18"/>
+                <w:szCs w:val="32"/>
+              </w:rPr>
+              <w:t>Steam 정산일로부터 3주 이내 지급</w:t>
             </w:r>
           </w:p>
         </w:tc>
       </w:tr>
       <w:tr>
+        <w:trPr>
+          <w:trHeight w:val="400"/>
+        </w:trPr>
         <w:tc>
           <w:tcPr>
-            <w:tcW w:w="2397" w:type="dxa"/>
+            <w:tcW w:w="2117" w:type="dxa"/>
             <w:vMerge/>
             <w:shd w:val="clear" w:color="FFFFFF" w:fill="FFFFFF"/>
           </w:tcPr>
@@ -1089,7 +1692,7 @@
                 <w:rFonts w:ascii="맑은 고딕" w:eastAsia="맑은 고딕" w:hAnsi="맑은 고딕" w:cstheme="majorBidi"/>
                 <w:bCs/>
                 <w:color w:val="000000"/>
-                <w:sz w:val="32"/>
+                <w:sz w:val="18"/>
                 <w:szCs w:val="32"/>
               </w:rPr>
             </w:pPr>
@@ -1097,7 +1700,25 @@
         </w:tc>
         <w:tc>
           <w:tcPr>
-            <w:tcW w:w="2124" w:type="dxa"/>
+            <w:tcW w:w="2126" w:type="dxa"/>
+            <w:vMerge/>
+            <w:shd w:val="clear" w:color="FFFFFF" w:fill="FFFFFF"/>
+          </w:tcPr>
+          <w:p>
+            <w:pPr>
+              <w:rPr>
+                <w:rFonts w:ascii="맑은 고딕" w:eastAsia="맑은 고딕" w:hAnsi="맑은 고딕" w:cstheme="majorBidi"/>
+                <w:bCs/>
+                <w:color w:val="000000"/>
+                <w:sz w:val="18"/>
+                <w:szCs w:val="32"/>
+              </w:rPr>
+            </w:pPr>
+          </w:p>
+        </w:tc>
+        <w:tc>
+          <w:tcPr>
+            <w:tcW w:w="992" w:type="dxa"/>
             <w:shd w:val="clear" w:color="FFFFFF" w:fill="FFFFFF"/>
             <w:vAlign w:val="center"/>
           </w:tcPr>
@@ -1114,54 +1735,20 @@
             </w:pPr>
             <w:r>
               <w:rPr>
-                <w:rFonts w:ascii="맑은 고딕" w:eastAsia="맑은 고딕" w:hAnsi="맑은 고딕" w:cstheme="majorBidi" w:hint="eastAsia"/>
+                <w:rFonts w:ascii="맑은 고딕" w:eastAsia="맑은 고딕" w:hAnsi="맑은 고딕" w:cstheme="majorBidi"/>
                 <w:b/>
                 <w:bCs/>
                 <w:color w:val="000000"/>
                 <w:sz w:val="18"/>
                 <w:szCs w:val="32"/>
               </w:rPr>
-              <w:t>상금</w:t>
-            </w:r>
-            <w:r>
-              <w:rPr>
-                <w:rFonts w:ascii="맑은 고딕" w:eastAsia="맑은 고딕" w:hAnsi="맑은 고딕" w:cstheme="majorBidi"/>
-                <w:b/>
-                <w:bCs/>
-                <w:color w:val="000000"/>
-                <w:sz w:val="18"/>
-                <w:szCs w:val="32"/>
-              </w:rPr>
-              <w:t xml:space="preserve"> 분배 </w:t>
-            </w:r>
-          </w:p>
-          <w:p>
-            <w:pPr>
-              <w:rPr>
-                <w:rFonts w:ascii="맑은 고딕" w:eastAsia="맑은 고딕" w:hAnsi="맑은 고딕" w:cstheme="majorBidi"/>
-                <w:b/>
-                <w:bCs/>
-                <w:color w:val="000000"/>
-                <w:sz w:val="18"/>
-                <w:szCs w:val="32"/>
-              </w:rPr>
-            </w:pPr>
-            <w:r>
-              <w:rPr>
-                <w:rFonts w:ascii="맑은 고딕" w:eastAsia="맑은 고딕" w:hAnsi="맑은 고딕" w:cstheme="majorBidi"/>
-                <w:b/>
-                <w:bCs/>
-                <w:color w:val="000000"/>
-                <w:sz w:val="18"/>
-                <w:szCs w:val="32"/>
-              </w:rPr>
-              <w:t>(대회 상금 등)</w:t>
+              <w:t>지급기준</w:t>
             </w:r>
           </w:p>
         </w:tc>
         <w:tc>
           <w:tcPr>
-            <w:tcW w:w="4475" w:type="dxa"/>
+            <w:tcW w:w="3761" w:type="dxa"/>
             <w:shd w:val="clear" w:color="FFFFFF" w:fill="FFFFFF"/>
             <w:vAlign w:val="center"/>
           </w:tcPr>
@@ -1177,230 +1764,13 @@
             </w:pPr>
             <w:r>
               <w:rPr>
-                <w:rFonts w:ascii="맑은 고딕" w:eastAsia="맑은 고딕" w:hAnsi="맑은 고딕" w:cstheme="majorBidi" w:hint="eastAsia"/>
-                <w:bCs/>
-                <w:color w:val="000000"/>
-                <w:sz w:val="18"/>
-                <w:szCs w:val="32"/>
-              </w:rPr>
-              <w:t>팀</w:t>
-            </w:r>
-            <w:r>
-              <w:rPr>
-                <w:rFonts w:ascii="맑은 고딕" w:eastAsia="맑은 고딕" w:hAnsi="맑은 고딕" w:cstheme="majorBidi"/>
-                <w:bCs/>
-                <w:color w:val="000000"/>
-                <w:sz w:val="18"/>
-                <w:szCs w:val="32"/>
-              </w:rPr>
-              <w:t xml:space="preserve"> </w:t>
-            </w:r>
-            <w:proofErr w:type="spellStart"/>
-            <w:r>
-              <w:rPr>
-                <w:rFonts w:ascii="맑은 고딕" w:eastAsia="맑은 고딕" w:hAnsi="맑은 고딕" w:cstheme="majorBidi"/>
-                <w:bCs/>
-                <w:color w:val="000000"/>
-                <w:sz w:val="18"/>
-                <w:szCs w:val="32"/>
-              </w:rPr>
-              <w:t>공용비</w:t>
-            </w:r>
-            <w:proofErr w:type="spellEnd"/>
-            <w:r>
-              <w:rPr>
-                <w:rFonts w:ascii="맑은 고딕" w:eastAsia="맑은 고딕" w:hAnsi="맑은 고딕" w:cstheme="majorBidi"/>
-                <w:bCs/>
-                <w:color w:val="000000"/>
-                <w:sz w:val="18"/>
-                <w:szCs w:val="32"/>
-              </w:rPr>
-              <w:t xml:space="preserve">(다수결) 공제 후 (n+1)등분 </w:t>
-            </w:r>
-          </w:p>
-          <w:p>
-            <w:pPr>
-              <w:rPr>
-                <w:rFonts w:ascii="맑은 고딕" w:eastAsia="맑은 고딕" w:hAnsi="맑은 고딕" w:cstheme="majorBidi"/>
-                <w:bCs/>
-                <w:color w:val="000000"/>
-                <w:sz w:val="18"/>
-                <w:szCs w:val="32"/>
-              </w:rPr>
-            </w:pPr>
-            <w:r>
-              <w:rPr>
-                <w:rFonts w:ascii="맑은 고딕" w:eastAsia="맑은 고딕" w:hAnsi="맑은 고딕" w:cstheme="majorBidi"/>
-                <w:bCs/>
-                <w:color w:val="000000"/>
-                <w:sz w:val="18"/>
-                <w:szCs w:val="32"/>
-              </w:rPr>
-              <w:t xml:space="preserve">→ 본 계약 당사자 n명 균등 분배 </w:t>
-            </w:r>
-          </w:p>
-          <w:p>
-            <w:pPr>
-              <w:rPr>
-                <w:rFonts w:ascii="맑은 고딕" w:eastAsia="맑은 고딕" w:hAnsi="맑은 고딕" w:cstheme="majorBidi"/>
-                <w:bCs/>
-                <w:color w:val="000000"/>
-                <w:sz w:val="18"/>
-                <w:szCs w:val="32"/>
-              </w:rPr>
-            </w:pPr>
-            <w:r>
-              <w:rPr>
-                <w:rFonts w:ascii="맑은 고딕" w:eastAsia="맑은 고딕" w:hAnsi="맑은 고딕" w:cstheme="majorBidi"/>
-                <w:bCs/>
-                <w:color w:val="000000"/>
-                <w:sz w:val="18"/>
-                <w:szCs w:val="32"/>
-              </w:rPr>
-              <w:t xml:space="preserve">+ 우수자(전원 동의) 가중 1/(n+1) 추가 지급 </w:t>
-            </w:r>
-          </w:p>
-          <w:p>
-            <w:pPr>
-              <w:rPr>
-                <w:rFonts w:ascii="맑은 고딕" w:eastAsia="맑은 고딕" w:hAnsi="맑은 고딕" w:cstheme="majorBidi"/>
-                <w:bCs/>
-                <w:color w:val="000000"/>
-                <w:sz w:val="18"/>
-                <w:szCs w:val="32"/>
-              </w:rPr>
-            </w:pPr>
-            <w:r>
-              <w:rPr>
-                <w:rFonts w:ascii="맑은 고딕" w:eastAsia="맑은 고딕" w:hAnsi="맑은 고딕" w:cstheme="majorBidi"/>
-                <w:bCs/>
-                <w:color w:val="000000"/>
-                <w:sz w:val="18"/>
-                <w:szCs w:val="32"/>
-              </w:rPr>
-              <w:t>(제16조 ②)</w:t>
-            </w:r>
-          </w:p>
-        </w:tc>
-      </w:tr>
-      <w:tr>
-        <w:tc>
-          <w:tcPr>
-            <w:tcW w:w="2397" w:type="dxa"/>
-            <w:vMerge/>
-            <w:shd w:val="clear" w:color="FFFFFF" w:fill="FFFFFF"/>
-          </w:tcPr>
-          <w:p>
-            <w:pPr>
-              <w:rPr>
-                <w:rFonts w:ascii="맑은 고딕" w:eastAsia="맑은 고딕" w:hAnsi="맑은 고딕" w:cstheme="majorBidi"/>
-                <w:bCs/>
-                <w:color w:val="000000"/>
-                <w:sz w:val="32"/>
-                <w:szCs w:val="32"/>
-              </w:rPr>
-            </w:pPr>
-          </w:p>
-        </w:tc>
-        <w:tc>
-          <w:tcPr>
-            <w:tcW w:w="2124" w:type="dxa"/>
-            <w:shd w:val="clear" w:color="FFFFFF" w:fill="FFFFFF"/>
-            <w:vAlign w:val="center"/>
-          </w:tcPr>
-          <w:p>
-            <w:pPr>
-              <w:rPr>
-                <w:rFonts w:ascii="맑은 고딕" w:eastAsia="맑은 고딕" w:hAnsi="맑은 고딕" w:cstheme="majorBidi"/>
-                <w:b/>
-                <w:bCs/>
-                <w:color w:val="000000"/>
-                <w:sz w:val="18"/>
-                <w:szCs w:val="32"/>
-              </w:rPr>
-            </w:pPr>
-            <w:r>
-              <w:rPr>
-                <w:rFonts w:ascii="맑은 고딕" w:eastAsia="맑은 고딕" w:hAnsi="맑은 고딕" w:cstheme="majorBidi" w:hint="eastAsia"/>
-                <w:b/>
-                <w:bCs/>
-                <w:color w:val="000000"/>
-                <w:sz w:val="18"/>
-                <w:szCs w:val="32"/>
-              </w:rPr>
-              <w:t>매출</w:t>
-            </w:r>
-            <w:r>
-              <w:rPr>
-                <w:rFonts w:ascii="맑은 고딕" w:eastAsia="맑은 고딕" w:hAnsi="맑은 고딕" w:cstheme="majorBidi"/>
-                <w:b/>
-                <w:bCs/>
-                <w:color w:val="000000"/>
-                <w:sz w:val="18"/>
-                <w:szCs w:val="32"/>
-              </w:rPr>
-              <w:t xml:space="preserve"> 분배 </w:t>
-            </w:r>
-          </w:p>
-          <w:p>
-            <w:pPr>
-              <w:rPr>
-                <w:rFonts w:ascii="맑은 고딕" w:eastAsia="맑은 고딕" w:hAnsi="맑은 고딕" w:cstheme="majorBidi"/>
-                <w:b/>
-                <w:bCs/>
-                <w:color w:val="000000"/>
-                <w:sz w:val="18"/>
-                <w:szCs w:val="32"/>
-              </w:rPr>
-            </w:pPr>
-            <w:r>
-              <w:rPr>
-                <w:rFonts w:ascii="맑은 고딕" w:eastAsia="맑은 고딕" w:hAnsi="맑은 고딕" w:cstheme="majorBidi"/>
-                <w:b/>
-                <w:bCs/>
-                <w:color w:val="000000"/>
-                <w:sz w:val="18"/>
-                <w:szCs w:val="32"/>
-              </w:rPr>
-              <w:t>(Steam 출시 후 매출)</w:t>
-            </w:r>
-          </w:p>
-        </w:tc>
-        <w:tc>
-          <w:tcPr>
-            <w:tcW w:w="4475" w:type="dxa"/>
-            <w:shd w:val="clear" w:color="FFFFFF" w:fill="FFFFFF"/>
-            <w:vAlign w:val="center"/>
-          </w:tcPr>
-          <w:p>
-            <w:pPr>
-              <w:rPr>
-                <w:rFonts w:ascii="맑은 고딕" w:eastAsia="맑은 고딕" w:hAnsi="맑은 고딕" w:cstheme="majorBidi"/>
-                <w:bCs/>
-                <w:color w:val="000000"/>
-                <w:sz w:val="18"/>
-                <w:szCs w:val="32"/>
-              </w:rPr>
-            </w:pPr>
-            <w:r>
-              <w:rPr>
-                <w:rFonts w:ascii="맑은 고딕" w:eastAsia="맑은 고딕" w:hAnsi="맑은 고딕" w:cstheme="majorBidi" w:hint="eastAsia"/>
-                <w:bCs/>
-                <w:color w:val="000000"/>
-                <w:sz w:val="18"/>
-                <w:szCs w:val="32"/>
-              </w:rPr>
-              <w:t>본</w:t>
-            </w:r>
-            <w:r>
-              <w:rPr>
-                <w:rFonts w:ascii="맑은 고딕" w:eastAsia="맑은 고딕" w:hAnsi="맑은 고딕" w:cstheme="majorBidi"/>
-                <w:bCs/>
-                <w:color w:val="000000"/>
-                <w:sz w:val="18"/>
-                <w:szCs w:val="32"/>
-              </w:rPr>
-              <w:t xml:space="preserve"> 계약 당사자에게 참여기간 지분에 따라 분배 (제16조 </w:t>
+                <w:rFonts w:ascii="맑은 고딕" w:eastAsia="맑은 고딕" w:hAnsi="맑은 고딕" w:cstheme="majorBidi"/>
+                <w:bCs/>
+                <w:color w:val="000000"/>
+                <w:sz w:val="18"/>
+                <w:szCs w:val="32"/>
+              </w:rPr>
+              <w:t xml:space="preserve">본 계약 당사자에게 참여기간 지분에 따라 분배 (제16조 </w:t>
             </w:r>
             <w:proofErr w:type="gramStart"/>
             <w:r>
@@ -1433,7 +1803,7 @@
         </w:trPr>
         <w:tc>
           <w:tcPr>
-            <w:tcW w:w="2397" w:type="dxa"/>
+            <w:tcW w:w="2117" w:type="dxa"/>
             <w:vMerge/>
             <w:shd w:val="clear" w:color="FFFFFF" w:fill="FFFFFF"/>
           </w:tcPr>
@@ -1451,7 +1821,7 @@
         </w:tc>
         <w:tc>
           <w:tcPr>
-            <w:tcW w:w="2124" w:type="dxa"/>
+            <w:tcW w:w="2126" w:type="dxa"/>
             <w:shd w:val="clear" w:color="FFFFFF" w:fill="FFFFFF"/>
             <w:vAlign w:val="center"/>
           </w:tcPr>
@@ -1481,7 +1851,8 @@
         </w:tc>
         <w:tc>
           <w:tcPr>
-            <w:tcW w:w="4475" w:type="dxa"/>
+            <w:tcW w:w="4753" w:type="dxa"/>
+            <w:gridSpan w:val="2"/>
             <w:shd w:val="clear" w:color="FFFFFF" w:fill="FFFFFF"/>
             <w:vAlign w:val="center"/>
           </w:tcPr>
@@ -1709,7 +2080,7 @@
           <w:p>
             <w:pPr>
               <w:rPr>
-                <w:rFonts w:ascii="맑은 고딕" w:eastAsia="맑은 고딕" w:hAnsi="맑은 고딕" w:cstheme="majorBidi" w:hint="eastAsia"/>
+                <w:rFonts w:ascii="맑은 고딕" w:eastAsia="맑은 고딕" w:hAnsi="맑은 고딕" w:cstheme="majorBidi"/>
                 <w:bCs/>
                 <w:color w:val="000000"/>
                 <w:sz w:val="18"/>
@@ -1776,7 +2147,7 @@
       <w:tr>
         <w:tc>
           <w:tcPr>
-            <w:tcW w:w="2397" w:type="dxa"/>
+            <w:tcW w:w="2117" w:type="dxa"/>
             <w:shd w:val="clear" w:color="FFFFFF" w:fill="FFFFFF"/>
             <w:vAlign w:val="center"/>
           </w:tcPr>
@@ -1817,7 +2188,7 @@
           <w:p>
             <w:pPr>
               <w:rPr>
-                <w:rFonts w:ascii="맑은 고딕" w:eastAsia="맑은 고딕" w:hAnsi="맑은 고딕" w:cstheme="majorBidi" w:hint="eastAsia"/>
+                <w:rFonts w:ascii="맑은 고딕" w:eastAsia="맑은 고딕" w:hAnsi="맑은 고딕" w:cstheme="majorBidi"/>
                 <w:b/>
                 <w:bCs/>
                 <w:color w:val="000000"/>
@@ -1834,14 +2205,110 @@
                 <w:sz w:val="18"/>
                 <w:szCs w:val="32"/>
               </w:rPr>
-              <w:t>(제20조·제21조 관련)</w:t>
+              <w:t>(</w:t>
+            </w:r>
+            <w:ins w:id="4" w:author="JaeEun Lee" w:date="2026-05-10T13:30:00Z" w16du:dateUtc="2026-05-10T04:30:00Z">
+              <w:r>
+                <w:rPr>
+                  <w:rFonts w:ascii="맑은 고딕" w:eastAsia="맑은 고딕" w:hAnsi="맑은 고딕" w:cstheme="majorBidi" w:hint="eastAsia"/>
+                  <w:b/>
+                  <w:bCs/>
+                  <w:color w:val="000000"/>
+                  <w:sz w:val="18"/>
+                  <w:szCs w:val="32"/>
+                </w:rPr>
+                <w:t>제</w:t>
+              </w:r>
+              <w:r>
+                <w:rPr>
+                  <w:rFonts w:ascii="맑은 고딕" w:eastAsia="맑은 고딕" w:hAnsi="맑은 고딕" w:cstheme="majorBidi"/>
+                  <w:b/>
+                  <w:bCs/>
+                  <w:color w:val="000000"/>
+                  <w:sz w:val="18"/>
+                  <w:szCs w:val="32"/>
+                </w:rPr>
+                <w:t>21조</w:t>
+              </w:r>
+            </w:ins>
+            <w:del w:id="5" w:author="JaeEun Lee" w:date="2026-05-10T13:30:00Z" w16du:dateUtc="2026-05-10T04:30:00Z">
+              <w:r>
+                <w:rPr>
+                  <w:rFonts w:ascii="맑은 고딕" w:eastAsia="맑은 고딕" w:hAnsi="맑은 고딕" w:cstheme="majorBidi"/>
+                  <w:b/>
+                  <w:bCs/>
+                  <w:color w:val="000000"/>
+                  <w:sz w:val="18"/>
+                  <w:szCs w:val="32"/>
+                </w:rPr>
+                <w:delText>제20조</w:delText>
+              </w:r>
+            </w:del>
+            <w:r>
+              <w:rPr>
+                <w:rFonts w:ascii="맑은 고딕" w:eastAsia="맑은 고딕" w:hAnsi="맑은 고딕" w:cstheme="majorBidi"/>
+                <w:b/>
+                <w:bCs/>
+                <w:color w:val="000000"/>
+                <w:sz w:val="18"/>
+                <w:szCs w:val="32"/>
+              </w:rPr>
+              <w:t>·</w:t>
+            </w:r>
+            <w:ins w:id="6" w:author="JaeEun Lee" w:date="2026-05-10T13:30:00Z" w16du:dateUtc="2026-05-10T04:30:00Z">
+              <w:r>
+                <w:rPr>
+                  <w:rFonts w:ascii="맑은 고딕" w:eastAsia="맑은 고딕" w:hAnsi="맑은 고딕" w:cstheme="majorBidi" w:hint="eastAsia"/>
+                  <w:b/>
+                  <w:bCs/>
+                  <w:color w:val="000000"/>
+                  <w:sz w:val="18"/>
+                  <w:szCs w:val="32"/>
+                </w:rPr>
+                <w:t>제</w:t>
+              </w:r>
+              <w:r>
+                <w:rPr>
+                  <w:rFonts w:ascii="맑은 고딕" w:eastAsia="맑은 고딕" w:hAnsi="맑은 고딕" w:cstheme="majorBidi"/>
+                  <w:b/>
+                  <w:bCs/>
+                  <w:color w:val="000000"/>
+                  <w:sz w:val="18"/>
+                  <w:szCs w:val="32"/>
+                </w:rPr>
+                <w:t>22조 관련</w:t>
+              </w:r>
+            </w:ins>
+            <w:del w:id="7" w:author="JaeEun Lee" w:date="2026-05-10T13:30:00Z" w16du:dateUtc="2026-05-10T04:30:00Z">
+              <w:r>
+                <w:rPr>
+                  <w:rFonts w:ascii="맑은 고딕" w:eastAsia="맑은 고딕" w:hAnsi="맑은 고딕" w:cstheme="majorBidi"/>
+                  <w:b/>
+                  <w:bCs/>
+                  <w:color w:val="000000"/>
+                  <w:sz w:val="18"/>
+                  <w:szCs w:val="32"/>
+                </w:rPr>
+                <w:delText>제21조 관련</w:delText>
+              </w:r>
+            </w:del>
+            <w:r>
+              <w:rPr>
+                <w:rFonts w:ascii="맑은 고딕" w:eastAsia="맑은 고딕" w:hAnsi="맑은 고딕" w:cstheme="majorBidi"/>
+                <w:b/>
+                <w:bCs/>
+                <w:color w:val="000000"/>
+                <w:sz w:val="18"/>
+                <w:szCs w:val="32"/>
+              </w:rPr>
+              <w:t>)</w:t>
             </w:r>
           </w:p>
         </w:tc>
         <w:tc>
           <w:tcPr>
-            <w:tcW w:w="6599" w:type="dxa"/>
-            <w:gridSpan w:val="2"/>
+            <w:tcW w:w="6879" w:type="dxa"/>
+            <w:gridSpan w:val="3"/>
             <w:shd w:val="clear" w:color="FFFFFF" w:fill="FFFFFF"/>
             <w:vAlign w:val="center"/>
           </w:tcPr>
@@ -1901,7 +2368,7 @@
       <w:tr>
         <w:tc>
           <w:tcPr>
-            <w:tcW w:w="2397" w:type="dxa"/>
+            <w:tcW w:w="2117" w:type="dxa"/>
             <w:shd w:val="clear" w:color="FFFFFF" w:fill="FFFFFF"/>
             <w:vAlign w:val="center"/>
           </w:tcPr>
@@ -1942,8 +2409,8 @@
         </w:tc>
         <w:tc>
           <w:tcPr>
-            <w:tcW w:w="6599" w:type="dxa"/>
-            <w:gridSpan w:val="2"/>
+            <w:tcW w:w="6879" w:type="dxa"/>
+            <w:gridSpan w:val="3"/>
             <w:shd w:val="clear" w:color="FFFFFF" w:fill="FFFFFF"/>
             <w:vAlign w:val="center"/>
           </w:tcPr>
@@ -2069,7 +2536,7 @@
       <w:tr>
         <w:tc>
           <w:tcPr>
-            <w:tcW w:w="2397" w:type="dxa"/>
+            <w:tcW w:w="2117" w:type="dxa"/>
             <w:shd w:val="clear" w:color="FFFFFF" w:fill="FFFFFF"/>
             <w:vAlign w:val="center"/>
           </w:tcPr>
@@ -2093,29 +2560,7 @@
                 <w:sz w:val="18"/>
                 <w:szCs w:val="32"/>
               </w:rPr>
-              <w:t>이용</w:t>
-            </w:r>
-            <w:r>
-              <w:rPr>
-                <w:rFonts w:ascii="맑은 고딕" w:eastAsia="맑은 고딕" w:hAnsi="맑은 고딕" w:cstheme="majorBidi" w:hint="eastAsia"/>
-                <w:b/>
-                <w:bCs/>
-                <w:color w:val="000000"/>
-                <w:sz w:val="18"/>
-                <w:szCs w:val="32"/>
-              </w:rPr>
-              <w:t xml:space="preserve"> </w:t>
-            </w:r>
-            <w:r>
-              <w:rPr>
-                <w:rFonts w:ascii="맑은 고딕" w:eastAsia="맑은 고딕" w:hAnsi="맑은 고딕" w:cstheme="majorBidi" w:hint="eastAsia"/>
-                <w:b/>
-                <w:bCs/>
-                <w:color w:val="000000"/>
-                <w:sz w:val="18"/>
-                <w:szCs w:val="32"/>
-              </w:rPr>
-              <w:t>허락하는</w:t>
+              <w:t>이용 허락하는</w:t>
             </w:r>
             <w:r>
               <w:rPr>
@@ -2155,8 +2600,8 @@
         </w:tc>
         <w:tc>
           <w:tcPr>
-            <w:tcW w:w="6599" w:type="dxa"/>
-            <w:gridSpan w:val="2"/>
+            <w:tcW w:w="6879" w:type="dxa"/>
+            <w:gridSpan w:val="3"/>
             <w:shd w:val="clear" w:color="FFFFFF" w:fill="FFFFFF"/>
             <w:vAlign w:val="center"/>
           </w:tcPr>
@@ -2256,129 +2701,139 @@
           <w:p>
             <w:pPr>
               <w:rPr>
+                <w:rFonts w:ascii="맑은 고딕" w:eastAsia="맑은 고딕" w:hAnsi="맑은 고딕" w:cstheme="majorBidi"/>
+                <w:bCs/>
+                <w:color w:val="000000"/>
+                <w:sz w:val="18"/>
+                <w:szCs w:val="32"/>
+              </w:rPr>
+            </w:pPr>
+            <w:r>
+              <w:rPr>
+                <w:rFonts w:ascii="맑은 고딕" w:eastAsia="맑은 고딕" w:hAnsi="맑은 고딕" w:cs="Segoe UI Symbol"/>
+                <w:bCs/>
+                <w:color w:val="000000"/>
+                <w:sz w:val="18"/>
+                <w:szCs w:val="32"/>
+              </w:rPr>
+              <w:t>☑</w:t>
+            </w:r>
+            <w:r>
+              <w:rPr>
+                <w:rFonts w:ascii="맑은 고딕" w:eastAsia="맑은 고딕" w:hAnsi="맑은 고딕" w:cstheme="majorBidi"/>
+                <w:bCs/>
+                <w:color w:val="000000"/>
+                <w:sz w:val="18"/>
+                <w:szCs w:val="32"/>
+              </w:rPr>
+              <w:t xml:space="preserve"> </w:t>
+            </w:r>
+            <w:proofErr w:type="spellStart"/>
+            <w:r>
+              <w:rPr>
+                <w:rFonts w:ascii="맑은 고딕" w:eastAsia="맑은 고딕" w:hAnsi="맑은 고딕" w:cstheme="majorBidi"/>
+                <w:bCs/>
+                <w:color w:val="000000"/>
+                <w:sz w:val="18"/>
+                <w:szCs w:val="32"/>
+              </w:rPr>
+              <w:t>전시권</w:t>
+            </w:r>
+            <w:proofErr w:type="spellEnd"/>
+            <w:r>
+              <w:rPr>
+                <w:rFonts w:ascii="맑은 고딕" w:eastAsia="맑은 고딕" w:hAnsi="맑은 고딕" w:cstheme="majorBidi"/>
+                <w:bCs/>
+                <w:color w:val="000000"/>
+                <w:sz w:val="18"/>
+                <w:szCs w:val="32"/>
+              </w:rPr>
+              <w:t xml:space="preserve">   </w:t>
+            </w:r>
+            <w:r>
+              <w:rPr>
+                <w:rFonts w:ascii="맑은 고딕" w:eastAsia="맑은 고딕" w:hAnsi="맑은 고딕" w:cs="Segoe UI Symbol"/>
+                <w:bCs/>
+                <w:color w:val="000000"/>
+                <w:sz w:val="18"/>
+                <w:szCs w:val="32"/>
+              </w:rPr>
+              <w:t>☑</w:t>
+            </w:r>
+            <w:r>
+              <w:rPr>
+                <w:rFonts w:ascii="맑은 고딕" w:eastAsia="맑은 고딕" w:hAnsi="맑은 고딕" w:cstheme="majorBidi"/>
+                <w:bCs/>
+                <w:color w:val="000000"/>
+                <w:sz w:val="18"/>
+                <w:szCs w:val="32"/>
+              </w:rPr>
+              <w:t xml:space="preserve"> </w:t>
+            </w:r>
+            <w:proofErr w:type="spellStart"/>
+            <w:r>
+              <w:rPr>
+                <w:rFonts w:ascii="맑은 고딕" w:eastAsia="맑은 고딕" w:hAnsi="맑은 고딕" w:cstheme="majorBidi"/>
+                <w:bCs/>
+                <w:color w:val="000000"/>
+                <w:sz w:val="18"/>
+                <w:szCs w:val="32"/>
+              </w:rPr>
+              <w:t>배포권</w:t>
+            </w:r>
+            <w:proofErr w:type="spellEnd"/>
+            <w:r>
+              <w:rPr>
+                <w:rFonts w:ascii="맑은 고딕" w:eastAsia="맑은 고딕" w:hAnsi="맑은 고딕" w:cstheme="majorBidi"/>
+                <w:bCs/>
+                <w:color w:val="000000"/>
+                <w:sz w:val="18"/>
+                <w:szCs w:val="32"/>
+              </w:rPr>
+              <w:t xml:space="preserve">   </w:t>
+            </w:r>
+            <w:r>
+              <w:rPr>
+                <w:rFonts w:ascii="맑은 고딕" w:eastAsia="맑은 고딕" w:hAnsi="맑은 고딕" w:cs="Segoe UI Symbol"/>
+                <w:bCs/>
+                <w:color w:val="000000"/>
+                <w:sz w:val="18"/>
+                <w:szCs w:val="32"/>
+              </w:rPr>
+              <w:t>☑</w:t>
+            </w:r>
+            <w:r>
+              <w:rPr>
+                <w:rFonts w:ascii="맑은 고딕" w:eastAsia="맑은 고딕" w:hAnsi="맑은 고딕" w:cstheme="majorBidi"/>
+                <w:bCs/>
+                <w:color w:val="000000"/>
+                <w:sz w:val="18"/>
+                <w:szCs w:val="32"/>
+              </w:rPr>
+              <w:t xml:space="preserve"> </w:t>
+            </w:r>
+            <w:proofErr w:type="spellStart"/>
+            <w:r>
+              <w:rPr>
+                <w:rFonts w:ascii="맑은 고딕" w:eastAsia="맑은 고딕" w:hAnsi="맑은 고딕" w:cstheme="majorBidi"/>
+                <w:bCs/>
+                <w:color w:val="000000"/>
+                <w:sz w:val="18"/>
+                <w:szCs w:val="32"/>
+              </w:rPr>
+              <w:t>대여권</w:t>
+            </w:r>
+            <w:proofErr w:type="spellEnd"/>
+            <w:r>
+              <w:rPr>
                 <w:rFonts w:ascii="맑은 고딕" w:eastAsia="맑은 고딕" w:hAnsi="맑은 고딕" w:cstheme="majorBidi" w:hint="eastAsia"/>
                 <w:bCs/>
                 <w:color w:val="000000"/>
                 <w:sz w:val="18"/>
                 <w:szCs w:val="32"/>
               </w:rPr>
-            </w:pPr>
-            <w:r>
-              <w:rPr>
-                <w:rFonts w:ascii="맑은 고딕" w:eastAsia="맑은 고딕" w:hAnsi="맑은 고딕" w:cs="Segoe UI Symbol"/>
-                <w:bCs/>
-                <w:color w:val="000000"/>
-                <w:sz w:val="18"/>
-                <w:szCs w:val="32"/>
-              </w:rPr>
-              <w:t>☑</w:t>
-            </w:r>
-            <w:r>
-              <w:rPr>
-                <w:rFonts w:ascii="맑은 고딕" w:eastAsia="맑은 고딕" w:hAnsi="맑은 고딕" w:cstheme="majorBidi"/>
-                <w:bCs/>
-                <w:color w:val="000000"/>
-                <w:sz w:val="18"/>
-                <w:szCs w:val="32"/>
-              </w:rPr>
               <w:t xml:space="preserve"> </w:t>
             </w:r>
-            <w:proofErr w:type="spellStart"/>
-            <w:r>
-              <w:rPr>
-                <w:rFonts w:ascii="맑은 고딕" w:eastAsia="맑은 고딕" w:hAnsi="맑은 고딕" w:cstheme="majorBidi"/>
-                <w:bCs/>
-                <w:color w:val="000000"/>
-                <w:sz w:val="18"/>
-                <w:szCs w:val="32"/>
-              </w:rPr>
-              <w:t>전시권</w:t>
-            </w:r>
-            <w:proofErr w:type="spellEnd"/>
-            <w:r>
-              <w:rPr>
-                <w:rFonts w:ascii="맑은 고딕" w:eastAsia="맑은 고딕" w:hAnsi="맑은 고딕" w:cstheme="majorBidi"/>
-                <w:bCs/>
-                <w:color w:val="000000"/>
-                <w:sz w:val="18"/>
-                <w:szCs w:val="32"/>
-              </w:rPr>
-              <w:t xml:space="preserve">   </w:t>
-            </w:r>
-            <w:r>
-              <w:rPr>
-                <w:rFonts w:ascii="맑은 고딕" w:eastAsia="맑은 고딕" w:hAnsi="맑은 고딕" w:cs="Segoe UI Symbol"/>
-                <w:bCs/>
-                <w:color w:val="000000"/>
-                <w:sz w:val="18"/>
-                <w:szCs w:val="32"/>
-              </w:rPr>
-              <w:t>☑</w:t>
-            </w:r>
-            <w:r>
-              <w:rPr>
-                <w:rFonts w:ascii="맑은 고딕" w:eastAsia="맑은 고딕" w:hAnsi="맑은 고딕" w:cstheme="majorBidi"/>
-                <w:bCs/>
-                <w:color w:val="000000"/>
-                <w:sz w:val="18"/>
-                <w:szCs w:val="32"/>
-              </w:rPr>
-              <w:t xml:space="preserve"> </w:t>
-            </w:r>
-            <w:proofErr w:type="spellStart"/>
-            <w:r>
-              <w:rPr>
-                <w:rFonts w:ascii="맑은 고딕" w:eastAsia="맑은 고딕" w:hAnsi="맑은 고딕" w:cstheme="majorBidi"/>
-                <w:bCs/>
-                <w:color w:val="000000"/>
-                <w:sz w:val="18"/>
-                <w:szCs w:val="32"/>
-              </w:rPr>
-              <w:t>배포권</w:t>
-            </w:r>
-            <w:proofErr w:type="spellEnd"/>
-            <w:r>
-              <w:rPr>
-                <w:rFonts w:ascii="맑은 고딕" w:eastAsia="맑은 고딕" w:hAnsi="맑은 고딕" w:cstheme="majorBidi"/>
-                <w:bCs/>
-                <w:color w:val="000000"/>
-                <w:sz w:val="18"/>
-                <w:szCs w:val="32"/>
-              </w:rPr>
-              <w:t xml:space="preserve">   </w:t>
-            </w:r>
-            <w:r>
-              <w:rPr>
-                <w:rFonts w:ascii="맑은 고딕" w:eastAsia="맑은 고딕" w:hAnsi="맑은 고딕" w:cs="Segoe UI Symbol"/>
-                <w:bCs/>
-                <w:color w:val="000000"/>
-                <w:sz w:val="18"/>
-                <w:szCs w:val="32"/>
-              </w:rPr>
-              <w:t>☑</w:t>
-            </w:r>
-            <w:r>
-              <w:rPr>
-                <w:rFonts w:ascii="맑은 고딕" w:eastAsia="맑은 고딕" w:hAnsi="맑은 고딕" w:cstheme="majorBidi"/>
-                <w:bCs/>
-                <w:color w:val="000000"/>
-                <w:sz w:val="18"/>
-                <w:szCs w:val="32"/>
-              </w:rPr>
-              <w:t xml:space="preserve"> </w:t>
-            </w:r>
-            <w:proofErr w:type="spellStart"/>
-            <w:r>
-              <w:rPr>
-                <w:rFonts w:ascii="맑은 고딕" w:eastAsia="맑은 고딕" w:hAnsi="맑은 고딕" w:cstheme="majorBidi"/>
-                <w:bCs/>
-                <w:color w:val="000000"/>
-                <w:sz w:val="18"/>
-                <w:szCs w:val="32"/>
-              </w:rPr>
-              <w:t>대여권</w:t>
-            </w:r>
-            <w:proofErr w:type="spellEnd"/>
             <w:r>
               <w:rPr>
                 <w:rFonts w:ascii="맑은 고딕" w:eastAsia="맑은 고딕" w:hAnsi="맑은 고딕" w:cstheme="majorBidi" w:hint="eastAsia"/>
@@ -2387,7 +2842,7 @@
                 <w:sz w:val="18"/>
                 <w:szCs w:val="32"/>
               </w:rPr>
-              <w:t xml:space="preserve"> </w:t>
+              <w:t xml:space="preserve">  </w:t>
             </w:r>
             <w:r>
               <w:rPr>
@@ -2415,7 +2870,7 @@
       <w:tr>
         <w:tc>
           <w:tcPr>
-            <w:tcW w:w="2397" w:type="dxa"/>
+            <w:tcW w:w="2117" w:type="dxa"/>
             <w:shd w:val="clear" w:color="FFFFFF" w:fill="FFFFFF"/>
             <w:vAlign w:val="center"/>
           </w:tcPr>
@@ -2447,8 +2902,8 @@
         </w:tc>
         <w:tc>
           <w:tcPr>
-            <w:tcW w:w="6599" w:type="dxa"/>
-            <w:gridSpan w:val="2"/>
+            <w:tcW w:w="6879" w:type="dxa"/>
+            <w:gridSpan w:val="3"/>
             <w:shd w:val="clear" w:color="FFFFFF" w:fill="FFFFFF"/>
             <w:vAlign w:val="center"/>
           </w:tcPr>
@@ -2508,7 +2963,7 @@
       <w:tr>
         <w:tc>
           <w:tcPr>
-            <w:tcW w:w="2397" w:type="dxa"/>
+            <w:tcW w:w="2117" w:type="dxa"/>
             <w:shd w:val="clear" w:color="FFFFFF" w:fill="FFFFFF"/>
             <w:vAlign w:val="center"/>
           </w:tcPr>
@@ -2540,8 +2995,8 @@
         </w:tc>
         <w:tc>
           <w:tcPr>
-            <w:tcW w:w="6599" w:type="dxa"/>
-            <w:gridSpan w:val="2"/>
+            <w:tcW w:w="6879" w:type="dxa"/>
+            <w:gridSpan w:val="3"/>
             <w:shd w:val="clear" w:color="FFFFFF" w:fill="FFFFFF"/>
             <w:vAlign w:val="center"/>
           </w:tcPr>
@@ -2601,7 +3056,7 @@
       <w:tr>
         <w:tc>
           <w:tcPr>
-            <w:tcW w:w="2397" w:type="dxa"/>
+            <w:tcW w:w="2117" w:type="dxa"/>
             <w:shd w:val="clear" w:color="FFFFFF" w:fill="FFFFFF"/>
             <w:vAlign w:val="center"/>
           </w:tcPr>
@@ -2642,8 +3097,8 @@
         </w:tc>
         <w:tc>
           <w:tcPr>
-            <w:tcW w:w="6599" w:type="dxa"/>
-            <w:gridSpan w:val="2"/>
+            <w:tcW w:w="6879" w:type="dxa"/>
+            <w:gridSpan w:val="3"/>
             <w:shd w:val="clear" w:color="FFFFFF" w:fill="FFFFFF"/>
             <w:vAlign w:val="center"/>
           </w:tcPr>
@@ -3517,19 +3972,31 @@
         <w:rPr>
           <w:rFonts w:ascii="맑은 고딕" w:eastAsia="맑은 고딕" w:hAnsi="맑은 고딕"/>
         </w:rPr>
-        <w:t xml:space="preserve"> 게임 클라이언트 코드, 시스템 구현, 빌드 산출물 일체</w:t>
-      </w:r>
-    </w:p>
-    <w:p>
-      <w:pPr>
-        <w:rPr>
-          <w:rFonts w:ascii="맑은 고딕" w:eastAsia="맑은 고딕" w:hAnsi="맑은 고딕"/>
-        </w:rPr>
-      </w:pPr>
+        <w:t xml:space="preserve"> 게임 클라이언트</w:t>
+      </w:r>
       <w:r>
         <w:rPr>
           <w:rFonts w:ascii="맑은 고딕" w:eastAsia="맑은 고딕" w:hAnsi="맑은 고딕" w:hint="eastAsia"/>
         </w:rPr>
+        <w:t>/서버</w:t>
+      </w:r>
+      <w:r>
+        <w:rPr>
+          <w:rFonts w:ascii="맑은 고딕" w:eastAsia="맑은 고딕" w:hAnsi="맑은 고딕"/>
+        </w:rPr>
+        <w:t xml:space="preserve"> 코드, 시스템 구현, 빌드 산출물 일체</w:t>
+      </w:r>
+    </w:p>
+    <w:p>
+      <w:pPr>
+        <w:rPr>
+          <w:rFonts w:ascii="맑은 고딕" w:eastAsia="맑은 고딕" w:hAnsi="맑은 고딕"/>
+        </w:rPr>
+      </w:pPr>
+      <w:r>
+        <w:rPr>
+          <w:rFonts w:ascii="맑은 고딕" w:eastAsia="맑은 고딕" w:hAnsi="맑은 고딕" w:hint="eastAsia"/>
+        </w:rPr>
         <w:t>②</w:t>
       </w:r>
       <w:r>
@@ -3542,6 +4009,7 @@
     <w:p>
       <w:pPr>
         <w:rPr>
+          <w:ins w:id="8" w:author="JaeEun Lee" w:date="2026-05-10T13:20:00Z" w16du:dateUtc="2026-05-10T04:20:00Z"/>
           <w:rFonts w:ascii="맑은 고딕" w:eastAsia="맑은 고딕" w:hAnsi="맑은 고딕"/>
         </w:rPr>
       </w:pPr>
@@ -3557,6 +4025,27 @@
         </w:rPr>
         <w:t xml:space="preserve"> 본 계약에서 "수급사업자"라 함은 특별한 정함이 없는 한 위 각 호의 수급사업자를 개별적으로 지칭하며, 각 수급사업자는 자신의 수급사무 범위 내에서만 본 계약상 권리·의무를 부담한다.</w:t>
       </w:r>
+    </w:p>
+    <w:p>
+      <w:pPr>
+        <w:rPr>
+          <w:rFonts w:ascii="맑은 고딕" w:eastAsia="맑은 고딕" w:hAnsi="맑은 고딕"/>
+        </w:rPr>
+      </w:pPr>
+      <w:ins w:id="9" w:author="JaeEun Lee" w:date="2026-05-10T13:20:00Z" w16du:dateUtc="2026-05-10T04:20:00Z">
+        <w:r>
+          <w:rPr>
+            <w:rFonts w:ascii="맑은 고딕" w:eastAsia="맑은 고딕" w:hAnsi="맑은 고딕" w:hint="eastAsia"/>
+          </w:rPr>
+          <w:t>④</w:t>
+        </w:r>
+        <w:r>
+          <w:rPr>
+            <w:rFonts w:ascii="맑은 고딕" w:eastAsia="맑은 고딕" w:hAnsi="맑은 고딕"/>
+          </w:rPr>
+          <w:t xml:space="preserve"> 본 계약의 각 당사자는 팀 공동의 목표 달성을 위하여, 자신의 수급사무 범위 외의 업무라 하더라도 가용한 범위 내에서 다른 당사자의 업무를 적극적으로 지원하여야 한다.</w:t>
+        </w:r>
+      </w:ins>
     </w:p>
     <w:p>
       <w:pPr>
@@ -3757,6 +4246,7 @@
     <w:p>
       <w:pPr>
         <w:rPr>
+          <w:ins w:id="10" w:author="JaeEun Lee" w:date="2026-05-10T13:15:00Z" w16du:dateUtc="2026-05-10T04:15:00Z"/>
           <w:rFonts w:ascii="맑은 고딕" w:eastAsia="맑은 고딕" w:hAnsi="맑은 고딕"/>
         </w:rPr>
       </w:pPr>
@@ -3770,9 +4260,187 @@
         <w:rPr>
           <w:rFonts w:ascii="맑은 고딕" w:eastAsia="맑은 고딕" w:hAnsi="맑은 고딕"/>
         </w:rPr>
-        <w:t xml:space="preserve"> 원사업자는 정당한 사유 없이 제①항의 동의를 거부할 수 없다. 수급사업자가 제①항에 따라 주간 업무량을 통보한 날로부터 2일 이내에 원사업자가 명시적인 반대 의사를 표시하지 아니한 경우, 동의가 이루어진 것으로 본다(의제동의). </w:t>
+        <w:t xml:space="preserve"> 원사업자는 정당한 사유 없이 제①항의 동의를 거부할 수 없다. 수급사업자가 제①항에 따라 주간 업무량을 통보한 날로부터 </w:t>
+      </w:r>
+      <w:ins w:id="11" w:author="JaeEun Lee" w:date="2026-05-10T13:13:00Z" w16du:dateUtc="2026-05-10T04:13:00Z">
+        <w:r>
+          <w:rPr>
+            <w:rFonts w:ascii="맑은 고딕" w:eastAsia="맑은 고딕" w:hAnsi="맑은 고딕" w:hint="eastAsia"/>
+          </w:rPr>
+          <w:t>3</w:t>
+        </w:r>
+      </w:ins>
+      <w:del w:id="12" w:author="JaeEun Lee" w:date="2026-05-10T13:13:00Z" w16du:dateUtc="2026-05-10T04:13:00Z">
+        <w:r>
+          <w:rPr>
+            <w:rFonts w:ascii="맑은 고딕" w:eastAsia="맑은 고딕" w:hAnsi="맑은 고딕"/>
+          </w:rPr>
+          <w:delText>2</w:delText>
+        </w:r>
+      </w:del>
+      <w:r>
+        <w:rPr>
+          <w:rFonts w:ascii="맑은 고딕" w:eastAsia="맑은 고딕" w:hAnsi="맑은 고딕"/>
+        </w:rPr>
+        <w:t>일 이내에 원사업자가 명시적인 반대 의사를 표시하지 아니한 경우, 동의가 이루어진 것으로 본다(의제동의).</w:t>
+      </w:r>
+    </w:p>
+    <w:p>
+      <w:pPr>
+        <w:rPr>
+          <w:rFonts w:ascii="맑은 고딕" w:eastAsia="맑은 고딕" w:hAnsi="맑은 고딕"/>
+        </w:rPr>
+      </w:pPr>
+      <w:ins w:id="13" w:author="JaeEun Lee" w:date="2026-05-10T13:15:00Z" w16du:dateUtc="2026-05-10T04:15:00Z">
+        <w:r>
+          <w:rPr>
+            <w:rFonts w:ascii="맑은 고딕" w:eastAsia="맑은 고딕" w:hAnsi="맑은 고딕" w:hint="eastAsia"/>
+          </w:rPr>
+          <w:t>③</w:t>
+        </w:r>
+      </w:ins>
+      <w:r>
+        <w:rPr>
+          <w:rFonts w:ascii="맑은 고딕" w:eastAsia="맑은 고딕" w:hAnsi="맑은 고딕"/>
+        </w:rPr>
+        <w:t xml:space="preserve"> 본</w:t>
+      </w:r>
+      <w:ins w:id="14" w:author="JaeEun Lee" w:date="2026-05-10T13:13:00Z" w16du:dateUtc="2026-05-10T04:13:00Z">
+        <w:r>
+          <w:rPr>
+            <w:rFonts w:ascii="맑은 고딕" w:eastAsia="맑은 고딕" w:hAnsi="맑은 고딕" w:hint="eastAsia"/>
+          </w:rPr>
+          <w:t xml:space="preserve"> </w:t>
+        </w:r>
+      </w:ins>
+      <w:r>
+        <w:rPr>
+          <w:rFonts w:ascii="맑은 고딕" w:eastAsia="맑은 고딕" w:hAnsi="맑은 고딕"/>
+        </w:rPr>
+        <w:t xml:space="preserve">조의 동의는 주간 업무량의 확정 여부에 대한 </w:t>
       </w:r>
       <w:proofErr w:type="spellStart"/>
+      <w:ins w:id="15" w:author="JaeEun Lee" w:date="2026-05-10T13:13:00Z" w16du:dateUtc="2026-05-10T04:13:00Z">
+        <w:r>
+          <w:rPr>
+            <w:rFonts w:ascii="맑은 고딕" w:eastAsia="맑은 고딕" w:hAnsi="맑은 고딕" w:hint="eastAsia"/>
+          </w:rPr>
+          <w:t>수단으</w:t>
+        </w:r>
+      </w:ins>
+      <w:del w:id="16" w:author="JaeEun Lee" w:date="2026-05-10T13:13:00Z" w16du:dateUtc="2026-05-10T04:13:00Z">
+        <w:r>
+          <w:rPr>
+            <w:rFonts w:ascii="맑은 고딕" w:eastAsia="맑은 고딕" w:hAnsi="맑은 고딕"/>
+          </w:rPr>
+          <w:delText>게이트</w:delText>
+        </w:r>
+      </w:del>
+      <w:r>
+        <w:rPr>
+          <w:rFonts w:ascii="맑은 고딕" w:eastAsia="맑은 고딕" w:hAnsi="맑은 고딕"/>
+        </w:rPr>
+        <w:t>로서의</w:t>
+      </w:r>
+      <w:proofErr w:type="spellEnd"/>
+      <w:r>
+        <w:rPr>
+          <w:rFonts w:ascii="맑은 고딕" w:eastAsia="맑은 고딕" w:hAnsi="맑은 고딕"/>
+        </w:rPr>
+        <w:t xml:space="preserve"> 의미만을 가지며, 원사업자가 수급사업자의 업무량을 일방적으로 강제 수정할 권한을 부여하지는 아니한다.</w:t>
+      </w:r>
+    </w:p>
+    <w:p>
+      <w:pPr>
+        <w:rPr>
+          <w:rFonts w:ascii="맑은 고딕" w:eastAsia="맑은 고딕" w:hAnsi="맑은 고딕"/>
+        </w:rPr>
+      </w:pPr>
+    </w:p>
+    <w:p>
+      <w:pPr>
+        <w:pStyle w:val="2"/>
+        <w:rPr>
+          <w:rFonts w:ascii="맑은 고딕" w:eastAsia="맑은 고딕" w:hAnsi="맑은 고딕"/>
+          <w:b/>
+          <w:sz w:val="26"/>
+        </w:rPr>
+      </w:pPr>
+      <w:r>
+        <w:rPr>
+          <w:rFonts w:ascii="맑은 고딕" w:eastAsia="맑은 고딕" w:hAnsi="맑은 고딕" w:hint="eastAsia"/>
+          <w:b/>
+          <w:sz w:val="26"/>
+        </w:rPr>
+        <w:t>제</w:t>
+      </w:r>
+      <w:r>
+        <w:rPr>
+          <w:rFonts w:ascii="맑은 고딕" w:eastAsia="맑은 고딕" w:hAnsi="맑은 고딕"/>
+          <w:b/>
+          <w:sz w:val="26"/>
+        </w:rPr>
+        <w:t>8조 (이행)</w:t>
+      </w:r>
+    </w:p>
+    <w:p>
+      <w:pPr>
+        <w:rPr>
+          <w:rFonts w:ascii="맑은 고딕" w:eastAsia="맑은 고딕" w:hAnsi="맑은 고딕"/>
+        </w:rPr>
+      </w:pPr>
+      <w:r>
+        <w:rPr>
+          <w:rFonts w:ascii="맑은 고딕" w:eastAsia="맑은 고딕" w:hAnsi="맑은 고딕" w:hint="eastAsia"/>
+        </w:rPr>
+        <w:t>①</w:t>
+      </w:r>
+      <w:r>
+        <w:rPr>
+          <w:rFonts w:ascii="맑은 고딕" w:eastAsia="맑은 고딕" w:hAnsi="맑은 고딕"/>
+        </w:rPr>
+        <w:t xml:space="preserve"> 수급사업자는 제7조에 따라 정한 주간 업무를 신의성실의 원칙에 따라 이행하도록 노력한다.</w:t>
+      </w:r>
+    </w:p>
+    <w:p>
+      <w:pPr>
+        <w:rPr>
+          <w:rFonts w:ascii="맑은 고딕" w:eastAsia="맑은 고딕" w:hAnsi="맑은 고딕"/>
+        </w:rPr>
+      </w:pPr>
+      <w:r>
+        <w:rPr>
+          <w:rFonts w:ascii="맑은 고딕" w:eastAsia="맑은 고딕" w:hAnsi="맑은 고딕" w:hint="eastAsia"/>
+        </w:rPr>
+        <w:t>②</w:t>
+      </w:r>
+      <w:r>
+        <w:rPr>
+          <w:rFonts w:ascii="맑은 고딕" w:eastAsia="맑은 고딕" w:hAnsi="맑은 고딕"/>
+        </w:rPr>
+        <w:t xml:space="preserve"> 원사업자와 수급사업자는 게임의 제작과정에 관하여 상호 의견을 자유롭게 나누고 협력하여 본 계약의 목적을 달성한다.</w:t>
+      </w:r>
+    </w:p>
+    <w:p>
+      <w:pPr>
+        <w:rPr>
+          <w:ins w:id="17" w:author="JaeEun Lee" w:date="2026-05-10T13:22:00Z" w16du:dateUtc="2026-05-10T04:22:00Z"/>
+          <w:rFonts w:ascii="맑은 고딕" w:eastAsia="맑은 고딕" w:hAnsi="맑은 고딕"/>
+        </w:rPr>
+      </w:pPr>
+      <w:r>
+        <w:rPr>
+          <w:rFonts w:ascii="맑은 고딕" w:eastAsia="맑은 고딕" w:hAnsi="맑은 고딕" w:hint="eastAsia"/>
+        </w:rPr>
+        <w:t>③</w:t>
+      </w:r>
+      <w:r>
+        <w:rPr>
+          <w:rFonts w:ascii="맑은 고딕" w:eastAsia="맑은 고딕" w:hAnsi="맑은 고딕"/>
+        </w:rPr>
+        <w:t xml:space="preserve"> </w:t>
+      </w:r>
+      <w:proofErr w:type="spellStart"/>
       <w:r>
         <w:rPr>
           <w:rFonts w:ascii="맑은 고딕" w:eastAsia="맑은 고딕" w:hAnsi="맑은 고딕"/>
@@ -3784,22 +4452,52 @@
         <w:rPr>
           <w:rFonts w:ascii="맑은 고딕" w:eastAsia="맑은 고딕" w:hAnsi="맑은 고딕"/>
         </w:rPr>
-        <w:t xml:space="preserve"> 동의는 주간 업무량의 확정 여부에 대한 </w:t>
+        <w:t xml:space="preserve"> 이행 노력은 신의에 기한 자율적 의무로서, 이를 이유로 한 일방적인 불이익 조치나 </w:t>
       </w:r>
       <w:proofErr w:type="spellStart"/>
       <w:r>
         <w:rPr>
           <w:rFonts w:ascii="맑은 고딕" w:eastAsia="맑은 고딕" w:hAnsi="맑은 고딕"/>
         </w:rPr>
-        <w:t>게이트로서의</w:t>
+        <w:t>패널티의</w:t>
       </w:r>
       <w:proofErr w:type="spellEnd"/>
       <w:r>
         <w:rPr>
           <w:rFonts w:ascii="맑은 고딕" w:eastAsia="맑은 고딕" w:hAnsi="맑은 고딕"/>
         </w:rPr>
-        <w:t xml:space="preserve"> 의미만을 가지며, 원사업자가 수급사업자의 업무량을 일방적으로 강제 수정할 권한을 부여하지는 아니한다.</w:t>
-      </w:r>
+        <w:t xml:space="preserve"> 근거가 되지 아니한다. 이행에 어려움이 있는 경우 당사자들은 서로 상황을 공유하고 함께 조정한다.</w:t>
+      </w:r>
+    </w:p>
+    <w:p>
+      <w:pPr>
+        <w:rPr>
+          <w:ins w:id="18" w:author="JaeEun Lee" w:date="2026-05-10T13:10:00Z" w16du:dateUtc="2026-05-10T04:10:00Z"/>
+          <w:rFonts w:ascii="맑은 고딕" w:eastAsia="맑은 고딕" w:hAnsi="맑은 고딕"/>
+        </w:rPr>
+      </w:pPr>
+      <w:ins w:id="19" w:author="JaeEun Lee" w:date="2026-05-10T13:22:00Z" w16du:dateUtc="2026-05-10T04:22:00Z">
+        <w:r>
+          <w:rPr>
+            <w:rFonts w:ascii="맑은 고딕" w:eastAsia="맑은 고딕" w:hAnsi="맑은 고딕" w:hint="eastAsia"/>
+          </w:rPr>
+          <w:t>④</w:t>
+        </w:r>
+        <w:r>
+          <w:rPr>
+            <w:rFonts w:ascii="맑은 고딕" w:eastAsia="맑은 고딕" w:hAnsi="맑은 고딕"/>
+          </w:rPr>
+          <w:t xml:space="preserve"> 제③항에도 불구하고, 외부 계약(퍼블리셔·대회 주최자 등과의 계약)이 체결되어 있거나 팀 공동의 목표(공모전 출품 등)가 설정된 경우, 해당 계약 또는 목표와 관련된 업무의 이행은 본 계약의 각 당사자(원사업자 및 수급사업자)의 의무로 본다.</w:t>
+        </w:r>
+      </w:ins>
+    </w:p>
+    <w:p>
+      <w:pPr>
+        <w:rPr>
+          <w:del w:id="20" w:author="JaeEun Lee" w:date="2026-05-10T13:20:00Z" w16du:dateUtc="2026-05-10T04:20:00Z"/>
+          <w:rFonts w:ascii="맑은 고딕" w:eastAsia="맑은 고딕" w:hAnsi="맑은 고딕" w:hint="eastAsia"/>
+        </w:rPr>
+      </w:pPr>
     </w:p>
     <w:p>
       <w:pPr>
@@ -3831,7 +4529,7 @@
           <w:b/>
           <w:sz w:val="26"/>
         </w:rPr>
-        <w:t>8조 (이행)</w:t>
+        <w:t>9조 (수급사무내용의 변경)</w:t>
       </w:r>
     </w:p>
     <w:p>
@@ -3850,7 +4548,7 @@
         <w:rPr>
           <w:rFonts w:ascii="맑은 고딕" w:eastAsia="맑은 고딕" w:hAnsi="맑은 고딕"/>
         </w:rPr>
-        <w:t xml:space="preserve"> 수급사업자는 제7조에 따라 정한 주간 업무를 신의성실의 원칙에 따라 이행하도록 노력한다.</w:t>
+        <w:t xml:space="preserve"> 원사업자 또는 수급사업자는 불가피한 사유가 있는 경우 상대방의 동의를 얻어 이 계약에서 정한 수급사무의 내용을 서면으로 변경할 수 있다.</w:t>
       </w:r>
     </w:p>
     <w:p>
@@ -3869,12 +4567,48 @@
         <w:rPr>
           <w:rFonts w:ascii="맑은 고딕" w:eastAsia="맑은 고딕" w:hAnsi="맑은 고딕"/>
         </w:rPr>
-        <w:t xml:space="preserve"> 원사업자와 수급사업자는 게임의 제작과정에 관하여 상호 의견을 자유롭게 나누고 협력하여 본 계약의 목적을 달성한다.</w:t>
-      </w:r>
-    </w:p>
-    <w:p>
-      <w:pPr>
-        <w:rPr>
+        <w:t xml:space="preserve"> 원사업자의 요청에 따라 수급사무의 내용을 변경함에 따라 계약기간의 연장 또는 </w:t>
+      </w:r>
+      <w:proofErr w:type="spellStart"/>
+      <w:r>
+        <w:rPr>
+          <w:rFonts w:ascii="맑은 고딕" w:eastAsia="맑은 고딕" w:hAnsi="맑은 고딕"/>
+        </w:rPr>
+        <w:t>대금등의</w:t>
+      </w:r>
+      <w:proofErr w:type="spellEnd"/>
+      <w:r>
+        <w:rPr>
+          <w:rFonts w:ascii="맑은 고딕" w:eastAsia="맑은 고딕" w:hAnsi="맑은 고딕"/>
+        </w:rPr>
+        <w:t xml:space="preserve"> 증액이 필요한 경우, 원사업자는 수급사업자의 청구에 따라 계약기간을 연장하거</w:t>
+      </w:r>
+      <w:r>
+        <w:rPr>
+          <w:rFonts w:ascii="맑은 고딕" w:eastAsia="맑은 고딕" w:hAnsi="맑은 고딕"/>
+        </w:rPr>
+        <w:lastRenderedPageBreak/>
+        <w:t xml:space="preserve">나 </w:t>
+      </w:r>
+      <w:proofErr w:type="spellStart"/>
+      <w:r>
+        <w:rPr>
+          <w:rFonts w:ascii="맑은 고딕" w:eastAsia="맑은 고딕" w:hAnsi="맑은 고딕"/>
+        </w:rPr>
+        <w:t>대금등을</w:t>
+      </w:r>
+      <w:proofErr w:type="spellEnd"/>
+      <w:r>
+        <w:rPr>
+          <w:rFonts w:ascii="맑은 고딕" w:eastAsia="맑은 고딕" w:hAnsi="맑은 고딕"/>
+        </w:rPr>
+        <w:t xml:space="preserve"> 증액한다.</w:t>
+      </w:r>
+    </w:p>
+    <w:p>
+      <w:pPr>
+        <w:rPr>
+          <w:ins w:id="21" w:author="JaeEun Lee" w:date="2026-05-10T13:12:00Z" w16du:dateUtc="2026-05-10T04:12:00Z"/>
           <w:rFonts w:ascii="맑은 고딕" w:eastAsia="맑은 고딕" w:hAnsi="맑은 고딕"/>
         </w:rPr>
       </w:pPr>
@@ -3888,35 +4622,366 @@
         <w:rPr>
           <w:rFonts w:ascii="맑은 고딕" w:eastAsia="맑은 고딕" w:hAnsi="맑은 고딕"/>
         </w:rPr>
-        <w:t xml:space="preserve"> </w:t>
+        <w:t xml:space="preserve"> 수급사업자가 정당한 사유를 제시하여 원사업자의 수급사무 변경요청을 거절한 경우, 원사업자는 이를 이유로 수급사업자에게 불이익을 주는 행위를 하지 않는다.</w:t>
+      </w:r>
+    </w:p>
+    <w:p>
+      <w:pPr>
+        <w:rPr>
+          <w:rFonts w:ascii="맑은 고딕" w:eastAsia="맑은 고딕" w:hAnsi="맑은 고딕"/>
+        </w:rPr>
+      </w:pPr>
+      <w:ins w:id="22" w:author="JaeEun Lee" w:date="2026-05-10T13:12:00Z" w16du:dateUtc="2026-05-10T04:12:00Z">
+        <w:r>
+          <w:rPr>
+            <w:rFonts w:ascii="맑은 고딕" w:eastAsia="맑은 고딕" w:hAnsi="맑은 고딕" w:hint="eastAsia"/>
+          </w:rPr>
+          <w:t>④</w:t>
+        </w:r>
+        <w:r>
+          <w:rPr>
+            <w:rFonts w:ascii="맑은 고딕" w:eastAsia="맑은 고딕" w:hAnsi="맑은 고딕"/>
+          </w:rPr>
+          <w:t xml:space="preserve"> 수급사업자의 추가 합류 또는 기존 수급사업자의 탈퇴가 있는 경우, 이를 제①항의 불가피한 사유로 보아 잔여 당사자 간 협의에 따라 수급사무의 내용을 변경할 수 있다.</w:t>
+        </w:r>
+      </w:ins>
+    </w:p>
+    <w:p>
+      <w:pPr>
+        <w:rPr>
+          <w:rFonts w:ascii="맑은 고딕" w:eastAsia="맑은 고딕" w:hAnsi="맑은 고딕"/>
+        </w:rPr>
+      </w:pPr>
+    </w:p>
+    <w:p>
+      <w:pPr>
+        <w:pStyle w:val="2"/>
+        <w:rPr>
+          <w:rFonts w:ascii="맑은 고딕" w:eastAsia="맑은 고딕" w:hAnsi="맑은 고딕"/>
+          <w:b/>
+          <w:sz w:val="26"/>
+        </w:rPr>
+      </w:pPr>
+      <w:r>
+        <w:rPr>
+          <w:rFonts w:ascii="맑은 고딕" w:eastAsia="맑은 고딕" w:hAnsi="맑은 고딕" w:hint="eastAsia"/>
+          <w:b/>
+          <w:sz w:val="26"/>
+        </w:rPr>
+        <w:t>제</w:t>
+      </w:r>
+      <w:r>
+        <w:rPr>
+          <w:rFonts w:ascii="맑은 고딕" w:eastAsia="맑은 고딕" w:hAnsi="맑은 고딕"/>
+          <w:b/>
+          <w:sz w:val="26"/>
+        </w:rPr>
+        <w:t>10조 (제3자 지식재산권의 이용 등)</w:t>
+      </w:r>
+    </w:p>
+    <w:p>
+      <w:pPr>
+        <w:rPr>
+          <w:rFonts w:ascii="맑은 고딕" w:eastAsia="맑은 고딕" w:hAnsi="맑은 고딕"/>
+        </w:rPr>
+      </w:pPr>
+      <w:r>
+        <w:rPr>
+          <w:rFonts w:ascii="맑은 고딕" w:eastAsia="맑은 고딕" w:hAnsi="맑은 고딕" w:hint="eastAsia"/>
+        </w:rPr>
+        <w:t>①</w:t>
+      </w:r>
+      <w:r>
+        <w:rPr>
+          <w:rFonts w:ascii="맑은 고딕" w:eastAsia="맑은 고딕" w:hAnsi="맑은 고딕"/>
+        </w:rPr>
+        <w:t xml:space="preserve"> 수급사업자가 자신의 기존 지식재산권을 본 계약 게임 제작에 사용하고자 할 경우, 사전에 원사업자와 그 사용 여부 및 이용조건을 협의한다.</w:t>
+      </w:r>
+    </w:p>
+    <w:p>
+      <w:pPr>
+        <w:rPr>
+          <w:rFonts w:ascii="맑은 고딕" w:eastAsia="맑은 고딕" w:hAnsi="맑은 고딕"/>
+        </w:rPr>
+      </w:pPr>
+      <w:r>
+        <w:rPr>
+          <w:rFonts w:ascii="맑은 고딕" w:eastAsia="맑은 고딕" w:hAnsi="맑은 고딕" w:hint="eastAsia"/>
+        </w:rPr>
+        <w:t>②</w:t>
+      </w:r>
+      <w:r>
+        <w:rPr>
+          <w:rFonts w:ascii="맑은 고딕" w:eastAsia="맑은 고딕" w:hAnsi="맑은 고딕"/>
+        </w:rPr>
+        <w:t xml:space="preserve"> 수급사업자가 제3자의 지식재산권을 사용하여 게임을 제작할 경우, 제3자로부터 그 지식재산권의 사용에 관한 허락을 받아야 하며, 그 사실을 원사업자에게 고지한다.</w:t>
+      </w:r>
+    </w:p>
+    <w:p>
+      <w:pPr>
+        <w:rPr>
+          <w:rFonts w:ascii="맑은 고딕" w:eastAsia="맑은 고딕" w:hAnsi="맑은 고딕"/>
+        </w:rPr>
+      </w:pPr>
+      <w:r>
+        <w:rPr>
+          <w:rFonts w:ascii="맑은 고딕" w:eastAsia="맑은 고딕" w:hAnsi="맑은 고딕" w:hint="eastAsia"/>
+        </w:rPr>
+        <w:t>③</w:t>
+      </w:r>
+      <w:r>
+        <w:rPr>
+          <w:rFonts w:ascii="맑은 고딕" w:eastAsia="맑은 고딕" w:hAnsi="맑은 고딕"/>
+        </w:rPr>
+        <w:t xml:space="preserve"> 제2항을 위반하여 원사업자가 제3자에게 손해배상을 한 경우, 원사업자는 수급사업자에게 구상권을 행사할 수 있다.</w:t>
+      </w:r>
+    </w:p>
+    <w:p>
+      <w:pPr>
+        <w:rPr>
+          <w:rFonts w:ascii="맑은 고딕" w:eastAsia="맑은 고딕" w:hAnsi="맑은 고딕"/>
+        </w:rPr>
+      </w:pPr>
+    </w:p>
+    <w:p>
+      <w:pPr>
+        <w:pStyle w:val="2"/>
+        <w:rPr>
+          <w:rFonts w:ascii="맑은 고딕" w:eastAsia="맑은 고딕" w:hAnsi="맑은 고딕"/>
+          <w:b/>
+          <w:sz w:val="26"/>
+        </w:rPr>
+      </w:pPr>
+      <w:r>
+        <w:rPr>
+          <w:rFonts w:ascii="맑은 고딕" w:eastAsia="맑은 고딕" w:hAnsi="맑은 고딕" w:hint="eastAsia"/>
+          <w:b/>
+          <w:sz w:val="26"/>
+        </w:rPr>
+        <w:t>제</w:t>
+      </w:r>
+      <w:r>
+        <w:rPr>
+          <w:rFonts w:ascii="맑은 고딕" w:eastAsia="맑은 고딕" w:hAnsi="맑은 고딕"/>
+          <w:b/>
+          <w:sz w:val="26"/>
+        </w:rPr>
+        <w:t>11조 (재하도급)</w:t>
+      </w:r>
+    </w:p>
+    <w:p>
+      <w:pPr>
+        <w:rPr>
+          <w:rFonts w:ascii="맑은 고딕" w:eastAsia="맑은 고딕" w:hAnsi="맑은 고딕"/>
+        </w:rPr>
+      </w:pPr>
+      <w:r>
+        <w:rPr>
+          <w:rFonts w:ascii="맑은 고딕" w:eastAsia="맑은 고딕" w:hAnsi="맑은 고딕" w:hint="eastAsia"/>
+        </w:rPr>
+        <w:t>①</w:t>
+      </w:r>
+      <w:r>
+        <w:rPr>
+          <w:rFonts w:ascii="맑은 고딕" w:eastAsia="맑은 고딕" w:hAnsi="맑은 고딕"/>
+        </w:rPr>
+        <w:t xml:space="preserve"> 수급사업자는 이 계약에 정한 수급사무를 직접 수행한다. 다만, 원사업자의 서면 동의를 받아 수급사무의 일부를 제3자에게 </w:t>
       </w:r>
       <w:proofErr w:type="spellStart"/>
       <w:r>
         <w:rPr>
           <w:rFonts w:ascii="맑은 고딕" w:eastAsia="맑은 고딕" w:hAnsi="맑은 고딕"/>
         </w:rPr>
-        <w:t>본조의</w:t>
+        <w:t>재하도급할</w:t>
       </w:r>
       <w:proofErr w:type="spellEnd"/>
       <w:r>
         <w:rPr>
           <w:rFonts w:ascii="맑은 고딕" w:eastAsia="맑은 고딕" w:hAnsi="맑은 고딕"/>
         </w:rPr>
-        <w:t xml:space="preserve"> 이행 노력은 신의에 기한 자율적 의무로서, 이를 이유로 한 일방적인 불이익 조치나 </w:t>
+        <w:t xml:space="preserve"> 수 있다.</w:t>
+      </w:r>
+    </w:p>
+    <w:p>
+      <w:pPr>
+        <w:rPr>
+          <w:rFonts w:ascii="맑은 고딕" w:eastAsia="맑은 고딕" w:hAnsi="맑은 고딕"/>
+        </w:rPr>
+      </w:pPr>
+      <w:r>
+        <w:rPr>
+          <w:rFonts w:ascii="맑은 고딕" w:eastAsia="맑은 고딕" w:hAnsi="맑은 고딕" w:hint="eastAsia"/>
+        </w:rPr>
+        <w:t>②</w:t>
+      </w:r>
+      <w:r>
+        <w:rPr>
+          <w:rFonts w:ascii="맑은 고딕" w:eastAsia="맑은 고딕" w:hAnsi="맑은 고딕"/>
+        </w:rPr>
+        <w:t xml:space="preserve"> 제1항 단서에 따라 재하도급한 경우, 그 제3자의 행위로 인하여 발생한 원사업자의 손해에 대하여 수급사업자는 제3자와 연대하여 책임을 진다.</w:t>
+      </w:r>
+    </w:p>
+    <w:p>
+      <w:pPr>
+        <w:rPr>
+          <w:rFonts w:ascii="맑은 고딕" w:eastAsia="맑은 고딕" w:hAnsi="맑은 고딕"/>
+        </w:rPr>
+      </w:pPr>
+    </w:p>
+    <w:p>
+      <w:pPr>
+        <w:pStyle w:val="2"/>
+        <w:rPr>
+          <w:rFonts w:ascii="맑은 고딕" w:eastAsia="맑은 고딕" w:hAnsi="맑은 고딕"/>
+          <w:b/>
+          <w:sz w:val="26"/>
+        </w:rPr>
+      </w:pPr>
+      <w:r>
+        <w:rPr>
+          <w:rFonts w:ascii="맑은 고딕" w:eastAsia="맑은 고딕" w:hAnsi="맑은 고딕" w:hint="eastAsia"/>
+          <w:b/>
+          <w:sz w:val="26"/>
+        </w:rPr>
+        <w:t>제</w:t>
+      </w:r>
+      <w:r>
+        <w:rPr>
+          <w:rFonts w:ascii="맑은 고딕" w:eastAsia="맑은 고딕" w:hAnsi="맑은 고딕"/>
+          <w:b/>
+          <w:sz w:val="26"/>
+        </w:rPr>
+        <w:t>12조 (불법게임물 등의 제작 금지)</w:t>
+      </w:r>
+    </w:p>
+    <w:p>
+      <w:pPr>
+        <w:rPr>
+          <w:rFonts w:ascii="맑은 고딕" w:eastAsia="맑은 고딕" w:hAnsi="맑은 고딕"/>
+        </w:rPr>
+      </w:pPr>
+      <w:r>
+        <w:rPr>
+          <w:rFonts w:ascii="맑은 고딕" w:eastAsia="맑은 고딕" w:hAnsi="맑은 고딕" w:hint="eastAsia"/>
+        </w:rPr>
+        <w:t>①</w:t>
+      </w:r>
+      <w:r>
+        <w:rPr>
+          <w:rFonts w:ascii="맑은 고딕" w:eastAsia="맑은 고딕" w:hAnsi="맑은 고딕"/>
+        </w:rPr>
+        <w:t xml:space="preserve"> 수급사업자는 게임을 제작함에 있어 「게임산업진흥에 관한 법률」 등 관련 법령에서 금지하는 다음 각 호의 행위를 하지 아니한다.</w:t>
+      </w:r>
+    </w:p>
+    <w:p>
+      <w:pPr>
+        <w:rPr>
+          <w:rFonts w:ascii="맑은 고딕" w:eastAsia="맑은 고딕" w:hAnsi="맑은 고딕"/>
+        </w:rPr>
+      </w:pPr>
+      <w:r>
+        <w:rPr>
+          <w:rFonts w:ascii="맑은 고딕" w:eastAsia="맑은 고딕" w:hAnsi="맑은 고딕"/>
+        </w:rPr>
+        <w:t xml:space="preserve">  1. 국가의 정체성을 현저히 손상시킬 우려가 있는 표현의 제작</w:t>
+      </w:r>
+    </w:p>
+    <w:p>
+      <w:pPr>
+        <w:rPr>
+          <w:rFonts w:ascii="맑은 고딕" w:eastAsia="맑은 고딕" w:hAnsi="맑은 고딕"/>
+        </w:rPr>
+      </w:pPr>
+      <w:r>
+        <w:rPr>
+          <w:rFonts w:ascii="맑은 고딕" w:eastAsia="맑은 고딕" w:hAnsi="맑은 고딕"/>
+        </w:rPr>
+        <w:t xml:space="preserve">  2. 가족윤리·미풍양속을 해칠 우려가 있는 표현의 제작</w:t>
+      </w:r>
+    </w:p>
+    <w:p>
+      <w:pPr>
+        <w:rPr>
+          <w:rFonts w:ascii="맑은 고딕" w:eastAsia="맑은 고딕" w:hAnsi="맑은 고딕"/>
+        </w:rPr>
+      </w:pPr>
+      <w:r>
+        <w:rPr>
+          <w:rFonts w:ascii="맑은 고딕" w:eastAsia="맑은 고딕" w:hAnsi="맑은 고딕"/>
+        </w:rPr>
+        <w:t xml:space="preserve">  3. 범죄·폭력·음란 등을 지나치게 묘사하여 사회질서를 문란하게 할 우려가 있는 표현의 제작</w:t>
+      </w:r>
+    </w:p>
+    <w:p>
+      <w:pPr>
+        <w:rPr>
+          <w:rFonts w:ascii="맑은 고딕" w:eastAsia="맑은 고딕" w:hAnsi="맑은 고딕"/>
+        </w:rPr>
+      </w:pPr>
+      <w:r>
+        <w:rPr>
+          <w:rFonts w:ascii="맑은 고딕" w:eastAsia="맑은 고딕" w:hAnsi="맑은 고딕"/>
+        </w:rPr>
+        <w:t xml:space="preserve">  4. </w:t>
       </w:r>
       <w:proofErr w:type="spellStart"/>
       <w:r>
         <w:rPr>
           <w:rFonts w:ascii="맑은 고딕" w:eastAsia="맑은 고딕" w:hAnsi="맑은 고딕"/>
         </w:rPr>
-        <w:t>패널티의</w:t>
+        <w:t>게임물</w:t>
       </w:r>
       <w:proofErr w:type="spellEnd"/>
       <w:r>
         <w:rPr>
           <w:rFonts w:ascii="맑은 고딕" w:eastAsia="맑은 고딕" w:hAnsi="맑은 고딕"/>
         </w:rPr>
-        <w:t xml:space="preserve"> 근거가 되지 아니한다. 이행에 어려움이 있는 경우 당사자들은 서로 상황을 공유하고 함께 조정한다.</w:t>
+        <w:t xml:space="preserve"> 관련사업자가 제공·승인하지 아니한 컴퓨터프로그램·기기·장치를 배포하거나 </w:t>
+      </w:r>
+      <w:r>
+        <w:rPr>
+          <w:rFonts w:ascii="맑은 고딕" w:eastAsia="맑은 고딕" w:hAnsi="맑은 고딕"/>
+        </w:rPr>
+        <w:lastRenderedPageBreak/>
+        <w:t>제작하는 행위</w:t>
+      </w:r>
+    </w:p>
+    <w:p>
+      <w:pPr>
+        <w:rPr>
+          <w:rFonts w:ascii="맑은 고딕" w:eastAsia="맑은 고딕" w:hAnsi="맑은 고딕"/>
+        </w:rPr>
+      </w:pPr>
+      <w:r>
+        <w:rPr>
+          <w:rFonts w:ascii="맑은 고딕" w:eastAsia="맑은 고딕" w:hAnsi="맑은 고딕" w:hint="eastAsia"/>
+        </w:rPr>
+        <w:t>②</w:t>
+      </w:r>
+      <w:r>
+        <w:rPr>
+          <w:rFonts w:ascii="맑은 고딕" w:eastAsia="맑은 고딕" w:hAnsi="맑은 고딕"/>
+        </w:rPr>
+        <w:t xml:space="preserve"> 원사업자는 수급사업자가 제1항을 위반하지 않도록 협력한다.</w:t>
+      </w:r>
+    </w:p>
+    <w:p>
+      <w:pPr>
+        <w:rPr>
+          <w:rFonts w:ascii="맑은 고딕" w:eastAsia="맑은 고딕" w:hAnsi="맑은 고딕"/>
+        </w:rPr>
+      </w:pPr>
+      <w:r>
+        <w:rPr>
+          <w:rFonts w:ascii="맑은 고딕" w:eastAsia="맑은 고딕" w:hAnsi="맑은 고딕" w:hint="eastAsia"/>
+        </w:rPr>
+        <w:t>③</w:t>
+      </w:r>
+      <w:r>
+        <w:rPr>
+          <w:rFonts w:ascii="맑은 고딕" w:eastAsia="맑은 고딕" w:hAnsi="맑은 고딕"/>
+        </w:rPr>
+        <w:t xml:space="preserve"> 수급사업자가 제1항을 위반하여 원사업자에게 손해가 발생한 경우 원사업자는 그 배상을 청구할 수 있다.</w:t>
       </w:r>
     </w:p>
     <w:p>
@@ -3941,456 +5006,6 @@
           <w:b/>
           <w:sz w:val="26"/>
         </w:rPr>
-        <w:t>제</w:t>
-      </w:r>
-      <w:r>
-        <w:rPr>
-          <w:rFonts w:ascii="맑은 고딕" w:eastAsia="맑은 고딕" w:hAnsi="맑은 고딕"/>
-          <w:b/>
-          <w:sz w:val="26"/>
-        </w:rPr>
-        <w:t>9조 (수급사무내용의 변경)</w:t>
-      </w:r>
-    </w:p>
-    <w:p>
-      <w:pPr>
-        <w:rPr>
-          <w:rFonts w:ascii="맑은 고딕" w:eastAsia="맑은 고딕" w:hAnsi="맑은 고딕"/>
-        </w:rPr>
-      </w:pPr>
-      <w:r>
-        <w:rPr>
-          <w:rFonts w:ascii="맑은 고딕" w:eastAsia="맑은 고딕" w:hAnsi="맑은 고딕" w:hint="eastAsia"/>
-        </w:rPr>
-        <w:t>①</w:t>
-      </w:r>
-      <w:r>
-        <w:rPr>
-          <w:rFonts w:ascii="맑은 고딕" w:eastAsia="맑은 고딕" w:hAnsi="맑은 고딕"/>
-        </w:rPr>
-        <w:t xml:space="preserve"> 원사업자 또는 수급사업자는 불가피한 사유가 있는 경우 상대방의 동의를 얻어 이 계약에서 정한 수급사무의 내용을 서면으로 변경할 수 있다.</w:t>
-      </w:r>
-    </w:p>
-    <w:p>
-      <w:pPr>
-        <w:rPr>
-          <w:rFonts w:ascii="맑은 고딕" w:eastAsia="맑은 고딕" w:hAnsi="맑은 고딕"/>
-        </w:rPr>
-      </w:pPr>
-      <w:r>
-        <w:rPr>
-          <w:rFonts w:ascii="맑은 고딕" w:eastAsia="맑은 고딕" w:hAnsi="맑은 고딕" w:hint="eastAsia"/>
-        </w:rPr>
-        <w:t>②</w:t>
-      </w:r>
-      <w:r>
-        <w:rPr>
-          <w:rFonts w:ascii="맑은 고딕" w:eastAsia="맑은 고딕" w:hAnsi="맑은 고딕"/>
-        </w:rPr>
-        <w:t xml:space="preserve"> 원사업자의 요청에 따라 수급사무의 내용을 변경함에 따라 계약기간의 연장 또는 </w:t>
-      </w:r>
-      <w:proofErr w:type="spellStart"/>
-      <w:r>
-        <w:rPr>
-          <w:rFonts w:ascii="맑은 고딕" w:eastAsia="맑은 고딕" w:hAnsi="맑은 고딕"/>
-        </w:rPr>
-        <w:t>대금등의</w:t>
-      </w:r>
-      <w:proofErr w:type="spellEnd"/>
-      <w:r>
-        <w:rPr>
-          <w:rFonts w:ascii="맑은 고딕" w:eastAsia="맑은 고딕" w:hAnsi="맑은 고딕"/>
-        </w:rPr>
-        <w:t xml:space="preserve"> 증액이 필요한 경우, 원사업자는 수급사업자의 청구에 따라 계약기간을 연장하거나 </w:t>
-      </w:r>
-      <w:proofErr w:type="spellStart"/>
-      <w:r>
-        <w:rPr>
-          <w:rFonts w:ascii="맑은 고딕" w:eastAsia="맑은 고딕" w:hAnsi="맑은 고딕"/>
-        </w:rPr>
-        <w:t>대금등을</w:t>
-      </w:r>
-      <w:proofErr w:type="spellEnd"/>
-      <w:r>
-        <w:rPr>
-          <w:rFonts w:ascii="맑은 고딕" w:eastAsia="맑은 고딕" w:hAnsi="맑은 고딕"/>
-        </w:rPr>
-        <w:t xml:space="preserve"> 증액한다.</w:t>
-      </w:r>
-    </w:p>
-    <w:p>
-      <w:pPr>
-        <w:rPr>
-          <w:rFonts w:ascii="맑은 고딕" w:eastAsia="맑은 고딕" w:hAnsi="맑은 고딕"/>
-        </w:rPr>
-      </w:pPr>
-      <w:r>
-        <w:rPr>
-          <w:rFonts w:ascii="맑은 고딕" w:eastAsia="맑은 고딕" w:hAnsi="맑은 고딕" w:hint="eastAsia"/>
-        </w:rPr>
-        <w:t>③</w:t>
-      </w:r>
-      <w:r>
-        <w:rPr>
-          <w:rFonts w:ascii="맑은 고딕" w:eastAsia="맑은 고딕" w:hAnsi="맑은 고딕"/>
-        </w:rPr>
-        <w:t xml:space="preserve"> 수급사업자가 정당한 사유를 제시하여 원사업자의 수급사무 변경요청을 거절한 경우, 원사업자는 이를 이유로 수급사업자에게 불이익을 주는 행위를 하지 않는다.</w:t>
-      </w:r>
-    </w:p>
-    <w:p>
-      <w:pPr>
-        <w:rPr>
-          <w:rFonts w:ascii="맑은 고딕" w:eastAsia="맑은 고딕" w:hAnsi="맑은 고딕"/>
-        </w:rPr>
-      </w:pPr>
-    </w:p>
-    <w:p>
-      <w:pPr>
-        <w:pStyle w:val="2"/>
-        <w:rPr>
-          <w:rFonts w:ascii="맑은 고딕" w:eastAsia="맑은 고딕" w:hAnsi="맑은 고딕"/>
-          <w:b/>
-          <w:sz w:val="26"/>
-        </w:rPr>
-      </w:pPr>
-      <w:r>
-        <w:rPr>
-          <w:rFonts w:ascii="맑은 고딕" w:eastAsia="맑은 고딕" w:hAnsi="맑은 고딕" w:hint="eastAsia"/>
-          <w:b/>
-          <w:sz w:val="26"/>
-        </w:rPr>
-        <w:t>제</w:t>
-      </w:r>
-      <w:r>
-        <w:rPr>
-          <w:rFonts w:ascii="맑은 고딕" w:eastAsia="맑은 고딕" w:hAnsi="맑은 고딕"/>
-          <w:b/>
-          <w:sz w:val="26"/>
-        </w:rPr>
-        <w:t>10조 (제3자 지식재산권의 이용 등)</w:t>
-      </w:r>
-    </w:p>
-    <w:p>
-      <w:pPr>
-        <w:rPr>
-          <w:rFonts w:ascii="맑은 고딕" w:eastAsia="맑은 고딕" w:hAnsi="맑은 고딕"/>
-        </w:rPr>
-      </w:pPr>
-      <w:r>
-        <w:rPr>
-          <w:rFonts w:ascii="맑은 고딕" w:eastAsia="맑은 고딕" w:hAnsi="맑은 고딕" w:hint="eastAsia"/>
-        </w:rPr>
-        <w:t>①</w:t>
-      </w:r>
-      <w:r>
-        <w:rPr>
-          <w:rFonts w:ascii="맑은 고딕" w:eastAsia="맑은 고딕" w:hAnsi="맑은 고딕"/>
-        </w:rPr>
-        <w:t xml:space="preserve"> 수급사업자가 자신의 기존 지식재산권을 본 계약 게임 제작에 사용하고자 할 경우, 사전에 원사업자와 그 사용 여부 및 이용조건을 협의한다.</w:t>
-      </w:r>
-    </w:p>
-    <w:p>
-      <w:pPr>
-        <w:rPr>
-          <w:rFonts w:ascii="맑은 고딕" w:eastAsia="맑은 고딕" w:hAnsi="맑은 고딕"/>
-        </w:rPr>
-      </w:pPr>
-      <w:r>
-        <w:rPr>
-          <w:rFonts w:ascii="맑은 고딕" w:eastAsia="맑은 고딕" w:hAnsi="맑은 고딕" w:hint="eastAsia"/>
-        </w:rPr>
-        <w:t>②</w:t>
-      </w:r>
-      <w:r>
-        <w:rPr>
-          <w:rFonts w:ascii="맑은 고딕" w:eastAsia="맑은 고딕" w:hAnsi="맑은 고딕"/>
-        </w:rPr>
-        <w:t xml:space="preserve"> 수급사업자가 제3자의 지식재산권을 사용하여 게임을 제작할 경우, 제3자로부터 그 지식재산권의 사용에 관한 허락을 받아야 하며, 그 사실을 원사업자에게 고지한다.</w:t>
-      </w:r>
-    </w:p>
-    <w:p>
-      <w:pPr>
-        <w:rPr>
-          <w:rFonts w:ascii="맑은 고딕" w:eastAsia="맑은 고딕" w:hAnsi="맑은 고딕"/>
-        </w:rPr>
-      </w:pPr>
-      <w:r>
-        <w:rPr>
-          <w:rFonts w:ascii="맑은 고딕" w:eastAsia="맑은 고딕" w:hAnsi="맑은 고딕" w:hint="eastAsia"/>
-        </w:rPr>
-        <w:t>③</w:t>
-      </w:r>
-      <w:r>
-        <w:rPr>
-          <w:rFonts w:ascii="맑은 고딕" w:eastAsia="맑은 고딕" w:hAnsi="맑은 고딕"/>
-        </w:rPr>
-        <w:t xml:space="preserve"> 제2항을 위반하여 원사업자가 제3자에게 손해배상을 한 경우, 원사업자는 수급사업자에게 구상권을 행사할 수 있다.</w:t>
-      </w:r>
-    </w:p>
-    <w:p>
-      <w:pPr>
-        <w:rPr>
-          <w:rFonts w:ascii="맑은 고딕" w:eastAsia="맑은 고딕" w:hAnsi="맑은 고딕"/>
-        </w:rPr>
-      </w:pPr>
-    </w:p>
-    <w:p>
-      <w:pPr>
-        <w:pStyle w:val="2"/>
-        <w:rPr>
-          <w:rFonts w:ascii="맑은 고딕" w:eastAsia="맑은 고딕" w:hAnsi="맑은 고딕"/>
-          <w:b/>
-          <w:sz w:val="26"/>
-        </w:rPr>
-      </w:pPr>
-      <w:r>
-        <w:rPr>
-          <w:rFonts w:ascii="맑은 고딕" w:eastAsia="맑은 고딕" w:hAnsi="맑은 고딕" w:hint="eastAsia"/>
-          <w:b/>
-          <w:sz w:val="26"/>
-        </w:rPr>
-        <w:t>제</w:t>
-      </w:r>
-      <w:r>
-        <w:rPr>
-          <w:rFonts w:ascii="맑은 고딕" w:eastAsia="맑은 고딕" w:hAnsi="맑은 고딕"/>
-          <w:b/>
-          <w:sz w:val="26"/>
-        </w:rPr>
-        <w:t>11조 (재하도급)</w:t>
-      </w:r>
-    </w:p>
-    <w:p>
-      <w:pPr>
-        <w:rPr>
-          <w:rFonts w:ascii="맑은 고딕" w:eastAsia="맑은 고딕" w:hAnsi="맑은 고딕"/>
-        </w:rPr>
-      </w:pPr>
-      <w:r>
-        <w:rPr>
-          <w:rFonts w:ascii="맑은 고딕" w:eastAsia="맑은 고딕" w:hAnsi="맑은 고딕" w:hint="eastAsia"/>
-        </w:rPr>
-        <w:t>①</w:t>
-      </w:r>
-      <w:r>
-        <w:rPr>
-          <w:rFonts w:ascii="맑은 고딕" w:eastAsia="맑은 고딕" w:hAnsi="맑은 고딕"/>
-        </w:rPr>
-        <w:t xml:space="preserve"> 수급사업자는 이 계약에 정한 수급사무를 직접 수행한다. 다만, 원사업자의 서면 동의를 받아 수급사무의 일부를 제3자에게 </w:t>
-      </w:r>
-      <w:proofErr w:type="spellStart"/>
-      <w:r>
-        <w:rPr>
-          <w:rFonts w:ascii="맑은 고딕" w:eastAsia="맑은 고딕" w:hAnsi="맑은 고딕"/>
-        </w:rPr>
-        <w:t>재하도급할</w:t>
-      </w:r>
-      <w:proofErr w:type="spellEnd"/>
-      <w:r>
-        <w:rPr>
-          <w:rFonts w:ascii="맑은 고딕" w:eastAsia="맑은 고딕" w:hAnsi="맑은 고딕"/>
-        </w:rPr>
-        <w:t xml:space="preserve"> 수 있다.</w:t>
-      </w:r>
-    </w:p>
-    <w:p>
-      <w:pPr>
-        <w:rPr>
-          <w:rFonts w:ascii="맑은 고딕" w:eastAsia="맑은 고딕" w:hAnsi="맑은 고딕"/>
-        </w:rPr>
-      </w:pPr>
-      <w:r>
-        <w:rPr>
-          <w:rFonts w:ascii="맑은 고딕" w:eastAsia="맑은 고딕" w:hAnsi="맑은 고딕" w:hint="eastAsia"/>
-        </w:rPr>
-        <w:t>②</w:t>
-      </w:r>
-      <w:r>
-        <w:rPr>
-          <w:rFonts w:ascii="맑은 고딕" w:eastAsia="맑은 고딕" w:hAnsi="맑은 고딕"/>
-        </w:rPr>
-        <w:t xml:space="preserve"> 제1항 단서에 따라 재하도급한 경우, 그 제3자의 행위로 인하여 발생한 원사업자의 손해에 대하여 수급사업자는 제3자와 연대하여 책임을 진다.</w:t>
-      </w:r>
-    </w:p>
-    <w:p>
-      <w:pPr>
-        <w:rPr>
-          <w:rFonts w:ascii="맑은 고딕" w:eastAsia="맑은 고딕" w:hAnsi="맑은 고딕"/>
-        </w:rPr>
-      </w:pPr>
-    </w:p>
-    <w:p>
-      <w:pPr>
-        <w:pStyle w:val="2"/>
-        <w:rPr>
-          <w:rFonts w:ascii="맑은 고딕" w:eastAsia="맑은 고딕" w:hAnsi="맑은 고딕"/>
-          <w:b/>
-          <w:sz w:val="26"/>
-        </w:rPr>
-      </w:pPr>
-      <w:r>
-        <w:rPr>
-          <w:rFonts w:ascii="맑은 고딕" w:eastAsia="맑은 고딕" w:hAnsi="맑은 고딕" w:hint="eastAsia"/>
-          <w:b/>
-          <w:sz w:val="26"/>
-        </w:rPr>
-        <w:t>제</w:t>
-      </w:r>
-      <w:r>
-        <w:rPr>
-          <w:rFonts w:ascii="맑은 고딕" w:eastAsia="맑은 고딕" w:hAnsi="맑은 고딕"/>
-          <w:b/>
-          <w:sz w:val="26"/>
-        </w:rPr>
-        <w:t>12조 (불법게임물 등의 제작 금지)</w:t>
-      </w:r>
-    </w:p>
-    <w:p>
-      <w:pPr>
-        <w:rPr>
-          <w:rFonts w:ascii="맑은 고딕" w:eastAsia="맑은 고딕" w:hAnsi="맑은 고딕"/>
-        </w:rPr>
-      </w:pPr>
-      <w:r>
-        <w:rPr>
-          <w:rFonts w:ascii="맑은 고딕" w:eastAsia="맑은 고딕" w:hAnsi="맑은 고딕" w:hint="eastAsia"/>
-        </w:rPr>
-        <w:t>①</w:t>
-      </w:r>
-      <w:r>
-        <w:rPr>
-          <w:rFonts w:ascii="맑은 고딕" w:eastAsia="맑은 고딕" w:hAnsi="맑은 고딕"/>
-        </w:rPr>
-        <w:t xml:space="preserve"> 수급사업자는 게임을 제작함에 있어 「게임산업진흥에 관한 법률」 등 관련 법령에서 금지하는 다음 각 호의 행위를 하지 아니한다.</w:t>
-      </w:r>
-    </w:p>
-    <w:p>
-      <w:pPr>
-        <w:rPr>
-          <w:rFonts w:ascii="맑은 고딕" w:eastAsia="맑은 고딕" w:hAnsi="맑은 고딕"/>
-        </w:rPr>
-      </w:pPr>
-      <w:r>
-        <w:rPr>
-          <w:rFonts w:ascii="맑은 고딕" w:eastAsia="맑은 고딕" w:hAnsi="맑은 고딕"/>
-        </w:rPr>
-        <w:t xml:space="preserve">  1. 국가의 정체성을 현저히 손상시킬 우려가 있는 표현의 제작</w:t>
-      </w:r>
-    </w:p>
-    <w:p>
-      <w:pPr>
-        <w:rPr>
-          <w:rFonts w:ascii="맑은 고딕" w:eastAsia="맑은 고딕" w:hAnsi="맑은 고딕"/>
-        </w:rPr>
-      </w:pPr>
-      <w:r>
-        <w:rPr>
-          <w:rFonts w:ascii="맑은 고딕" w:eastAsia="맑은 고딕" w:hAnsi="맑은 고딕"/>
-        </w:rPr>
-        <w:t xml:space="preserve">  2. 가족윤리·미풍양속을 해칠 우려가 있는 표현의 제작</w:t>
-      </w:r>
-    </w:p>
-    <w:p>
-      <w:pPr>
-        <w:rPr>
-          <w:rFonts w:ascii="맑은 고딕" w:eastAsia="맑은 고딕" w:hAnsi="맑은 고딕"/>
-        </w:rPr>
-      </w:pPr>
-      <w:r>
-        <w:rPr>
-          <w:rFonts w:ascii="맑은 고딕" w:eastAsia="맑은 고딕" w:hAnsi="맑은 고딕"/>
-        </w:rPr>
-        <w:t xml:space="preserve">  3. 범죄·폭력·음란 등을 지나치게 묘사하여 사회질서를 문란하게 할 우려가 있는 표현의 제작</w:t>
-      </w:r>
-    </w:p>
-    <w:p>
-      <w:pPr>
-        <w:rPr>
-          <w:rFonts w:ascii="맑은 고딕" w:eastAsia="맑은 고딕" w:hAnsi="맑은 고딕"/>
-        </w:rPr>
-      </w:pPr>
-      <w:r>
-        <w:rPr>
-          <w:rFonts w:ascii="맑은 고딕" w:eastAsia="맑은 고딕" w:hAnsi="맑은 고딕"/>
-        </w:rPr>
-        <w:t xml:space="preserve">  4. </w:t>
-      </w:r>
-      <w:proofErr w:type="spellStart"/>
-      <w:r>
-        <w:rPr>
-          <w:rFonts w:ascii="맑은 고딕" w:eastAsia="맑은 고딕" w:hAnsi="맑은 고딕"/>
-        </w:rPr>
-        <w:t>게임물</w:t>
-      </w:r>
-      <w:proofErr w:type="spellEnd"/>
-      <w:r>
-        <w:rPr>
-          <w:rFonts w:ascii="맑은 고딕" w:eastAsia="맑은 고딕" w:hAnsi="맑은 고딕"/>
-        </w:rPr>
-        <w:t xml:space="preserve"> 관련사업자가 제공·승인하지 아니한 컴퓨터프로그램·기기·장치를 배포하거나 제작하는 행위</w:t>
-      </w:r>
-    </w:p>
-    <w:p>
-      <w:pPr>
-        <w:rPr>
-          <w:rFonts w:ascii="맑은 고딕" w:eastAsia="맑은 고딕" w:hAnsi="맑은 고딕"/>
-        </w:rPr>
-      </w:pPr>
-      <w:r>
-        <w:rPr>
-          <w:rFonts w:ascii="맑은 고딕" w:eastAsia="맑은 고딕" w:hAnsi="맑은 고딕" w:hint="eastAsia"/>
-        </w:rPr>
-        <w:t>②</w:t>
-      </w:r>
-      <w:r>
-        <w:rPr>
-          <w:rFonts w:ascii="맑은 고딕" w:eastAsia="맑은 고딕" w:hAnsi="맑은 고딕"/>
-        </w:rPr>
-        <w:t xml:space="preserve"> 원사업자는 수급사업자가 제1항을 위반하지 않도록 협력한다.</w:t>
-      </w:r>
-    </w:p>
-    <w:p>
-      <w:pPr>
-        <w:rPr>
-          <w:rFonts w:ascii="맑은 고딕" w:eastAsia="맑은 고딕" w:hAnsi="맑은 고딕"/>
-        </w:rPr>
-      </w:pPr>
-      <w:r>
-        <w:rPr>
-          <w:rFonts w:ascii="맑은 고딕" w:eastAsia="맑은 고딕" w:hAnsi="맑은 고딕" w:hint="eastAsia"/>
-        </w:rPr>
-        <w:t>③</w:t>
-      </w:r>
-      <w:r>
-        <w:rPr>
-          <w:rFonts w:ascii="맑은 고딕" w:eastAsia="맑은 고딕" w:hAnsi="맑은 고딕"/>
-        </w:rPr>
-        <w:t xml:space="preserve"> 수급사업자가 제1항을 위반하여 원사업자에게 손해가 발생한 경우 원사업자는 그 배상을 청구할 수 있다.</w:t>
-      </w:r>
-    </w:p>
-    <w:p>
-      <w:pPr>
-        <w:rPr>
-          <w:rFonts w:ascii="맑은 고딕" w:eastAsia="맑은 고딕" w:hAnsi="맑은 고딕"/>
-        </w:rPr>
-      </w:pPr>
-    </w:p>
-    <w:p>
-      <w:pPr>
-        <w:pStyle w:val="2"/>
-        <w:rPr>
-          <w:rFonts w:ascii="맑은 고딕" w:eastAsia="맑은 고딕" w:hAnsi="맑은 고딕"/>
-          <w:b/>
-          <w:sz w:val="26"/>
-        </w:rPr>
-      </w:pPr>
-      <w:r>
-        <w:rPr>
-          <w:rFonts w:ascii="맑은 고딕" w:eastAsia="맑은 고딕" w:hAnsi="맑은 고딕" w:hint="eastAsia"/>
-          <w:b/>
-          <w:sz w:val="26"/>
-        </w:rPr>
-        <w:lastRenderedPageBreak/>
         <w:t>제</w:t>
       </w:r>
       <w:r>
@@ -4705,13 +5320,256 @@
     </w:p>
     <w:p>
       <w:pPr>
-        <w:rPr>
-          <w:rFonts w:ascii="맑은 고딕" w:eastAsia="맑은 고딕" w:hAnsi="맑은 고딕"/>
+        <w:pStyle w:val="a6"/>
+        <w:numPr>
+          <w:ilvl w:val="0"/>
+          <w:numId w:val="1"/>
+        </w:numPr>
+        <w:rPr>
+          <w:ins w:id="23" w:author="JaeEun Lee" w:date="2026-05-10T13:34:00Z" w16du:dateUtc="2026-05-10T04:34:00Z"/>
+          <w:rFonts w:ascii="맑은 고딕" w:eastAsia="맑은 고딕" w:hAnsi="맑은 고딕"/>
+        </w:rPr>
+      </w:pPr>
+      <w:del w:id="24" w:author="JaeEun Lee" w:date="2026-05-10T13:29:00Z" w16du:dateUtc="2026-05-10T04:29:00Z">
+        <w:r>
+          <w:rPr>
+            <w:rFonts w:ascii="맑은 고딕" w:eastAsia="맑은 고딕" w:hAnsi="맑은 고딕" w:hint="eastAsia"/>
+            <w:rPrChange w:id="25" w:author="JaeEun Lee" w:date="2026-05-10T13:29:00Z" w16du:dateUtc="2026-05-10T04:29:00Z">
+              <w:rPr>
+                <w:rFonts w:hint="eastAsia"/>
+              </w:rPr>
+            </w:rPrChange>
+          </w:rPr>
+          <w:delText>①</w:delText>
+        </w:r>
+      </w:del>
+      <w:r>
+        <w:rPr>
+          <w:rFonts w:ascii="맑은 고딕" w:eastAsia="맑은 고딕" w:hAnsi="맑은 고딕"/>
+          <w:rPrChange w:id="26" w:author="JaeEun Lee" w:date="2026-05-10T13:29:00Z" w16du:dateUtc="2026-05-10T04:29:00Z">
+            <w:rPr/>
+          </w:rPrChange>
+        </w:rPr>
+        <w:t xml:space="preserve"> 원사업자는 표지에서 정한 일정에 따라 수급사업자에게 </w:t>
+      </w:r>
+      <w:proofErr w:type="spellStart"/>
+      <w:r>
+        <w:rPr>
+          <w:rFonts w:ascii="맑은 고딕" w:eastAsia="맑은 고딕" w:hAnsi="맑은 고딕"/>
+          <w:rPrChange w:id="27" w:author="JaeEun Lee" w:date="2026-05-10T13:29:00Z" w16du:dateUtc="2026-05-10T04:29:00Z">
+            <w:rPr/>
+          </w:rPrChange>
+        </w:rPr>
+        <w:t>대금등을</w:t>
+      </w:r>
+      <w:proofErr w:type="spellEnd"/>
+      <w:r>
+        <w:rPr>
+          <w:rFonts w:ascii="맑은 고딕" w:eastAsia="맑은 고딕" w:hAnsi="맑은 고딕"/>
+          <w:rPrChange w:id="28" w:author="JaeEun Lee" w:date="2026-05-10T13:29:00Z" w16du:dateUtc="2026-05-10T04:29:00Z">
+            <w:rPr/>
+          </w:rPrChange>
+        </w:rPr>
+        <w:t xml:space="preserve"> 지급한다.</w:t>
+      </w:r>
+    </w:p>
+    <w:p>
+      <w:pPr>
+        <w:pStyle w:val="a6"/>
+        <w:numPr>
+          <w:ilvl w:val="0"/>
+          <w:numId w:val="1"/>
+        </w:numPr>
+        <w:rPr>
+          <w:ins w:id="29" w:author="JaeEun Lee" w:date="2026-05-10T13:35:00Z" w16du:dateUtc="2026-05-10T04:35:00Z"/>
+          <w:rFonts w:ascii="맑은 고딕" w:eastAsia="맑은 고딕" w:hAnsi="맑은 고딕"/>
+        </w:rPr>
+      </w:pPr>
+      <w:ins w:id="30" w:author="JaeEun Lee" w:date="2026-05-10T13:34:00Z" w16du:dateUtc="2026-05-10T04:34:00Z">
+        <w:r>
+          <w:rPr>
+            <w:rFonts w:ascii="맑은 고딕" w:eastAsia="맑은 고딕" w:hAnsi="맑은 고딕"/>
+          </w:rPr>
+          <w:t xml:space="preserve">수급사업자가 </w:t>
+        </w:r>
+        <w:proofErr w:type="spellStart"/>
+        <w:r>
+          <w:rPr>
+            <w:rFonts w:ascii="맑은 고딕" w:eastAsia="맑은 고딕" w:hAnsi="맑은 고딕"/>
+          </w:rPr>
+          <w:t>대금등의</w:t>
+        </w:r>
+        <w:proofErr w:type="spellEnd"/>
+        <w:r>
+          <w:rPr>
+            <w:rFonts w:ascii="맑은 고딕" w:eastAsia="맑은 고딕" w:hAnsi="맑은 고딕"/>
+          </w:rPr>
+          <w:t xml:space="preserve"> 지급 내역 또는 관련 통장 거래내역의 공개를 요구한 경우, 원사업자는 이를 지체 없이 투명하게 공개하여야 한다.</w:t>
+        </w:r>
+      </w:ins>
+    </w:p>
+    <w:p>
+      <w:pPr>
+        <w:pStyle w:val="a6"/>
+        <w:numPr>
+          <w:ilvl w:val="0"/>
+          <w:numId w:val="1"/>
+        </w:numPr>
+        <w:rPr>
+          <w:ins w:id="31" w:author="JaeEun Lee" w:date="2026-05-10T13:29:00Z" w16du:dateUtc="2026-05-10T04:29:00Z"/>
+          <w:rFonts w:ascii="맑은 고딕" w:eastAsia="맑은 고딕" w:hAnsi="맑은 고딕"/>
+        </w:rPr>
+      </w:pPr>
+      <w:ins w:id="32" w:author="JaeEun Lee" w:date="2026-05-10T13:35:00Z" w16du:dateUtc="2026-05-10T04:35:00Z">
+        <w:r>
+          <w:rPr>
+            <w:rFonts w:ascii="맑은 고딕" w:eastAsia="맑은 고딕" w:hAnsi="맑은 고딕"/>
+          </w:rPr>
+          <w:t>본 계약에 따른 모든 대금 및 분배금은 부가가치세를 별도로 한다. 수급사업자는 원사업자가 대금으로 지급한 금액에 대한 소득세 원천징수 등 세금 처리가 명확하게 이루어지도록 관련 서류 제출 등에 성실히 협조하여야 한다.</w:t>
+        </w:r>
+      </w:ins>
+    </w:p>
+    <w:p>
+      <w:pPr>
+        <w:pStyle w:val="2"/>
+        <w:rPr>
+          <w:del w:id="33" w:author="JaeEun Lee" w:date="2026-05-10T13:30:00Z" w16du:dateUtc="2026-05-10T04:30:00Z"/>
+          <w:rFonts w:ascii="맑은 고딕" w:eastAsia="맑은 고딕" w:hAnsi="맑은 고딕"/>
+        </w:rPr>
+      </w:pPr>
+    </w:p>
+    <w:p>
+      <w:pPr>
+        <w:rPr>
+          <w:ins w:id="34" w:author="JaeEun Lee" w:date="2026-05-10T13:30:00Z" w16du:dateUtc="2026-05-10T04:30:00Z"/>
+          <w:rFonts w:hint="eastAsia"/>
+          <w:rPrChange w:id="35" w:author="JaeEun Lee" w:date="2026-05-10T13:30:00Z" w16du:dateUtc="2026-05-10T04:30:00Z">
+            <w:rPr>
+              <w:ins w:id="36" w:author="JaeEun Lee" w:date="2026-05-10T13:30:00Z" w16du:dateUtc="2026-05-10T04:30:00Z"/>
+            </w:rPr>
+          </w:rPrChange>
+        </w:rPr>
+      </w:pPr>
+    </w:p>
+    <w:p>
+      <w:pPr>
+        <w:rPr>
+          <w:del w:id="37" w:author="JaeEun Lee" w:date="2026-05-10T13:25:00Z" w16du:dateUtc="2026-05-10T04:25:00Z"/>
+          <w:rFonts w:ascii="맑은 고딕" w:eastAsia="맑은 고딕" w:hAnsi="맑은 고딕"/>
+        </w:rPr>
+      </w:pPr>
+      <w:del w:id="38" w:author="JaeEun Lee" w:date="2026-05-10T13:25:00Z" w16du:dateUtc="2026-05-10T04:25:00Z">
+        <w:r>
+          <w:rPr>
+            <w:rFonts w:ascii="맑은 고딕" w:eastAsia="맑은 고딕" w:hAnsi="맑은 고딕" w:hint="eastAsia"/>
+          </w:rPr>
+          <w:delText>②</w:delText>
+        </w:r>
+        <w:r>
+          <w:rPr>
+            <w:rFonts w:ascii="맑은 고딕" w:eastAsia="맑은 고딕" w:hAnsi="맑은 고딕"/>
+          </w:rPr>
+          <w:delText xml:space="preserve"> 원사업자가 표지에서 정한 지급기일에 대금을 지급하지 않은 경우, 원사업자는 그 지연기간에 대해 다음 각 호의 지연이자를 더하여 지급한다.</w:delText>
+        </w:r>
+      </w:del>
+    </w:p>
+    <w:p>
+      <w:pPr>
+        <w:rPr>
+          <w:del w:id="39" w:author="JaeEun Lee" w:date="2026-05-10T13:25:00Z" w16du:dateUtc="2026-05-10T04:25:00Z"/>
+          <w:rFonts w:ascii="맑은 고딕" w:eastAsia="맑은 고딕" w:hAnsi="맑은 고딕"/>
+        </w:rPr>
+      </w:pPr>
+      <w:del w:id="40" w:author="JaeEun Lee" w:date="2026-05-10T13:25:00Z" w16du:dateUtc="2026-05-10T04:25:00Z">
+        <w:r>
+          <w:rPr>
+            <w:rFonts w:ascii="맑은 고딕" w:eastAsia="맑은 고딕" w:hAnsi="맑은 고딕"/>
+          </w:rPr>
+          <w:delText xml:space="preserve">  1. 산출물 인수일부터 60일 이내에 지급하는 경우 : 연 6%의 지연이자</w:delText>
+        </w:r>
+      </w:del>
+    </w:p>
+    <w:p>
+      <w:pPr>
+        <w:rPr>
+          <w:del w:id="41" w:author="JaeEun Lee" w:date="2026-05-10T13:25:00Z" w16du:dateUtc="2026-05-10T04:25:00Z"/>
+          <w:rFonts w:ascii="맑은 고딕" w:eastAsia="맑은 고딕" w:hAnsi="맑은 고딕"/>
+        </w:rPr>
+      </w:pPr>
+      <w:del w:id="42" w:author="JaeEun Lee" w:date="2026-05-10T13:25:00Z" w16du:dateUtc="2026-05-10T04:25:00Z">
+        <w:r>
+          <w:rPr>
+            <w:rFonts w:ascii="맑은 고딕" w:eastAsia="맑은 고딕" w:hAnsi="맑은 고딕"/>
+          </w:rPr>
+          <w:delText xml:space="preserve">  2. 산출물 인수일부터 60일이 지난 후에 지급하는 경우 : 위 지연이자에 더하여, 「하도급거래 공정화에 관한 법률」에 따라 공정거래위원회가 고시한 지연이자율을 적용한 지연배상금</w:delText>
+        </w:r>
+      </w:del>
+    </w:p>
+    <w:p>
+      <w:pPr>
+        <w:rPr>
+          <w:del w:id="43" w:author="JaeEun Lee" w:date="2026-05-10T13:25:00Z" w16du:dateUtc="2026-05-10T04:25:00Z"/>
+          <w:rFonts w:ascii="맑은 고딕" w:eastAsia="맑은 고딕" w:hAnsi="맑은 고딕"/>
+        </w:rPr>
+      </w:pPr>
+      <w:del w:id="44" w:author="JaeEun Lee" w:date="2026-05-10T13:25:00Z" w16du:dateUtc="2026-05-10T04:25:00Z">
+        <w:r>
+          <w:rPr>
+            <w:rFonts w:ascii="맑은 고딕" w:eastAsia="맑은 고딕" w:hAnsi="맑은 고딕" w:hint="eastAsia"/>
+          </w:rPr>
+          <w:delText>③</w:delText>
+        </w:r>
+        <w:r>
+          <w:rPr>
+            <w:rFonts w:ascii="맑은 고딕" w:eastAsia="맑은 고딕" w:hAnsi="맑은 고딕"/>
+          </w:rPr>
+          <w:delText xml:space="preserve"> 선급금의 지급 및 어음·어음대체결제수단을 이용한 지급에 관하여는 「하도급거래 공정화에 관한 법률」 및 같은 법 시행령 등 관계 법령에서 정한 바에 따른다.</w:delText>
+        </w:r>
+      </w:del>
+    </w:p>
+    <w:p>
+      <w:pPr>
+        <w:rPr>
+          <w:del w:id="45" w:author="JaeEun Lee" w:date="2026-05-10T13:25:00Z" w16du:dateUtc="2026-05-10T04:25:00Z"/>
+          <w:rFonts w:ascii="맑은 고딕" w:eastAsia="맑은 고딕" w:hAnsi="맑은 고딕"/>
+        </w:rPr>
+      </w:pPr>
+    </w:p>
+    <w:p>
+      <w:pPr>
+        <w:pStyle w:val="2"/>
+        <w:rPr>
+          <w:rFonts w:ascii="맑은 고딕" w:eastAsia="맑은 고딕" w:hAnsi="맑은 고딕"/>
+          <w:b/>
+          <w:sz w:val="26"/>
         </w:rPr>
       </w:pPr>
       <w:r>
         <w:rPr>
           <w:rFonts w:ascii="맑은 고딕" w:eastAsia="맑은 고딕" w:hAnsi="맑은 고딕" w:hint="eastAsia"/>
+          <w:b/>
+          <w:sz w:val="26"/>
+        </w:rPr>
+        <w:t>제</w:t>
+      </w:r>
+      <w:r>
+        <w:rPr>
+          <w:rFonts w:ascii="맑은 고딕" w:eastAsia="맑은 고딕" w:hAnsi="맑은 고딕"/>
+          <w:b/>
+          <w:sz w:val="26"/>
+        </w:rPr>
+        <w:t>16조 (상금 및 매출의 분배)</w:t>
+      </w:r>
+    </w:p>
+    <w:p>
+      <w:pPr>
+        <w:rPr>
+          <w:rFonts w:ascii="맑은 고딕" w:eastAsia="맑은 고딕" w:hAnsi="맑은 고딕"/>
+        </w:rPr>
+      </w:pPr>
+      <w:r>
+        <w:rPr>
+          <w:rFonts w:ascii="맑은 고딕" w:eastAsia="맑은 고딕" w:hAnsi="맑은 고딕" w:hint="eastAsia"/>
         </w:rPr>
         <w:t>①</w:t>
       </w:r>
@@ -4719,13 +5577,411 @@
         <w:rPr>
           <w:rFonts w:ascii="맑은 고딕" w:eastAsia="맑은 고딕" w:hAnsi="맑은 고딕"/>
         </w:rPr>
-        <w:t xml:space="preserve"> 원사업자는 표지에서 정한 일정에 따라 수급사업자에게 </w:t>
+        <w:t xml:space="preserve"> (범위) 본 게임의 제작 또는 출시와 관련하여 발생하는 모든 상금(</w:t>
       </w:r>
       <w:proofErr w:type="spellStart"/>
       <w:r>
         <w:rPr>
           <w:rFonts w:ascii="맑은 고딕" w:eastAsia="맑은 고딕" w:hAnsi="맑은 고딕"/>
         </w:rPr>
+        <w:t>인디게임</w:t>
+      </w:r>
+      <w:proofErr w:type="spellEnd"/>
+      <w:r>
+        <w:rPr>
+          <w:rFonts w:ascii="맑은 고딕" w:eastAsia="맑은 고딕" w:hAnsi="맑은 고딕"/>
+        </w:rPr>
+        <w:t xml:space="preserve"> </w:t>
+      </w:r>
+      <w:proofErr w:type="spellStart"/>
+      <w:r>
+        <w:rPr>
+          <w:rFonts w:ascii="맑은 고딕" w:eastAsia="맑은 고딕" w:hAnsi="맑은 고딕"/>
+        </w:rPr>
+        <w:t>데브캠프</w:t>
+      </w:r>
+      <w:proofErr w:type="spellEnd"/>
+      <w:r>
+        <w:rPr>
+          <w:rFonts w:ascii="맑은 고딕" w:eastAsia="맑은 고딕" w:hAnsi="맑은 고딕"/>
+        </w:rPr>
+        <w:t xml:space="preserve"> 등 대회 상금) 및 매출(Steam 정식 출시 이후의 게임 판매 수익 등)은 본조에서 정하는 바에 따라 본 계약 당사자(원사업자 및 수급사업자)에게 분배한다.</w:t>
+      </w:r>
+    </w:p>
+    <w:p>
+      <w:pPr>
+        <w:rPr>
+          <w:rFonts w:ascii="맑은 고딕" w:eastAsia="맑은 고딕" w:hAnsi="맑은 고딕"/>
+        </w:rPr>
+      </w:pPr>
+      <w:r>
+        <w:rPr>
+          <w:rFonts w:ascii="맑은 고딕" w:eastAsia="맑은 고딕" w:hAnsi="맑은 고딕" w:hint="eastAsia"/>
+        </w:rPr>
+        <w:t>②</w:t>
+      </w:r>
+      <w:r>
+        <w:rPr>
+          <w:rFonts w:ascii="맑은 고딕" w:eastAsia="맑은 고딕" w:hAnsi="맑은 고딕"/>
+        </w:rPr>
+        <w:t xml:space="preserve"> (상금의 분배) 수령한 상금은 다음 각 호에 따라 분배한다.</w:t>
+      </w:r>
+    </w:p>
+    <w:p>
+      <w:pPr>
+        <w:rPr>
+          <w:rFonts w:ascii="맑은 고딕" w:eastAsia="맑은 고딕" w:hAnsi="맑은 고딕"/>
+        </w:rPr>
+      </w:pPr>
+      <w:r>
+        <w:rPr>
+          <w:rFonts w:ascii="맑은 고딕" w:eastAsia="맑은 고딕" w:hAnsi="맑은 고딕"/>
+        </w:rPr>
+        <w:t xml:space="preserve">  1. 수령한 상금에서 팀 공용비를 우선 공제한다. 팀 공용비의 비율은 본 계약 당사자 전원의 다수결로 결정한다.</w:t>
+      </w:r>
+    </w:p>
+    <w:p>
+      <w:pPr>
+        <w:rPr>
+          <w:rFonts w:ascii="맑은 고딕" w:eastAsia="맑은 고딕" w:hAnsi="맑은 고딕"/>
+        </w:rPr>
+      </w:pPr>
+      <w:r>
+        <w:rPr>
+          <w:rFonts w:ascii="맑은 고딕" w:eastAsia="맑은 고딕" w:hAnsi="맑은 고딕"/>
+        </w:rPr>
+        <w:t xml:space="preserve">  2. 공용비를 공제한 잔여 상금을 본 계약 당사자 n명에 대하여 (n+1)등분한다.</w:t>
+      </w:r>
+    </w:p>
+    <w:p>
+      <w:pPr>
+        <w:rPr>
+          <w:rFonts w:ascii="맑은 고딕" w:eastAsia="맑은 고딕" w:hAnsi="맑은 고딕"/>
+        </w:rPr>
+      </w:pPr>
+      <w:r>
+        <w:rPr>
+          <w:rFonts w:ascii="맑은 고딕" w:eastAsia="맑은 고딕" w:hAnsi="맑은 고딕"/>
+        </w:rPr>
+        <w:t xml:space="preserve">  3. (n+1)등분 중 1/(n+1)씩을 본 계약 당사자 n명에게 균등 분배하고, 잔여 1/(n+1)은 우수자에게 가중 지급한다.</w:t>
+      </w:r>
+    </w:p>
+    <w:p>
+      <w:pPr>
+        <w:rPr>
+          <w:rFonts w:ascii="맑은 고딕" w:eastAsia="맑은 고딕" w:hAnsi="맑은 고딕"/>
+        </w:rPr>
+      </w:pPr>
+      <w:r>
+        <w:rPr>
+          <w:rFonts w:ascii="맑은 고딕" w:eastAsia="맑은 고딕" w:hAnsi="맑은 고딕"/>
+        </w:rPr>
+        <w:t xml:space="preserve">  4. 우수자는 본 계약 당사자 전원의 동의로 선정한다. 우수자가 둘 이상인 경우, 제3호의 가중 지급분을 우수자들 사이에 분할 지급하며, 그 분할 비율 또한 본 계약 당사자 전원의 동의로 정한다.</w:t>
+      </w:r>
+    </w:p>
+    <w:p>
+      <w:pPr>
+        <w:rPr>
+          <w:rFonts w:ascii="맑은 고딕" w:eastAsia="맑은 고딕" w:hAnsi="맑은 고딕"/>
+        </w:rPr>
+      </w:pPr>
+      <w:r>
+        <w:rPr>
+          <w:rFonts w:ascii="맑은 고딕" w:eastAsia="맑은 고딕" w:hAnsi="맑은 고딕"/>
+        </w:rPr>
+        <w:t xml:space="preserve">  5. 우수자 선정 또는 분할 비율에 합의에 이르지 못한 경우, 제3호의 가중 지급분은 본 계약 당사자 n명에게 균등하게 추가 분배한다.</w:t>
+      </w:r>
+    </w:p>
+    <w:p>
+      <w:pPr>
+        <w:rPr>
+          <w:rFonts w:ascii="맑은 고딕" w:eastAsia="맑은 고딕" w:hAnsi="맑은 고딕"/>
+        </w:rPr>
+      </w:pPr>
+      <w:r>
+        <w:rPr>
+          <w:rFonts w:ascii="맑은 고딕" w:eastAsia="맑은 고딕" w:hAnsi="맑은 고딕" w:hint="eastAsia"/>
+        </w:rPr>
+        <w:t>③</w:t>
+      </w:r>
+      <w:r>
+        <w:rPr>
+          <w:rFonts w:ascii="맑은 고딕" w:eastAsia="맑은 고딕" w:hAnsi="맑은 고딕"/>
+        </w:rPr>
+        <w:t xml:space="preserve"> (매출의 분배) 본 게임의 Steam 정식 출시 이후 발생하는 모든 게임 판매 매출은 본 계약 당사자에게 참여기간 지분(제2조 제5호)에 따라 분배한다.</w:t>
+      </w:r>
+    </w:p>
+    <w:p>
+      <w:pPr>
+        <w:rPr>
+          <w:rFonts w:ascii="맑은 고딕" w:eastAsia="맑은 고딕" w:hAnsi="맑은 고딕"/>
+        </w:rPr>
+      </w:pPr>
+      <w:r>
+        <w:rPr>
+          <w:rFonts w:ascii="맑은 고딕" w:eastAsia="맑은 고딕" w:hAnsi="맑은 고딕" w:hint="eastAsia"/>
+        </w:rPr>
+        <w:t>④</w:t>
+      </w:r>
+      <w:r>
+        <w:rPr>
+          <w:rFonts w:ascii="맑은 고딕" w:eastAsia="맑은 고딕" w:hAnsi="맑은 고딕"/>
+        </w:rPr>
+        <w:t xml:space="preserve"> (준용) </w:t>
+      </w:r>
+      <w:proofErr w:type="spellStart"/>
+      <w:r>
+        <w:rPr>
+          <w:rFonts w:ascii="맑은 고딕" w:eastAsia="맑은 고딕" w:hAnsi="맑은 고딕"/>
+        </w:rPr>
+        <w:t>본조에</w:t>
+      </w:r>
+      <w:proofErr w:type="spellEnd"/>
+      <w:r>
+        <w:rPr>
+          <w:rFonts w:ascii="맑은 고딕" w:eastAsia="맑은 고딕" w:hAnsi="맑은 고딕"/>
+        </w:rPr>
+        <w:t xml:space="preserve"> 따른 분배의 지급 시기·지연이자·지급 방식 등에 관하여는 제15조의 관련 규정을 준용한다.</w:t>
+      </w:r>
+    </w:p>
+    <w:p>
+      <w:pPr>
+        <w:rPr>
+          <w:rFonts w:ascii="맑은 고딕" w:eastAsia="맑은 고딕" w:hAnsi="맑은 고딕"/>
+        </w:rPr>
+      </w:pPr>
+    </w:p>
+    <w:p>
+      <w:pPr>
+        <w:pStyle w:val="2"/>
+        <w:rPr>
+          <w:rFonts w:ascii="맑은 고딕" w:eastAsia="맑은 고딕" w:hAnsi="맑은 고딕"/>
+          <w:b/>
+          <w:sz w:val="26"/>
+        </w:rPr>
+      </w:pPr>
+      <w:r>
+        <w:rPr>
+          <w:rFonts w:ascii="맑은 고딕" w:eastAsia="맑은 고딕" w:hAnsi="맑은 고딕" w:hint="eastAsia"/>
+          <w:b/>
+          <w:sz w:val="26"/>
+        </w:rPr>
+        <w:t>제</w:t>
+      </w:r>
+      <w:r>
+        <w:rPr>
+          <w:rFonts w:ascii="맑은 고딕" w:eastAsia="맑은 고딕" w:hAnsi="맑은 고딕"/>
+          <w:b/>
+          <w:sz w:val="26"/>
+        </w:rPr>
+        <w:t>17조 (감액의 금지)</w:t>
+      </w:r>
+    </w:p>
+    <w:p>
+      <w:pPr>
+        <w:rPr>
+          <w:rFonts w:ascii="맑은 고딕" w:eastAsia="맑은 고딕" w:hAnsi="맑은 고딕"/>
+        </w:rPr>
+      </w:pPr>
+      <w:r>
+        <w:rPr>
+          <w:rFonts w:ascii="맑은 고딕" w:eastAsia="맑은 고딕" w:hAnsi="맑은 고딕" w:hint="eastAsia"/>
+        </w:rPr>
+        <w:t>①</w:t>
+      </w:r>
+      <w:r>
+        <w:rPr>
+          <w:rFonts w:ascii="맑은 고딕" w:eastAsia="맑은 고딕" w:hAnsi="맑은 고딕"/>
+        </w:rPr>
+        <w:t xml:space="preserve"> 원사업자는 이 계약에서 정한 대금을 감액하지 아니한다. 다만, 원사업자가 정당한 사유를 증명한 경우에는 그러하지 아니하다.</w:t>
+      </w:r>
+    </w:p>
+    <w:p>
+      <w:pPr>
+        <w:rPr>
+          <w:rFonts w:ascii="맑은 고딕" w:eastAsia="맑은 고딕" w:hAnsi="맑은 고딕"/>
+        </w:rPr>
+      </w:pPr>
+      <w:r>
+        <w:rPr>
+          <w:rFonts w:ascii="맑은 고딕" w:eastAsia="맑은 고딕" w:hAnsi="맑은 고딕" w:hint="eastAsia"/>
+        </w:rPr>
+        <w:t>②</w:t>
+      </w:r>
+      <w:r>
+        <w:rPr>
+          <w:rFonts w:ascii="맑은 고딕" w:eastAsia="맑은 고딕" w:hAnsi="맑은 고딕"/>
+        </w:rPr>
+        <w:t xml:space="preserve"> 다음 각 호의 어느 하나에 해당하는 원사업자의 행위는 정당한 사유에 의한 감액행위로 보지 아니한다.</w:t>
+      </w:r>
+    </w:p>
+    <w:p>
+      <w:pPr>
+        <w:rPr>
+          <w:rFonts w:ascii="맑은 고딕" w:eastAsia="맑은 고딕" w:hAnsi="맑은 고딕"/>
+        </w:rPr>
+      </w:pPr>
+      <w:r>
+        <w:rPr>
+          <w:rFonts w:ascii="맑은 고딕" w:eastAsia="맑은 고딕" w:hAnsi="맑은 고딕"/>
+        </w:rPr>
+        <w:t xml:space="preserve">  1. 위탁할 때 감액조건을 명시하지 아니하고 위탁 후 협조요청, 발주취소, 경제상황의 변동 등 불합리한 이유로 감액하는 행위</w:t>
+      </w:r>
+    </w:p>
+    <w:p>
+      <w:pPr>
+        <w:rPr>
+          <w:rFonts w:ascii="맑은 고딕" w:eastAsia="맑은 고딕" w:hAnsi="맑은 고딕"/>
+        </w:rPr>
+      </w:pPr>
+      <w:r>
+        <w:rPr>
+          <w:rFonts w:ascii="맑은 고딕" w:eastAsia="맑은 고딕" w:hAnsi="맑은 고딕"/>
+        </w:rPr>
+        <w:t xml:space="preserve">  2. 합의 성립 전에 위탁한 부분에까지 단가 인하 합의 내용을 소급 적용하여 감액하는 행위</w:t>
+      </w:r>
+    </w:p>
+    <w:p>
+      <w:pPr>
+        <w:rPr>
+          <w:rFonts w:ascii="맑은 고딕" w:eastAsia="맑은 고딕" w:hAnsi="맑은 고딕"/>
+        </w:rPr>
+      </w:pPr>
+      <w:r>
+        <w:rPr>
+          <w:rFonts w:ascii="맑은 고딕" w:eastAsia="맑은 고딕" w:hAnsi="맑은 고딕"/>
+        </w:rPr>
+        <w:t xml:space="preserve">  3. 현금 또는 조기 지급을 이유로 지나치게 감액하는 행위</w:t>
+      </w:r>
+    </w:p>
+    <w:p>
+      <w:pPr>
+        <w:rPr>
+          <w:rFonts w:ascii="맑은 고딕" w:eastAsia="맑은 고딕" w:hAnsi="맑은 고딕"/>
+        </w:rPr>
+      </w:pPr>
+      <w:r>
+        <w:rPr>
+          <w:rFonts w:ascii="맑은 고딕" w:eastAsia="맑은 고딕" w:hAnsi="맑은 고딕"/>
+        </w:rPr>
+        <w:t xml:space="preserve">  4. 원사업자에 대한 손해 발생에 실질적 영향을 미치지 아니하는 수급사업자의 과오를 이유로 감액하는 행위</w:t>
+      </w:r>
+    </w:p>
+    <w:p>
+      <w:pPr>
+        <w:rPr>
+          <w:rFonts w:ascii="맑은 고딕" w:eastAsia="맑은 고딕" w:hAnsi="맑은 고딕"/>
+        </w:rPr>
+      </w:pPr>
+      <w:r>
+        <w:rPr>
+          <w:rFonts w:ascii="맑은 고딕" w:eastAsia="맑은 고딕" w:hAnsi="맑은 고딕"/>
+        </w:rPr>
+        <w:t xml:space="preserve">  5. 경영적자 또는 판매가격 인하 등 불합리한 이유로 부당하게 감액하는 행위</w:t>
+      </w:r>
+    </w:p>
+    <w:p>
+      <w:pPr>
+        <w:rPr>
+          <w:rFonts w:ascii="맑은 고딕" w:eastAsia="맑은 고딕" w:hAnsi="맑은 고딕"/>
+        </w:rPr>
+      </w:pPr>
+      <w:r>
+        <w:rPr>
+          <w:rFonts w:ascii="맑은 고딕" w:eastAsia="맑은 고딕" w:hAnsi="맑은 고딕"/>
+        </w:rPr>
+        <w:t xml:space="preserve">  6. 그 밖에 「하도급거래 공정화에 관한 </w:t>
+      </w:r>
+      <w:proofErr w:type="spellStart"/>
+      <w:r>
+        <w:rPr>
+          <w:rFonts w:ascii="맑은 고딕" w:eastAsia="맑은 고딕" w:hAnsi="맑은 고딕"/>
+        </w:rPr>
+        <w:t>법률」에서</w:t>
+      </w:r>
+      <w:proofErr w:type="spellEnd"/>
+      <w:r>
+        <w:rPr>
+          <w:rFonts w:ascii="맑은 고딕" w:eastAsia="맑은 고딕" w:hAnsi="맑은 고딕"/>
+        </w:rPr>
+        <w:t xml:space="preserve"> 정하는 행위</w:t>
+      </w:r>
+    </w:p>
+    <w:p>
+      <w:pPr>
+        <w:rPr>
+          <w:rFonts w:ascii="맑은 고딕" w:eastAsia="맑은 고딕" w:hAnsi="맑은 고딕"/>
+        </w:rPr>
+      </w:pPr>
+      <w:r>
+        <w:rPr>
+          <w:rFonts w:ascii="맑은 고딕" w:eastAsia="맑은 고딕" w:hAnsi="맑은 고딕" w:hint="eastAsia"/>
+        </w:rPr>
+        <w:t>③</w:t>
+      </w:r>
+      <w:r>
+        <w:rPr>
+          <w:rFonts w:ascii="맑은 고딕" w:eastAsia="맑은 고딕" w:hAnsi="맑은 고딕"/>
+        </w:rPr>
+        <w:t xml:space="preserve"> 원사업자가 제1항 단서에 따라 대금을 감액할 경우에는 감액의 사유와 기준, 대상 분량, 감액금액, 감액방법 등을 적은 서면을 수급사업자에게 미리 제공한다.</w:t>
+      </w:r>
+    </w:p>
+    <w:p>
+      <w:pPr>
+        <w:rPr>
+          <w:rFonts w:ascii="맑은 고딕" w:eastAsia="맑은 고딕" w:hAnsi="맑은 고딕"/>
+        </w:rPr>
+      </w:pPr>
+    </w:p>
+    <w:p>
+      <w:pPr>
+        <w:pStyle w:val="2"/>
+        <w:rPr>
+          <w:rFonts w:ascii="맑은 고딕" w:eastAsia="맑은 고딕" w:hAnsi="맑은 고딕"/>
+          <w:b/>
+          <w:sz w:val="26"/>
+        </w:rPr>
+      </w:pPr>
+      <w:r>
+        <w:rPr>
+          <w:rFonts w:ascii="맑은 고딕" w:eastAsia="맑은 고딕" w:hAnsi="맑은 고딕" w:hint="eastAsia"/>
+          <w:b/>
+          <w:sz w:val="26"/>
+        </w:rPr>
+        <w:t>제</w:t>
+      </w:r>
+      <w:r>
+        <w:rPr>
+          <w:rFonts w:ascii="맑은 고딕" w:eastAsia="맑은 고딕" w:hAnsi="맑은 고딕"/>
+          <w:b/>
+          <w:sz w:val="26"/>
+        </w:rPr>
+        <w:t>18조 (부당한 대금에 대한 조정)</w:t>
+      </w:r>
+    </w:p>
+    <w:p>
+      <w:pPr>
+        <w:rPr>
+          <w:rFonts w:ascii="맑은 고딕" w:eastAsia="맑은 고딕" w:hAnsi="맑은 고딕"/>
+        </w:rPr>
+      </w:pPr>
+      <w:r>
+        <w:rPr>
+          <w:rFonts w:ascii="맑은 고딕" w:eastAsia="맑은 고딕" w:hAnsi="맑은 고딕" w:hint="eastAsia"/>
+        </w:rPr>
+        <w:t>①</w:t>
+      </w:r>
+      <w:r>
+        <w:rPr>
+          <w:rFonts w:ascii="맑은 고딕" w:eastAsia="맑은 고딕" w:hAnsi="맑은 고딕"/>
+        </w:rPr>
+        <w:t xml:space="preserve"> 원사업자는 이 계약상 </w:t>
+      </w:r>
+      <w:proofErr w:type="spellStart"/>
+      <w:r>
+        <w:rPr>
+          <w:rFonts w:ascii="맑은 고딕" w:eastAsia="맑은 고딕" w:hAnsi="맑은 고딕"/>
+        </w:rPr>
         <w:t>대금등을</w:t>
       </w:r>
       <w:proofErr w:type="spellEnd"/>
@@ -4733,13 +5989,15 @@
         <w:rPr>
           <w:rFonts w:ascii="맑은 고딕" w:eastAsia="맑은 고딕" w:hAnsi="맑은 고딕"/>
         </w:rPr>
-        <w:t xml:space="preserve"> 지급한다.</w:t>
-      </w:r>
-    </w:p>
-    <w:p>
-      <w:pPr>
-        <w:rPr>
-          <w:rFonts w:ascii="맑은 고딕" w:eastAsia="맑은 고딕" w:hAnsi="맑은 고딕"/>
+        <w:t xml:space="preserve"> 정함에 있어 부당하게 동종·유사한 것에 대하여 통상 지급되는 대가보다 낮은 수준으로 결정하지 아니한다.</w:t>
+      </w:r>
+    </w:p>
+    <w:p>
+      <w:pPr>
+        <w:rPr>
+          <w:ins w:id="46" w:author="JaeEun Lee" w:date="2026-05-10T13:28:00Z" w16du:dateUtc="2026-05-10T04:28:00Z"/>
+          <w:rFonts w:ascii="맑은 고딕" w:eastAsia="맑은 고딕" w:hAnsi="맑은 고딕"/>
+          <w:b/>
         </w:rPr>
       </w:pPr>
       <w:r>
@@ -4752,100 +6010,24 @@
         <w:rPr>
           <w:rFonts w:ascii="맑은 고딕" w:eastAsia="맑은 고딕" w:hAnsi="맑은 고딕"/>
         </w:rPr>
-        <w:t xml:space="preserve"> 원사업자가 표지에서 정한 지급기일에 대금을 지급하지 않은 경우, 원사업자는 그 지연기간에 대해 다음 각 호의 지연이자를 더하여 지급한다.</w:t>
-      </w:r>
-    </w:p>
-    <w:p>
-      <w:pPr>
-        <w:rPr>
-          <w:rFonts w:ascii="맑은 고딕" w:eastAsia="맑은 고딕" w:hAnsi="맑은 고딕"/>
-        </w:rPr>
-      </w:pPr>
-      <w:r>
-        <w:rPr>
-          <w:rFonts w:ascii="맑은 고딕" w:eastAsia="맑은 고딕" w:hAnsi="맑은 고딕"/>
-        </w:rPr>
-        <w:t xml:space="preserve">  1. 산출물 인수일부터 60일 이내에 지급하는 </w:t>
-      </w:r>
-      <w:proofErr w:type="gramStart"/>
-      <w:r>
-        <w:rPr>
-          <w:rFonts w:ascii="맑은 고딕" w:eastAsia="맑은 고딕" w:hAnsi="맑은 고딕"/>
-        </w:rPr>
-        <w:t>경우 :</w:t>
-      </w:r>
-      <w:proofErr w:type="gramEnd"/>
-      <w:r>
-        <w:rPr>
-          <w:rFonts w:ascii="맑은 고딕" w:eastAsia="맑은 고딕" w:hAnsi="맑은 고딕"/>
-        </w:rPr>
-        <w:t xml:space="preserve"> 연 6%의 지연이자</w:t>
-      </w:r>
-    </w:p>
-    <w:p>
-      <w:pPr>
-        <w:rPr>
-          <w:rFonts w:ascii="맑은 고딕" w:eastAsia="맑은 고딕" w:hAnsi="맑은 고딕"/>
-        </w:rPr>
-      </w:pPr>
-      <w:r>
-        <w:rPr>
-          <w:rFonts w:ascii="맑은 고딕" w:eastAsia="맑은 고딕" w:hAnsi="맑은 고딕"/>
-        </w:rPr>
-        <w:t xml:space="preserve">  2. 산출물 인수일부터 60일이 지난 후에 지급하는 </w:t>
-      </w:r>
-      <w:proofErr w:type="gramStart"/>
-      <w:r>
-        <w:rPr>
-          <w:rFonts w:ascii="맑은 고딕" w:eastAsia="맑은 고딕" w:hAnsi="맑은 고딕"/>
-        </w:rPr>
-        <w:t>경우 :</w:t>
-      </w:r>
-      <w:proofErr w:type="gramEnd"/>
-      <w:r>
-        <w:rPr>
-          <w:rFonts w:ascii="맑은 고딕" w:eastAsia="맑은 고딕" w:hAnsi="맑은 고딕"/>
-        </w:rPr>
-        <w:t xml:space="preserve"> 위 지연이자에 더하여, 「하도급거래 공정화에 관한 </w:t>
-      </w:r>
-      <w:proofErr w:type="spellStart"/>
-      <w:r>
-        <w:rPr>
-          <w:rFonts w:ascii="맑은 고딕" w:eastAsia="맑은 고딕" w:hAnsi="맑은 고딕"/>
-        </w:rPr>
-        <w:t>법률」에</w:t>
-      </w:r>
-      <w:proofErr w:type="spellEnd"/>
-      <w:r>
-        <w:rPr>
-          <w:rFonts w:ascii="맑은 고딕" w:eastAsia="맑은 고딕" w:hAnsi="맑은 고딕"/>
-        </w:rPr>
-        <w:t xml:space="preserve"> 따라 공정거래위원회가 고시한 지연이자율을 적용한 지연배상금</w:t>
-      </w:r>
-    </w:p>
-    <w:p>
-      <w:pPr>
-        <w:rPr>
-          <w:rFonts w:ascii="맑은 고딕" w:eastAsia="맑은 고딕" w:hAnsi="맑은 고딕"/>
-        </w:rPr>
-      </w:pPr>
-      <w:r>
-        <w:rPr>
-          <w:rFonts w:ascii="맑은 고딕" w:eastAsia="맑은 고딕" w:hAnsi="맑은 고딕" w:hint="eastAsia"/>
-        </w:rPr>
-        <w:t>③</w:t>
-      </w:r>
-      <w:r>
-        <w:rPr>
-          <w:rFonts w:ascii="맑은 고딕" w:eastAsia="맑은 고딕" w:hAnsi="맑은 고딕"/>
-        </w:rPr>
-        <w:t xml:space="preserve"> 선급금의 지급 및 어음·어음대체결제수단을 이용한 지급에 관하여는 「하도급거래 공정화에 관한 법률」 및 같은 법 시행령 등 관계 법령에서 정한 바에 따른다.</w:t>
-      </w:r>
-    </w:p>
-    <w:p>
-      <w:pPr>
-        <w:rPr>
-          <w:rFonts w:ascii="맑은 고딕" w:eastAsia="맑은 고딕" w:hAnsi="맑은 고딕"/>
+        <w:t xml:space="preserve"> 수급사업자는 설계변경 또는 게임의 공급원가 변동 등으로 대금의 조정이 불가피한 경우 원사업자에게 대금조정을 신청할 수 있으며, 원사업자는 정당한 사유가 있는 경우를 제외하고 신청일부터 10일 이내에 협의를 개시한다.</w:t>
+      </w:r>
+      <w:del w:id="47" w:author="JaeEun Lee" w:date="2026-05-10T13:28:00Z" w16du:dateUtc="2026-05-10T04:28:00Z">
+        <w:r>
+          <w:rPr>
+            <w:rFonts w:ascii="맑은 고딕" w:eastAsia="맑은 고딕" w:hAnsi="맑은 고딕"/>
+            <w:b/>
+          </w:rPr>
+          <w:br w:type="page"/>
+        </w:r>
+      </w:del>
+    </w:p>
+    <w:p>
+      <w:pPr>
+        <w:rPr>
+          <w:ins w:id="48" w:author="JaeEun Lee" w:date="2026-05-10T13:25:00Z" w16du:dateUtc="2026-05-10T04:25:00Z"/>
+          <w:rFonts w:ascii="맑은 고딕" w:eastAsia="맑은 고딕" w:hAnsi="맑은 고딕"/>
+          <w:b/>
         </w:rPr>
       </w:pPr>
     </w:p>
@@ -4853,715 +6035,276 @@
       <w:pPr>
         <w:pStyle w:val="2"/>
         <w:rPr>
-          <w:rFonts w:ascii="맑은 고딕" w:eastAsia="맑은 고딕" w:hAnsi="맑은 고딕"/>
-          <w:b/>
+          <w:ins w:id="49" w:author="JaeEun Lee" w:date="2026-05-10T13:25:00Z" w16du:dateUtc="2026-05-10T04:25:00Z"/>
+          <w:rFonts w:ascii="맑은 고딕" w:eastAsia="맑은 고딕" w:hAnsi="맑은 고딕"/>
+          <w:b/>
+          <w:color w:val="000000"/>
           <w:sz w:val="26"/>
         </w:rPr>
       </w:pPr>
-      <w:r>
-        <w:rPr>
-          <w:rFonts w:ascii="맑은 고딕" w:eastAsia="맑은 고딕" w:hAnsi="맑은 고딕" w:hint="eastAsia"/>
-          <w:b/>
-          <w:sz w:val="26"/>
-        </w:rPr>
-        <w:t>제</w:t>
-      </w:r>
-      <w:r>
-        <w:rPr>
-          <w:rFonts w:ascii="맑은 고딕" w:eastAsia="맑은 고딕" w:hAnsi="맑은 고딕"/>
-          <w:b/>
-          <w:sz w:val="26"/>
-        </w:rPr>
-        <w:t>16조 (상금 및 매출의 분배)</w:t>
-      </w:r>
-    </w:p>
-    <w:p>
-      <w:pPr>
-        <w:rPr>
-          <w:rFonts w:ascii="맑은 고딕" w:eastAsia="맑은 고딕" w:hAnsi="맑은 고딕"/>
-        </w:rPr>
-      </w:pPr>
-      <w:r>
-        <w:rPr>
-          <w:rFonts w:ascii="맑은 고딕" w:eastAsia="맑은 고딕" w:hAnsi="맑은 고딕" w:hint="eastAsia"/>
-        </w:rPr>
-        <w:t>①</w:t>
-      </w:r>
-      <w:r>
-        <w:rPr>
-          <w:rFonts w:ascii="맑은 고딕" w:eastAsia="맑은 고딕" w:hAnsi="맑은 고딕"/>
-        </w:rPr>
-        <w:t xml:space="preserve"> (범위) 본 게임의 제작 또는 출시와 관련하여 발생하는 모든 상금(</w:t>
-      </w:r>
-      <w:proofErr w:type="spellStart"/>
-      <w:r>
-        <w:rPr>
-          <w:rFonts w:ascii="맑은 고딕" w:eastAsia="맑은 고딕" w:hAnsi="맑은 고딕"/>
-        </w:rPr>
-        <w:t>인디게임</w:t>
-      </w:r>
-      <w:proofErr w:type="spellEnd"/>
-      <w:r>
-        <w:rPr>
-          <w:rFonts w:ascii="맑은 고딕" w:eastAsia="맑은 고딕" w:hAnsi="맑은 고딕"/>
-        </w:rPr>
-        <w:t xml:space="preserve"> </w:t>
-      </w:r>
-      <w:proofErr w:type="spellStart"/>
-      <w:r>
-        <w:rPr>
-          <w:rFonts w:ascii="맑은 고딕" w:eastAsia="맑은 고딕" w:hAnsi="맑은 고딕"/>
-        </w:rPr>
-        <w:t>데브캠프</w:t>
-      </w:r>
-      <w:proofErr w:type="spellEnd"/>
-      <w:r>
-        <w:rPr>
-          <w:rFonts w:ascii="맑은 고딕" w:eastAsia="맑은 고딕" w:hAnsi="맑은 고딕"/>
-        </w:rPr>
-        <w:t xml:space="preserve"> 등 대회 상금) 및 매출(Steam 정식 출시 이후의 게임 판매 수익 등)은 본조에서 정하는 바에 따라 본 계약 당사자(원사업자 및 수급사업자)에게 분배한다.</w:t>
-      </w:r>
-    </w:p>
-    <w:p>
-      <w:pPr>
-        <w:rPr>
-          <w:rFonts w:ascii="맑은 고딕" w:eastAsia="맑은 고딕" w:hAnsi="맑은 고딕"/>
-        </w:rPr>
-      </w:pPr>
-      <w:r>
-        <w:rPr>
-          <w:rFonts w:ascii="맑은 고딕" w:eastAsia="맑은 고딕" w:hAnsi="맑은 고딕" w:hint="eastAsia"/>
-        </w:rPr>
-        <w:t>②</w:t>
-      </w:r>
-      <w:r>
-        <w:rPr>
-          <w:rFonts w:ascii="맑은 고딕" w:eastAsia="맑은 고딕" w:hAnsi="맑은 고딕"/>
-        </w:rPr>
-        <w:t xml:space="preserve"> (상금의 분배) 수령한 상금은 다음 각 호에 따라 분배한다.</w:t>
-      </w:r>
-    </w:p>
-    <w:p>
-      <w:pPr>
-        <w:rPr>
-          <w:rFonts w:ascii="맑은 고딕" w:eastAsia="맑은 고딕" w:hAnsi="맑은 고딕"/>
-        </w:rPr>
-      </w:pPr>
-      <w:r>
-        <w:rPr>
-          <w:rFonts w:ascii="맑은 고딕" w:eastAsia="맑은 고딕" w:hAnsi="맑은 고딕"/>
-        </w:rPr>
-        <w:t xml:space="preserve">  1. 수령한 상금에서 팀 공용비를 우선 공제한다. 팀 공용비의 비율은 본 계약 당사자 전원의 다수결로 결정한다.</w:t>
-      </w:r>
-    </w:p>
-    <w:p>
-      <w:pPr>
-        <w:rPr>
-          <w:rFonts w:ascii="맑은 고딕" w:eastAsia="맑은 고딕" w:hAnsi="맑은 고딕"/>
-        </w:rPr>
-      </w:pPr>
-      <w:r>
-        <w:rPr>
-          <w:rFonts w:ascii="맑은 고딕" w:eastAsia="맑은 고딕" w:hAnsi="맑은 고딕"/>
-        </w:rPr>
-        <w:t xml:space="preserve">  2. 공용비를 공제한 잔여 상금을 본 계약 당사자 n명에 대하여 (n+1)등분한다.</w:t>
-      </w:r>
-    </w:p>
-    <w:p>
-      <w:pPr>
-        <w:rPr>
-          <w:rFonts w:ascii="맑은 고딕" w:eastAsia="맑은 고딕" w:hAnsi="맑은 고딕"/>
-        </w:rPr>
-      </w:pPr>
-      <w:r>
-        <w:rPr>
-          <w:rFonts w:ascii="맑은 고딕" w:eastAsia="맑은 고딕" w:hAnsi="맑은 고딕"/>
-        </w:rPr>
-        <w:t xml:space="preserve">  3. (n+1)등분 중 1/(n+1)씩을 본 계약 당사자 n명에게 균등 분배하고, 잔여 1/(n+1)은 우수자에게 가중 지급한다.</w:t>
-      </w:r>
-    </w:p>
-    <w:p>
-      <w:pPr>
-        <w:rPr>
-          <w:rFonts w:ascii="맑은 고딕" w:eastAsia="맑은 고딕" w:hAnsi="맑은 고딕"/>
-        </w:rPr>
-      </w:pPr>
-      <w:r>
-        <w:rPr>
-          <w:rFonts w:ascii="맑은 고딕" w:eastAsia="맑은 고딕" w:hAnsi="맑은 고딕"/>
-        </w:rPr>
-        <w:t xml:space="preserve">  4. 우수자는 본 계약 당사자 전원의 동의로 선정한다. 우수자가 둘 이상인 경우, 제3호의 가중 지급분을 우수자들 사이에 분할 지급하며, 그 분할 비율 또한 본 계약 당사자 전원의 동의로 정한다.</w:t>
-      </w:r>
-    </w:p>
-    <w:p>
-      <w:pPr>
-        <w:rPr>
-          <w:rFonts w:ascii="맑은 고딕" w:eastAsia="맑은 고딕" w:hAnsi="맑은 고딕"/>
-        </w:rPr>
-      </w:pPr>
-      <w:r>
-        <w:rPr>
-          <w:rFonts w:ascii="맑은 고딕" w:eastAsia="맑은 고딕" w:hAnsi="맑은 고딕"/>
-        </w:rPr>
-        <w:t xml:space="preserve">  5. 우수자 선정 또는 분할 비율에 합의에 이르지 못한 경우, 제3호의 가중 지급분은 본 계약 당사자 n명에게 균등하게 추가 분배한다.</w:t>
-      </w:r>
-    </w:p>
-    <w:p>
-      <w:pPr>
-        <w:rPr>
-          <w:rFonts w:ascii="맑은 고딕" w:eastAsia="맑은 고딕" w:hAnsi="맑은 고딕"/>
-        </w:rPr>
-      </w:pPr>
-      <w:r>
-        <w:rPr>
-          <w:rFonts w:ascii="맑은 고딕" w:eastAsia="맑은 고딕" w:hAnsi="맑은 고딕" w:hint="eastAsia"/>
-        </w:rPr>
-        <w:lastRenderedPageBreak/>
-        <w:t>③</w:t>
-      </w:r>
-      <w:r>
-        <w:rPr>
-          <w:rFonts w:ascii="맑은 고딕" w:eastAsia="맑은 고딕" w:hAnsi="맑은 고딕"/>
-        </w:rPr>
-        <w:t xml:space="preserve"> (매출의 분배) 본 게임의 Steam 정식 출시 이후 발생하는 모든 게임 판매 매출은 본 계약 당사자에게 참여기간 지분(제2조 제5호)에 따라 분배한다.</w:t>
-      </w:r>
-    </w:p>
-    <w:p>
-      <w:pPr>
-        <w:rPr>
-          <w:rFonts w:ascii="맑은 고딕" w:eastAsia="맑은 고딕" w:hAnsi="맑은 고딕"/>
-        </w:rPr>
-      </w:pPr>
-      <w:r>
-        <w:rPr>
-          <w:rFonts w:ascii="맑은 고딕" w:eastAsia="맑은 고딕" w:hAnsi="맑은 고딕" w:hint="eastAsia"/>
-        </w:rPr>
-        <w:t>④</w:t>
-      </w:r>
-      <w:r>
-        <w:rPr>
-          <w:rFonts w:ascii="맑은 고딕" w:eastAsia="맑은 고딕" w:hAnsi="맑은 고딕"/>
-        </w:rPr>
-        <w:t xml:space="preserve"> (준용) </w:t>
-      </w:r>
-      <w:proofErr w:type="spellStart"/>
-      <w:r>
-        <w:rPr>
-          <w:rFonts w:ascii="맑은 고딕" w:eastAsia="맑은 고딕" w:hAnsi="맑은 고딕"/>
-        </w:rPr>
-        <w:t>본조에</w:t>
-      </w:r>
-      <w:proofErr w:type="spellEnd"/>
-      <w:r>
-        <w:rPr>
-          <w:rFonts w:ascii="맑은 고딕" w:eastAsia="맑은 고딕" w:hAnsi="맑은 고딕"/>
-        </w:rPr>
-        <w:t xml:space="preserve"> 따른 분배의 지급 시기·지연이자·지급 방식 등에 관하여는 제15조의 관련 규정을 준용한다.</w:t>
-      </w:r>
-    </w:p>
-    <w:p>
-      <w:pPr>
-        <w:rPr>
-          <w:rFonts w:ascii="맑은 고딕" w:eastAsia="맑은 고딕" w:hAnsi="맑은 고딕"/>
-        </w:rPr>
-      </w:pPr>
-    </w:p>
-    <w:p>
-      <w:pPr>
-        <w:pStyle w:val="2"/>
-        <w:rPr>
-          <w:rFonts w:ascii="맑은 고딕" w:eastAsia="맑은 고딕" w:hAnsi="맑은 고딕"/>
-          <w:b/>
-          <w:sz w:val="26"/>
-        </w:rPr>
-      </w:pPr>
-      <w:r>
-        <w:rPr>
-          <w:rFonts w:ascii="맑은 고딕" w:eastAsia="맑은 고딕" w:hAnsi="맑은 고딕" w:hint="eastAsia"/>
-          <w:b/>
-          <w:sz w:val="26"/>
-        </w:rPr>
-        <w:t>제</w:t>
-      </w:r>
-      <w:r>
-        <w:rPr>
-          <w:rFonts w:ascii="맑은 고딕" w:eastAsia="맑은 고딕" w:hAnsi="맑은 고딕"/>
-          <w:b/>
-          <w:sz w:val="26"/>
-        </w:rPr>
-        <w:t>17조 (감액의 금지)</w:t>
-      </w:r>
-    </w:p>
-    <w:p>
-      <w:pPr>
-        <w:rPr>
-          <w:rFonts w:ascii="맑은 고딕" w:eastAsia="맑은 고딕" w:hAnsi="맑은 고딕"/>
-        </w:rPr>
-      </w:pPr>
-      <w:r>
-        <w:rPr>
-          <w:rFonts w:ascii="맑은 고딕" w:eastAsia="맑은 고딕" w:hAnsi="맑은 고딕" w:hint="eastAsia"/>
-        </w:rPr>
-        <w:t>①</w:t>
-      </w:r>
-      <w:r>
-        <w:rPr>
-          <w:rFonts w:ascii="맑은 고딕" w:eastAsia="맑은 고딕" w:hAnsi="맑은 고딕"/>
-        </w:rPr>
-        <w:t xml:space="preserve"> 원사업자는 이 계약에서 정한 대금을 감액하지 아니한다. 다만, 원사업자가 정당한 사유를 증명한 경우에는 그러하지 아니하다.</w:t>
-      </w:r>
-    </w:p>
-    <w:p>
-      <w:pPr>
-        <w:rPr>
-          <w:rFonts w:ascii="맑은 고딕" w:eastAsia="맑은 고딕" w:hAnsi="맑은 고딕"/>
-        </w:rPr>
-      </w:pPr>
-      <w:r>
-        <w:rPr>
-          <w:rFonts w:ascii="맑은 고딕" w:eastAsia="맑은 고딕" w:hAnsi="맑은 고딕" w:hint="eastAsia"/>
-        </w:rPr>
-        <w:t>②</w:t>
-      </w:r>
-      <w:r>
-        <w:rPr>
-          <w:rFonts w:ascii="맑은 고딕" w:eastAsia="맑은 고딕" w:hAnsi="맑은 고딕"/>
-        </w:rPr>
-        <w:t xml:space="preserve"> 다음 각 호의 어느 하나에 해당하는 원사업자의 행위는 정당한 사유에 의한 감액행위로 보지 아니한다.</w:t>
-      </w:r>
-    </w:p>
-    <w:p>
-      <w:pPr>
-        <w:rPr>
-          <w:rFonts w:ascii="맑은 고딕" w:eastAsia="맑은 고딕" w:hAnsi="맑은 고딕"/>
-        </w:rPr>
-      </w:pPr>
-      <w:r>
-        <w:rPr>
-          <w:rFonts w:ascii="맑은 고딕" w:eastAsia="맑은 고딕" w:hAnsi="맑은 고딕"/>
-        </w:rPr>
-        <w:t xml:space="preserve">  1. 위탁할 때 감액조건을 명시하지 아니하고 위탁 후 협조요청, 발주취소, 경제상황의 변동 등 불합리한 이유로 감액하는 행위</w:t>
-      </w:r>
-    </w:p>
-    <w:p>
-      <w:pPr>
-        <w:rPr>
-          <w:rFonts w:ascii="맑은 고딕" w:eastAsia="맑은 고딕" w:hAnsi="맑은 고딕"/>
-        </w:rPr>
-      </w:pPr>
-      <w:r>
-        <w:rPr>
-          <w:rFonts w:ascii="맑은 고딕" w:eastAsia="맑은 고딕" w:hAnsi="맑은 고딕"/>
-        </w:rPr>
-        <w:t xml:space="preserve">  2. 합의 성립 전에 위탁한 부분에까지 단가 인하 합의 내용을 소급 적용하여 감액하는 행위</w:t>
-      </w:r>
-    </w:p>
-    <w:p>
-      <w:pPr>
-        <w:rPr>
-          <w:rFonts w:ascii="맑은 고딕" w:eastAsia="맑은 고딕" w:hAnsi="맑은 고딕"/>
-        </w:rPr>
-      </w:pPr>
-      <w:r>
-        <w:rPr>
-          <w:rFonts w:ascii="맑은 고딕" w:eastAsia="맑은 고딕" w:hAnsi="맑은 고딕"/>
-        </w:rPr>
-        <w:t xml:space="preserve">  3. 현금 또는 조기 지급을 이유로 지나치게 감액하는 행위</w:t>
-      </w:r>
-    </w:p>
-    <w:p>
-      <w:pPr>
-        <w:rPr>
-          <w:rFonts w:ascii="맑은 고딕" w:eastAsia="맑은 고딕" w:hAnsi="맑은 고딕"/>
-        </w:rPr>
-      </w:pPr>
-      <w:r>
-        <w:rPr>
-          <w:rFonts w:ascii="맑은 고딕" w:eastAsia="맑은 고딕" w:hAnsi="맑은 고딕"/>
-        </w:rPr>
-        <w:t xml:space="preserve">  4. 원사업자에 대한 손해 발생에 실질적 영향을 미치지 아니하는 수급사업자의 과오를 이유로 감액하는 행위</w:t>
-      </w:r>
-    </w:p>
-    <w:p>
-      <w:pPr>
-        <w:rPr>
-          <w:rFonts w:ascii="맑은 고딕" w:eastAsia="맑은 고딕" w:hAnsi="맑은 고딕"/>
-        </w:rPr>
-      </w:pPr>
-      <w:r>
-        <w:rPr>
-          <w:rFonts w:ascii="맑은 고딕" w:eastAsia="맑은 고딕" w:hAnsi="맑은 고딕"/>
-        </w:rPr>
-        <w:t xml:space="preserve">  5. 경영적자 또는 판매가격 인하 등 불합리한 이유로 부당하게 감액하는 행위</w:t>
-      </w:r>
-    </w:p>
-    <w:p>
-      <w:pPr>
-        <w:rPr>
-          <w:rFonts w:ascii="맑은 고딕" w:eastAsia="맑은 고딕" w:hAnsi="맑은 고딕"/>
-        </w:rPr>
-      </w:pPr>
-      <w:r>
-        <w:rPr>
-          <w:rFonts w:ascii="맑은 고딕" w:eastAsia="맑은 고딕" w:hAnsi="맑은 고딕"/>
-        </w:rPr>
-        <w:t xml:space="preserve">  6. 그 밖에 「하도급거래 공정화에 관한 </w:t>
-      </w:r>
-      <w:proofErr w:type="spellStart"/>
-      <w:r>
-        <w:rPr>
-          <w:rFonts w:ascii="맑은 고딕" w:eastAsia="맑은 고딕" w:hAnsi="맑은 고딕"/>
-        </w:rPr>
-        <w:t>법률」에서</w:t>
-      </w:r>
-      <w:proofErr w:type="spellEnd"/>
-      <w:r>
-        <w:rPr>
-          <w:rFonts w:ascii="맑은 고딕" w:eastAsia="맑은 고딕" w:hAnsi="맑은 고딕"/>
-        </w:rPr>
-        <w:t xml:space="preserve"> 정하는 행위</w:t>
-      </w:r>
-    </w:p>
-    <w:p>
-      <w:pPr>
-        <w:rPr>
-          <w:rFonts w:ascii="맑은 고딕" w:eastAsia="맑은 고딕" w:hAnsi="맑은 고딕"/>
-        </w:rPr>
-      </w:pPr>
-      <w:r>
-        <w:rPr>
-          <w:rFonts w:ascii="맑은 고딕" w:eastAsia="맑은 고딕" w:hAnsi="맑은 고딕" w:hint="eastAsia"/>
-        </w:rPr>
-        <w:t>③</w:t>
-      </w:r>
-      <w:r>
-        <w:rPr>
-          <w:rFonts w:ascii="맑은 고딕" w:eastAsia="맑은 고딕" w:hAnsi="맑은 고딕"/>
-        </w:rPr>
-        <w:t xml:space="preserve"> 원사업자가 제1항 단서에 따라 대금을 감액할 경우에는 감액의 사유와 기준, 대상 분량, 감액금액, 감액방법 등을 적은 서면을 수급사업자에게 미리 제공한다.</w:t>
-      </w:r>
-    </w:p>
-    <w:p>
-      <w:pPr>
-        <w:rPr>
-          <w:rFonts w:ascii="맑은 고딕" w:eastAsia="맑은 고딕" w:hAnsi="맑은 고딕"/>
-        </w:rPr>
-      </w:pPr>
-    </w:p>
-    <w:p>
-      <w:pPr>
-        <w:pStyle w:val="2"/>
-        <w:rPr>
-          <w:rFonts w:ascii="맑은 고딕" w:eastAsia="맑은 고딕" w:hAnsi="맑은 고딕"/>
-          <w:b/>
-          <w:sz w:val="26"/>
-        </w:rPr>
-      </w:pPr>
-      <w:r>
-        <w:rPr>
-          <w:rFonts w:ascii="맑은 고딕" w:eastAsia="맑은 고딕" w:hAnsi="맑은 고딕" w:hint="eastAsia"/>
-          <w:b/>
-          <w:sz w:val="26"/>
-        </w:rPr>
-        <w:t>제</w:t>
-      </w:r>
-      <w:r>
-        <w:rPr>
-          <w:rFonts w:ascii="맑은 고딕" w:eastAsia="맑은 고딕" w:hAnsi="맑은 고딕"/>
-          <w:b/>
-          <w:sz w:val="26"/>
-        </w:rPr>
-        <w:t>18조 (부당한 대금에 대한 조정)</w:t>
-      </w:r>
-    </w:p>
-    <w:p>
-      <w:pPr>
-        <w:rPr>
-          <w:rFonts w:ascii="맑은 고딕" w:eastAsia="맑은 고딕" w:hAnsi="맑은 고딕"/>
-        </w:rPr>
-      </w:pPr>
-      <w:r>
-        <w:rPr>
-          <w:rFonts w:ascii="맑은 고딕" w:eastAsia="맑은 고딕" w:hAnsi="맑은 고딕" w:hint="eastAsia"/>
-        </w:rPr>
-        <w:t>①</w:t>
-      </w:r>
-      <w:r>
-        <w:rPr>
-          <w:rFonts w:ascii="맑은 고딕" w:eastAsia="맑은 고딕" w:hAnsi="맑은 고딕"/>
-        </w:rPr>
-        <w:t xml:space="preserve"> 원사업자는 이 계약상 </w:t>
-      </w:r>
-      <w:proofErr w:type="spellStart"/>
-      <w:r>
-        <w:rPr>
-          <w:rFonts w:ascii="맑은 고딕" w:eastAsia="맑은 고딕" w:hAnsi="맑은 고딕"/>
-        </w:rPr>
-        <w:t>대금등을</w:t>
-      </w:r>
-      <w:proofErr w:type="spellEnd"/>
-      <w:r>
-        <w:rPr>
-          <w:rFonts w:ascii="맑은 고딕" w:eastAsia="맑은 고딕" w:hAnsi="맑은 고딕"/>
-        </w:rPr>
-        <w:t xml:space="preserve"> 정함에 있어 부당하게 동종·유사한 것에 대하여 통상 지급되는 대가보다 낮은 수준으로 결정하지 아니한다.</w:t>
-      </w:r>
-    </w:p>
-    <w:p>
-      <w:pPr>
-        <w:rPr>
-          <w:rFonts w:ascii="맑은 고딕" w:eastAsia="맑은 고딕" w:hAnsi="맑은 고딕"/>
-        </w:rPr>
-      </w:pPr>
-      <w:r>
-        <w:rPr>
-          <w:rFonts w:ascii="맑은 고딕" w:eastAsia="맑은 고딕" w:hAnsi="맑은 고딕" w:hint="eastAsia"/>
-        </w:rPr>
-        <w:t>②</w:t>
-      </w:r>
-      <w:r>
-        <w:rPr>
-          <w:rFonts w:ascii="맑은 고딕" w:eastAsia="맑은 고딕" w:hAnsi="맑은 고딕"/>
-        </w:rPr>
-        <w:t xml:space="preserve"> 수급사업자는 설계변경 또는 게임의 공급원가 변동 등으로 대금의 조정이 불가피한 경우 원사업자에게 대금조정을 신청할 수 있으며, 원사업자는 정당한 사유가 있는 경우를 제외하고 신청일부터 10일 이내에 협의를 개시한다.</w:t>
-      </w:r>
-      <w:r>
-        <w:rPr>
-          <w:rFonts w:ascii="맑은 고딕" w:eastAsia="맑은 고딕" w:hAnsi="맑은 고딕"/>
-          <w:b/>
-        </w:rPr>
-        <w:br w:type="page"/>
-      </w:r>
-    </w:p>
-    <w:p>
-      <w:pPr>
-        <w:pStyle w:val="1"/>
-        <w:jc w:val="center"/>
-        <w:rPr>
-          <w:rFonts w:ascii="맑은 고딕" w:eastAsia="맑은 고딕" w:hAnsi="맑은 고딕"/>
-          <w:b/>
-        </w:rPr>
-      </w:pPr>
-      <w:r>
-        <w:rPr>
-          <w:rFonts w:ascii="맑은 고딕" w:eastAsia="맑은 고딕" w:hAnsi="맑은 고딕" w:hint="eastAsia"/>
-          <w:b/>
-        </w:rPr>
-        <w:lastRenderedPageBreak/>
-        <w:t>제</w:t>
-      </w:r>
-      <w:r>
-        <w:rPr>
-          <w:rFonts w:ascii="맑은 고딕" w:eastAsia="맑은 고딕" w:hAnsi="맑은 고딕"/>
-          <w:b/>
-        </w:rPr>
-        <w:t xml:space="preserve"> 4 장   지식재산권</w:t>
-      </w:r>
-    </w:p>
-    <w:p>
-      <w:pPr>
-        <w:rPr>
-          <w:rFonts w:ascii="맑은 고딕" w:eastAsia="맑은 고딕" w:hAnsi="맑은 고딕"/>
-        </w:rPr>
-      </w:pPr>
-    </w:p>
-    <w:p>
-      <w:pPr>
-        <w:pStyle w:val="2"/>
-        <w:rPr>
-          <w:rFonts w:ascii="맑은 고딕" w:eastAsia="맑은 고딕" w:hAnsi="맑은 고딕"/>
-          <w:b/>
-          <w:sz w:val="26"/>
-        </w:rPr>
-      </w:pPr>
-      <w:r>
-        <w:rPr>
-          <w:rFonts w:ascii="맑은 고딕" w:eastAsia="맑은 고딕" w:hAnsi="맑은 고딕" w:hint="eastAsia"/>
-          <w:b/>
-          <w:sz w:val="26"/>
-        </w:rPr>
-        <w:t>제</w:t>
-      </w:r>
-      <w:r>
-        <w:rPr>
-          <w:rFonts w:ascii="맑은 고딕" w:eastAsia="맑은 고딕" w:hAnsi="맑은 고딕"/>
-          <w:b/>
-          <w:sz w:val="26"/>
-        </w:rPr>
-        <w:t>19조 (지식재산권의 귀속 및 기본 사용권)</w:t>
-      </w:r>
-    </w:p>
-    <w:p>
-      <w:pPr>
-        <w:rPr>
-          <w:rFonts w:ascii="맑은 고딕" w:eastAsia="맑은 고딕" w:hAnsi="맑은 고딕"/>
-        </w:rPr>
-      </w:pPr>
-      <w:r>
-        <w:rPr>
-          <w:rFonts w:ascii="맑은 고딕" w:eastAsia="맑은 고딕" w:hAnsi="맑은 고딕" w:hint="eastAsia"/>
-        </w:rPr>
-        <w:t>①</w:t>
-      </w:r>
-      <w:r>
-        <w:rPr>
-          <w:rFonts w:ascii="맑은 고딕" w:eastAsia="맑은 고딕" w:hAnsi="맑은 고딕"/>
-        </w:rPr>
-        <w:t xml:space="preserve"> 게임 'the </w:t>
-      </w:r>
-      <w:proofErr w:type="spellStart"/>
-      <w:r>
-        <w:rPr>
-          <w:rFonts w:ascii="맑은 고딕" w:eastAsia="맑은 고딕" w:hAnsi="맑은 고딕"/>
-        </w:rPr>
-        <w:t>Cardkov</w:t>
-      </w:r>
-      <w:proofErr w:type="spellEnd"/>
-      <w:r>
-        <w:rPr>
-          <w:rFonts w:ascii="맑은 고딕" w:eastAsia="맑은 고딕" w:hAnsi="맑은 고딕"/>
-        </w:rPr>
-        <w:t xml:space="preserve">' 및 이와 관련된 일체의 결과물(게임 코드, 아트 </w:t>
-      </w:r>
-      <w:proofErr w:type="spellStart"/>
-      <w:r>
-        <w:rPr>
-          <w:rFonts w:ascii="맑은 고딕" w:eastAsia="맑은 고딕" w:hAnsi="맑은 고딕"/>
-        </w:rPr>
-        <w:t>에셋</w:t>
-      </w:r>
-      <w:proofErr w:type="spellEnd"/>
-      <w:r>
-        <w:rPr>
-          <w:rFonts w:ascii="맑은 고딕" w:eastAsia="맑은 고딕" w:hAnsi="맑은 고딕"/>
-        </w:rPr>
-        <w:t>, 기획 문서, 음원, 상표, UI 자산, 애니메이션 자산 등을 포함하며 이에 한정하지 아니한다)에 대한 지식재산권은 본래 수급사업자가 갖는다. 다만, 원사업자가 그 창작·개발에 기여한 경우에는 기여비율에 따라 공동으로 갖는다.</w:t>
-      </w:r>
-    </w:p>
-    <w:p>
-      <w:pPr>
-        <w:rPr>
-          <w:rFonts w:ascii="맑은 고딕" w:eastAsia="맑은 고딕" w:hAnsi="맑은 고딕"/>
-        </w:rPr>
-      </w:pPr>
-      <w:r>
-        <w:rPr>
-          <w:rFonts w:ascii="맑은 고딕" w:eastAsia="맑은 고딕" w:hAnsi="맑은 고딕" w:hint="eastAsia"/>
-        </w:rPr>
-        <w:t>②</w:t>
-      </w:r>
-      <w:r>
-        <w:rPr>
-          <w:rFonts w:ascii="맑은 고딕" w:eastAsia="맑은 고딕" w:hAnsi="맑은 고딕"/>
-        </w:rPr>
-        <w:t xml:space="preserve"> 계약체결 시점에 지식재산권의 양도 또는 이용허락에 대하여 합의하지 아니한 경우에도, 원사업자는 본 계약에 따라 수급사업자가 제작한 게임을 본 계약에서 정한 용도(</w:t>
-      </w:r>
-      <w:proofErr w:type="spellStart"/>
-      <w:r>
-        <w:rPr>
-          <w:rFonts w:ascii="맑은 고딕" w:eastAsia="맑은 고딕" w:hAnsi="맑은 고딕"/>
-        </w:rPr>
-        <w:t>인디게임</w:t>
-      </w:r>
-      <w:proofErr w:type="spellEnd"/>
-      <w:r>
-        <w:rPr>
-          <w:rFonts w:ascii="맑은 고딕" w:eastAsia="맑은 고딕" w:hAnsi="맑은 고딕"/>
-        </w:rPr>
-        <w:t xml:space="preserve"> </w:t>
-      </w:r>
-      <w:proofErr w:type="spellStart"/>
-      <w:r>
-        <w:rPr>
-          <w:rFonts w:ascii="맑은 고딕" w:eastAsia="맑은 고딕" w:hAnsi="맑은 고딕"/>
-        </w:rPr>
-        <w:t>데브캠프</w:t>
-      </w:r>
-      <w:proofErr w:type="spellEnd"/>
-      <w:r>
-        <w:rPr>
-          <w:rFonts w:ascii="맑은 고딕" w:eastAsia="맑은 고딕" w:hAnsi="맑은 고딕"/>
-        </w:rPr>
-        <w:t xml:space="preserve"> 출품 및 Steam 정식 출시)로 사용할 수 있다.</w:t>
-      </w:r>
-    </w:p>
-    <w:p>
-      <w:pPr>
-        <w:rPr>
-          <w:rFonts w:ascii="맑은 고딕" w:eastAsia="맑은 고딕" w:hAnsi="맑은 고딕"/>
-        </w:rPr>
-      </w:pPr>
-    </w:p>
-    <w:p>
-      <w:pPr>
-        <w:pStyle w:val="2"/>
-        <w:rPr>
-          <w:rFonts w:ascii="맑은 고딕" w:eastAsia="맑은 고딕" w:hAnsi="맑은 고딕"/>
-          <w:b/>
-          <w:sz w:val="26"/>
-        </w:rPr>
-      </w:pPr>
-      <w:r>
-        <w:rPr>
-          <w:rFonts w:ascii="맑은 고딕" w:eastAsia="맑은 고딕" w:hAnsi="맑은 고딕" w:hint="eastAsia"/>
-          <w:b/>
-          <w:sz w:val="26"/>
-        </w:rPr>
-        <w:t>제</w:t>
-      </w:r>
-      <w:r>
-        <w:rPr>
-          <w:rFonts w:ascii="맑은 고딕" w:eastAsia="맑은 고딕" w:hAnsi="맑은 고딕"/>
-          <w:b/>
-          <w:sz w:val="26"/>
-        </w:rPr>
-        <w:t>20조 (지식재산권의 양도 절차)</w:t>
-      </w:r>
-    </w:p>
-    <w:p>
-      <w:pPr>
-        <w:rPr>
-          <w:rFonts w:ascii="맑은 고딕" w:eastAsia="맑은 고딕" w:hAnsi="맑은 고딕"/>
-        </w:rPr>
-      </w:pPr>
-      <w:r>
-        <w:rPr>
-          <w:rFonts w:ascii="맑은 고딕" w:eastAsia="맑은 고딕" w:hAnsi="맑은 고딕" w:hint="eastAsia"/>
-        </w:rPr>
-        <w:t>①</w:t>
-      </w:r>
-      <w:r>
-        <w:rPr>
-          <w:rFonts w:ascii="맑은 고딕" w:eastAsia="맑은 고딕" w:hAnsi="맑은 고딕"/>
-        </w:rPr>
-        <w:t xml:space="preserve"> 표지에서 정한 바 또는 제21조에 따라 게임에 대한 지식재산권을 양도하기로 합의한 경우, 수급사업자는 원사업자가 지식재산권을 등록할 수 있도록 협력한다. 다만, 2차적저작물작성권의 양도 여부에 대해서는 별도의 협의를 통해 정한다.</w:t>
-      </w:r>
-    </w:p>
-    <w:p>
-      <w:pPr>
-        <w:rPr>
-          <w:rFonts w:ascii="맑은 고딕" w:eastAsia="맑은 고딕" w:hAnsi="맑은 고딕"/>
-        </w:rPr>
-      </w:pPr>
-      <w:r>
-        <w:rPr>
-          <w:rFonts w:ascii="맑은 고딕" w:eastAsia="맑은 고딕" w:hAnsi="맑은 고딕" w:hint="eastAsia"/>
-        </w:rPr>
-        <w:t>②</w:t>
-      </w:r>
-      <w:r>
-        <w:rPr>
-          <w:rFonts w:ascii="맑은 고딕" w:eastAsia="맑은 고딕" w:hAnsi="맑은 고딕"/>
-        </w:rPr>
-        <w:t xml:space="preserve"> 양도의 효력은 게임에 대한 저작재산권의 경우 해당 저작재산권에 대한 대가를 지급한 때, 산업재산권의 경우 해당 산업재산권을 이전등록한 때에 수급사업자로부터 원사업자에게 발생한다.</w:t>
-      </w:r>
-    </w:p>
-    <w:p>
-      <w:pPr>
-        <w:rPr>
-          <w:rFonts w:ascii="맑은 고딕" w:eastAsia="맑은 고딕" w:hAnsi="맑은 고딕"/>
-        </w:rPr>
-      </w:pPr>
+      <w:ins w:id="50" w:author="JaeEun Lee" w:date="2026-05-10T13:25:00Z" w16du:dateUtc="2026-05-10T04:25:00Z">
+        <w:r>
+          <w:rPr>
+            <w:rFonts w:ascii="맑은 고딕" w:eastAsia="맑은 고딕" w:hAnsi="맑은 고딕" w:hint="eastAsia"/>
+            <w:b/>
+            <w:color w:val="000000"/>
+            <w:sz w:val="26"/>
+            <w:rPrChange w:id="51" w:author="JaeEun Lee" w:date="2026-05-10T13:25:00Z" w16du:dateUtc="2026-05-10T04:25:00Z">
+              <w:rPr>
+                <w:rFonts w:hint="eastAsia"/>
+              </w:rPr>
+            </w:rPrChange>
+          </w:rPr>
+          <w:t>제</w:t>
+        </w:r>
+        <w:r>
+          <w:rPr>
+            <w:rFonts w:ascii="맑은 고딕" w:eastAsia="맑은 고딕" w:hAnsi="맑은 고딕"/>
+            <w:b/>
+            <w:color w:val="000000"/>
+            <w:sz w:val="26"/>
+            <w:rPrChange w:id="52" w:author="JaeEun Lee" w:date="2026-05-10T13:25:00Z" w16du:dateUtc="2026-05-10T04:25:00Z">
+              <w:rPr/>
+            </w:rPrChange>
+          </w:rPr>
+          <w:t>19조 (지연이자 및 선급금)</w:t>
+        </w:r>
+      </w:ins>
+    </w:p>
+    <w:p>
+      <w:pPr>
+        <w:rPr>
+          <w:ins w:id="53" w:author="JaeEun Lee" w:date="2026-05-10T13:25:00Z" w16du:dateUtc="2026-05-10T04:25:00Z"/>
+          <w:rFonts w:ascii="맑은 고딕" w:eastAsia="맑은 고딕" w:hAnsi="맑은 고딕"/>
+        </w:rPr>
+      </w:pPr>
+      <w:ins w:id="54" w:author="JaeEun Lee" w:date="2026-05-10T13:25:00Z" w16du:dateUtc="2026-05-10T04:25:00Z">
+        <w:r>
+          <w:rPr>
+            <w:rFonts w:ascii="맑은 고딕" w:eastAsia="맑은 고딕" w:hAnsi="맑은 고딕" w:hint="eastAsia"/>
+            <w:rPrChange w:id="55" w:author="JaeEun Lee" w:date="2026-05-10T13:25:00Z" w16du:dateUtc="2026-05-10T04:25:00Z">
+              <w:rPr>
+                <w:rFonts w:hint="eastAsia"/>
+              </w:rPr>
+            </w:rPrChange>
+          </w:rPr>
+          <w:t>①</w:t>
+        </w:r>
+        <w:r>
+          <w:rPr>
+            <w:rFonts w:ascii="맑은 고딕" w:eastAsia="맑은 고딕" w:hAnsi="맑은 고딕"/>
+            <w:rPrChange w:id="56" w:author="JaeEun Lee" w:date="2026-05-10T13:25:00Z" w16du:dateUtc="2026-05-10T04:25:00Z">
+              <w:rPr/>
+            </w:rPrChange>
+          </w:rPr>
+          <w:t xml:space="preserve"> 원사업자가 표지에서 정한 지급기일에 대금을 지급하지 않은 경우, 원사업자는 그 지연기간에 대해 다음 각 호의 지연이자를 더하여 지급한다.</w:t>
+        </w:r>
+      </w:ins>
+    </w:p>
+    <w:p>
+      <w:pPr>
+        <w:rPr>
+          <w:ins w:id="57" w:author="JaeEun Lee" w:date="2026-05-10T13:25:00Z" w16du:dateUtc="2026-05-10T04:25:00Z"/>
+          <w:rFonts w:ascii="맑은 고딕" w:eastAsia="맑은 고딕" w:hAnsi="맑은 고딕"/>
+        </w:rPr>
+      </w:pPr>
+      <w:ins w:id="58" w:author="JaeEun Lee" w:date="2026-05-10T13:25:00Z" w16du:dateUtc="2026-05-10T04:25:00Z">
+        <w:r>
+          <w:rPr>
+            <w:rFonts w:ascii="맑은 고딕" w:eastAsia="맑은 고딕" w:hAnsi="맑은 고딕"/>
+            <w:rPrChange w:id="59" w:author="JaeEun Lee" w:date="2026-05-10T13:25:00Z" w16du:dateUtc="2026-05-10T04:25:00Z">
+              <w:rPr/>
+            </w:rPrChange>
+          </w:rPr>
+          <w:lastRenderedPageBreak/>
+          <w:t xml:space="preserve">  1. </w:t>
+        </w:r>
+      </w:ins>
+      <w:ins w:id="60" w:author="JaeEun Lee" w:date="2026-05-10T13:28:00Z" w16du:dateUtc="2026-05-10T04:28:00Z">
+        <w:r>
+          <w:rPr>
+            <w:rFonts w:ascii="맑은 고딕" w:eastAsia="맑은 고딕" w:hAnsi="맑은 고딕" w:hint="eastAsia"/>
+          </w:rPr>
+          <w:t>지급기일</w:t>
+        </w:r>
+      </w:ins>
+      <w:ins w:id="61" w:author="JaeEun Lee" w:date="2026-05-10T13:25:00Z" w16du:dateUtc="2026-05-10T04:25:00Z">
+        <w:r>
+          <w:rPr>
+            <w:rFonts w:ascii="맑은 고딕" w:eastAsia="맑은 고딕" w:hAnsi="맑은 고딕"/>
+            <w:rPrChange w:id="62" w:author="JaeEun Lee" w:date="2026-05-10T13:25:00Z" w16du:dateUtc="2026-05-10T04:25:00Z">
+              <w:rPr/>
+            </w:rPrChange>
+          </w:rPr>
+          <w:t xml:space="preserve">부터 </w:t>
+        </w:r>
+      </w:ins>
+      <w:ins w:id="63" w:author="JaeEun Lee" w:date="2026-05-10T13:28:00Z" w16du:dateUtc="2026-05-10T04:28:00Z">
+        <w:r>
+          <w:rPr>
+            <w:rFonts w:ascii="맑은 고딕" w:eastAsia="맑은 고딕" w:hAnsi="맑은 고딕" w:hint="eastAsia"/>
+          </w:rPr>
+          <w:t>3</w:t>
+        </w:r>
+      </w:ins>
+      <w:ins w:id="64" w:author="JaeEun Lee" w:date="2026-05-10T13:25:00Z" w16du:dateUtc="2026-05-10T04:25:00Z">
+        <w:r>
+          <w:rPr>
+            <w:rFonts w:ascii="맑은 고딕" w:eastAsia="맑은 고딕" w:hAnsi="맑은 고딕"/>
+            <w:rPrChange w:id="65" w:author="JaeEun Lee" w:date="2026-05-10T13:25:00Z" w16du:dateUtc="2026-05-10T04:25:00Z">
+              <w:rPr/>
+            </w:rPrChange>
+          </w:rPr>
+          <w:t xml:space="preserve">0일 이내에 지급하는 </w:t>
+        </w:r>
+        <w:proofErr w:type="gramStart"/>
+        <w:r>
+          <w:rPr>
+            <w:rFonts w:ascii="맑은 고딕" w:eastAsia="맑은 고딕" w:hAnsi="맑은 고딕"/>
+            <w:rPrChange w:id="66" w:author="JaeEun Lee" w:date="2026-05-10T13:25:00Z" w16du:dateUtc="2026-05-10T04:25:00Z">
+              <w:rPr/>
+            </w:rPrChange>
+          </w:rPr>
+          <w:t>경우 :</w:t>
+        </w:r>
+        <w:proofErr w:type="gramEnd"/>
+        <w:r>
+          <w:rPr>
+            <w:rFonts w:ascii="맑은 고딕" w:eastAsia="맑은 고딕" w:hAnsi="맑은 고딕"/>
+            <w:rPrChange w:id="67" w:author="JaeEun Lee" w:date="2026-05-10T13:25:00Z" w16du:dateUtc="2026-05-10T04:25:00Z">
+              <w:rPr/>
+            </w:rPrChange>
+          </w:rPr>
+          <w:t xml:space="preserve"> 연 6%의 지연이자</w:t>
+        </w:r>
+      </w:ins>
+    </w:p>
+    <w:p>
+      <w:pPr>
+        <w:rPr>
+          <w:ins w:id="68" w:author="JaeEun Lee" w:date="2026-05-10T13:25:00Z" w16du:dateUtc="2026-05-10T04:25:00Z"/>
+          <w:rFonts w:ascii="맑은 고딕" w:eastAsia="맑은 고딕" w:hAnsi="맑은 고딕"/>
+        </w:rPr>
+      </w:pPr>
+      <w:ins w:id="69" w:author="JaeEun Lee" w:date="2026-05-10T13:25:00Z" w16du:dateUtc="2026-05-10T04:25:00Z">
+        <w:r>
+          <w:rPr>
+            <w:rFonts w:ascii="맑은 고딕" w:eastAsia="맑은 고딕" w:hAnsi="맑은 고딕"/>
+            <w:rPrChange w:id="70" w:author="JaeEun Lee" w:date="2026-05-10T13:25:00Z" w16du:dateUtc="2026-05-10T04:25:00Z">
+              <w:rPr/>
+            </w:rPrChange>
+          </w:rPr>
+          <w:t xml:space="preserve">  2. </w:t>
+        </w:r>
+      </w:ins>
+      <w:ins w:id="71" w:author="JaeEun Lee" w:date="2026-05-10T13:28:00Z" w16du:dateUtc="2026-05-10T04:28:00Z">
+        <w:r>
+          <w:rPr>
+            <w:rFonts w:ascii="맑은 고딕" w:eastAsia="맑은 고딕" w:hAnsi="맑은 고딕" w:hint="eastAsia"/>
+          </w:rPr>
+          <w:t>지급기일</w:t>
+        </w:r>
+      </w:ins>
+      <w:ins w:id="72" w:author="JaeEun Lee" w:date="2026-05-10T13:25:00Z" w16du:dateUtc="2026-05-10T04:25:00Z">
+        <w:r>
+          <w:rPr>
+            <w:rFonts w:ascii="맑은 고딕" w:eastAsia="맑은 고딕" w:hAnsi="맑은 고딕"/>
+            <w:rPrChange w:id="73" w:author="JaeEun Lee" w:date="2026-05-10T13:25:00Z" w16du:dateUtc="2026-05-10T04:25:00Z">
+              <w:rPr/>
+            </w:rPrChange>
+          </w:rPr>
+          <w:t xml:space="preserve">부터 </w:t>
+        </w:r>
+      </w:ins>
+      <w:ins w:id="74" w:author="JaeEun Lee" w:date="2026-05-10T13:28:00Z" w16du:dateUtc="2026-05-10T04:28:00Z">
+        <w:r>
+          <w:rPr>
+            <w:rFonts w:ascii="맑은 고딕" w:eastAsia="맑은 고딕" w:hAnsi="맑은 고딕" w:hint="eastAsia"/>
+          </w:rPr>
+          <w:t>3</w:t>
+        </w:r>
+      </w:ins>
+      <w:ins w:id="75" w:author="JaeEun Lee" w:date="2026-05-10T13:25:00Z" w16du:dateUtc="2026-05-10T04:25:00Z">
+        <w:r>
+          <w:rPr>
+            <w:rFonts w:ascii="맑은 고딕" w:eastAsia="맑은 고딕" w:hAnsi="맑은 고딕"/>
+            <w:rPrChange w:id="76" w:author="JaeEun Lee" w:date="2026-05-10T13:25:00Z" w16du:dateUtc="2026-05-10T04:25:00Z">
+              <w:rPr/>
+            </w:rPrChange>
+          </w:rPr>
+          <w:t xml:space="preserve">0일이 지난 후에 지급하는 </w:t>
+        </w:r>
+        <w:proofErr w:type="gramStart"/>
+        <w:r>
+          <w:rPr>
+            <w:rFonts w:ascii="맑은 고딕" w:eastAsia="맑은 고딕" w:hAnsi="맑은 고딕"/>
+            <w:rPrChange w:id="77" w:author="JaeEun Lee" w:date="2026-05-10T13:25:00Z" w16du:dateUtc="2026-05-10T04:25:00Z">
+              <w:rPr/>
+            </w:rPrChange>
+          </w:rPr>
+          <w:t>경우 :</w:t>
+        </w:r>
+        <w:proofErr w:type="gramEnd"/>
+        <w:r>
+          <w:rPr>
+            <w:rFonts w:ascii="맑은 고딕" w:eastAsia="맑은 고딕" w:hAnsi="맑은 고딕"/>
+            <w:rPrChange w:id="78" w:author="JaeEun Lee" w:date="2026-05-10T13:25:00Z" w16du:dateUtc="2026-05-10T04:25:00Z">
+              <w:rPr/>
+            </w:rPrChange>
+          </w:rPr>
+          <w:t xml:space="preserve"> 위 지연이자에 더하여, 「하도급거래 공정화에 관한 </w:t>
+        </w:r>
+        <w:proofErr w:type="spellStart"/>
+        <w:r>
+          <w:rPr>
+            <w:rFonts w:ascii="맑은 고딕" w:eastAsia="맑은 고딕" w:hAnsi="맑은 고딕"/>
+            <w:rPrChange w:id="79" w:author="JaeEun Lee" w:date="2026-05-10T13:25:00Z" w16du:dateUtc="2026-05-10T04:25:00Z">
+              <w:rPr/>
+            </w:rPrChange>
+          </w:rPr>
+          <w:t>법률」에</w:t>
+        </w:r>
+        <w:proofErr w:type="spellEnd"/>
+        <w:r>
+          <w:rPr>
+            <w:rFonts w:ascii="맑은 고딕" w:eastAsia="맑은 고딕" w:hAnsi="맑은 고딕"/>
+            <w:rPrChange w:id="80" w:author="JaeEun Lee" w:date="2026-05-10T13:25:00Z" w16du:dateUtc="2026-05-10T04:25:00Z">
+              <w:rPr/>
+            </w:rPrChange>
+          </w:rPr>
+          <w:t xml:space="preserve"> 따라 공정거래위원회가 고시한 지연이자율을 적용한 지연배상금</w:t>
+        </w:r>
+      </w:ins>
+    </w:p>
+    <w:p>
+      <w:pPr>
+        <w:rPr>
+          <w:ins w:id="81" w:author="JaeEun Lee" w:date="2026-05-10T13:28:00Z" w16du:dateUtc="2026-05-10T04:28:00Z"/>
+          <w:rFonts w:ascii="맑은 고딕" w:eastAsia="맑은 고딕" w:hAnsi="맑은 고딕"/>
+        </w:rPr>
+      </w:pPr>
+      <w:ins w:id="82" w:author="JaeEun Lee" w:date="2026-05-10T13:25:00Z" w16du:dateUtc="2026-05-10T04:25:00Z">
+        <w:r>
+          <w:rPr>
+            <w:rFonts w:ascii="맑은 고딕" w:eastAsia="맑은 고딕" w:hAnsi="맑은 고딕" w:hint="eastAsia"/>
+            <w:rPrChange w:id="83" w:author="JaeEun Lee" w:date="2026-05-10T13:25:00Z" w16du:dateUtc="2026-05-10T04:25:00Z">
+              <w:rPr>
+                <w:rFonts w:hint="eastAsia"/>
+              </w:rPr>
+            </w:rPrChange>
+          </w:rPr>
+          <w:t>②</w:t>
+        </w:r>
+        <w:r>
+          <w:rPr>
+            <w:rFonts w:ascii="맑은 고딕" w:eastAsia="맑은 고딕" w:hAnsi="맑은 고딕"/>
+            <w:rPrChange w:id="84" w:author="JaeEun Lee" w:date="2026-05-10T13:25:00Z" w16du:dateUtc="2026-05-10T04:25:00Z">
+              <w:rPr/>
+            </w:rPrChange>
+          </w:rPr>
+          <w:t xml:space="preserve"> 선급금의 지급 및 어음·어음대체결제수단을 이용한 지급에 관하여는 「하도급거래 공정화에 관한 법률」 및 같은 법 시행령 등 관계 법령에서 정한 바에 따른다.</w:t>
+        </w:r>
+      </w:ins>
     </w:p>
     <w:p>
       <w:pPr>
@@ -5570,21 +6313,217 @@
         <w:autoSpaceDE/>
         <w:autoSpaceDN/>
         <w:rPr>
-          <w:rFonts w:ascii="맑은 고딕" w:eastAsia="맑은 고딕" w:hAnsi="맑은 고딕" w:cstheme="majorBidi"/>
-          <w:b/>
-          <w:color w:val="000000" w:themeColor="text1"/>
+          <w:ins w:id="85" w:author="JaeEun Lee" w:date="2026-05-10T13:28:00Z" w16du:dateUtc="2026-05-10T04:28:00Z"/>
+          <w:rFonts w:ascii="맑은 고딕" w:eastAsia="맑은 고딕" w:hAnsi="맑은 고딕"/>
+        </w:rPr>
+      </w:pPr>
+      <w:ins w:id="86" w:author="JaeEun Lee" w:date="2026-05-10T13:28:00Z" w16du:dateUtc="2026-05-10T04:28:00Z">
+        <w:r>
+          <w:rPr>
+            <w:rFonts w:ascii="맑은 고딕" w:eastAsia="맑은 고딕" w:hAnsi="맑은 고딕"/>
+          </w:rPr>
+          <w:br w:type="page"/>
+        </w:r>
+      </w:ins>
+    </w:p>
+    <w:p>
+      <w:pPr>
+        <w:rPr>
+          <w:del w:id="87" w:author="JaeEun Lee" w:date="2026-05-10T13:28:00Z" w16du:dateUtc="2026-05-10T04:28:00Z"/>
+          <w:rFonts w:ascii="맑은 고딕" w:eastAsia="맑은 고딕" w:hAnsi="맑은 고딕"/>
+          <w:rPrChange w:id="88" w:author="JaeEun Lee" w:date="2026-05-10T13:25:00Z" w16du:dateUtc="2026-05-10T04:25:00Z">
+            <w:rPr>
+              <w:del w:id="89" w:author="JaeEun Lee" w:date="2026-05-10T13:28:00Z" w16du:dateUtc="2026-05-10T04:28:00Z"/>
+            </w:rPr>
+          </w:rPrChange>
+        </w:rPr>
+      </w:pPr>
+    </w:p>
+    <w:p>
+      <w:pPr>
+        <w:pStyle w:val="1"/>
+        <w:jc w:val="center"/>
+        <w:rPr>
+          <w:rFonts w:ascii="맑은 고딕" w:eastAsia="맑은 고딕" w:hAnsi="맑은 고딕"/>
+          <w:b/>
+        </w:rPr>
+      </w:pPr>
+      <w:r>
+        <w:rPr>
+          <w:rFonts w:ascii="맑은 고딕" w:eastAsia="맑은 고딕" w:hAnsi="맑은 고딕" w:hint="eastAsia"/>
+          <w:b/>
+        </w:rPr>
+        <w:t>제</w:t>
+      </w:r>
+      <w:r>
+        <w:rPr>
+          <w:rFonts w:ascii="맑은 고딕" w:eastAsia="맑은 고딕" w:hAnsi="맑은 고딕"/>
+          <w:b/>
+        </w:rPr>
+        <w:t xml:space="preserve"> 4 장   지식재산권</w:t>
+      </w:r>
+    </w:p>
+    <w:p>
+      <w:pPr>
+        <w:rPr>
+          <w:rFonts w:ascii="맑은 고딕" w:eastAsia="맑은 고딕" w:hAnsi="맑은 고딕"/>
+        </w:rPr>
+      </w:pPr>
+    </w:p>
+    <w:p>
+      <w:pPr>
+        <w:pStyle w:val="2"/>
+        <w:rPr>
+          <w:rFonts w:ascii="맑은 고딕" w:eastAsia="맑은 고딕" w:hAnsi="맑은 고딕"/>
+          <w:b/>
           <w:sz w:val="26"/>
-          <w:szCs w:val="28"/>
-        </w:rPr>
-      </w:pPr>
+        </w:rPr>
+      </w:pPr>
+      <w:ins w:id="90" w:author="JaeEun Lee" w:date="2026-05-10T13:27:00Z" w16du:dateUtc="2026-05-10T04:27:00Z">
+        <w:r>
+          <w:rPr>
+            <w:rFonts w:ascii="맑은 고딕" w:eastAsia="맑은 고딕" w:hAnsi="맑은 고딕" w:hint="eastAsia"/>
+            <w:b/>
+            <w:sz w:val="26"/>
+          </w:rPr>
+          <w:t>제</w:t>
+        </w:r>
+        <w:r>
+          <w:rPr>
+            <w:rFonts w:ascii="맑은 고딕" w:eastAsia="맑은 고딕" w:hAnsi="맑은 고딕"/>
+            <w:b/>
+            <w:sz w:val="26"/>
+          </w:rPr>
+          <w:t>20조</w:t>
+        </w:r>
+      </w:ins>
+      <w:del w:id="91" w:author="JaeEun Lee" w:date="2026-05-10T13:27:00Z" w16du:dateUtc="2026-05-10T04:27:00Z">
+        <w:r>
+          <w:rPr>
+            <w:rFonts w:ascii="맑은 고딕" w:eastAsia="맑은 고딕" w:hAnsi="맑은 고딕" w:hint="eastAsia"/>
+            <w:b/>
+            <w:sz w:val="26"/>
+          </w:rPr>
+          <w:delText>제</w:delText>
+        </w:r>
+        <w:r>
+          <w:rPr>
+            <w:rFonts w:ascii="맑은 고딕" w:eastAsia="맑은 고딕" w:hAnsi="맑은 고딕"/>
+            <w:b/>
+            <w:sz w:val="26"/>
+          </w:rPr>
+          <w:delText>19조</w:delText>
+        </w:r>
+      </w:del>
       <w:r>
         <w:rPr>
           <w:rFonts w:ascii="맑은 고딕" w:eastAsia="맑은 고딕" w:hAnsi="맑은 고딕"/>
           <w:b/>
           <w:sz w:val="26"/>
         </w:rPr>
-        <w:br w:type="page"/>
-      </w:r>
+        <w:t xml:space="preserve"> (지식재산권의 귀속 및 기본 사용권)</w:t>
+      </w:r>
+    </w:p>
+    <w:p>
+      <w:pPr>
+        <w:rPr>
+          <w:rFonts w:ascii="맑은 고딕" w:eastAsia="맑은 고딕" w:hAnsi="맑은 고딕"/>
+        </w:rPr>
+      </w:pPr>
+      <w:r>
+        <w:rPr>
+          <w:rFonts w:ascii="맑은 고딕" w:eastAsia="맑은 고딕" w:hAnsi="맑은 고딕" w:hint="eastAsia"/>
+        </w:rPr>
+        <w:t>①</w:t>
+      </w:r>
+      <w:r>
+        <w:rPr>
+          <w:rFonts w:ascii="맑은 고딕" w:eastAsia="맑은 고딕" w:hAnsi="맑은 고딕"/>
+        </w:rPr>
+        <w:t xml:space="preserve"> 게임 'the </w:t>
+      </w:r>
+      <w:proofErr w:type="spellStart"/>
+      <w:r>
+        <w:rPr>
+          <w:rFonts w:ascii="맑은 고딕" w:eastAsia="맑은 고딕" w:hAnsi="맑은 고딕"/>
+        </w:rPr>
+        <w:t>Cardkov</w:t>
+      </w:r>
+      <w:proofErr w:type="spellEnd"/>
+      <w:r>
+        <w:rPr>
+          <w:rFonts w:ascii="맑은 고딕" w:eastAsia="맑은 고딕" w:hAnsi="맑은 고딕"/>
+        </w:rPr>
+        <w:t xml:space="preserve">' 및 이와 관련된 일체의 결과물(게임 코드, 아트 </w:t>
+      </w:r>
+      <w:proofErr w:type="spellStart"/>
+      <w:r>
+        <w:rPr>
+          <w:rFonts w:ascii="맑은 고딕" w:eastAsia="맑은 고딕" w:hAnsi="맑은 고딕"/>
+        </w:rPr>
+        <w:t>에셋</w:t>
+      </w:r>
+      <w:proofErr w:type="spellEnd"/>
+      <w:r>
+        <w:rPr>
+          <w:rFonts w:ascii="맑은 고딕" w:eastAsia="맑은 고딕" w:hAnsi="맑은 고딕"/>
+        </w:rPr>
+        <w:t>, 기획 문서, 음원, 상표, UI 자산, 애니메이션 자산 등을 포함하며 이에 한정하지 아니한다)에 대한 지식재산권은 본래 수급사업자가 갖는다. 다만, 원사업자가 그 창작·개발에 기여한 경우에는 기여비율에 따라 공동으로 갖는다.</w:t>
+      </w:r>
+    </w:p>
+    <w:p>
+      <w:pPr>
+        <w:rPr>
+          <w:rFonts w:ascii="맑은 고딕" w:eastAsia="맑은 고딕" w:hAnsi="맑은 고딕"/>
+        </w:rPr>
+      </w:pPr>
+      <w:r>
+        <w:rPr>
+          <w:rFonts w:ascii="맑은 고딕" w:eastAsia="맑은 고딕" w:hAnsi="맑은 고딕" w:hint="eastAsia"/>
+        </w:rPr>
+        <w:t>②</w:t>
+      </w:r>
+      <w:r>
+        <w:rPr>
+          <w:rFonts w:ascii="맑은 고딕" w:eastAsia="맑은 고딕" w:hAnsi="맑은 고딕"/>
+        </w:rPr>
+        <w:t xml:space="preserve"> 계약체결 시점에 지식재산권의 양도 또는 이용허락에 대하여 합의하지 아니한 경우에도, 원사업자는 본 계약에 따라 수급사업자가 제작한 게임을 본 계약에서 정한 용도(</w:t>
+      </w:r>
+      <w:proofErr w:type="spellStart"/>
+      <w:r>
+        <w:rPr>
+          <w:rFonts w:ascii="맑은 고딕" w:eastAsia="맑은 고딕" w:hAnsi="맑은 고딕"/>
+        </w:rPr>
+        <w:t>인디게임</w:t>
+      </w:r>
+      <w:proofErr w:type="spellEnd"/>
+      <w:r>
+        <w:rPr>
+          <w:rFonts w:ascii="맑은 고딕" w:eastAsia="맑은 고딕" w:hAnsi="맑은 고딕"/>
+        </w:rPr>
+        <w:t xml:space="preserve"> </w:t>
+      </w:r>
+      <w:proofErr w:type="spellStart"/>
+      <w:r>
+        <w:rPr>
+          <w:rFonts w:ascii="맑은 고딕" w:eastAsia="맑은 고딕" w:hAnsi="맑은 고딕"/>
+        </w:rPr>
+        <w:t>데브캠프</w:t>
+      </w:r>
+      <w:proofErr w:type="spellEnd"/>
+      <w:r>
+        <w:rPr>
+          <w:rFonts w:ascii="맑은 고딕" w:eastAsia="맑은 고딕" w:hAnsi="맑은 고딕"/>
+        </w:rPr>
+        <w:t xml:space="preserve"> 출품 및 Steam 정식 출시)로 사용할 수 있다.</w:t>
+      </w:r>
+    </w:p>
+    <w:p>
+      <w:pPr>
+        <w:rPr>
+          <w:rFonts w:ascii="맑은 고딕" w:eastAsia="맑은 고딕" w:hAnsi="맑은 고딕"/>
+        </w:rPr>
+      </w:pPr>
     </w:p>
     <w:p>
       <w:pPr>
@@ -5595,22 +6534,96 @@
           <w:sz w:val="26"/>
         </w:rPr>
       </w:pPr>
+      <w:ins w:id="92" w:author="JaeEun Lee" w:date="2026-05-10T13:30:00Z" w16du:dateUtc="2026-05-10T04:30:00Z">
+        <w:r>
+          <w:rPr>
+            <w:rFonts w:ascii="맑은 고딕" w:eastAsia="맑은 고딕" w:hAnsi="맑은 고딕" w:hint="eastAsia"/>
+            <w:b/>
+            <w:sz w:val="26"/>
+          </w:rPr>
+          <w:t>제</w:t>
+        </w:r>
+        <w:r>
+          <w:rPr>
+            <w:rFonts w:ascii="맑은 고딕" w:eastAsia="맑은 고딕" w:hAnsi="맑은 고딕"/>
+            <w:b/>
+            <w:sz w:val="26"/>
+          </w:rPr>
+          <w:t>21조</w:t>
+        </w:r>
+      </w:ins>
+      <w:del w:id="93" w:author="JaeEun Lee" w:date="2026-05-10T13:30:00Z" w16du:dateUtc="2026-05-10T04:30:00Z">
+        <w:r>
+          <w:rPr>
+            <w:rFonts w:ascii="맑은 고딕" w:eastAsia="맑은 고딕" w:hAnsi="맑은 고딕" w:hint="eastAsia"/>
+            <w:b/>
+            <w:sz w:val="26"/>
+          </w:rPr>
+          <w:delText>제</w:delText>
+        </w:r>
+        <w:r>
+          <w:rPr>
+            <w:rFonts w:ascii="맑은 고딕" w:eastAsia="맑은 고딕" w:hAnsi="맑은 고딕"/>
+            <w:b/>
+            <w:sz w:val="26"/>
+          </w:rPr>
+          <w:delText>20조</w:delText>
+        </w:r>
+      </w:del>
+      <w:r>
+        <w:rPr>
+          <w:rFonts w:ascii="맑은 고딕" w:eastAsia="맑은 고딕" w:hAnsi="맑은 고딕"/>
+          <w:b/>
+          <w:sz w:val="26"/>
+        </w:rPr>
+        <w:t xml:space="preserve"> (지식재산권의 양도 절차)</w:t>
+      </w:r>
+    </w:p>
+    <w:p>
+      <w:pPr>
+        <w:rPr>
+          <w:rFonts w:ascii="맑은 고딕" w:eastAsia="맑은 고딕" w:hAnsi="맑은 고딕"/>
+        </w:rPr>
+      </w:pPr>
       <w:r>
         <w:rPr>
           <w:rFonts w:ascii="맑은 고딕" w:eastAsia="맑은 고딕" w:hAnsi="맑은 고딕" w:hint="eastAsia"/>
-          <w:b/>
-          <w:sz w:val="26"/>
-        </w:rPr>
-        <w:lastRenderedPageBreak/>
-        <w:t>제</w:t>
-      </w:r>
-      <w:r>
-        <w:rPr>
-          <w:rFonts w:ascii="맑은 고딕" w:eastAsia="맑은 고딕" w:hAnsi="맑은 고딕"/>
-          <w:b/>
-          <w:sz w:val="26"/>
-        </w:rPr>
-        <w:t>21조 (매수청구권 및 양도 가격 산정)</w:t>
+        </w:rPr>
+        <w:t>①</w:t>
+      </w:r>
+      <w:r>
+        <w:rPr>
+          <w:rFonts w:ascii="맑은 고딕" w:eastAsia="맑은 고딕" w:hAnsi="맑은 고딕"/>
+        </w:rPr>
+        <w:t xml:space="preserve"> 표지에서 정한 바 또는 </w:t>
+      </w:r>
+      <w:ins w:id="94" w:author="JaeEun Lee" w:date="2026-05-10T13:29:00Z" w16du:dateUtc="2026-05-10T04:29:00Z">
+        <w:r>
+          <w:rPr>
+            <w:rFonts w:ascii="맑은 고딕" w:eastAsia="맑은 고딕" w:hAnsi="맑은 고딕" w:hint="eastAsia"/>
+          </w:rPr>
+          <w:t>제</w:t>
+        </w:r>
+        <w:r>
+          <w:rPr>
+            <w:rFonts w:ascii="맑은 고딕" w:eastAsia="맑은 고딕" w:hAnsi="맑은 고딕"/>
+          </w:rPr>
+          <w:t>22조에</w:t>
+        </w:r>
+      </w:ins>
+      <w:del w:id="95" w:author="JaeEun Lee" w:date="2026-05-10T13:29:00Z" w16du:dateUtc="2026-05-10T04:29:00Z">
+        <w:r>
+          <w:rPr>
+            <w:rFonts w:ascii="맑은 고딕" w:eastAsia="맑은 고딕" w:hAnsi="맑은 고딕"/>
+          </w:rPr>
+          <w:delText>제21조에</w:delText>
+        </w:r>
+      </w:del>
+      <w:r>
+        <w:rPr>
+          <w:rFonts w:ascii="맑은 고딕" w:eastAsia="맑은 고딕" w:hAnsi="맑은 고딕"/>
+        </w:rPr>
+        <w:t xml:space="preserve"> 따라 게임에 대한 지식재산권을 양도하기로 합의한 경우, 수급사업자는 원사업자가 지식재산권을 등록할 수 있도록 협력한다. 다만, 2차적저작물작성권의 양도 여부에 대해서는 별도의 협의를 통해 정한다.</w:t>
       </w:r>
     </w:p>
     <w:p>
@@ -5623,352 +6636,13 @@
         <w:rPr>
           <w:rFonts w:ascii="맑은 고딕" w:eastAsia="맑은 고딕" w:hAnsi="맑은 고딕" w:hint="eastAsia"/>
         </w:rPr>
-        <w:t>①</w:t>
-      </w:r>
-      <w:r>
-        <w:rPr>
-          <w:rFonts w:ascii="맑은 고딕" w:eastAsia="맑은 고딕" w:hAnsi="맑은 고딕"/>
-        </w:rPr>
-        <w:t xml:space="preserve"> (매수청구권) 원사업자는 본 계약 기간 중 또는 본 계약 종료 이후 외부 퍼블리셔·투자자·인수자와의 계약 체결을 위해 필요한 경우, 수급사업자에게 본 게임에 관한 지식재산권의 전부 또는 일부의 양도를 요청할 수 있다. 수급사업자는 정당한 사유 없이 이 요청을 거부할 수 없으며, 정당한 사유 없이 거부하여 원사업자 또는 본 계약의 다른 당사자에게 손해가 발생한 경우 이를 배상한다.</w:t>
-      </w:r>
-    </w:p>
-    <w:p>
-      <w:pPr>
-        <w:rPr>
-          <w:rFonts w:ascii="맑은 고딕" w:eastAsia="맑은 고딕" w:hAnsi="맑은 고딕"/>
-        </w:rPr>
-      </w:pPr>
-      <w:r>
-        <w:rPr>
-          <w:rFonts w:ascii="맑은 고딕" w:eastAsia="맑은 고딕" w:hAnsi="맑은 고딕" w:hint="eastAsia"/>
-        </w:rPr>
         <w:t>②</w:t>
       </w:r>
       <w:r>
         <w:rPr>
           <w:rFonts w:ascii="맑은 고딕" w:eastAsia="맑은 고딕" w:hAnsi="맑은 고딕"/>
         </w:rPr>
-        <w:t xml:space="preserve"> (양도 가격 산정 공식) 제①항에 따른 지식재산권 양도의 가격은 다음 각 호 중 양 당사자가 협의하여 채택한 방식으로 산정한다. 협의가 이루어지지 않을 경우 제2호의 방식을 따른다.</w:t>
-      </w:r>
-    </w:p>
-    <w:p>
-      <w:pPr>
-        <w:rPr>
-          <w:rFonts w:ascii="맑은 고딕" w:eastAsia="맑은 고딕" w:hAnsi="맑은 고딕"/>
-        </w:rPr>
-      </w:pPr>
-      <w:r>
-        <w:rPr>
-          <w:rFonts w:ascii="맑은 고딕" w:eastAsia="맑은 고딕" w:hAnsi="맑은 고딕"/>
-        </w:rPr>
-        <w:t xml:space="preserve">  모든 산정 방식에서:</w:t>
-      </w:r>
-    </w:p>
-    <w:p>
-      <w:pPr>
-        <w:rPr>
-          <w:rFonts w:ascii="맑은 고딕" w:eastAsia="맑은 고딕" w:hAnsi="맑은 고딕"/>
-        </w:rPr>
-      </w:pPr>
-      <w:r>
-        <w:rPr>
-          <w:rFonts w:ascii="맑은 고딕" w:eastAsia="맑은 고딕" w:hAnsi="맑은 고딕"/>
-        </w:rPr>
-        <w:t xml:space="preserve">    양도 대상 수급사업자에게 지급할 금액 = 산정 </w:t>
-      </w:r>
-      <w:proofErr w:type="spellStart"/>
-      <w:r>
-        <w:rPr>
-          <w:rFonts w:ascii="맑은 고딕" w:eastAsia="맑은 고딕" w:hAnsi="맑은 고딕"/>
-        </w:rPr>
-        <w:t>기준액</w:t>
-      </w:r>
-      <w:proofErr w:type="spellEnd"/>
-      <w:r>
-        <w:rPr>
-          <w:rFonts w:ascii="맑은 고딕" w:eastAsia="맑은 고딕" w:hAnsi="맑은 고딕"/>
-        </w:rPr>
-        <w:t xml:space="preserve"> × 해당 수급사업자의 참여기간 지분</w:t>
-      </w:r>
-    </w:p>
-    <w:p>
-      <w:pPr>
-        <w:rPr>
-          <w:rFonts w:ascii="맑은 고딕" w:eastAsia="맑은 고딕" w:hAnsi="맑은 고딕"/>
-        </w:rPr>
-      </w:pPr>
-      <w:r>
-        <w:rPr>
-          <w:rFonts w:ascii="맑은 고딕" w:eastAsia="맑은 고딕" w:hAnsi="맑은 고딕"/>
-        </w:rPr>
-        <w:t xml:space="preserve">  1. 매출 </w:t>
-      </w:r>
-      <w:proofErr w:type="gramStart"/>
-      <w:r>
-        <w:rPr>
-          <w:rFonts w:ascii="맑은 고딕" w:eastAsia="맑은 고딕" w:hAnsi="맑은 고딕"/>
-        </w:rPr>
-        <w:t>기준 :</w:t>
-      </w:r>
-      <w:proofErr w:type="gramEnd"/>
-      <w:r>
-        <w:rPr>
-          <w:rFonts w:ascii="맑은 고딕" w:eastAsia="맑은 고딕" w:hAnsi="맑은 고딕"/>
-        </w:rPr>
-        <w:t xml:space="preserve"> 양도 시점 직전 12개월간 게임 누적 매출액을 산정 기준액으로 한다.</w:t>
-      </w:r>
-    </w:p>
-    <w:p>
-      <w:pPr>
-        <w:rPr>
-          <w:rFonts w:ascii="맑은 고딕" w:eastAsia="맑은 고딕" w:hAnsi="맑은 고딕"/>
-        </w:rPr>
-      </w:pPr>
-      <w:r>
-        <w:rPr>
-          <w:rFonts w:ascii="맑은 고딕" w:eastAsia="맑은 고딕" w:hAnsi="맑은 고딕"/>
-        </w:rPr>
-        <w:t xml:space="preserve">  2. 제3자 </w:t>
-      </w:r>
-      <w:proofErr w:type="gramStart"/>
-      <w:r>
-        <w:rPr>
-          <w:rFonts w:ascii="맑은 고딕" w:eastAsia="맑은 고딕" w:hAnsi="맑은 고딕"/>
-        </w:rPr>
-        <w:t>감정평가 :</w:t>
-      </w:r>
-      <w:proofErr w:type="gramEnd"/>
-      <w:r>
-        <w:rPr>
-          <w:rFonts w:ascii="맑은 고딕" w:eastAsia="맑은 고딕" w:hAnsi="맑은 고딕"/>
-        </w:rPr>
-        <w:t xml:space="preserve"> 양 당사자가 합의한 제3자 감정평가 기관이 산정한 본 게임 전체 IP의 </w:t>
-      </w:r>
-      <w:proofErr w:type="spellStart"/>
-      <w:r>
-        <w:rPr>
-          <w:rFonts w:ascii="맑은 고딕" w:eastAsia="맑은 고딕" w:hAnsi="맑은 고딕"/>
-        </w:rPr>
-        <w:t>공정시장가</w:t>
-      </w:r>
-      <w:proofErr w:type="spellEnd"/>
-      <w:r>
-        <w:rPr>
-          <w:rFonts w:ascii="맑은 고딕" w:eastAsia="맑은 고딕" w:hAnsi="맑은 고딕"/>
-        </w:rPr>
-        <w:t>(FMV)를 산정 기준액으로 한다. 평가비용은 원사업자가 부담한다.</w:t>
-      </w:r>
-    </w:p>
-    <w:p>
-      <w:pPr>
-        <w:rPr>
-          <w:rFonts w:ascii="맑은 고딕" w:eastAsia="맑은 고딕" w:hAnsi="맑은 고딕"/>
-        </w:rPr>
-      </w:pPr>
-      <w:r>
-        <w:rPr>
-          <w:rFonts w:ascii="맑은 고딕" w:eastAsia="맑은 고딕" w:hAnsi="맑은 고딕"/>
-        </w:rPr>
-        <w:t xml:space="preserve">  3. 퍼블리셔·투자자 평가가 </w:t>
-      </w:r>
-      <w:proofErr w:type="gramStart"/>
-      <w:r>
-        <w:rPr>
-          <w:rFonts w:ascii="맑은 고딕" w:eastAsia="맑은 고딕" w:hAnsi="맑은 고딕"/>
-        </w:rPr>
-        <w:t>기준 :</w:t>
-      </w:r>
-      <w:proofErr w:type="gramEnd"/>
-      <w:r>
-        <w:rPr>
-          <w:rFonts w:ascii="맑은 고딕" w:eastAsia="맑은 고딕" w:hAnsi="맑은 고딕"/>
-        </w:rPr>
-        <w:t xml:space="preserve"> 외부 퍼블리셔·투자자·인수자가 제시한 본 게임 전체 IP의 </w:t>
-      </w:r>
-      <w:proofErr w:type="spellStart"/>
-      <w:r>
-        <w:rPr>
-          <w:rFonts w:ascii="맑은 고딕" w:eastAsia="맑은 고딕" w:hAnsi="맑은 고딕"/>
-        </w:rPr>
-        <w:t>평가가를</w:t>
-      </w:r>
-      <w:proofErr w:type="spellEnd"/>
-      <w:r>
-        <w:rPr>
-          <w:rFonts w:ascii="맑은 고딕" w:eastAsia="맑은 고딕" w:hAnsi="맑은 고딕"/>
-        </w:rPr>
-        <w:t xml:space="preserve"> 산정 기준액으로 한다.</w:t>
-      </w:r>
-    </w:p>
-    <w:p>
-      <w:pPr>
-        <w:rPr>
-          <w:rFonts w:ascii="맑은 고딕" w:eastAsia="맑은 고딕" w:hAnsi="맑은 고딕"/>
-        </w:rPr>
-      </w:pPr>
-      <w:r>
-        <w:rPr>
-          <w:rFonts w:ascii="맑은 고딕" w:eastAsia="맑은 고딕" w:hAnsi="맑은 고딕"/>
-        </w:rPr>
-        <w:t xml:space="preserve">  4. 그 외 합의 </w:t>
-      </w:r>
-      <w:proofErr w:type="gramStart"/>
-      <w:r>
-        <w:rPr>
-          <w:rFonts w:ascii="맑은 고딕" w:eastAsia="맑은 고딕" w:hAnsi="맑은 고딕"/>
-        </w:rPr>
-        <w:t>방식 :</w:t>
-      </w:r>
-      <w:proofErr w:type="gramEnd"/>
-      <w:r>
-        <w:rPr>
-          <w:rFonts w:ascii="맑은 고딕" w:eastAsia="맑은 고딕" w:hAnsi="맑은 고딕"/>
-        </w:rPr>
-        <w:t xml:space="preserve"> 양 당사자가 위 각 호 외에 합리적인 산정 기준액에 합의한 경우 그 금액을 산정 기준액으로 한다.</w:t>
-      </w:r>
-    </w:p>
-    <w:p>
-      <w:pPr>
-        <w:rPr>
-          <w:rFonts w:ascii="맑은 고딕" w:eastAsia="맑은 고딕" w:hAnsi="맑은 고딕"/>
-        </w:rPr>
-      </w:pPr>
-      <w:r>
-        <w:rPr>
-          <w:rFonts w:ascii="맑은 고딕" w:eastAsia="맑은 고딕" w:hAnsi="맑은 고딕"/>
-        </w:rPr>
-        <w:t xml:space="preserve">  ※ </w:t>
-      </w:r>
-      <w:proofErr w:type="gramStart"/>
-      <w:r>
-        <w:rPr>
-          <w:rFonts w:ascii="맑은 고딕" w:eastAsia="맑은 고딕" w:hAnsi="맑은 고딕"/>
-        </w:rPr>
-        <w:t>예시 :</w:t>
-      </w:r>
-      <w:proofErr w:type="gramEnd"/>
-      <w:r>
-        <w:rPr>
-          <w:rFonts w:ascii="맑은 고딕" w:eastAsia="맑은 고딕" w:hAnsi="맑은 고딕"/>
-        </w:rPr>
-        <w:t xml:space="preserve"> 게임 제작에 12개월 참여한 A·B 2인과 6개월 참여한 C 1인이 있는 경우 참여기간 지분은 </w:t>
-      </w:r>
-      <w:proofErr w:type="gramStart"/>
-      <w:r>
-        <w:rPr>
-          <w:rFonts w:ascii="맑은 고딕" w:eastAsia="맑은 고딕" w:hAnsi="맑은 고딕"/>
-        </w:rPr>
-        <w:t>A :</w:t>
-      </w:r>
-      <w:proofErr w:type="gramEnd"/>
-      <w:r>
-        <w:rPr>
-          <w:rFonts w:ascii="맑은 고딕" w:eastAsia="맑은 고딕" w:hAnsi="맑은 고딕"/>
-        </w:rPr>
-        <w:t xml:space="preserve"> </w:t>
-      </w:r>
-      <w:proofErr w:type="gramStart"/>
-      <w:r>
-        <w:rPr>
-          <w:rFonts w:ascii="맑은 고딕" w:eastAsia="맑은 고딕" w:hAnsi="맑은 고딕"/>
-        </w:rPr>
-        <w:t>B :</w:t>
-      </w:r>
-      <w:proofErr w:type="gramEnd"/>
-      <w:r>
-        <w:rPr>
-          <w:rFonts w:ascii="맑은 고딕" w:eastAsia="맑은 고딕" w:hAnsi="맑은 고딕"/>
-        </w:rPr>
-        <w:t xml:space="preserve"> C = </w:t>
-      </w:r>
-      <w:proofErr w:type="gramStart"/>
-      <w:r>
-        <w:rPr>
-          <w:rFonts w:ascii="맑은 고딕" w:eastAsia="맑은 고딕" w:hAnsi="맑은 고딕"/>
-        </w:rPr>
-        <w:t>12 :</w:t>
-      </w:r>
-      <w:proofErr w:type="gramEnd"/>
-      <w:r>
-        <w:rPr>
-          <w:rFonts w:ascii="맑은 고딕" w:eastAsia="맑은 고딕" w:hAnsi="맑은 고딕"/>
-        </w:rPr>
-        <w:t xml:space="preserve"> </w:t>
-      </w:r>
-      <w:proofErr w:type="gramStart"/>
-      <w:r>
-        <w:rPr>
-          <w:rFonts w:ascii="맑은 고딕" w:eastAsia="맑은 고딕" w:hAnsi="맑은 고딕"/>
-        </w:rPr>
-        <w:t>12 :</w:t>
-      </w:r>
-      <w:proofErr w:type="gramEnd"/>
-      <w:r>
-        <w:rPr>
-          <w:rFonts w:ascii="맑은 고딕" w:eastAsia="맑은 고딕" w:hAnsi="맑은 고딕"/>
-        </w:rPr>
-        <w:t xml:space="preserve"> 6 = </w:t>
-      </w:r>
-      <w:proofErr w:type="gramStart"/>
-      <w:r>
-        <w:rPr>
-          <w:rFonts w:ascii="맑은 고딕" w:eastAsia="맑은 고딕" w:hAnsi="맑은 고딕"/>
-        </w:rPr>
-        <w:t>2 :</w:t>
-      </w:r>
-      <w:proofErr w:type="gramEnd"/>
-      <w:r>
-        <w:rPr>
-          <w:rFonts w:ascii="맑은 고딕" w:eastAsia="맑은 고딕" w:hAnsi="맑은 고딕"/>
-        </w:rPr>
-        <w:t xml:space="preserve"> </w:t>
-      </w:r>
-      <w:proofErr w:type="gramStart"/>
-      <w:r>
-        <w:rPr>
-          <w:rFonts w:ascii="맑은 고딕" w:eastAsia="맑은 고딕" w:hAnsi="맑은 고딕"/>
-        </w:rPr>
-        <w:t>2 :</w:t>
-      </w:r>
-      <w:proofErr w:type="gramEnd"/>
-      <w:r>
-        <w:rPr>
-          <w:rFonts w:ascii="맑은 고딕" w:eastAsia="맑은 고딕" w:hAnsi="맑은 고딕"/>
-        </w:rPr>
-        <w:t xml:space="preserve"> 1 이며, A에게 지급할 양도 가격은 산정 </w:t>
-      </w:r>
-      <w:proofErr w:type="spellStart"/>
-      <w:r>
-        <w:rPr>
-          <w:rFonts w:ascii="맑은 고딕" w:eastAsia="맑은 고딕" w:hAnsi="맑은 고딕"/>
-        </w:rPr>
-        <w:t>기준액</w:t>
-      </w:r>
-      <w:proofErr w:type="spellEnd"/>
-      <w:r>
-        <w:rPr>
-          <w:rFonts w:ascii="맑은 고딕" w:eastAsia="맑은 고딕" w:hAnsi="맑은 고딕"/>
-        </w:rPr>
-        <w:t xml:space="preserve"> × 2/5 가 된다.</w:t>
-      </w:r>
-    </w:p>
-    <w:p>
-      <w:pPr>
-        <w:rPr>
-          <w:rFonts w:ascii="맑은 고딕" w:eastAsia="맑은 고딕" w:hAnsi="맑은 고딕"/>
-        </w:rPr>
-      </w:pPr>
-      <w:r>
-        <w:rPr>
-          <w:rFonts w:ascii="맑은 고딕" w:eastAsia="맑은 고딕" w:hAnsi="맑은 고딕" w:hint="eastAsia"/>
-        </w:rPr>
-        <w:t>③</w:t>
-      </w:r>
-      <w:r>
-        <w:rPr>
-          <w:rFonts w:ascii="맑은 고딕" w:eastAsia="맑은 고딕" w:hAnsi="맑은 고딕"/>
-        </w:rPr>
-        <w:t xml:space="preserve"> 제①항에 따라 지식재산권을 양도하는 경우, 양도 절차 및 효력 발생 시점에 관하여는 제20조를 준용한다.</w:t>
+        <w:t xml:space="preserve"> 양도의 효력은 게임에 대한 저작재산권의 경우 해당 저작재산권에 대한 대가를 지급한 때, 산업재산권의 경우 해당 산업재산권을 이전등록한 때에 수급사업자로부터 원사업자에게 발생한다.</w:t>
       </w:r>
     </w:p>
     <w:p>
@@ -5988,6 +6662,477 @@
           <w:rFonts w:ascii="맑은 고딕" w:eastAsia="맑은 고딕" w:hAnsi="맑은 고딕" w:cstheme="majorBidi"/>
           <w:b/>
           <w:color w:val="000000" w:themeColor="text1"/>
+          <w:sz w:val="26"/>
+          <w:szCs w:val="28"/>
+        </w:rPr>
+      </w:pPr>
+      <w:r>
+        <w:rPr>
+          <w:rFonts w:ascii="맑은 고딕" w:eastAsia="맑은 고딕" w:hAnsi="맑은 고딕"/>
+          <w:b/>
+          <w:sz w:val="26"/>
+        </w:rPr>
+        <w:br w:type="page"/>
+      </w:r>
+    </w:p>
+    <w:p>
+      <w:pPr>
+        <w:pStyle w:val="2"/>
+        <w:rPr>
+          <w:rFonts w:ascii="맑은 고딕" w:eastAsia="맑은 고딕" w:hAnsi="맑은 고딕"/>
+          <w:b/>
+          <w:sz w:val="26"/>
+        </w:rPr>
+      </w:pPr>
+      <w:ins w:id="96" w:author="JaeEun Lee" w:date="2026-05-10T13:29:00Z" w16du:dateUtc="2026-05-10T04:29:00Z">
+        <w:r>
+          <w:rPr>
+            <w:rFonts w:ascii="맑은 고딕" w:eastAsia="맑은 고딕" w:hAnsi="맑은 고딕" w:hint="eastAsia"/>
+            <w:b/>
+            <w:sz w:val="26"/>
+          </w:rPr>
+          <w:lastRenderedPageBreak/>
+          <w:t>제</w:t>
+        </w:r>
+        <w:r>
+          <w:rPr>
+            <w:rFonts w:ascii="맑은 고딕" w:eastAsia="맑은 고딕" w:hAnsi="맑은 고딕"/>
+            <w:b/>
+            <w:sz w:val="26"/>
+          </w:rPr>
+          <w:t>22조</w:t>
+        </w:r>
+      </w:ins>
+      <w:del w:id="97" w:author="JaeEun Lee" w:date="2026-05-10T13:29:00Z" w16du:dateUtc="2026-05-10T04:29:00Z">
+        <w:r>
+          <w:rPr>
+            <w:rFonts w:ascii="맑은 고딕" w:eastAsia="맑은 고딕" w:hAnsi="맑은 고딕" w:hint="eastAsia"/>
+            <w:b/>
+            <w:sz w:val="26"/>
+          </w:rPr>
+          <w:delText>제</w:delText>
+        </w:r>
+        <w:r>
+          <w:rPr>
+            <w:rFonts w:ascii="맑은 고딕" w:eastAsia="맑은 고딕" w:hAnsi="맑은 고딕"/>
+            <w:b/>
+            <w:sz w:val="26"/>
+          </w:rPr>
+          <w:delText>21조</w:delText>
+        </w:r>
+      </w:del>
+      <w:r>
+        <w:rPr>
+          <w:rFonts w:ascii="맑은 고딕" w:eastAsia="맑은 고딕" w:hAnsi="맑은 고딕"/>
+          <w:b/>
+          <w:sz w:val="26"/>
+        </w:rPr>
+        <w:t xml:space="preserve"> (매수청구권 및 양도 가격 산정)</w:t>
+      </w:r>
+    </w:p>
+    <w:p>
+      <w:pPr>
+        <w:rPr>
+          <w:rFonts w:ascii="맑은 고딕" w:eastAsia="맑은 고딕" w:hAnsi="맑은 고딕"/>
+        </w:rPr>
+      </w:pPr>
+      <w:r>
+        <w:rPr>
+          <w:rFonts w:ascii="맑은 고딕" w:eastAsia="맑은 고딕" w:hAnsi="맑은 고딕" w:hint="eastAsia"/>
+        </w:rPr>
+        <w:t>①</w:t>
+      </w:r>
+      <w:r>
+        <w:rPr>
+          <w:rFonts w:ascii="맑은 고딕" w:eastAsia="맑은 고딕" w:hAnsi="맑은 고딕"/>
+        </w:rPr>
+        <w:t xml:space="preserve"> (매수청구권) 원사업자는 본 계약 기간 중 또는 본 계약 종료 이후 외부 퍼블리셔·투자자·인수자와의 계약 체결을 위해 필요한 경우, 수급사업자에게 본 게임에 관한 지식재산권의 전부 또는 일부의 양도를 요청할 수 있다. 수급사업자는 정당한 사유 없이 이 요청을 거부할 수 없으며, 정당한 사유 없이 거부하여 원사업자 또는 본 계약의 다른 당사자에게 손해가 발생한 경우 이를 배상한다.</w:t>
+      </w:r>
+    </w:p>
+    <w:p>
+      <w:pPr>
+        <w:rPr>
+          <w:rFonts w:ascii="맑은 고딕" w:eastAsia="맑은 고딕" w:hAnsi="맑은 고딕"/>
+        </w:rPr>
+      </w:pPr>
+      <w:r>
+        <w:rPr>
+          <w:rFonts w:ascii="맑은 고딕" w:eastAsia="맑은 고딕" w:hAnsi="맑은 고딕" w:hint="eastAsia"/>
+        </w:rPr>
+        <w:t>②</w:t>
+      </w:r>
+      <w:r>
+        <w:rPr>
+          <w:rFonts w:ascii="맑은 고딕" w:eastAsia="맑은 고딕" w:hAnsi="맑은 고딕"/>
+        </w:rPr>
+        <w:t xml:space="preserve"> (양도 가격 산정 공식) 제①항에 따른 지식재산권 양도의 가격은 다음 각 호 중 양 당사자가 협의하여 채택한 방식으로 산정한다. 협의가 이루어지지 않을 경우 제2호의 방식을 따른다.</w:t>
+      </w:r>
+    </w:p>
+    <w:p>
+      <w:pPr>
+        <w:rPr>
+          <w:rFonts w:ascii="맑은 고딕" w:eastAsia="맑은 고딕" w:hAnsi="맑은 고딕"/>
+        </w:rPr>
+      </w:pPr>
+      <w:r>
+        <w:rPr>
+          <w:rFonts w:ascii="맑은 고딕" w:eastAsia="맑은 고딕" w:hAnsi="맑은 고딕"/>
+        </w:rPr>
+        <w:t xml:space="preserve">  모든 산정 방식에서:</w:t>
+      </w:r>
+    </w:p>
+    <w:p>
+      <w:pPr>
+        <w:rPr>
+          <w:rFonts w:ascii="맑은 고딕" w:eastAsia="맑은 고딕" w:hAnsi="맑은 고딕"/>
+        </w:rPr>
+      </w:pPr>
+      <w:r>
+        <w:rPr>
+          <w:rFonts w:ascii="맑은 고딕" w:eastAsia="맑은 고딕" w:hAnsi="맑은 고딕"/>
+        </w:rPr>
+        <w:t xml:space="preserve">    양도 대상 수급사업자에게 지급할 금액 = 산정 </w:t>
+      </w:r>
+      <w:proofErr w:type="spellStart"/>
+      <w:r>
+        <w:rPr>
+          <w:rFonts w:ascii="맑은 고딕" w:eastAsia="맑은 고딕" w:hAnsi="맑은 고딕"/>
+        </w:rPr>
+        <w:t>기준액</w:t>
+      </w:r>
+      <w:proofErr w:type="spellEnd"/>
+      <w:r>
+        <w:rPr>
+          <w:rFonts w:ascii="맑은 고딕" w:eastAsia="맑은 고딕" w:hAnsi="맑은 고딕"/>
+        </w:rPr>
+        <w:t xml:space="preserve"> × 해당 수급사업자의 참여기간 지분</w:t>
+      </w:r>
+    </w:p>
+    <w:p>
+      <w:pPr>
+        <w:rPr>
+          <w:rFonts w:ascii="맑은 고딕" w:eastAsia="맑은 고딕" w:hAnsi="맑은 고딕"/>
+        </w:rPr>
+      </w:pPr>
+      <w:r>
+        <w:rPr>
+          <w:rFonts w:ascii="맑은 고딕" w:eastAsia="맑은 고딕" w:hAnsi="맑은 고딕"/>
+        </w:rPr>
+        <w:t xml:space="preserve">  1. 매출 </w:t>
+      </w:r>
+      <w:proofErr w:type="gramStart"/>
+      <w:r>
+        <w:rPr>
+          <w:rFonts w:ascii="맑은 고딕" w:eastAsia="맑은 고딕" w:hAnsi="맑은 고딕"/>
+        </w:rPr>
+        <w:t>기준 :</w:t>
+      </w:r>
+      <w:proofErr w:type="gramEnd"/>
+      <w:r>
+        <w:rPr>
+          <w:rFonts w:ascii="맑은 고딕" w:eastAsia="맑은 고딕" w:hAnsi="맑은 고딕"/>
+        </w:rPr>
+        <w:t xml:space="preserve"> 양도 시점 직전 12개월간 게임 누적 매출액을 산정 기준액으로 한다.</w:t>
+      </w:r>
+    </w:p>
+    <w:p>
+      <w:pPr>
+        <w:rPr>
+          <w:rFonts w:ascii="맑은 고딕" w:eastAsia="맑은 고딕" w:hAnsi="맑은 고딕"/>
+        </w:rPr>
+      </w:pPr>
+      <w:r>
+        <w:rPr>
+          <w:rFonts w:ascii="맑은 고딕" w:eastAsia="맑은 고딕" w:hAnsi="맑은 고딕"/>
+        </w:rPr>
+        <w:t xml:space="preserve">  2. 제3자 </w:t>
+      </w:r>
+      <w:proofErr w:type="gramStart"/>
+      <w:r>
+        <w:rPr>
+          <w:rFonts w:ascii="맑은 고딕" w:eastAsia="맑은 고딕" w:hAnsi="맑은 고딕"/>
+        </w:rPr>
+        <w:t>감정평가 :</w:t>
+      </w:r>
+      <w:proofErr w:type="gramEnd"/>
+      <w:r>
+        <w:rPr>
+          <w:rFonts w:ascii="맑은 고딕" w:eastAsia="맑은 고딕" w:hAnsi="맑은 고딕"/>
+        </w:rPr>
+        <w:t xml:space="preserve"> 양 당사자가 합의한 제3자 감정평가 기관이 산정한 본 게임 전체 IP의 </w:t>
+      </w:r>
+      <w:proofErr w:type="spellStart"/>
+      <w:r>
+        <w:rPr>
+          <w:rFonts w:ascii="맑은 고딕" w:eastAsia="맑은 고딕" w:hAnsi="맑은 고딕"/>
+        </w:rPr>
+        <w:t>공정시장가</w:t>
+      </w:r>
+      <w:proofErr w:type="spellEnd"/>
+      <w:r>
+        <w:rPr>
+          <w:rFonts w:ascii="맑은 고딕" w:eastAsia="맑은 고딕" w:hAnsi="맑은 고딕"/>
+        </w:rPr>
+        <w:t>(FMV)를 산정 기준액으로 한다. 평가비용은 원사업자가 부담한다.</w:t>
+      </w:r>
+    </w:p>
+    <w:p>
+      <w:pPr>
+        <w:rPr>
+          <w:rFonts w:ascii="맑은 고딕" w:eastAsia="맑은 고딕" w:hAnsi="맑은 고딕"/>
+        </w:rPr>
+      </w:pPr>
+      <w:r>
+        <w:rPr>
+          <w:rFonts w:ascii="맑은 고딕" w:eastAsia="맑은 고딕" w:hAnsi="맑은 고딕"/>
+        </w:rPr>
+        <w:t xml:space="preserve">  3. 퍼블리셔·투자자 평가가 </w:t>
+      </w:r>
+      <w:proofErr w:type="gramStart"/>
+      <w:r>
+        <w:rPr>
+          <w:rFonts w:ascii="맑은 고딕" w:eastAsia="맑은 고딕" w:hAnsi="맑은 고딕"/>
+        </w:rPr>
+        <w:t>기준 :</w:t>
+      </w:r>
+      <w:proofErr w:type="gramEnd"/>
+      <w:r>
+        <w:rPr>
+          <w:rFonts w:ascii="맑은 고딕" w:eastAsia="맑은 고딕" w:hAnsi="맑은 고딕"/>
+        </w:rPr>
+        <w:t xml:space="preserve"> 외부 퍼블리셔·투자자·인수자가 제시한 본 게임 전체 IP의 </w:t>
+      </w:r>
+      <w:proofErr w:type="spellStart"/>
+      <w:r>
+        <w:rPr>
+          <w:rFonts w:ascii="맑은 고딕" w:eastAsia="맑은 고딕" w:hAnsi="맑은 고딕"/>
+        </w:rPr>
+        <w:t>평가가를</w:t>
+      </w:r>
+      <w:proofErr w:type="spellEnd"/>
+      <w:r>
+        <w:rPr>
+          <w:rFonts w:ascii="맑은 고딕" w:eastAsia="맑은 고딕" w:hAnsi="맑은 고딕"/>
+        </w:rPr>
+        <w:t xml:space="preserve"> 산정 기준액으로 한다.</w:t>
+      </w:r>
+    </w:p>
+    <w:p>
+      <w:pPr>
+        <w:rPr>
+          <w:rFonts w:ascii="맑은 고딕" w:eastAsia="맑은 고딕" w:hAnsi="맑은 고딕"/>
+        </w:rPr>
+      </w:pPr>
+      <w:r>
+        <w:rPr>
+          <w:rFonts w:ascii="맑은 고딕" w:eastAsia="맑은 고딕" w:hAnsi="맑은 고딕"/>
+        </w:rPr>
+        <w:t xml:space="preserve">  4. 그 외 합의 </w:t>
+      </w:r>
+      <w:proofErr w:type="gramStart"/>
+      <w:r>
+        <w:rPr>
+          <w:rFonts w:ascii="맑은 고딕" w:eastAsia="맑은 고딕" w:hAnsi="맑은 고딕"/>
+        </w:rPr>
+        <w:t>방식 :</w:t>
+      </w:r>
+      <w:proofErr w:type="gramEnd"/>
+      <w:r>
+        <w:rPr>
+          <w:rFonts w:ascii="맑은 고딕" w:eastAsia="맑은 고딕" w:hAnsi="맑은 고딕"/>
+        </w:rPr>
+        <w:t xml:space="preserve"> 양 당사자가 위 각 호 외에 합리적인 산정 기준액에 합의한 경우 그 금액을 산정 기준액으로 한다.</w:t>
+      </w:r>
+    </w:p>
+    <w:p>
+      <w:pPr>
+        <w:rPr>
+          <w:rFonts w:ascii="맑은 고딕" w:eastAsia="맑은 고딕" w:hAnsi="맑은 고딕"/>
+        </w:rPr>
+      </w:pPr>
+      <w:r>
+        <w:rPr>
+          <w:rFonts w:ascii="맑은 고딕" w:eastAsia="맑은 고딕" w:hAnsi="맑은 고딕"/>
+        </w:rPr>
+        <w:t xml:space="preserve">  ※ </w:t>
+      </w:r>
+      <w:proofErr w:type="gramStart"/>
+      <w:r>
+        <w:rPr>
+          <w:rFonts w:ascii="맑은 고딕" w:eastAsia="맑은 고딕" w:hAnsi="맑은 고딕"/>
+        </w:rPr>
+        <w:t>예시 :</w:t>
+      </w:r>
+      <w:proofErr w:type="gramEnd"/>
+      <w:r>
+        <w:rPr>
+          <w:rFonts w:ascii="맑은 고딕" w:eastAsia="맑은 고딕" w:hAnsi="맑은 고딕"/>
+        </w:rPr>
+        <w:t xml:space="preserve"> 게임 제작에 12개월 참여한 A·B 2인과 6개월 참여한 C 1인이 있는 경우 참여기간 지분은 </w:t>
+      </w:r>
+      <w:proofErr w:type="gramStart"/>
+      <w:r>
+        <w:rPr>
+          <w:rFonts w:ascii="맑은 고딕" w:eastAsia="맑은 고딕" w:hAnsi="맑은 고딕"/>
+        </w:rPr>
+        <w:t>A :</w:t>
+      </w:r>
+      <w:proofErr w:type="gramEnd"/>
+      <w:r>
+        <w:rPr>
+          <w:rFonts w:ascii="맑은 고딕" w:eastAsia="맑은 고딕" w:hAnsi="맑은 고딕"/>
+        </w:rPr>
+        <w:t xml:space="preserve"> </w:t>
+      </w:r>
+      <w:proofErr w:type="gramStart"/>
+      <w:r>
+        <w:rPr>
+          <w:rFonts w:ascii="맑은 고딕" w:eastAsia="맑은 고딕" w:hAnsi="맑은 고딕"/>
+        </w:rPr>
+        <w:t>B :</w:t>
+      </w:r>
+      <w:proofErr w:type="gramEnd"/>
+      <w:r>
+        <w:rPr>
+          <w:rFonts w:ascii="맑은 고딕" w:eastAsia="맑은 고딕" w:hAnsi="맑은 고딕"/>
+        </w:rPr>
+        <w:t xml:space="preserve"> C = </w:t>
+      </w:r>
+      <w:proofErr w:type="gramStart"/>
+      <w:r>
+        <w:rPr>
+          <w:rFonts w:ascii="맑은 고딕" w:eastAsia="맑은 고딕" w:hAnsi="맑은 고딕"/>
+        </w:rPr>
+        <w:t>12 :</w:t>
+      </w:r>
+      <w:proofErr w:type="gramEnd"/>
+      <w:r>
+        <w:rPr>
+          <w:rFonts w:ascii="맑은 고딕" w:eastAsia="맑은 고딕" w:hAnsi="맑은 고딕"/>
+        </w:rPr>
+        <w:t xml:space="preserve"> </w:t>
+      </w:r>
+      <w:proofErr w:type="gramStart"/>
+      <w:r>
+        <w:rPr>
+          <w:rFonts w:ascii="맑은 고딕" w:eastAsia="맑은 고딕" w:hAnsi="맑은 고딕"/>
+        </w:rPr>
+        <w:t>12 :</w:t>
+      </w:r>
+      <w:proofErr w:type="gramEnd"/>
+      <w:r>
+        <w:rPr>
+          <w:rFonts w:ascii="맑은 고딕" w:eastAsia="맑은 고딕" w:hAnsi="맑은 고딕"/>
+        </w:rPr>
+        <w:t xml:space="preserve"> 6 = </w:t>
+      </w:r>
+      <w:proofErr w:type="gramStart"/>
+      <w:r>
+        <w:rPr>
+          <w:rFonts w:ascii="맑은 고딕" w:eastAsia="맑은 고딕" w:hAnsi="맑은 고딕"/>
+        </w:rPr>
+        <w:t>2 :</w:t>
+      </w:r>
+      <w:proofErr w:type="gramEnd"/>
+      <w:r>
+        <w:rPr>
+          <w:rFonts w:ascii="맑은 고딕" w:eastAsia="맑은 고딕" w:hAnsi="맑은 고딕"/>
+        </w:rPr>
+        <w:t xml:space="preserve"> </w:t>
+      </w:r>
+      <w:proofErr w:type="gramStart"/>
+      <w:r>
+        <w:rPr>
+          <w:rFonts w:ascii="맑은 고딕" w:eastAsia="맑은 고딕" w:hAnsi="맑은 고딕"/>
+        </w:rPr>
+        <w:t>2 :</w:t>
+      </w:r>
+      <w:proofErr w:type="gramEnd"/>
+      <w:r>
+        <w:rPr>
+          <w:rFonts w:ascii="맑은 고딕" w:eastAsia="맑은 고딕" w:hAnsi="맑은 고딕"/>
+        </w:rPr>
+        <w:t xml:space="preserve"> 1 이며, A에게 지급할 양도 가격은 산정 </w:t>
+      </w:r>
+      <w:proofErr w:type="spellStart"/>
+      <w:r>
+        <w:rPr>
+          <w:rFonts w:ascii="맑은 고딕" w:eastAsia="맑은 고딕" w:hAnsi="맑은 고딕"/>
+        </w:rPr>
+        <w:t>기준액</w:t>
+      </w:r>
+      <w:proofErr w:type="spellEnd"/>
+      <w:r>
+        <w:rPr>
+          <w:rFonts w:ascii="맑은 고딕" w:eastAsia="맑은 고딕" w:hAnsi="맑은 고딕"/>
+        </w:rPr>
+        <w:t xml:space="preserve"> × 2/5 가 된다.</w:t>
+      </w:r>
+    </w:p>
+    <w:p>
+      <w:pPr>
+        <w:rPr>
+          <w:rFonts w:ascii="맑은 고딕" w:eastAsia="맑은 고딕" w:hAnsi="맑은 고딕"/>
+        </w:rPr>
+      </w:pPr>
+      <w:r>
+        <w:rPr>
+          <w:rFonts w:ascii="맑은 고딕" w:eastAsia="맑은 고딕" w:hAnsi="맑은 고딕" w:hint="eastAsia"/>
+        </w:rPr>
+        <w:t>③</w:t>
+      </w:r>
+      <w:r>
+        <w:rPr>
+          <w:rFonts w:ascii="맑은 고딕" w:eastAsia="맑은 고딕" w:hAnsi="맑은 고딕"/>
+        </w:rPr>
+        <w:t xml:space="preserve"> 제①항에 따라 지식재산권을 양도하는 경우, 양도 절차 및 효력 발생 시점에 관하여는 </w:t>
+      </w:r>
+      <w:ins w:id="98" w:author="JaeEun Lee" w:date="2026-05-10T13:29:00Z" w16du:dateUtc="2026-05-10T04:29:00Z">
+        <w:r>
+          <w:rPr>
+            <w:rFonts w:ascii="맑은 고딕" w:eastAsia="맑은 고딕" w:hAnsi="맑은 고딕" w:hint="eastAsia"/>
+          </w:rPr>
+          <w:t>제</w:t>
+        </w:r>
+        <w:r>
+          <w:rPr>
+            <w:rFonts w:ascii="맑은 고딕" w:eastAsia="맑은 고딕" w:hAnsi="맑은 고딕"/>
+          </w:rPr>
+          <w:t>21조를</w:t>
+        </w:r>
+      </w:ins>
+      <w:del w:id="99" w:author="JaeEun Lee" w:date="2026-05-10T13:29:00Z" w16du:dateUtc="2026-05-10T04:29:00Z">
+        <w:r>
+          <w:rPr>
+            <w:rFonts w:ascii="맑은 고딕" w:eastAsia="맑은 고딕" w:hAnsi="맑은 고딕"/>
+          </w:rPr>
+          <w:delText>제20조를</w:delText>
+        </w:r>
+      </w:del>
+      <w:r>
+        <w:rPr>
+          <w:rFonts w:ascii="맑은 고딕" w:eastAsia="맑은 고딕" w:hAnsi="맑은 고딕"/>
+        </w:rPr>
+        <w:t xml:space="preserve"> 준용한다.</w:t>
+      </w:r>
+    </w:p>
+    <w:p>
+      <w:pPr>
+        <w:rPr>
+          <w:rFonts w:ascii="맑은 고딕" w:eastAsia="맑은 고딕" w:hAnsi="맑은 고딕"/>
+        </w:rPr>
+      </w:pPr>
+    </w:p>
+    <w:p>
+      <w:pPr>
+        <w:widowControl/>
+        <w:wordWrap/>
+        <w:autoSpaceDE/>
+        <w:autoSpaceDN/>
+        <w:rPr>
+          <w:rFonts w:ascii="맑은 고딕" w:eastAsia="맑은 고딕" w:hAnsi="맑은 고딕" w:cstheme="majorBidi"/>
+          <w:b/>
+          <w:color w:val="000000" w:themeColor="text1"/>
           <w:sz w:val="32"/>
           <w:szCs w:val="32"/>
         </w:rPr>
@@ -6041,21 +7186,181 @@
           <w:sz w:val="26"/>
         </w:rPr>
       </w:pPr>
+      <w:ins w:id="100" w:author="JaeEun Lee" w:date="2026-05-10T13:27:00Z" w16du:dateUtc="2026-05-10T04:27:00Z">
+        <w:r>
+          <w:rPr>
+            <w:rFonts w:ascii="맑은 고딕" w:eastAsia="맑은 고딕" w:hAnsi="맑은 고딕" w:hint="eastAsia"/>
+            <w:b/>
+            <w:sz w:val="26"/>
+          </w:rPr>
+          <w:t>제</w:t>
+        </w:r>
+        <w:r>
+          <w:rPr>
+            <w:rFonts w:ascii="맑은 고딕" w:eastAsia="맑은 고딕" w:hAnsi="맑은 고딕"/>
+            <w:b/>
+            <w:sz w:val="26"/>
+          </w:rPr>
+          <w:t>23조</w:t>
+        </w:r>
+      </w:ins>
+      <w:del w:id="101" w:author="JaeEun Lee" w:date="2026-05-10T13:27:00Z" w16du:dateUtc="2026-05-10T04:27:00Z">
+        <w:r>
+          <w:rPr>
+            <w:rFonts w:ascii="맑은 고딕" w:eastAsia="맑은 고딕" w:hAnsi="맑은 고딕" w:hint="eastAsia"/>
+            <w:b/>
+            <w:sz w:val="26"/>
+          </w:rPr>
+          <w:delText>제</w:delText>
+        </w:r>
+        <w:r>
+          <w:rPr>
+            <w:rFonts w:ascii="맑은 고딕" w:eastAsia="맑은 고딕" w:hAnsi="맑은 고딕"/>
+            <w:b/>
+            <w:sz w:val="26"/>
+          </w:rPr>
+          <w:delText>22조</w:delText>
+        </w:r>
+      </w:del>
+      <w:r>
+        <w:rPr>
+          <w:rFonts w:ascii="맑은 고딕" w:eastAsia="맑은 고딕" w:hAnsi="맑은 고딕"/>
+          <w:b/>
+          <w:sz w:val="26"/>
+        </w:rPr>
+        <w:t xml:space="preserve"> (손해배상)</w:t>
+      </w:r>
+    </w:p>
+    <w:p>
+      <w:pPr>
+        <w:rPr>
+          <w:rFonts w:ascii="맑은 고딕" w:eastAsia="맑은 고딕" w:hAnsi="맑은 고딕"/>
+        </w:rPr>
+      </w:pPr>
       <w:r>
         <w:rPr>
           <w:rFonts w:ascii="맑은 고딕" w:eastAsia="맑은 고딕" w:hAnsi="맑은 고딕" w:hint="eastAsia"/>
+        </w:rPr>
+        <w:t>①</w:t>
+      </w:r>
+      <w:r>
+        <w:rPr>
+          <w:rFonts w:ascii="맑은 고딕" w:eastAsia="맑은 고딕" w:hAnsi="맑은 고딕"/>
+        </w:rPr>
+        <w:t xml:space="preserve"> 원사업자 또는 수급사업자가 이 계약을 위반한 상대방의 행위로 인하여 손해를 입은 경우, 그 상대방은 손해배상의 책임을 진다. 다만, 상대방이 고의 또는 과실 없음을 증명한 경우에는 그러하지 아니하다.</w:t>
+      </w:r>
+    </w:p>
+    <w:p>
+      <w:pPr>
+        <w:rPr>
+          <w:rFonts w:ascii="맑은 고딕" w:eastAsia="맑은 고딕" w:hAnsi="맑은 고딕"/>
+        </w:rPr>
+      </w:pPr>
+      <w:r>
+        <w:rPr>
+          <w:rFonts w:ascii="맑은 고딕" w:eastAsia="맑은 고딕" w:hAnsi="맑은 고딕" w:hint="eastAsia"/>
+        </w:rPr>
+        <w:t>②</w:t>
+      </w:r>
+      <w:r>
+        <w:rPr>
+          <w:rFonts w:ascii="맑은 고딕" w:eastAsia="맑은 고딕" w:hAnsi="맑은 고딕"/>
+        </w:rPr>
+        <w:t xml:space="preserve"> 수급사업자는 이 계약에 따른 의무를 이행하기 위해 제3자를 사용한 경우, 그 제3자의 행위로 인하여 원사업자에게 발생한 손해에 대하여 제3자와 연대하여 책임을 진다.</w:t>
+      </w:r>
+    </w:p>
+    <w:p>
+      <w:pPr>
+        <w:rPr>
+          <w:rFonts w:ascii="맑은 고딕" w:eastAsia="맑은 고딕" w:hAnsi="맑은 고딕"/>
+        </w:rPr>
+      </w:pPr>
+      <w:r>
+        <w:rPr>
+          <w:rFonts w:ascii="맑은 고딕" w:eastAsia="맑은 고딕" w:hAnsi="맑은 고딕" w:hint="eastAsia"/>
+        </w:rPr>
+        <w:t>③</w:t>
+      </w:r>
+      <w:r>
+        <w:rPr>
+          <w:rFonts w:ascii="맑은 고딕" w:eastAsia="맑은 고딕" w:hAnsi="맑은 고딕"/>
+        </w:rPr>
+        <w:t xml:space="preserve"> 원사업자가 부당한 위탁취소(제14조 제1항), 산출물 반환·재작업 부당요구(제14조 제2항), 부당한 대금 결정(제18조) 또는 「하도급거래 공정화에 관한 </w:t>
+      </w:r>
+      <w:proofErr w:type="spellStart"/>
+      <w:r>
+        <w:rPr>
+          <w:rFonts w:ascii="맑은 고딕" w:eastAsia="맑은 고딕" w:hAnsi="맑은 고딕"/>
+        </w:rPr>
+        <w:t>법률」에서</w:t>
+      </w:r>
+      <w:proofErr w:type="spellEnd"/>
+      <w:r>
+        <w:rPr>
+          <w:rFonts w:ascii="맑은 고딕" w:eastAsia="맑은 고딕" w:hAnsi="맑은 고딕"/>
+        </w:rPr>
+        <w:t xml:space="preserve"> 금지하는 행위를 한 경우에는, 수급사업자에게 발생한 손해를 배상한다.</w:t>
+      </w:r>
+    </w:p>
+    <w:p>
+      <w:pPr>
+        <w:rPr>
+          <w:rFonts w:ascii="맑은 고딕" w:eastAsia="맑은 고딕" w:hAnsi="맑은 고딕"/>
+        </w:rPr>
+      </w:pPr>
+    </w:p>
+    <w:p>
+      <w:pPr>
+        <w:pStyle w:val="2"/>
+        <w:rPr>
+          <w:rFonts w:ascii="맑은 고딕" w:eastAsia="맑은 고딕" w:hAnsi="맑은 고딕"/>
           <w:b/>
           <w:sz w:val="26"/>
         </w:rPr>
-        <w:t>제</w:t>
-      </w:r>
+      </w:pPr>
+      <w:ins w:id="102" w:author="JaeEun Lee" w:date="2026-05-10T13:27:00Z" w16du:dateUtc="2026-05-10T04:27:00Z">
+        <w:r>
+          <w:rPr>
+            <w:rFonts w:ascii="맑은 고딕" w:eastAsia="맑은 고딕" w:hAnsi="맑은 고딕" w:hint="eastAsia"/>
+            <w:b/>
+            <w:sz w:val="26"/>
+          </w:rPr>
+          <w:t>제</w:t>
+        </w:r>
+        <w:r>
+          <w:rPr>
+            <w:rFonts w:ascii="맑은 고딕" w:eastAsia="맑은 고딕" w:hAnsi="맑은 고딕"/>
+            <w:b/>
+            <w:sz w:val="26"/>
+          </w:rPr>
+          <w:t>24조</w:t>
+        </w:r>
+      </w:ins>
+      <w:del w:id="103" w:author="JaeEun Lee" w:date="2026-05-10T13:27:00Z" w16du:dateUtc="2026-05-10T04:27:00Z">
+        <w:r>
+          <w:rPr>
+            <w:rFonts w:ascii="맑은 고딕" w:eastAsia="맑은 고딕" w:hAnsi="맑은 고딕" w:hint="eastAsia"/>
+            <w:b/>
+            <w:sz w:val="26"/>
+          </w:rPr>
+          <w:delText>제</w:delText>
+        </w:r>
+        <w:r>
+          <w:rPr>
+            <w:rFonts w:ascii="맑은 고딕" w:eastAsia="맑은 고딕" w:hAnsi="맑은 고딕"/>
+            <w:b/>
+            <w:sz w:val="26"/>
+          </w:rPr>
+          <w:delText>23조</w:delText>
+        </w:r>
+      </w:del>
       <w:r>
         <w:rPr>
           <w:rFonts w:ascii="맑은 고딕" w:eastAsia="맑은 고딕" w:hAnsi="맑은 고딕"/>
           <w:b/>
           <w:sz w:val="26"/>
         </w:rPr>
-        <w:t>22조 (손해배상)</w:t>
+        <w:t xml:space="preserve"> (하자담보책임)</w:t>
       </w:r>
     </w:p>
     <w:p>
@@ -6074,7 +7379,7 @@
         <w:rPr>
           <w:rFonts w:ascii="맑은 고딕" w:eastAsia="맑은 고딕" w:hAnsi="맑은 고딕"/>
         </w:rPr>
-        <w:t xml:space="preserve"> 원사업자 또는 수급사업자가 이 계약을 위반한 상대방의 행위로 인하여 손해를 입은 경우, 그 상대방은 손해배상의 책임을 진다. 다만, 상대방이 고의 또는 과실 없음을 증명한 경우에는 그러하지 아니하다.</w:t>
+        <w:t xml:space="preserve"> 검사에 합격한 게임에 하자가 있는 경우, 원사업자는 수급사업자에 대하여 상당한 기간을 정하여 그 하자의 보수를 청구할 수 있다.</w:t>
       </w:r>
     </w:p>
     <w:p>
@@ -6093,7 +7398,21 @@
         <w:rPr>
           <w:rFonts w:ascii="맑은 고딕" w:eastAsia="맑은 고딕" w:hAnsi="맑은 고딕"/>
         </w:rPr>
-        <w:t xml:space="preserve"> 수급사업자는 이 계약에 따른 의무를 이행하기 위해 제3자를 사용한 경우, 그 제3자의 행위로 인하여 원사업자에게 발생한 손해에 대하여 제3자와 연대하여 책임을 진다.</w:t>
+        <w:t xml:space="preserve"> 하자가 원사업자가 제공한 자료의 성질 또는 원사업자의 지시에 따라 발생한 경우에는 </w:t>
+      </w:r>
+      <w:proofErr w:type="spellStart"/>
+      <w:r>
+        <w:rPr>
+          <w:rFonts w:ascii="맑은 고딕" w:eastAsia="맑은 고딕" w:hAnsi="맑은 고딕"/>
+        </w:rPr>
+        <w:t>본조를</w:t>
+      </w:r>
+      <w:proofErr w:type="spellEnd"/>
+      <w:r>
+        <w:rPr>
+          <w:rFonts w:ascii="맑은 고딕" w:eastAsia="맑은 고딕" w:hAnsi="맑은 고딕"/>
+        </w:rPr>
+        <w:t xml:space="preserve"> 적용하지 아니한다. 다만, 수급사업자가 그 부적당함을 알고 원사업자에게 고지하지 아니한 경우에는 그러하지 아니하다.</w:t>
       </w:r>
     </w:p>
     <w:p>
@@ -6112,21 +7431,21 @@
         <w:rPr>
           <w:rFonts w:ascii="맑은 고딕" w:eastAsia="맑은 고딕" w:hAnsi="맑은 고딕"/>
         </w:rPr>
-        <w:t xml:space="preserve"> 원사업자가 부당한 위탁취소(제14조 제1항), 산출물 반환·재작업 부당요구(제14조 제2항), 부당한 대금 결정(제18조) 또는 「하도급거래 공정화에 관한 </w:t>
+        <w:t xml:space="preserve"> </w:t>
       </w:r>
       <w:proofErr w:type="spellStart"/>
       <w:r>
         <w:rPr>
           <w:rFonts w:ascii="맑은 고딕" w:eastAsia="맑은 고딕" w:hAnsi="맑은 고딕"/>
         </w:rPr>
-        <w:t>법률」에서</w:t>
+        <w:t>본조의</w:t>
       </w:r>
       <w:proofErr w:type="spellEnd"/>
       <w:r>
         <w:rPr>
           <w:rFonts w:ascii="맑은 고딕" w:eastAsia="맑은 고딕" w:hAnsi="맑은 고딕"/>
         </w:rPr>
-        <w:t xml:space="preserve"> 금지하는 행위를 한 경우에는, 수급사업자에게 발생한 손해를 배상한다.</w:t>
+        <w:t xml:space="preserve"> 권리는 검사 합격일로부터 1년 이내에 행사한다.</w:t>
       </w:r>
     </w:p>
     <w:p>
@@ -6145,21 +7464,163 @@
           <w:sz w:val="26"/>
         </w:rPr>
       </w:pPr>
+      <w:ins w:id="104" w:author="JaeEun Lee" w:date="2026-05-10T13:27:00Z" w16du:dateUtc="2026-05-10T04:27:00Z">
+        <w:r>
+          <w:rPr>
+            <w:rFonts w:ascii="맑은 고딕" w:eastAsia="맑은 고딕" w:hAnsi="맑은 고딕" w:hint="eastAsia"/>
+            <w:b/>
+            <w:sz w:val="26"/>
+          </w:rPr>
+          <w:t>제</w:t>
+        </w:r>
+        <w:r>
+          <w:rPr>
+            <w:rFonts w:ascii="맑은 고딕" w:eastAsia="맑은 고딕" w:hAnsi="맑은 고딕"/>
+            <w:b/>
+            <w:sz w:val="26"/>
+          </w:rPr>
+          <w:t>25조</w:t>
+        </w:r>
+      </w:ins>
+      <w:del w:id="105" w:author="JaeEun Lee" w:date="2026-05-10T13:27:00Z" w16du:dateUtc="2026-05-10T04:27:00Z">
+        <w:r>
+          <w:rPr>
+            <w:rFonts w:ascii="맑은 고딕" w:eastAsia="맑은 고딕" w:hAnsi="맑은 고딕" w:hint="eastAsia"/>
+            <w:b/>
+            <w:sz w:val="26"/>
+          </w:rPr>
+          <w:delText>제</w:delText>
+        </w:r>
+        <w:r>
+          <w:rPr>
+            <w:rFonts w:ascii="맑은 고딕" w:eastAsia="맑은 고딕" w:hAnsi="맑은 고딕"/>
+            <w:b/>
+            <w:sz w:val="26"/>
+          </w:rPr>
+          <w:delText>24조</w:delText>
+        </w:r>
+      </w:del>
+      <w:r>
+        <w:rPr>
+          <w:rFonts w:ascii="맑은 고딕" w:eastAsia="맑은 고딕" w:hAnsi="맑은 고딕"/>
+          <w:b/>
+          <w:sz w:val="26"/>
+        </w:rPr>
+        <w:t xml:space="preserve"> (게임의 등급분류 및 출시 협조)</w:t>
+      </w:r>
+    </w:p>
+    <w:p>
+      <w:pPr>
+        <w:rPr>
+          <w:rFonts w:ascii="맑은 고딕" w:eastAsia="맑은 고딕" w:hAnsi="맑은 고딕"/>
+        </w:rPr>
+      </w:pPr>
       <w:r>
         <w:rPr>
           <w:rFonts w:ascii="맑은 고딕" w:eastAsia="맑은 고딕" w:hAnsi="맑은 고딕" w:hint="eastAsia"/>
+        </w:rPr>
+        <w:t>①</w:t>
+      </w:r>
+      <w:r>
+        <w:rPr>
+          <w:rFonts w:ascii="맑은 고딕" w:eastAsia="맑은 고딕" w:hAnsi="맑은 고딕"/>
+        </w:rPr>
+        <w:t xml:space="preserve"> 본 게임이 「게임산업진흥에 관한 </w:t>
+      </w:r>
+      <w:proofErr w:type="spellStart"/>
+      <w:r>
+        <w:rPr>
+          <w:rFonts w:ascii="맑은 고딕" w:eastAsia="맑은 고딕" w:hAnsi="맑은 고딕"/>
+        </w:rPr>
+        <w:t>법률」에</w:t>
+      </w:r>
+      <w:proofErr w:type="spellEnd"/>
+      <w:r>
+        <w:rPr>
+          <w:rFonts w:ascii="맑은 고딕" w:eastAsia="맑은 고딕" w:hAnsi="맑은 고딕"/>
+        </w:rPr>
+        <w:t xml:space="preserve"> 따라 등급분류를 받지 못한 경우, 원사업자는 수급사업자의 동의를 얻어 등급분류에 필요한 추가작업을 요청할 수 있다. 추가작업의 작업기간 및 작업비용은 원사업자와 수급사업자가 협의하여 정한다.</w:t>
+      </w:r>
+    </w:p>
+    <w:p>
+      <w:pPr>
+        <w:rPr>
+          <w:rFonts w:ascii="맑은 고딕" w:eastAsia="맑은 고딕" w:hAnsi="맑은 고딕"/>
+        </w:rPr>
+      </w:pPr>
+      <w:r>
+        <w:rPr>
+          <w:rFonts w:ascii="맑은 고딕" w:eastAsia="맑은 고딕" w:hAnsi="맑은 고딕" w:hint="eastAsia"/>
+        </w:rPr>
+        <w:t>②</w:t>
+      </w:r>
+      <w:r>
+        <w:rPr>
+          <w:rFonts w:ascii="맑은 고딕" w:eastAsia="맑은 고딕" w:hAnsi="맑은 고딕"/>
+        </w:rPr>
+        <w:t xml:space="preserve"> 수급사업자는 Steam 플랫폼 등록 등 출시에 필요한 법적·행정적 절차에 적극 협조한다.</w:t>
+      </w:r>
+    </w:p>
+    <w:p>
+      <w:pPr>
+        <w:rPr>
+          <w:rFonts w:ascii="맑은 고딕" w:eastAsia="맑은 고딕" w:hAnsi="맑은 고딕"/>
+        </w:rPr>
+      </w:pPr>
+    </w:p>
+    <w:p>
+      <w:pPr>
+        <w:pStyle w:val="2"/>
+        <w:rPr>
+          <w:rFonts w:ascii="맑은 고딕" w:eastAsia="맑은 고딕" w:hAnsi="맑은 고딕"/>
           <w:b/>
           <w:sz w:val="26"/>
         </w:rPr>
-        <w:t>제</w:t>
-      </w:r>
+      </w:pPr>
+      <w:ins w:id="106" w:author="JaeEun Lee" w:date="2026-05-10T13:27:00Z" w16du:dateUtc="2026-05-10T04:27:00Z">
+        <w:r>
+          <w:rPr>
+            <w:rFonts w:ascii="맑은 고딕" w:eastAsia="맑은 고딕" w:hAnsi="맑은 고딕" w:hint="eastAsia"/>
+            <w:b/>
+            <w:sz w:val="26"/>
+          </w:rPr>
+          <w:lastRenderedPageBreak/>
+          <w:t>제</w:t>
+        </w:r>
+        <w:r>
+          <w:rPr>
+            <w:rFonts w:ascii="맑은 고딕" w:eastAsia="맑은 고딕" w:hAnsi="맑은 고딕"/>
+            <w:b/>
+            <w:sz w:val="26"/>
+          </w:rPr>
+          <w:t>26조</w:t>
+        </w:r>
+      </w:ins>
+      <w:del w:id="107" w:author="JaeEun Lee" w:date="2026-05-10T13:27:00Z" w16du:dateUtc="2026-05-10T04:27:00Z">
+        <w:r>
+          <w:rPr>
+            <w:rFonts w:ascii="맑은 고딕" w:eastAsia="맑은 고딕" w:hAnsi="맑은 고딕" w:hint="eastAsia"/>
+            <w:b/>
+            <w:sz w:val="26"/>
+          </w:rPr>
+          <w:delText>제</w:delText>
+        </w:r>
+        <w:r>
+          <w:rPr>
+            <w:rFonts w:ascii="맑은 고딕" w:eastAsia="맑은 고딕" w:hAnsi="맑은 고딕"/>
+            <w:b/>
+            <w:sz w:val="26"/>
+          </w:rPr>
+          <w:delText>25조</w:delText>
+        </w:r>
+      </w:del>
       <w:r>
         <w:rPr>
           <w:rFonts w:ascii="맑은 고딕" w:eastAsia="맑은 고딕" w:hAnsi="맑은 고딕"/>
           <w:b/>
           <w:sz w:val="26"/>
         </w:rPr>
-        <w:t>23조 (하자담보책임)</w:t>
+        <w:t xml:space="preserve"> (계약의 해제 또는 해지)</w:t>
       </w:r>
     </w:p>
     <w:p>
@@ -6178,7 +7639,46 @@
         <w:rPr>
           <w:rFonts w:ascii="맑은 고딕" w:eastAsia="맑은 고딕" w:hAnsi="맑은 고딕"/>
         </w:rPr>
-        <w:t xml:space="preserve"> 검사에 합격한 게임에 하자가 있는 경우, 원사업자는 수급사업자에 대하여 상당한 기간을 정하여 그 하자의 보수를 청구할 수 있다.</w:t>
+        <w:t xml:space="preserve"> 원사업자 또는 수급사업자는 다음 각 호의 어느 하나에 해당하는 경우에는 이 계약의 전부 또는 일부를 해제 또는 해지할 수 있다.</w:t>
+      </w:r>
+    </w:p>
+    <w:p>
+      <w:pPr>
+        <w:rPr>
+          <w:rFonts w:ascii="맑은 고딕" w:eastAsia="맑은 고딕" w:hAnsi="맑은 고딕"/>
+        </w:rPr>
+      </w:pPr>
+      <w:r>
+        <w:rPr>
+          <w:rFonts w:ascii="맑은 고딕" w:eastAsia="맑은 고딕" w:hAnsi="맑은 고딕"/>
+        </w:rPr>
+        <w:t xml:space="preserve">  1. 상대방이 이 계약상의 의무를 이행하지 아니하여 상당한 기간을 정한 최고에도 불구하고 이를 이행하지 아니한 경우</w:t>
+      </w:r>
+    </w:p>
+    <w:p>
+      <w:pPr>
+        <w:rPr>
+          <w:rFonts w:ascii="맑은 고딕" w:eastAsia="맑은 고딕" w:hAnsi="맑은 고딕"/>
+        </w:rPr>
+      </w:pPr>
+      <w:r>
+        <w:rPr>
+          <w:rFonts w:ascii="맑은 고딕" w:eastAsia="맑은 고딕" w:hAnsi="맑은 고딕"/>
+        </w:rPr>
+        <w:t xml:space="preserve">  2. 상대방이 영업의 양도, 합병, 파산선고, 거래정지 등으로 이 계약의 이행이 곤란하게 된 경우</w:t>
+      </w:r>
+    </w:p>
+    <w:p>
+      <w:pPr>
+        <w:rPr>
+          <w:rFonts w:ascii="맑은 고딕" w:eastAsia="맑은 고딕" w:hAnsi="맑은 고딕"/>
+        </w:rPr>
+      </w:pPr>
+      <w:r>
+        <w:rPr>
+          <w:rFonts w:ascii="맑은 고딕" w:eastAsia="맑은 고딕" w:hAnsi="맑은 고딕"/>
+        </w:rPr>
+        <w:t xml:space="preserve">  3. 재해 기타 사유로 인하여 이 계약의 내용을 이행하기 곤란하다고 쌍방이 인정한 경우</w:t>
       </w:r>
     </w:p>
     <w:p>
@@ -6197,21 +7697,21 @@
         <w:rPr>
           <w:rFonts w:ascii="맑은 고딕" w:eastAsia="맑은 고딕" w:hAnsi="맑은 고딕"/>
         </w:rPr>
-        <w:t xml:space="preserve"> 하자가 원사업자가 제공한 자료의 성질 또는 원사업자의 지시에 따라 발생한 경우에는 </w:t>
+        <w:t xml:space="preserve"> 본 계약이 해제된 경우, 원사업자는 수급사업자로부터 제공받은 산출물 및 관련자료를 활용하지 아니하며, 수급사업자는 원사업자로부터 지급받은 </w:t>
       </w:r>
       <w:proofErr w:type="spellStart"/>
       <w:r>
         <w:rPr>
           <w:rFonts w:ascii="맑은 고딕" w:eastAsia="맑은 고딕" w:hAnsi="맑은 고딕"/>
         </w:rPr>
-        <w:t>본조를</w:t>
+        <w:t>대금등을</w:t>
       </w:r>
       <w:proofErr w:type="spellEnd"/>
       <w:r>
         <w:rPr>
           <w:rFonts w:ascii="맑은 고딕" w:eastAsia="맑은 고딕" w:hAnsi="맑은 고딕"/>
         </w:rPr>
-        <w:t xml:space="preserve"> 적용하지 아니한다. 다만, 수급사업자가 그 부적당함을 알고 원사업자에게 고지하지 아니한 경우에는 그러하지 아니하다.</w:t>
+        <w:t xml:space="preserve"> 그 이자(연 6%)와 함께 반환한다.</w:t>
       </w:r>
     </w:p>
     <w:p>
@@ -6230,1346 +7730,1393 @@
         <w:rPr>
           <w:rFonts w:ascii="맑은 고딕" w:eastAsia="맑은 고딕" w:hAnsi="맑은 고딕"/>
         </w:rPr>
+        <w:t xml:space="preserve"> 본 계약이 해지된 경우, 원사업자와 수급사업자는 이미 제공한 산출물 또는 완성한 부분의 비율에 따라 </w:t>
+      </w:r>
+      <w:proofErr w:type="spellStart"/>
+      <w:r>
+        <w:rPr>
+          <w:rFonts w:ascii="맑은 고딕" w:eastAsia="맑은 고딕" w:hAnsi="맑은 고딕"/>
+        </w:rPr>
+        <w:t>대금등을</w:t>
+      </w:r>
+      <w:proofErr w:type="spellEnd"/>
+      <w:r>
+        <w:rPr>
+          <w:rFonts w:ascii="맑은 고딕" w:eastAsia="맑은 고딕" w:hAnsi="맑은 고딕"/>
+        </w:rPr>
+        <w:t xml:space="preserve"> 정산한다.</w:t>
+      </w:r>
+    </w:p>
+    <w:p>
+      <w:pPr>
+        <w:rPr>
+          <w:rFonts w:ascii="맑은 고딕" w:eastAsia="맑은 고딕" w:hAnsi="맑은 고딕"/>
+        </w:rPr>
+      </w:pPr>
+      <w:r>
+        <w:rPr>
+          <w:rFonts w:ascii="맑은 고딕" w:eastAsia="맑은 고딕" w:hAnsi="맑은 고딕" w:hint="eastAsia"/>
+        </w:rPr>
+        <w:t>④</w:t>
+      </w:r>
+      <w:r>
+        <w:rPr>
+          <w:rFonts w:ascii="맑은 고딕" w:eastAsia="맑은 고딕" w:hAnsi="맑은 고딕"/>
+        </w:rPr>
+        <w:t xml:space="preserve"> 해제 또는 해지의 원인이 있는 상대방에 대하여 손해배상을 청구할 수 있다.</w:t>
+      </w:r>
+    </w:p>
+    <w:p>
+      <w:pPr>
+        <w:rPr>
+          <w:rFonts w:ascii="맑은 고딕" w:eastAsia="맑은 고딕" w:hAnsi="맑은 고딕"/>
+        </w:rPr>
+      </w:pPr>
+    </w:p>
+    <w:p>
+      <w:pPr>
+        <w:pStyle w:val="2"/>
+        <w:rPr>
+          <w:rFonts w:ascii="맑은 고딕" w:eastAsia="맑은 고딕" w:hAnsi="맑은 고딕"/>
+          <w:b/>
+          <w:sz w:val="26"/>
+        </w:rPr>
+      </w:pPr>
+      <w:ins w:id="108" w:author="JaeEun Lee" w:date="2026-05-10T13:26:00Z" w16du:dateUtc="2026-05-10T04:26:00Z">
+        <w:r>
+          <w:rPr>
+            <w:rFonts w:ascii="맑은 고딕" w:eastAsia="맑은 고딕" w:hAnsi="맑은 고딕" w:hint="eastAsia"/>
+            <w:b/>
+            <w:sz w:val="26"/>
+          </w:rPr>
+          <w:t>제</w:t>
+        </w:r>
+        <w:r>
+          <w:rPr>
+            <w:rFonts w:ascii="맑은 고딕" w:eastAsia="맑은 고딕" w:hAnsi="맑은 고딕"/>
+            <w:b/>
+            <w:sz w:val="26"/>
+          </w:rPr>
+          <w:t>27조</w:t>
+        </w:r>
+      </w:ins>
+      <w:del w:id="109" w:author="JaeEun Lee" w:date="2026-05-10T13:26:00Z" w16du:dateUtc="2026-05-10T04:26:00Z">
+        <w:r>
+          <w:rPr>
+            <w:rFonts w:ascii="맑은 고딕" w:eastAsia="맑은 고딕" w:hAnsi="맑은 고딕" w:hint="eastAsia"/>
+            <w:b/>
+            <w:sz w:val="26"/>
+          </w:rPr>
+          <w:delText>제</w:delText>
+        </w:r>
+        <w:r>
+          <w:rPr>
+            <w:rFonts w:ascii="맑은 고딕" w:eastAsia="맑은 고딕" w:hAnsi="맑은 고딕"/>
+            <w:b/>
+            <w:sz w:val="26"/>
+          </w:rPr>
+          <w:delText>26조</w:delText>
+        </w:r>
+      </w:del>
+      <w:r>
+        <w:rPr>
+          <w:rFonts w:ascii="맑은 고딕" w:eastAsia="맑은 고딕" w:hAnsi="맑은 고딕"/>
+          <w:b/>
+          <w:sz w:val="26"/>
+        </w:rPr>
+        <w:t xml:space="preserve"> (부당한 특약의 효력)</w:t>
+      </w:r>
+    </w:p>
+    <w:p>
+      <w:pPr>
+        <w:rPr>
+          <w:rFonts w:ascii="맑은 고딕" w:eastAsia="맑은 고딕" w:hAnsi="맑은 고딕"/>
+        </w:rPr>
+      </w:pPr>
+      <w:r>
+        <w:rPr>
+          <w:rFonts w:ascii="맑은 고딕" w:eastAsia="맑은 고딕" w:hAnsi="맑은 고딕" w:hint="eastAsia"/>
+        </w:rPr>
+        <w:t>이</w:t>
+      </w:r>
+      <w:r>
+        <w:rPr>
+          <w:rFonts w:ascii="맑은 고딕" w:eastAsia="맑은 고딕" w:hAnsi="맑은 고딕"/>
+        </w:rPr>
+        <w:t xml:space="preserve"> 계약 또는 별도 약정에서 정하고 있는 내용 중 다음 각 호의 어느 하나에 해당하는 약정은 무효로 한다.</w:t>
+      </w:r>
+    </w:p>
+    <w:p>
+      <w:pPr>
+        <w:rPr>
+          <w:rFonts w:ascii="맑은 고딕" w:eastAsia="맑은 고딕" w:hAnsi="맑은 고딕"/>
+        </w:rPr>
+      </w:pPr>
+      <w:r>
+        <w:rPr>
+          <w:rFonts w:ascii="맑은 고딕" w:eastAsia="맑은 고딕" w:hAnsi="맑은 고딕"/>
+        </w:rPr>
+        <w:t xml:space="preserve">  1. 이 계약 서면에 기재되지 아니한 사항을 요구함에 따라 발생된 비용을 수급사업자에게 부담시키는 약정</w:t>
+      </w:r>
+    </w:p>
+    <w:p>
+      <w:pPr>
+        <w:rPr>
+          <w:rFonts w:ascii="맑은 고딕" w:eastAsia="맑은 고딕" w:hAnsi="맑은 고딕"/>
+        </w:rPr>
+      </w:pPr>
+      <w:r>
+        <w:rPr>
+          <w:rFonts w:ascii="맑은 고딕" w:eastAsia="맑은 고딕" w:hAnsi="맑은 고딕"/>
+        </w:rPr>
+        <w:t xml:space="preserve">  2. 관련 법령에 따라 원사업자의 의무사항으로 되어 있는 인·허가 등과 관련하여 발생하는 비용을 수급사업자에게 부담시키는 약정</w:t>
+      </w:r>
+    </w:p>
+    <w:p>
+      <w:pPr>
+        <w:rPr>
+          <w:rFonts w:ascii="맑은 고딕" w:eastAsia="맑은 고딕" w:hAnsi="맑은 고딕"/>
+        </w:rPr>
+      </w:pPr>
+      <w:r>
+        <w:rPr>
+          <w:rFonts w:ascii="맑은 고딕" w:eastAsia="맑은 고딕" w:hAnsi="맑은 고딕"/>
+        </w:rPr>
+        <w:t xml:space="preserve">  3. 천재지변, 해킹·컴퓨터바이러스 발생 등 위탁시점에 예측할 수 없는 사항과 관련하여 수급사업자에게 불합리하게 책임을 부담시키는 약정</w:t>
+      </w:r>
+    </w:p>
+    <w:p>
+      <w:pPr>
+        <w:rPr>
+          <w:rFonts w:ascii="맑은 고딕" w:eastAsia="맑은 고딕" w:hAnsi="맑은 고딕"/>
+        </w:rPr>
+      </w:pPr>
+      <w:r>
+        <w:rPr>
+          <w:rFonts w:ascii="맑은 고딕" w:eastAsia="맑은 고딕" w:hAnsi="맑은 고딕"/>
+        </w:rPr>
+        <w:t xml:space="preserve">  4. 「하도급거래 공정화에 관한 법률」 제16조의2에 따라 수급사업자가 대금 조정을 신청할 수 있는 권리를 제한하는 약정</w:t>
+      </w:r>
+    </w:p>
+    <w:p>
+      <w:pPr>
+        <w:rPr>
+          <w:rFonts w:ascii="맑은 고딕" w:eastAsia="맑은 고딕" w:hAnsi="맑은 고딕"/>
+        </w:rPr>
+      </w:pPr>
+      <w:r>
+        <w:rPr>
+          <w:rFonts w:ascii="맑은 고딕" w:eastAsia="맑은 고딕" w:hAnsi="맑은 고딕"/>
+        </w:rPr>
+        <w:t xml:space="preserve">  5. 그 밖에 법에서 보호하는 수급사업자의 권리·이익을 부당하게 제한하거나 박탈하는 약정</w:t>
+      </w:r>
+    </w:p>
+    <w:p>
+      <w:pPr>
+        <w:rPr>
+          <w:rFonts w:ascii="맑은 고딕" w:eastAsia="맑은 고딕" w:hAnsi="맑은 고딕"/>
+        </w:rPr>
+      </w:pPr>
+    </w:p>
+    <w:p>
+      <w:pPr>
+        <w:pStyle w:val="2"/>
+        <w:rPr>
+          <w:rFonts w:ascii="맑은 고딕" w:eastAsia="맑은 고딕" w:hAnsi="맑은 고딕"/>
+          <w:b/>
+          <w:sz w:val="26"/>
+        </w:rPr>
+      </w:pPr>
+      <w:ins w:id="110" w:author="JaeEun Lee" w:date="2026-05-10T13:26:00Z" w16du:dateUtc="2026-05-10T04:26:00Z">
+        <w:r>
+          <w:rPr>
+            <w:rFonts w:ascii="맑은 고딕" w:eastAsia="맑은 고딕" w:hAnsi="맑은 고딕" w:hint="eastAsia"/>
+            <w:b/>
+            <w:sz w:val="26"/>
+          </w:rPr>
+          <w:t>제</w:t>
+        </w:r>
+        <w:r>
+          <w:rPr>
+            <w:rFonts w:ascii="맑은 고딕" w:eastAsia="맑은 고딕" w:hAnsi="맑은 고딕"/>
+            <w:b/>
+            <w:sz w:val="26"/>
+          </w:rPr>
+          <w:t>28조</w:t>
+        </w:r>
+      </w:ins>
+      <w:del w:id="111" w:author="JaeEun Lee" w:date="2026-05-10T13:26:00Z" w16du:dateUtc="2026-05-10T04:26:00Z">
+        <w:r>
+          <w:rPr>
+            <w:rFonts w:ascii="맑은 고딕" w:eastAsia="맑은 고딕" w:hAnsi="맑은 고딕" w:hint="eastAsia"/>
+            <w:b/>
+            <w:sz w:val="26"/>
+          </w:rPr>
+          <w:delText>제</w:delText>
+        </w:r>
+        <w:r>
+          <w:rPr>
+            <w:rFonts w:ascii="맑은 고딕" w:eastAsia="맑은 고딕" w:hAnsi="맑은 고딕"/>
+            <w:b/>
+            <w:sz w:val="26"/>
+          </w:rPr>
+          <w:delText>27조</w:delText>
+        </w:r>
+      </w:del>
+      <w:r>
+        <w:rPr>
+          <w:rFonts w:ascii="맑은 고딕" w:eastAsia="맑은 고딕" w:hAnsi="맑은 고딕"/>
+          <w:b/>
+          <w:sz w:val="26"/>
+        </w:rPr>
+        <w:t xml:space="preserve"> (분쟁해결)</w:t>
+      </w:r>
+    </w:p>
+    <w:p>
+      <w:pPr>
+        <w:rPr>
+          <w:rFonts w:ascii="맑은 고딕" w:eastAsia="맑은 고딕" w:hAnsi="맑은 고딕"/>
+        </w:rPr>
+      </w:pPr>
+      <w:r>
+        <w:rPr>
+          <w:rFonts w:ascii="맑은 고딕" w:eastAsia="맑은 고딕" w:hAnsi="맑은 고딕" w:hint="eastAsia"/>
+        </w:rPr>
+        <w:t>①</w:t>
+      </w:r>
+      <w:r>
+        <w:rPr>
+          <w:rFonts w:ascii="맑은 고딕" w:eastAsia="맑은 고딕" w:hAnsi="맑은 고딕"/>
+        </w:rPr>
+        <w:t xml:space="preserve"> 이 계약과 관련하여 분쟁이 발생한 경우, 원사업자와 수급사업자는 상호 협의하여 분쟁을 해결하기 위해 노력한다.</w:t>
+      </w:r>
+    </w:p>
+    <w:p>
+      <w:pPr>
+        <w:rPr>
+          <w:rFonts w:ascii="맑은 고딕" w:eastAsia="맑은 고딕" w:hAnsi="맑은 고딕"/>
+        </w:rPr>
+      </w:pPr>
+      <w:r>
+        <w:rPr>
+          <w:rFonts w:ascii="맑은 고딕" w:eastAsia="맑은 고딕" w:hAnsi="맑은 고딕" w:hint="eastAsia"/>
+        </w:rPr>
+        <w:t>②</w:t>
+      </w:r>
+      <w:r>
+        <w:rPr>
+          <w:rFonts w:ascii="맑은 고딕" w:eastAsia="맑은 고딕" w:hAnsi="맑은 고딕"/>
+        </w:rPr>
+        <w:t xml:space="preserve"> 제1항에도 불구하고 분쟁이 해결되지 않은 경우, 원사업자 또는 수급사업자는 「</w:t>
+      </w:r>
+      <w:proofErr w:type="spellStart"/>
+      <w:r>
+        <w:rPr>
+          <w:rFonts w:ascii="맑은 고딕" w:eastAsia="맑은 고딕" w:hAnsi="맑은 고딕"/>
+        </w:rPr>
+        <w:t>콘텐츠산업진흥법」에</w:t>
+      </w:r>
+      <w:proofErr w:type="spellEnd"/>
+      <w:r>
+        <w:rPr>
+          <w:rFonts w:ascii="맑은 고딕" w:eastAsia="맑은 고딕" w:hAnsi="맑은 고딕"/>
+        </w:rPr>
+        <w:t xml:space="preserve"> 따른 콘텐츠분쟁조정위원회, 「</w:t>
+      </w:r>
+      <w:proofErr w:type="spellStart"/>
+      <w:r>
+        <w:rPr>
+          <w:rFonts w:ascii="맑은 고딕" w:eastAsia="맑은 고딕" w:hAnsi="맑은 고딕"/>
+        </w:rPr>
+        <w:t>저작권법」에</w:t>
+      </w:r>
+      <w:proofErr w:type="spellEnd"/>
+      <w:r>
+        <w:rPr>
+          <w:rFonts w:ascii="맑은 고딕" w:eastAsia="맑은 고딕" w:hAnsi="맑은 고딕"/>
+        </w:rPr>
+        <w:t xml:space="preserve"> 따른 한국저작권위원회 또는 「하도급거래 공정화에 관한 </w:t>
+      </w:r>
+      <w:proofErr w:type="spellStart"/>
+      <w:r>
+        <w:rPr>
+          <w:rFonts w:ascii="맑은 고딕" w:eastAsia="맑은 고딕" w:hAnsi="맑은 고딕"/>
+        </w:rPr>
+        <w:t>법률」에</w:t>
+      </w:r>
+      <w:proofErr w:type="spellEnd"/>
+      <w:r>
+        <w:rPr>
+          <w:rFonts w:ascii="맑은 고딕" w:eastAsia="맑은 고딕" w:hAnsi="맑은 고딕"/>
+        </w:rPr>
+        <w:t xml:space="preserve"> 따른 하도급분쟁조정협의회 등에 조정을 신청할 수 있다.</w:t>
+      </w:r>
+    </w:p>
+    <w:p>
+      <w:pPr>
+        <w:rPr>
+          <w:rFonts w:ascii="맑은 고딕" w:eastAsia="맑은 고딕" w:hAnsi="맑은 고딕"/>
+        </w:rPr>
+      </w:pPr>
+    </w:p>
+    <w:p>
+      <w:pPr>
+        <w:pStyle w:val="2"/>
+        <w:rPr>
+          <w:rFonts w:ascii="맑은 고딕" w:eastAsia="맑은 고딕" w:hAnsi="맑은 고딕"/>
+          <w:b/>
+          <w:sz w:val="26"/>
+        </w:rPr>
+      </w:pPr>
+      <w:ins w:id="112" w:author="JaeEun Lee" w:date="2026-05-10T13:26:00Z" w16du:dateUtc="2026-05-10T04:26:00Z">
+        <w:r>
+          <w:rPr>
+            <w:rFonts w:ascii="맑은 고딕" w:eastAsia="맑은 고딕" w:hAnsi="맑은 고딕" w:hint="eastAsia"/>
+            <w:b/>
+            <w:sz w:val="26"/>
+          </w:rPr>
+          <w:t>제</w:t>
+        </w:r>
+        <w:r>
+          <w:rPr>
+            <w:rFonts w:ascii="맑은 고딕" w:eastAsia="맑은 고딕" w:hAnsi="맑은 고딕"/>
+            <w:b/>
+            <w:sz w:val="26"/>
+          </w:rPr>
+          <w:t>29조</w:t>
+        </w:r>
+      </w:ins>
+      <w:del w:id="113" w:author="JaeEun Lee" w:date="2026-05-10T13:26:00Z" w16du:dateUtc="2026-05-10T04:26:00Z">
+        <w:r>
+          <w:rPr>
+            <w:rFonts w:ascii="맑은 고딕" w:eastAsia="맑은 고딕" w:hAnsi="맑은 고딕" w:hint="eastAsia"/>
+            <w:b/>
+            <w:sz w:val="26"/>
+          </w:rPr>
+          <w:delText>제</w:delText>
+        </w:r>
+        <w:r>
+          <w:rPr>
+            <w:rFonts w:ascii="맑은 고딕" w:eastAsia="맑은 고딕" w:hAnsi="맑은 고딕"/>
+            <w:b/>
+            <w:sz w:val="26"/>
+          </w:rPr>
+          <w:delText>28조</w:delText>
+        </w:r>
+      </w:del>
+      <w:r>
+        <w:rPr>
+          <w:rFonts w:ascii="맑은 고딕" w:eastAsia="맑은 고딕" w:hAnsi="맑은 고딕"/>
+          <w:b/>
+          <w:sz w:val="26"/>
+        </w:rPr>
+        <w:t xml:space="preserve"> (준거법 및 재판관할)</w:t>
+      </w:r>
+    </w:p>
+    <w:p>
+      <w:pPr>
+        <w:rPr>
+          <w:rFonts w:ascii="맑은 고딕" w:eastAsia="맑은 고딕" w:hAnsi="맑은 고딕"/>
+        </w:rPr>
+      </w:pPr>
+      <w:r>
+        <w:rPr>
+          <w:rFonts w:ascii="맑은 고딕" w:eastAsia="맑은 고딕" w:hAnsi="맑은 고딕" w:hint="eastAsia"/>
+        </w:rPr>
+        <w:t>①</w:t>
+      </w:r>
+      <w:r>
+        <w:rPr>
+          <w:rFonts w:ascii="맑은 고딕" w:eastAsia="맑은 고딕" w:hAnsi="맑은 고딕"/>
+        </w:rPr>
+        <w:t xml:space="preserve"> 본 계약은 대한민국 법령에 따라 해석되고 이행된다.</w:t>
+      </w:r>
+    </w:p>
+    <w:p>
+      <w:pPr>
+        <w:rPr>
+          <w:rFonts w:ascii="맑은 고딕" w:eastAsia="맑은 고딕" w:hAnsi="맑은 고딕"/>
+        </w:rPr>
+      </w:pPr>
+      <w:r>
+        <w:rPr>
+          <w:rFonts w:ascii="맑은 고딕" w:eastAsia="맑은 고딕" w:hAnsi="맑은 고딕" w:hint="eastAsia"/>
+        </w:rPr>
+        <w:t>②</w:t>
+      </w:r>
+      <w:r>
+        <w:rPr>
+          <w:rFonts w:ascii="맑은 고딕" w:eastAsia="맑은 고딕" w:hAnsi="맑은 고딕"/>
+        </w:rPr>
+        <w:t xml:space="preserve"> 본 계약과 관련된 소는 원사업자 또는 수급사업자의 주된 사무소를 관할하는 지방법원, 또는 서울중앙지방법원에 제기한다.</w:t>
+      </w:r>
+    </w:p>
+    <w:p>
+      <w:pPr>
+        <w:rPr>
+          <w:ins w:id="114" w:author="JaeEun Lee" w:date="2026-05-10T14:37:00Z" w16du:dateUtc="2026-05-10T05:37:00Z"/>
+          <w:rFonts w:ascii="맑은 고딕" w:eastAsia="맑은 고딕" w:hAnsi="맑은 고딕"/>
+        </w:rPr>
+      </w:pPr>
+      <w:r>
+        <w:rPr>
+          <w:rFonts w:ascii="맑은 고딕" w:eastAsia="맑은 고딕" w:hAnsi="맑은 고딕" w:hint="eastAsia"/>
+        </w:rPr>
+        <w:t>③</w:t>
+      </w:r>
+      <w:r>
+        <w:rPr>
+          <w:rFonts w:ascii="맑은 고딕" w:eastAsia="맑은 고딕" w:hAnsi="맑은 고딕"/>
+        </w:rPr>
+        <w:t xml:space="preserve"> 본 계약은 본 계약에서 정한 사항에 관하여 원사업자와 수급사업자 간의 완전한 합의를 구성하며, 본 계약 체결 이전의 구두 또는 서면에 의한 합의·약속·표시는 본 계약으로 대체된다.</w:t>
+      </w:r>
+    </w:p>
+    <w:p>
+      <w:pPr>
+        <w:rPr>
+          <w:ins w:id="115" w:author="JaeEun Lee" w:date="2026-05-10T14:37:00Z" w16du:dateUtc="2026-05-10T05:37:00Z"/>
+          <w:rFonts w:ascii="맑은 고딕" w:eastAsia="맑은 고딕" w:hAnsi="맑은 고딕"/>
+        </w:rPr>
+      </w:pPr>
+      <w:ins w:id="116" w:author="JaeEun Lee" w:date="2026-05-10T14:37:00Z" w16du:dateUtc="2026-05-10T05:37:00Z">
+        <w:r>
+          <w:rPr>
+            <w:rFonts w:ascii="맑은 고딕" w:eastAsia="맑은 고딕" w:hAnsi="맑은 고딕" w:hint="eastAsia"/>
+          </w:rPr>
+          <w:t>제</w:t>
+        </w:r>
+        <w:r>
+          <w:rPr>
+            <w:rFonts w:ascii="맑은 고딕" w:eastAsia="맑은 고딕" w:hAnsi="맑은 고딕"/>
+          </w:rPr>
+          <w:t>31조 (계약 종료 후 존속 조항)</w:t>
+        </w:r>
+      </w:ins>
+    </w:p>
+    <w:p>
+      <w:pPr>
+        <w:rPr>
+          <w:ins w:id="117" w:author="JaeEun Lee" w:date="2026-05-10T14:37:00Z" w16du:dateUtc="2026-05-10T05:37:00Z"/>
+          <w:rFonts w:ascii="맑은 고딕" w:eastAsia="맑은 고딕" w:hAnsi="맑은 고딕"/>
+        </w:rPr>
+      </w:pPr>
+      <w:ins w:id="118" w:author="JaeEun Lee" w:date="2026-05-10T14:37:00Z" w16du:dateUtc="2026-05-10T05:37:00Z">
+        <w:r>
+          <w:rPr>
+            <w:rFonts w:ascii="맑은 고딕" w:eastAsia="맑은 고딕" w:hAnsi="맑은 고딕" w:hint="eastAsia"/>
+          </w:rPr>
+          <w:t>본</w:t>
+        </w:r>
+        <w:r>
+          <w:rPr>
+            <w:rFonts w:ascii="맑은 고딕" w:eastAsia="맑은 고딕" w:hAnsi="맑은 고딕"/>
+          </w:rPr>
+          <w:t xml:space="preserve"> 계약이 종료된 경우에도 다음 각 호의 조항은 그 성질상 존속이 필요한 한도에서 효력을 유지한다.</w:t>
+        </w:r>
+      </w:ins>
+    </w:p>
+    <w:p>
+      <w:pPr>
+        <w:rPr>
+          <w:ins w:id="119" w:author="JaeEun Lee" w:date="2026-05-10T14:37:00Z" w16du:dateUtc="2026-05-10T05:37:00Z"/>
+          <w:rFonts w:ascii="맑은 고딕" w:eastAsia="맑은 고딕" w:hAnsi="맑은 고딕"/>
+        </w:rPr>
+      </w:pPr>
+      <w:ins w:id="120" w:author="JaeEun Lee" w:date="2026-05-10T14:37:00Z" w16du:dateUtc="2026-05-10T05:37:00Z">
+        <w:r>
+          <w:rPr>
+            <w:rFonts w:ascii="맑은 고딕" w:eastAsia="맑은 고딕" w:hAnsi="맑은 고딕"/>
+          </w:rPr>
+          <w:t xml:space="preserve">  1. 제6조 (비밀유지)</w:t>
+        </w:r>
+      </w:ins>
+    </w:p>
+    <w:p>
+      <w:pPr>
+        <w:rPr>
+          <w:ins w:id="121" w:author="JaeEun Lee" w:date="2026-05-10T14:37:00Z" w16du:dateUtc="2026-05-10T05:37:00Z"/>
+          <w:rFonts w:ascii="맑은 고딕" w:eastAsia="맑은 고딕" w:hAnsi="맑은 고딕"/>
+        </w:rPr>
+      </w:pPr>
+      <w:ins w:id="122" w:author="JaeEun Lee" w:date="2026-05-10T14:37:00Z" w16du:dateUtc="2026-05-10T05:37:00Z">
+        <w:r>
+          <w:rPr>
+            <w:rFonts w:ascii="맑은 고딕" w:eastAsia="맑은 고딕" w:hAnsi="맑은 고딕"/>
+          </w:rPr>
+          <w:t xml:space="preserve">  2. 제16조 (상금 및 매출의 분배)</w:t>
+        </w:r>
+      </w:ins>
+    </w:p>
+    <w:p>
+      <w:pPr>
+        <w:rPr>
+          <w:ins w:id="123" w:author="JaeEun Lee" w:date="2026-05-10T14:37:00Z" w16du:dateUtc="2026-05-10T05:37:00Z"/>
+          <w:rFonts w:ascii="맑은 고딕" w:eastAsia="맑은 고딕" w:hAnsi="맑은 고딕"/>
+        </w:rPr>
+      </w:pPr>
+      <w:ins w:id="124" w:author="JaeEun Lee" w:date="2026-05-10T14:37:00Z" w16du:dateUtc="2026-05-10T05:37:00Z">
+        <w:r>
+          <w:rPr>
+            <w:rFonts w:ascii="맑은 고딕" w:eastAsia="맑은 고딕" w:hAnsi="맑은 고딕"/>
+          </w:rPr>
+          <w:t xml:space="preserve">  3. 제17조 (개발 종료 후 오류 수정 의무)</w:t>
+        </w:r>
+      </w:ins>
+    </w:p>
+    <w:p>
+      <w:pPr>
+        <w:rPr>
+          <w:ins w:id="125" w:author="JaeEun Lee" w:date="2026-05-10T14:37:00Z" w16du:dateUtc="2026-05-10T05:37:00Z"/>
+          <w:rFonts w:ascii="맑은 고딕" w:eastAsia="맑은 고딕" w:hAnsi="맑은 고딕"/>
+        </w:rPr>
+      </w:pPr>
+      <w:ins w:id="126" w:author="JaeEun Lee" w:date="2026-05-10T14:37:00Z" w16du:dateUtc="2026-05-10T05:37:00Z">
+        <w:r>
+          <w:rPr>
+            <w:rFonts w:ascii="맑은 고딕" w:eastAsia="맑은 고딕" w:hAnsi="맑은 고딕"/>
+          </w:rPr>
+          <w:t xml:space="preserve">  4. 제21조 ~ 제23조 (지식재산권의 귀속·양도·매수청구권)</w:t>
+        </w:r>
+      </w:ins>
+    </w:p>
+    <w:p>
+      <w:pPr>
+        <w:rPr>
+          <w:ins w:id="127" w:author="JaeEun Lee" w:date="2026-05-10T14:37:00Z" w16du:dateUtc="2026-05-10T05:37:00Z"/>
+          <w:rFonts w:ascii="맑은 고딕" w:eastAsia="맑은 고딕" w:hAnsi="맑은 고딕"/>
+        </w:rPr>
+      </w:pPr>
+      <w:ins w:id="128" w:author="JaeEun Lee" w:date="2026-05-10T14:37:00Z" w16du:dateUtc="2026-05-10T05:37:00Z">
+        <w:r>
+          <w:rPr>
+            <w:rFonts w:ascii="맑은 고딕" w:eastAsia="맑은 고딕" w:hAnsi="맑은 고딕"/>
+          </w:rPr>
+          <w:t xml:space="preserve">  5. 제24조 (손해배상)</w:t>
+        </w:r>
+      </w:ins>
+    </w:p>
+    <w:p>
+      <w:pPr>
+        <w:rPr>
+          <w:ins w:id="129" w:author="JaeEun Lee" w:date="2026-05-10T14:37:00Z" w16du:dateUtc="2026-05-10T05:37:00Z"/>
+          <w:rFonts w:ascii="맑은 고딕" w:eastAsia="맑은 고딕" w:hAnsi="맑은 고딕"/>
+        </w:rPr>
+      </w:pPr>
+      <w:ins w:id="130" w:author="JaeEun Lee" w:date="2026-05-10T14:37:00Z" w16du:dateUtc="2026-05-10T05:37:00Z">
+        <w:r>
+          <w:rPr>
+            <w:rFonts w:ascii="맑은 고딕" w:eastAsia="맑은 고딕" w:hAnsi="맑은 고딕"/>
+          </w:rPr>
+          <w:t xml:space="preserve">  6. 제29조 (분쟁해결)</w:t>
+        </w:r>
+      </w:ins>
+    </w:p>
+    <w:p>
+      <w:pPr>
+        <w:rPr>
+          <w:rFonts w:ascii="맑은 고딕" w:eastAsia="맑은 고딕" w:hAnsi="맑은 고딕"/>
+        </w:rPr>
+      </w:pPr>
+      <w:ins w:id="131" w:author="JaeEun Lee" w:date="2026-05-10T14:37:00Z" w16du:dateUtc="2026-05-10T05:37:00Z">
+        <w:r>
+          <w:rPr>
+            <w:rFonts w:ascii="맑은 고딕" w:eastAsia="맑은 고딕" w:hAnsi="맑은 고딕"/>
+          </w:rPr>
+          <w:t xml:space="preserve">  7. 제30조 (준거법 및 재판관할)</w:t>
+        </w:r>
+      </w:ins>
+    </w:p>
+    <w:p>
+      <w:pPr>
+        <w:rPr>
+          <w:rFonts w:ascii="맑은 고딕" w:eastAsia="맑은 고딕" w:hAnsi="맑은 고딕"/>
+        </w:rPr>
+      </w:pPr>
+    </w:p>
+    <w:p>
+      <w:pPr>
+        <w:pStyle w:val="2"/>
+        <w:rPr>
+          <w:rFonts w:ascii="맑은 고딕" w:eastAsia="맑은 고딕" w:hAnsi="맑은 고딕"/>
+          <w:b/>
+          <w:sz w:val="26"/>
+        </w:rPr>
+      </w:pPr>
+      <w:ins w:id="132" w:author="JaeEun Lee" w:date="2026-05-10T13:26:00Z" w16du:dateUtc="2026-05-10T04:26:00Z">
+        <w:r>
+          <w:rPr>
+            <w:rFonts w:ascii="맑은 고딕" w:eastAsia="맑은 고딕" w:hAnsi="맑은 고딕" w:hint="eastAsia"/>
+            <w:b/>
+            <w:sz w:val="26"/>
+          </w:rPr>
+          <w:lastRenderedPageBreak/>
+          <w:t>제</w:t>
+        </w:r>
+        <w:r>
+          <w:rPr>
+            <w:rFonts w:ascii="맑은 고딕" w:eastAsia="맑은 고딕" w:hAnsi="맑은 고딕"/>
+            <w:b/>
+            <w:sz w:val="26"/>
+          </w:rPr>
+          <w:t>30조</w:t>
+        </w:r>
+      </w:ins>
+      <w:del w:id="133" w:author="JaeEun Lee" w:date="2026-05-10T13:26:00Z" w16du:dateUtc="2026-05-10T04:26:00Z">
+        <w:r>
+          <w:rPr>
+            <w:rFonts w:ascii="맑은 고딕" w:eastAsia="맑은 고딕" w:hAnsi="맑은 고딕" w:hint="eastAsia"/>
+            <w:b/>
+            <w:sz w:val="26"/>
+          </w:rPr>
+          <w:delText>제</w:delText>
+        </w:r>
+        <w:r>
+          <w:rPr>
+            <w:rFonts w:ascii="맑은 고딕" w:eastAsia="맑은 고딕" w:hAnsi="맑은 고딕"/>
+            <w:b/>
+            <w:sz w:val="26"/>
+          </w:rPr>
+          <w:delText>29조</w:delText>
+        </w:r>
+      </w:del>
+      <w:r>
+        <w:rPr>
+          <w:rFonts w:ascii="맑은 고딕" w:eastAsia="맑은 고딕" w:hAnsi="맑은 고딕"/>
+          <w:b/>
+          <w:sz w:val="26"/>
+        </w:rPr>
+        <w:t xml:space="preserve"> (계약 이외의 사항)</w:t>
+      </w:r>
+    </w:p>
+    <w:p>
+      <w:pPr>
+        <w:rPr>
+          <w:rFonts w:ascii="맑은 고딕" w:eastAsia="맑은 고딕" w:hAnsi="맑은 고딕"/>
+        </w:rPr>
+      </w:pPr>
+      <w:r>
+        <w:rPr>
+          <w:rFonts w:ascii="맑은 고딕" w:eastAsia="맑은 고딕" w:hAnsi="맑은 고딕" w:hint="eastAsia"/>
+        </w:rPr>
+        <w:t>이</w:t>
+      </w:r>
+      <w:r>
+        <w:rPr>
+          <w:rFonts w:ascii="맑은 고딕" w:eastAsia="맑은 고딕" w:hAnsi="맑은 고딕"/>
+        </w:rPr>
+        <w:t xml:space="preserve"> 계약에서 정한 것 이외의 사항에 대해서는 「하도급거래 공정화에 관한 법률」 등 관련 법령의 강행법규에서 정한 바에 따르며, 그 이외의 사항에 대해서는 양 당사자가 협의하여 정한다.</w:t>
+      </w:r>
+    </w:p>
+    <w:p>
+      <w:pPr>
+        <w:jc w:val="center"/>
+        <w:rPr>
+          <w:rFonts w:ascii="맑은 고딕" w:eastAsia="맑은 고딕" w:hAnsi="맑은 고딕"/>
+        </w:rPr>
+      </w:pPr>
+    </w:p>
+    <w:p>
+      <w:pPr>
+        <w:rPr>
+          <w:rFonts w:ascii="맑은 고딕" w:eastAsia="맑은 고딕" w:hAnsi="맑은 고딕"/>
+        </w:rPr>
+      </w:pPr>
+    </w:p>
+    <w:p>
+      <w:pPr>
+        <w:rPr>
+          <w:rFonts w:ascii="맑은 고딕" w:eastAsia="맑은 고딕" w:hAnsi="맑은 고딕"/>
+        </w:rPr>
+      </w:pPr>
+    </w:p>
+    <w:p>
+      <w:pPr>
+        <w:widowControl/>
+        <w:wordWrap/>
+        <w:autoSpaceDE/>
+        <w:autoSpaceDN/>
+        <w:rPr>
+          <w:ins w:id="134" w:author="JaeEun Lee" w:date="2026-05-10T14:37:00Z" w16du:dateUtc="2026-05-10T05:37:00Z"/>
+          <w:rFonts w:ascii="맑은 고딕" w:eastAsia="맑은 고딕" w:hAnsi="맑은 고딕"/>
+        </w:rPr>
+      </w:pPr>
+      <w:ins w:id="135" w:author="JaeEun Lee" w:date="2026-05-10T14:37:00Z" w16du:dateUtc="2026-05-10T05:37:00Z">
+        <w:r>
+          <w:rPr>
+            <w:rFonts w:ascii="맑은 고딕" w:eastAsia="맑은 고딕" w:hAnsi="맑은 고딕"/>
+          </w:rPr>
+          <w:br w:type="page"/>
+        </w:r>
+      </w:ins>
+    </w:p>
+    <w:p>
+      <w:pPr>
+        <w:jc w:val="center"/>
+        <w:rPr>
+          <w:rFonts w:ascii="맑은 고딕" w:eastAsia="맑은 고딕" w:hAnsi="맑은 고딕"/>
+        </w:rPr>
+      </w:pPr>
+      <w:r>
+        <w:rPr>
+          <w:rFonts w:ascii="맑은 고딕" w:eastAsia="맑은 고딕" w:hAnsi="맑은 고딕" w:hint="eastAsia"/>
+        </w:rPr>
+        <w:lastRenderedPageBreak/>
+        <w:t>이</w:t>
+      </w:r>
+      <w:r>
+        <w:rPr>
+          <w:rFonts w:ascii="맑은 고딕" w:eastAsia="맑은 고딕" w:hAnsi="맑은 고딕"/>
+        </w:rPr>
+        <w:t xml:space="preserve"> 계약의 성립을 증명하기 위하여 계약서 4부를 작성하고 당사자가 각각 기명날인 또는 서명한 후 각 1부씩 보관한다.</w:t>
+      </w:r>
+    </w:p>
+    <w:p>
+      <w:pPr>
+        <w:rPr>
+          <w:rFonts w:ascii="맑은 고딕" w:eastAsia="맑은 고딕" w:hAnsi="맑은 고딕"/>
+        </w:rPr>
+      </w:pPr>
+    </w:p>
+    <w:p>
+      <w:pPr>
+        <w:jc w:val="center"/>
+        <w:rPr>
+          <w:rFonts w:ascii="맑은 고딕" w:eastAsia="맑은 고딕" w:hAnsi="맑은 고딕"/>
+        </w:rPr>
+      </w:pPr>
+      <w:r>
+        <w:rPr>
+          <w:rFonts w:ascii="맑은 고딕" w:eastAsia="맑은 고딕" w:hAnsi="맑은 고딕"/>
+        </w:rPr>
+        <w:t>2025년 5월 1일</w:t>
+      </w:r>
+    </w:p>
+    <w:p>
+      <w:pPr>
+        <w:rPr>
+          <w:rFonts w:ascii="맑은 고딕" w:eastAsia="맑은 고딕" w:hAnsi="맑은 고딕"/>
+        </w:rPr>
+      </w:pPr>
+    </w:p>
+    <w:p>
+      <w:pPr>
+        <w:rPr>
+          <w:rFonts w:ascii="맑은 고딕" w:eastAsia="맑은 고딕" w:hAnsi="맑은 고딕"/>
+          <w:b/>
+        </w:rPr>
+      </w:pPr>
+      <w:r>
+        <w:rPr>
+          <w:rFonts w:ascii="맑은 고딕" w:eastAsia="맑은 고딕" w:hAnsi="맑은 고딕"/>
+          <w:b/>
+        </w:rPr>
+        <w:t>[원사업자] · 기획 · 대표</w:t>
+      </w:r>
+    </w:p>
+    <w:p>
+      <w:pPr>
+        <w:rPr>
+          <w:rFonts w:ascii="맑은 고딕" w:eastAsia="맑은 고딕" w:hAnsi="맑은 고딕"/>
+        </w:rPr>
+      </w:pPr>
+      <w:r>
+        <w:rPr>
+          <w:rFonts w:ascii="맑은 고딕" w:eastAsia="맑은 고딕" w:hAnsi="맑은 고딕"/>
+        </w:rPr>
+        <w:t xml:space="preserve">  주    </w:t>
+      </w:r>
+      <w:proofErr w:type="gramStart"/>
+      <w:r>
+        <w:rPr>
+          <w:rFonts w:ascii="맑은 고딕" w:eastAsia="맑은 고딕" w:hAnsi="맑은 고딕"/>
+        </w:rPr>
+        <w:t>소 :</w:t>
+      </w:r>
+      <w:proofErr w:type="gramEnd"/>
+      <w:r>
+        <w:rPr>
+          <w:rFonts w:ascii="맑은 고딕" w:eastAsia="맑은 고딕" w:hAnsi="맑은 고딕"/>
+        </w:rPr>
         <w:t xml:space="preserve"> </w:t>
       </w:r>
+      <w:proofErr w:type="gramStart"/>
+      <w:r>
+        <w:rPr>
+          <w:rFonts w:ascii="맑은 고딕" w:eastAsia="맑은 고딕" w:hAnsi="맑은 고딕"/>
+        </w:rPr>
+        <w:t xml:space="preserve">[  </w:t>
+      </w:r>
+      <w:proofErr w:type="gramEnd"/>
+      <w:r>
+        <w:rPr>
+          <w:rFonts w:ascii="맑은 고딕" w:eastAsia="맑은 고딕" w:hAnsi="맑은 고딕"/>
+        </w:rPr>
+        <w:t xml:space="preserve">                            </w:t>
+      </w:r>
+      <w:proofErr w:type="gramStart"/>
+      <w:r>
+        <w:rPr>
+          <w:rFonts w:ascii="맑은 고딕" w:eastAsia="맑은 고딕" w:hAnsi="맑은 고딕"/>
+        </w:rPr>
+        <w:t xml:space="preserve">  ]</w:t>
+      </w:r>
+      <w:proofErr w:type="gramEnd"/>
+    </w:p>
+    <w:p>
+      <w:pPr>
+        <w:rPr>
+          <w:rFonts w:ascii="맑은 고딕" w:eastAsia="맑은 고딕" w:hAnsi="맑은 고딕"/>
+        </w:rPr>
+      </w:pPr>
+      <w:r>
+        <w:rPr>
+          <w:rFonts w:ascii="맑은 고딕" w:eastAsia="맑은 고딕" w:hAnsi="맑은 고딕"/>
+        </w:rPr>
+        <w:t xml:space="preserve">  상    </w:t>
+      </w:r>
+      <w:proofErr w:type="gramStart"/>
+      <w:r>
+        <w:rPr>
+          <w:rFonts w:ascii="맑은 고딕" w:eastAsia="맑은 고딕" w:hAnsi="맑은 고딕"/>
+        </w:rPr>
+        <w:t>호 :</w:t>
+      </w:r>
+      <w:proofErr w:type="gramEnd"/>
+      <w:r>
+        <w:rPr>
+          <w:rFonts w:ascii="맑은 고딕" w:eastAsia="맑은 고딕" w:hAnsi="맑은 고딕"/>
+        </w:rPr>
+        <w:t xml:space="preserve"> </w:t>
+      </w:r>
+      <w:proofErr w:type="gramStart"/>
+      <w:r>
+        <w:rPr>
+          <w:rFonts w:ascii="맑은 고딕" w:eastAsia="맑은 고딕" w:hAnsi="맑은 고딕"/>
+        </w:rPr>
+        <w:t xml:space="preserve">[  </w:t>
+      </w:r>
+      <w:proofErr w:type="gramEnd"/>
+      <w:r>
+        <w:rPr>
+          <w:rFonts w:ascii="맑은 고딕" w:eastAsia="맑은 고딕" w:hAnsi="맑은 고딕"/>
+        </w:rPr>
+        <w:t xml:space="preserve">              </w:t>
+      </w:r>
+      <w:proofErr w:type="gramStart"/>
+      <w:r>
+        <w:rPr>
+          <w:rFonts w:ascii="맑은 고딕" w:eastAsia="맑은 고딕" w:hAnsi="맑은 고딕"/>
+        </w:rPr>
+        <w:t xml:space="preserve">  ]</w:t>
+      </w:r>
+      <w:proofErr w:type="gramEnd"/>
+      <w:r>
+        <w:rPr>
+          <w:rFonts w:ascii="맑은 고딕" w:eastAsia="맑은 고딕" w:hAnsi="맑은 고딕"/>
+        </w:rPr>
+        <w:t xml:space="preserve">      </w:t>
+      </w:r>
+      <w:proofErr w:type="gramStart"/>
+      <w:r>
+        <w:rPr>
+          <w:rFonts w:ascii="맑은 고딕" w:eastAsia="맑은 고딕" w:hAnsi="맑은 고딕"/>
+        </w:rPr>
+        <w:t>사업자등록번호 :</w:t>
+      </w:r>
+      <w:proofErr w:type="gramEnd"/>
+      <w:r>
+        <w:rPr>
+          <w:rFonts w:ascii="맑은 고딕" w:eastAsia="맑은 고딕" w:hAnsi="맑은 고딕"/>
+        </w:rPr>
+        <w:t xml:space="preserve"> </w:t>
+      </w:r>
+      <w:proofErr w:type="gramStart"/>
+      <w:r>
+        <w:rPr>
+          <w:rFonts w:ascii="맑은 고딕" w:eastAsia="맑은 고딕" w:hAnsi="맑은 고딕"/>
+        </w:rPr>
+        <w:t xml:space="preserve">[  </w:t>
+      </w:r>
+      <w:proofErr w:type="gramEnd"/>
+      <w:r>
+        <w:rPr>
+          <w:rFonts w:ascii="맑은 고딕" w:eastAsia="맑은 고딕" w:hAnsi="맑은 고딕"/>
+        </w:rPr>
+        <w:t xml:space="preserve">          </w:t>
+      </w:r>
+      <w:proofErr w:type="gramStart"/>
+      <w:r>
+        <w:rPr>
+          <w:rFonts w:ascii="맑은 고딕" w:eastAsia="맑은 고딕" w:hAnsi="맑은 고딕"/>
+        </w:rPr>
+        <w:t xml:space="preserve">  ]</w:t>
+      </w:r>
+      <w:proofErr w:type="gramEnd"/>
+    </w:p>
+    <w:p>
+      <w:pPr>
+        <w:rPr>
+          <w:rFonts w:ascii="맑은 고딕" w:eastAsia="맑은 고딕" w:hAnsi="맑은 고딕"/>
+        </w:rPr>
+      </w:pPr>
+      <w:r>
+        <w:rPr>
+          <w:rFonts w:ascii="맑은 고딕" w:eastAsia="맑은 고딕" w:hAnsi="맑은 고딕"/>
+        </w:rPr>
+        <w:t xml:space="preserve">  대 표 </w:t>
+      </w:r>
+      <w:proofErr w:type="gramStart"/>
+      <w:r>
+        <w:rPr>
+          <w:rFonts w:ascii="맑은 고딕" w:eastAsia="맑은 고딕" w:hAnsi="맑은 고딕"/>
+        </w:rPr>
+        <w:t>자 :</w:t>
+      </w:r>
+      <w:proofErr w:type="gramEnd"/>
+      <w:r>
+        <w:rPr>
+          <w:rFonts w:ascii="맑은 고딕" w:eastAsia="맑은 고딕" w:hAnsi="맑은 고딕"/>
+        </w:rPr>
+        <w:t xml:space="preserve"> 장원석    (인)</w:t>
+      </w:r>
+    </w:p>
+    <w:p>
+      <w:pPr>
+        <w:rPr>
+          <w:rFonts w:ascii="맑은 고딕" w:eastAsia="맑은 고딕" w:hAnsi="맑은 고딕"/>
+        </w:rPr>
+      </w:pPr>
+      <w:r>
+        <w:rPr>
+          <w:rFonts w:ascii="맑은 고딕" w:eastAsia="맑은 고딕" w:hAnsi="맑은 고딕"/>
+        </w:rPr>
+        <w:t xml:space="preserve">  서   </w:t>
+      </w:r>
+      <w:proofErr w:type="gramStart"/>
+      <w:r>
+        <w:rPr>
+          <w:rFonts w:ascii="맑은 고딕" w:eastAsia="맑은 고딕" w:hAnsi="맑은 고딕"/>
+        </w:rPr>
+        <w:t>명 :</w:t>
+      </w:r>
+      <w:proofErr w:type="gramEnd"/>
+      <w:r>
+        <w:rPr>
+          <w:rFonts w:ascii="맑은 고딕" w:eastAsia="맑은 고딕" w:hAnsi="맑은 고딕"/>
+        </w:rPr>
+        <w:t xml:space="preserve"> ______________</w:t>
+      </w:r>
+    </w:p>
+    <w:p>
+      <w:pPr>
+        <w:rPr>
+          <w:rFonts w:ascii="맑은 고딕" w:eastAsia="맑은 고딕" w:hAnsi="맑은 고딕"/>
+        </w:rPr>
+      </w:pPr>
+    </w:p>
+    <w:p>
+      <w:pPr>
+        <w:rPr>
+          <w:rFonts w:ascii="맑은 고딕" w:eastAsia="맑은 고딕" w:hAnsi="맑은 고딕"/>
+          <w:b/>
+        </w:rPr>
+      </w:pPr>
+      <w:r>
+        <w:rPr>
+          <w:rFonts w:ascii="맑은 고딕" w:eastAsia="맑은 고딕" w:hAnsi="맑은 고딕"/>
+          <w:b/>
+        </w:rPr>
+        <w:t>[수급사업자 ①] · 아트</w:t>
+      </w:r>
+    </w:p>
+    <w:p>
+      <w:pPr>
+        <w:rPr>
+          <w:rFonts w:ascii="맑은 고딕" w:eastAsia="맑은 고딕" w:hAnsi="맑은 고딕"/>
+        </w:rPr>
+      </w:pPr>
+      <w:r>
+        <w:rPr>
+          <w:rFonts w:ascii="맑은 고딕" w:eastAsia="맑은 고딕" w:hAnsi="맑은 고딕"/>
+        </w:rPr>
+        <w:t xml:space="preserve">  주    </w:t>
+      </w:r>
+      <w:proofErr w:type="gramStart"/>
+      <w:r>
+        <w:rPr>
+          <w:rFonts w:ascii="맑은 고딕" w:eastAsia="맑은 고딕" w:hAnsi="맑은 고딕"/>
+        </w:rPr>
+        <w:t>소 :</w:t>
+      </w:r>
+      <w:proofErr w:type="gramEnd"/>
+      <w:r>
+        <w:rPr>
+          <w:rFonts w:ascii="맑은 고딕" w:eastAsia="맑은 고딕" w:hAnsi="맑은 고딕"/>
+        </w:rPr>
+        <w:t xml:space="preserve"> </w:t>
+      </w:r>
+      <w:proofErr w:type="gramStart"/>
+      <w:r>
+        <w:rPr>
+          <w:rFonts w:ascii="맑은 고딕" w:eastAsia="맑은 고딕" w:hAnsi="맑은 고딕"/>
+        </w:rPr>
+        <w:t xml:space="preserve">[  </w:t>
+      </w:r>
+      <w:proofErr w:type="gramEnd"/>
+      <w:r>
+        <w:rPr>
+          <w:rFonts w:ascii="맑은 고딕" w:eastAsia="맑은 고딕" w:hAnsi="맑은 고딕"/>
+        </w:rPr>
+        <w:t xml:space="preserve">                    </w:t>
+      </w:r>
+      <w:proofErr w:type="gramStart"/>
+      <w:r>
+        <w:rPr>
+          <w:rFonts w:ascii="맑은 고딕" w:eastAsia="맑은 고딕" w:hAnsi="맑은 고딕"/>
+        </w:rPr>
+        <w:t xml:space="preserve">  ]</w:t>
+      </w:r>
+      <w:proofErr w:type="gramEnd"/>
+    </w:p>
+    <w:p>
+      <w:pPr>
+        <w:rPr>
+          <w:rFonts w:ascii="맑은 고딕" w:eastAsia="맑은 고딕" w:hAnsi="맑은 고딕"/>
+        </w:rPr>
+      </w:pPr>
+      <w:r>
+        <w:rPr>
+          <w:rFonts w:ascii="맑은 고딕" w:eastAsia="맑은 고딕" w:hAnsi="맑은 고딕"/>
+        </w:rPr>
+        <w:t xml:space="preserve">  성    </w:t>
+      </w:r>
+      <w:proofErr w:type="gramStart"/>
+      <w:r>
+        <w:rPr>
+          <w:rFonts w:ascii="맑은 고딕" w:eastAsia="맑은 고딕" w:hAnsi="맑은 고딕"/>
+        </w:rPr>
+        <w:t>명 :</w:t>
+      </w:r>
+      <w:proofErr w:type="gramEnd"/>
+      <w:r>
+        <w:rPr>
+          <w:rFonts w:ascii="맑은 고딕" w:eastAsia="맑은 고딕" w:hAnsi="맑은 고딕"/>
+        </w:rPr>
+        <w:t xml:space="preserve"> </w:t>
+      </w:r>
       <w:proofErr w:type="spellStart"/>
       <w:r>
         <w:rPr>
           <w:rFonts w:ascii="맑은 고딕" w:eastAsia="맑은 고딕" w:hAnsi="맑은 고딕"/>
         </w:rPr>
-        <w:t>본조의</w:t>
+        <w:t>임아은</w:t>
       </w:r>
       <w:proofErr w:type="spellEnd"/>
       <w:r>
         <w:rPr>
           <w:rFonts w:ascii="맑은 고딕" w:eastAsia="맑은 고딕" w:hAnsi="맑은 고딕"/>
         </w:rPr>
-        <w:t xml:space="preserve"> 권리는 검사 합격일로부터 1년 이내에 행사한다.</w:t>
-      </w:r>
-    </w:p>
-    <w:p>
-      <w:pPr>
-        <w:rPr>
-          <w:rFonts w:ascii="맑은 고딕" w:eastAsia="맑은 고딕" w:hAnsi="맑은 고딕"/>
-        </w:rPr>
-      </w:pPr>
-    </w:p>
-    <w:p>
-      <w:pPr>
-        <w:pStyle w:val="2"/>
-        <w:rPr>
-          <w:rFonts w:ascii="맑은 고딕" w:eastAsia="맑은 고딕" w:hAnsi="맑은 고딕"/>
-          <w:b/>
-          <w:sz w:val="26"/>
-        </w:rPr>
-      </w:pPr>
-      <w:r>
-        <w:rPr>
-          <w:rFonts w:ascii="맑은 고딕" w:eastAsia="맑은 고딕" w:hAnsi="맑은 고딕" w:hint="eastAsia"/>
-          <w:b/>
-          <w:sz w:val="26"/>
-        </w:rPr>
-        <w:t>제</w:t>
-      </w:r>
-      <w:r>
-        <w:rPr>
-          <w:rFonts w:ascii="맑은 고딕" w:eastAsia="맑은 고딕" w:hAnsi="맑은 고딕"/>
-          <w:b/>
-          <w:sz w:val="26"/>
-        </w:rPr>
-        <w:t>24조 (게임의 등급분류 및 출시 협조)</w:t>
-      </w:r>
-    </w:p>
-    <w:p>
-      <w:pPr>
-        <w:rPr>
-          <w:rFonts w:ascii="맑은 고딕" w:eastAsia="맑은 고딕" w:hAnsi="맑은 고딕"/>
-        </w:rPr>
-      </w:pPr>
-      <w:r>
-        <w:rPr>
-          <w:rFonts w:ascii="맑은 고딕" w:eastAsia="맑은 고딕" w:hAnsi="맑은 고딕" w:hint="eastAsia"/>
-        </w:rPr>
-        <w:t>①</w:t>
-      </w:r>
-      <w:r>
-        <w:rPr>
-          <w:rFonts w:ascii="맑은 고딕" w:eastAsia="맑은 고딕" w:hAnsi="맑은 고딕"/>
-        </w:rPr>
-        <w:t xml:space="preserve"> 본 게임이 「게임산업진흥에 관한 </w:t>
+        <w:t xml:space="preserve">    (인)</w:t>
+      </w:r>
+    </w:p>
+    <w:p>
+      <w:pPr>
+        <w:rPr>
+          <w:rFonts w:ascii="맑은 고딕" w:eastAsia="맑은 고딕" w:hAnsi="맑은 고딕"/>
+        </w:rPr>
+      </w:pPr>
+      <w:r>
+        <w:rPr>
+          <w:rFonts w:ascii="맑은 고딕" w:eastAsia="맑은 고딕" w:hAnsi="맑은 고딕"/>
+        </w:rPr>
+        <w:t xml:space="preserve">  서   </w:t>
+      </w:r>
+      <w:proofErr w:type="gramStart"/>
+      <w:r>
+        <w:rPr>
+          <w:rFonts w:ascii="맑은 고딕" w:eastAsia="맑은 고딕" w:hAnsi="맑은 고딕"/>
+        </w:rPr>
+        <w:t>명 :</w:t>
+      </w:r>
+      <w:proofErr w:type="gramEnd"/>
+      <w:r>
+        <w:rPr>
+          <w:rFonts w:ascii="맑은 고딕" w:eastAsia="맑은 고딕" w:hAnsi="맑은 고딕"/>
+        </w:rPr>
+        <w:t xml:space="preserve"> ______________</w:t>
+      </w:r>
+    </w:p>
+    <w:p>
+      <w:pPr>
+        <w:rPr>
+          <w:rFonts w:ascii="맑은 고딕" w:eastAsia="맑은 고딕" w:hAnsi="맑은 고딕"/>
+        </w:rPr>
+      </w:pPr>
+    </w:p>
+    <w:p>
+      <w:pPr>
+        <w:rPr>
+          <w:rFonts w:ascii="맑은 고딕" w:eastAsia="맑은 고딕" w:hAnsi="맑은 고딕"/>
+          <w:b/>
+        </w:rPr>
+      </w:pPr>
+      <w:r>
+        <w:rPr>
+          <w:rFonts w:ascii="맑은 고딕" w:eastAsia="맑은 고딕" w:hAnsi="맑은 고딕"/>
+          <w:b/>
+        </w:rPr>
+        <w:t>[수급사업자 ②] · 애니메이션</w:t>
+      </w:r>
+    </w:p>
+    <w:p>
+      <w:pPr>
+        <w:rPr>
+          <w:rFonts w:ascii="맑은 고딕" w:eastAsia="맑은 고딕" w:hAnsi="맑은 고딕"/>
+        </w:rPr>
+      </w:pPr>
+      <w:r>
+        <w:rPr>
+          <w:rFonts w:ascii="맑은 고딕" w:eastAsia="맑은 고딕" w:hAnsi="맑은 고딕"/>
+        </w:rPr>
+        <w:t xml:space="preserve">  주    </w:t>
+      </w:r>
+      <w:proofErr w:type="gramStart"/>
+      <w:r>
+        <w:rPr>
+          <w:rFonts w:ascii="맑은 고딕" w:eastAsia="맑은 고딕" w:hAnsi="맑은 고딕"/>
+        </w:rPr>
+        <w:t>소 :</w:t>
+      </w:r>
+      <w:proofErr w:type="gramEnd"/>
+      <w:r>
+        <w:rPr>
+          <w:rFonts w:ascii="맑은 고딕" w:eastAsia="맑은 고딕" w:hAnsi="맑은 고딕"/>
+        </w:rPr>
+        <w:t xml:space="preserve"> </w:t>
+      </w:r>
+      <w:proofErr w:type="gramStart"/>
+      <w:r>
+        <w:rPr>
+          <w:rFonts w:ascii="맑은 고딕" w:eastAsia="맑은 고딕" w:hAnsi="맑은 고딕"/>
+        </w:rPr>
+        <w:t xml:space="preserve">[  </w:t>
+      </w:r>
+      <w:proofErr w:type="gramEnd"/>
+      <w:r>
+        <w:rPr>
+          <w:rFonts w:ascii="맑은 고딕" w:eastAsia="맑은 고딕" w:hAnsi="맑은 고딕"/>
+        </w:rPr>
+        <w:t xml:space="preserve">                    </w:t>
+      </w:r>
+      <w:proofErr w:type="gramStart"/>
+      <w:r>
+        <w:rPr>
+          <w:rFonts w:ascii="맑은 고딕" w:eastAsia="맑은 고딕" w:hAnsi="맑은 고딕"/>
+        </w:rPr>
+        <w:t xml:space="preserve">  ]</w:t>
+      </w:r>
+      <w:proofErr w:type="gramEnd"/>
+    </w:p>
+    <w:p>
+      <w:pPr>
+        <w:rPr>
+          <w:rFonts w:ascii="맑은 고딕" w:eastAsia="맑은 고딕" w:hAnsi="맑은 고딕"/>
+        </w:rPr>
+      </w:pPr>
+      <w:r>
+        <w:rPr>
+          <w:rFonts w:ascii="맑은 고딕" w:eastAsia="맑은 고딕" w:hAnsi="맑은 고딕"/>
+        </w:rPr>
+        <w:t xml:space="preserve">  성    </w:t>
+      </w:r>
+      <w:proofErr w:type="gramStart"/>
+      <w:r>
+        <w:rPr>
+          <w:rFonts w:ascii="맑은 고딕" w:eastAsia="맑은 고딕" w:hAnsi="맑은 고딕"/>
+        </w:rPr>
+        <w:t>명 :</w:t>
+      </w:r>
+      <w:proofErr w:type="gramEnd"/>
+      <w:r>
+        <w:rPr>
+          <w:rFonts w:ascii="맑은 고딕" w:eastAsia="맑은 고딕" w:hAnsi="맑은 고딕"/>
+        </w:rPr>
+        <w:t xml:space="preserve"> 김지혜    (인)</w:t>
+      </w:r>
+    </w:p>
+    <w:p>
+      <w:pPr>
+        <w:rPr>
+          <w:rFonts w:ascii="맑은 고딕" w:eastAsia="맑은 고딕" w:hAnsi="맑은 고딕"/>
+        </w:rPr>
+      </w:pPr>
+      <w:r>
+        <w:rPr>
+          <w:rFonts w:ascii="맑은 고딕" w:eastAsia="맑은 고딕" w:hAnsi="맑은 고딕"/>
+        </w:rPr>
+        <w:t xml:space="preserve">  서   </w:t>
+      </w:r>
+      <w:proofErr w:type="gramStart"/>
+      <w:r>
+        <w:rPr>
+          <w:rFonts w:ascii="맑은 고딕" w:eastAsia="맑은 고딕" w:hAnsi="맑은 고딕"/>
+        </w:rPr>
+        <w:t>명 :</w:t>
+      </w:r>
+      <w:proofErr w:type="gramEnd"/>
+      <w:r>
+        <w:rPr>
+          <w:rFonts w:ascii="맑은 고딕" w:eastAsia="맑은 고딕" w:hAnsi="맑은 고딕"/>
+        </w:rPr>
+        <w:t xml:space="preserve"> ______________</w:t>
+      </w:r>
+    </w:p>
+    <w:p>
+      <w:pPr>
+        <w:rPr>
+          <w:rFonts w:ascii="맑은 고딕" w:eastAsia="맑은 고딕" w:hAnsi="맑은 고딕"/>
+        </w:rPr>
+      </w:pPr>
+    </w:p>
+    <w:p>
+      <w:pPr>
+        <w:rPr>
+          <w:rFonts w:ascii="맑은 고딕" w:eastAsia="맑은 고딕" w:hAnsi="맑은 고딕"/>
+          <w:b/>
+        </w:rPr>
+      </w:pPr>
+      <w:r>
+        <w:rPr>
+          <w:rFonts w:ascii="맑은 고딕" w:eastAsia="맑은 고딕" w:hAnsi="맑은 고딕"/>
+          <w:b/>
+        </w:rPr>
+        <w:t>[수급사업자 ③] · 개발</w:t>
+      </w:r>
+    </w:p>
+    <w:p>
+      <w:pPr>
+        <w:rPr>
+          <w:rFonts w:ascii="맑은 고딕" w:eastAsia="맑은 고딕" w:hAnsi="맑은 고딕"/>
+        </w:rPr>
+      </w:pPr>
+      <w:r>
+        <w:rPr>
+          <w:rFonts w:ascii="맑은 고딕" w:eastAsia="맑은 고딕" w:hAnsi="맑은 고딕"/>
+        </w:rPr>
+        <w:t xml:space="preserve">  주    </w:t>
+      </w:r>
+      <w:proofErr w:type="gramStart"/>
+      <w:r>
+        <w:rPr>
+          <w:rFonts w:ascii="맑은 고딕" w:eastAsia="맑은 고딕" w:hAnsi="맑은 고딕"/>
+        </w:rPr>
+        <w:t>소 :</w:t>
+      </w:r>
+      <w:proofErr w:type="gramEnd"/>
+      <w:r>
+        <w:rPr>
+          <w:rFonts w:ascii="맑은 고딕" w:eastAsia="맑은 고딕" w:hAnsi="맑은 고딕"/>
+        </w:rPr>
+        <w:t xml:space="preserve"> </w:t>
+      </w:r>
+      <w:proofErr w:type="gramStart"/>
+      <w:r>
+        <w:rPr>
+          <w:rFonts w:ascii="맑은 고딕" w:eastAsia="맑은 고딕" w:hAnsi="맑은 고딕"/>
+        </w:rPr>
+        <w:t xml:space="preserve">[  </w:t>
+      </w:r>
+      <w:proofErr w:type="gramEnd"/>
+      <w:r>
+        <w:rPr>
+          <w:rFonts w:ascii="맑은 고딕" w:eastAsia="맑은 고딕" w:hAnsi="맑은 고딕"/>
+        </w:rPr>
+        <w:t xml:space="preserve">                    </w:t>
+      </w:r>
+      <w:proofErr w:type="gramStart"/>
+      <w:r>
+        <w:rPr>
+          <w:rFonts w:ascii="맑은 고딕" w:eastAsia="맑은 고딕" w:hAnsi="맑은 고딕"/>
+        </w:rPr>
+        <w:t xml:space="preserve">  ]</w:t>
+      </w:r>
+      <w:proofErr w:type="gramEnd"/>
+    </w:p>
+    <w:p>
+      <w:pPr>
+        <w:rPr>
+          <w:rFonts w:ascii="맑은 고딕" w:eastAsia="맑은 고딕" w:hAnsi="맑은 고딕"/>
+        </w:rPr>
+      </w:pPr>
+      <w:r>
+        <w:rPr>
+          <w:rFonts w:ascii="맑은 고딕" w:eastAsia="맑은 고딕" w:hAnsi="맑은 고딕"/>
+        </w:rPr>
+        <w:t xml:space="preserve">  성    </w:t>
+      </w:r>
+      <w:proofErr w:type="gramStart"/>
+      <w:r>
+        <w:rPr>
+          <w:rFonts w:ascii="맑은 고딕" w:eastAsia="맑은 고딕" w:hAnsi="맑은 고딕"/>
+        </w:rPr>
+        <w:t>명 :</w:t>
+      </w:r>
+      <w:proofErr w:type="gramEnd"/>
+      <w:r>
+        <w:rPr>
+          <w:rFonts w:ascii="맑은 고딕" w:eastAsia="맑은 고딕" w:hAnsi="맑은 고딕"/>
+        </w:rPr>
+        <w:t xml:space="preserve"> </w:t>
       </w:r>
       <w:proofErr w:type="spellStart"/>
       <w:r>
         <w:rPr>
           <w:rFonts w:ascii="맑은 고딕" w:eastAsia="맑은 고딕" w:hAnsi="맑은 고딕"/>
         </w:rPr>
-        <w:t>법률」에</w:t>
+        <w:t>이재은</w:t>
       </w:r>
       <w:proofErr w:type="spellEnd"/>
       <w:r>
         <w:rPr>
           <w:rFonts w:ascii="맑은 고딕" w:eastAsia="맑은 고딕" w:hAnsi="맑은 고딕"/>
         </w:rPr>
-        <w:t xml:space="preserve"> 따라 등급분류를 받지 못한 경우, 원사업자는 수급사업자의 동의를 얻어 등급분류에 필요한 추가작업을 요청할 수 있다. 추가작업의 작업기간 및 작업비용은 원사업자와 수급사업자가 협의하여 정한다.</w:t>
-      </w:r>
-    </w:p>
-    <w:p>
-      <w:pPr>
-        <w:rPr>
-          <w:rFonts w:ascii="맑은 고딕" w:eastAsia="맑은 고딕" w:hAnsi="맑은 고딕"/>
-        </w:rPr>
-      </w:pPr>
-      <w:r>
-        <w:rPr>
-          <w:rFonts w:ascii="맑은 고딕" w:eastAsia="맑은 고딕" w:hAnsi="맑은 고딕" w:hint="eastAsia"/>
-        </w:rPr>
-        <w:t>②</w:t>
-      </w:r>
-      <w:r>
-        <w:rPr>
-          <w:rFonts w:ascii="맑은 고딕" w:eastAsia="맑은 고딕" w:hAnsi="맑은 고딕"/>
-        </w:rPr>
-        <w:t xml:space="preserve"> 수급사업자는 Steam 플랫폼 등록 등 출시에 필요한 법적·행정적 절차에 적극 협조한다.</w:t>
-      </w:r>
-    </w:p>
-    <w:p>
-      <w:pPr>
-        <w:rPr>
-          <w:rFonts w:ascii="맑은 고딕" w:eastAsia="맑은 고딕" w:hAnsi="맑은 고딕"/>
-        </w:rPr>
-      </w:pPr>
-    </w:p>
-    <w:p>
-      <w:pPr>
-        <w:pStyle w:val="2"/>
-        <w:rPr>
-          <w:rFonts w:ascii="맑은 고딕" w:eastAsia="맑은 고딕" w:hAnsi="맑은 고딕"/>
-          <w:b/>
-          <w:sz w:val="26"/>
-        </w:rPr>
-      </w:pPr>
-      <w:r>
-        <w:rPr>
-          <w:rFonts w:ascii="맑은 고딕" w:eastAsia="맑은 고딕" w:hAnsi="맑은 고딕" w:hint="eastAsia"/>
-          <w:b/>
-          <w:sz w:val="26"/>
-        </w:rPr>
-        <w:lastRenderedPageBreak/>
-        <w:t>제</w:t>
-      </w:r>
-      <w:r>
-        <w:rPr>
-          <w:rFonts w:ascii="맑은 고딕" w:eastAsia="맑은 고딕" w:hAnsi="맑은 고딕"/>
-          <w:b/>
-          <w:sz w:val="26"/>
-        </w:rPr>
-        <w:t>25조 (계약의 해제 또는 해지)</w:t>
-      </w:r>
-    </w:p>
-    <w:p>
-      <w:pPr>
-        <w:rPr>
-          <w:rFonts w:ascii="맑은 고딕" w:eastAsia="맑은 고딕" w:hAnsi="맑은 고딕"/>
-        </w:rPr>
-      </w:pPr>
-      <w:r>
-        <w:rPr>
-          <w:rFonts w:ascii="맑은 고딕" w:eastAsia="맑은 고딕" w:hAnsi="맑은 고딕" w:hint="eastAsia"/>
-        </w:rPr>
-        <w:t>①</w:t>
-      </w:r>
-      <w:r>
-        <w:rPr>
-          <w:rFonts w:ascii="맑은 고딕" w:eastAsia="맑은 고딕" w:hAnsi="맑은 고딕"/>
-        </w:rPr>
-        <w:t xml:space="preserve"> 원사업자 또는 수급사업자는 다음 각 호의 어느 하나에 해당하는 경우에는 이 계약의 전부 또는 일부를 해제 또는 해지할 수 있다.</w:t>
-      </w:r>
-    </w:p>
-    <w:p>
-      <w:pPr>
-        <w:rPr>
-          <w:rFonts w:ascii="맑은 고딕" w:eastAsia="맑은 고딕" w:hAnsi="맑은 고딕"/>
-        </w:rPr>
-      </w:pPr>
-      <w:r>
-        <w:rPr>
-          <w:rFonts w:ascii="맑은 고딕" w:eastAsia="맑은 고딕" w:hAnsi="맑은 고딕"/>
-        </w:rPr>
-        <w:t xml:space="preserve">  1. 상대방이 이 계약상의 의무를 이행하지 아니하여 상당한 기간을 정한 최고에도 불구하고 이를 이행하지 아니한 경우</w:t>
-      </w:r>
-    </w:p>
-    <w:p>
-      <w:pPr>
-        <w:rPr>
-          <w:rFonts w:ascii="맑은 고딕" w:eastAsia="맑은 고딕" w:hAnsi="맑은 고딕"/>
-        </w:rPr>
-      </w:pPr>
-      <w:r>
-        <w:rPr>
-          <w:rFonts w:ascii="맑은 고딕" w:eastAsia="맑은 고딕" w:hAnsi="맑은 고딕"/>
-        </w:rPr>
-        <w:t xml:space="preserve">  2. 상대방이 영업의 양도, 합병, 파산선고, 거래정지 등으로 이 계약의 이행이 곤란하게 된 경우</w:t>
-      </w:r>
-    </w:p>
-    <w:p>
-      <w:pPr>
-        <w:rPr>
-          <w:rFonts w:ascii="맑은 고딕" w:eastAsia="맑은 고딕" w:hAnsi="맑은 고딕"/>
-        </w:rPr>
-      </w:pPr>
-      <w:r>
-        <w:rPr>
-          <w:rFonts w:ascii="맑은 고딕" w:eastAsia="맑은 고딕" w:hAnsi="맑은 고딕"/>
-        </w:rPr>
-        <w:t xml:space="preserve">  3. 재해 기타 사유로 인하여 이 계약의 내용을 이행하기 곤란하다고 쌍방이 인정한 경우</w:t>
-      </w:r>
-    </w:p>
-    <w:p>
-      <w:pPr>
-        <w:rPr>
-          <w:rFonts w:ascii="맑은 고딕" w:eastAsia="맑은 고딕" w:hAnsi="맑은 고딕"/>
-        </w:rPr>
-      </w:pPr>
-      <w:r>
-        <w:rPr>
-          <w:rFonts w:ascii="맑은 고딕" w:eastAsia="맑은 고딕" w:hAnsi="맑은 고딕" w:hint="eastAsia"/>
-        </w:rPr>
-        <w:t>②</w:t>
-      </w:r>
-      <w:r>
-        <w:rPr>
-          <w:rFonts w:ascii="맑은 고딕" w:eastAsia="맑은 고딕" w:hAnsi="맑은 고딕"/>
-        </w:rPr>
-        <w:t xml:space="preserve"> 본 계약이 해제된 경우, 원사업자는 수급사업자로부터 제공받은 산출물 및 관련자료를 활용하지 아니하며, 수급사업자는 원사업자로부터 지급받은 </w:t>
-      </w:r>
-      <w:proofErr w:type="spellStart"/>
-      <w:r>
-        <w:rPr>
-          <w:rFonts w:ascii="맑은 고딕" w:eastAsia="맑은 고딕" w:hAnsi="맑은 고딕"/>
-        </w:rPr>
-        <w:t>대금등을</w:t>
-      </w:r>
-      <w:proofErr w:type="spellEnd"/>
-      <w:r>
-        <w:rPr>
-          <w:rFonts w:ascii="맑은 고딕" w:eastAsia="맑은 고딕" w:hAnsi="맑은 고딕"/>
-        </w:rPr>
-        <w:t xml:space="preserve"> 그 이자(연 6%)와 함께 반환한다.</w:t>
-      </w:r>
-    </w:p>
-    <w:p>
-      <w:pPr>
-        <w:rPr>
-          <w:rFonts w:ascii="맑은 고딕" w:eastAsia="맑은 고딕" w:hAnsi="맑은 고딕"/>
-        </w:rPr>
-      </w:pPr>
-      <w:r>
-        <w:rPr>
-          <w:rFonts w:ascii="맑은 고딕" w:eastAsia="맑은 고딕" w:hAnsi="맑은 고딕" w:hint="eastAsia"/>
-        </w:rPr>
-        <w:t>③</w:t>
-      </w:r>
-      <w:r>
-        <w:rPr>
-          <w:rFonts w:ascii="맑은 고딕" w:eastAsia="맑은 고딕" w:hAnsi="맑은 고딕"/>
-        </w:rPr>
-        <w:t xml:space="preserve"> 본 계약이 해지된 경우, 원사업자와 수급사업자는 이미 제공한 산출물 또는 완성한 부분의 비율에 따라 </w:t>
-      </w:r>
-      <w:proofErr w:type="spellStart"/>
-      <w:r>
-        <w:rPr>
-          <w:rFonts w:ascii="맑은 고딕" w:eastAsia="맑은 고딕" w:hAnsi="맑은 고딕"/>
-        </w:rPr>
-        <w:t>대금등을</w:t>
-      </w:r>
-      <w:proofErr w:type="spellEnd"/>
-      <w:r>
-        <w:rPr>
-          <w:rFonts w:ascii="맑은 고딕" w:eastAsia="맑은 고딕" w:hAnsi="맑은 고딕"/>
-        </w:rPr>
-        <w:t xml:space="preserve"> 정산한다.</w:t>
-      </w:r>
-    </w:p>
-    <w:p>
-      <w:pPr>
-        <w:rPr>
-          <w:rFonts w:ascii="맑은 고딕" w:eastAsia="맑은 고딕" w:hAnsi="맑은 고딕"/>
-        </w:rPr>
-      </w:pPr>
-      <w:r>
-        <w:rPr>
-          <w:rFonts w:ascii="맑은 고딕" w:eastAsia="맑은 고딕" w:hAnsi="맑은 고딕" w:hint="eastAsia"/>
-        </w:rPr>
-        <w:t>④</w:t>
-      </w:r>
-      <w:r>
-        <w:rPr>
-          <w:rFonts w:ascii="맑은 고딕" w:eastAsia="맑은 고딕" w:hAnsi="맑은 고딕"/>
-        </w:rPr>
-        <w:t xml:space="preserve"> 해제 또는 해지의 원인이 있는 상대방에 대하여 손해배상을 청구할 수 있다.</w:t>
-      </w:r>
-    </w:p>
-    <w:p>
-      <w:pPr>
-        <w:rPr>
-          <w:rFonts w:ascii="맑은 고딕" w:eastAsia="맑은 고딕" w:hAnsi="맑은 고딕"/>
-        </w:rPr>
-      </w:pPr>
-    </w:p>
-    <w:p>
-      <w:pPr>
-        <w:pStyle w:val="2"/>
-        <w:rPr>
-          <w:rFonts w:ascii="맑은 고딕" w:eastAsia="맑은 고딕" w:hAnsi="맑은 고딕"/>
-          <w:b/>
-          <w:sz w:val="26"/>
-        </w:rPr>
-      </w:pPr>
-      <w:r>
-        <w:rPr>
-          <w:rFonts w:ascii="맑은 고딕" w:eastAsia="맑은 고딕" w:hAnsi="맑은 고딕" w:hint="eastAsia"/>
-          <w:b/>
-          <w:sz w:val="26"/>
-        </w:rPr>
-        <w:t>제</w:t>
-      </w:r>
-      <w:r>
-        <w:rPr>
-          <w:rFonts w:ascii="맑은 고딕" w:eastAsia="맑은 고딕" w:hAnsi="맑은 고딕"/>
-          <w:b/>
-          <w:sz w:val="26"/>
-        </w:rPr>
-        <w:t>26조 (부당한 특약의 효력)</w:t>
-      </w:r>
-    </w:p>
-    <w:p>
-      <w:pPr>
-        <w:rPr>
-          <w:rFonts w:ascii="맑은 고딕" w:eastAsia="맑은 고딕" w:hAnsi="맑은 고딕"/>
-        </w:rPr>
-      </w:pPr>
-      <w:r>
-        <w:rPr>
-          <w:rFonts w:ascii="맑은 고딕" w:eastAsia="맑은 고딕" w:hAnsi="맑은 고딕" w:hint="eastAsia"/>
-        </w:rPr>
-        <w:t>이</w:t>
-      </w:r>
-      <w:r>
-        <w:rPr>
-          <w:rFonts w:ascii="맑은 고딕" w:eastAsia="맑은 고딕" w:hAnsi="맑은 고딕"/>
-        </w:rPr>
-        <w:t xml:space="preserve"> 계약 또는 별도 약정에서 정하고 있는 내용 중 다음 각 호의 어느 하나에 해당하는 약정은 무효로 한다.</w:t>
-      </w:r>
-    </w:p>
-    <w:p>
-      <w:pPr>
-        <w:rPr>
-          <w:rFonts w:ascii="맑은 고딕" w:eastAsia="맑은 고딕" w:hAnsi="맑은 고딕"/>
-        </w:rPr>
-      </w:pPr>
-      <w:r>
-        <w:rPr>
-          <w:rFonts w:ascii="맑은 고딕" w:eastAsia="맑은 고딕" w:hAnsi="맑은 고딕"/>
-        </w:rPr>
-        <w:t xml:space="preserve">  1. 이 계약 서면에 기재되지 아니한 사항을 요구함에 따라 발생된 비용을 수급사업자에게 부담시키는 약정</w:t>
-      </w:r>
-    </w:p>
-    <w:p>
-      <w:pPr>
-        <w:rPr>
-          <w:rFonts w:ascii="맑은 고딕" w:eastAsia="맑은 고딕" w:hAnsi="맑은 고딕"/>
-        </w:rPr>
-      </w:pPr>
-      <w:r>
-        <w:rPr>
-          <w:rFonts w:ascii="맑은 고딕" w:eastAsia="맑은 고딕" w:hAnsi="맑은 고딕"/>
-        </w:rPr>
-        <w:t xml:space="preserve">  2. 관련 법령에 따라 원사업자의 의무사항으로 되어 있는 인·허가 등과 관련하여 발생하는 비용을 수급사업자에게 부담시키는 약정</w:t>
-      </w:r>
-    </w:p>
-    <w:p>
-      <w:pPr>
-        <w:rPr>
-          <w:rFonts w:ascii="맑은 고딕" w:eastAsia="맑은 고딕" w:hAnsi="맑은 고딕"/>
-        </w:rPr>
-      </w:pPr>
-      <w:r>
-        <w:rPr>
-          <w:rFonts w:ascii="맑은 고딕" w:eastAsia="맑은 고딕" w:hAnsi="맑은 고딕"/>
-        </w:rPr>
-        <w:t xml:space="preserve">  3. 천재지변, 해킹·컴퓨터바이러스 발생 등 위탁시점에 예측할 수 없는 사항과 관련하여 수급사업자에게 불합리하게 책임을 부담시키는 약정</w:t>
-      </w:r>
-    </w:p>
-    <w:p>
-      <w:pPr>
-        <w:rPr>
-          <w:rFonts w:ascii="맑은 고딕" w:eastAsia="맑은 고딕" w:hAnsi="맑은 고딕"/>
-        </w:rPr>
-      </w:pPr>
-      <w:r>
-        <w:rPr>
-          <w:rFonts w:ascii="맑은 고딕" w:eastAsia="맑은 고딕" w:hAnsi="맑은 고딕"/>
-        </w:rPr>
-        <w:t xml:space="preserve">  4. 「하도급거래 공정화에 관한 법률」 제16조의2에 따라 수급사업자가 대금 조정을 신청할 수 있는 권리를 제한하는 약정</w:t>
-      </w:r>
-    </w:p>
-    <w:p>
-      <w:pPr>
-        <w:rPr>
-          <w:rFonts w:ascii="맑은 고딕" w:eastAsia="맑은 고딕" w:hAnsi="맑은 고딕"/>
-        </w:rPr>
-      </w:pPr>
-      <w:r>
-        <w:rPr>
-          <w:rFonts w:ascii="맑은 고딕" w:eastAsia="맑은 고딕" w:hAnsi="맑은 고딕"/>
-        </w:rPr>
-        <w:t xml:space="preserve">  5. 그 밖에 법에서 보호하는 수급사업자의 권리·이익을 부당하게 제한하거나 박탈하는 약정</w:t>
-      </w:r>
-    </w:p>
-    <w:p>
-      <w:pPr>
-        <w:rPr>
-          <w:rFonts w:ascii="맑은 고딕" w:eastAsia="맑은 고딕" w:hAnsi="맑은 고딕"/>
-        </w:rPr>
-      </w:pPr>
-    </w:p>
-    <w:p>
-      <w:pPr>
-        <w:pStyle w:val="2"/>
-        <w:rPr>
-          <w:rFonts w:ascii="맑은 고딕" w:eastAsia="맑은 고딕" w:hAnsi="맑은 고딕"/>
-          <w:b/>
-          <w:sz w:val="26"/>
-        </w:rPr>
-      </w:pPr>
-      <w:r>
-        <w:rPr>
-          <w:rFonts w:ascii="맑은 고딕" w:eastAsia="맑은 고딕" w:hAnsi="맑은 고딕" w:hint="eastAsia"/>
-          <w:b/>
-          <w:sz w:val="26"/>
-        </w:rPr>
-        <w:t>제</w:t>
-      </w:r>
-      <w:r>
-        <w:rPr>
-          <w:rFonts w:ascii="맑은 고딕" w:eastAsia="맑은 고딕" w:hAnsi="맑은 고딕"/>
-          <w:b/>
-          <w:sz w:val="26"/>
-        </w:rPr>
-        <w:t>27조 (분쟁해결)</w:t>
-      </w:r>
-    </w:p>
-    <w:p>
-      <w:pPr>
-        <w:rPr>
-          <w:rFonts w:ascii="맑은 고딕" w:eastAsia="맑은 고딕" w:hAnsi="맑은 고딕"/>
-        </w:rPr>
-      </w:pPr>
-      <w:r>
-        <w:rPr>
-          <w:rFonts w:ascii="맑은 고딕" w:eastAsia="맑은 고딕" w:hAnsi="맑은 고딕" w:hint="eastAsia"/>
-        </w:rPr>
-        <w:t>①</w:t>
-      </w:r>
-      <w:r>
-        <w:rPr>
-          <w:rFonts w:ascii="맑은 고딕" w:eastAsia="맑은 고딕" w:hAnsi="맑은 고딕"/>
-        </w:rPr>
-        <w:t xml:space="preserve"> 이 계약과 관련하여 분쟁이 발생한 경우, 원사업자와 수급사업자는 상호 협의하여 분쟁을 해결하기 위해 노력한다.</w:t>
-      </w:r>
-    </w:p>
-    <w:p>
-      <w:pPr>
-        <w:rPr>
-          <w:rFonts w:ascii="맑은 고딕" w:eastAsia="맑은 고딕" w:hAnsi="맑은 고딕"/>
-        </w:rPr>
-      </w:pPr>
-      <w:r>
-        <w:rPr>
-          <w:rFonts w:ascii="맑은 고딕" w:eastAsia="맑은 고딕" w:hAnsi="맑은 고딕" w:hint="eastAsia"/>
-        </w:rPr>
-        <w:t>②</w:t>
-      </w:r>
-      <w:r>
-        <w:rPr>
-          <w:rFonts w:ascii="맑은 고딕" w:eastAsia="맑은 고딕" w:hAnsi="맑은 고딕"/>
-        </w:rPr>
-        <w:t xml:space="preserve"> 제1항에도 불구하고 분쟁이 해결되지 않은 경우, 원사업자 또는 수급사업자는 「</w:t>
-      </w:r>
-      <w:proofErr w:type="spellStart"/>
-      <w:r>
-        <w:rPr>
-          <w:rFonts w:ascii="맑은 고딕" w:eastAsia="맑은 고딕" w:hAnsi="맑은 고딕"/>
-        </w:rPr>
-        <w:t>콘텐츠산업진흥법」에</w:t>
-      </w:r>
-      <w:proofErr w:type="spellEnd"/>
-      <w:r>
-        <w:rPr>
-          <w:rFonts w:ascii="맑은 고딕" w:eastAsia="맑은 고딕" w:hAnsi="맑은 고딕"/>
-        </w:rPr>
-        <w:t xml:space="preserve"> 따른 콘텐츠분쟁조정위원회, 「</w:t>
-      </w:r>
-      <w:proofErr w:type="spellStart"/>
-      <w:r>
-        <w:rPr>
-          <w:rFonts w:ascii="맑은 고딕" w:eastAsia="맑은 고딕" w:hAnsi="맑은 고딕"/>
-        </w:rPr>
-        <w:t>저작권법」에</w:t>
-      </w:r>
-      <w:proofErr w:type="spellEnd"/>
-      <w:r>
-        <w:rPr>
-          <w:rFonts w:ascii="맑은 고딕" w:eastAsia="맑은 고딕" w:hAnsi="맑은 고딕"/>
-        </w:rPr>
-        <w:t xml:space="preserve"> 따른 한국저작권위원회 또는 「하도급거래 공정화에 관한 </w:t>
-      </w:r>
-      <w:proofErr w:type="spellStart"/>
-      <w:r>
-        <w:rPr>
-          <w:rFonts w:ascii="맑은 고딕" w:eastAsia="맑은 고딕" w:hAnsi="맑은 고딕"/>
-        </w:rPr>
-        <w:t>법률」에</w:t>
-      </w:r>
-      <w:proofErr w:type="spellEnd"/>
-      <w:r>
-        <w:rPr>
-          <w:rFonts w:ascii="맑은 고딕" w:eastAsia="맑은 고딕" w:hAnsi="맑은 고딕"/>
-        </w:rPr>
-        <w:t xml:space="preserve"> 따른 하도급분쟁조정협의회 등에 조정을 신청할 수 있다.</w:t>
-      </w:r>
-    </w:p>
-    <w:p>
-      <w:pPr>
-        <w:rPr>
-          <w:rFonts w:ascii="맑은 고딕" w:eastAsia="맑은 고딕" w:hAnsi="맑은 고딕"/>
-        </w:rPr>
-      </w:pPr>
-    </w:p>
-    <w:p>
-      <w:pPr>
-        <w:pStyle w:val="2"/>
-        <w:rPr>
-          <w:rFonts w:ascii="맑은 고딕" w:eastAsia="맑은 고딕" w:hAnsi="맑은 고딕"/>
-          <w:b/>
-          <w:sz w:val="26"/>
-        </w:rPr>
-      </w:pPr>
-      <w:r>
-        <w:rPr>
-          <w:rFonts w:ascii="맑은 고딕" w:eastAsia="맑은 고딕" w:hAnsi="맑은 고딕" w:hint="eastAsia"/>
-          <w:b/>
-          <w:sz w:val="26"/>
-        </w:rPr>
-        <w:t>제</w:t>
-      </w:r>
-      <w:r>
-        <w:rPr>
-          <w:rFonts w:ascii="맑은 고딕" w:eastAsia="맑은 고딕" w:hAnsi="맑은 고딕"/>
-          <w:b/>
-          <w:sz w:val="26"/>
-        </w:rPr>
-        <w:t>28조 (준거법 및 재판관할)</w:t>
-      </w:r>
-    </w:p>
-    <w:p>
-      <w:pPr>
-        <w:rPr>
-          <w:rFonts w:ascii="맑은 고딕" w:eastAsia="맑은 고딕" w:hAnsi="맑은 고딕"/>
-        </w:rPr>
-      </w:pPr>
-      <w:r>
-        <w:rPr>
-          <w:rFonts w:ascii="맑은 고딕" w:eastAsia="맑은 고딕" w:hAnsi="맑은 고딕" w:hint="eastAsia"/>
-        </w:rPr>
-        <w:t>①</w:t>
-      </w:r>
-      <w:r>
-        <w:rPr>
-          <w:rFonts w:ascii="맑은 고딕" w:eastAsia="맑은 고딕" w:hAnsi="맑은 고딕"/>
-        </w:rPr>
-        <w:t xml:space="preserve"> 본 계약은 대한민국 법령에 따라 해석되고 이행된다.</w:t>
-      </w:r>
-    </w:p>
-    <w:p>
-      <w:pPr>
-        <w:rPr>
-          <w:rFonts w:ascii="맑은 고딕" w:eastAsia="맑은 고딕" w:hAnsi="맑은 고딕"/>
-        </w:rPr>
-      </w:pPr>
-      <w:r>
-        <w:rPr>
-          <w:rFonts w:ascii="맑은 고딕" w:eastAsia="맑은 고딕" w:hAnsi="맑은 고딕" w:hint="eastAsia"/>
-        </w:rPr>
-        <w:t>②</w:t>
-      </w:r>
-      <w:r>
-        <w:rPr>
-          <w:rFonts w:ascii="맑은 고딕" w:eastAsia="맑은 고딕" w:hAnsi="맑은 고딕"/>
-        </w:rPr>
-        <w:t xml:space="preserve"> 본 계약과 관련된 소는 원사업자 또는 수급사업자의 주된 사무소를 관할하는 지방법원, 또는 서울중앙지방법원에 제기한다.</w:t>
-      </w:r>
-    </w:p>
-    <w:p>
-      <w:pPr>
-        <w:rPr>
-          <w:rFonts w:ascii="맑은 고딕" w:eastAsia="맑은 고딕" w:hAnsi="맑은 고딕"/>
-        </w:rPr>
-      </w:pPr>
-      <w:r>
-        <w:rPr>
-          <w:rFonts w:ascii="맑은 고딕" w:eastAsia="맑은 고딕" w:hAnsi="맑은 고딕" w:hint="eastAsia"/>
-        </w:rPr>
-        <w:t>③</w:t>
-      </w:r>
-      <w:r>
-        <w:rPr>
-          <w:rFonts w:ascii="맑은 고딕" w:eastAsia="맑은 고딕" w:hAnsi="맑은 고딕"/>
-        </w:rPr>
-        <w:t xml:space="preserve"> 본 계약은 본 계약에서 정한 사항에 관하여 원사업자와 수급사업자 간의 완전한 합의를 구성하며, 본 계약 체결 이전의 구두 또는 서면에 의한 합의·약속·표시는 본 계약으로 대체된다.</w:t>
-      </w:r>
-    </w:p>
-    <w:p>
-      <w:pPr>
-        <w:rPr>
-          <w:rFonts w:ascii="맑은 고딕" w:eastAsia="맑은 고딕" w:hAnsi="맑은 고딕"/>
-        </w:rPr>
-      </w:pPr>
-    </w:p>
-    <w:p>
-      <w:pPr>
-        <w:pStyle w:val="2"/>
-        <w:rPr>
-          <w:rFonts w:ascii="맑은 고딕" w:eastAsia="맑은 고딕" w:hAnsi="맑은 고딕"/>
-          <w:b/>
-          <w:sz w:val="26"/>
-        </w:rPr>
-      </w:pPr>
-      <w:r>
-        <w:rPr>
-          <w:rFonts w:ascii="맑은 고딕" w:eastAsia="맑은 고딕" w:hAnsi="맑은 고딕" w:hint="eastAsia"/>
-          <w:b/>
-          <w:sz w:val="26"/>
-        </w:rPr>
-        <w:t>제</w:t>
-      </w:r>
-      <w:r>
-        <w:rPr>
-          <w:rFonts w:ascii="맑은 고딕" w:eastAsia="맑은 고딕" w:hAnsi="맑은 고딕"/>
-          <w:b/>
-          <w:sz w:val="26"/>
-        </w:rPr>
-        <w:t>29조 (계약 이외의 사항)</w:t>
-      </w:r>
-    </w:p>
-    <w:p>
-      <w:pPr>
-        <w:rPr>
-          <w:rFonts w:ascii="맑은 고딕" w:eastAsia="맑은 고딕" w:hAnsi="맑은 고딕"/>
-        </w:rPr>
-      </w:pPr>
-      <w:r>
-        <w:rPr>
-          <w:rFonts w:ascii="맑은 고딕" w:eastAsia="맑은 고딕" w:hAnsi="맑은 고딕" w:hint="eastAsia"/>
-        </w:rPr>
-        <w:t>이</w:t>
-      </w:r>
-      <w:r>
-        <w:rPr>
-          <w:rFonts w:ascii="맑은 고딕" w:eastAsia="맑은 고딕" w:hAnsi="맑은 고딕"/>
-        </w:rPr>
-        <w:t xml:space="preserve"> 계약에서 정한 것 이외의 사항에 대해서는 「하도급거래 공정화에 관한 법률」 등 관련 법령의 강행법규에서 정한 바에 따르며, 그 이외의 사항에 대해서는 양 당사자가 협의하여 정한다.</w:t>
-      </w:r>
-    </w:p>
-    <w:p>
-      <w:pPr>
-        <w:jc w:val="center"/>
-        <w:rPr>
-          <w:rFonts w:ascii="맑은 고딕" w:eastAsia="맑은 고딕" w:hAnsi="맑은 고딕"/>
-        </w:rPr>
-      </w:pPr>
-    </w:p>
-    <w:p>
-      <w:pPr>
-        <w:rPr>
-          <w:rFonts w:ascii="맑은 고딕" w:eastAsia="맑은 고딕" w:hAnsi="맑은 고딕"/>
-        </w:rPr>
-      </w:pPr>
-    </w:p>
-    <w:p>
-      <w:pPr>
-        <w:rPr>
-          <w:rFonts w:ascii="맑은 고딕" w:eastAsia="맑은 고딕" w:hAnsi="맑은 고딕"/>
-        </w:rPr>
-      </w:pPr>
-    </w:p>
-    <w:p>
-      <w:pPr>
-        <w:jc w:val="center"/>
-        <w:rPr>
-          <w:rFonts w:ascii="맑은 고딕" w:eastAsia="맑은 고딕" w:hAnsi="맑은 고딕"/>
-        </w:rPr>
-      </w:pPr>
-      <w:r>
-        <w:rPr>
-          <w:rFonts w:ascii="맑은 고딕" w:eastAsia="맑은 고딕" w:hAnsi="맑은 고딕" w:hint="eastAsia"/>
-        </w:rPr>
-        <w:t>이</w:t>
-      </w:r>
-      <w:r>
-        <w:rPr>
-          <w:rFonts w:ascii="맑은 고딕" w:eastAsia="맑은 고딕" w:hAnsi="맑은 고딕"/>
-        </w:rPr>
-        <w:t xml:space="preserve"> 계약의 성립을 증명하기 위하여 계약서 4부를 작성하고 당사자가 각각 기명날인 또는 서명한 후 각 1부씩 보관한다.</w:t>
-      </w:r>
-    </w:p>
-    <w:p>
-      <w:pPr>
-        <w:rPr>
-          <w:rFonts w:ascii="맑은 고딕" w:eastAsia="맑은 고딕" w:hAnsi="맑은 고딕"/>
-        </w:rPr>
-      </w:pPr>
-    </w:p>
-    <w:p>
-      <w:pPr>
-        <w:jc w:val="center"/>
-        <w:rPr>
-          <w:rFonts w:ascii="맑은 고딕" w:eastAsia="맑은 고딕" w:hAnsi="맑은 고딕"/>
-        </w:rPr>
-      </w:pPr>
-      <w:r>
-        <w:rPr>
-          <w:rFonts w:ascii="맑은 고딕" w:eastAsia="맑은 고딕" w:hAnsi="맑은 고딕"/>
-        </w:rPr>
-        <w:t>2025년 5월 1일</w:t>
-      </w:r>
-    </w:p>
-    <w:p>
-      <w:pPr>
-        <w:rPr>
-          <w:rFonts w:ascii="맑은 고딕" w:eastAsia="맑은 고딕" w:hAnsi="맑은 고딕"/>
-        </w:rPr>
-      </w:pPr>
-    </w:p>
-    <w:p>
-      <w:pPr>
-        <w:rPr>
-          <w:rFonts w:ascii="맑은 고딕" w:eastAsia="맑은 고딕" w:hAnsi="맑은 고딕"/>
-          <w:b/>
-        </w:rPr>
-      </w:pPr>
-      <w:r>
-        <w:rPr>
-          <w:rFonts w:ascii="맑은 고딕" w:eastAsia="맑은 고딕" w:hAnsi="맑은 고딕"/>
-          <w:b/>
-        </w:rPr>
-        <w:t>[원사업자] · 기획 · 대표</w:t>
-      </w:r>
-    </w:p>
-    <w:p>
-      <w:pPr>
-        <w:rPr>
-          <w:rFonts w:ascii="맑은 고딕" w:eastAsia="맑은 고딕" w:hAnsi="맑은 고딕"/>
-        </w:rPr>
-      </w:pPr>
-      <w:r>
-        <w:rPr>
-          <w:rFonts w:ascii="맑은 고딕" w:eastAsia="맑은 고딕" w:hAnsi="맑은 고딕"/>
-        </w:rPr>
-        <w:t xml:space="preserve">  주    </w:t>
+        <w:t xml:space="preserve">    (인)</w:t>
+      </w:r>
+    </w:p>
+    <w:p>
+      <w:pPr>
+        <w:rPr>
+          <w:rFonts w:ascii="맑은 고딕" w:eastAsia="맑은 고딕" w:hAnsi="맑은 고딕"/>
+        </w:rPr>
+      </w:pPr>
+      <w:r>
+        <w:rPr>
+          <w:rFonts w:ascii="맑은 고딕" w:eastAsia="맑은 고딕" w:hAnsi="맑은 고딕"/>
+        </w:rPr>
+        <w:t xml:space="preserve">  서   </w:t>
       </w:r>
       <w:proofErr w:type="gramStart"/>
       <w:r>
         <w:rPr>
           <w:rFonts w:ascii="맑은 고딕" w:eastAsia="맑은 고딕" w:hAnsi="맑은 고딕"/>
         </w:rPr>
-        <w:t>소 :</w:t>
+        <w:t>명 :</w:t>
       </w:r>
       <w:proofErr w:type="gramEnd"/>
       <w:r>
         <w:rPr>
           <w:rFonts w:ascii="맑은 고딕" w:eastAsia="맑은 고딕" w:hAnsi="맑은 고딕"/>
         </w:rPr>
-        <w:t xml:space="preserve"> </w:t>
-      </w:r>
-      <w:proofErr w:type="gramStart"/>
-      <w:r>
-        <w:rPr>
-          <w:rFonts w:ascii="맑은 고딕" w:eastAsia="맑은 고딕" w:hAnsi="맑은 고딕"/>
-        </w:rPr>
-        <w:t xml:space="preserve">[  </w:t>
-      </w:r>
-      <w:proofErr w:type="gramEnd"/>
-      <w:r>
-        <w:rPr>
-          <w:rFonts w:ascii="맑은 고딕" w:eastAsia="맑은 고딕" w:hAnsi="맑은 고딕"/>
-        </w:rPr>
-        <w:t xml:space="preserve">                            </w:t>
-      </w:r>
-      <w:proofErr w:type="gramStart"/>
-      <w:r>
-        <w:rPr>
-          <w:rFonts w:ascii="맑은 고딕" w:eastAsia="맑은 고딕" w:hAnsi="맑은 고딕"/>
-        </w:rPr>
-        <w:t xml:space="preserve">  ]</w:t>
-      </w:r>
-      <w:proofErr w:type="gramEnd"/>
-    </w:p>
-    <w:p>
-      <w:pPr>
-        <w:rPr>
-          <w:rFonts w:ascii="맑은 고딕" w:eastAsia="맑은 고딕" w:hAnsi="맑은 고딕"/>
-        </w:rPr>
-      </w:pPr>
-      <w:r>
-        <w:rPr>
-          <w:rFonts w:ascii="맑은 고딕" w:eastAsia="맑은 고딕" w:hAnsi="맑은 고딕"/>
-        </w:rPr>
-        <w:t xml:space="preserve">  상    </w:t>
-      </w:r>
-      <w:proofErr w:type="gramStart"/>
-      <w:r>
-        <w:rPr>
-          <w:rFonts w:ascii="맑은 고딕" w:eastAsia="맑은 고딕" w:hAnsi="맑은 고딕"/>
-        </w:rPr>
-        <w:t>호 :</w:t>
-      </w:r>
-      <w:proofErr w:type="gramEnd"/>
-      <w:r>
-        <w:rPr>
-          <w:rFonts w:ascii="맑은 고딕" w:eastAsia="맑은 고딕" w:hAnsi="맑은 고딕"/>
-        </w:rPr>
-        <w:t xml:space="preserve"> </w:t>
-      </w:r>
-      <w:proofErr w:type="gramStart"/>
-      <w:r>
-        <w:rPr>
-          <w:rFonts w:ascii="맑은 고딕" w:eastAsia="맑은 고딕" w:hAnsi="맑은 고딕"/>
-        </w:rPr>
-        <w:t xml:space="preserve">[  </w:t>
-      </w:r>
-      <w:proofErr w:type="gramEnd"/>
-      <w:r>
-        <w:rPr>
-          <w:rFonts w:ascii="맑은 고딕" w:eastAsia="맑은 고딕" w:hAnsi="맑은 고딕"/>
-        </w:rPr>
-        <w:t xml:space="preserve">              </w:t>
-      </w:r>
-      <w:proofErr w:type="gramStart"/>
-      <w:r>
-        <w:rPr>
-          <w:rFonts w:ascii="맑은 고딕" w:eastAsia="맑은 고딕" w:hAnsi="맑은 고딕"/>
-        </w:rPr>
-        <w:t xml:space="preserve">  ]</w:t>
-      </w:r>
-      <w:proofErr w:type="gramEnd"/>
-      <w:r>
-        <w:rPr>
-          <w:rFonts w:ascii="맑은 고딕" w:eastAsia="맑은 고딕" w:hAnsi="맑은 고딕"/>
-        </w:rPr>
-        <w:t xml:space="preserve">      </w:t>
-      </w:r>
-      <w:proofErr w:type="gramStart"/>
-      <w:r>
-        <w:rPr>
-          <w:rFonts w:ascii="맑은 고딕" w:eastAsia="맑은 고딕" w:hAnsi="맑은 고딕"/>
-        </w:rPr>
-        <w:t>사업자등록번호 :</w:t>
-      </w:r>
-      <w:proofErr w:type="gramEnd"/>
-      <w:r>
-        <w:rPr>
-          <w:rFonts w:ascii="맑은 고딕" w:eastAsia="맑은 고딕" w:hAnsi="맑은 고딕"/>
-        </w:rPr>
-        <w:t xml:space="preserve"> </w:t>
-      </w:r>
-      <w:proofErr w:type="gramStart"/>
-      <w:r>
-        <w:rPr>
-          <w:rFonts w:ascii="맑은 고딕" w:eastAsia="맑은 고딕" w:hAnsi="맑은 고딕"/>
-        </w:rPr>
-        <w:t xml:space="preserve">[  </w:t>
-      </w:r>
-      <w:proofErr w:type="gramEnd"/>
-      <w:r>
-        <w:rPr>
-          <w:rFonts w:ascii="맑은 고딕" w:eastAsia="맑은 고딕" w:hAnsi="맑은 고딕"/>
-        </w:rPr>
-        <w:t xml:space="preserve">          </w:t>
-      </w:r>
-      <w:proofErr w:type="gramStart"/>
-      <w:r>
-        <w:rPr>
-          <w:rFonts w:ascii="맑은 고딕" w:eastAsia="맑은 고딕" w:hAnsi="맑은 고딕"/>
-        </w:rPr>
-        <w:t xml:space="preserve">  ]</w:t>
-      </w:r>
-      <w:proofErr w:type="gramEnd"/>
-    </w:p>
-    <w:p>
-      <w:pPr>
-        <w:rPr>
-          <w:rFonts w:ascii="맑은 고딕" w:eastAsia="맑은 고딕" w:hAnsi="맑은 고딕"/>
-        </w:rPr>
-      </w:pPr>
-      <w:r>
-        <w:rPr>
-          <w:rFonts w:ascii="맑은 고딕" w:eastAsia="맑은 고딕" w:hAnsi="맑은 고딕"/>
-        </w:rPr>
-        <w:t xml:space="preserve">  대 표 </w:t>
-      </w:r>
-      <w:proofErr w:type="gramStart"/>
-      <w:r>
-        <w:rPr>
-          <w:rFonts w:ascii="맑은 고딕" w:eastAsia="맑은 고딕" w:hAnsi="맑은 고딕"/>
-        </w:rPr>
-        <w:t>자 :</w:t>
-      </w:r>
-      <w:proofErr w:type="gramEnd"/>
-      <w:r>
-        <w:rPr>
-          <w:rFonts w:ascii="맑은 고딕" w:eastAsia="맑은 고딕" w:hAnsi="맑은 고딕"/>
-        </w:rPr>
-        <w:t xml:space="preserve"> 장원석    (인)</w:t>
-      </w:r>
-    </w:p>
-    <w:p>
-      <w:pPr>
-        <w:rPr>
-          <w:rFonts w:ascii="맑은 고딕" w:eastAsia="맑은 고딕" w:hAnsi="맑은 고딕"/>
-        </w:rPr>
-      </w:pPr>
-      <w:r>
-        <w:rPr>
-          <w:rFonts w:ascii="맑은 고딕" w:eastAsia="맑은 고딕" w:hAnsi="맑은 고딕"/>
-        </w:rPr>
-        <w:t xml:space="preserve">  서   </w:t>
-      </w:r>
-      <w:proofErr w:type="gramStart"/>
-      <w:r>
-        <w:rPr>
-          <w:rFonts w:ascii="맑은 고딕" w:eastAsia="맑은 고딕" w:hAnsi="맑은 고딕"/>
-        </w:rPr>
-        <w:t>명 :</w:t>
-      </w:r>
-      <w:proofErr w:type="gramEnd"/>
-      <w:r>
-        <w:rPr>
-          <w:rFonts w:ascii="맑은 고딕" w:eastAsia="맑은 고딕" w:hAnsi="맑은 고딕"/>
-        </w:rPr>
         <w:t xml:space="preserve"> ______________</w:t>
       </w:r>
     </w:p>
-    <w:p>
-      <w:pPr>
-        <w:rPr>
-          <w:rFonts w:ascii="맑은 고딕" w:eastAsia="맑은 고딕" w:hAnsi="맑은 고딕"/>
-        </w:rPr>
-      </w:pPr>
-    </w:p>
-    <w:p>
-      <w:pPr>
-        <w:rPr>
-          <w:rFonts w:ascii="맑은 고딕" w:eastAsia="맑은 고딕" w:hAnsi="맑은 고딕"/>
-          <w:b/>
-        </w:rPr>
-      </w:pPr>
-      <w:r>
-        <w:rPr>
-          <w:rFonts w:ascii="맑은 고딕" w:eastAsia="맑은 고딕" w:hAnsi="맑은 고딕"/>
-          <w:b/>
-        </w:rPr>
-        <w:t>[수급사업자 ①] · 아트</w:t>
-      </w:r>
-    </w:p>
-    <w:p>
-      <w:pPr>
-        <w:rPr>
-          <w:rFonts w:ascii="맑은 고딕" w:eastAsia="맑은 고딕" w:hAnsi="맑은 고딕"/>
-        </w:rPr>
-      </w:pPr>
-      <w:r>
-        <w:rPr>
-          <w:rFonts w:ascii="맑은 고딕" w:eastAsia="맑은 고딕" w:hAnsi="맑은 고딕"/>
-        </w:rPr>
-        <w:t xml:space="preserve">  주    </w:t>
-      </w:r>
-      <w:proofErr w:type="gramStart"/>
-      <w:r>
-        <w:rPr>
-          <w:rFonts w:ascii="맑은 고딕" w:eastAsia="맑은 고딕" w:hAnsi="맑은 고딕"/>
-        </w:rPr>
-        <w:t>소 :</w:t>
-      </w:r>
-      <w:proofErr w:type="gramEnd"/>
-      <w:r>
-        <w:rPr>
-          <w:rFonts w:ascii="맑은 고딕" w:eastAsia="맑은 고딕" w:hAnsi="맑은 고딕"/>
-        </w:rPr>
-        <w:t xml:space="preserve"> </w:t>
-      </w:r>
-      <w:proofErr w:type="gramStart"/>
-      <w:r>
-        <w:rPr>
-          <w:rFonts w:ascii="맑은 고딕" w:eastAsia="맑은 고딕" w:hAnsi="맑은 고딕"/>
-        </w:rPr>
-        <w:t xml:space="preserve">[  </w:t>
-      </w:r>
-      <w:proofErr w:type="gramEnd"/>
-      <w:r>
-        <w:rPr>
-          <w:rFonts w:ascii="맑은 고딕" w:eastAsia="맑은 고딕" w:hAnsi="맑은 고딕"/>
-        </w:rPr>
-        <w:t xml:space="preserve">                    </w:t>
-      </w:r>
-      <w:proofErr w:type="gramStart"/>
-      <w:r>
-        <w:rPr>
-          <w:rFonts w:ascii="맑은 고딕" w:eastAsia="맑은 고딕" w:hAnsi="맑은 고딕"/>
-        </w:rPr>
-        <w:t xml:space="preserve">  ]</w:t>
-      </w:r>
-      <w:proofErr w:type="gramEnd"/>
-    </w:p>
-    <w:p>
-      <w:pPr>
-        <w:rPr>
-          <w:rFonts w:ascii="맑은 고딕" w:eastAsia="맑은 고딕" w:hAnsi="맑은 고딕"/>
-        </w:rPr>
-      </w:pPr>
-      <w:r>
-        <w:rPr>
-          <w:rFonts w:ascii="맑은 고딕" w:eastAsia="맑은 고딕" w:hAnsi="맑은 고딕"/>
-        </w:rPr>
-        <w:t xml:space="preserve">  성    </w:t>
-      </w:r>
-      <w:proofErr w:type="gramStart"/>
-      <w:r>
-        <w:rPr>
-          <w:rFonts w:ascii="맑은 고딕" w:eastAsia="맑은 고딕" w:hAnsi="맑은 고딕"/>
-        </w:rPr>
-        <w:t>명 :</w:t>
-      </w:r>
-      <w:proofErr w:type="gramEnd"/>
-      <w:r>
-        <w:rPr>
-          <w:rFonts w:ascii="맑은 고딕" w:eastAsia="맑은 고딕" w:hAnsi="맑은 고딕"/>
-        </w:rPr>
-        <w:t xml:space="preserve"> </w:t>
-      </w:r>
-      <w:proofErr w:type="spellStart"/>
-      <w:r>
-        <w:rPr>
-          <w:rFonts w:ascii="맑은 고딕" w:eastAsia="맑은 고딕" w:hAnsi="맑은 고딕"/>
-        </w:rPr>
-        <w:t>임아은</w:t>
-      </w:r>
-      <w:proofErr w:type="spellEnd"/>
-      <w:r>
-        <w:rPr>
-          <w:rFonts w:ascii="맑은 고딕" w:eastAsia="맑은 고딕" w:hAnsi="맑은 고딕"/>
-        </w:rPr>
-        <w:t xml:space="preserve">    (인)</w:t>
-      </w:r>
-    </w:p>
-    <w:p>
-      <w:pPr>
-        <w:rPr>
-          <w:rFonts w:ascii="맑은 고딕" w:eastAsia="맑은 고딕" w:hAnsi="맑은 고딕"/>
-        </w:rPr>
-      </w:pPr>
-      <w:r>
-        <w:rPr>
-          <w:rFonts w:ascii="맑은 고딕" w:eastAsia="맑은 고딕" w:hAnsi="맑은 고딕"/>
-        </w:rPr>
-        <w:t xml:space="preserve">  서   </w:t>
-      </w:r>
-      <w:proofErr w:type="gramStart"/>
-      <w:r>
-        <w:rPr>
-          <w:rFonts w:ascii="맑은 고딕" w:eastAsia="맑은 고딕" w:hAnsi="맑은 고딕"/>
-        </w:rPr>
-        <w:t>명 :</w:t>
-      </w:r>
-      <w:proofErr w:type="gramEnd"/>
-      <w:r>
-        <w:rPr>
-          <w:rFonts w:ascii="맑은 고딕" w:eastAsia="맑은 고딕" w:hAnsi="맑은 고딕"/>
-        </w:rPr>
-        <w:t xml:space="preserve"> ______________</w:t>
-      </w:r>
-    </w:p>
-    <w:p>
-      <w:pPr>
-        <w:rPr>
-          <w:rFonts w:ascii="맑은 고딕" w:eastAsia="맑은 고딕" w:hAnsi="맑은 고딕"/>
-        </w:rPr>
-      </w:pPr>
-    </w:p>
-    <w:p>
-      <w:pPr>
-        <w:rPr>
-          <w:rFonts w:ascii="맑은 고딕" w:eastAsia="맑은 고딕" w:hAnsi="맑은 고딕"/>
-          <w:b/>
-        </w:rPr>
-      </w:pPr>
-      <w:r>
-        <w:rPr>
-          <w:rFonts w:ascii="맑은 고딕" w:eastAsia="맑은 고딕" w:hAnsi="맑은 고딕"/>
-          <w:b/>
-        </w:rPr>
-        <w:t>[수급사업자 ②] · 애니메이션</w:t>
-      </w:r>
-    </w:p>
-    <w:p>
-      <w:pPr>
-        <w:rPr>
-          <w:rFonts w:ascii="맑은 고딕" w:eastAsia="맑은 고딕" w:hAnsi="맑은 고딕"/>
-        </w:rPr>
-      </w:pPr>
-      <w:r>
-        <w:rPr>
-          <w:rFonts w:ascii="맑은 고딕" w:eastAsia="맑은 고딕" w:hAnsi="맑은 고딕"/>
-        </w:rPr>
-        <w:t xml:space="preserve">  주    </w:t>
-      </w:r>
-      <w:proofErr w:type="gramStart"/>
-      <w:r>
-        <w:rPr>
-          <w:rFonts w:ascii="맑은 고딕" w:eastAsia="맑은 고딕" w:hAnsi="맑은 고딕"/>
-        </w:rPr>
-        <w:t>소 :</w:t>
-      </w:r>
-      <w:proofErr w:type="gramEnd"/>
-      <w:r>
-        <w:rPr>
-          <w:rFonts w:ascii="맑은 고딕" w:eastAsia="맑은 고딕" w:hAnsi="맑은 고딕"/>
-        </w:rPr>
-        <w:t xml:space="preserve"> </w:t>
-      </w:r>
-      <w:proofErr w:type="gramStart"/>
-      <w:r>
-        <w:rPr>
-          <w:rFonts w:ascii="맑은 고딕" w:eastAsia="맑은 고딕" w:hAnsi="맑은 고딕"/>
-        </w:rPr>
-        <w:t xml:space="preserve">[  </w:t>
-      </w:r>
-      <w:proofErr w:type="gramEnd"/>
-      <w:r>
-        <w:rPr>
-          <w:rFonts w:ascii="맑은 고딕" w:eastAsia="맑은 고딕" w:hAnsi="맑은 고딕"/>
-        </w:rPr>
-        <w:t xml:space="preserve">                    </w:t>
-      </w:r>
-      <w:proofErr w:type="gramStart"/>
-      <w:r>
-        <w:rPr>
-          <w:rFonts w:ascii="맑은 고딕" w:eastAsia="맑은 고딕" w:hAnsi="맑은 고딕"/>
-        </w:rPr>
-        <w:t xml:space="preserve">  ]</w:t>
-      </w:r>
-      <w:proofErr w:type="gramEnd"/>
-    </w:p>
-    <w:p>
-      <w:pPr>
-        <w:rPr>
-          <w:rFonts w:ascii="맑은 고딕" w:eastAsia="맑은 고딕" w:hAnsi="맑은 고딕"/>
-        </w:rPr>
-      </w:pPr>
-      <w:r>
-        <w:rPr>
-          <w:rFonts w:ascii="맑은 고딕" w:eastAsia="맑은 고딕" w:hAnsi="맑은 고딕"/>
-        </w:rPr>
-        <w:t xml:space="preserve">  성    </w:t>
-      </w:r>
-      <w:proofErr w:type="gramStart"/>
-      <w:r>
-        <w:rPr>
-          <w:rFonts w:ascii="맑은 고딕" w:eastAsia="맑은 고딕" w:hAnsi="맑은 고딕"/>
-        </w:rPr>
-        <w:t>명 :</w:t>
-      </w:r>
-      <w:proofErr w:type="gramEnd"/>
-      <w:r>
-        <w:rPr>
-          <w:rFonts w:ascii="맑은 고딕" w:eastAsia="맑은 고딕" w:hAnsi="맑은 고딕"/>
-        </w:rPr>
-        <w:t xml:space="preserve"> 김지혜    (인)</w:t>
-      </w:r>
-    </w:p>
-    <w:p>
-      <w:pPr>
-        <w:rPr>
-          <w:rFonts w:ascii="맑은 고딕" w:eastAsia="맑은 고딕" w:hAnsi="맑은 고딕"/>
-        </w:rPr>
-      </w:pPr>
-      <w:r>
-        <w:rPr>
-          <w:rFonts w:ascii="맑은 고딕" w:eastAsia="맑은 고딕" w:hAnsi="맑은 고딕"/>
-        </w:rPr>
-        <w:t xml:space="preserve">  서   </w:t>
-      </w:r>
-      <w:proofErr w:type="gramStart"/>
-      <w:r>
-        <w:rPr>
-          <w:rFonts w:ascii="맑은 고딕" w:eastAsia="맑은 고딕" w:hAnsi="맑은 고딕"/>
-        </w:rPr>
-        <w:t>명 :</w:t>
-      </w:r>
-      <w:proofErr w:type="gramEnd"/>
-      <w:r>
-        <w:rPr>
-          <w:rFonts w:ascii="맑은 고딕" w:eastAsia="맑은 고딕" w:hAnsi="맑은 고딕"/>
-        </w:rPr>
-        <w:t xml:space="preserve"> ______________</w:t>
-      </w:r>
-    </w:p>
-    <w:p>
-      <w:pPr>
-        <w:rPr>
-          <w:rFonts w:ascii="맑은 고딕" w:eastAsia="맑은 고딕" w:hAnsi="맑은 고딕"/>
-        </w:rPr>
-      </w:pPr>
-    </w:p>
-    <w:p>
-      <w:pPr>
-        <w:rPr>
-          <w:rFonts w:ascii="맑은 고딕" w:eastAsia="맑은 고딕" w:hAnsi="맑은 고딕"/>
-          <w:b/>
-        </w:rPr>
-      </w:pPr>
-      <w:r>
-        <w:rPr>
-          <w:rFonts w:ascii="맑은 고딕" w:eastAsia="맑은 고딕" w:hAnsi="맑은 고딕"/>
-          <w:b/>
-        </w:rPr>
-        <w:t>[수급사업자 ③] · 개발</w:t>
-      </w:r>
-    </w:p>
-    <w:p>
-      <w:pPr>
-        <w:rPr>
-          <w:rFonts w:ascii="맑은 고딕" w:eastAsia="맑은 고딕" w:hAnsi="맑은 고딕"/>
-        </w:rPr>
-      </w:pPr>
-      <w:r>
-        <w:rPr>
-          <w:rFonts w:ascii="맑은 고딕" w:eastAsia="맑은 고딕" w:hAnsi="맑은 고딕"/>
-        </w:rPr>
-        <w:t xml:space="preserve">  주    </w:t>
-      </w:r>
-      <w:proofErr w:type="gramStart"/>
-      <w:r>
-        <w:rPr>
-          <w:rFonts w:ascii="맑은 고딕" w:eastAsia="맑은 고딕" w:hAnsi="맑은 고딕"/>
-        </w:rPr>
-        <w:t>소 :</w:t>
-      </w:r>
-      <w:proofErr w:type="gramEnd"/>
-      <w:r>
-        <w:rPr>
-          <w:rFonts w:ascii="맑은 고딕" w:eastAsia="맑은 고딕" w:hAnsi="맑은 고딕"/>
-        </w:rPr>
-        <w:t xml:space="preserve"> </w:t>
-      </w:r>
-      <w:proofErr w:type="gramStart"/>
-      <w:r>
-        <w:rPr>
-          <w:rFonts w:ascii="맑은 고딕" w:eastAsia="맑은 고딕" w:hAnsi="맑은 고딕"/>
-        </w:rPr>
-        <w:t xml:space="preserve">[  </w:t>
-      </w:r>
-      <w:proofErr w:type="gramEnd"/>
-      <w:r>
-        <w:rPr>
-          <w:rFonts w:ascii="맑은 고딕" w:eastAsia="맑은 고딕" w:hAnsi="맑은 고딕"/>
-        </w:rPr>
-        <w:t xml:space="preserve">                    </w:t>
-      </w:r>
-      <w:proofErr w:type="gramStart"/>
-      <w:r>
-        <w:rPr>
-          <w:rFonts w:ascii="맑은 고딕" w:eastAsia="맑은 고딕" w:hAnsi="맑은 고딕"/>
-        </w:rPr>
-        <w:t xml:space="preserve">  ]</w:t>
-      </w:r>
-      <w:proofErr w:type="gramEnd"/>
-    </w:p>
-    <w:p>
-      <w:pPr>
-        <w:rPr>
-          <w:rFonts w:ascii="맑은 고딕" w:eastAsia="맑은 고딕" w:hAnsi="맑은 고딕"/>
-        </w:rPr>
-      </w:pPr>
-      <w:r>
-        <w:rPr>
-          <w:rFonts w:ascii="맑은 고딕" w:eastAsia="맑은 고딕" w:hAnsi="맑은 고딕"/>
-        </w:rPr>
-        <w:t xml:space="preserve">  성    </w:t>
-      </w:r>
-      <w:proofErr w:type="gramStart"/>
-      <w:r>
-        <w:rPr>
-          <w:rFonts w:ascii="맑은 고딕" w:eastAsia="맑은 고딕" w:hAnsi="맑은 고딕"/>
-        </w:rPr>
-        <w:t>명 :</w:t>
-      </w:r>
-      <w:proofErr w:type="gramEnd"/>
-      <w:r>
-        <w:rPr>
-          <w:rFonts w:ascii="맑은 고딕" w:eastAsia="맑은 고딕" w:hAnsi="맑은 고딕"/>
-        </w:rPr>
-        <w:t xml:space="preserve"> </w:t>
-      </w:r>
-      <w:proofErr w:type="spellStart"/>
-      <w:r>
-        <w:rPr>
-          <w:rFonts w:ascii="맑은 고딕" w:eastAsia="맑은 고딕" w:hAnsi="맑은 고딕"/>
-        </w:rPr>
-        <w:t>이재은</w:t>
-      </w:r>
-      <w:proofErr w:type="spellEnd"/>
-      <w:r>
-        <w:rPr>
-          <w:rFonts w:ascii="맑은 고딕" w:eastAsia="맑은 고딕" w:hAnsi="맑은 고딕"/>
-        </w:rPr>
-        <w:t xml:space="preserve">    (인)</w:t>
-      </w:r>
-    </w:p>
-    <w:p>
-      <w:pPr>
-        <w:rPr>
-          <w:rFonts w:ascii="맑은 고딕" w:eastAsia="맑은 고딕" w:hAnsi="맑은 고딕"/>
-        </w:rPr>
-      </w:pPr>
-      <w:r>
-        <w:rPr>
-          <w:rFonts w:ascii="맑은 고딕" w:eastAsia="맑은 고딕" w:hAnsi="맑은 고딕"/>
-        </w:rPr>
-        <w:t xml:space="preserve">  서   </w:t>
-      </w:r>
-      <w:proofErr w:type="gramStart"/>
-      <w:r>
-        <w:rPr>
-          <w:rFonts w:ascii="맑은 고딕" w:eastAsia="맑은 고딕" w:hAnsi="맑은 고딕"/>
-        </w:rPr>
-        <w:t>명 :</w:t>
-      </w:r>
-      <w:proofErr w:type="gramEnd"/>
-      <w:r>
-        <w:rPr>
-          <w:rFonts w:ascii="맑은 고딕" w:eastAsia="맑은 고딕" w:hAnsi="맑은 고딕"/>
-        </w:rPr>
-        <w:t xml:space="preserve"> ______________</w:t>
-      </w:r>
-    </w:p>
     <w:sectPr>
-      <w:headerReference w:type="even" r:id="rId6"/>
-      <w:headerReference w:type="default" r:id="rId7"/>
-      <w:footerReference w:type="even" r:id="rId8"/>
-      <w:footerReference w:type="default" r:id="rId9"/>
-      <w:headerReference w:type="first" r:id="rId10"/>
-      <w:footerReference w:type="first" r:id="rId11"/>
+      <w:headerReference w:type="even" r:id="rId7"/>
+      <w:headerReference w:type="default" r:id="rId8"/>
+      <w:footerReference w:type="even" r:id="rId9"/>
+      <w:footerReference w:type="default" r:id="rId10"/>
+      <w:headerReference w:type="first" r:id="rId11"/>
+      <w:footerReference w:type="first" r:id="rId12"/>
       <w:pgSz w:w="11906" w:h="16838"/>
       <w:pgMar w:top="1701" w:right="1440" w:bottom="1440" w:left="1440" w:header="851" w:footer="992" w:gutter="0"/>
       <w:cols w:space="425"/>
@@ -7687,6 +9234,111 @@
     </w:pPr>
   </w:p>
 </w:hdr>
+</file>
+
+<file path=word/numbering.xml><?xml version="1.0" encoding="utf-8"?>
+<w:numbering xmlns:wpc="http://schemas.microsoft.com/office/word/2010/wordprocessingCanvas" xmlns:cx="http://schemas.microsoft.com/office/drawing/2014/chartex" xmlns:cx1="http://schemas.microsoft.com/office/drawing/2015/9/8/chartex" xmlns:cx2="http://schemas.microsoft.com/office/drawing/2015/10/21/chartex" xmlns:cx3="http://schemas.microsoft.com/office/drawing/2016/5/9/chartex" xmlns:cx4="http://schemas.microsoft.com/office/drawing/2016/5/10/chartex" xmlns:cx5="http://schemas.microsoft.com/office/drawing/2016/5/11/chartex" xmlns:cx6="http://schemas.microsoft.com/office/drawing/2016/5/12/chartex" xmlns:cx7="http://schemas.microsoft.com/office/drawing/2016/5/13/chartex" xmlns:cx8="http://schemas.microsoft.com/office/drawing/2016/5/14/chartex" xmlns:mc="http://schemas.openxmlformats.org/markup-compatibility/2006" xmlns:aink="http://schemas.microsoft.com/office/drawing/2016/ink" xmlns:am3d="http://schemas.microsoft.com/office/drawing/2017/model3d" xmlns:o="urn:schemas-microsoft-com:office:office" xmlns:oel="http://schemas.microsoft.com/office/2019/extlst" xmlns:r="http://schemas.openxmlformats.org/officeDocument/2006/relationships" xmlns:m="http://schemas.openxmlformats.org/officeDocument/2006/math" xmlns:v="urn:schemas-microsoft-com:vml" xmlns:wp14="http://schemas.microsoft.com/office/word/2010/wordprocessingDrawing" xmlns:wp="http://schemas.openxmlformats.org/drawingml/2006/wordprocessingDrawing" xmlns:w10="urn:schemas-microsoft-com:office:word" xmlns:w="http://schemas.openxmlformats.org/wordprocessingml/2006/main" xmlns:w14="http://schemas.microsoft.com/office/word/2010/wordml" xmlns:w15="http://schemas.microsoft.com/office/word/2012/wordml" xmlns:w16cex="http://schemas.microsoft.com/office/word/2018/wordml/cex" xmlns:w16cid="http://schemas.microsoft.com/office/word/2016/wordml/cid" xmlns:w16="http://schemas.microsoft.com/office/word/2018/wordml" xmlns:w16du="http://schemas.microsoft.com/office/word/2023/wordml/word16du" xmlns:w16sdtdh="http://schemas.microsoft.com/office/word/2020/wordml/sdtdatahash" xmlns:w16sdtfl="http://schemas.microsoft.com/office/word/2024/wordml/sdtformatlock" xmlns:w16se="http://schemas.microsoft.com/office/word/2015/wordml/symex" xmlns:wpg="http://schemas.microsoft.com/office/word/2010/wordprocessingGroup" xmlns:wpi="http://schemas.microsoft.com/office/word/2010/wordprocessingInk" xmlns:wne="http://schemas.microsoft.com/office/word/2006/wordml" xmlns:wps="http://schemas.microsoft.com/office/word/2010/wordprocessingShape" mc:Ignorable="w14 w15 w16se w16cid w16 w16cex w16sdtdh w16sdtfl w16du wp14">
+  <w:abstractNum w:abstractNumId="0" w15:restartNumberingAfterBreak="0">
+    <w:nsid w:val="38EF66F8"/>
+    <w:multiLevelType w:val="hybridMultilevel"/>
+    <w:tmpl w:val="6CFC7D9C"/>
+    <w:lvl w:ilvl="0" w:tplc="5AEC6580">
+      <w:start w:val="1"/>
+      <w:numFmt w:val="decimalEnclosedCircle"/>
+      <w:lvlText w:val="%1"/>
+      <w:lvlJc w:val="left"/>
+      <w:pPr>
+        <w:ind w:left="800" w:hanging="360"/>
+      </w:pPr>
+      <w:rPr>
+        <w:rFonts w:hint="default"/>
+      </w:rPr>
+    </w:lvl>
+    <w:lvl w:ilvl="1" w:tplc="04090019" w:tentative="1">
+      <w:start w:val="1"/>
+      <w:numFmt w:val="upperLetter"/>
+      <w:lvlText w:val="%2."/>
+      <w:lvlJc w:val="left"/>
+      <w:pPr>
+        <w:ind w:left="1320" w:hanging="440"/>
+      </w:pPr>
+    </w:lvl>
+    <w:lvl w:ilvl="2" w:tplc="0409001B" w:tentative="1">
+      <w:start w:val="1"/>
+      <w:numFmt w:val="lowerRoman"/>
+      <w:lvlText w:val="%3."/>
+      <w:lvlJc w:val="right"/>
+      <w:pPr>
+        <w:ind w:left="1760" w:hanging="440"/>
+      </w:pPr>
+    </w:lvl>
+    <w:lvl w:ilvl="3" w:tplc="0409000F" w:tentative="1">
+      <w:start w:val="1"/>
+      <w:numFmt w:val="decimal"/>
+      <w:lvlText w:val="%4."/>
+      <w:lvlJc w:val="left"/>
+      <w:pPr>
+        <w:ind w:left="2200" w:hanging="440"/>
+      </w:pPr>
+    </w:lvl>
+    <w:lvl w:ilvl="4" w:tplc="04090019" w:tentative="1">
+      <w:start w:val="1"/>
+      <w:numFmt w:val="upperLetter"/>
+      <w:lvlText w:val="%5."/>
+      <w:lvlJc w:val="left"/>
+      <w:pPr>
+        <w:ind w:left="2640" w:hanging="440"/>
+      </w:pPr>
+    </w:lvl>
+    <w:lvl w:ilvl="5" w:tplc="0409001B" w:tentative="1">
+      <w:start w:val="1"/>
+      <w:numFmt w:val="lowerRoman"/>
+      <w:lvlText w:val="%6."/>
+      <w:lvlJc w:val="right"/>
+      <w:pPr>
+        <w:ind w:left="3080" w:hanging="440"/>
+      </w:pPr>
+    </w:lvl>
+    <w:lvl w:ilvl="6" w:tplc="0409000F" w:tentative="1">
+      <w:start w:val="1"/>
+      <w:numFmt w:val="decimal"/>
+      <w:lvlText w:val="%7."/>
+      <w:lvlJc w:val="left"/>
+      <w:pPr>
+        <w:ind w:left="3520" w:hanging="440"/>
+      </w:pPr>
+    </w:lvl>
+    <w:lvl w:ilvl="7" w:tplc="04090019" w:tentative="1">
+      <w:start w:val="1"/>
+      <w:numFmt w:val="upperLetter"/>
+      <w:lvlText w:val="%8."/>
+      <w:lvlJc w:val="left"/>
+      <w:pPr>
+        <w:ind w:left="3960" w:hanging="440"/>
+      </w:pPr>
+    </w:lvl>
+    <w:lvl w:ilvl="8" w:tplc="0409001B" w:tentative="1">
+      <w:start w:val="1"/>
+      <w:numFmt w:val="lowerRoman"/>
+      <w:lvlText w:val="%9."/>
+      <w:lvlJc w:val="right"/>
+      <w:pPr>
+        <w:ind w:left="4400" w:hanging="440"/>
+      </w:pPr>
+    </w:lvl>
+  </w:abstractNum>
+  <w:num w:numId="1" w16cid:durableId="31347471">
+    <w:abstractNumId w:val="0"/>
+  </w:num>
+</w:numbering>
+</file>
+
+<file path=word/people.xml><?xml version="1.0" encoding="utf-8"?>
+<w15:people xmlns:wpc="http://schemas.microsoft.com/office/word/2010/wordprocessingCanvas" xmlns:cx="http://schemas.microsoft.com/office/drawing/2014/chartex" xmlns:cx1="http://schemas.microsoft.com/office/drawing/2015/9/8/chartex" xmlns:cx2="http://schemas.microsoft.com/office/drawing/2015/10/21/chartex" xmlns:cx3="http://schemas.microsoft.com/office/drawing/2016/5/9/chartex" xmlns:cx4="http://schemas.microsoft.com/office/drawing/2016/5/10/chartex" xmlns:cx5="http://schemas.microsoft.com/office/drawing/2016/5/11/chartex" xmlns:cx6="http://schemas.microsoft.com/office/drawing/2016/5/12/chartex" xmlns:cx7="http://schemas.microsoft.com/office/drawing/2016/5/13/chartex" xmlns:cx8="http://schemas.microsoft.com/office/drawing/2016/5/14/chartex" xmlns:mc="http://schemas.openxmlformats.org/markup-compatibility/2006" xmlns:aink="http://schemas.microsoft.com/office/drawing/2016/ink" xmlns:am3d="http://schemas.microsoft.com/office/drawing/2017/model3d" xmlns:o="urn:schemas-microsoft-com:office:office" xmlns:oel="http://schemas.microsoft.com/office/2019/extlst" xmlns:r="http://schemas.openxmlformats.org/officeDocument/2006/relationships" xmlns:m="http://schemas.openxmlformats.org/officeDocument/2006/math" xmlns:v="urn:schemas-microsoft-com:vml" xmlns:wp14="http://schemas.microsoft.com/office/word/2010/wordprocessingDrawing" xmlns:wp="http://schemas.openxmlformats.org/drawingml/2006/wordprocessingDrawing" xmlns:w10="urn:schemas-microsoft-com:office:word" xmlns:w="http://schemas.openxmlformats.org/wordprocessingml/2006/main" xmlns:w14="http://schemas.microsoft.com/office/word/2010/wordml" xmlns:w15="http://schemas.microsoft.com/office/word/2012/wordml" xmlns:w16cex="http://schemas.microsoft.com/office/word/2018/wordml/cex" xmlns:w16cid="http://schemas.microsoft.com/office/word/2016/wordml/cid" xmlns:w16="http://schemas.microsoft.com/office/word/2018/wordml" xmlns:w16du="http://schemas.microsoft.com/office/word/2023/wordml/word16du" xmlns:w16sdtdh="http://schemas.microsoft.com/office/word/2020/wordml/sdtdatahash" xmlns:w16sdtfl="http://schemas.microsoft.com/office/word/2024/wordml/sdtformatlock" xmlns:w16se="http://schemas.microsoft.com/office/word/2015/wordml/symex" xmlns:wpg="http://schemas.microsoft.com/office/word/2010/wordprocessingGroup" xmlns:wpi="http://schemas.microsoft.com/office/word/2010/wordprocessingInk" xmlns:wne="http://schemas.microsoft.com/office/word/2006/wordml" xmlns:wps="http://schemas.microsoft.com/office/word/2010/wordprocessingShape" mc:Ignorable="w14 w15 w16se w16cid w16 w16cex w16sdtdh w16sdtfl w16du wp14">
+  <w15:person w15:author="JaeEun Lee">
+    <w15:presenceInfo w15:providerId="Windows Live" w15:userId="8d481f0986772759"/>
+  </w15:person>
+</w15:people>
 </file>
 
 <file path=word/styles.xml><?xml version="1.0" encoding="utf-8"?>
@@ -8665,6 +10317,16 @@
       </w:tblBorders>
     </w:tblPr>
   </w:style>
+  <w:style w:type="paragraph" w:styleId="ad">
+    <w:name w:val="Revision"/>
+    <w:hidden/>
+    <w:uiPriority w:val="99"/>
+    <w:semiHidden/>
+    <w:rsid w:val="00183DF2"/>
+    <w:pPr>
+      <w:spacing w:after="0"/>
+    </w:pPr>
+  </w:style>
 </w:styles>
 </file>
 

--- a/page-contract/하도급계약서.docx
+++ b/page-contract/하도급계약서.docx
@@ -32,7 +32,7 @@
       <w:pPr>
         <w:jc w:val="center"/>
         <w:rPr>
-          <w:rFonts w:ascii="맑은 고딕" w:eastAsia="맑은 고딕" w:hAnsi="맑은 고딕" w:hint="eastAsia"/>
+          <w:rFonts w:ascii="맑은 고딕" w:eastAsia="맑은 고딕" w:hAnsi="맑은 고딕"/>
           <w:sz w:val="20"/>
         </w:rPr>
       </w:pPr>
@@ -54,7 +54,7 @@
     <w:p>
       <w:pPr>
         <w:rPr>
-          <w:rFonts w:ascii="맑은 고딕" w:eastAsia="맑은 고딕" w:hAnsi="맑은 고딕" w:hint="eastAsia"/>
+          <w:rFonts w:ascii="맑은 고딕" w:eastAsia="맑은 고딕" w:hAnsi="맑은 고딕"/>
         </w:rPr>
       </w:pPr>
       <w:proofErr w:type="gramStart"/>
@@ -881,43 +881,28 @@
               </w:rPr>
               <w:t>·</w:t>
             </w:r>
-            <w:ins w:id="0" w:author="JaeEun Lee" w:date="2026-05-10T13:30:00Z" w16du:dateUtc="2026-05-10T04:30:00Z">
-              <w:r>
-                <w:rPr>
-                  <w:rFonts w:ascii="맑은 고딕" w:eastAsia="맑은 고딕" w:hAnsi="맑은 고딕" w:cstheme="majorBidi" w:hint="eastAsia"/>
-                  <w:b/>
-                  <w:bCs/>
-                  <w:color w:val="000000"/>
-                  <w:sz w:val="18"/>
-                  <w:szCs w:val="32"/>
-                </w:rPr>
-                <w:t>제</w:t>
-              </w:r>
-              <w:r>
-                <w:rPr>
-                  <w:rFonts w:ascii="맑은 고딕" w:eastAsia="맑은 고딕" w:hAnsi="맑은 고딕" w:cstheme="majorBidi"/>
-                  <w:b/>
-                  <w:bCs/>
-                  <w:color w:val="000000"/>
-                  <w:sz w:val="18"/>
-                  <w:szCs w:val="32"/>
-                </w:rPr>
-                <w:t>22조</w:t>
-              </w:r>
-            </w:ins>
-            <w:del w:id="1" w:author="JaeEun Lee" w:date="2026-05-10T13:30:00Z" w16du:dateUtc="2026-05-10T04:30:00Z">
-              <w:r>
-                <w:rPr>
-                  <w:rFonts w:ascii="맑은 고딕" w:eastAsia="맑은 고딕" w:hAnsi="맑은 고딕" w:cstheme="majorBidi"/>
-                  <w:b/>
-                  <w:bCs/>
-                  <w:color w:val="000000"/>
-                  <w:sz w:val="18"/>
-                  <w:szCs w:val="32"/>
-                </w:rPr>
-                <w:delText>제21조</w:delText>
-              </w:r>
-            </w:del>
+            <w:r>
+              <w:rPr>
+                <w:rFonts w:ascii="맑은 고딕" w:eastAsia="맑은 고딕" w:hAnsi="맑은 고딕" w:cstheme="majorBidi" w:hint="eastAsia"/>
+                <w:b/>
+                <w:bCs/>
+                <w:color w:val="000000"/>
+                <w:sz w:val="18"/>
+                <w:szCs w:val="32"/>
+              </w:rPr>
+              <w:t>제</w:t>
+            </w:r>
+            <w:r>
+              <w:rPr>
+                <w:rFonts w:ascii="맑은 고딕" w:eastAsia="맑은 고딕" w:hAnsi="맑은 고딕" w:cstheme="majorBidi"/>
+                <w:b/>
+                <w:bCs/>
+                <w:color w:val="000000"/>
+                <w:sz w:val="18"/>
+                <w:szCs w:val="32"/>
+              </w:rPr>
+              <w:t>23조</w:t>
+            </w:r>
             <w:r>
               <w:rPr>
                 <w:rFonts w:ascii="맑은 고딕" w:eastAsia="맑은 고딕" w:hAnsi="맑은 고딕" w:cstheme="majorBidi"/>
@@ -1175,49 +1160,35 @@
               </w:rPr>
               <w:t xml:space="preserve">(추후 매수청구권 행사 시 </w:t>
             </w:r>
-            <w:ins w:id="2" w:author="JaeEun Lee" w:date="2026-05-10T13:30:00Z" w16du:dateUtc="2026-05-10T04:30:00Z">
-              <w:r>
-                <w:rPr>
-                  <w:rFonts w:ascii="맑은 고딕" w:eastAsia="맑은 고딕" w:hAnsi="맑은 고딕" w:cstheme="majorBidi" w:hint="eastAsia"/>
-                  <w:bCs/>
-                  <w:color w:val="000000"/>
-                  <w:sz w:val="18"/>
-                  <w:szCs w:val="32"/>
-                </w:rPr>
-                <w:t>제</w:t>
-              </w:r>
-              <w:r>
-                <w:rPr>
-                  <w:rFonts w:ascii="맑은 고딕" w:eastAsia="맑은 고딕" w:hAnsi="맑은 고딕" w:cstheme="majorBidi"/>
-                  <w:bCs/>
-                  <w:color w:val="000000"/>
-                  <w:sz w:val="18"/>
-                  <w:szCs w:val="32"/>
-                </w:rPr>
-                <w:t>22조</w:t>
-              </w:r>
-            </w:ins>
-            <w:del w:id="3" w:author="JaeEun Lee" w:date="2026-05-10T13:30:00Z" w16du:dateUtc="2026-05-10T04:30:00Z">
-              <w:r>
-                <w:rPr>
-                  <w:rFonts w:ascii="맑은 고딕" w:eastAsia="맑은 고딕" w:hAnsi="맑은 고딕" w:cstheme="majorBidi"/>
-                  <w:bCs/>
-                  <w:color w:val="000000"/>
-                  <w:sz w:val="18"/>
-                  <w:szCs w:val="32"/>
-                </w:rPr>
-                <w:delText>제21조</w:delText>
-              </w:r>
-            </w:del>
-            <w:r>
-              <w:rPr>
-                <w:rFonts w:ascii="맑은 고딕" w:eastAsia="맑은 고딕" w:hAnsi="맑은 고딕" w:cstheme="majorBidi"/>
-                <w:bCs/>
-                <w:color w:val="000000"/>
-                <w:sz w:val="18"/>
-                <w:szCs w:val="32"/>
-              </w:rPr>
-              <w:t>에 따라 산정)</w:t>
+            <w:r>
+              <w:rPr>
+                <w:rFonts w:ascii="맑은 고딕" w:eastAsia="맑은 고딕" w:hAnsi="맑은 고딕" w:cstheme="majorBidi" w:hint="eastAsia"/>
+                <w:bCs/>
+                <w:color w:val="000000"/>
+                <w:sz w:val="18"/>
+                <w:szCs w:val="32"/>
+              </w:rPr>
+              <w:t>제</w:t>
+            </w:r>
+            <w:r>
+              <w:rPr>
+                <w:rFonts w:ascii="맑은 고딕" w:eastAsia="맑은 고딕" w:hAnsi="맑은 고딕" w:cstheme="majorBidi"/>
+                <w:bCs/>
+                <w:color w:val="000000"/>
+                <w:sz w:val="18"/>
+                <w:szCs w:val="32"/>
+              </w:rPr>
+              <w:t>23조에</w:t>
+            </w:r>
+            <w:r>
+              <w:rPr>
+                <w:rFonts w:ascii="맑은 고딕" w:eastAsia="맑은 고딕" w:hAnsi="맑은 고딕" w:cstheme="majorBidi"/>
+                <w:bCs/>
+                <w:color w:val="000000"/>
+                <w:sz w:val="18"/>
+                <w:szCs w:val="32"/>
+              </w:rPr>
+              <w:t xml:space="preserve"> 따라 산정)</w:t>
             </w:r>
           </w:p>
         </w:tc>
@@ -2207,91 +2178,39 @@
               </w:rPr>
               <w:t>(</w:t>
             </w:r>
-            <w:ins w:id="4" w:author="JaeEun Lee" w:date="2026-05-10T13:30:00Z" w16du:dateUtc="2026-05-10T04:30:00Z">
-              <w:r>
-                <w:rPr>
-                  <w:rFonts w:ascii="맑은 고딕" w:eastAsia="맑은 고딕" w:hAnsi="맑은 고딕" w:cstheme="majorBidi" w:hint="eastAsia"/>
-                  <w:b/>
-                  <w:bCs/>
-                  <w:color w:val="000000"/>
-                  <w:sz w:val="18"/>
-                  <w:szCs w:val="32"/>
-                </w:rPr>
-                <w:t>제</w:t>
-              </w:r>
-              <w:r>
-                <w:rPr>
-                  <w:rFonts w:ascii="맑은 고딕" w:eastAsia="맑은 고딕" w:hAnsi="맑은 고딕" w:cstheme="majorBidi"/>
-                  <w:b/>
-                  <w:bCs/>
-                  <w:color w:val="000000"/>
-                  <w:sz w:val="18"/>
-                  <w:szCs w:val="32"/>
-                </w:rPr>
-                <w:t>21조</w:t>
-              </w:r>
-            </w:ins>
-            <w:del w:id="5" w:author="JaeEun Lee" w:date="2026-05-10T13:30:00Z" w16du:dateUtc="2026-05-10T04:30:00Z">
-              <w:r>
-                <w:rPr>
-                  <w:rFonts w:ascii="맑은 고딕" w:eastAsia="맑은 고딕" w:hAnsi="맑은 고딕" w:cstheme="majorBidi"/>
-                  <w:b/>
-                  <w:bCs/>
-                  <w:color w:val="000000"/>
-                  <w:sz w:val="18"/>
-                  <w:szCs w:val="32"/>
-                </w:rPr>
-                <w:delText>제20조</w:delText>
-              </w:r>
-            </w:del>
-            <w:r>
-              <w:rPr>
-                <w:rFonts w:ascii="맑은 고딕" w:eastAsia="맑은 고딕" w:hAnsi="맑은 고딕" w:cstheme="majorBidi"/>
+            <w:r>
+              <w:rPr>
+                <w:rFonts w:ascii="맑은 고딕" w:eastAsia="맑은 고딕" w:hAnsi="맑은 고딕" w:cstheme="majorBidi" w:hint="eastAsia"/>
                 <w:b/>
                 <w:bCs/>
                 <w:color w:val="000000"/>
                 <w:sz w:val="18"/>
                 <w:szCs w:val="32"/>
               </w:rPr>
-              <w:t>·</w:t>
-            </w:r>
-            <w:ins w:id="6" w:author="JaeEun Lee" w:date="2026-05-10T13:30:00Z" w16du:dateUtc="2026-05-10T04:30:00Z">
-              <w:r>
-                <w:rPr>
-                  <w:rFonts w:ascii="맑은 고딕" w:eastAsia="맑은 고딕" w:hAnsi="맑은 고딕" w:cstheme="majorBidi" w:hint="eastAsia"/>
-                  <w:b/>
-                  <w:bCs/>
-                  <w:color w:val="000000"/>
-                  <w:sz w:val="18"/>
-                  <w:szCs w:val="32"/>
-                </w:rPr>
-                <w:t>제</w:t>
-              </w:r>
-              <w:r>
-                <w:rPr>
-                  <w:rFonts w:ascii="맑은 고딕" w:eastAsia="맑은 고딕" w:hAnsi="맑은 고딕" w:cstheme="majorBidi"/>
-                  <w:b/>
-                  <w:bCs/>
-                  <w:color w:val="000000"/>
-                  <w:sz w:val="18"/>
-                  <w:szCs w:val="32"/>
-                </w:rPr>
-                <w:t>22조 관련</w:t>
-              </w:r>
-            </w:ins>
-            <w:del w:id="7" w:author="JaeEun Lee" w:date="2026-05-10T13:30:00Z" w16du:dateUtc="2026-05-10T04:30:00Z">
-              <w:r>
-                <w:rPr>
-                  <w:rFonts w:ascii="맑은 고딕" w:eastAsia="맑은 고딕" w:hAnsi="맑은 고딕" w:cstheme="majorBidi"/>
-                  <w:b/>
-                  <w:bCs/>
-                  <w:color w:val="000000"/>
-                  <w:sz w:val="18"/>
-                  <w:szCs w:val="32"/>
-                </w:rPr>
-                <w:delText>제21조 관련</w:delText>
-              </w:r>
-            </w:del>
+              <w:t>제</w:t>
+            </w:r>
+            <w:r>
+              <w:rPr>
+                <w:rFonts w:ascii="맑은 고딕" w:eastAsia="맑은 고딕" w:hAnsi="맑은 고딕" w:cstheme="majorBidi"/>
+                <w:b/>
+                <w:bCs/>
+                <w:color w:val="000000"/>
+                <w:sz w:val="18"/>
+                <w:szCs w:val="32"/>
+              </w:rPr>
+              <w:t>22조·제23조</w:t>
+            </w:r>
+            <w:r>
+              <w:rPr>
+                <w:rFonts w:ascii="맑은 고딕" w:eastAsia="맑은 고딕" w:hAnsi="맑은 고딕" w:cstheme="majorBidi"/>
+                <w:b/>
+                <w:bCs/>
+                <w:color w:val="000000"/>
+                <w:sz w:val="18"/>
+                <w:szCs w:val="32"/>
+              </w:rPr>
+              <w:t xml:space="preserve"> 관련</w:t>
+            </w:r>
             <w:r>
               <w:rPr>
                 <w:rFonts w:ascii="맑은 고딕" w:eastAsia="맑은 고딕" w:hAnsi="맑은 고딕" w:cstheme="majorBidi"/>
@@ -3680,7 +3599,31 @@
         <w:rPr>
           <w:rFonts w:ascii="맑은 고딕" w:eastAsia="맑은 고딕" w:hAnsi="맑은 고딕"/>
         </w:rPr>
-        <w:t xml:space="preserve">  5. "참여기간 지분"이란 본 계약의 각 당사자(원사업자 및 수급사업자 전원)가 본 게임의 제작에 실제로 참여한 개월 수를, 전체 당사자의 참여 개월 수 합계로 나눈 비율을 말한다. 본 계약상 모든 당사자의 시간 가치는 동등한 것으로 간주하며, 풀타임·파트타임·역할·기여도 등에 따른 가중치는 적용하지 아니한다. 각 당사자의 참여 시작일은 본 계약 체결일(또는 추후 합류한 경우 합류에 관한 서면 합의일), 참여 종료일은 탈퇴일·계약 종료일 또는 지식재</w:t>
+        <w:t xml:space="preserve">  5. "참여기간 지분"이란 본 계약의 각 당사자(원사업자 및 수급사업자 전원)가 본 게임의 제작에 실제로 참여한 개월 수를, 전체 당사자의 참여 개월 수 합계로 나눈 비율을 말한다. 본 계약상 모든 당사자의 시간 가치는 동등한 것으로 간주하며, 풀타임·파트타임·역할·기여도 등에 따른 가중치는 적용하지 아니한다. 각 당사자의 참여 시작일은 본 계약 체결일(또는 추후 합류한 경우 합류에 관한 서면 합의일), 참여 종료일은 탈퇴일·</w:t>
+      </w:r>
+      <w:r>
+        <w:rPr>
+          <w:rFonts w:ascii="맑은 고딕" w:eastAsia="맑은 고딕" w:hAnsi="맑은 고딕" w:hint="eastAsia"/>
+        </w:rPr>
+        <w:t>개발</w:t>
+      </w:r>
+      <w:r>
+        <w:rPr>
+          <w:rFonts w:ascii="맑은 고딕" w:eastAsia="맑은 고딕" w:hAnsi="맑은 고딕"/>
+        </w:rPr>
+        <w:t xml:space="preserve"> 종료일</w:t>
+      </w:r>
+      <w:r>
+        <w:rPr>
+          <w:rFonts w:ascii="맑은 고딕" w:eastAsia="맑은 고딕" w:hAnsi="맑은 고딕"/>
+        </w:rPr>
+        <w:t>(제6호)·</w:t>
+      </w:r>
+      <w:r>
+        <w:rPr>
+          <w:rFonts w:ascii="맑은 고딕" w:eastAsia="맑은 고딕" w:hAnsi="맑은 고딕"/>
+        </w:rPr>
+        <w:t>지식재</w:t>
       </w:r>
       <w:r>
         <w:rPr>
@@ -3701,6 +3644,19 @@
           <w:rFonts w:ascii="맑은 고딕" w:eastAsia="맑은 고딕" w:hAnsi="맑은 고딕"/>
         </w:rPr>
       </w:pPr>
+      <w:r>
+        <w:rPr>
+          <w:rFonts w:ascii="맑은 고딕" w:eastAsia="맑은 고딕" w:hAnsi="맑은 고딕"/>
+        </w:rPr>
+        <w:t xml:space="preserve">  6. "개발 종료"란 본 게임의 제작 작업이 실질적으로 완료되었음을 본 계약 당사자(원사업자 및 수급사업자) 전원이 서면(전자문서·이메일·메신저를 포함한다)으로 합의하여 선언한 시점을 말한다. 개발 종료 이후의 운영·패치·마케팅·유지보수 등은 본 계약 제17조(개발 종료 후 오류 수정 의무)에서 정한 바에 따른다.</w:t>
+      </w:r>
+    </w:p>
+    <w:p>
+      <w:pPr>
+        <w:rPr>
+          <w:rFonts w:ascii="맑은 고딕" w:eastAsia="맑은 고딕" w:hAnsi="맑은 고딕"/>
+        </w:rPr>
+      </w:pPr>
     </w:p>
     <w:p>
       <w:pPr>
@@ -3758,7 +3714,14 @@
         <w:rPr>
           <w:rFonts w:ascii="맑은 고딕" w:eastAsia="맑은 고딕" w:hAnsi="맑은 고딕"/>
         </w:rPr>
-        <w:t xml:space="preserve"> 지급함에 있어 신의성실의 원칙에 따라 자신의 권리를 행사하고 의무를 이행한다.</w:t>
+        <w:t xml:space="preserve"> 지급함에 </w:t>
+      </w:r>
+      <w:r>
+        <w:rPr>
+          <w:rFonts w:ascii="맑은 고딕" w:eastAsia="맑은 고딕" w:hAnsi="맑은 고딕"/>
+        </w:rPr>
+        <w:lastRenderedPageBreak/>
+        <w:t>있어 신의성실의 원칙에 따라 자신의 권리를 행사하고 의무를 이행한다.</w:t>
       </w:r>
     </w:p>
     <w:p>
@@ -3783,7 +3746,6 @@
           <w:b/>
           <w:sz w:val="26"/>
         </w:rPr>
-        <w:lastRenderedPageBreak/>
         <w:t>제</w:t>
       </w:r>
       <w:r>
@@ -4009,7 +3971,6 @@
     <w:p>
       <w:pPr>
         <w:rPr>
-          <w:ins w:id="8" w:author="JaeEun Lee" w:date="2026-05-10T13:20:00Z" w16du:dateUtc="2026-05-10T04:20:00Z"/>
           <w:rFonts w:ascii="맑은 고딕" w:eastAsia="맑은 고딕" w:hAnsi="맑은 고딕"/>
         </w:rPr>
       </w:pPr>
@@ -4032,20 +3993,18 @@
           <w:rFonts w:ascii="맑은 고딕" w:eastAsia="맑은 고딕" w:hAnsi="맑은 고딕"/>
         </w:rPr>
       </w:pPr>
-      <w:ins w:id="9" w:author="JaeEun Lee" w:date="2026-05-10T13:20:00Z" w16du:dateUtc="2026-05-10T04:20:00Z">
-        <w:r>
-          <w:rPr>
-            <w:rFonts w:ascii="맑은 고딕" w:eastAsia="맑은 고딕" w:hAnsi="맑은 고딕" w:hint="eastAsia"/>
-          </w:rPr>
-          <w:t>④</w:t>
-        </w:r>
-        <w:r>
-          <w:rPr>
-            <w:rFonts w:ascii="맑은 고딕" w:eastAsia="맑은 고딕" w:hAnsi="맑은 고딕"/>
-          </w:rPr>
-          <w:t xml:space="preserve"> 본 계약의 각 당사자는 팀 공동의 목표 달성을 위하여, 자신의 수급사무 범위 외의 업무라 하더라도 가용한 범위 내에서 다른 당사자의 업무를 적극적으로 지원하여야 한다.</w:t>
-        </w:r>
-      </w:ins>
+      <w:r>
+        <w:rPr>
+          <w:rFonts w:ascii="맑은 고딕" w:eastAsia="맑은 고딕" w:hAnsi="맑은 고딕" w:hint="eastAsia"/>
+        </w:rPr>
+        <w:t>④</w:t>
+      </w:r>
+      <w:r>
+        <w:rPr>
+          <w:rFonts w:ascii="맑은 고딕" w:eastAsia="맑은 고딕" w:hAnsi="맑은 고딕"/>
+        </w:rPr>
+        <w:t xml:space="preserve"> 본 계약의 각 당사자는 팀 공동의 목표 달성을 위하여, 자신의 수급사무 범위 외의 업무라 하더라도 가용한 범위 내에서 다른 당사자의 업무를 적극적으로 지원하여야 한다.</w:t>
+      </w:r>
     </w:p>
     <w:p>
       <w:pPr>
@@ -4246,7 +4205,6 @@
     <w:p>
       <w:pPr>
         <w:rPr>
-          <w:ins w:id="10" w:author="JaeEun Lee" w:date="2026-05-10T13:15:00Z" w16du:dateUtc="2026-05-10T04:15:00Z"/>
           <w:rFonts w:ascii="맑은 고딕" w:eastAsia="맑은 고딕" w:hAnsi="맑은 고딕"/>
         </w:rPr>
       </w:pPr>
@@ -4262,22 +4220,12 @@
         </w:rPr>
         <w:t xml:space="preserve"> 원사업자는 정당한 사유 없이 제①항의 동의를 거부할 수 없다. 수급사업자가 제①항에 따라 주간 업무량을 통보한 날로부터 </w:t>
       </w:r>
-      <w:ins w:id="11" w:author="JaeEun Lee" w:date="2026-05-10T13:13:00Z" w16du:dateUtc="2026-05-10T04:13:00Z">
-        <w:r>
-          <w:rPr>
-            <w:rFonts w:ascii="맑은 고딕" w:eastAsia="맑은 고딕" w:hAnsi="맑은 고딕" w:hint="eastAsia"/>
-          </w:rPr>
-          <w:t>3</w:t>
-        </w:r>
-      </w:ins>
-      <w:del w:id="12" w:author="JaeEun Lee" w:date="2026-05-10T13:13:00Z" w16du:dateUtc="2026-05-10T04:13:00Z">
-        <w:r>
-          <w:rPr>
-            <w:rFonts w:ascii="맑은 고딕" w:eastAsia="맑은 고딕" w:hAnsi="맑은 고딕"/>
-          </w:rPr>
-          <w:delText>2</w:delText>
-        </w:r>
-      </w:del>
+      <w:r>
+        <w:rPr>
+          <w:rFonts w:ascii="맑은 고딕" w:eastAsia="맑은 고딕" w:hAnsi="맑은 고딕" w:hint="eastAsia"/>
+        </w:rPr>
+        <w:t>3</w:t>
+      </w:r>
       <w:r>
         <w:rPr>
           <w:rFonts w:ascii="맑은 고딕" w:eastAsia="맑은 고딕" w:hAnsi="맑은 고딕"/>
@@ -4291,28 +4239,24 @@
           <w:rFonts w:ascii="맑은 고딕" w:eastAsia="맑은 고딕" w:hAnsi="맑은 고딕"/>
         </w:rPr>
       </w:pPr>
-      <w:ins w:id="13" w:author="JaeEun Lee" w:date="2026-05-10T13:15:00Z" w16du:dateUtc="2026-05-10T04:15:00Z">
-        <w:r>
-          <w:rPr>
-            <w:rFonts w:ascii="맑은 고딕" w:eastAsia="맑은 고딕" w:hAnsi="맑은 고딕" w:hint="eastAsia"/>
-          </w:rPr>
-          <w:t>③</w:t>
-        </w:r>
-      </w:ins>
+      <w:r>
+        <w:rPr>
+          <w:rFonts w:ascii="맑은 고딕" w:eastAsia="맑은 고딕" w:hAnsi="맑은 고딕" w:hint="eastAsia"/>
+        </w:rPr>
+        <w:t>③</w:t>
+      </w:r>
       <w:r>
         <w:rPr>
           <w:rFonts w:ascii="맑은 고딕" w:eastAsia="맑은 고딕" w:hAnsi="맑은 고딕"/>
         </w:rPr>
         <w:t xml:space="preserve"> 본</w:t>
       </w:r>
-      <w:ins w:id="14" w:author="JaeEun Lee" w:date="2026-05-10T13:13:00Z" w16du:dateUtc="2026-05-10T04:13:00Z">
-        <w:r>
-          <w:rPr>
-            <w:rFonts w:ascii="맑은 고딕" w:eastAsia="맑은 고딕" w:hAnsi="맑은 고딕" w:hint="eastAsia"/>
-          </w:rPr>
-          <w:t xml:space="preserve"> </w:t>
-        </w:r>
-      </w:ins>
+      <w:r>
+        <w:rPr>
+          <w:rFonts w:ascii="맑은 고딕" w:eastAsia="맑은 고딕" w:hAnsi="맑은 고딕" w:hint="eastAsia"/>
+        </w:rPr>
+        <w:t xml:space="preserve"> </w:t>
+      </w:r>
       <w:r>
         <w:rPr>
           <w:rFonts w:ascii="맑은 고딕" w:eastAsia="맑은 고딕" w:hAnsi="맑은 고딕"/>
@@ -4320,22 +4264,12 @@
         <w:t xml:space="preserve">조의 동의는 주간 업무량의 확정 여부에 대한 </w:t>
       </w:r>
       <w:proofErr w:type="spellStart"/>
-      <w:ins w:id="15" w:author="JaeEun Lee" w:date="2026-05-10T13:13:00Z" w16du:dateUtc="2026-05-10T04:13:00Z">
-        <w:r>
-          <w:rPr>
-            <w:rFonts w:ascii="맑은 고딕" w:eastAsia="맑은 고딕" w:hAnsi="맑은 고딕" w:hint="eastAsia"/>
-          </w:rPr>
-          <w:t>수단으</w:t>
-        </w:r>
-      </w:ins>
-      <w:del w:id="16" w:author="JaeEun Lee" w:date="2026-05-10T13:13:00Z" w16du:dateUtc="2026-05-10T04:13:00Z">
-        <w:r>
-          <w:rPr>
-            <w:rFonts w:ascii="맑은 고딕" w:eastAsia="맑은 고딕" w:hAnsi="맑은 고딕"/>
-          </w:rPr>
-          <w:delText>게이트</w:delText>
-        </w:r>
-      </w:del>
+      <w:r>
+        <w:rPr>
+          <w:rFonts w:ascii="맑은 고딕" w:eastAsia="맑은 고딕" w:hAnsi="맑은 고딕" w:hint="eastAsia"/>
+        </w:rPr>
+        <w:t>수단으</w:t>
+      </w:r>
       <w:r>
         <w:rPr>
           <w:rFonts w:ascii="맑은 고딕" w:eastAsia="맑은 고딕" w:hAnsi="맑은 고딕"/>
@@ -4424,7 +4358,6 @@
     <w:p>
       <w:pPr>
         <w:rPr>
-          <w:ins w:id="17" w:author="JaeEun Lee" w:date="2026-05-10T13:22:00Z" w16du:dateUtc="2026-05-10T04:22:00Z"/>
           <w:rFonts w:ascii="맑은 고딕" w:eastAsia="맑은 고딕" w:hAnsi="맑은 고딕"/>
         </w:rPr>
       </w:pPr>
@@ -4472,32 +4405,21 @@
     <w:p>
       <w:pPr>
         <w:rPr>
-          <w:ins w:id="18" w:author="JaeEun Lee" w:date="2026-05-10T13:10:00Z" w16du:dateUtc="2026-05-10T04:10:00Z"/>
-          <w:rFonts w:ascii="맑은 고딕" w:eastAsia="맑은 고딕" w:hAnsi="맑은 고딕"/>
-        </w:rPr>
-      </w:pPr>
-      <w:ins w:id="19" w:author="JaeEun Lee" w:date="2026-05-10T13:22:00Z" w16du:dateUtc="2026-05-10T04:22:00Z">
-        <w:r>
-          <w:rPr>
-            <w:rFonts w:ascii="맑은 고딕" w:eastAsia="맑은 고딕" w:hAnsi="맑은 고딕" w:hint="eastAsia"/>
-          </w:rPr>
-          <w:t>④</w:t>
-        </w:r>
-        <w:r>
-          <w:rPr>
-            <w:rFonts w:ascii="맑은 고딕" w:eastAsia="맑은 고딕" w:hAnsi="맑은 고딕"/>
-          </w:rPr>
-          <w:t xml:space="preserve"> 제③항에도 불구하고, 외부 계약(퍼블리셔·대회 주최자 등과의 계약)이 체결되어 있거나 팀 공동의 목표(공모전 출품 등)가 설정된 경우, 해당 계약 또는 목표와 관련된 업무의 이행은 본 계약의 각 당사자(원사업자 및 수급사업자)의 의무로 본다.</w:t>
-        </w:r>
-      </w:ins>
-    </w:p>
-    <w:p>
-      <w:pPr>
-        <w:rPr>
-          <w:del w:id="20" w:author="JaeEun Lee" w:date="2026-05-10T13:20:00Z" w16du:dateUtc="2026-05-10T04:20:00Z"/>
-          <w:rFonts w:ascii="맑은 고딕" w:eastAsia="맑은 고딕" w:hAnsi="맑은 고딕" w:hint="eastAsia"/>
-        </w:rPr>
-      </w:pPr>
+          <w:rFonts w:ascii="맑은 고딕" w:eastAsia="맑은 고딕" w:hAnsi="맑은 고딕"/>
+        </w:rPr>
+      </w:pPr>
+      <w:r>
+        <w:rPr>
+          <w:rFonts w:ascii="맑은 고딕" w:eastAsia="맑은 고딕" w:hAnsi="맑은 고딕" w:hint="eastAsia"/>
+        </w:rPr>
+        <w:t>④</w:t>
+      </w:r>
+      <w:r>
+        <w:rPr>
+          <w:rFonts w:ascii="맑은 고딕" w:eastAsia="맑은 고딕" w:hAnsi="맑은 고딕"/>
+        </w:rPr>
+        <w:t xml:space="preserve"> 제③항에도 불구하고, 외부 계약(퍼블리셔·대회 주최자 등과의 계약)이 체결되어 있거나 팀 공동의 목표(공모전 출품 등)가 설정된 경우, 해당 계약 또는 목표와 관련된 업무의 이행은 본 계약의 각 당사자(원사업자 및 수급사업자)의 의무로 본다.</w:t>
+      </w:r>
     </w:p>
     <w:p>
       <w:pPr>
@@ -4608,7 +4530,6 @@
     <w:p>
       <w:pPr>
         <w:rPr>
-          <w:ins w:id="21" w:author="JaeEun Lee" w:date="2026-05-10T13:12:00Z" w16du:dateUtc="2026-05-10T04:12:00Z"/>
           <w:rFonts w:ascii="맑은 고딕" w:eastAsia="맑은 고딕" w:hAnsi="맑은 고딕"/>
         </w:rPr>
       </w:pPr>
@@ -4631,20 +4552,18 @@
           <w:rFonts w:ascii="맑은 고딕" w:eastAsia="맑은 고딕" w:hAnsi="맑은 고딕"/>
         </w:rPr>
       </w:pPr>
-      <w:ins w:id="22" w:author="JaeEun Lee" w:date="2026-05-10T13:12:00Z" w16du:dateUtc="2026-05-10T04:12:00Z">
-        <w:r>
-          <w:rPr>
-            <w:rFonts w:ascii="맑은 고딕" w:eastAsia="맑은 고딕" w:hAnsi="맑은 고딕" w:hint="eastAsia"/>
-          </w:rPr>
-          <w:t>④</w:t>
-        </w:r>
-        <w:r>
-          <w:rPr>
-            <w:rFonts w:ascii="맑은 고딕" w:eastAsia="맑은 고딕" w:hAnsi="맑은 고딕"/>
-          </w:rPr>
-          <w:t xml:space="preserve"> 수급사업자의 추가 합류 또는 기존 수급사업자의 탈퇴가 있는 경우, 이를 제①항의 불가피한 사유로 보아 잔여 당사자 간 협의에 따라 수급사무의 내용을 변경할 수 있다.</w:t>
-        </w:r>
-      </w:ins>
+      <w:r>
+        <w:rPr>
+          <w:rFonts w:ascii="맑은 고딕" w:eastAsia="맑은 고딕" w:hAnsi="맑은 고딕" w:hint="eastAsia"/>
+        </w:rPr>
+        <w:t>④</w:t>
+      </w:r>
+      <w:r>
+        <w:rPr>
+          <w:rFonts w:ascii="맑은 고딕" w:eastAsia="맑은 고딕" w:hAnsi="맑은 고딕"/>
+        </w:rPr>
+        <w:t xml:space="preserve"> 수급사업자의 추가 합류 또는 기존 수급사업자의 탈퇴가 있는 경우, 이를 제①항의 불가피한 사유로 보아 잔여 당사자 간 협의에 따라 수급사무의 내용을 변경할 수 있다.</w:t>
+      </w:r>
     </w:p>
     <w:p>
       <w:pPr>
@@ -5326,29 +5245,12 @@
           <w:numId w:val="1"/>
         </w:numPr>
         <w:rPr>
-          <w:ins w:id="23" w:author="JaeEun Lee" w:date="2026-05-10T13:34:00Z" w16du:dateUtc="2026-05-10T04:34:00Z"/>
-          <w:rFonts w:ascii="맑은 고딕" w:eastAsia="맑은 고딕" w:hAnsi="맑은 고딕"/>
-        </w:rPr>
-      </w:pPr>
-      <w:del w:id="24" w:author="JaeEun Lee" w:date="2026-05-10T13:29:00Z" w16du:dateUtc="2026-05-10T04:29:00Z">
-        <w:r>
-          <w:rPr>
-            <w:rFonts w:ascii="맑은 고딕" w:eastAsia="맑은 고딕" w:hAnsi="맑은 고딕" w:hint="eastAsia"/>
-            <w:rPrChange w:id="25" w:author="JaeEun Lee" w:date="2026-05-10T13:29:00Z" w16du:dateUtc="2026-05-10T04:29:00Z">
-              <w:rPr>
-                <w:rFonts w:hint="eastAsia"/>
-              </w:rPr>
-            </w:rPrChange>
-          </w:rPr>
-          <w:delText>①</w:delText>
-        </w:r>
-      </w:del>
-      <w:r>
-        <w:rPr>
-          <w:rFonts w:ascii="맑은 고딕" w:eastAsia="맑은 고딕" w:hAnsi="맑은 고딕"/>
-          <w:rPrChange w:id="26" w:author="JaeEun Lee" w:date="2026-05-10T13:29:00Z" w16du:dateUtc="2026-05-10T04:29:00Z">
-            <w:rPr/>
-          </w:rPrChange>
+          <w:rFonts w:ascii="맑은 고딕" w:eastAsia="맑은 고딕" w:hAnsi="맑은 고딕"/>
+        </w:rPr>
+      </w:pPr>
+      <w:r>
+        <w:rPr>
+          <w:rFonts w:ascii="맑은 고딕" w:eastAsia="맑은 고딕" w:hAnsi="맑은 고딕"/>
         </w:rPr>
         <w:t xml:space="preserve"> 원사업자는 표지에서 정한 일정에 따라 수급사업자에게 </w:t>
       </w:r>
@@ -5356,9 +5258,6 @@
       <w:r>
         <w:rPr>
           <w:rFonts w:ascii="맑은 고딕" w:eastAsia="맑은 고딕" w:hAnsi="맑은 고딕"/>
-          <w:rPrChange w:id="27" w:author="JaeEun Lee" w:date="2026-05-10T13:29:00Z" w16du:dateUtc="2026-05-10T04:29:00Z">
-            <w:rPr/>
-          </w:rPrChange>
         </w:rPr>
         <w:t>대금등을</w:t>
       </w:r>
@@ -5366,9 +5265,6 @@
       <w:r>
         <w:rPr>
           <w:rFonts w:ascii="맑은 고딕" w:eastAsia="맑은 고딕" w:hAnsi="맑은 고딕"/>
-          <w:rPrChange w:id="28" w:author="JaeEun Lee" w:date="2026-05-10T13:29:00Z" w16du:dateUtc="2026-05-10T04:29:00Z">
-            <w:rPr/>
-          </w:rPrChange>
         </w:rPr>
         <w:t xml:space="preserve"> 지급한다.</w:t>
       </w:r>
@@ -5381,32 +5277,29 @@
           <w:numId w:val="1"/>
         </w:numPr>
         <w:rPr>
-          <w:ins w:id="29" w:author="JaeEun Lee" w:date="2026-05-10T13:35:00Z" w16du:dateUtc="2026-05-10T04:35:00Z"/>
-          <w:rFonts w:ascii="맑은 고딕" w:eastAsia="맑은 고딕" w:hAnsi="맑은 고딕"/>
-        </w:rPr>
-      </w:pPr>
-      <w:ins w:id="30" w:author="JaeEun Lee" w:date="2026-05-10T13:34:00Z" w16du:dateUtc="2026-05-10T04:34:00Z">
-        <w:r>
-          <w:rPr>
-            <w:rFonts w:ascii="맑은 고딕" w:eastAsia="맑은 고딕" w:hAnsi="맑은 고딕"/>
-          </w:rPr>
-          <w:t xml:space="preserve">수급사업자가 </w:t>
-        </w:r>
-        <w:proofErr w:type="spellStart"/>
-        <w:r>
-          <w:rPr>
-            <w:rFonts w:ascii="맑은 고딕" w:eastAsia="맑은 고딕" w:hAnsi="맑은 고딕"/>
-          </w:rPr>
-          <w:t>대금등의</w:t>
-        </w:r>
-        <w:proofErr w:type="spellEnd"/>
-        <w:r>
-          <w:rPr>
-            <w:rFonts w:ascii="맑은 고딕" w:eastAsia="맑은 고딕" w:hAnsi="맑은 고딕"/>
-          </w:rPr>
-          <w:t xml:space="preserve"> 지급 내역 또는 관련 통장 거래내역의 공개를 요구한 경우, 원사업자는 이를 지체 없이 투명하게 공개하여야 한다.</w:t>
-        </w:r>
-      </w:ins>
+          <w:rFonts w:ascii="맑은 고딕" w:eastAsia="맑은 고딕" w:hAnsi="맑은 고딕"/>
+        </w:rPr>
+      </w:pPr>
+      <w:r>
+        <w:rPr>
+          <w:rFonts w:ascii="맑은 고딕" w:eastAsia="맑은 고딕" w:hAnsi="맑은 고딕"/>
+        </w:rPr>
+        <w:t xml:space="preserve">수급사업자가 </w:t>
+      </w:r>
+      <w:proofErr w:type="spellStart"/>
+      <w:r>
+        <w:rPr>
+          <w:rFonts w:ascii="맑은 고딕" w:eastAsia="맑은 고딕" w:hAnsi="맑은 고딕"/>
+        </w:rPr>
+        <w:t>대금등의</w:t>
+      </w:r>
+      <w:proofErr w:type="spellEnd"/>
+      <w:r>
+        <w:rPr>
+          <w:rFonts w:ascii="맑은 고딕" w:eastAsia="맑은 고딕" w:hAnsi="맑은 고딕"/>
+        </w:rPr>
+        <w:t xml:space="preserve"> 지급 내역 또는 관련 통장 거래내역의 공개를 요구한 경우, 원사업자는 이를 지체 없이 투명하게 공개하여야 한다.</w:t>
+      </w:r>
     </w:p>
     <w:p>
       <w:pPr>
@@ -5416,121 +5309,511 @@
           <w:numId w:val="1"/>
         </w:numPr>
         <w:rPr>
-          <w:ins w:id="31" w:author="JaeEun Lee" w:date="2026-05-10T13:29:00Z" w16du:dateUtc="2026-05-10T04:29:00Z"/>
-          <w:rFonts w:ascii="맑은 고딕" w:eastAsia="맑은 고딕" w:hAnsi="맑은 고딕"/>
-        </w:rPr>
-      </w:pPr>
-      <w:ins w:id="32" w:author="JaeEun Lee" w:date="2026-05-10T13:35:00Z" w16du:dateUtc="2026-05-10T04:35:00Z">
-        <w:r>
-          <w:rPr>
-            <w:rFonts w:ascii="맑은 고딕" w:eastAsia="맑은 고딕" w:hAnsi="맑은 고딕"/>
-          </w:rPr>
-          <w:t>본 계약에 따른 모든 대금 및 분배금은 부가가치세를 별도로 한다. 수급사업자는 원사업자가 대금으로 지급한 금액에 대한 소득세 원천징수 등 세금 처리가 명확하게 이루어지도록 관련 서류 제출 등에 성실히 협조하여야 한다.</w:t>
-        </w:r>
-      </w:ins>
-    </w:p>
+          <w:rFonts w:ascii="맑은 고딕" w:eastAsia="맑은 고딕" w:hAnsi="맑은 고딕"/>
+        </w:rPr>
+      </w:pPr>
+      <w:r>
+        <w:rPr>
+          <w:rFonts w:ascii="맑은 고딕" w:eastAsia="맑은 고딕" w:hAnsi="맑은 고딕"/>
+        </w:rPr>
+        <w:t>본 계약에 따른 모든 대금 및 분배금은 부가가치세를 별도로 한다. 수급사업자는 원사업자가 대금으로 지급한 금액에 대한 소득세 원천징수 등 세금 처리가 명확하게 이루어지도록 관련 서류 제출 등에 성실히 협조하여야 한다.</w:t>
+      </w:r>
+    </w:p>
+    <w:p/>
     <w:p>
       <w:pPr>
         <w:pStyle w:val="2"/>
         <w:rPr>
-          <w:del w:id="33" w:author="JaeEun Lee" w:date="2026-05-10T13:30:00Z" w16du:dateUtc="2026-05-10T04:30:00Z"/>
-          <w:rFonts w:ascii="맑은 고딕" w:eastAsia="맑은 고딕" w:hAnsi="맑은 고딕"/>
-        </w:rPr>
-      </w:pPr>
-    </w:p>
-    <w:p>
-      <w:pPr>
-        <w:rPr>
-          <w:ins w:id="34" w:author="JaeEun Lee" w:date="2026-05-10T13:30:00Z" w16du:dateUtc="2026-05-10T04:30:00Z"/>
-          <w:rFonts w:hint="eastAsia"/>
-          <w:rPrChange w:id="35" w:author="JaeEun Lee" w:date="2026-05-10T13:30:00Z" w16du:dateUtc="2026-05-10T04:30:00Z">
-            <w:rPr>
-              <w:ins w:id="36" w:author="JaeEun Lee" w:date="2026-05-10T13:30:00Z" w16du:dateUtc="2026-05-10T04:30:00Z"/>
-            </w:rPr>
-          </w:rPrChange>
-        </w:rPr>
-      </w:pPr>
-    </w:p>
-    <w:p>
-      <w:pPr>
-        <w:rPr>
-          <w:del w:id="37" w:author="JaeEun Lee" w:date="2026-05-10T13:25:00Z" w16du:dateUtc="2026-05-10T04:25:00Z"/>
-          <w:rFonts w:ascii="맑은 고딕" w:eastAsia="맑은 고딕" w:hAnsi="맑은 고딕"/>
-        </w:rPr>
-      </w:pPr>
-      <w:del w:id="38" w:author="JaeEun Lee" w:date="2026-05-10T13:25:00Z" w16du:dateUtc="2026-05-10T04:25:00Z">
-        <w:r>
-          <w:rPr>
-            <w:rFonts w:ascii="맑은 고딕" w:eastAsia="맑은 고딕" w:hAnsi="맑은 고딕" w:hint="eastAsia"/>
-          </w:rPr>
-          <w:delText>②</w:delText>
-        </w:r>
-        <w:r>
-          <w:rPr>
-            <w:rFonts w:ascii="맑은 고딕" w:eastAsia="맑은 고딕" w:hAnsi="맑은 고딕"/>
-          </w:rPr>
-          <w:delText xml:space="preserve"> 원사업자가 표지에서 정한 지급기일에 대금을 지급하지 않은 경우, 원사업자는 그 지연기간에 대해 다음 각 호의 지연이자를 더하여 지급한다.</w:delText>
-        </w:r>
-      </w:del>
-    </w:p>
-    <w:p>
-      <w:pPr>
-        <w:rPr>
-          <w:del w:id="39" w:author="JaeEun Lee" w:date="2026-05-10T13:25:00Z" w16du:dateUtc="2026-05-10T04:25:00Z"/>
-          <w:rFonts w:ascii="맑은 고딕" w:eastAsia="맑은 고딕" w:hAnsi="맑은 고딕"/>
-        </w:rPr>
-      </w:pPr>
-      <w:del w:id="40" w:author="JaeEun Lee" w:date="2026-05-10T13:25:00Z" w16du:dateUtc="2026-05-10T04:25:00Z">
-        <w:r>
-          <w:rPr>
-            <w:rFonts w:ascii="맑은 고딕" w:eastAsia="맑은 고딕" w:hAnsi="맑은 고딕"/>
-          </w:rPr>
-          <w:delText xml:space="preserve">  1. 산출물 인수일부터 60일 이내에 지급하는 경우 : 연 6%의 지연이자</w:delText>
-        </w:r>
-      </w:del>
-    </w:p>
-    <w:p>
-      <w:pPr>
-        <w:rPr>
-          <w:del w:id="41" w:author="JaeEun Lee" w:date="2026-05-10T13:25:00Z" w16du:dateUtc="2026-05-10T04:25:00Z"/>
-          <w:rFonts w:ascii="맑은 고딕" w:eastAsia="맑은 고딕" w:hAnsi="맑은 고딕"/>
-        </w:rPr>
-      </w:pPr>
-      <w:del w:id="42" w:author="JaeEun Lee" w:date="2026-05-10T13:25:00Z" w16du:dateUtc="2026-05-10T04:25:00Z">
-        <w:r>
-          <w:rPr>
-            <w:rFonts w:ascii="맑은 고딕" w:eastAsia="맑은 고딕" w:hAnsi="맑은 고딕"/>
-          </w:rPr>
-          <w:delText xml:space="preserve">  2. 산출물 인수일부터 60일이 지난 후에 지급하는 경우 : 위 지연이자에 더하여, 「하도급거래 공정화에 관한 법률」에 따라 공정거래위원회가 고시한 지연이자율을 적용한 지연배상금</w:delText>
-        </w:r>
-      </w:del>
-    </w:p>
-    <w:p>
-      <w:pPr>
-        <w:rPr>
-          <w:del w:id="43" w:author="JaeEun Lee" w:date="2026-05-10T13:25:00Z" w16du:dateUtc="2026-05-10T04:25:00Z"/>
-          <w:rFonts w:ascii="맑은 고딕" w:eastAsia="맑은 고딕" w:hAnsi="맑은 고딕"/>
-        </w:rPr>
-      </w:pPr>
-      <w:del w:id="44" w:author="JaeEun Lee" w:date="2026-05-10T13:25:00Z" w16du:dateUtc="2026-05-10T04:25:00Z">
-        <w:r>
-          <w:rPr>
-            <w:rFonts w:ascii="맑은 고딕" w:eastAsia="맑은 고딕" w:hAnsi="맑은 고딕" w:hint="eastAsia"/>
-          </w:rPr>
-          <w:delText>③</w:delText>
-        </w:r>
-        <w:r>
-          <w:rPr>
-            <w:rFonts w:ascii="맑은 고딕" w:eastAsia="맑은 고딕" w:hAnsi="맑은 고딕"/>
-          </w:rPr>
-          <w:delText xml:space="preserve"> 선급금의 지급 및 어음·어음대체결제수단을 이용한 지급에 관하여는 「하도급거래 공정화에 관한 법률」 및 같은 법 시행령 등 관계 법령에서 정한 바에 따른다.</w:delText>
-        </w:r>
-      </w:del>
-    </w:p>
-    <w:p>
-      <w:pPr>
-        <w:rPr>
-          <w:del w:id="45" w:author="JaeEun Lee" w:date="2026-05-10T13:25:00Z" w16du:dateUtc="2026-05-10T04:25:00Z"/>
+          <w:rFonts w:ascii="맑은 고딕" w:eastAsia="맑은 고딕" w:hAnsi="맑은 고딕"/>
+          <w:b/>
+          <w:sz w:val="26"/>
+        </w:rPr>
+      </w:pPr>
+      <w:r>
+        <w:rPr>
+          <w:rFonts w:ascii="맑은 고딕" w:eastAsia="맑은 고딕" w:hAnsi="맑은 고딕" w:hint="eastAsia"/>
+          <w:b/>
+          <w:sz w:val="26"/>
+        </w:rPr>
+        <w:t>제</w:t>
+      </w:r>
+      <w:r>
+        <w:rPr>
+          <w:rFonts w:ascii="맑은 고딕" w:eastAsia="맑은 고딕" w:hAnsi="맑은 고딕"/>
+          <w:b/>
+          <w:sz w:val="26"/>
+        </w:rPr>
+        <w:t>16조 (상금 및 매출의 분배)</w:t>
+      </w:r>
+    </w:p>
+    <w:p>
+      <w:pPr>
+        <w:rPr>
+          <w:rFonts w:ascii="맑은 고딕" w:eastAsia="맑은 고딕" w:hAnsi="맑은 고딕"/>
+        </w:rPr>
+      </w:pPr>
+      <w:r>
+        <w:rPr>
+          <w:rFonts w:ascii="맑은 고딕" w:eastAsia="맑은 고딕" w:hAnsi="맑은 고딕" w:hint="eastAsia"/>
+        </w:rPr>
+        <w:t>①</w:t>
+      </w:r>
+      <w:r>
+        <w:rPr>
+          <w:rFonts w:ascii="맑은 고딕" w:eastAsia="맑은 고딕" w:hAnsi="맑은 고딕"/>
+        </w:rPr>
+        <w:t xml:space="preserve"> (범위) 본 게임의 제작 또는 출시와 관련하여 발생하는 모든 상금(</w:t>
+      </w:r>
+      <w:proofErr w:type="spellStart"/>
+      <w:r>
+        <w:rPr>
+          <w:rFonts w:ascii="맑은 고딕" w:eastAsia="맑은 고딕" w:hAnsi="맑은 고딕"/>
+        </w:rPr>
+        <w:t>인디게임</w:t>
+      </w:r>
+      <w:proofErr w:type="spellEnd"/>
+      <w:r>
+        <w:rPr>
+          <w:rFonts w:ascii="맑은 고딕" w:eastAsia="맑은 고딕" w:hAnsi="맑은 고딕"/>
+        </w:rPr>
+        <w:t xml:space="preserve"> </w:t>
+      </w:r>
+      <w:proofErr w:type="spellStart"/>
+      <w:r>
+        <w:rPr>
+          <w:rFonts w:ascii="맑은 고딕" w:eastAsia="맑은 고딕" w:hAnsi="맑은 고딕"/>
+        </w:rPr>
+        <w:t>데브캠프</w:t>
+      </w:r>
+      <w:proofErr w:type="spellEnd"/>
+      <w:r>
+        <w:rPr>
+          <w:rFonts w:ascii="맑은 고딕" w:eastAsia="맑은 고딕" w:hAnsi="맑은 고딕"/>
+        </w:rPr>
+        <w:t xml:space="preserve"> 등 대회 상금) 및 매출(Steam 정식 출시 이후의 게임 판매 수익 등)은 본조에서 정하는 바에 따라 본 계약 당사자(원사업자 및 수급사업자)에게 분배한다.</w:t>
+      </w:r>
+    </w:p>
+    <w:p>
+      <w:pPr>
+        <w:rPr>
+          <w:rFonts w:ascii="맑은 고딕" w:eastAsia="맑은 고딕" w:hAnsi="맑은 고딕"/>
+        </w:rPr>
+      </w:pPr>
+      <w:r>
+        <w:rPr>
+          <w:rFonts w:ascii="맑은 고딕" w:eastAsia="맑은 고딕" w:hAnsi="맑은 고딕" w:hint="eastAsia"/>
+        </w:rPr>
+        <w:t>②</w:t>
+      </w:r>
+      <w:r>
+        <w:rPr>
+          <w:rFonts w:ascii="맑은 고딕" w:eastAsia="맑은 고딕" w:hAnsi="맑은 고딕"/>
+        </w:rPr>
+        <w:t xml:space="preserve"> (상금의 분배) 수령한 상금은 다음 각 호에 따라 분배한다.</w:t>
+      </w:r>
+    </w:p>
+    <w:p>
+      <w:pPr>
+        <w:rPr>
+          <w:rFonts w:ascii="맑은 고딕" w:eastAsia="맑은 고딕" w:hAnsi="맑은 고딕"/>
+        </w:rPr>
+      </w:pPr>
+      <w:r>
+        <w:rPr>
+          <w:rFonts w:ascii="맑은 고딕" w:eastAsia="맑은 고딕" w:hAnsi="맑은 고딕"/>
+        </w:rPr>
+        <w:t xml:space="preserve">  1. 수령한 상금에서 팀 공용비를 우선 공제한다. 팀 공용비의 비율은 본 계약 당사자 전원의 다수결로 결정한다.</w:t>
+      </w:r>
+    </w:p>
+    <w:p>
+      <w:pPr>
+        <w:rPr>
+          <w:rFonts w:ascii="맑은 고딕" w:eastAsia="맑은 고딕" w:hAnsi="맑은 고딕"/>
+        </w:rPr>
+      </w:pPr>
+      <w:r>
+        <w:rPr>
+          <w:rFonts w:ascii="맑은 고딕" w:eastAsia="맑은 고딕" w:hAnsi="맑은 고딕"/>
+        </w:rPr>
+        <w:t xml:space="preserve">  2. 공용비를 공제한 잔여 상금을 본 계약 당사자 n명에 대하여 (n+1)등분한다.</w:t>
+      </w:r>
+    </w:p>
+    <w:p>
+      <w:pPr>
+        <w:rPr>
+          <w:rFonts w:ascii="맑은 고딕" w:eastAsia="맑은 고딕" w:hAnsi="맑은 고딕"/>
+        </w:rPr>
+      </w:pPr>
+      <w:r>
+        <w:rPr>
+          <w:rFonts w:ascii="맑은 고딕" w:eastAsia="맑은 고딕" w:hAnsi="맑은 고딕"/>
+        </w:rPr>
+        <w:t xml:space="preserve">  3. (n+1)등분 중 1/(n+1)씩을 본 계약 당사자 n명에게 균등 분배하고, 잔여 1/(n+1)은 우수자에게 가중 지급한다.</w:t>
+      </w:r>
+    </w:p>
+    <w:p>
+      <w:pPr>
+        <w:rPr>
+          <w:rFonts w:ascii="맑은 고딕" w:eastAsia="맑은 고딕" w:hAnsi="맑은 고딕"/>
+        </w:rPr>
+      </w:pPr>
+      <w:r>
+        <w:rPr>
+          <w:rFonts w:ascii="맑은 고딕" w:eastAsia="맑은 고딕" w:hAnsi="맑은 고딕"/>
+        </w:rPr>
+        <w:t xml:space="preserve">  4. 우수자는 본 계약 당사자 전원의 동의로 선정한다. 우수자가 둘 이상인 경우, 제3호의 가중 지급분을 우수자들 사이에 분할 지급하며, 그 분할 비율 또한 본 계약 당사자 전원의 동의로 정한다.</w:t>
+      </w:r>
+    </w:p>
+    <w:p>
+      <w:pPr>
+        <w:rPr>
+          <w:rFonts w:ascii="맑은 고딕" w:eastAsia="맑은 고딕" w:hAnsi="맑은 고딕"/>
+        </w:rPr>
+      </w:pPr>
+      <w:r>
+        <w:rPr>
+          <w:rFonts w:ascii="맑은 고딕" w:eastAsia="맑은 고딕" w:hAnsi="맑은 고딕"/>
+        </w:rPr>
+        <w:t xml:space="preserve">  5. 우수자 선정 또는 분할 비율에 합의에 이르지 못한 경우, 제3호의 가중 지급분은 본 계약 당사자 n명에게 균등하게 추가 분배한다.</w:t>
+      </w:r>
+    </w:p>
+    <w:p>
+      <w:pPr>
+        <w:rPr>
+          <w:rFonts w:ascii="맑은 고딕" w:eastAsia="맑은 고딕" w:hAnsi="맑은 고딕"/>
+        </w:rPr>
+      </w:pPr>
+      <w:r>
+        <w:rPr>
+          <w:rFonts w:ascii="맑은 고딕" w:eastAsia="맑은 고딕" w:hAnsi="맑은 고딕" w:hint="eastAsia"/>
+        </w:rPr>
+        <w:t>③</w:t>
+      </w:r>
+      <w:r>
+        <w:rPr>
+          <w:rFonts w:ascii="맑은 고딕" w:eastAsia="맑은 고딕" w:hAnsi="맑은 고딕"/>
+        </w:rPr>
+        <w:t xml:space="preserve"> (매출의 분배) 본 게임의 Steam 정식 출시 이후 발생하는 모든 게임 판매 매출은 본 계약 당사자에게 참여기간 지분(제2조 제5호)에 따라 분배한다.</w:t>
+      </w:r>
+    </w:p>
+    <w:p>
+      <w:pPr>
+        <w:rPr>
+          <w:rFonts w:ascii="맑은 고딕" w:eastAsia="맑은 고딕" w:hAnsi="맑은 고딕"/>
+        </w:rPr>
+      </w:pPr>
+      <w:r>
+        <w:rPr>
+          <w:rFonts w:ascii="맑은 고딕" w:eastAsia="맑은 고딕" w:hAnsi="맑은 고딕" w:hint="eastAsia"/>
+        </w:rPr>
+        <w:t>④</w:t>
+      </w:r>
+      <w:r>
+        <w:rPr>
+          <w:rFonts w:ascii="맑은 고딕" w:eastAsia="맑은 고딕" w:hAnsi="맑은 고딕"/>
+        </w:rPr>
+        <w:t xml:space="preserve"> (준용) </w:t>
+      </w:r>
+      <w:proofErr w:type="spellStart"/>
+      <w:r>
+        <w:rPr>
+          <w:rFonts w:ascii="맑은 고딕" w:eastAsia="맑은 고딕" w:hAnsi="맑은 고딕"/>
+        </w:rPr>
+        <w:t>본조에</w:t>
+      </w:r>
+      <w:proofErr w:type="spellEnd"/>
+      <w:r>
+        <w:rPr>
+          <w:rFonts w:ascii="맑은 고딕" w:eastAsia="맑은 고딕" w:hAnsi="맑은 고딕"/>
+        </w:rPr>
+        <w:t xml:space="preserve"> 따른 분배의 지급 시기·지연이자·지급 방식 등에 관하여는 제15조의 관련 규정을 준용한다.</w:t>
+      </w:r>
+    </w:p>
+    <w:p>
+      <w:pPr>
+        <w:rPr>
+          <w:rFonts w:ascii="맑은 고딕" w:eastAsia="맑은 고딕" w:hAnsi="맑은 고딕"/>
+        </w:rPr>
+      </w:pPr>
+      <w:r>
+        <w:rPr>
+          <w:rFonts w:ascii="맑은 고딕" w:eastAsia="맑은 고딕" w:hAnsi="맑은 고딕" w:hint="eastAsia"/>
+        </w:rPr>
+        <w:lastRenderedPageBreak/>
+        <w:t>제</w:t>
+      </w:r>
+      <w:r>
+        <w:rPr>
+          <w:rFonts w:ascii="맑은 고딕" w:eastAsia="맑은 고딕" w:hAnsi="맑은 고딕"/>
+        </w:rPr>
+        <w:t>17조 (개발 종료 후 오류 수정 의무)</w:t>
+      </w:r>
+    </w:p>
+    <w:p>
+      <w:pPr>
+        <w:rPr>
+          <w:rFonts w:ascii="맑은 고딕" w:eastAsia="맑은 고딕" w:hAnsi="맑은 고딕"/>
+        </w:rPr>
+      </w:pPr>
+      <w:r>
+        <w:rPr>
+          <w:rFonts w:ascii="맑은 고딕" w:eastAsia="맑은 고딕" w:hAnsi="맑은 고딕" w:hint="eastAsia"/>
+        </w:rPr>
+        <w:t>①</w:t>
+      </w:r>
+      <w:r>
+        <w:rPr>
+          <w:rFonts w:ascii="맑은 고딕" w:eastAsia="맑은 고딕" w:hAnsi="맑은 고딕"/>
+        </w:rPr>
+        <w:t xml:space="preserve"> (의무의 범위) 개발 종료 이후 본 게임에 다음 각 호의 어느 하나에 해당하는 치명적 오류가 발견된 경우, 해당 오류가 속하는 영역의 수급사업자(또는 원사업자)는 자신의 담당 영역에 한하여 오류 수정에 합리적인 노력을 다할 의무를 부담한다.</w:t>
+      </w:r>
+    </w:p>
+    <w:p>
+      <w:pPr>
+        <w:rPr>
+          <w:rFonts w:ascii="맑은 고딕" w:eastAsia="맑은 고딕" w:hAnsi="맑은 고딕"/>
+        </w:rPr>
+      </w:pPr>
+      <w:r>
+        <w:rPr>
+          <w:rFonts w:ascii="맑은 고딕" w:eastAsia="맑은 고딕" w:hAnsi="맑은 고딕"/>
+        </w:rPr>
+        <w:t xml:space="preserve">  1. 게임의 정상적인 진행을 불가능하게 하는 오류</w:t>
+      </w:r>
+    </w:p>
+    <w:p>
+      <w:pPr>
+        <w:rPr>
+          <w:rFonts w:ascii="맑은 고딕" w:eastAsia="맑은 고딕" w:hAnsi="맑은 고딕"/>
+        </w:rPr>
+      </w:pPr>
+      <w:r>
+        <w:rPr>
+          <w:rFonts w:ascii="맑은 고딕" w:eastAsia="맑은 고딕" w:hAnsi="맑은 고딕"/>
+        </w:rPr>
+        <w:t xml:space="preserve">  2. 게임 클라이언트의 강제 종료(</w:t>
+      </w:r>
+      <w:proofErr w:type="spellStart"/>
+      <w:r>
+        <w:rPr>
+          <w:rFonts w:ascii="맑은 고딕" w:eastAsia="맑은 고딕" w:hAnsi="맑은 고딕"/>
+        </w:rPr>
+        <w:t>크래시</w:t>
+      </w:r>
+      <w:proofErr w:type="spellEnd"/>
+      <w:r>
+        <w:rPr>
+          <w:rFonts w:ascii="맑은 고딕" w:eastAsia="맑은 고딕" w:hAnsi="맑은 고딕"/>
+        </w:rPr>
+        <w:t>)를 유발하는 오류</w:t>
+      </w:r>
+    </w:p>
+    <w:p>
+      <w:pPr>
+        <w:rPr>
+          <w:rFonts w:ascii="맑은 고딕" w:eastAsia="맑은 고딕" w:hAnsi="맑은 고딕"/>
+        </w:rPr>
+      </w:pPr>
+      <w:r>
+        <w:rPr>
+          <w:rFonts w:ascii="맑은 고딕" w:eastAsia="맑은 고딕" w:hAnsi="맑은 고딕"/>
+        </w:rPr>
+        <w:t xml:space="preserve">  3. 결제·과금 관련 오류</w:t>
+      </w:r>
+    </w:p>
+    <w:p>
+      <w:pPr>
+        <w:rPr>
+          <w:rFonts w:ascii="맑은 고딕" w:eastAsia="맑은 고딕" w:hAnsi="맑은 고딕"/>
+        </w:rPr>
+      </w:pPr>
+      <w:r>
+        <w:rPr>
+          <w:rFonts w:ascii="맑은 고딕" w:eastAsia="맑은 고딕" w:hAnsi="맑은 고딕"/>
+        </w:rPr>
+        <w:t xml:space="preserve">  4. 그 밖에 본 계약 당사자 다수결로 치명적이라고 인정한 오류</w:t>
+      </w:r>
+    </w:p>
+    <w:p>
+      <w:pPr>
+        <w:rPr>
+          <w:rFonts w:ascii="맑은 고딕" w:eastAsia="맑은 고딕" w:hAnsi="맑은 고딕"/>
+        </w:rPr>
+      </w:pPr>
+      <w:r>
+        <w:rPr>
+          <w:rFonts w:ascii="맑은 고딕" w:eastAsia="맑은 고딕" w:hAnsi="맑은 고딕" w:hint="eastAsia"/>
+        </w:rPr>
+        <w:t>②</w:t>
+      </w:r>
+      <w:r>
+        <w:rPr>
+          <w:rFonts w:ascii="맑은 고딕" w:eastAsia="맑은 고딕" w:hAnsi="맑은 고딕"/>
+        </w:rPr>
+        <w:t xml:space="preserve"> (수정 기한) 본 계약 당사자 또는 이용자로부터 제①항의 오류가 통보된 날로부터 30일 이내에 합리적인 수정 노력을 개시한다. 다만, 본인의 신상·건강·기타 부득이한 사유가 있는 경우 즉시 다른 당사자에게 통지하고 협의하여 기한을 연장할 수 있다.</w:t>
+      </w:r>
+    </w:p>
+    <w:p>
+      <w:pPr>
+        <w:rPr>
+          <w:rFonts w:ascii="맑은 고딕" w:eastAsia="맑은 고딕" w:hAnsi="맑은 고딕"/>
+        </w:rPr>
+      </w:pPr>
+      <w:r>
+        <w:rPr>
+          <w:rFonts w:ascii="맑은 고딕" w:eastAsia="맑은 고딕" w:hAnsi="맑은 고딕" w:hint="eastAsia"/>
+        </w:rPr>
+        <w:t>③</w:t>
+      </w:r>
+      <w:r>
+        <w:rPr>
+          <w:rFonts w:ascii="맑은 고딕" w:eastAsia="맑은 고딕" w:hAnsi="맑은 고딕"/>
+        </w:rPr>
+        <w:t xml:space="preserve"> (의무 기간) </w:t>
+      </w:r>
+      <w:proofErr w:type="spellStart"/>
+      <w:r>
+        <w:rPr>
+          <w:rFonts w:ascii="맑은 고딕" w:eastAsia="맑은 고딕" w:hAnsi="맑은 고딕"/>
+        </w:rPr>
+        <w:t>본조의</w:t>
+      </w:r>
+      <w:proofErr w:type="spellEnd"/>
+      <w:r>
+        <w:rPr>
+          <w:rFonts w:ascii="맑은 고딕" w:eastAsia="맑은 고딕" w:hAnsi="맑은 고딕"/>
+        </w:rPr>
+        <w:t xml:space="preserve"> 의무는 게임의 Steam 정식 출시일로부터 2년간 존속한다.</w:t>
+      </w:r>
+    </w:p>
+    <w:p>
+      <w:pPr>
+        <w:rPr>
+          <w:rFonts w:ascii="맑은 고딕" w:eastAsia="맑은 고딕" w:hAnsi="맑은 고딕"/>
+        </w:rPr>
+      </w:pPr>
+      <w:r>
+        <w:rPr>
+          <w:rFonts w:ascii="맑은 고딕" w:eastAsia="맑은 고딕" w:hAnsi="맑은 고딕" w:hint="eastAsia"/>
+        </w:rPr>
+        <w:t>④</w:t>
+      </w:r>
+      <w:r>
+        <w:rPr>
+          <w:rFonts w:ascii="맑은 고딕" w:eastAsia="맑은 고딕" w:hAnsi="맑은 고딕"/>
+        </w:rPr>
+        <w:t xml:space="preserve"> (불이행 시 처리) 본 계약의 다른 당사자는 </w:t>
+      </w:r>
+      <w:proofErr w:type="spellStart"/>
+      <w:r>
+        <w:rPr>
+          <w:rFonts w:ascii="맑은 고딕" w:eastAsia="맑은 고딕" w:hAnsi="맑은 고딕"/>
+        </w:rPr>
+        <w:t>본조의</w:t>
+      </w:r>
+      <w:proofErr w:type="spellEnd"/>
+      <w:r>
+        <w:rPr>
+          <w:rFonts w:ascii="맑은 고딕" w:eastAsia="맑은 고딕" w:hAnsi="맑은 고딕"/>
+        </w:rPr>
+        <w:t xml:space="preserve"> 의무를 이행하지 아니한 자에게 14일 이상의 기간을 정하여 시정을 최고할 수 있으며, 그 기간 내에도 정당한 사유 없이 이행하지 아니한 경우 당사자 전원의 다수결로 해당 자를 제16조 ③ 매출 분배에서 제외할 수 있다. 다만, 제외 결정 이전에 이미 발생·누적된 분배금은 보장한다.</w:t>
+      </w:r>
+    </w:p>
+    <w:p>
+      <w:pPr>
+        <w:rPr>
+          <w:rFonts w:ascii="맑은 고딕" w:eastAsia="맑은 고딕" w:hAnsi="맑은 고딕"/>
+        </w:rPr>
+      </w:pPr>
+      <w:r>
+        <w:rPr>
+          <w:rFonts w:ascii="맑은 고딕" w:eastAsia="맑은 고딕" w:hAnsi="맑은 고딕" w:hint="eastAsia"/>
+        </w:rPr>
+        <w:t>⑤</w:t>
+      </w:r>
+      <w:r>
+        <w:rPr>
+          <w:rFonts w:ascii="맑은 고딕" w:eastAsia="맑은 고딕" w:hAnsi="맑은 고딕"/>
+        </w:rPr>
+        <w:t xml:space="preserve"> (자발적 권리 포기) 본 계약의 당사자는 자발적으로 </w:t>
+      </w:r>
+      <w:proofErr w:type="spellStart"/>
+      <w:r>
+        <w:rPr>
+          <w:rFonts w:ascii="맑은 고딕" w:eastAsia="맑은 고딕" w:hAnsi="맑은 고딕"/>
+        </w:rPr>
+        <w:t>본조의</w:t>
+      </w:r>
+      <w:proofErr w:type="spellEnd"/>
+      <w:r>
+        <w:rPr>
+          <w:rFonts w:ascii="맑은 고딕" w:eastAsia="맑은 고딕" w:hAnsi="맑은 고딕"/>
+        </w:rPr>
+        <w:t xml:space="preserve"> 의무를 면제받는 대신 제16조 ③ 매출 분배에 대한 권리를 포기할 수 있다. 이 경우 서면 합의로 그 시점과 효력 범위를 명시</w:t>
+      </w:r>
+      <w:r>
+        <w:rPr>
+          <w:rFonts w:ascii="맑은 고딕" w:eastAsia="맑은 고딕" w:hAnsi="맑은 고딕" w:hint="eastAsia"/>
+        </w:rPr>
+        <w:t>한다</w:t>
+      </w:r>
+      <w:r>
+        <w:rPr>
+          <w:rFonts w:ascii="맑은 고딕" w:eastAsia="맑은 고딕" w:hAnsi="맑은 고딕"/>
+        </w:rPr>
+        <w:t>. 권리 포기 시점 이전에 이미 발생·누적된 분배금은 보장한다.</w:t>
+      </w:r>
+    </w:p>
+    <w:p>
+      <w:pPr>
+        <w:rPr>
+          <w:rFonts w:ascii="맑은 고딕" w:eastAsia="맑은 고딕" w:hAnsi="맑은 고딕"/>
+        </w:rPr>
+      </w:pPr>
+      <w:r>
+        <w:rPr>
+          <w:rFonts w:ascii="맑은 고딕" w:eastAsia="맑은 고딕" w:hAnsi="맑은 고딕" w:hint="eastAsia"/>
+        </w:rPr>
+        <w:t>⑥</w:t>
+      </w:r>
+      <w:r>
+        <w:rPr>
+          <w:rFonts w:ascii="맑은 고딕" w:eastAsia="맑은 고딕" w:hAnsi="맑은 고딕"/>
+        </w:rPr>
+        <w:t xml:space="preserve"> (상금에는 적용하지 아니함) </w:t>
+      </w:r>
+      <w:proofErr w:type="spellStart"/>
+      <w:r>
+        <w:rPr>
+          <w:rFonts w:ascii="맑은 고딕" w:eastAsia="맑은 고딕" w:hAnsi="맑은 고딕"/>
+        </w:rPr>
+        <w:t>본조는</w:t>
+      </w:r>
+      <w:proofErr w:type="spellEnd"/>
+      <w:r>
+        <w:rPr>
+          <w:rFonts w:ascii="맑은 고딕" w:eastAsia="맑은 고딕" w:hAnsi="맑은 고딕"/>
+        </w:rPr>
+        <w:t xml:space="preserve"> 매출 분배(제16조 ③)에 한하여 적용되며, 상금 분배(제16조 ②)는 그 수령 시점에 이미 확정된 것으로 보아 </w:t>
+      </w:r>
+      <w:proofErr w:type="spellStart"/>
+      <w:r>
+        <w:rPr>
+          <w:rFonts w:ascii="맑은 고딕" w:eastAsia="맑은 고딕" w:hAnsi="맑은 고딕"/>
+        </w:rPr>
+        <w:t>본조의</w:t>
+      </w:r>
+      <w:proofErr w:type="spellEnd"/>
+      <w:r>
+        <w:rPr>
+          <w:rFonts w:ascii="맑은 고딕" w:eastAsia="맑은 고딕" w:hAnsi="맑은 고딕"/>
+        </w:rPr>
+        <w:t xml:space="preserve"> 영향을 받지 아니한다.</w:t>
+      </w:r>
+    </w:p>
+    <w:p>
+      <w:pPr>
+        <w:rPr>
           <w:rFonts w:ascii="맑은 고딕" w:eastAsia="맑은 고딕" w:hAnsi="맑은 고딕"/>
         </w:rPr>
       </w:pPr>
@@ -5558,7 +5841,15 @@
           <w:b/>
           <w:sz w:val="26"/>
         </w:rPr>
-        <w:t>16조 (상금 및 매출의 분배)</w:t>
+        <w:t>18조</w:t>
+      </w:r>
+      <w:r>
+        <w:rPr>
+          <w:rFonts w:ascii="맑은 고딕" w:eastAsia="맑은 고딕" w:hAnsi="맑은 고딕"/>
+          <w:b/>
+          <w:sz w:val="26"/>
+        </w:rPr>
+        <w:t xml:space="preserve"> (감액의 금지)</w:t>
       </w:r>
     </w:p>
     <w:p>
@@ -5577,41 +5868,225 @@
         <w:rPr>
           <w:rFonts w:ascii="맑은 고딕" w:eastAsia="맑은 고딕" w:hAnsi="맑은 고딕"/>
         </w:rPr>
-        <w:t xml:space="preserve"> (범위) 본 게임의 제작 또는 출시와 관련하여 발생하는 모든 상금(</w:t>
+        <w:t xml:space="preserve"> 원사업자는 이 계약에서 정한 대금을 감액하지 아니한다. 다만, 원사업자가 정당한 사유를 증명한 경우에는 그러하지 아니하다.</w:t>
+      </w:r>
+    </w:p>
+    <w:p>
+      <w:pPr>
+        <w:rPr>
+          <w:rFonts w:ascii="맑은 고딕" w:eastAsia="맑은 고딕" w:hAnsi="맑은 고딕"/>
+        </w:rPr>
+      </w:pPr>
+      <w:r>
+        <w:rPr>
+          <w:rFonts w:ascii="맑은 고딕" w:eastAsia="맑은 고딕" w:hAnsi="맑은 고딕" w:hint="eastAsia"/>
+        </w:rPr>
+        <w:t>②</w:t>
+      </w:r>
+      <w:r>
+        <w:rPr>
+          <w:rFonts w:ascii="맑은 고딕" w:eastAsia="맑은 고딕" w:hAnsi="맑은 고딕"/>
+        </w:rPr>
+        <w:t xml:space="preserve"> 다음 각 호의 어느 하나에 해당하는 원사업자의 행위는 정당한 사유에 의한 감액행위로 보지 아니한다.</w:t>
+      </w:r>
+    </w:p>
+    <w:p>
+      <w:pPr>
+        <w:rPr>
+          <w:rFonts w:ascii="맑은 고딕" w:eastAsia="맑은 고딕" w:hAnsi="맑은 고딕"/>
+        </w:rPr>
+      </w:pPr>
+      <w:r>
+        <w:rPr>
+          <w:rFonts w:ascii="맑은 고딕" w:eastAsia="맑은 고딕" w:hAnsi="맑은 고딕"/>
+        </w:rPr>
+        <w:t xml:space="preserve">  1. 위탁할 때 감액조건을 명시하지 아니하고 위탁 후 협조요청, 발주취소, 경제상황의 </w:t>
+      </w:r>
+      <w:r>
+        <w:rPr>
+          <w:rFonts w:ascii="맑은 고딕" w:eastAsia="맑은 고딕" w:hAnsi="맑은 고딕"/>
+        </w:rPr>
+        <w:lastRenderedPageBreak/>
+        <w:t>변동 등 불합리한 이유로 감액하는 행위</w:t>
+      </w:r>
+    </w:p>
+    <w:p>
+      <w:pPr>
+        <w:rPr>
+          <w:rFonts w:ascii="맑은 고딕" w:eastAsia="맑은 고딕" w:hAnsi="맑은 고딕"/>
+        </w:rPr>
+      </w:pPr>
+      <w:r>
+        <w:rPr>
+          <w:rFonts w:ascii="맑은 고딕" w:eastAsia="맑은 고딕" w:hAnsi="맑은 고딕"/>
+        </w:rPr>
+        <w:t xml:space="preserve">  2. 합의 성립 전에 위탁한 부분에까지 단가 인하 합의 내용을 소급 적용하여 감액하는 행위</w:t>
+      </w:r>
+    </w:p>
+    <w:p>
+      <w:pPr>
+        <w:rPr>
+          <w:rFonts w:ascii="맑은 고딕" w:eastAsia="맑은 고딕" w:hAnsi="맑은 고딕"/>
+        </w:rPr>
+      </w:pPr>
+      <w:r>
+        <w:rPr>
+          <w:rFonts w:ascii="맑은 고딕" w:eastAsia="맑은 고딕" w:hAnsi="맑은 고딕"/>
+        </w:rPr>
+        <w:t xml:space="preserve">  3. 현금 또는 조기 지급을 이유로 지나치게 감액하는 행위</w:t>
+      </w:r>
+    </w:p>
+    <w:p>
+      <w:pPr>
+        <w:rPr>
+          <w:rFonts w:ascii="맑은 고딕" w:eastAsia="맑은 고딕" w:hAnsi="맑은 고딕"/>
+        </w:rPr>
+      </w:pPr>
+      <w:r>
+        <w:rPr>
+          <w:rFonts w:ascii="맑은 고딕" w:eastAsia="맑은 고딕" w:hAnsi="맑은 고딕"/>
+        </w:rPr>
+        <w:t xml:space="preserve">  4. 원사업자에 대한 손해 발생에 실질적 영향을 미치지 아니하는 수급사업자의 과오를 이유로 감액하는 행위</w:t>
+      </w:r>
+    </w:p>
+    <w:p>
+      <w:pPr>
+        <w:rPr>
+          <w:rFonts w:ascii="맑은 고딕" w:eastAsia="맑은 고딕" w:hAnsi="맑은 고딕"/>
+        </w:rPr>
+      </w:pPr>
+      <w:r>
+        <w:rPr>
+          <w:rFonts w:ascii="맑은 고딕" w:eastAsia="맑은 고딕" w:hAnsi="맑은 고딕"/>
+        </w:rPr>
+        <w:t xml:space="preserve">  5. 경영적자 또는 판매가격 인하 등 불합리한 이유로 부당하게 감액하는 행위</w:t>
+      </w:r>
+    </w:p>
+    <w:p>
+      <w:pPr>
+        <w:rPr>
+          <w:rFonts w:ascii="맑은 고딕" w:eastAsia="맑은 고딕" w:hAnsi="맑은 고딕"/>
+        </w:rPr>
+      </w:pPr>
+      <w:r>
+        <w:rPr>
+          <w:rFonts w:ascii="맑은 고딕" w:eastAsia="맑은 고딕" w:hAnsi="맑은 고딕"/>
+        </w:rPr>
+        <w:t xml:space="preserve">  6. 그 밖에 「하도급거래 공정화에 관한 </w:t>
       </w:r>
       <w:proofErr w:type="spellStart"/>
       <w:r>
         <w:rPr>
           <w:rFonts w:ascii="맑은 고딕" w:eastAsia="맑은 고딕" w:hAnsi="맑은 고딕"/>
         </w:rPr>
-        <w:t>인디게임</w:t>
+        <w:t>법률」에서</w:t>
       </w:r>
       <w:proofErr w:type="spellEnd"/>
       <w:r>
         <w:rPr>
           <w:rFonts w:ascii="맑은 고딕" w:eastAsia="맑은 고딕" w:hAnsi="맑은 고딕"/>
         </w:rPr>
-        <w:t xml:space="preserve"> </w:t>
+        <w:t xml:space="preserve"> 정하는 행위</w:t>
+      </w:r>
+    </w:p>
+    <w:p>
+      <w:pPr>
+        <w:rPr>
+          <w:rFonts w:ascii="맑은 고딕" w:eastAsia="맑은 고딕" w:hAnsi="맑은 고딕"/>
+        </w:rPr>
+      </w:pPr>
+      <w:r>
+        <w:rPr>
+          <w:rFonts w:ascii="맑은 고딕" w:eastAsia="맑은 고딕" w:hAnsi="맑은 고딕" w:hint="eastAsia"/>
+        </w:rPr>
+        <w:t>③</w:t>
+      </w:r>
+      <w:r>
+        <w:rPr>
+          <w:rFonts w:ascii="맑은 고딕" w:eastAsia="맑은 고딕" w:hAnsi="맑은 고딕"/>
+        </w:rPr>
+        <w:t xml:space="preserve"> 원사업자가 제1항 단서에 따라 대금을 감액할 경우에는 감액의 사유와 기준, 대상 분량, 감액금액, 감액방법 등을 적은 서면을 수급사업자에게 미리 제공한다.</w:t>
+      </w:r>
+    </w:p>
+    <w:p>
+      <w:pPr>
+        <w:rPr>
+          <w:rFonts w:ascii="맑은 고딕" w:eastAsia="맑은 고딕" w:hAnsi="맑은 고딕"/>
+        </w:rPr>
+      </w:pPr>
+    </w:p>
+    <w:p>
+      <w:pPr>
+        <w:pStyle w:val="2"/>
+        <w:rPr>
+          <w:rFonts w:ascii="맑은 고딕" w:eastAsia="맑은 고딕" w:hAnsi="맑은 고딕"/>
+          <w:b/>
+          <w:sz w:val="26"/>
+        </w:rPr>
+      </w:pPr>
+      <w:r>
+        <w:rPr>
+          <w:rFonts w:ascii="맑은 고딕" w:eastAsia="맑은 고딕" w:hAnsi="맑은 고딕" w:hint="eastAsia"/>
+          <w:b/>
+          <w:sz w:val="26"/>
+        </w:rPr>
+        <w:t>제</w:t>
+      </w:r>
+      <w:r>
+        <w:rPr>
+          <w:rFonts w:ascii="맑은 고딕" w:eastAsia="맑은 고딕" w:hAnsi="맑은 고딕"/>
+          <w:b/>
+          <w:sz w:val="26"/>
+        </w:rPr>
+        <w:t>19조</w:t>
+      </w:r>
+      <w:r>
+        <w:rPr>
+          <w:rFonts w:ascii="맑은 고딕" w:eastAsia="맑은 고딕" w:hAnsi="맑은 고딕"/>
+          <w:b/>
+          <w:sz w:val="26"/>
+        </w:rPr>
+        <w:t xml:space="preserve"> (부당한 대금에 대한 조정)</w:t>
+      </w:r>
+    </w:p>
+    <w:p>
+      <w:pPr>
+        <w:rPr>
+          <w:rFonts w:ascii="맑은 고딕" w:eastAsia="맑은 고딕" w:hAnsi="맑은 고딕"/>
+        </w:rPr>
+      </w:pPr>
+      <w:r>
+        <w:rPr>
+          <w:rFonts w:ascii="맑은 고딕" w:eastAsia="맑은 고딕" w:hAnsi="맑은 고딕" w:hint="eastAsia"/>
+        </w:rPr>
+        <w:t>①</w:t>
+      </w:r>
+      <w:r>
+        <w:rPr>
+          <w:rFonts w:ascii="맑은 고딕" w:eastAsia="맑은 고딕" w:hAnsi="맑은 고딕"/>
+        </w:rPr>
+        <w:t xml:space="preserve"> 원사업자는 이 계약상 </w:t>
       </w:r>
       <w:proofErr w:type="spellStart"/>
       <w:r>
         <w:rPr>
           <w:rFonts w:ascii="맑은 고딕" w:eastAsia="맑은 고딕" w:hAnsi="맑은 고딕"/>
         </w:rPr>
-        <w:t>데브캠프</w:t>
+        <w:t>대금등을</w:t>
       </w:r>
       <w:proofErr w:type="spellEnd"/>
       <w:r>
         <w:rPr>
           <w:rFonts w:ascii="맑은 고딕" w:eastAsia="맑은 고딕" w:hAnsi="맑은 고딕"/>
         </w:rPr>
-        <w:t xml:space="preserve"> 등 대회 상금) 및 매출(Steam 정식 출시 이후의 게임 판매 수익 등)은 본조에서 정하는 바에 따라 본 계약 당사자(원사업자 및 수급사업자)에게 분배한다.</w:t>
-      </w:r>
-    </w:p>
-    <w:p>
-      <w:pPr>
-        <w:rPr>
-          <w:rFonts w:ascii="맑은 고딕" w:eastAsia="맑은 고딕" w:hAnsi="맑은 고딕"/>
+        <w:t xml:space="preserve"> 정함에 있어 부당하게 동종·유사한 것에 대하여 통상 지급되는 대가보다 낮은 수준으로 결정하지 아니한다.</w:t>
+      </w:r>
+    </w:p>
+    <w:p>
+      <w:pPr>
+        <w:rPr>
+          <w:rFonts w:ascii="맑은 고딕" w:eastAsia="맑은 고딕" w:hAnsi="맑은 고딕"/>
+          <w:b/>
         </w:rPr>
       </w:pPr>
       <w:r>
@@ -5624,176 +6099,188 @@
         <w:rPr>
           <w:rFonts w:ascii="맑은 고딕" w:eastAsia="맑은 고딕" w:hAnsi="맑은 고딕"/>
         </w:rPr>
-        <w:t xml:space="preserve"> (상금의 분배) 수령한 상금은 다음 각 호에 따라 분배한다.</w:t>
-      </w:r>
-    </w:p>
-    <w:p>
-      <w:pPr>
-        <w:rPr>
-          <w:rFonts w:ascii="맑은 고딕" w:eastAsia="맑은 고딕" w:hAnsi="맑은 고딕"/>
-        </w:rPr>
-      </w:pPr>
-      <w:r>
-        <w:rPr>
-          <w:rFonts w:ascii="맑은 고딕" w:eastAsia="맑은 고딕" w:hAnsi="맑은 고딕"/>
-        </w:rPr>
-        <w:t xml:space="preserve">  1. 수령한 상금에서 팀 공용비를 우선 공제한다. 팀 공용비의 비율은 본 계약 당사자 전원의 다수결로 결정한다.</w:t>
-      </w:r>
-    </w:p>
-    <w:p>
-      <w:pPr>
-        <w:rPr>
-          <w:rFonts w:ascii="맑은 고딕" w:eastAsia="맑은 고딕" w:hAnsi="맑은 고딕"/>
-        </w:rPr>
-      </w:pPr>
-      <w:r>
-        <w:rPr>
-          <w:rFonts w:ascii="맑은 고딕" w:eastAsia="맑은 고딕" w:hAnsi="맑은 고딕"/>
-        </w:rPr>
-        <w:t xml:space="preserve">  2. 공용비를 공제한 잔여 상금을 본 계약 당사자 n명에 대하여 (n+1)등분한다.</w:t>
-      </w:r>
-    </w:p>
-    <w:p>
-      <w:pPr>
-        <w:rPr>
-          <w:rFonts w:ascii="맑은 고딕" w:eastAsia="맑은 고딕" w:hAnsi="맑은 고딕"/>
-        </w:rPr>
-      </w:pPr>
-      <w:r>
-        <w:rPr>
-          <w:rFonts w:ascii="맑은 고딕" w:eastAsia="맑은 고딕" w:hAnsi="맑은 고딕"/>
-        </w:rPr>
-        <w:t xml:space="preserve">  3. (n+1)등분 중 1/(n+1)씩을 본 계약 당사자 n명에게 균등 분배하고, 잔여 1/(n+1)은 우수자에게 가중 지급한다.</w:t>
-      </w:r>
-    </w:p>
-    <w:p>
-      <w:pPr>
-        <w:rPr>
-          <w:rFonts w:ascii="맑은 고딕" w:eastAsia="맑은 고딕" w:hAnsi="맑은 고딕"/>
-        </w:rPr>
-      </w:pPr>
-      <w:r>
-        <w:rPr>
-          <w:rFonts w:ascii="맑은 고딕" w:eastAsia="맑은 고딕" w:hAnsi="맑은 고딕"/>
-        </w:rPr>
-        <w:t xml:space="preserve">  4. 우수자는 본 계약 당사자 전원의 동의로 선정한다. 우수자가 둘 이상인 경우, 제3호의 가중 지급분을 우수자들 사이에 분할 지급하며, 그 분할 비율 또한 본 계약 당사자 전원의 동의로 정한다.</w:t>
-      </w:r>
-    </w:p>
-    <w:p>
-      <w:pPr>
-        <w:rPr>
-          <w:rFonts w:ascii="맑은 고딕" w:eastAsia="맑은 고딕" w:hAnsi="맑은 고딕"/>
-        </w:rPr>
-      </w:pPr>
-      <w:r>
-        <w:rPr>
-          <w:rFonts w:ascii="맑은 고딕" w:eastAsia="맑은 고딕" w:hAnsi="맑은 고딕"/>
-        </w:rPr>
-        <w:t xml:space="preserve">  5. 우수자 선정 또는 분할 비율에 합의에 이르지 못한 경우, 제3호의 가중 지급분은 본 계약 당사자 n명에게 균등하게 추가 분배한다.</w:t>
-      </w:r>
-    </w:p>
-    <w:p>
-      <w:pPr>
-        <w:rPr>
-          <w:rFonts w:ascii="맑은 고딕" w:eastAsia="맑은 고딕" w:hAnsi="맑은 고딕"/>
-        </w:rPr>
-      </w:pPr>
-      <w:r>
-        <w:rPr>
-          <w:rFonts w:ascii="맑은 고딕" w:eastAsia="맑은 고딕" w:hAnsi="맑은 고딕" w:hint="eastAsia"/>
-        </w:rPr>
-        <w:t>③</w:t>
-      </w:r>
-      <w:r>
-        <w:rPr>
-          <w:rFonts w:ascii="맑은 고딕" w:eastAsia="맑은 고딕" w:hAnsi="맑은 고딕"/>
-        </w:rPr>
-        <w:t xml:space="preserve"> (매출의 분배) 본 게임의 Steam 정식 출시 이후 발생하는 모든 게임 판매 매출은 본 계약 당사자에게 참여기간 지분(제2조 제5호)에 따라 분배한다.</w:t>
-      </w:r>
-    </w:p>
-    <w:p>
-      <w:pPr>
-        <w:rPr>
-          <w:rFonts w:ascii="맑은 고딕" w:eastAsia="맑은 고딕" w:hAnsi="맑은 고딕"/>
-        </w:rPr>
-      </w:pPr>
-      <w:r>
-        <w:rPr>
-          <w:rFonts w:ascii="맑은 고딕" w:eastAsia="맑은 고딕" w:hAnsi="맑은 고딕" w:hint="eastAsia"/>
-        </w:rPr>
-        <w:t>④</w:t>
-      </w:r>
-      <w:r>
-        <w:rPr>
-          <w:rFonts w:ascii="맑은 고딕" w:eastAsia="맑은 고딕" w:hAnsi="맑은 고딕"/>
-        </w:rPr>
-        <w:t xml:space="preserve"> (준용) </w:t>
+        <w:t xml:space="preserve"> 수급사업자는 설계변경 또는 게임의 공급원가 변동 등으로 대금의 조정이 불가피한 경우 원사업자에게 대금조정을 신청할 수 있으며, 원사업자는 정당한 사유가 있는 경우를 제외하고 신청일부터 10일 이내에 협의를 개시한다.</w:t>
+      </w:r>
+    </w:p>
+    <w:p>
+      <w:pPr>
+        <w:rPr>
+          <w:rFonts w:ascii="맑은 고딕" w:eastAsia="맑은 고딕" w:hAnsi="맑은 고딕"/>
+          <w:b/>
+        </w:rPr>
+      </w:pPr>
+    </w:p>
+    <w:p>
+      <w:pPr>
+        <w:pStyle w:val="2"/>
+        <w:rPr>
+          <w:rFonts w:ascii="맑은 고딕" w:eastAsia="맑은 고딕" w:hAnsi="맑은 고딕"/>
+          <w:b/>
+          <w:color w:val="000000"/>
+          <w:sz w:val="26"/>
+        </w:rPr>
+      </w:pPr>
+      <w:r>
+        <w:rPr>
+          <w:rFonts w:ascii="맑은 고딕" w:eastAsia="맑은 고딕" w:hAnsi="맑은 고딕" w:hint="eastAsia"/>
+          <w:b/>
+          <w:color w:val="000000"/>
+          <w:sz w:val="26"/>
+        </w:rPr>
+        <w:t>제</w:t>
+      </w:r>
+      <w:r>
+        <w:rPr>
+          <w:rFonts w:ascii="맑은 고딕" w:eastAsia="맑은 고딕" w:hAnsi="맑은 고딕"/>
+          <w:b/>
+          <w:color w:val="000000"/>
+          <w:sz w:val="26"/>
+        </w:rPr>
+        <w:t>20조</w:t>
+      </w:r>
+      <w:r>
+        <w:rPr>
+          <w:rFonts w:ascii="맑은 고딕" w:eastAsia="맑은 고딕" w:hAnsi="맑은 고딕"/>
+          <w:b/>
+          <w:color w:val="000000"/>
+          <w:sz w:val="26"/>
+        </w:rPr>
+        <w:t xml:space="preserve"> (지연이자 및 선급금)</w:t>
+      </w:r>
+    </w:p>
+    <w:p>
+      <w:pPr>
+        <w:rPr>
+          <w:rFonts w:ascii="맑은 고딕" w:eastAsia="맑은 고딕" w:hAnsi="맑은 고딕"/>
+        </w:rPr>
+      </w:pPr>
+      <w:r>
+        <w:rPr>
+          <w:rFonts w:ascii="맑은 고딕" w:eastAsia="맑은 고딕" w:hAnsi="맑은 고딕" w:hint="eastAsia"/>
+        </w:rPr>
+        <w:t>①</w:t>
+      </w:r>
+      <w:r>
+        <w:rPr>
+          <w:rFonts w:ascii="맑은 고딕" w:eastAsia="맑은 고딕" w:hAnsi="맑은 고딕"/>
+        </w:rPr>
+        <w:t xml:space="preserve"> 원사업자가 표지에서 정한 지급기일에 대금을 지급하지 않은 경우, 원사업자는 그 지연기간에 대해 다음 각 호의 지연이자를 더하여 지급한다.</w:t>
+      </w:r>
+    </w:p>
+    <w:p>
+      <w:pPr>
+        <w:rPr>
+          <w:rFonts w:ascii="맑은 고딕" w:eastAsia="맑은 고딕" w:hAnsi="맑은 고딕"/>
+        </w:rPr>
+      </w:pPr>
+      <w:r>
+        <w:rPr>
+          <w:rFonts w:ascii="맑은 고딕" w:eastAsia="맑은 고딕" w:hAnsi="맑은 고딕"/>
+        </w:rPr>
+        <w:t xml:space="preserve">  1. </w:t>
+      </w:r>
+      <w:r>
+        <w:rPr>
+          <w:rFonts w:ascii="맑은 고딕" w:eastAsia="맑은 고딕" w:hAnsi="맑은 고딕" w:hint="eastAsia"/>
+        </w:rPr>
+        <w:t>지급기일</w:t>
+      </w:r>
+      <w:r>
+        <w:rPr>
+          <w:rFonts w:ascii="맑은 고딕" w:eastAsia="맑은 고딕" w:hAnsi="맑은 고딕"/>
+        </w:rPr>
+        <w:t xml:space="preserve">부터 </w:t>
+      </w:r>
+      <w:r>
+        <w:rPr>
+          <w:rFonts w:ascii="맑은 고딕" w:eastAsia="맑은 고딕" w:hAnsi="맑은 고딕" w:hint="eastAsia"/>
+        </w:rPr>
+        <w:t>3</w:t>
+      </w:r>
+      <w:r>
+        <w:rPr>
+          <w:rFonts w:ascii="맑은 고딕" w:eastAsia="맑은 고딕" w:hAnsi="맑은 고딕"/>
+        </w:rPr>
+        <w:t xml:space="preserve">0일 이내에 지급하는 </w:t>
+      </w:r>
+      <w:proofErr w:type="gramStart"/>
+      <w:r>
+        <w:rPr>
+          <w:rFonts w:ascii="맑은 고딕" w:eastAsia="맑은 고딕" w:hAnsi="맑은 고딕"/>
+        </w:rPr>
+        <w:t>경우 :</w:t>
+      </w:r>
+      <w:proofErr w:type="gramEnd"/>
+      <w:r>
+        <w:rPr>
+          <w:rFonts w:ascii="맑은 고딕" w:eastAsia="맑은 고딕" w:hAnsi="맑은 고딕"/>
+        </w:rPr>
+        <w:t xml:space="preserve"> 연 6%의 지연이자</w:t>
+      </w:r>
+    </w:p>
+    <w:p>
+      <w:pPr>
+        <w:rPr>
+          <w:rFonts w:ascii="맑은 고딕" w:eastAsia="맑은 고딕" w:hAnsi="맑은 고딕"/>
+        </w:rPr>
+      </w:pPr>
+      <w:r>
+        <w:rPr>
+          <w:rFonts w:ascii="맑은 고딕" w:eastAsia="맑은 고딕" w:hAnsi="맑은 고딕"/>
+        </w:rPr>
+        <w:t xml:space="preserve">  2. </w:t>
+      </w:r>
+      <w:r>
+        <w:rPr>
+          <w:rFonts w:ascii="맑은 고딕" w:eastAsia="맑은 고딕" w:hAnsi="맑은 고딕" w:hint="eastAsia"/>
+        </w:rPr>
+        <w:t>지급기일</w:t>
+      </w:r>
+      <w:r>
+        <w:rPr>
+          <w:rFonts w:ascii="맑은 고딕" w:eastAsia="맑은 고딕" w:hAnsi="맑은 고딕"/>
+        </w:rPr>
+        <w:t xml:space="preserve">부터 </w:t>
+      </w:r>
+      <w:r>
+        <w:rPr>
+          <w:rFonts w:ascii="맑은 고딕" w:eastAsia="맑은 고딕" w:hAnsi="맑은 고딕" w:hint="eastAsia"/>
+        </w:rPr>
+        <w:t>3</w:t>
+      </w:r>
+      <w:r>
+        <w:rPr>
+          <w:rFonts w:ascii="맑은 고딕" w:eastAsia="맑은 고딕" w:hAnsi="맑은 고딕"/>
+        </w:rPr>
+        <w:t xml:space="preserve">0일이 지난 후에 지급하는 </w:t>
+      </w:r>
+      <w:proofErr w:type="gramStart"/>
+      <w:r>
+        <w:rPr>
+          <w:rFonts w:ascii="맑은 고딕" w:eastAsia="맑은 고딕" w:hAnsi="맑은 고딕"/>
+        </w:rPr>
+        <w:t>경우 :</w:t>
+      </w:r>
+      <w:proofErr w:type="gramEnd"/>
+      <w:r>
+        <w:rPr>
+          <w:rFonts w:ascii="맑은 고딕" w:eastAsia="맑은 고딕" w:hAnsi="맑은 고딕"/>
+        </w:rPr>
+        <w:t xml:space="preserve"> 위 지연이자에 더하여, 「하도급거래 공정화에 관한 </w:t>
       </w:r>
       <w:proofErr w:type="spellStart"/>
       <w:r>
         <w:rPr>
           <w:rFonts w:ascii="맑은 고딕" w:eastAsia="맑은 고딕" w:hAnsi="맑은 고딕"/>
         </w:rPr>
-        <w:t>본조에</w:t>
+        <w:t>법률」에</w:t>
       </w:r>
       <w:proofErr w:type="spellEnd"/>
       <w:r>
         <w:rPr>
           <w:rFonts w:ascii="맑은 고딕" w:eastAsia="맑은 고딕" w:hAnsi="맑은 고딕"/>
         </w:rPr>
-        <w:t xml:space="preserve"> 따른 분배의 지급 시기·지연이자·지급 방식 등에 관하여는 제15조의 관련 규정을 준용한다.</w:t>
-      </w:r>
-    </w:p>
-    <w:p>
-      <w:pPr>
-        <w:rPr>
-          <w:rFonts w:ascii="맑은 고딕" w:eastAsia="맑은 고딕" w:hAnsi="맑은 고딕"/>
-        </w:rPr>
-      </w:pPr>
-    </w:p>
-    <w:p>
-      <w:pPr>
-        <w:pStyle w:val="2"/>
-        <w:rPr>
-          <w:rFonts w:ascii="맑은 고딕" w:eastAsia="맑은 고딕" w:hAnsi="맑은 고딕"/>
-          <w:b/>
-          <w:sz w:val="26"/>
-        </w:rPr>
-      </w:pPr>
-      <w:r>
-        <w:rPr>
-          <w:rFonts w:ascii="맑은 고딕" w:eastAsia="맑은 고딕" w:hAnsi="맑은 고딕" w:hint="eastAsia"/>
-          <w:b/>
-          <w:sz w:val="26"/>
-        </w:rPr>
-        <w:t>제</w:t>
-      </w:r>
-      <w:r>
-        <w:rPr>
-          <w:rFonts w:ascii="맑은 고딕" w:eastAsia="맑은 고딕" w:hAnsi="맑은 고딕"/>
-          <w:b/>
-          <w:sz w:val="26"/>
-        </w:rPr>
-        <w:t>17조 (감액의 금지)</w:t>
-      </w:r>
-    </w:p>
-    <w:p>
-      <w:pPr>
-        <w:rPr>
-          <w:rFonts w:ascii="맑은 고딕" w:eastAsia="맑은 고딕" w:hAnsi="맑은 고딕"/>
-        </w:rPr>
-      </w:pPr>
-      <w:r>
-        <w:rPr>
-          <w:rFonts w:ascii="맑은 고딕" w:eastAsia="맑은 고딕" w:hAnsi="맑은 고딕" w:hint="eastAsia"/>
-        </w:rPr>
-        <w:t>①</w:t>
-      </w:r>
-      <w:r>
-        <w:rPr>
-          <w:rFonts w:ascii="맑은 고딕" w:eastAsia="맑은 고딕" w:hAnsi="맑은 고딕"/>
-        </w:rPr>
-        <w:t xml:space="preserve"> 원사업자는 이 계약에서 정한 대금을 감액하지 아니한다. 다만, 원사업자가 정당한 사유를 증명한 경우에는 그러하지 아니하다.</w:t>
+        <w:t xml:space="preserve"> 따라 공정거래위원회가 고시한 지연이자율을 적용한 지연배상금</w:t>
       </w:r>
     </w:p>
     <w:p>
@@ -5812,499 +6299,8 @@
         <w:rPr>
           <w:rFonts w:ascii="맑은 고딕" w:eastAsia="맑은 고딕" w:hAnsi="맑은 고딕"/>
         </w:rPr>
-        <w:t xml:space="preserve"> 다음 각 호의 어느 하나에 해당하는 원사업자의 행위는 정당한 사유에 의한 감액행위로 보지 아니한다.</w:t>
-      </w:r>
-    </w:p>
-    <w:p>
-      <w:pPr>
-        <w:rPr>
-          <w:rFonts w:ascii="맑은 고딕" w:eastAsia="맑은 고딕" w:hAnsi="맑은 고딕"/>
-        </w:rPr>
-      </w:pPr>
-      <w:r>
-        <w:rPr>
-          <w:rFonts w:ascii="맑은 고딕" w:eastAsia="맑은 고딕" w:hAnsi="맑은 고딕"/>
-        </w:rPr>
-        <w:t xml:space="preserve">  1. 위탁할 때 감액조건을 명시하지 아니하고 위탁 후 협조요청, 발주취소, 경제상황의 변동 등 불합리한 이유로 감액하는 행위</w:t>
-      </w:r>
-    </w:p>
-    <w:p>
-      <w:pPr>
-        <w:rPr>
-          <w:rFonts w:ascii="맑은 고딕" w:eastAsia="맑은 고딕" w:hAnsi="맑은 고딕"/>
-        </w:rPr>
-      </w:pPr>
-      <w:r>
-        <w:rPr>
-          <w:rFonts w:ascii="맑은 고딕" w:eastAsia="맑은 고딕" w:hAnsi="맑은 고딕"/>
-        </w:rPr>
-        <w:t xml:space="preserve">  2. 합의 성립 전에 위탁한 부분에까지 단가 인하 합의 내용을 소급 적용하여 감액하는 행위</w:t>
-      </w:r>
-    </w:p>
-    <w:p>
-      <w:pPr>
-        <w:rPr>
-          <w:rFonts w:ascii="맑은 고딕" w:eastAsia="맑은 고딕" w:hAnsi="맑은 고딕"/>
-        </w:rPr>
-      </w:pPr>
-      <w:r>
-        <w:rPr>
-          <w:rFonts w:ascii="맑은 고딕" w:eastAsia="맑은 고딕" w:hAnsi="맑은 고딕"/>
-        </w:rPr>
-        <w:t xml:space="preserve">  3. 현금 또는 조기 지급을 이유로 지나치게 감액하는 행위</w:t>
-      </w:r>
-    </w:p>
-    <w:p>
-      <w:pPr>
-        <w:rPr>
-          <w:rFonts w:ascii="맑은 고딕" w:eastAsia="맑은 고딕" w:hAnsi="맑은 고딕"/>
-        </w:rPr>
-      </w:pPr>
-      <w:r>
-        <w:rPr>
-          <w:rFonts w:ascii="맑은 고딕" w:eastAsia="맑은 고딕" w:hAnsi="맑은 고딕"/>
-        </w:rPr>
-        <w:t xml:space="preserve">  4. 원사업자에 대한 손해 발생에 실질적 영향을 미치지 아니하는 수급사업자의 과오를 이유로 감액하는 행위</w:t>
-      </w:r>
-    </w:p>
-    <w:p>
-      <w:pPr>
-        <w:rPr>
-          <w:rFonts w:ascii="맑은 고딕" w:eastAsia="맑은 고딕" w:hAnsi="맑은 고딕"/>
-        </w:rPr>
-      </w:pPr>
-      <w:r>
-        <w:rPr>
-          <w:rFonts w:ascii="맑은 고딕" w:eastAsia="맑은 고딕" w:hAnsi="맑은 고딕"/>
-        </w:rPr>
-        <w:t xml:space="preserve">  5. 경영적자 또는 판매가격 인하 등 불합리한 이유로 부당하게 감액하는 행위</w:t>
-      </w:r>
-    </w:p>
-    <w:p>
-      <w:pPr>
-        <w:rPr>
-          <w:rFonts w:ascii="맑은 고딕" w:eastAsia="맑은 고딕" w:hAnsi="맑은 고딕"/>
-        </w:rPr>
-      </w:pPr>
-      <w:r>
-        <w:rPr>
-          <w:rFonts w:ascii="맑은 고딕" w:eastAsia="맑은 고딕" w:hAnsi="맑은 고딕"/>
-        </w:rPr>
-        <w:t xml:space="preserve">  6. 그 밖에 「하도급거래 공정화에 관한 </w:t>
-      </w:r>
-      <w:proofErr w:type="spellStart"/>
-      <w:r>
-        <w:rPr>
-          <w:rFonts w:ascii="맑은 고딕" w:eastAsia="맑은 고딕" w:hAnsi="맑은 고딕"/>
-        </w:rPr>
-        <w:t>법률」에서</w:t>
-      </w:r>
-      <w:proofErr w:type="spellEnd"/>
-      <w:r>
-        <w:rPr>
-          <w:rFonts w:ascii="맑은 고딕" w:eastAsia="맑은 고딕" w:hAnsi="맑은 고딕"/>
-        </w:rPr>
-        <w:t xml:space="preserve"> 정하는 행위</w:t>
-      </w:r>
-    </w:p>
-    <w:p>
-      <w:pPr>
-        <w:rPr>
-          <w:rFonts w:ascii="맑은 고딕" w:eastAsia="맑은 고딕" w:hAnsi="맑은 고딕"/>
-        </w:rPr>
-      </w:pPr>
-      <w:r>
-        <w:rPr>
-          <w:rFonts w:ascii="맑은 고딕" w:eastAsia="맑은 고딕" w:hAnsi="맑은 고딕" w:hint="eastAsia"/>
-        </w:rPr>
-        <w:t>③</w:t>
-      </w:r>
-      <w:r>
-        <w:rPr>
-          <w:rFonts w:ascii="맑은 고딕" w:eastAsia="맑은 고딕" w:hAnsi="맑은 고딕"/>
-        </w:rPr>
-        <w:t xml:space="preserve"> 원사업자가 제1항 단서에 따라 대금을 감액할 경우에는 감액의 사유와 기준, 대상 분량, 감액금액, 감액방법 등을 적은 서면을 수급사업자에게 미리 제공한다.</w:t>
-      </w:r>
-    </w:p>
-    <w:p>
-      <w:pPr>
-        <w:rPr>
-          <w:rFonts w:ascii="맑은 고딕" w:eastAsia="맑은 고딕" w:hAnsi="맑은 고딕"/>
-        </w:rPr>
-      </w:pPr>
-    </w:p>
-    <w:p>
-      <w:pPr>
-        <w:pStyle w:val="2"/>
-        <w:rPr>
-          <w:rFonts w:ascii="맑은 고딕" w:eastAsia="맑은 고딕" w:hAnsi="맑은 고딕"/>
-          <w:b/>
-          <w:sz w:val="26"/>
-        </w:rPr>
-      </w:pPr>
-      <w:r>
-        <w:rPr>
-          <w:rFonts w:ascii="맑은 고딕" w:eastAsia="맑은 고딕" w:hAnsi="맑은 고딕" w:hint="eastAsia"/>
-          <w:b/>
-          <w:sz w:val="26"/>
-        </w:rPr>
-        <w:t>제</w:t>
-      </w:r>
-      <w:r>
-        <w:rPr>
-          <w:rFonts w:ascii="맑은 고딕" w:eastAsia="맑은 고딕" w:hAnsi="맑은 고딕"/>
-          <w:b/>
-          <w:sz w:val="26"/>
-        </w:rPr>
-        <w:t>18조 (부당한 대금에 대한 조정)</w:t>
-      </w:r>
-    </w:p>
-    <w:p>
-      <w:pPr>
-        <w:rPr>
-          <w:rFonts w:ascii="맑은 고딕" w:eastAsia="맑은 고딕" w:hAnsi="맑은 고딕"/>
-        </w:rPr>
-      </w:pPr>
-      <w:r>
-        <w:rPr>
-          <w:rFonts w:ascii="맑은 고딕" w:eastAsia="맑은 고딕" w:hAnsi="맑은 고딕" w:hint="eastAsia"/>
-        </w:rPr>
-        <w:t>①</w:t>
-      </w:r>
-      <w:r>
-        <w:rPr>
-          <w:rFonts w:ascii="맑은 고딕" w:eastAsia="맑은 고딕" w:hAnsi="맑은 고딕"/>
-        </w:rPr>
-        <w:t xml:space="preserve"> 원사업자는 이 계약상 </w:t>
-      </w:r>
-      <w:proofErr w:type="spellStart"/>
-      <w:r>
-        <w:rPr>
-          <w:rFonts w:ascii="맑은 고딕" w:eastAsia="맑은 고딕" w:hAnsi="맑은 고딕"/>
-        </w:rPr>
-        <w:t>대금등을</w:t>
-      </w:r>
-      <w:proofErr w:type="spellEnd"/>
-      <w:r>
-        <w:rPr>
-          <w:rFonts w:ascii="맑은 고딕" w:eastAsia="맑은 고딕" w:hAnsi="맑은 고딕"/>
-        </w:rPr>
-        <w:t xml:space="preserve"> 정함에 있어 부당하게 동종·유사한 것에 대하여 통상 지급되는 대가보다 낮은 수준으로 결정하지 아니한다.</w:t>
-      </w:r>
-    </w:p>
-    <w:p>
-      <w:pPr>
-        <w:rPr>
-          <w:ins w:id="46" w:author="JaeEun Lee" w:date="2026-05-10T13:28:00Z" w16du:dateUtc="2026-05-10T04:28:00Z"/>
-          <w:rFonts w:ascii="맑은 고딕" w:eastAsia="맑은 고딕" w:hAnsi="맑은 고딕"/>
-          <w:b/>
-        </w:rPr>
-      </w:pPr>
-      <w:r>
-        <w:rPr>
-          <w:rFonts w:ascii="맑은 고딕" w:eastAsia="맑은 고딕" w:hAnsi="맑은 고딕" w:hint="eastAsia"/>
-        </w:rPr>
-        <w:t>②</w:t>
-      </w:r>
-      <w:r>
-        <w:rPr>
-          <w:rFonts w:ascii="맑은 고딕" w:eastAsia="맑은 고딕" w:hAnsi="맑은 고딕"/>
-        </w:rPr>
-        <w:t xml:space="preserve"> 수급사업자는 설계변경 또는 게임의 공급원가 변동 등으로 대금의 조정이 불가피한 경우 원사업자에게 대금조정을 신청할 수 있으며, 원사업자는 정당한 사유가 있는 경우를 제외하고 신청일부터 10일 이내에 협의를 개시한다.</w:t>
-      </w:r>
-      <w:del w:id="47" w:author="JaeEun Lee" w:date="2026-05-10T13:28:00Z" w16du:dateUtc="2026-05-10T04:28:00Z">
-        <w:r>
-          <w:rPr>
-            <w:rFonts w:ascii="맑은 고딕" w:eastAsia="맑은 고딕" w:hAnsi="맑은 고딕"/>
-            <w:b/>
-          </w:rPr>
-          <w:br w:type="page"/>
-        </w:r>
-      </w:del>
-    </w:p>
-    <w:p>
-      <w:pPr>
-        <w:rPr>
-          <w:ins w:id="48" w:author="JaeEun Lee" w:date="2026-05-10T13:25:00Z" w16du:dateUtc="2026-05-10T04:25:00Z"/>
-          <w:rFonts w:ascii="맑은 고딕" w:eastAsia="맑은 고딕" w:hAnsi="맑은 고딕"/>
-          <w:b/>
-        </w:rPr>
-      </w:pPr>
-    </w:p>
-    <w:p>
-      <w:pPr>
-        <w:pStyle w:val="2"/>
-        <w:rPr>
-          <w:ins w:id="49" w:author="JaeEun Lee" w:date="2026-05-10T13:25:00Z" w16du:dateUtc="2026-05-10T04:25:00Z"/>
-          <w:rFonts w:ascii="맑은 고딕" w:eastAsia="맑은 고딕" w:hAnsi="맑은 고딕"/>
-          <w:b/>
-          <w:color w:val="000000"/>
-          <w:sz w:val="26"/>
-        </w:rPr>
-      </w:pPr>
-      <w:ins w:id="50" w:author="JaeEun Lee" w:date="2026-05-10T13:25:00Z" w16du:dateUtc="2026-05-10T04:25:00Z">
-        <w:r>
-          <w:rPr>
-            <w:rFonts w:ascii="맑은 고딕" w:eastAsia="맑은 고딕" w:hAnsi="맑은 고딕" w:hint="eastAsia"/>
-            <w:b/>
-            <w:color w:val="000000"/>
-            <w:sz w:val="26"/>
-            <w:rPrChange w:id="51" w:author="JaeEun Lee" w:date="2026-05-10T13:25:00Z" w16du:dateUtc="2026-05-10T04:25:00Z">
-              <w:rPr>
-                <w:rFonts w:hint="eastAsia"/>
-              </w:rPr>
-            </w:rPrChange>
-          </w:rPr>
-          <w:t>제</w:t>
-        </w:r>
-        <w:r>
-          <w:rPr>
-            <w:rFonts w:ascii="맑은 고딕" w:eastAsia="맑은 고딕" w:hAnsi="맑은 고딕"/>
-            <w:b/>
-            <w:color w:val="000000"/>
-            <w:sz w:val="26"/>
-            <w:rPrChange w:id="52" w:author="JaeEun Lee" w:date="2026-05-10T13:25:00Z" w16du:dateUtc="2026-05-10T04:25:00Z">
-              <w:rPr/>
-            </w:rPrChange>
-          </w:rPr>
-          <w:t>19조 (지연이자 및 선급금)</w:t>
-        </w:r>
-      </w:ins>
-    </w:p>
-    <w:p>
-      <w:pPr>
-        <w:rPr>
-          <w:ins w:id="53" w:author="JaeEun Lee" w:date="2026-05-10T13:25:00Z" w16du:dateUtc="2026-05-10T04:25:00Z"/>
-          <w:rFonts w:ascii="맑은 고딕" w:eastAsia="맑은 고딕" w:hAnsi="맑은 고딕"/>
-        </w:rPr>
-      </w:pPr>
-      <w:ins w:id="54" w:author="JaeEun Lee" w:date="2026-05-10T13:25:00Z" w16du:dateUtc="2026-05-10T04:25:00Z">
-        <w:r>
-          <w:rPr>
-            <w:rFonts w:ascii="맑은 고딕" w:eastAsia="맑은 고딕" w:hAnsi="맑은 고딕" w:hint="eastAsia"/>
-            <w:rPrChange w:id="55" w:author="JaeEun Lee" w:date="2026-05-10T13:25:00Z" w16du:dateUtc="2026-05-10T04:25:00Z">
-              <w:rPr>
-                <w:rFonts w:hint="eastAsia"/>
-              </w:rPr>
-            </w:rPrChange>
-          </w:rPr>
-          <w:t>①</w:t>
-        </w:r>
-        <w:r>
-          <w:rPr>
-            <w:rFonts w:ascii="맑은 고딕" w:eastAsia="맑은 고딕" w:hAnsi="맑은 고딕"/>
-            <w:rPrChange w:id="56" w:author="JaeEun Lee" w:date="2026-05-10T13:25:00Z" w16du:dateUtc="2026-05-10T04:25:00Z">
-              <w:rPr/>
-            </w:rPrChange>
-          </w:rPr>
-          <w:t xml:space="preserve"> 원사업자가 표지에서 정한 지급기일에 대금을 지급하지 않은 경우, 원사업자는 그 지연기간에 대해 다음 각 호의 지연이자를 더하여 지급한다.</w:t>
-        </w:r>
-      </w:ins>
-    </w:p>
-    <w:p>
-      <w:pPr>
-        <w:rPr>
-          <w:ins w:id="57" w:author="JaeEun Lee" w:date="2026-05-10T13:25:00Z" w16du:dateUtc="2026-05-10T04:25:00Z"/>
-          <w:rFonts w:ascii="맑은 고딕" w:eastAsia="맑은 고딕" w:hAnsi="맑은 고딕"/>
-        </w:rPr>
-      </w:pPr>
-      <w:ins w:id="58" w:author="JaeEun Lee" w:date="2026-05-10T13:25:00Z" w16du:dateUtc="2026-05-10T04:25:00Z">
-        <w:r>
-          <w:rPr>
-            <w:rFonts w:ascii="맑은 고딕" w:eastAsia="맑은 고딕" w:hAnsi="맑은 고딕"/>
-            <w:rPrChange w:id="59" w:author="JaeEun Lee" w:date="2026-05-10T13:25:00Z" w16du:dateUtc="2026-05-10T04:25:00Z">
-              <w:rPr/>
-            </w:rPrChange>
-          </w:rPr>
-          <w:lastRenderedPageBreak/>
-          <w:t xml:space="preserve">  1. </w:t>
-        </w:r>
-      </w:ins>
-      <w:ins w:id="60" w:author="JaeEun Lee" w:date="2026-05-10T13:28:00Z" w16du:dateUtc="2026-05-10T04:28:00Z">
-        <w:r>
-          <w:rPr>
-            <w:rFonts w:ascii="맑은 고딕" w:eastAsia="맑은 고딕" w:hAnsi="맑은 고딕" w:hint="eastAsia"/>
-          </w:rPr>
-          <w:t>지급기일</w:t>
-        </w:r>
-      </w:ins>
-      <w:ins w:id="61" w:author="JaeEun Lee" w:date="2026-05-10T13:25:00Z" w16du:dateUtc="2026-05-10T04:25:00Z">
-        <w:r>
-          <w:rPr>
-            <w:rFonts w:ascii="맑은 고딕" w:eastAsia="맑은 고딕" w:hAnsi="맑은 고딕"/>
-            <w:rPrChange w:id="62" w:author="JaeEun Lee" w:date="2026-05-10T13:25:00Z" w16du:dateUtc="2026-05-10T04:25:00Z">
-              <w:rPr/>
-            </w:rPrChange>
-          </w:rPr>
-          <w:t xml:space="preserve">부터 </w:t>
-        </w:r>
-      </w:ins>
-      <w:ins w:id="63" w:author="JaeEun Lee" w:date="2026-05-10T13:28:00Z" w16du:dateUtc="2026-05-10T04:28:00Z">
-        <w:r>
-          <w:rPr>
-            <w:rFonts w:ascii="맑은 고딕" w:eastAsia="맑은 고딕" w:hAnsi="맑은 고딕" w:hint="eastAsia"/>
-          </w:rPr>
-          <w:t>3</w:t>
-        </w:r>
-      </w:ins>
-      <w:ins w:id="64" w:author="JaeEun Lee" w:date="2026-05-10T13:25:00Z" w16du:dateUtc="2026-05-10T04:25:00Z">
-        <w:r>
-          <w:rPr>
-            <w:rFonts w:ascii="맑은 고딕" w:eastAsia="맑은 고딕" w:hAnsi="맑은 고딕"/>
-            <w:rPrChange w:id="65" w:author="JaeEun Lee" w:date="2026-05-10T13:25:00Z" w16du:dateUtc="2026-05-10T04:25:00Z">
-              <w:rPr/>
-            </w:rPrChange>
-          </w:rPr>
-          <w:t xml:space="preserve">0일 이내에 지급하는 </w:t>
-        </w:r>
-        <w:proofErr w:type="gramStart"/>
-        <w:r>
-          <w:rPr>
-            <w:rFonts w:ascii="맑은 고딕" w:eastAsia="맑은 고딕" w:hAnsi="맑은 고딕"/>
-            <w:rPrChange w:id="66" w:author="JaeEun Lee" w:date="2026-05-10T13:25:00Z" w16du:dateUtc="2026-05-10T04:25:00Z">
-              <w:rPr/>
-            </w:rPrChange>
-          </w:rPr>
-          <w:t>경우 :</w:t>
-        </w:r>
-        <w:proofErr w:type="gramEnd"/>
-        <w:r>
-          <w:rPr>
-            <w:rFonts w:ascii="맑은 고딕" w:eastAsia="맑은 고딕" w:hAnsi="맑은 고딕"/>
-            <w:rPrChange w:id="67" w:author="JaeEun Lee" w:date="2026-05-10T13:25:00Z" w16du:dateUtc="2026-05-10T04:25:00Z">
-              <w:rPr/>
-            </w:rPrChange>
-          </w:rPr>
-          <w:t xml:space="preserve"> 연 6%의 지연이자</w:t>
-        </w:r>
-      </w:ins>
-    </w:p>
-    <w:p>
-      <w:pPr>
-        <w:rPr>
-          <w:ins w:id="68" w:author="JaeEun Lee" w:date="2026-05-10T13:25:00Z" w16du:dateUtc="2026-05-10T04:25:00Z"/>
-          <w:rFonts w:ascii="맑은 고딕" w:eastAsia="맑은 고딕" w:hAnsi="맑은 고딕"/>
-        </w:rPr>
-      </w:pPr>
-      <w:ins w:id="69" w:author="JaeEun Lee" w:date="2026-05-10T13:25:00Z" w16du:dateUtc="2026-05-10T04:25:00Z">
-        <w:r>
-          <w:rPr>
-            <w:rFonts w:ascii="맑은 고딕" w:eastAsia="맑은 고딕" w:hAnsi="맑은 고딕"/>
-            <w:rPrChange w:id="70" w:author="JaeEun Lee" w:date="2026-05-10T13:25:00Z" w16du:dateUtc="2026-05-10T04:25:00Z">
-              <w:rPr/>
-            </w:rPrChange>
-          </w:rPr>
-          <w:t xml:space="preserve">  2. </w:t>
-        </w:r>
-      </w:ins>
-      <w:ins w:id="71" w:author="JaeEun Lee" w:date="2026-05-10T13:28:00Z" w16du:dateUtc="2026-05-10T04:28:00Z">
-        <w:r>
-          <w:rPr>
-            <w:rFonts w:ascii="맑은 고딕" w:eastAsia="맑은 고딕" w:hAnsi="맑은 고딕" w:hint="eastAsia"/>
-          </w:rPr>
-          <w:t>지급기일</w:t>
-        </w:r>
-      </w:ins>
-      <w:ins w:id="72" w:author="JaeEun Lee" w:date="2026-05-10T13:25:00Z" w16du:dateUtc="2026-05-10T04:25:00Z">
-        <w:r>
-          <w:rPr>
-            <w:rFonts w:ascii="맑은 고딕" w:eastAsia="맑은 고딕" w:hAnsi="맑은 고딕"/>
-            <w:rPrChange w:id="73" w:author="JaeEun Lee" w:date="2026-05-10T13:25:00Z" w16du:dateUtc="2026-05-10T04:25:00Z">
-              <w:rPr/>
-            </w:rPrChange>
-          </w:rPr>
-          <w:t xml:space="preserve">부터 </w:t>
-        </w:r>
-      </w:ins>
-      <w:ins w:id="74" w:author="JaeEun Lee" w:date="2026-05-10T13:28:00Z" w16du:dateUtc="2026-05-10T04:28:00Z">
-        <w:r>
-          <w:rPr>
-            <w:rFonts w:ascii="맑은 고딕" w:eastAsia="맑은 고딕" w:hAnsi="맑은 고딕" w:hint="eastAsia"/>
-          </w:rPr>
-          <w:t>3</w:t>
-        </w:r>
-      </w:ins>
-      <w:ins w:id="75" w:author="JaeEun Lee" w:date="2026-05-10T13:25:00Z" w16du:dateUtc="2026-05-10T04:25:00Z">
-        <w:r>
-          <w:rPr>
-            <w:rFonts w:ascii="맑은 고딕" w:eastAsia="맑은 고딕" w:hAnsi="맑은 고딕"/>
-            <w:rPrChange w:id="76" w:author="JaeEun Lee" w:date="2026-05-10T13:25:00Z" w16du:dateUtc="2026-05-10T04:25:00Z">
-              <w:rPr/>
-            </w:rPrChange>
-          </w:rPr>
-          <w:t xml:space="preserve">0일이 지난 후에 지급하는 </w:t>
-        </w:r>
-        <w:proofErr w:type="gramStart"/>
-        <w:r>
-          <w:rPr>
-            <w:rFonts w:ascii="맑은 고딕" w:eastAsia="맑은 고딕" w:hAnsi="맑은 고딕"/>
-            <w:rPrChange w:id="77" w:author="JaeEun Lee" w:date="2026-05-10T13:25:00Z" w16du:dateUtc="2026-05-10T04:25:00Z">
-              <w:rPr/>
-            </w:rPrChange>
-          </w:rPr>
-          <w:t>경우 :</w:t>
-        </w:r>
-        <w:proofErr w:type="gramEnd"/>
-        <w:r>
-          <w:rPr>
-            <w:rFonts w:ascii="맑은 고딕" w:eastAsia="맑은 고딕" w:hAnsi="맑은 고딕"/>
-            <w:rPrChange w:id="78" w:author="JaeEun Lee" w:date="2026-05-10T13:25:00Z" w16du:dateUtc="2026-05-10T04:25:00Z">
-              <w:rPr/>
-            </w:rPrChange>
-          </w:rPr>
-          <w:t xml:space="preserve"> 위 지연이자에 더하여, 「하도급거래 공정화에 관한 </w:t>
-        </w:r>
-        <w:proofErr w:type="spellStart"/>
-        <w:r>
-          <w:rPr>
-            <w:rFonts w:ascii="맑은 고딕" w:eastAsia="맑은 고딕" w:hAnsi="맑은 고딕"/>
-            <w:rPrChange w:id="79" w:author="JaeEun Lee" w:date="2026-05-10T13:25:00Z" w16du:dateUtc="2026-05-10T04:25:00Z">
-              <w:rPr/>
-            </w:rPrChange>
-          </w:rPr>
-          <w:t>법률」에</w:t>
-        </w:r>
-        <w:proofErr w:type="spellEnd"/>
-        <w:r>
-          <w:rPr>
-            <w:rFonts w:ascii="맑은 고딕" w:eastAsia="맑은 고딕" w:hAnsi="맑은 고딕"/>
-            <w:rPrChange w:id="80" w:author="JaeEun Lee" w:date="2026-05-10T13:25:00Z" w16du:dateUtc="2026-05-10T04:25:00Z">
-              <w:rPr/>
-            </w:rPrChange>
-          </w:rPr>
-          <w:t xml:space="preserve"> 따라 공정거래위원회가 고시한 지연이자율을 적용한 지연배상금</w:t>
-        </w:r>
-      </w:ins>
-    </w:p>
-    <w:p>
-      <w:pPr>
-        <w:rPr>
-          <w:ins w:id="81" w:author="JaeEun Lee" w:date="2026-05-10T13:28:00Z" w16du:dateUtc="2026-05-10T04:28:00Z"/>
-          <w:rFonts w:ascii="맑은 고딕" w:eastAsia="맑은 고딕" w:hAnsi="맑은 고딕"/>
-        </w:rPr>
-      </w:pPr>
-      <w:ins w:id="82" w:author="JaeEun Lee" w:date="2026-05-10T13:25:00Z" w16du:dateUtc="2026-05-10T04:25:00Z">
-        <w:r>
-          <w:rPr>
-            <w:rFonts w:ascii="맑은 고딕" w:eastAsia="맑은 고딕" w:hAnsi="맑은 고딕" w:hint="eastAsia"/>
-            <w:rPrChange w:id="83" w:author="JaeEun Lee" w:date="2026-05-10T13:25:00Z" w16du:dateUtc="2026-05-10T04:25:00Z">
-              <w:rPr>
-                <w:rFonts w:hint="eastAsia"/>
-              </w:rPr>
-            </w:rPrChange>
-          </w:rPr>
-          <w:t>②</w:t>
-        </w:r>
-        <w:r>
-          <w:rPr>
-            <w:rFonts w:ascii="맑은 고딕" w:eastAsia="맑은 고딕" w:hAnsi="맑은 고딕"/>
-            <w:rPrChange w:id="84" w:author="JaeEun Lee" w:date="2026-05-10T13:25:00Z" w16du:dateUtc="2026-05-10T04:25:00Z">
-              <w:rPr/>
-            </w:rPrChange>
-          </w:rPr>
-          <w:t xml:space="preserve"> 선급금의 지급 및 어음·어음대체결제수단을 이용한 지급에 관하여는 「하도급거래 공정화에 관한 법률」 및 같은 법 시행령 등 관계 법령에서 정한 바에 따른다.</w:t>
-        </w:r>
-      </w:ins>
+        <w:t xml:space="preserve"> 선급금의 지급 및 어음·어음대체결제수단을 이용한 지급에 관하여는 「하도급거래 공정화에 관한 법률」 및 같은 법 시행령 등 관계 법령에서 정한 바에 따른다.</w:t>
+      </w:r>
     </w:p>
     <w:p>
       <w:pPr>
@@ -6313,31 +6309,15 @@
         <w:autoSpaceDE/>
         <w:autoSpaceDN/>
         <w:rPr>
-          <w:ins w:id="85" w:author="JaeEun Lee" w:date="2026-05-10T13:28:00Z" w16du:dateUtc="2026-05-10T04:28:00Z"/>
-          <w:rFonts w:ascii="맑은 고딕" w:eastAsia="맑은 고딕" w:hAnsi="맑은 고딕"/>
-        </w:rPr>
-      </w:pPr>
-      <w:ins w:id="86" w:author="JaeEun Lee" w:date="2026-05-10T13:28:00Z" w16du:dateUtc="2026-05-10T04:28:00Z">
-        <w:r>
-          <w:rPr>
-            <w:rFonts w:ascii="맑은 고딕" w:eastAsia="맑은 고딕" w:hAnsi="맑은 고딕"/>
-          </w:rPr>
-          <w:br w:type="page"/>
-        </w:r>
-      </w:ins>
-    </w:p>
-    <w:p>
-      <w:pPr>
-        <w:rPr>
-          <w:del w:id="87" w:author="JaeEun Lee" w:date="2026-05-10T13:28:00Z" w16du:dateUtc="2026-05-10T04:28:00Z"/>
-          <w:rFonts w:ascii="맑은 고딕" w:eastAsia="맑은 고딕" w:hAnsi="맑은 고딕"/>
-          <w:rPrChange w:id="88" w:author="JaeEun Lee" w:date="2026-05-10T13:25:00Z" w16du:dateUtc="2026-05-10T04:25:00Z">
-            <w:rPr>
-              <w:del w:id="89" w:author="JaeEun Lee" w:date="2026-05-10T13:28:00Z" w16du:dateUtc="2026-05-10T04:28:00Z"/>
-            </w:rPr>
-          </w:rPrChange>
-        </w:rPr>
-      </w:pPr>
+          <w:rFonts w:ascii="맑은 고딕" w:eastAsia="맑은 고딕" w:hAnsi="맑은 고딕"/>
+        </w:rPr>
+      </w:pPr>
+      <w:r>
+        <w:rPr>
+          <w:rFonts w:ascii="맑은 고딕" w:eastAsia="맑은 고딕" w:hAnsi="맑은 고딕"/>
+        </w:rPr>
+        <w:br w:type="page"/>
+      </w:r>
     </w:p>
     <w:p>
       <w:pPr>
@@ -6353,6 +6333,7 @@
           <w:rFonts w:ascii="맑은 고딕" w:eastAsia="맑은 고딕" w:hAnsi="맑은 고딕" w:hint="eastAsia"/>
           <w:b/>
         </w:rPr>
+        <w:lastRenderedPageBreak/>
         <w:t>제</w:t>
       </w:r>
       <w:r>
@@ -6379,42 +6360,22 @@
           <w:sz w:val="26"/>
         </w:rPr>
       </w:pPr>
-      <w:ins w:id="90" w:author="JaeEun Lee" w:date="2026-05-10T13:27:00Z" w16du:dateUtc="2026-05-10T04:27:00Z">
-        <w:r>
-          <w:rPr>
-            <w:rFonts w:ascii="맑은 고딕" w:eastAsia="맑은 고딕" w:hAnsi="맑은 고딕" w:hint="eastAsia"/>
-            <w:b/>
-            <w:sz w:val="26"/>
-          </w:rPr>
-          <w:t>제</w:t>
-        </w:r>
-        <w:r>
-          <w:rPr>
-            <w:rFonts w:ascii="맑은 고딕" w:eastAsia="맑은 고딕" w:hAnsi="맑은 고딕"/>
-            <w:b/>
-            <w:sz w:val="26"/>
-          </w:rPr>
-          <w:t>20조</w:t>
-        </w:r>
-      </w:ins>
-      <w:del w:id="91" w:author="JaeEun Lee" w:date="2026-05-10T13:27:00Z" w16du:dateUtc="2026-05-10T04:27:00Z">
-        <w:r>
-          <w:rPr>
-            <w:rFonts w:ascii="맑은 고딕" w:eastAsia="맑은 고딕" w:hAnsi="맑은 고딕" w:hint="eastAsia"/>
-            <w:b/>
-            <w:sz w:val="26"/>
-          </w:rPr>
-          <w:delText>제</w:delText>
-        </w:r>
-        <w:r>
-          <w:rPr>
-            <w:rFonts w:ascii="맑은 고딕" w:eastAsia="맑은 고딕" w:hAnsi="맑은 고딕"/>
-            <w:b/>
-            <w:sz w:val="26"/>
-          </w:rPr>
-          <w:delText>19조</w:delText>
-        </w:r>
-      </w:del>
+      <w:r>
+        <w:rPr>
+          <w:rFonts w:ascii="맑은 고딕" w:eastAsia="맑은 고딕" w:hAnsi="맑은 고딕" w:hint="eastAsia"/>
+          <w:b/>
+          <w:sz w:val="26"/>
+        </w:rPr>
+        <w:t>제</w:t>
+      </w:r>
+      <w:r>
+        <w:rPr>
+          <w:rFonts w:ascii="맑은 고딕" w:eastAsia="맑은 고딕" w:hAnsi="맑은 고딕"/>
+          <w:b/>
+          <w:sz w:val="26"/>
+        </w:rPr>
+        <w:t>21조</w:t>
+      </w:r>
       <w:r>
         <w:rPr>
           <w:rFonts w:ascii="맑은 고딕" w:eastAsia="맑은 고딕" w:hAnsi="맑은 고딕"/>
@@ -6534,42 +6495,22 @@
           <w:sz w:val="26"/>
         </w:rPr>
       </w:pPr>
-      <w:ins w:id="92" w:author="JaeEun Lee" w:date="2026-05-10T13:30:00Z" w16du:dateUtc="2026-05-10T04:30:00Z">
-        <w:r>
-          <w:rPr>
-            <w:rFonts w:ascii="맑은 고딕" w:eastAsia="맑은 고딕" w:hAnsi="맑은 고딕" w:hint="eastAsia"/>
-            <w:b/>
-            <w:sz w:val="26"/>
-          </w:rPr>
-          <w:t>제</w:t>
-        </w:r>
-        <w:r>
-          <w:rPr>
-            <w:rFonts w:ascii="맑은 고딕" w:eastAsia="맑은 고딕" w:hAnsi="맑은 고딕"/>
-            <w:b/>
-            <w:sz w:val="26"/>
-          </w:rPr>
-          <w:t>21조</w:t>
-        </w:r>
-      </w:ins>
-      <w:del w:id="93" w:author="JaeEun Lee" w:date="2026-05-10T13:30:00Z" w16du:dateUtc="2026-05-10T04:30:00Z">
-        <w:r>
-          <w:rPr>
-            <w:rFonts w:ascii="맑은 고딕" w:eastAsia="맑은 고딕" w:hAnsi="맑은 고딕" w:hint="eastAsia"/>
-            <w:b/>
-            <w:sz w:val="26"/>
-          </w:rPr>
-          <w:delText>제</w:delText>
-        </w:r>
-        <w:r>
-          <w:rPr>
-            <w:rFonts w:ascii="맑은 고딕" w:eastAsia="맑은 고딕" w:hAnsi="맑은 고딕"/>
-            <w:b/>
-            <w:sz w:val="26"/>
-          </w:rPr>
-          <w:delText>20조</w:delText>
-        </w:r>
-      </w:del>
+      <w:r>
+        <w:rPr>
+          <w:rFonts w:ascii="맑은 고딕" w:eastAsia="맑은 고딕" w:hAnsi="맑은 고딕" w:hint="eastAsia"/>
+          <w:b/>
+          <w:sz w:val="26"/>
+        </w:rPr>
+        <w:t>제</w:t>
+      </w:r>
+      <w:r>
+        <w:rPr>
+          <w:rFonts w:ascii="맑은 고딕" w:eastAsia="맑은 고딕" w:hAnsi="맑은 고딕"/>
+          <w:b/>
+          <w:sz w:val="26"/>
+        </w:rPr>
+        <w:t>22조</w:t>
+      </w:r>
       <w:r>
         <w:rPr>
           <w:rFonts w:ascii="맑은 고딕" w:eastAsia="맑은 고딕" w:hAnsi="맑은 고딕"/>
@@ -6597,28 +6538,18 @@
         </w:rPr>
         <w:t xml:space="preserve"> 표지에서 정한 바 또는 </w:t>
       </w:r>
-      <w:ins w:id="94" w:author="JaeEun Lee" w:date="2026-05-10T13:29:00Z" w16du:dateUtc="2026-05-10T04:29:00Z">
-        <w:r>
-          <w:rPr>
-            <w:rFonts w:ascii="맑은 고딕" w:eastAsia="맑은 고딕" w:hAnsi="맑은 고딕" w:hint="eastAsia"/>
-          </w:rPr>
-          <w:t>제</w:t>
-        </w:r>
-        <w:r>
-          <w:rPr>
-            <w:rFonts w:ascii="맑은 고딕" w:eastAsia="맑은 고딕" w:hAnsi="맑은 고딕"/>
-          </w:rPr>
-          <w:t>22조에</w:t>
-        </w:r>
-      </w:ins>
-      <w:del w:id="95" w:author="JaeEun Lee" w:date="2026-05-10T13:29:00Z" w16du:dateUtc="2026-05-10T04:29:00Z">
-        <w:r>
-          <w:rPr>
-            <w:rFonts w:ascii="맑은 고딕" w:eastAsia="맑은 고딕" w:hAnsi="맑은 고딕"/>
-          </w:rPr>
-          <w:delText>제21조에</w:delText>
-        </w:r>
-      </w:del>
+      <w:r>
+        <w:rPr>
+          <w:rFonts w:ascii="맑은 고딕" w:eastAsia="맑은 고딕" w:hAnsi="맑은 고딕" w:hint="eastAsia"/>
+        </w:rPr>
+        <w:t>제</w:t>
+      </w:r>
+      <w:r>
+        <w:rPr>
+          <w:rFonts w:ascii="맑은 고딕" w:eastAsia="맑은 고딕" w:hAnsi="맑은 고딕"/>
+        </w:rPr>
+        <w:t>23조에</w:t>
+      </w:r>
       <w:r>
         <w:rPr>
           <w:rFonts w:ascii="맑은 고딕" w:eastAsia="맑은 고딕" w:hAnsi="맑은 고딕"/>
@@ -6684,43 +6615,23 @@
           <w:sz w:val="26"/>
         </w:rPr>
       </w:pPr>
-      <w:ins w:id="96" w:author="JaeEun Lee" w:date="2026-05-10T13:29:00Z" w16du:dateUtc="2026-05-10T04:29:00Z">
-        <w:r>
-          <w:rPr>
-            <w:rFonts w:ascii="맑은 고딕" w:eastAsia="맑은 고딕" w:hAnsi="맑은 고딕" w:hint="eastAsia"/>
-            <w:b/>
-            <w:sz w:val="26"/>
-          </w:rPr>
-          <w:lastRenderedPageBreak/>
-          <w:t>제</w:t>
-        </w:r>
-        <w:r>
-          <w:rPr>
-            <w:rFonts w:ascii="맑은 고딕" w:eastAsia="맑은 고딕" w:hAnsi="맑은 고딕"/>
-            <w:b/>
-            <w:sz w:val="26"/>
-          </w:rPr>
-          <w:t>22조</w:t>
-        </w:r>
-      </w:ins>
-      <w:del w:id="97" w:author="JaeEun Lee" w:date="2026-05-10T13:29:00Z" w16du:dateUtc="2026-05-10T04:29:00Z">
-        <w:r>
-          <w:rPr>
-            <w:rFonts w:ascii="맑은 고딕" w:eastAsia="맑은 고딕" w:hAnsi="맑은 고딕" w:hint="eastAsia"/>
-            <w:b/>
-            <w:sz w:val="26"/>
-          </w:rPr>
-          <w:delText>제</w:delText>
-        </w:r>
-        <w:r>
-          <w:rPr>
-            <w:rFonts w:ascii="맑은 고딕" w:eastAsia="맑은 고딕" w:hAnsi="맑은 고딕"/>
-            <w:b/>
-            <w:sz w:val="26"/>
-          </w:rPr>
-          <w:delText>21조</w:delText>
-        </w:r>
-      </w:del>
+      <w:r>
+        <w:rPr>
+          <w:rFonts w:ascii="맑은 고딕" w:eastAsia="맑은 고딕" w:hAnsi="맑은 고딕" w:hint="eastAsia"/>
+          <w:b/>
+          <w:sz w:val="26"/>
+        </w:rPr>
+        <w:lastRenderedPageBreak/>
+        <w:t>제</w:t>
+      </w:r>
+      <w:r>
+        <w:rPr>
+          <w:rFonts w:ascii="맑은 고딕" w:eastAsia="맑은 고딕" w:hAnsi="맑은 고딕"/>
+          <w:b/>
+          <w:sz w:val="26"/>
+        </w:rPr>
+        <w:t>23조</w:t>
+      </w:r>
       <w:r>
         <w:rPr>
           <w:rFonts w:ascii="맑은 고딕" w:eastAsia="맑은 고딕" w:hAnsi="맑은 고딕"/>
@@ -7087,28 +6998,18 @@
         </w:rPr>
         <w:t xml:space="preserve"> 제①항에 따라 지식재산권을 양도하는 경우, 양도 절차 및 효력 발생 시점에 관하여는 </w:t>
       </w:r>
-      <w:ins w:id="98" w:author="JaeEun Lee" w:date="2026-05-10T13:29:00Z" w16du:dateUtc="2026-05-10T04:29:00Z">
-        <w:r>
-          <w:rPr>
-            <w:rFonts w:ascii="맑은 고딕" w:eastAsia="맑은 고딕" w:hAnsi="맑은 고딕" w:hint="eastAsia"/>
-          </w:rPr>
-          <w:t>제</w:t>
-        </w:r>
-        <w:r>
-          <w:rPr>
-            <w:rFonts w:ascii="맑은 고딕" w:eastAsia="맑은 고딕" w:hAnsi="맑은 고딕"/>
-          </w:rPr>
-          <w:t>21조를</w:t>
-        </w:r>
-      </w:ins>
-      <w:del w:id="99" w:author="JaeEun Lee" w:date="2026-05-10T13:29:00Z" w16du:dateUtc="2026-05-10T04:29:00Z">
-        <w:r>
-          <w:rPr>
-            <w:rFonts w:ascii="맑은 고딕" w:eastAsia="맑은 고딕" w:hAnsi="맑은 고딕"/>
-          </w:rPr>
-          <w:delText>제20조를</w:delText>
-        </w:r>
-      </w:del>
+      <w:r>
+        <w:rPr>
+          <w:rFonts w:ascii="맑은 고딕" w:eastAsia="맑은 고딕" w:hAnsi="맑은 고딕" w:hint="eastAsia"/>
+        </w:rPr>
+        <w:t>제</w:t>
+      </w:r>
+      <w:r>
+        <w:rPr>
+          <w:rFonts w:ascii="맑은 고딕" w:eastAsia="맑은 고딕" w:hAnsi="맑은 고딕"/>
+        </w:rPr>
+        <w:t>22조를</w:t>
+      </w:r>
       <w:r>
         <w:rPr>
           <w:rFonts w:ascii="맑은 고딕" w:eastAsia="맑은 고딕" w:hAnsi="맑은 고딕"/>
@@ -7186,42 +7087,22 @@
           <w:sz w:val="26"/>
         </w:rPr>
       </w:pPr>
-      <w:ins w:id="100" w:author="JaeEun Lee" w:date="2026-05-10T13:27:00Z" w16du:dateUtc="2026-05-10T04:27:00Z">
-        <w:r>
-          <w:rPr>
-            <w:rFonts w:ascii="맑은 고딕" w:eastAsia="맑은 고딕" w:hAnsi="맑은 고딕" w:hint="eastAsia"/>
-            <w:b/>
-            <w:sz w:val="26"/>
-          </w:rPr>
-          <w:t>제</w:t>
-        </w:r>
-        <w:r>
-          <w:rPr>
-            <w:rFonts w:ascii="맑은 고딕" w:eastAsia="맑은 고딕" w:hAnsi="맑은 고딕"/>
-            <w:b/>
-            <w:sz w:val="26"/>
-          </w:rPr>
-          <w:t>23조</w:t>
-        </w:r>
-      </w:ins>
-      <w:del w:id="101" w:author="JaeEun Lee" w:date="2026-05-10T13:27:00Z" w16du:dateUtc="2026-05-10T04:27:00Z">
-        <w:r>
-          <w:rPr>
-            <w:rFonts w:ascii="맑은 고딕" w:eastAsia="맑은 고딕" w:hAnsi="맑은 고딕" w:hint="eastAsia"/>
-            <w:b/>
-            <w:sz w:val="26"/>
-          </w:rPr>
-          <w:delText>제</w:delText>
-        </w:r>
-        <w:r>
-          <w:rPr>
-            <w:rFonts w:ascii="맑은 고딕" w:eastAsia="맑은 고딕" w:hAnsi="맑은 고딕"/>
-            <w:b/>
-            <w:sz w:val="26"/>
-          </w:rPr>
-          <w:delText>22조</w:delText>
-        </w:r>
-      </w:del>
+      <w:r>
+        <w:rPr>
+          <w:rFonts w:ascii="맑은 고딕" w:eastAsia="맑은 고딕" w:hAnsi="맑은 고딕" w:hint="eastAsia"/>
+          <w:b/>
+          <w:sz w:val="26"/>
+        </w:rPr>
+        <w:t>제</w:t>
+      </w:r>
+      <w:r>
+        <w:rPr>
+          <w:rFonts w:ascii="맑은 고딕" w:eastAsia="맑은 고딕" w:hAnsi="맑은 고딕"/>
+          <w:b/>
+          <w:sz w:val="26"/>
+        </w:rPr>
+        <w:t>24조</w:t>
+      </w:r>
       <w:r>
         <w:rPr>
           <w:rFonts w:ascii="맑은 고딕" w:eastAsia="맑은 고딕" w:hAnsi="맑은 고딕"/>
@@ -7285,7 +7166,25 @@
         <w:rPr>
           <w:rFonts w:ascii="맑은 고딕" w:eastAsia="맑은 고딕" w:hAnsi="맑은 고딕"/>
         </w:rPr>
-        <w:t xml:space="preserve"> 원사업자가 부당한 위탁취소(제14조 제1항), 산출물 반환·재작업 부당요구(제14조 제2항), 부당한 대금 결정(제18조) 또는 「하도급거래 공정화에 관한 </w:t>
+        <w:t xml:space="preserve"> 원사업자가 부당한 위탁취소(제14조 제1항), 산출물 반환·재작업 부당요구(제14조 제2항), 부당한 대금 결정(</w:t>
+      </w:r>
+      <w:r>
+        <w:rPr>
+          <w:rFonts w:ascii="맑은 고딕" w:eastAsia="맑은 고딕" w:hAnsi="맑은 고딕" w:hint="eastAsia"/>
+        </w:rPr>
+        <w:t>제</w:t>
+      </w:r>
+      <w:r>
+        <w:rPr>
+          <w:rFonts w:ascii="맑은 고딕" w:eastAsia="맑은 고딕" w:hAnsi="맑은 고딕"/>
+        </w:rPr>
+        <w:t>19조</w:t>
+      </w:r>
+      <w:r>
+        <w:rPr>
+          <w:rFonts w:ascii="맑은 고딕" w:eastAsia="맑은 고딕" w:hAnsi="맑은 고딕"/>
+        </w:rPr>
+        <w:t xml:space="preserve">) 또는 「하도급거래 공정화에 관한 </w:t>
       </w:r>
       <w:proofErr w:type="spellStart"/>
       <w:r>
@@ -7318,42 +7217,22 @@
           <w:sz w:val="26"/>
         </w:rPr>
       </w:pPr>
-      <w:ins w:id="102" w:author="JaeEun Lee" w:date="2026-05-10T13:27:00Z" w16du:dateUtc="2026-05-10T04:27:00Z">
-        <w:r>
-          <w:rPr>
-            <w:rFonts w:ascii="맑은 고딕" w:eastAsia="맑은 고딕" w:hAnsi="맑은 고딕" w:hint="eastAsia"/>
-            <w:b/>
-            <w:sz w:val="26"/>
-          </w:rPr>
-          <w:t>제</w:t>
-        </w:r>
-        <w:r>
-          <w:rPr>
-            <w:rFonts w:ascii="맑은 고딕" w:eastAsia="맑은 고딕" w:hAnsi="맑은 고딕"/>
-            <w:b/>
-            <w:sz w:val="26"/>
-          </w:rPr>
-          <w:t>24조</w:t>
-        </w:r>
-      </w:ins>
-      <w:del w:id="103" w:author="JaeEun Lee" w:date="2026-05-10T13:27:00Z" w16du:dateUtc="2026-05-10T04:27:00Z">
-        <w:r>
-          <w:rPr>
-            <w:rFonts w:ascii="맑은 고딕" w:eastAsia="맑은 고딕" w:hAnsi="맑은 고딕" w:hint="eastAsia"/>
-            <w:b/>
-            <w:sz w:val="26"/>
-          </w:rPr>
-          <w:delText>제</w:delText>
-        </w:r>
-        <w:r>
-          <w:rPr>
-            <w:rFonts w:ascii="맑은 고딕" w:eastAsia="맑은 고딕" w:hAnsi="맑은 고딕"/>
-            <w:b/>
-            <w:sz w:val="26"/>
-          </w:rPr>
-          <w:delText>23조</w:delText>
-        </w:r>
-      </w:del>
+      <w:r>
+        <w:rPr>
+          <w:rFonts w:ascii="맑은 고딕" w:eastAsia="맑은 고딕" w:hAnsi="맑은 고딕" w:hint="eastAsia"/>
+          <w:b/>
+          <w:sz w:val="26"/>
+        </w:rPr>
+        <w:t>제</w:t>
+      </w:r>
+      <w:r>
+        <w:rPr>
+          <w:rFonts w:ascii="맑은 고딕" w:eastAsia="맑은 고딕" w:hAnsi="맑은 고딕"/>
+          <w:b/>
+          <w:sz w:val="26"/>
+        </w:rPr>
+        <w:t>25조</w:t>
+      </w:r>
       <w:r>
         <w:rPr>
           <w:rFonts w:ascii="맑은 고딕" w:eastAsia="맑은 고딕" w:hAnsi="맑은 고딕"/>
@@ -7464,42 +7343,22 @@
           <w:sz w:val="26"/>
         </w:rPr>
       </w:pPr>
-      <w:ins w:id="104" w:author="JaeEun Lee" w:date="2026-05-10T13:27:00Z" w16du:dateUtc="2026-05-10T04:27:00Z">
-        <w:r>
-          <w:rPr>
-            <w:rFonts w:ascii="맑은 고딕" w:eastAsia="맑은 고딕" w:hAnsi="맑은 고딕" w:hint="eastAsia"/>
-            <w:b/>
-            <w:sz w:val="26"/>
-          </w:rPr>
-          <w:t>제</w:t>
-        </w:r>
-        <w:r>
-          <w:rPr>
-            <w:rFonts w:ascii="맑은 고딕" w:eastAsia="맑은 고딕" w:hAnsi="맑은 고딕"/>
-            <w:b/>
-            <w:sz w:val="26"/>
-          </w:rPr>
-          <w:t>25조</w:t>
-        </w:r>
-      </w:ins>
-      <w:del w:id="105" w:author="JaeEun Lee" w:date="2026-05-10T13:27:00Z" w16du:dateUtc="2026-05-10T04:27:00Z">
-        <w:r>
-          <w:rPr>
-            <w:rFonts w:ascii="맑은 고딕" w:eastAsia="맑은 고딕" w:hAnsi="맑은 고딕" w:hint="eastAsia"/>
-            <w:b/>
-            <w:sz w:val="26"/>
-          </w:rPr>
-          <w:delText>제</w:delText>
-        </w:r>
-        <w:r>
-          <w:rPr>
-            <w:rFonts w:ascii="맑은 고딕" w:eastAsia="맑은 고딕" w:hAnsi="맑은 고딕"/>
-            <w:b/>
-            <w:sz w:val="26"/>
-          </w:rPr>
-          <w:delText>24조</w:delText>
-        </w:r>
-      </w:del>
+      <w:r>
+        <w:rPr>
+          <w:rFonts w:ascii="맑은 고딕" w:eastAsia="맑은 고딕" w:hAnsi="맑은 고딕" w:hint="eastAsia"/>
+          <w:b/>
+          <w:sz w:val="26"/>
+        </w:rPr>
+        <w:t>제</w:t>
+      </w:r>
+      <w:r>
+        <w:rPr>
+          <w:rFonts w:ascii="맑은 고딕" w:eastAsia="맑은 고딕" w:hAnsi="맑은 고딕"/>
+          <w:b/>
+          <w:sz w:val="26"/>
+        </w:rPr>
+        <w:t>26조</w:t>
+      </w:r>
       <w:r>
         <w:rPr>
           <w:rFonts w:ascii="맑은 고딕" w:eastAsia="맑은 고딕" w:hAnsi="맑은 고딕"/>
@@ -7577,43 +7436,23 @@
           <w:sz w:val="26"/>
         </w:rPr>
       </w:pPr>
-      <w:ins w:id="106" w:author="JaeEun Lee" w:date="2026-05-10T13:27:00Z" w16du:dateUtc="2026-05-10T04:27:00Z">
-        <w:r>
-          <w:rPr>
-            <w:rFonts w:ascii="맑은 고딕" w:eastAsia="맑은 고딕" w:hAnsi="맑은 고딕" w:hint="eastAsia"/>
-            <w:b/>
-            <w:sz w:val="26"/>
-          </w:rPr>
-          <w:lastRenderedPageBreak/>
-          <w:t>제</w:t>
-        </w:r>
-        <w:r>
-          <w:rPr>
-            <w:rFonts w:ascii="맑은 고딕" w:eastAsia="맑은 고딕" w:hAnsi="맑은 고딕"/>
-            <w:b/>
-            <w:sz w:val="26"/>
-          </w:rPr>
-          <w:t>26조</w:t>
-        </w:r>
-      </w:ins>
-      <w:del w:id="107" w:author="JaeEun Lee" w:date="2026-05-10T13:27:00Z" w16du:dateUtc="2026-05-10T04:27:00Z">
-        <w:r>
-          <w:rPr>
-            <w:rFonts w:ascii="맑은 고딕" w:eastAsia="맑은 고딕" w:hAnsi="맑은 고딕" w:hint="eastAsia"/>
-            <w:b/>
-            <w:sz w:val="26"/>
-          </w:rPr>
-          <w:delText>제</w:delText>
-        </w:r>
-        <w:r>
-          <w:rPr>
-            <w:rFonts w:ascii="맑은 고딕" w:eastAsia="맑은 고딕" w:hAnsi="맑은 고딕"/>
-            <w:b/>
-            <w:sz w:val="26"/>
-          </w:rPr>
-          <w:delText>25조</w:delText>
-        </w:r>
-      </w:del>
+      <w:r>
+        <w:rPr>
+          <w:rFonts w:ascii="맑은 고딕" w:eastAsia="맑은 고딕" w:hAnsi="맑은 고딕" w:hint="eastAsia"/>
+          <w:b/>
+          <w:sz w:val="26"/>
+        </w:rPr>
+        <w:lastRenderedPageBreak/>
+        <w:t>제</w:t>
+      </w:r>
+      <w:r>
+        <w:rPr>
+          <w:rFonts w:ascii="맑은 고딕" w:eastAsia="맑은 고딕" w:hAnsi="맑은 고딕"/>
+          <w:b/>
+          <w:sz w:val="26"/>
+        </w:rPr>
+        <w:t>27조</w:t>
+      </w:r>
       <w:r>
         <w:rPr>
           <w:rFonts w:ascii="맑은 고딕" w:eastAsia="맑은 고딕" w:hAnsi="맑은 고딕"/>
@@ -7782,42 +7621,22 @@
           <w:sz w:val="26"/>
         </w:rPr>
       </w:pPr>
-      <w:ins w:id="108" w:author="JaeEun Lee" w:date="2026-05-10T13:26:00Z" w16du:dateUtc="2026-05-10T04:26:00Z">
-        <w:r>
-          <w:rPr>
-            <w:rFonts w:ascii="맑은 고딕" w:eastAsia="맑은 고딕" w:hAnsi="맑은 고딕" w:hint="eastAsia"/>
-            <w:b/>
-            <w:sz w:val="26"/>
-          </w:rPr>
-          <w:t>제</w:t>
-        </w:r>
-        <w:r>
-          <w:rPr>
-            <w:rFonts w:ascii="맑은 고딕" w:eastAsia="맑은 고딕" w:hAnsi="맑은 고딕"/>
-            <w:b/>
-            <w:sz w:val="26"/>
-          </w:rPr>
-          <w:t>27조</w:t>
-        </w:r>
-      </w:ins>
-      <w:del w:id="109" w:author="JaeEun Lee" w:date="2026-05-10T13:26:00Z" w16du:dateUtc="2026-05-10T04:26:00Z">
-        <w:r>
-          <w:rPr>
-            <w:rFonts w:ascii="맑은 고딕" w:eastAsia="맑은 고딕" w:hAnsi="맑은 고딕" w:hint="eastAsia"/>
-            <w:b/>
-            <w:sz w:val="26"/>
-          </w:rPr>
-          <w:delText>제</w:delText>
-        </w:r>
-        <w:r>
-          <w:rPr>
-            <w:rFonts w:ascii="맑은 고딕" w:eastAsia="맑은 고딕" w:hAnsi="맑은 고딕"/>
-            <w:b/>
-            <w:sz w:val="26"/>
-          </w:rPr>
-          <w:delText>26조</w:delText>
-        </w:r>
-      </w:del>
+      <w:r>
+        <w:rPr>
+          <w:rFonts w:ascii="맑은 고딕" w:eastAsia="맑은 고딕" w:hAnsi="맑은 고딕" w:hint="eastAsia"/>
+          <w:b/>
+          <w:sz w:val="26"/>
+        </w:rPr>
+        <w:t>제</w:t>
+      </w:r>
+      <w:r>
+        <w:rPr>
+          <w:rFonts w:ascii="맑은 고딕" w:eastAsia="맑은 고딕" w:hAnsi="맑은 고딕"/>
+          <w:b/>
+          <w:sz w:val="26"/>
+        </w:rPr>
+        <w:t>28조</w:t>
+      </w:r>
       <w:r>
         <w:rPr>
           <w:rFonts w:ascii="맑은 고딕" w:eastAsia="맑은 고딕" w:hAnsi="맑은 고딕"/>
@@ -7927,42 +7746,22 @@
           <w:sz w:val="26"/>
         </w:rPr>
       </w:pPr>
-      <w:ins w:id="110" w:author="JaeEun Lee" w:date="2026-05-10T13:26:00Z" w16du:dateUtc="2026-05-10T04:26:00Z">
-        <w:r>
-          <w:rPr>
-            <w:rFonts w:ascii="맑은 고딕" w:eastAsia="맑은 고딕" w:hAnsi="맑은 고딕" w:hint="eastAsia"/>
-            <w:b/>
-            <w:sz w:val="26"/>
-          </w:rPr>
-          <w:t>제</w:t>
-        </w:r>
-        <w:r>
-          <w:rPr>
-            <w:rFonts w:ascii="맑은 고딕" w:eastAsia="맑은 고딕" w:hAnsi="맑은 고딕"/>
-            <w:b/>
-            <w:sz w:val="26"/>
-          </w:rPr>
-          <w:t>28조</w:t>
-        </w:r>
-      </w:ins>
-      <w:del w:id="111" w:author="JaeEun Lee" w:date="2026-05-10T13:26:00Z" w16du:dateUtc="2026-05-10T04:26:00Z">
-        <w:r>
-          <w:rPr>
-            <w:rFonts w:ascii="맑은 고딕" w:eastAsia="맑은 고딕" w:hAnsi="맑은 고딕" w:hint="eastAsia"/>
-            <w:b/>
-            <w:sz w:val="26"/>
-          </w:rPr>
-          <w:delText>제</w:delText>
-        </w:r>
-        <w:r>
-          <w:rPr>
-            <w:rFonts w:ascii="맑은 고딕" w:eastAsia="맑은 고딕" w:hAnsi="맑은 고딕"/>
-            <w:b/>
-            <w:sz w:val="26"/>
-          </w:rPr>
-          <w:delText>27조</w:delText>
-        </w:r>
-      </w:del>
+      <w:r>
+        <w:rPr>
+          <w:rFonts w:ascii="맑은 고딕" w:eastAsia="맑은 고딕" w:hAnsi="맑은 고딕" w:hint="eastAsia"/>
+          <w:b/>
+          <w:sz w:val="26"/>
+        </w:rPr>
+        <w:t>제</w:t>
+      </w:r>
+      <w:r>
+        <w:rPr>
+          <w:rFonts w:ascii="맑은 고딕" w:eastAsia="맑은 고딕" w:hAnsi="맑은 고딕"/>
+          <w:b/>
+          <w:sz w:val="26"/>
+        </w:rPr>
+        <w:t>29조</w:t>
+      </w:r>
       <w:r>
         <w:rPr>
           <w:rFonts w:ascii="맑은 고딕" w:eastAsia="맑은 고딕" w:hAnsi="맑은 고딕"/>
@@ -8068,42 +7867,22 @@
           <w:sz w:val="26"/>
         </w:rPr>
       </w:pPr>
-      <w:ins w:id="112" w:author="JaeEun Lee" w:date="2026-05-10T13:26:00Z" w16du:dateUtc="2026-05-10T04:26:00Z">
-        <w:r>
-          <w:rPr>
-            <w:rFonts w:ascii="맑은 고딕" w:eastAsia="맑은 고딕" w:hAnsi="맑은 고딕" w:hint="eastAsia"/>
-            <w:b/>
-            <w:sz w:val="26"/>
-          </w:rPr>
-          <w:t>제</w:t>
-        </w:r>
-        <w:r>
-          <w:rPr>
-            <w:rFonts w:ascii="맑은 고딕" w:eastAsia="맑은 고딕" w:hAnsi="맑은 고딕"/>
-            <w:b/>
-            <w:sz w:val="26"/>
-          </w:rPr>
-          <w:t>29조</w:t>
-        </w:r>
-      </w:ins>
-      <w:del w:id="113" w:author="JaeEun Lee" w:date="2026-05-10T13:26:00Z" w16du:dateUtc="2026-05-10T04:26:00Z">
-        <w:r>
-          <w:rPr>
-            <w:rFonts w:ascii="맑은 고딕" w:eastAsia="맑은 고딕" w:hAnsi="맑은 고딕" w:hint="eastAsia"/>
-            <w:b/>
-            <w:sz w:val="26"/>
-          </w:rPr>
-          <w:delText>제</w:delText>
-        </w:r>
-        <w:r>
-          <w:rPr>
-            <w:rFonts w:ascii="맑은 고딕" w:eastAsia="맑은 고딕" w:hAnsi="맑은 고딕"/>
-            <w:b/>
-            <w:sz w:val="26"/>
-          </w:rPr>
-          <w:delText>28조</w:delText>
-        </w:r>
-      </w:del>
+      <w:r>
+        <w:rPr>
+          <w:rFonts w:ascii="맑은 고딕" w:eastAsia="맑은 고딕" w:hAnsi="맑은 고딕" w:hint="eastAsia"/>
+          <w:b/>
+          <w:sz w:val="26"/>
+        </w:rPr>
+        <w:t>제</w:t>
+      </w:r>
+      <w:r>
+        <w:rPr>
+          <w:rFonts w:ascii="맑은 고딕" w:eastAsia="맑은 고딕" w:hAnsi="맑은 고딕"/>
+          <w:b/>
+          <w:sz w:val="26"/>
+        </w:rPr>
+        <w:t>30조</w:t>
+      </w:r>
       <w:r>
         <w:rPr>
           <w:rFonts w:ascii="맑은 고딕" w:eastAsia="맑은 고딕" w:hAnsi="맑은 고딕"/>
@@ -8154,7 +7933,6 @@
     <w:p>
       <w:pPr>
         <w:rPr>
-          <w:ins w:id="114" w:author="JaeEun Lee" w:date="2026-05-10T14:37:00Z" w16du:dateUtc="2026-05-10T05:37:00Z"/>
           <w:rFonts w:ascii="맑은 고딕" w:eastAsia="맑은 고딕" w:hAnsi="맑은 고딕"/>
         </w:rPr>
       </w:pPr>
@@ -8174,157 +7952,131 @@
     <w:p>
       <w:pPr>
         <w:rPr>
-          <w:ins w:id="115" w:author="JaeEun Lee" w:date="2026-05-10T14:37:00Z" w16du:dateUtc="2026-05-10T05:37:00Z"/>
-          <w:rFonts w:ascii="맑은 고딕" w:eastAsia="맑은 고딕" w:hAnsi="맑은 고딕"/>
-        </w:rPr>
-      </w:pPr>
-      <w:ins w:id="116" w:author="JaeEun Lee" w:date="2026-05-10T14:37:00Z" w16du:dateUtc="2026-05-10T05:37:00Z">
-        <w:r>
-          <w:rPr>
-            <w:rFonts w:ascii="맑은 고딕" w:eastAsia="맑은 고딕" w:hAnsi="맑은 고딕" w:hint="eastAsia"/>
-          </w:rPr>
-          <w:t>제</w:t>
-        </w:r>
-        <w:r>
-          <w:rPr>
-            <w:rFonts w:ascii="맑은 고딕" w:eastAsia="맑은 고딕" w:hAnsi="맑은 고딕"/>
-          </w:rPr>
-          <w:t>31조 (계약 종료 후 존속 조항)</w:t>
-        </w:r>
-      </w:ins>
-    </w:p>
-    <w:p>
-      <w:pPr>
-        <w:rPr>
-          <w:ins w:id="117" w:author="JaeEun Lee" w:date="2026-05-10T14:37:00Z" w16du:dateUtc="2026-05-10T05:37:00Z"/>
-          <w:rFonts w:ascii="맑은 고딕" w:eastAsia="맑은 고딕" w:hAnsi="맑은 고딕"/>
-        </w:rPr>
-      </w:pPr>
-      <w:ins w:id="118" w:author="JaeEun Lee" w:date="2026-05-10T14:37:00Z" w16du:dateUtc="2026-05-10T05:37:00Z">
-        <w:r>
-          <w:rPr>
-            <w:rFonts w:ascii="맑은 고딕" w:eastAsia="맑은 고딕" w:hAnsi="맑은 고딕" w:hint="eastAsia"/>
-          </w:rPr>
-          <w:t>본</w:t>
-        </w:r>
-        <w:r>
-          <w:rPr>
-            <w:rFonts w:ascii="맑은 고딕" w:eastAsia="맑은 고딕" w:hAnsi="맑은 고딕"/>
-          </w:rPr>
-          <w:t xml:space="preserve"> 계약이 종료된 경우에도 다음 각 호의 조항은 그 성질상 존속이 필요한 한도에서 효력을 유지한다.</w:t>
-        </w:r>
-      </w:ins>
-    </w:p>
-    <w:p>
-      <w:pPr>
-        <w:rPr>
-          <w:ins w:id="119" w:author="JaeEun Lee" w:date="2026-05-10T14:37:00Z" w16du:dateUtc="2026-05-10T05:37:00Z"/>
-          <w:rFonts w:ascii="맑은 고딕" w:eastAsia="맑은 고딕" w:hAnsi="맑은 고딕"/>
-        </w:rPr>
-      </w:pPr>
-      <w:ins w:id="120" w:author="JaeEun Lee" w:date="2026-05-10T14:37:00Z" w16du:dateUtc="2026-05-10T05:37:00Z">
-        <w:r>
-          <w:rPr>
-            <w:rFonts w:ascii="맑은 고딕" w:eastAsia="맑은 고딕" w:hAnsi="맑은 고딕"/>
-          </w:rPr>
-          <w:t xml:space="preserve">  1. 제6조 (비밀유지)</w:t>
-        </w:r>
-      </w:ins>
-    </w:p>
-    <w:p>
-      <w:pPr>
-        <w:rPr>
-          <w:ins w:id="121" w:author="JaeEun Lee" w:date="2026-05-10T14:37:00Z" w16du:dateUtc="2026-05-10T05:37:00Z"/>
-          <w:rFonts w:ascii="맑은 고딕" w:eastAsia="맑은 고딕" w:hAnsi="맑은 고딕"/>
-        </w:rPr>
-      </w:pPr>
-      <w:ins w:id="122" w:author="JaeEun Lee" w:date="2026-05-10T14:37:00Z" w16du:dateUtc="2026-05-10T05:37:00Z">
-        <w:r>
-          <w:rPr>
-            <w:rFonts w:ascii="맑은 고딕" w:eastAsia="맑은 고딕" w:hAnsi="맑은 고딕"/>
-          </w:rPr>
-          <w:t xml:space="preserve">  2. 제16조 (상금 및 매출의 분배)</w:t>
-        </w:r>
-      </w:ins>
-    </w:p>
-    <w:p>
-      <w:pPr>
-        <w:rPr>
-          <w:ins w:id="123" w:author="JaeEun Lee" w:date="2026-05-10T14:37:00Z" w16du:dateUtc="2026-05-10T05:37:00Z"/>
-          <w:rFonts w:ascii="맑은 고딕" w:eastAsia="맑은 고딕" w:hAnsi="맑은 고딕"/>
-        </w:rPr>
-      </w:pPr>
-      <w:ins w:id="124" w:author="JaeEun Lee" w:date="2026-05-10T14:37:00Z" w16du:dateUtc="2026-05-10T05:37:00Z">
-        <w:r>
-          <w:rPr>
-            <w:rFonts w:ascii="맑은 고딕" w:eastAsia="맑은 고딕" w:hAnsi="맑은 고딕"/>
-          </w:rPr>
-          <w:t xml:space="preserve">  3. 제17조 (개발 종료 후 오류 수정 의무)</w:t>
-        </w:r>
-      </w:ins>
-    </w:p>
-    <w:p>
-      <w:pPr>
-        <w:rPr>
-          <w:ins w:id="125" w:author="JaeEun Lee" w:date="2026-05-10T14:37:00Z" w16du:dateUtc="2026-05-10T05:37:00Z"/>
-          <w:rFonts w:ascii="맑은 고딕" w:eastAsia="맑은 고딕" w:hAnsi="맑은 고딕"/>
-        </w:rPr>
-      </w:pPr>
-      <w:ins w:id="126" w:author="JaeEun Lee" w:date="2026-05-10T14:37:00Z" w16du:dateUtc="2026-05-10T05:37:00Z">
-        <w:r>
-          <w:rPr>
-            <w:rFonts w:ascii="맑은 고딕" w:eastAsia="맑은 고딕" w:hAnsi="맑은 고딕"/>
-          </w:rPr>
-          <w:t xml:space="preserve">  4. 제21조 ~ 제23조 (지식재산권의 귀속·양도·매수청구권)</w:t>
-        </w:r>
-      </w:ins>
-    </w:p>
-    <w:p>
-      <w:pPr>
-        <w:rPr>
-          <w:ins w:id="127" w:author="JaeEun Lee" w:date="2026-05-10T14:37:00Z" w16du:dateUtc="2026-05-10T05:37:00Z"/>
-          <w:rFonts w:ascii="맑은 고딕" w:eastAsia="맑은 고딕" w:hAnsi="맑은 고딕"/>
-        </w:rPr>
-      </w:pPr>
-      <w:ins w:id="128" w:author="JaeEun Lee" w:date="2026-05-10T14:37:00Z" w16du:dateUtc="2026-05-10T05:37:00Z">
-        <w:r>
-          <w:rPr>
-            <w:rFonts w:ascii="맑은 고딕" w:eastAsia="맑은 고딕" w:hAnsi="맑은 고딕"/>
-          </w:rPr>
-          <w:t xml:space="preserve">  5. 제24조 (손해배상)</w:t>
-        </w:r>
-      </w:ins>
-    </w:p>
-    <w:p>
-      <w:pPr>
-        <w:rPr>
-          <w:ins w:id="129" w:author="JaeEun Lee" w:date="2026-05-10T14:37:00Z" w16du:dateUtc="2026-05-10T05:37:00Z"/>
-          <w:rFonts w:ascii="맑은 고딕" w:eastAsia="맑은 고딕" w:hAnsi="맑은 고딕"/>
-        </w:rPr>
-      </w:pPr>
-      <w:ins w:id="130" w:author="JaeEun Lee" w:date="2026-05-10T14:37:00Z" w16du:dateUtc="2026-05-10T05:37:00Z">
-        <w:r>
-          <w:rPr>
-            <w:rFonts w:ascii="맑은 고딕" w:eastAsia="맑은 고딕" w:hAnsi="맑은 고딕"/>
-          </w:rPr>
-          <w:t xml:space="preserve">  6. 제29조 (분쟁해결)</w:t>
-        </w:r>
-      </w:ins>
-    </w:p>
-    <w:p>
-      <w:pPr>
-        <w:rPr>
-          <w:rFonts w:ascii="맑은 고딕" w:eastAsia="맑은 고딕" w:hAnsi="맑은 고딕"/>
-        </w:rPr>
-      </w:pPr>
-      <w:ins w:id="131" w:author="JaeEun Lee" w:date="2026-05-10T14:37:00Z" w16du:dateUtc="2026-05-10T05:37:00Z">
-        <w:r>
-          <w:rPr>
-            <w:rFonts w:ascii="맑은 고딕" w:eastAsia="맑은 고딕" w:hAnsi="맑은 고딕"/>
-          </w:rPr>
-          <w:t xml:space="preserve">  7. 제30조 (준거법 및 재판관할)</w:t>
-        </w:r>
-      </w:ins>
+          <w:rFonts w:ascii="맑은 고딕" w:eastAsia="맑은 고딕" w:hAnsi="맑은 고딕"/>
+        </w:rPr>
+      </w:pPr>
+      <w:r>
+        <w:rPr>
+          <w:rFonts w:ascii="맑은 고딕" w:eastAsia="맑은 고딕" w:hAnsi="맑은 고딕" w:hint="eastAsia"/>
+        </w:rPr>
+        <w:t>제</w:t>
+      </w:r>
+      <w:r>
+        <w:rPr>
+          <w:rFonts w:ascii="맑은 고딕" w:eastAsia="맑은 고딕" w:hAnsi="맑은 고딕"/>
+        </w:rPr>
+        <w:t>31조 (계약 종료 후 존속 조항)</w:t>
+      </w:r>
+    </w:p>
+    <w:p>
+      <w:pPr>
+        <w:rPr>
+          <w:rFonts w:ascii="맑은 고딕" w:eastAsia="맑은 고딕" w:hAnsi="맑은 고딕"/>
+        </w:rPr>
+      </w:pPr>
+      <w:r>
+        <w:rPr>
+          <w:rFonts w:ascii="맑은 고딕" w:eastAsia="맑은 고딕" w:hAnsi="맑은 고딕" w:hint="eastAsia"/>
+        </w:rPr>
+        <w:t>본</w:t>
+      </w:r>
+      <w:r>
+        <w:rPr>
+          <w:rFonts w:ascii="맑은 고딕" w:eastAsia="맑은 고딕" w:hAnsi="맑은 고딕"/>
+        </w:rPr>
+        <w:t xml:space="preserve"> 계약이 종료된 경우에도 다음 각 호의 조항은 그 성질상 존속이 필요한 한도에서 효력을 유지한다.</w:t>
+      </w:r>
+    </w:p>
+    <w:p>
+      <w:pPr>
+        <w:rPr>
+          <w:rFonts w:ascii="맑은 고딕" w:eastAsia="맑은 고딕" w:hAnsi="맑은 고딕"/>
+        </w:rPr>
+      </w:pPr>
+      <w:r>
+        <w:rPr>
+          <w:rFonts w:ascii="맑은 고딕" w:eastAsia="맑은 고딕" w:hAnsi="맑은 고딕"/>
+        </w:rPr>
+        <w:t xml:space="preserve">  1. 제6조 (비밀유지)</w:t>
+      </w:r>
+    </w:p>
+    <w:p>
+      <w:pPr>
+        <w:rPr>
+          <w:rFonts w:ascii="맑은 고딕" w:eastAsia="맑은 고딕" w:hAnsi="맑은 고딕"/>
+        </w:rPr>
+      </w:pPr>
+      <w:r>
+        <w:rPr>
+          <w:rFonts w:ascii="맑은 고딕" w:eastAsia="맑은 고딕" w:hAnsi="맑은 고딕"/>
+        </w:rPr>
+        <w:t xml:space="preserve">  2. 제16조 (상금 및 매출의 분배)</w:t>
+      </w:r>
+    </w:p>
+    <w:p>
+      <w:pPr>
+        <w:rPr>
+          <w:rFonts w:ascii="맑은 고딕" w:eastAsia="맑은 고딕" w:hAnsi="맑은 고딕"/>
+        </w:rPr>
+      </w:pPr>
+      <w:r>
+        <w:rPr>
+          <w:rFonts w:ascii="맑은 고딕" w:eastAsia="맑은 고딕" w:hAnsi="맑은 고딕"/>
+        </w:rPr>
+        <w:t xml:space="preserve">  3. 제17조 (개발 종료 후 오류 수정 의무)</w:t>
+      </w:r>
+    </w:p>
+    <w:p>
+      <w:pPr>
+        <w:rPr>
+          <w:rFonts w:ascii="맑은 고딕" w:eastAsia="맑은 고딕" w:hAnsi="맑은 고딕"/>
+        </w:rPr>
+      </w:pPr>
+      <w:r>
+        <w:rPr>
+          <w:rFonts w:ascii="맑은 고딕" w:eastAsia="맑은 고딕" w:hAnsi="맑은 고딕"/>
+        </w:rPr>
+        <w:t xml:space="preserve">  4. 제21조 ~ 제23조 (지식재산권의 귀속·양도·매수청구권)</w:t>
+      </w:r>
+    </w:p>
+    <w:p>
+      <w:pPr>
+        <w:rPr>
+          <w:rFonts w:ascii="맑은 고딕" w:eastAsia="맑은 고딕" w:hAnsi="맑은 고딕"/>
+        </w:rPr>
+      </w:pPr>
+      <w:r>
+        <w:rPr>
+          <w:rFonts w:ascii="맑은 고딕" w:eastAsia="맑은 고딕" w:hAnsi="맑은 고딕"/>
+        </w:rPr>
+        <w:t xml:space="preserve">  5. 제24조 (손해배상)</w:t>
+      </w:r>
+    </w:p>
+    <w:p>
+      <w:pPr>
+        <w:rPr>
+          <w:rFonts w:ascii="맑은 고딕" w:eastAsia="맑은 고딕" w:hAnsi="맑은 고딕"/>
+        </w:rPr>
+      </w:pPr>
+      <w:r>
+        <w:rPr>
+          <w:rFonts w:ascii="맑은 고딕" w:eastAsia="맑은 고딕" w:hAnsi="맑은 고딕"/>
+        </w:rPr>
+        <w:t xml:space="preserve">  6. 제29조 (분쟁해결)</w:t>
+      </w:r>
+    </w:p>
+    <w:p>
+      <w:pPr>
+        <w:rPr>
+          <w:rFonts w:ascii="맑은 고딕" w:eastAsia="맑은 고딕" w:hAnsi="맑은 고딕"/>
+        </w:rPr>
+      </w:pPr>
+      <w:r>
+        <w:rPr>
+          <w:rFonts w:ascii="맑은 고딕" w:eastAsia="맑은 고딕" w:hAnsi="맑은 고딕"/>
+        </w:rPr>
+        <w:t xml:space="preserve">  7. 제30조 (준거법 및 재판관할)</w:t>
+      </w:r>
     </w:p>
     <w:p>
       <w:pPr>
@@ -8342,43 +8094,23 @@
           <w:sz w:val="26"/>
         </w:rPr>
       </w:pPr>
-      <w:ins w:id="132" w:author="JaeEun Lee" w:date="2026-05-10T13:26:00Z" w16du:dateUtc="2026-05-10T04:26:00Z">
-        <w:r>
-          <w:rPr>
-            <w:rFonts w:ascii="맑은 고딕" w:eastAsia="맑은 고딕" w:hAnsi="맑은 고딕" w:hint="eastAsia"/>
-            <w:b/>
-            <w:sz w:val="26"/>
-          </w:rPr>
-          <w:lastRenderedPageBreak/>
-          <w:t>제</w:t>
-        </w:r>
-        <w:r>
-          <w:rPr>
-            <w:rFonts w:ascii="맑은 고딕" w:eastAsia="맑은 고딕" w:hAnsi="맑은 고딕"/>
-            <w:b/>
-            <w:sz w:val="26"/>
-          </w:rPr>
-          <w:t>30조</w:t>
-        </w:r>
-      </w:ins>
-      <w:del w:id="133" w:author="JaeEun Lee" w:date="2026-05-10T13:26:00Z" w16du:dateUtc="2026-05-10T04:26:00Z">
-        <w:r>
-          <w:rPr>
-            <w:rFonts w:ascii="맑은 고딕" w:eastAsia="맑은 고딕" w:hAnsi="맑은 고딕" w:hint="eastAsia"/>
-            <w:b/>
-            <w:sz w:val="26"/>
-          </w:rPr>
-          <w:delText>제</w:delText>
-        </w:r>
-        <w:r>
-          <w:rPr>
-            <w:rFonts w:ascii="맑은 고딕" w:eastAsia="맑은 고딕" w:hAnsi="맑은 고딕"/>
-            <w:b/>
-            <w:sz w:val="26"/>
-          </w:rPr>
-          <w:delText>29조</w:delText>
-        </w:r>
-      </w:del>
+      <w:r>
+        <w:rPr>
+          <w:rFonts w:ascii="맑은 고딕" w:eastAsia="맑은 고딕" w:hAnsi="맑은 고딕" w:hint="eastAsia"/>
+          <w:b/>
+          <w:sz w:val="26"/>
+        </w:rPr>
+        <w:lastRenderedPageBreak/>
+        <w:t>제</w:t>
+      </w:r>
+      <w:r>
+        <w:rPr>
+          <w:rFonts w:ascii="맑은 고딕" w:eastAsia="맑은 고딕" w:hAnsi="맑은 고딕"/>
+          <w:b/>
+          <w:sz w:val="26"/>
+        </w:rPr>
+        <w:t>32조</w:t>
+      </w:r>
       <w:r>
         <w:rPr>
           <w:rFonts w:ascii="맑은 고딕" w:eastAsia="맑은 고딕" w:hAnsi="맑은 고딕"/>
@@ -8436,18 +8168,15 @@
         <w:autoSpaceDE/>
         <w:autoSpaceDN/>
         <w:rPr>
-          <w:ins w:id="134" w:author="JaeEun Lee" w:date="2026-05-10T14:37:00Z" w16du:dateUtc="2026-05-10T05:37:00Z"/>
-          <w:rFonts w:ascii="맑은 고딕" w:eastAsia="맑은 고딕" w:hAnsi="맑은 고딕"/>
-        </w:rPr>
-      </w:pPr>
-      <w:ins w:id="135" w:author="JaeEun Lee" w:date="2026-05-10T14:37:00Z" w16du:dateUtc="2026-05-10T05:37:00Z">
-        <w:r>
-          <w:rPr>
-            <w:rFonts w:ascii="맑은 고딕" w:eastAsia="맑은 고딕" w:hAnsi="맑은 고딕"/>
-          </w:rPr>
-          <w:br w:type="page"/>
-        </w:r>
-      </w:ins>
+          <w:rFonts w:ascii="맑은 고딕" w:eastAsia="맑은 고딕" w:hAnsi="맑은 고딕"/>
+        </w:rPr>
+      </w:pPr>
+      <w:r>
+        <w:rPr>
+          <w:rFonts w:ascii="맑은 고딕" w:eastAsia="맑은 고딕" w:hAnsi="맑은 고딕"/>
+        </w:rPr>
+        <w:br w:type="page"/>
+      </w:r>
     </w:p>
     <w:p>
       <w:pPr>
@@ -8488,7 +8217,19 @@
         <w:rPr>
           <w:rFonts w:ascii="맑은 고딕" w:eastAsia="맑은 고딕" w:hAnsi="맑은 고딕"/>
         </w:rPr>
-        <w:t>2025년 5월 1일</w:t>
+        <w:t>202</w:t>
+      </w:r>
+      <w:r>
+        <w:rPr>
+          <w:rFonts w:ascii="맑은 고딕" w:eastAsia="맑은 고딕" w:hAnsi="맑은 고딕"/>
+        </w:rPr>
+        <w:t>6년 5월 10</w:t>
+      </w:r>
+      <w:r>
+        <w:rPr>
+          <w:rFonts w:ascii="맑은 고딕" w:eastAsia="맑은 고딕" w:hAnsi="맑은 고딕"/>
+        </w:rPr>
+        <w:t>일</w:t>
       </w:r>
     </w:p>
     <w:p>
@@ -9331,14 +9072,6 @@
     <w:abstractNumId w:val="0"/>
   </w:num>
 </w:numbering>
-</file>
-
-<file path=word/people.xml><?xml version="1.0" encoding="utf-8"?>
-<w15:people xmlns:wpc="http://schemas.microsoft.com/office/word/2010/wordprocessingCanvas" xmlns:cx="http://schemas.microsoft.com/office/drawing/2014/chartex" xmlns:cx1="http://schemas.microsoft.com/office/drawing/2015/9/8/chartex" xmlns:cx2="http://schemas.microsoft.com/office/drawing/2015/10/21/chartex" xmlns:cx3="http://schemas.microsoft.com/office/drawing/2016/5/9/chartex" xmlns:cx4="http://schemas.microsoft.com/office/drawing/2016/5/10/chartex" xmlns:cx5="http://schemas.microsoft.com/office/drawing/2016/5/11/chartex" xmlns:cx6="http://schemas.microsoft.com/office/drawing/2016/5/12/chartex" xmlns:cx7="http://schemas.microsoft.com/office/drawing/2016/5/13/chartex" xmlns:cx8="http://schemas.microsoft.com/office/drawing/2016/5/14/chartex" xmlns:mc="http://schemas.openxmlformats.org/markup-compatibility/2006" xmlns:aink="http://schemas.microsoft.com/office/drawing/2016/ink" xmlns:am3d="http://schemas.microsoft.com/office/drawing/2017/model3d" xmlns:o="urn:schemas-microsoft-com:office:office" xmlns:oel="http://schemas.microsoft.com/office/2019/extlst" xmlns:r="http://schemas.openxmlformats.org/officeDocument/2006/relationships" xmlns:m="http://schemas.openxmlformats.org/officeDocument/2006/math" xmlns:v="urn:schemas-microsoft-com:vml" xmlns:wp14="http://schemas.microsoft.com/office/word/2010/wordprocessingDrawing" xmlns:wp="http://schemas.openxmlformats.org/drawingml/2006/wordprocessingDrawing" xmlns:w10="urn:schemas-microsoft-com:office:word" xmlns:w="http://schemas.openxmlformats.org/wordprocessingml/2006/main" xmlns:w14="http://schemas.microsoft.com/office/word/2010/wordml" xmlns:w15="http://schemas.microsoft.com/office/word/2012/wordml" xmlns:w16cex="http://schemas.microsoft.com/office/word/2018/wordml/cex" xmlns:w16cid="http://schemas.microsoft.com/office/word/2016/wordml/cid" xmlns:w16="http://schemas.microsoft.com/office/word/2018/wordml" xmlns:w16du="http://schemas.microsoft.com/office/word/2023/wordml/word16du" xmlns:w16sdtdh="http://schemas.microsoft.com/office/word/2020/wordml/sdtdatahash" xmlns:w16sdtfl="http://schemas.microsoft.com/office/word/2024/wordml/sdtformatlock" xmlns:w16se="http://schemas.microsoft.com/office/word/2015/wordml/symex" xmlns:wpg="http://schemas.microsoft.com/office/word/2010/wordprocessingGroup" xmlns:wpi="http://schemas.microsoft.com/office/word/2010/wordprocessingInk" xmlns:wne="http://schemas.microsoft.com/office/word/2006/wordml" xmlns:wps="http://schemas.microsoft.com/office/word/2010/wordprocessingShape" mc:Ignorable="w14 w15 w16se w16cid w16 w16cex w16sdtdh w16sdtfl w16du wp14">
-  <w15:person w15:author="JaeEun Lee">
-    <w15:presenceInfo w15:providerId="Windows Live" w15:userId="8d481f0986772759"/>
-  </w15:person>
-</w15:people>
 </file>
 
 <file path=word/styles.xml><?xml version="1.0" encoding="utf-8"?>
@@ -9947,6 +9680,7 @@
   <w:style w:type="character" w:default="1" w:styleId="a0">
     <w:name w:val="Default Paragraph Font"/>
     <w:uiPriority w:val="1"/>
+    <w:semiHidden/>
     <w:unhideWhenUsed/>
   </w:style>
   <w:style w:type="table" w:default="1" w:styleId="a1">
